--- a/report/BDA_Movie_Recommendation_Report.docx
+++ b/report/BDA_Movie_Recommendation_Report.docx
@@ -967,12 +967,18 @@
           <w:color w:val="000000"/>
           <w:b/>
         </w:rPr>
-        <w:t>1 Introduction</w:t>
+        <w:t>1 Project Overview</w:t>
       </w:r>
     </w:p>
     <w:p xmlns:w="http://schemas.openxmlformats.org/wordprocessingml/2006/main" xmlns:wpc="http://schemas.microsoft.com/office/word/2010/wordprocessingCanvas" xmlns:mo="http://schemas.microsoft.com/office/mac/office/2008/main" xmlns:mc="http://schemas.openxmlformats.org/markup-compatibility/2006" xmlns:mv="urn:schemas-microsoft-com:mac:vml" xmlns:o="urn:schemas-microsoft-com:office:office" xmlns:r="http://schemas.openxmlformats.org/officeDocument/2006/relationships" xmlns:m="http://schemas.openxmlformats.org/officeDocument/2006/math" xmlns:v="urn:schemas-microsoft-com:vml" xmlns:wp14="http://schemas.microsoft.com/office/word/2010/wordprocessingDrawing" xmlns:wp="http://schemas.openxmlformats.org/drawingml/2006/wordprocessingDrawing" xmlns:w10="urn:schemas-microsoft-com:office:word" xmlns:w14="http://schemas.microsoft.com/office/word/2010/wordml" xmlns:wpg="http://schemas.microsoft.com/office/word/2010/wordprocessingGroup" xmlns:wpi="http://schemas.microsoft.com/office/word/2010/wordprocessingInk" xmlns:wne="http://schemas.microsoft.com/office/word/2006/wordml" xmlns:wps="http://schemas.microsoft.com/office/word/2010/wordprocessingShape">
       <w:pPr>
         <w:spacing w:after="100"/>
+        <w:keepLines/>
+        <w:numPr>
+          <w:ilvl w:val="0"/>
+          <w:numId w:val="1"/>
+        </w:numPr>
+        <w:ind w:left="317" w:hanging="173"/>
       </w:pPr>
       <w:r>
         <w:rPr>
@@ -981,12 +987,18 @@
           <w:sz w:val="28"/>
           <w:color w:val="000000"/>
         </w:rPr>
-        <w:t>MovieMatch recommends films from a user’s previous ratings. The project uses Java and Apache Spark to read MovieLens CSV files, prepare the data, calculate statistics and train an Alternating Least Squares model. A browser interface displays unseen films and the analysis produced by Spark.</w:t>
+        <w:t>The project suggests movies based on a user’s previous ratings.</w:t>
       </w:r>
     </w:p>
     <w:p xmlns:w="http://schemas.openxmlformats.org/wordprocessingml/2006/main" xmlns:wpc="http://schemas.microsoft.com/office/word/2010/wordprocessingCanvas" xmlns:mo="http://schemas.microsoft.com/office/mac/office/2008/main" xmlns:mc="http://schemas.openxmlformats.org/markup-compatibility/2006" xmlns:mv="urn:schemas-microsoft-com:mac:vml" xmlns:o="urn:schemas-microsoft-com:office:office" xmlns:r="http://schemas.openxmlformats.org/officeDocument/2006/relationships" xmlns:m="http://schemas.openxmlformats.org/officeDocument/2006/math" xmlns:v="urn:schemas-microsoft-com:vml" xmlns:wp14="http://schemas.microsoft.com/office/word/2010/wordprocessingDrawing" xmlns:wp="http://schemas.openxmlformats.org/drawingml/2006/wordprocessingDrawing" xmlns:w10="urn:schemas-microsoft-com:office:word" xmlns:w14="http://schemas.microsoft.com/office/word/2010/wordml" xmlns:wpg="http://schemas.microsoft.com/office/word/2010/wordprocessingGroup" xmlns:wpi="http://schemas.microsoft.com/office/word/2010/wordprocessingInk" xmlns:wne="http://schemas.microsoft.com/office/word/2006/wordml" xmlns:wps="http://schemas.microsoft.com/office/word/2010/wordprocessingShape">
       <w:pPr>
         <w:spacing w:after="100"/>
+        <w:keepLines/>
+        <w:numPr>
+          <w:ilvl w:val="0"/>
+          <w:numId w:val="1"/>
+        </w:numPr>
+        <w:ind w:left="317" w:hanging="173"/>
       </w:pPr>
       <w:r>
         <w:rPr>
@@ -995,7 +1007,47 @@
           <w:sz w:val="28"/>
           <w:color w:val="000000"/>
         </w:rPr>
-        <w:t>A simple popularity list gives everyone similar suggestions. This project instead learns patterns from how users rate films. It also accepts a new profile, so the demonstration does not depend only on the anonymous users already present in the dataset.</w:t>
+        <w:t>A user can select an existing profile or rate a few movies.</w:t>
+      </w:r>
+    </w:p>
+    <w:p xmlns:w="http://schemas.openxmlformats.org/wordprocessingml/2006/main" xmlns:wpc="http://schemas.microsoft.com/office/word/2010/wordprocessingCanvas" xmlns:mo="http://schemas.microsoft.com/office/mac/office/2008/main" xmlns:mc="http://schemas.openxmlformats.org/markup-compatibility/2006" xmlns:mv="urn:schemas-microsoft-com:mac:vml" xmlns:o="urn:schemas-microsoft-com:office:office" xmlns:r="http://schemas.openxmlformats.org/officeDocument/2006/relationships" xmlns:m="http://schemas.openxmlformats.org/officeDocument/2006/math" xmlns:v="urn:schemas-microsoft-com:vml" xmlns:wp14="http://schemas.microsoft.com/office/word/2010/wordprocessingDrawing" xmlns:wp="http://schemas.openxmlformats.org/drawingml/2006/wordprocessingDrawing" xmlns:w10="urn:schemas-microsoft-com:office:word" xmlns:w14="http://schemas.microsoft.com/office/word/2010/wordml" xmlns:wpg="http://schemas.microsoft.com/office/word/2010/wordprocessingGroup" xmlns:wpi="http://schemas.microsoft.com/office/word/2010/wordprocessingInk" xmlns:wne="http://schemas.microsoft.com/office/word/2006/wordml" xmlns:wps="http://schemas.microsoft.com/office/word/2010/wordprocessingShape">
+      <w:pPr>
+        <w:spacing w:after="100"/>
+        <w:keepLines/>
+        <w:numPr>
+          <w:ilvl w:val="0"/>
+          <w:numId w:val="1"/>
+        </w:numPr>
+        <w:ind w:left="317" w:hanging="173"/>
+      </w:pPr>
+      <w:r>
+        <w:rPr>
+          <w:rFonts w:ascii="Times New Roman" w:hAnsi="Times New Roman"/>
+          <w:b w:val="0"/>
+          <w:sz w:val="28"/>
+          <w:color w:val="000000"/>
+        </w:rPr>
+        <w:t>The system scores unseen movies and displays the best matches.</w:t>
+      </w:r>
+    </w:p>
+    <w:p xmlns:w="http://schemas.openxmlformats.org/wordprocessingml/2006/main" xmlns:wpc="http://schemas.microsoft.com/office/word/2010/wordprocessingCanvas" xmlns:mo="http://schemas.microsoft.com/office/mac/office/2008/main" xmlns:mc="http://schemas.openxmlformats.org/markup-compatibility/2006" xmlns:mv="urn:schemas-microsoft-com:mac:vml" xmlns:o="urn:schemas-microsoft-com:office:office" xmlns:r="http://schemas.openxmlformats.org/officeDocument/2006/relationships" xmlns:m="http://schemas.openxmlformats.org/officeDocument/2006/math" xmlns:v="urn:schemas-microsoft-com:vml" xmlns:wp14="http://schemas.microsoft.com/office/word/2010/wordprocessingDrawing" xmlns:wp="http://schemas.openxmlformats.org/drawingml/2006/wordprocessingDrawing" xmlns:w10="urn:schemas-microsoft-com:office:word" xmlns:w14="http://schemas.microsoft.com/office/word/2010/wordml" xmlns:wpg="http://schemas.microsoft.com/office/word/2010/wordprocessingGroup" xmlns:wpi="http://schemas.microsoft.com/office/word/2010/wordprocessingInk" xmlns:wne="http://schemas.microsoft.com/office/word/2006/wordml" xmlns:wps="http://schemas.microsoft.com/office/word/2010/wordprocessingShape">
+      <w:pPr>
+        <w:spacing w:after="100"/>
+        <w:keepLines/>
+        <w:numPr>
+          <w:ilvl w:val="0"/>
+          <w:numId w:val="1"/>
+        </w:numPr>
+        <w:ind w:left="317" w:hanging="173"/>
+      </w:pPr>
+      <w:r>
+        <w:rPr>
+          <w:rFonts w:ascii="Times New Roman" w:hAnsi="Times New Roman"/>
+          <w:b w:val="0"/>
+          <w:sz w:val="28"/>
+          <w:color w:val="000000"/>
+        </w:rPr>
+        <w:t>Results can be filtered by genre and minimum rating count.</w:t>
       </w:r>
     </w:p>
     <w:p xmlns:w="http://schemas.openxmlformats.org/wordprocessingml/2006/main" xmlns:wpc="http://schemas.microsoft.com/office/word/2010/wordprocessingCanvas" xmlns:mo="http://schemas.microsoft.com/office/mac/office/2008/main" xmlns:mc="http://schemas.openxmlformats.org/markup-compatibility/2006" xmlns:mv="urn:schemas-microsoft-com:mac:vml" xmlns:o="urn:schemas-microsoft-com:office:office" xmlns:r="http://schemas.openxmlformats.org/officeDocument/2006/relationships" xmlns:m="http://schemas.openxmlformats.org/officeDocument/2006/math" xmlns:v="urn:schemas-microsoft-com:vml" xmlns:wp14="http://schemas.microsoft.com/office/word/2010/wordprocessingDrawing" xmlns:wp="http://schemas.openxmlformats.org/drawingml/2006/wordprocessingDrawing" xmlns:w10="urn:schemas-microsoft-com:office:word" xmlns:w14="http://schemas.microsoft.com/office/word/2010/wordml" xmlns:wpg="http://schemas.microsoft.com/office/word/2010/wordprocessingGroup" xmlns:wpi="http://schemas.microsoft.com/office/word/2010/wordprocessingInk" xmlns:wne="http://schemas.microsoft.com/office/word/2006/wordml" xmlns:wps="http://schemas.microsoft.com/office/word/2010/wordprocessingShape">
@@ -1011,21 +1063,436 @@
           <w:color w:val="000000"/>
           <w:b/>
         </w:rPr>
-        <w:t>1.1 Objectives</w:t>
-      </w:r>
-    </w:p>
-    <w:p xmlns:w="http://schemas.openxmlformats.org/wordprocessingml/2006/main" xmlns:wpc="http://schemas.microsoft.com/office/word/2010/wordprocessingCanvas" xmlns:mo="http://schemas.microsoft.com/office/mac/office/2008/main" xmlns:mc="http://schemas.openxmlformats.org/markup-compatibility/2006" xmlns:mv="urn:schemas-microsoft-com:mac:vml" xmlns:o="urn:schemas-microsoft-com:office:office" xmlns:r="http://schemas.openxmlformats.org/officeDocument/2006/relationships" xmlns:m="http://schemas.openxmlformats.org/officeDocument/2006/math" xmlns:v="urn:schemas-microsoft-com:vml" xmlns:wp14="http://schemas.microsoft.com/office/word/2010/wordprocessingDrawing" xmlns:wp="http://schemas.openxmlformats.org/drawingml/2006/wordprocessingDrawing" xmlns:w10="urn:schemas-microsoft-com:office:word" xmlns:w14="http://schemas.microsoft.com/office/word/2010/wordml" xmlns:wpg="http://schemas.microsoft.com/office/word/2010/wordprocessingGroup" xmlns:wpi="http://schemas.microsoft.com/office/word/2010/wordprocessingInk" xmlns:wne="http://schemas.microsoft.com/office/word/2006/wordml" xmlns:wps="http://schemas.microsoft.com/office/word/2010/wordprocessingShape">
-      <w:pPr>
-        <w:spacing w:after="100"/>
-      </w:pPr>
-      <w:r>
-        <w:rPr>
-          <w:rFonts w:ascii="Times New Roman" w:hAnsi="Times New Roman"/>
-          <w:b w:val="0"/>
-          <w:sz w:val="28"/>
-          <w:color w:val="000000"/>
-        </w:rPr>
-        <w:t>The main objectives are to process movie ratings with Spark, demonstrate RDD transformations and actions, query the data using SQL, train a collaborative filtering model, and show useful recommendations through a simple interface. The project also saves cleaned records as Parquet and exports recommendation documents in JSON format.</w:t>
+        <w:t>1.1 Dataset</w:t>
+      </w:r>
+    </w:p>
+    <w:tbl xmlns:w="http://schemas.openxmlformats.org/wordprocessingml/2006/main" xmlns:wpc="http://schemas.microsoft.com/office/word/2010/wordprocessingCanvas" xmlns:mo="http://schemas.microsoft.com/office/mac/office/2008/main" xmlns:mc="http://schemas.openxmlformats.org/markup-compatibility/2006" xmlns:mv="urn:schemas-microsoft-com:mac:vml" xmlns:o="urn:schemas-microsoft-com:office:office" xmlns:r="http://schemas.openxmlformats.org/officeDocument/2006/relationships" xmlns:m="http://schemas.openxmlformats.org/officeDocument/2006/math" xmlns:v="urn:schemas-microsoft-com:vml" xmlns:wp14="http://schemas.microsoft.com/office/word/2010/wordprocessingDrawing" xmlns:wp="http://schemas.openxmlformats.org/drawingml/2006/wordprocessingDrawing" xmlns:w10="urn:schemas-microsoft-com:office:word" xmlns:w14="http://schemas.microsoft.com/office/word/2010/wordml" xmlns:wpg="http://schemas.microsoft.com/office/word/2010/wordprocessingGroup" xmlns:wpi="http://schemas.microsoft.com/office/word/2010/wordprocessingInk" xmlns:wne="http://schemas.microsoft.com/office/word/2006/wordml" xmlns:wps="http://schemas.microsoft.com/office/word/2010/wordprocessingShape">
+      <w:tblPr>
+        <w:tblW w:type="auto" w:w="0"/>
+        <w:tblLayout w:type="fixed"/>
+        <w:tblLook w:firstColumn="1" w:firstRow="1" w:lastColumn="0" w:lastRow="0" w:noHBand="0" w:noVBand="1" w:val="04A0"/>
+      </w:tblPr>
+      <w:tblGrid>
+        <w:gridCol w:w="4512"/>
+        <w:gridCol w:w="4512"/>
+      </w:tblGrid>
+      <w:tr>
+        <w:trPr>
+          <w:cantSplit/>
+          <w:tblHeader/>
+        </w:trPr>
+        <w:tc>
+          <w:tcPr>
+            <w:tcW w:type="dxa" w:w="2160"/>
+            <w:vAlign w:val="center"/>
+            <w:tcMar>
+              <w:top w:w="50" w:type="dxa"/>
+              <w:bottom w:w="50" w:type="dxa"/>
+              <w:left w:w="50" w:type="dxa"/>
+              <w:right w:w="50" w:type="dxa"/>
+            </w:tcMar>
+            <w:tcBorders>
+              <w:top w:val="single" w:sz="4" w:color="D9D9D9"/>
+              <w:bottom w:val="single" w:sz="4" w:color="D9D9D9"/>
+              <w:left w:val="single" w:sz="4" w:color="D9D9D9"/>
+              <w:right w:val="single" w:sz="4" w:color="D9D9D9"/>
+            </w:tcBorders>
+            <w:shd w:fill="E9ECEF"/>
+          </w:tcPr>
+          <w:p>
+            <w:pPr>
+              <w:spacing w:after="20" w:before="20"/>
+            </w:pPr>
+            <w:r>
+              <w:rPr>
+                <w:rFonts w:ascii="Times New Roman" w:hAnsi="Times New Roman"/>
+                <w:b/>
+                <w:sz w:val="23"/>
+              </w:rPr>
+              <w:t>Item</w:t>
+            </w:r>
+          </w:p>
+        </w:tc>
+        <w:tc>
+          <w:tcPr>
+            <w:tcW w:type="dxa" w:w="6768"/>
+            <w:vAlign w:val="center"/>
+            <w:tcMar>
+              <w:top w:w="50" w:type="dxa"/>
+              <w:bottom w:w="50" w:type="dxa"/>
+              <w:left w:w="50" w:type="dxa"/>
+              <w:right w:w="50" w:type="dxa"/>
+            </w:tcMar>
+            <w:tcBorders>
+              <w:top w:val="single" w:sz="4" w:color="D9D9D9"/>
+              <w:bottom w:val="single" w:sz="4" w:color="D9D9D9"/>
+              <w:left w:val="single" w:sz="4" w:color="D9D9D9"/>
+              <w:right w:val="single" w:sz="4" w:color="D9D9D9"/>
+            </w:tcBorders>
+            <w:shd w:fill="E9ECEF"/>
+          </w:tcPr>
+          <w:p>
+            <w:pPr>
+              <w:spacing w:after="20" w:before="20"/>
+            </w:pPr>
+            <w:r>
+              <w:rPr>
+                <w:rFonts w:ascii="Times New Roman" w:hAnsi="Times New Roman"/>
+                <w:b/>
+                <w:sz w:val="23"/>
+              </w:rPr>
+              <w:t>Details</w:t>
+            </w:r>
+          </w:p>
+        </w:tc>
+      </w:tr>
+      <w:tr>
+        <w:trPr>
+          <w:cantSplit/>
+        </w:trPr>
+        <w:tc>
+          <w:tcPr>
+            <w:tcW w:type="dxa" w:w="2160"/>
+            <w:vAlign w:val="center"/>
+            <w:tcMar>
+              <w:top w:w="50" w:type="dxa"/>
+              <w:bottom w:w="50" w:type="dxa"/>
+              <w:left w:w="50" w:type="dxa"/>
+              <w:right w:w="50" w:type="dxa"/>
+            </w:tcMar>
+            <w:tcBorders>
+              <w:top w:val="single" w:sz="4" w:color="D9D9D9"/>
+              <w:bottom w:val="single" w:sz="4" w:color="D9D9D9"/>
+              <w:left w:val="single" w:sz="4" w:color="D9D9D9"/>
+              <w:right w:val="single" w:sz="4" w:color="D9D9D9"/>
+            </w:tcBorders>
+          </w:tcPr>
+          <w:p>
+            <w:pPr>
+              <w:spacing w:after="20" w:before="20"/>
+            </w:pPr>
+            <w:r>
+              <w:rPr>
+                <w:rFonts w:ascii="Times New Roman" w:hAnsi="Times New Roman"/>
+                <w:b w:val="0"/>
+                <w:sz w:val="23"/>
+              </w:rPr>
+              <w:t>Source</w:t>
+            </w:r>
+          </w:p>
+        </w:tc>
+        <w:tc>
+          <w:tcPr>
+            <w:tcW w:type="dxa" w:w="6768"/>
+            <w:vAlign w:val="center"/>
+            <w:tcMar>
+              <w:top w:w="50" w:type="dxa"/>
+              <w:bottom w:w="50" w:type="dxa"/>
+              <w:left w:w="50" w:type="dxa"/>
+              <w:right w:w="50" w:type="dxa"/>
+            </w:tcMar>
+            <w:tcBorders>
+              <w:top w:val="single" w:sz="4" w:color="D9D9D9"/>
+              <w:bottom w:val="single" w:sz="4" w:color="D9D9D9"/>
+              <w:left w:val="single" w:sz="4" w:color="D9D9D9"/>
+              <w:right w:val="single" w:sz="4" w:color="D9D9D9"/>
+            </w:tcBorders>
+          </w:tcPr>
+          <w:p>
+            <w:pPr>
+              <w:spacing w:after="20" w:before="20"/>
+            </w:pPr>
+            <w:r>
+              <w:rPr>
+                <w:rFonts w:ascii="Times New Roman" w:hAnsi="Times New Roman"/>
+                <w:b w:val="0"/>
+                <w:sz w:val="23"/>
+              </w:rPr>
+              <w:t>GroupLens MovieLens latest small</w:t>
+            </w:r>
+          </w:p>
+        </w:tc>
+      </w:tr>
+      <w:tr>
+        <w:trPr>
+          <w:cantSplit/>
+        </w:trPr>
+        <w:tc>
+          <w:tcPr>
+            <w:tcW w:type="dxa" w:w="2160"/>
+            <w:vAlign w:val="center"/>
+            <w:tcMar>
+              <w:top w:w="50" w:type="dxa"/>
+              <w:bottom w:w="50" w:type="dxa"/>
+              <w:left w:w="50" w:type="dxa"/>
+              <w:right w:w="50" w:type="dxa"/>
+            </w:tcMar>
+            <w:tcBorders>
+              <w:top w:val="single" w:sz="4" w:color="D9D9D9"/>
+              <w:bottom w:val="single" w:sz="4" w:color="D9D9D9"/>
+              <w:left w:val="single" w:sz="4" w:color="D9D9D9"/>
+              <w:right w:val="single" w:sz="4" w:color="D9D9D9"/>
+            </w:tcBorders>
+          </w:tcPr>
+          <w:p>
+            <w:pPr>
+              <w:spacing w:after="20" w:before="20"/>
+            </w:pPr>
+            <w:r>
+              <w:rPr>
+                <w:rFonts w:ascii="Times New Roman" w:hAnsi="Times New Roman"/>
+                <w:b w:val="0"/>
+                <w:sz w:val="23"/>
+              </w:rPr>
+              <w:t>Size</w:t>
+            </w:r>
+          </w:p>
+        </w:tc>
+        <w:tc>
+          <w:tcPr>
+            <w:tcW w:type="dxa" w:w="6768"/>
+            <w:vAlign w:val="center"/>
+            <w:tcMar>
+              <w:top w:w="50" w:type="dxa"/>
+              <w:bottom w:w="50" w:type="dxa"/>
+              <w:left w:w="50" w:type="dxa"/>
+              <w:right w:w="50" w:type="dxa"/>
+            </w:tcMar>
+            <w:tcBorders>
+              <w:top w:val="single" w:sz="4" w:color="D9D9D9"/>
+              <w:bottom w:val="single" w:sz="4" w:color="D9D9D9"/>
+              <w:left w:val="single" w:sz="4" w:color="D9D9D9"/>
+              <w:right w:val="single" w:sz="4" w:color="D9D9D9"/>
+            </w:tcBorders>
+          </w:tcPr>
+          <w:p>
+            <w:pPr>
+              <w:spacing w:after="20" w:before="20"/>
+            </w:pPr>
+            <w:r>
+              <w:rPr>
+                <w:rFonts w:ascii="Times New Roman" w:hAnsi="Times New Roman"/>
+                <w:b w:val="0"/>
+                <w:sz w:val="23"/>
+              </w:rPr>
+              <w:t>100,836 ratings, 610 users and 9,742 movies</w:t>
+            </w:r>
+          </w:p>
+        </w:tc>
+      </w:tr>
+      <w:tr>
+        <w:trPr>
+          <w:cantSplit/>
+        </w:trPr>
+        <w:tc>
+          <w:tcPr>
+            <w:tcW w:type="dxa" w:w="2160"/>
+            <w:vAlign w:val="center"/>
+            <w:tcMar>
+              <w:top w:w="50" w:type="dxa"/>
+              <w:bottom w:w="50" w:type="dxa"/>
+              <w:left w:w="50" w:type="dxa"/>
+              <w:right w:w="50" w:type="dxa"/>
+            </w:tcMar>
+            <w:tcBorders>
+              <w:top w:val="single" w:sz="4" w:color="D9D9D9"/>
+              <w:bottom w:val="single" w:sz="4" w:color="D9D9D9"/>
+              <w:left w:val="single" w:sz="4" w:color="D9D9D9"/>
+              <w:right w:val="single" w:sz="4" w:color="D9D9D9"/>
+            </w:tcBorders>
+          </w:tcPr>
+          <w:p>
+            <w:pPr>
+              <w:spacing w:after="20" w:before="20"/>
+            </w:pPr>
+            <w:r>
+              <w:rPr>
+                <w:rFonts w:ascii="Times New Roman" w:hAnsi="Times New Roman"/>
+                <w:b w:val="0"/>
+                <w:sz w:val="23"/>
+              </w:rPr>
+              <w:t>ratings.csv</w:t>
+            </w:r>
+          </w:p>
+        </w:tc>
+        <w:tc>
+          <w:tcPr>
+            <w:tcW w:type="dxa" w:w="6768"/>
+            <w:vAlign w:val="center"/>
+            <w:tcMar>
+              <w:top w:w="50" w:type="dxa"/>
+              <w:bottom w:w="50" w:type="dxa"/>
+              <w:left w:w="50" w:type="dxa"/>
+              <w:right w:w="50" w:type="dxa"/>
+            </w:tcMar>
+            <w:tcBorders>
+              <w:top w:val="single" w:sz="4" w:color="D9D9D9"/>
+              <w:bottom w:val="single" w:sz="4" w:color="D9D9D9"/>
+              <w:left w:val="single" w:sz="4" w:color="D9D9D9"/>
+              <w:right w:val="single" w:sz="4" w:color="D9D9D9"/>
+            </w:tcBorders>
+          </w:tcPr>
+          <w:p>
+            <w:pPr>
+              <w:spacing w:after="20" w:before="20"/>
+            </w:pPr>
+            <w:r>
+              <w:rPr>
+                <w:rFonts w:ascii="Times New Roman" w:hAnsi="Times New Roman"/>
+                <w:b w:val="0"/>
+                <w:sz w:val="23"/>
+              </w:rPr>
+              <w:t>userId, movieId, rating, timestamp</w:t>
+            </w:r>
+          </w:p>
+        </w:tc>
+      </w:tr>
+      <w:tr>
+        <w:trPr>
+          <w:cantSplit/>
+        </w:trPr>
+        <w:tc>
+          <w:tcPr>
+            <w:tcW w:type="dxa" w:w="2160"/>
+            <w:vAlign w:val="center"/>
+            <w:tcMar>
+              <w:top w:w="50" w:type="dxa"/>
+              <w:bottom w:w="50" w:type="dxa"/>
+              <w:left w:w="50" w:type="dxa"/>
+              <w:right w:w="50" w:type="dxa"/>
+            </w:tcMar>
+            <w:tcBorders>
+              <w:top w:val="single" w:sz="4" w:color="D9D9D9"/>
+              <w:bottom w:val="single" w:sz="4" w:color="D9D9D9"/>
+              <w:left w:val="single" w:sz="4" w:color="D9D9D9"/>
+              <w:right w:val="single" w:sz="4" w:color="D9D9D9"/>
+            </w:tcBorders>
+          </w:tcPr>
+          <w:p>
+            <w:pPr>
+              <w:spacing w:after="20" w:before="20"/>
+            </w:pPr>
+            <w:r>
+              <w:rPr>
+                <w:rFonts w:ascii="Times New Roman" w:hAnsi="Times New Roman"/>
+                <w:b w:val="0"/>
+                <w:sz w:val="23"/>
+              </w:rPr>
+              <w:t>movies.csv</w:t>
+            </w:r>
+          </w:p>
+        </w:tc>
+        <w:tc>
+          <w:tcPr>
+            <w:tcW w:type="dxa" w:w="6768"/>
+            <w:vAlign w:val="center"/>
+            <w:tcMar>
+              <w:top w:w="50" w:type="dxa"/>
+              <w:bottom w:w="50" w:type="dxa"/>
+              <w:left w:w="50" w:type="dxa"/>
+              <w:right w:w="50" w:type="dxa"/>
+            </w:tcMar>
+            <w:tcBorders>
+              <w:top w:val="single" w:sz="4" w:color="D9D9D9"/>
+              <w:bottom w:val="single" w:sz="4" w:color="D9D9D9"/>
+              <w:left w:val="single" w:sz="4" w:color="D9D9D9"/>
+              <w:right w:val="single" w:sz="4" w:color="D9D9D9"/>
+            </w:tcBorders>
+          </w:tcPr>
+          <w:p>
+            <w:pPr>
+              <w:spacing w:after="20" w:before="20"/>
+            </w:pPr>
+            <w:r>
+              <w:rPr>
+                <w:rFonts w:ascii="Times New Roman" w:hAnsi="Times New Roman"/>
+                <w:b w:val="0"/>
+                <w:sz w:val="23"/>
+              </w:rPr>
+              <w:t>movieId, title, genres</w:t>
+            </w:r>
+          </w:p>
+        </w:tc>
+      </w:tr>
+      <w:tr>
+        <w:trPr>
+          <w:cantSplit/>
+        </w:trPr>
+        <w:tc>
+          <w:tcPr>
+            <w:tcW w:type="dxa" w:w="2160"/>
+            <w:vAlign w:val="center"/>
+            <w:tcMar>
+              <w:top w:w="50" w:type="dxa"/>
+              <w:bottom w:w="50" w:type="dxa"/>
+              <w:left w:w="50" w:type="dxa"/>
+              <w:right w:w="50" w:type="dxa"/>
+            </w:tcMar>
+            <w:tcBorders>
+              <w:top w:val="single" w:sz="4" w:color="D9D9D9"/>
+              <w:bottom w:val="single" w:sz="4" w:color="D9D9D9"/>
+              <w:left w:val="single" w:sz="4" w:color="D9D9D9"/>
+              <w:right w:val="single" w:sz="4" w:color="D9D9D9"/>
+            </w:tcBorders>
+          </w:tcPr>
+          <w:p>
+            <w:pPr>
+              <w:spacing w:after="20" w:before="20"/>
+            </w:pPr>
+            <w:r>
+              <w:rPr>
+                <w:rFonts w:ascii="Times New Roman" w:hAnsi="Times New Roman"/>
+                <w:b w:val="0"/>
+                <w:sz w:val="23"/>
+              </w:rPr>
+              <w:t>Rating scale</w:t>
+            </w:r>
+          </w:p>
+        </w:tc>
+        <w:tc>
+          <w:tcPr>
+            <w:tcW w:type="dxa" w:w="6768"/>
+            <w:vAlign w:val="center"/>
+            <w:tcMar>
+              <w:top w:w="50" w:type="dxa"/>
+              <w:bottom w:w="50" w:type="dxa"/>
+              <w:left w:w="50" w:type="dxa"/>
+              <w:right w:w="50" w:type="dxa"/>
+            </w:tcMar>
+            <w:tcBorders>
+              <w:top w:val="single" w:sz="4" w:color="D9D9D9"/>
+              <w:bottom w:val="single" w:sz="4" w:color="D9D9D9"/>
+              <w:left w:val="single" w:sz="4" w:color="D9D9D9"/>
+              <w:right w:val="single" w:sz="4" w:color="D9D9D9"/>
+            </w:tcBorders>
+          </w:tcPr>
+          <w:p>
+            <w:pPr>
+              <w:spacing w:after="20" w:before="20"/>
+            </w:pPr>
+            <w:r>
+              <w:rPr>
+                <w:rFonts w:ascii="Times New Roman" w:hAnsi="Times New Roman"/>
+                <w:b w:val="0"/>
+                <w:sz w:val="23"/>
+              </w:rPr>
+              <w:t>0.5 to 5 in half-star steps</w:t>
+            </w:r>
+          </w:p>
+        </w:tc>
+      </w:tr>
+    </w:tbl>
+    <w:p xmlns:w="http://schemas.openxmlformats.org/wordprocessingml/2006/main" xmlns:wpc="http://schemas.microsoft.com/office/word/2010/wordprocessingCanvas" xmlns:mo="http://schemas.microsoft.com/office/mac/office/2008/main" xmlns:mc="http://schemas.openxmlformats.org/markup-compatibility/2006" xmlns:mv="urn:schemas-microsoft-com:mac:vml" xmlns:o="urn:schemas-microsoft-com:office:office" xmlns:r="http://schemas.openxmlformats.org/officeDocument/2006/relationships" xmlns:m="http://schemas.openxmlformats.org/officeDocument/2006/math" xmlns:v="urn:schemas-microsoft-com:vml" xmlns:wp14="http://schemas.microsoft.com/office/word/2010/wordprocessingDrawing" xmlns:wp="http://schemas.openxmlformats.org/drawingml/2006/wordprocessingDrawing" xmlns:w10="urn:schemas-microsoft-com:office:word" xmlns:w14="http://schemas.microsoft.com/office/word/2010/wordml" xmlns:wpg="http://schemas.microsoft.com/office/word/2010/wordprocessingGroup" xmlns:wpi="http://schemas.microsoft.com/office/word/2010/wordprocessingInk" xmlns:wne="http://schemas.microsoft.com/office/word/2006/wordml" xmlns:wps="http://schemas.microsoft.com/office/word/2010/wordprocessingShape">
+      <w:pPr>
+        <w:spacing w:after="0" w:line="40" w:lineRule="exact"/>
+      </w:pPr>
+      <w:r>
+        <w:rPr>
+          <w:rFonts w:ascii="Times New Roman" w:hAnsi="Times New Roman"/>
+          <w:sz w:val="4"/>
+          <w:color w:val="000000"/>
+        </w:rPr>
+        <w:t xml:space="preserve"> </w:t>
       </w:r>
     </w:p>
     <w:p xmlns:w="http://schemas.openxmlformats.org/wordprocessingml/2006/main" xmlns:wpc="http://schemas.microsoft.com/office/word/2010/wordprocessingCanvas" xmlns:mo="http://schemas.microsoft.com/office/mac/office/2008/main" xmlns:mc="http://schemas.openxmlformats.org/markup-compatibility/2006" xmlns:mv="urn:schemas-microsoft-com:mac:vml" xmlns:o="urn:schemas-microsoft-com:office:office" xmlns:r="http://schemas.openxmlformats.org/officeDocument/2006/relationships" xmlns:m="http://schemas.openxmlformats.org/officeDocument/2006/math" xmlns:v="urn:schemas-microsoft-com:vml" xmlns:wp14="http://schemas.microsoft.com/office/word/2010/wordprocessingDrawing" xmlns:wp="http://schemas.openxmlformats.org/drawingml/2006/wordprocessingDrawing" xmlns:w10="urn:schemas-microsoft-com:office:word" xmlns:w14="http://schemas.microsoft.com/office/word/2010/wordml" xmlns:wpg="http://schemas.microsoft.com/office/word/2010/wordprocessingGroup" xmlns:wpi="http://schemas.microsoft.com/office/word/2010/wordprocessingInk" xmlns:wne="http://schemas.microsoft.com/office/word/2006/wordml" xmlns:wps="http://schemas.microsoft.com/office/word/2010/wordprocessingShape">
@@ -1041,7 +1508,7 @@
           <w:color w:val="000000"/>
           <w:b/>
         </w:rPr>
-        <w:t>1.2 System architecture</w:t>
+        <w:t>1.2 Project Flow</w:t>
       </w:r>
     </w:p>
     <w:p xmlns:w="http://schemas.openxmlformats.org/wordprocessingml/2006/main" xmlns:wpc="http://schemas.microsoft.com/office/word/2010/wordprocessingCanvas" xmlns:mo="http://schemas.microsoft.com/office/mac/office/2008/main" xmlns:mc="http://schemas.openxmlformats.org/markup-compatibility/2006" xmlns:mv="urn:schemas-microsoft-com:mac:vml" xmlns:o="urn:schemas-microsoft-com:office:office" xmlns:r="http://schemas.openxmlformats.org/officeDocument/2006/relationships" xmlns:m="http://schemas.openxmlformats.org/officeDocument/2006/math" xmlns:v="urn:schemas-microsoft-com:vml" xmlns:wp14="http://schemas.microsoft.com/office/word/2010/wordprocessingDrawing" xmlns:wp="http://schemas.openxmlformats.org/drawingml/2006/wordprocessingDrawing" xmlns:w10="urn:schemas-microsoft-com:office:word" xmlns:w14="http://schemas.microsoft.com/office/word/2010/wordml" xmlns:wpg="http://schemas.microsoft.com/office/word/2010/wordprocessingGroup" xmlns:wpi="http://schemas.microsoft.com/office/word/2010/wordprocessingInk" xmlns:wne="http://schemas.microsoft.com/office/word/2006/wordml" xmlns:wps="http://schemas.microsoft.com/office/word/2010/wordprocessingShape">
@@ -1100,21 +1567,7 @@
           <w:sz w:val="22"/>
           <w:color w:val="000000"/>
         </w:rPr>
-        <w:t>Figure 1  Batch processing and the recommendation application</w:t>
-      </w:r>
-    </w:p>
-    <w:p xmlns:w="http://schemas.openxmlformats.org/wordprocessingml/2006/main" xmlns:wpc="http://schemas.microsoft.com/office/word/2010/wordprocessingCanvas" xmlns:mo="http://schemas.microsoft.com/office/mac/office/2008/main" xmlns:mc="http://schemas.openxmlformats.org/markup-compatibility/2006" xmlns:mv="urn:schemas-microsoft-com:mac:vml" xmlns:o="urn:schemas-microsoft-com:office:office" xmlns:r="http://schemas.openxmlformats.org/officeDocument/2006/relationships" xmlns:m="http://schemas.openxmlformats.org/officeDocument/2006/math" xmlns:v="urn:schemas-microsoft-com:vml" xmlns:wp14="http://schemas.microsoft.com/office/word/2010/wordprocessingDrawing" xmlns:wp="http://schemas.openxmlformats.org/drawingml/2006/wordprocessingDrawing" xmlns:w10="urn:schemas-microsoft-com:office:word" xmlns:w14="http://schemas.microsoft.com/office/word/2010/wordml" xmlns:wpg="http://schemas.microsoft.com/office/word/2010/wordprocessingGroup" xmlns:wpi="http://schemas.microsoft.com/office/word/2010/wordprocessingInk" xmlns:wne="http://schemas.microsoft.com/office/word/2006/wordml" xmlns:wps="http://schemas.microsoft.com/office/word/2010/wordprocessingShape">
-      <w:pPr>
-        <w:spacing w:after="100"/>
-      </w:pPr>
-      <w:r>
-        <w:rPr>
-          <w:rFonts w:ascii="Times New Roman" w:hAnsi="Times New Roman"/>
-          <w:b w:val="0"/>
-          <w:sz w:val="28"/>
-          <w:color w:val="000000"/>
-        </w:rPr>
-        <w:t>Training is a separate batch operation. The web server loads the saved factors and does not start Spark for each request. This makes the classroom demonstration quick while keeping the actual data processing in Java and Spark.</w:t>
+        <w:t>Figure 1  From CSV files to movie recommendations</w:t>
       </w:r>
     </w:p>
     <w:p xmlns:w="http://schemas.openxmlformats.org/wordprocessingml/2006/main" xmlns:wpc="http://schemas.microsoft.com/office/word/2010/wordprocessingCanvas" xmlns:mo="http://schemas.microsoft.com/office/mac/office/2008/main" xmlns:mc="http://schemas.openxmlformats.org/markup-compatibility/2006" xmlns:mv="urn:schemas-microsoft-com:mac:vml" xmlns:o="urn:schemas-microsoft-com:office:office" xmlns:r="http://schemas.openxmlformats.org/officeDocument/2006/relationships" xmlns:m="http://schemas.openxmlformats.org/officeDocument/2006/math" xmlns:v="urn:schemas-microsoft-com:vml" xmlns:wp14="http://schemas.microsoft.com/office/word/2010/wordprocessingDrawing" xmlns:wp="http://schemas.openxmlformats.org/drawingml/2006/wordprocessingDrawing" xmlns:w10="urn:schemas-microsoft-com:office:word" xmlns:w14="http://schemas.microsoft.com/office/word/2010/wordml" xmlns:wpg="http://schemas.microsoft.com/office/word/2010/wordprocessingGroup" xmlns:wpi="http://schemas.microsoft.com/office/word/2010/wordprocessingInk" xmlns:wne="http://schemas.microsoft.com/office/word/2006/wordml" xmlns:wps="http://schemas.microsoft.com/office/word/2010/wordprocessingShape">
@@ -1136,6 +1589,12 @@
     <w:p xmlns:w="http://schemas.openxmlformats.org/wordprocessingml/2006/main" xmlns:wpc="http://schemas.microsoft.com/office/word/2010/wordprocessingCanvas" xmlns:mo="http://schemas.microsoft.com/office/mac/office/2008/main" xmlns:mc="http://schemas.openxmlformats.org/markup-compatibility/2006" xmlns:mv="urn:schemas-microsoft-com:mac:vml" xmlns:o="urn:schemas-microsoft-com:office:office" xmlns:r="http://schemas.openxmlformats.org/officeDocument/2006/relationships" xmlns:m="http://schemas.openxmlformats.org/officeDocument/2006/math" xmlns:v="urn:schemas-microsoft-com:vml" xmlns:wp14="http://schemas.microsoft.com/office/word/2010/wordprocessingDrawing" xmlns:wp="http://schemas.openxmlformats.org/drawingml/2006/wordprocessingDrawing" xmlns:w10="urn:schemas-microsoft-com:office:word" xmlns:w14="http://schemas.microsoft.com/office/word/2010/wordml" xmlns:wpg="http://schemas.microsoft.com/office/word/2010/wordprocessingGroup" xmlns:wpi="http://schemas.microsoft.com/office/word/2010/wordprocessingInk" xmlns:wne="http://schemas.microsoft.com/office/word/2006/wordml" xmlns:wps="http://schemas.microsoft.com/office/word/2010/wordprocessingShape">
       <w:pPr>
         <w:spacing w:after="100"/>
+        <w:keepLines/>
+        <w:numPr>
+          <w:ilvl w:val="0"/>
+          <w:numId w:val="1"/>
+        </w:numPr>
+        <w:ind w:left="317" w:hanging="173"/>
       </w:pPr>
       <w:r>
         <w:rPr>
@@ -1144,7 +1603,67 @@
           <w:sz w:val="28"/>
           <w:color w:val="000000"/>
         </w:rPr>
-        <w:t>The tested environment is Windows with JDK 17, Maven 3.9.11 and Spark 3.5.7. Setup downloads Maven and the Java libraries. Training uses local[2] and a 2 GB Java heap; a machine with 4 GB RAM and about 2 GB of free disk space is suitable for this sample. A browser is needed for the interface.</w:t>
+        <w:t>JDK 17, Maven 3.9.11 and a browser.</w:t>
+      </w:r>
+    </w:p>
+    <w:p xmlns:w="http://schemas.openxmlformats.org/wordprocessingml/2006/main" xmlns:wpc="http://schemas.microsoft.com/office/word/2010/wordprocessingCanvas" xmlns:mo="http://schemas.microsoft.com/office/mac/office/2008/main" xmlns:mc="http://schemas.openxmlformats.org/markup-compatibility/2006" xmlns:mv="urn:schemas-microsoft-com:mac:vml" xmlns:o="urn:schemas-microsoft-com:office:office" xmlns:r="http://schemas.openxmlformats.org/officeDocument/2006/relationships" xmlns:m="http://schemas.openxmlformats.org/officeDocument/2006/math" xmlns:v="urn:schemas-microsoft-com:vml" xmlns:wp14="http://schemas.microsoft.com/office/word/2010/wordprocessingDrawing" xmlns:wp="http://schemas.openxmlformats.org/drawingml/2006/wordprocessingDrawing" xmlns:w10="urn:schemas-microsoft-com:office:word" xmlns:w14="http://schemas.microsoft.com/office/word/2010/wordml" xmlns:wpg="http://schemas.microsoft.com/office/word/2010/wordprocessingGroup" xmlns:wpi="http://schemas.microsoft.com/office/word/2010/wordprocessingInk" xmlns:wne="http://schemas.microsoft.com/office/word/2006/wordml" xmlns:wps="http://schemas.microsoft.com/office/word/2010/wordprocessingShape">
+      <w:pPr>
+        <w:spacing w:after="100"/>
+        <w:keepLines/>
+        <w:numPr>
+          <w:ilvl w:val="0"/>
+          <w:numId w:val="1"/>
+        </w:numPr>
+        <w:ind w:left="317" w:hanging="173"/>
+      </w:pPr>
+      <w:r>
+        <w:rPr>
+          <w:rFonts w:ascii="Times New Roman" w:hAnsi="Times New Roman"/>
+          <w:b w:val="0"/>
+          <w:sz w:val="28"/>
+          <w:color w:val="000000"/>
+        </w:rPr>
+        <w:t>Spark 3.5.7 handles data processing and model training.</w:t>
+      </w:r>
+    </w:p>
+    <w:p xmlns:w="http://schemas.openxmlformats.org/wordprocessingml/2006/main" xmlns:wpc="http://schemas.microsoft.com/office/word/2010/wordprocessingCanvas" xmlns:mo="http://schemas.microsoft.com/office/mac/office/2008/main" xmlns:mc="http://schemas.openxmlformats.org/markup-compatibility/2006" xmlns:mv="urn:schemas-microsoft-com:mac:vml" xmlns:o="urn:schemas-microsoft-com:office:office" xmlns:r="http://schemas.openxmlformats.org/officeDocument/2006/relationships" xmlns:m="http://schemas.openxmlformats.org/officeDocument/2006/math" xmlns:v="urn:schemas-microsoft-com:vml" xmlns:wp14="http://schemas.microsoft.com/office/word/2010/wordprocessingDrawing" xmlns:wp="http://schemas.openxmlformats.org/drawingml/2006/wordprocessingDrawing" xmlns:w10="urn:schemas-microsoft-com:office:word" xmlns:w14="http://schemas.microsoft.com/office/word/2010/wordml" xmlns:wpg="http://schemas.microsoft.com/office/word/2010/wordprocessingGroup" xmlns:wpi="http://schemas.microsoft.com/office/word/2010/wordprocessingInk" xmlns:wne="http://schemas.microsoft.com/office/word/2006/wordml" xmlns:wps="http://schemas.microsoft.com/office/word/2010/wordprocessingShape">
+      <w:pPr>
+        <w:spacing w:after="100"/>
+        <w:keepLines/>
+        <w:numPr>
+          <w:ilvl w:val="0"/>
+          <w:numId w:val="1"/>
+        </w:numPr>
+        <w:ind w:left="317" w:hanging="173"/>
+      </w:pPr>
+      <w:r>
+        <w:rPr>
+          <w:rFonts w:ascii="Times New Roman" w:hAnsi="Times New Roman"/>
+          <w:b w:val="0"/>
+          <w:sz w:val="28"/>
+          <w:color w:val="000000"/>
+        </w:rPr>
+        <w:t>About 4 GB RAM and 2 GB free disk space for setup and training.</w:t>
+      </w:r>
+    </w:p>
+    <w:p xmlns:w="http://schemas.openxmlformats.org/wordprocessingml/2006/main" xmlns:wpc="http://schemas.microsoft.com/office/word/2010/wordprocessingCanvas" xmlns:mo="http://schemas.microsoft.com/office/mac/office/2008/main" xmlns:mc="http://schemas.openxmlformats.org/markup-compatibility/2006" xmlns:mv="urn:schemas-microsoft-com:mac:vml" xmlns:o="urn:schemas-microsoft-com:office:office" xmlns:r="http://schemas.openxmlformats.org/officeDocument/2006/relationships" xmlns:m="http://schemas.openxmlformats.org/officeDocument/2006/math" xmlns:v="urn:schemas-microsoft-com:vml" xmlns:wp14="http://schemas.microsoft.com/office/word/2010/wordprocessingDrawing" xmlns:wp="http://schemas.openxmlformats.org/drawingml/2006/wordprocessingDrawing" xmlns:w10="urn:schemas-microsoft-com:office:word" xmlns:w14="http://schemas.microsoft.com/office/word/2010/wordml" xmlns:wpg="http://schemas.microsoft.com/office/word/2010/wordprocessingGroup" xmlns:wpi="http://schemas.microsoft.com/office/word/2010/wordprocessingInk" xmlns:wne="http://schemas.microsoft.com/office/word/2006/wordml" xmlns:wps="http://schemas.microsoft.com/office/word/2010/wordprocessingShape">
+      <w:pPr>
+        <w:spacing w:after="100"/>
+        <w:keepLines/>
+        <w:numPr>
+          <w:ilvl w:val="0"/>
+          <w:numId w:val="1"/>
+        </w:numPr>
+        <w:ind w:left="317" w:hanging="173"/>
+      </w:pPr>
+      <w:r>
+        <w:rPr>
+          <w:rFonts w:ascii="Times New Roman" w:hAnsi="Times New Roman"/>
+          <w:b w:val="0"/>
+          <w:sz w:val="28"/>
+          <w:color w:val="000000"/>
+        </w:rPr>
+        <w:t>Setup scripts download the required libraries.</w:t>
       </w:r>
     </w:p>
     <w:p xmlns:w="http://schemas.openxmlformats.org/wordprocessingml/2006/main" xmlns:wpc="http://schemas.microsoft.com/office/word/2010/wordprocessingCanvas" xmlns:mo="http://schemas.microsoft.com/office/mac/office/2008/main" xmlns:mc="http://schemas.openxmlformats.org/markup-compatibility/2006" xmlns:mv="urn:schemas-microsoft-com:mac:vml" xmlns:o="urn:schemas-microsoft-com:office:office" xmlns:r="http://schemas.openxmlformats.org/officeDocument/2006/relationships" xmlns:m="http://schemas.openxmlformats.org/officeDocument/2006/math" xmlns:v="urn:schemas-microsoft-com:vml" xmlns:wp14="http://schemas.microsoft.com/office/word/2010/wordprocessingDrawing" xmlns:wp="http://schemas.openxmlformats.org/drawingml/2006/wordprocessingDrawing" xmlns:w10="urn:schemas-microsoft-com:office:word" xmlns:w14="http://schemas.microsoft.com/office/word/2010/wordml" xmlns:wpg="http://schemas.microsoft.com/office/word/2010/wordprocessingGroup" xmlns:wpi="http://schemas.microsoft.com/office/word/2010/wordprocessingInk" xmlns:wne="http://schemas.microsoft.com/office/word/2006/wordml" xmlns:wps="http://schemas.microsoft.com/office/word/2010/wordprocessingShape">
@@ -1160,12 +1679,34 @@
           <w:color w:val="000000"/>
           <w:b/>
         </w:rPr>
-        <w:t>2 Dataset and Data Preparation</w:t>
+        <w:t>2 Working of the Project</w:t>
+      </w:r>
+    </w:p>
+    <w:p xmlns:w="http://schemas.openxmlformats.org/wordprocessingml/2006/main" xmlns:wpc="http://schemas.microsoft.com/office/word/2010/wordprocessingCanvas" xmlns:mo="http://schemas.microsoft.com/office/mac/office/2008/main" xmlns:mc="http://schemas.openxmlformats.org/markup-compatibility/2006" xmlns:mv="urn:schemas-microsoft-com:mac:vml" xmlns:o="urn:schemas-microsoft-com:office:office" xmlns:r="http://schemas.openxmlformats.org/officeDocument/2006/relationships" xmlns:m="http://schemas.openxmlformats.org/officeDocument/2006/math" xmlns:v="urn:schemas-microsoft-com:vml" xmlns:wp14="http://schemas.microsoft.com/office/word/2010/wordprocessingDrawing" xmlns:wp="http://schemas.openxmlformats.org/drawingml/2006/wordprocessingDrawing" xmlns:w10="urn:schemas-microsoft-com:office:word" xmlns:w14="http://schemas.microsoft.com/office/word/2010/wordml" xmlns:wpg="http://schemas.microsoft.com/office/word/2010/wordprocessingGroup" xmlns:wpi="http://schemas.microsoft.com/office/word/2010/wordprocessingInk" xmlns:wne="http://schemas.microsoft.com/office/word/2006/wordml" xmlns:wps="http://schemas.microsoft.com/office/word/2010/wordprocessingShape">
+      <w:pPr>
+        <w:keepNext/>
+        <w:pageBreakBefore w:val="0"/>
+        <w:spacing w:before="120" w:after="80"/>
+      </w:pPr>
+      <w:r>
+        <w:rPr>
+          <w:rFonts w:ascii="Times New Roman" w:hAnsi="Times New Roman"/>
+          <w:sz w:val="32"/>
+          <w:color w:val="000000"/>
+          <w:b/>
+        </w:rPr>
+        <w:t>2.1 Data Preparation</w:t>
       </w:r>
     </w:p>
     <w:p xmlns:w="http://schemas.openxmlformats.org/wordprocessingml/2006/main" xmlns:wpc="http://schemas.microsoft.com/office/word/2010/wordprocessingCanvas" xmlns:mo="http://schemas.microsoft.com/office/mac/office/2008/main" xmlns:mc="http://schemas.openxmlformats.org/markup-compatibility/2006" xmlns:mv="urn:schemas-microsoft-com:mac:vml" xmlns:o="urn:schemas-microsoft-com:office:office" xmlns:r="http://schemas.openxmlformats.org/officeDocument/2006/relationships" xmlns:m="http://schemas.openxmlformats.org/officeDocument/2006/math" xmlns:v="urn:schemas-microsoft-com:vml" xmlns:wp14="http://schemas.microsoft.com/office/word/2010/wordprocessingDrawing" xmlns:wp="http://schemas.openxmlformats.org/drawingml/2006/wordprocessingDrawing" xmlns:w10="urn:schemas-microsoft-com:office:word" xmlns:w14="http://schemas.microsoft.com/office/word/2010/wordml" xmlns:wpg="http://schemas.microsoft.com/office/word/2010/wordprocessingGroup" xmlns:wpi="http://schemas.microsoft.com/office/word/2010/wordprocessingInk" xmlns:wne="http://schemas.microsoft.com/office/word/2006/wordml" xmlns:wps="http://schemas.microsoft.com/office/word/2010/wordprocessingShape">
       <w:pPr>
         <w:spacing w:after="100"/>
+        <w:keepLines/>
+        <w:numPr>
+          <w:ilvl w:val="0"/>
+          <w:numId w:val="1"/>
+        </w:numPr>
+        <w:ind w:left="317" w:hanging="173"/>
       </w:pPr>
       <w:r>
         <w:rPr>
@@ -1174,7 +1715,239 @@
           <w:sz w:val="28"/>
           <w:color w:val="000000"/>
         </w:rPr>
-        <w:t>The input is the official GroupLens MovieLens latest small dataset. It contains 100,836 ratings from 610 anonymous users and a catalogue of 9,742 movies. Each rating is between 0.5 and 5 in half-star steps. The dataset is historical and is used here for educational development; it is not live movie information.</w:t>
+        <w:t>Read the movie and rating CSV files.</w:t>
+      </w:r>
+    </w:p>
+    <w:p xmlns:w="http://schemas.openxmlformats.org/wordprocessingml/2006/main" xmlns:wpc="http://schemas.microsoft.com/office/word/2010/wordprocessingCanvas" xmlns:mo="http://schemas.microsoft.com/office/mac/office/2008/main" xmlns:mc="http://schemas.openxmlformats.org/markup-compatibility/2006" xmlns:mv="urn:schemas-microsoft-com:mac:vml" xmlns:o="urn:schemas-microsoft-com:office:office" xmlns:r="http://schemas.openxmlformats.org/officeDocument/2006/relationships" xmlns:m="http://schemas.openxmlformats.org/officeDocument/2006/math" xmlns:v="urn:schemas-microsoft-com:vml" xmlns:wp14="http://schemas.microsoft.com/office/word/2010/wordprocessingDrawing" xmlns:wp="http://schemas.openxmlformats.org/drawingml/2006/wordprocessingDrawing" xmlns:w10="urn:schemas-microsoft-com:office:word" xmlns:w14="http://schemas.microsoft.com/office/word/2010/wordml" xmlns:wpg="http://schemas.microsoft.com/office/word/2010/wordprocessingGroup" xmlns:wpi="http://schemas.microsoft.com/office/word/2010/wordprocessingInk" xmlns:wne="http://schemas.microsoft.com/office/word/2006/wordml" xmlns:wps="http://schemas.microsoft.com/office/word/2010/wordprocessingShape">
+      <w:pPr>
+        <w:spacing w:after="100"/>
+        <w:keepLines/>
+        <w:numPr>
+          <w:ilvl w:val="0"/>
+          <w:numId w:val="1"/>
+        </w:numPr>
+        <w:ind w:left="317" w:hanging="173"/>
+      </w:pPr>
+      <w:r>
+        <w:rPr>
+          <w:rFonts w:ascii="Times New Roman" w:hAnsi="Times New Roman"/>
+          <w:b w:val="0"/>
+          <w:sz w:val="28"/>
+          <w:color w:val="000000"/>
+        </w:rPr>
+        <w:t>Check that IDs are positive and ratings are valid half-star values.</w:t>
+      </w:r>
+    </w:p>
+    <w:p xmlns:w="http://schemas.openxmlformats.org/wordprocessingml/2006/main" xmlns:wpc="http://schemas.microsoft.com/office/word/2010/wordprocessingCanvas" xmlns:mo="http://schemas.microsoft.com/office/mac/office/2008/main" xmlns:mc="http://schemas.openxmlformats.org/markup-compatibility/2006" xmlns:mv="urn:schemas-microsoft-com:mac:vml" xmlns:o="urn:schemas-microsoft-com:office:office" xmlns:r="http://schemas.openxmlformats.org/officeDocument/2006/relationships" xmlns:m="http://schemas.openxmlformats.org/officeDocument/2006/math" xmlns:v="urn:schemas-microsoft-com:vml" xmlns:wp14="http://schemas.microsoft.com/office/word/2010/wordprocessingDrawing" xmlns:wp="http://schemas.openxmlformats.org/drawingml/2006/wordprocessingDrawing" xmlns:w10="urn:schemas-microsoft-com:office:word" xmlns:w14="http://schemas.microsoft.com/office/word/2010/wordml" xmlns:wpg="http://schemas.microsoft.com/office/word/2010/wordprocessingGroup" xmlns:wpi="http://schemas.microsoft.com/office/word/2010/wordprocessingInk" xmlns:wne="http://schemas.microsoft.com/office/word/2006/wordml" xmlns:wps="http://schemas.microsoft.com/office/word/2010/wordprocessingShape">
+      <w:pPr>
+        <w:spacing w:after="100"/>
+        <w:keepLines/>
+        <w:numPr>
+          <w:ilvl w:val="0"/>
+          <w:numId w:val="1"/>
+        </w:numPr>
+        <w:ind w:left="317" w:hanging="173"/>
+      </w:pPr>
+      <w:r>
+        <w:rPr>
+          <w:rFonts w:ascii="Times New Roman" w:hAnsi="Times New Roman"/>
+          <w:b w:val="0"/>
+          <w:sz w:val="28"/>
+          <w:color w:val="000000"/>
+        </w:rPr>
+        <w:t>Keep the latest rating when a user rates the same movie more than once.</w:t>
+      </w:r>
+    </w:p>
+    <w:p xmlns:w="http://schemas.openxmlformats.org/wordprocessingml/2006/main" xmlns:wpc="http://schemas.microsoft.com/office/word/2010/wordprocessingCanvas" xmlns:mo="http://schemas.microsoft.com/office/mac/office/2008/main" xmlns:mc="http://schemas.openxmlformats.org/markup-compatibility/2006" xmlns:mv="urn:schemas-microsoft-com:mac:vml" xmlns:o="urn:schemas-microsoft-com:office:office" xmlns:r="http://schemas.openxmlformats.org/officeDocument/2006/relationships" xmlns:m="http://schemas.openxmlformats.org/officeDocument/2006/math" xmlns:v="urn:schemas-microsoft-com:vml" xmlns:wp14="http://schemas.microsoft.com/office/word/2010/wordprocessingDrawing" xmlns:wp="http://schemas.openxmlformats.org/drawingml/2006/wordprocessingDrawing" xmlns:w10="urn:schemas-microsoft-com:office:word" xmlns:w14="http://schemas.microsoft.com/office/word/2010/wordml" xmlns:wpg="http://schemas.microsoft.com/office/word/2010/wordprocessingGroup" xmlns:wpi="http://schemas.microsoft.com/office/word/2010/wordprocessingInk" xmlns:wne="http://schemas.microsoft.com/office/word/2006/wordml" xmlns:wps="http://schemas.microsoft.com/office/word/2010/wordprocessingShape">
+      <w:pPr>
+        <w:spacing w:after="100"/>
+        <w:keepLines/>
+        <w:numPr>
+          <w:ilvl w:val="0"/>
+          <w:numId w:val="1"/>
+        </w:numPr>
+        <w:ind w:left="317" w:hanging="173"/>
+      </w:pPr>
+      <w:r>
+        <w:rPr>
+          <w:rFonts w:ascii="Times New Roman" w:hAnsi="Times New Roman"/>
+          <w:b w:val="0"/>
+          <w:sz w:val="28"/>
+          <w:color w:val="000000"/>
+        </w:rPr>
+        <w:t>Join ratings with movie details and remove unknown movie IDs.</w:t>
+      </w:r>
+    </w:p>
+    <w:p xmlns:w="http://schemas.openxmlformats.org/wordprocessingml/2006/main" xmlns:wpc="http://schemas.microsoft.com/office/word/2010/wordprocessingCanvas" xmlns:mo="http://schemas.microsoft.com/office/mac/office/2008/main" xmlns:mc="http://schemas.openxmlformats.org/markup-compatibility/2006" xmlns:mv="urn:schemas-microsoft-com:mac:vml" xmlns:o="urn:schemas-microsoft-com:office:office" xmlns:r="http://schemas.openxmlformats.org/officeDocument/2006/relationships" xmlns:m="http://schemas.openxmlformats.org/officeDocument/2006/math" xmlns:v="urn:schemas-microsoft-com:vml" xmlns:wp14="http://schemas.microsoft.com/office/word/2010/wordprocessingDrawing" xmlns:wp="http://schemas.openxmlformats.org/drawingml/2006/wordprocessingDrawing" xmlns:w10="urn:schemas-microsoft-com:office:word" xmlns:w14="http://schemas.microsoft.com/office/word/2010/wordml" xmlns:wpg="http://schemas.microsoft.com/office/word/2010/wordprocessingGroup" xmlns:wpi="http://schemas.microsoft.com/office/word/2010/wordprocessingInk" xmlns:wne="http://schemas.microsoft.com/office/word/2006/wordml" xmlns:wps="http://schemas.microsoft.com/office/word/2010/wordprocessingShape">
+      <w:pPr>
+        <w:spacing w:after="100"/>
+        <w:keepLines/>
+        <w:numPr>
+          <w:ilvl w:val="0"/>
+          <w:numId w:val="1"/>
+        </w:numPr>
+        <w:ind w:left="317" w:hanging="173"/>
+      </w:pPr>
+      <w:r>
+        <w:rPr>
+          <w:rFonts w:ascii="Times New Roman" w:hAnsi="Times New Roman"/>
+          <w:b w:val="0"/>
+          <w:sz w:val="28"/>
+          <w:color w:val="000000"/>
+        </w:rPr>
+        <w:t>Calculate rating counts, averages and genre statistics.</w:t>
+      </w:r>
+    </w:p>
+    <w:p xmlns:w="http://schemas.openxmlformats.org/wordprocessingml/2006/main" xmlns:wpc="http://schemas.microsoft.com/office/word/2010/wordprocessingCanvas" xmlns:mo="http://schemas.microsoft.com/office/mac/office/2008/main" xmlns:mc="http://schemas.openxmlformats.org/markup-compatibility/2006" xmlns:mv="urn:schemas-microsoft-com:mac:vml" xmlns:o="urn:schemas-microsoft-com:office:office" xmlns:r="http://schemas.openxmlformats.org/officeDocument/2006/relationships" xmlns:m="http://schemas.openxmlformats.org/officeDocument/2006/math" xmlns:v="urn:schemas-microsoft-com:vml" xmlns:wp14="http://schemas.microsoft.com/office/word/2010/wordprocessingDrawing" xmlns:wp="http://schemas.openxmlformats.org/drawingml/2006/wordprocessingDrawing" xmlns:w10="urn:schemas-microsoft-com:office:word" xmlns:w14="http://schemas.microsoft.com/office/word/2010/wordml" xmlns:wpg="http://schemas.microsoft.com/office/word/2010/wordprocessingGroup" xmlns:wpi="http://schemas.microsoft.com/office/word/2010/wordprocessingInk" xmlns:wne="http://schemas.microsoft.com/office/word/2006/wordml" xmlns:wps="http://schemas.microsoft.com/office/word/2010/wordprocessingShape">
+      <w:pPr>
+        <w:keepNext/>
+        <w:pageBreakBefore w:val="0"/>
+        <w:spacing w:before="120" w:after="80"/>
+      </w:pPr>
+      <w:r>
+        <w:rPr>
+          <w:rFonts w:ascii="Times New Roman" w:hAnsi="Times New Roman"/>
+          <w:sz w:val="32"/>
+          <w:color w:val="000000"/>
+          <w:b/>
+        </w:rPr>
+        <w:t>2.2 Recommendation Method</w:t>
+      </w:r>
+    </w:p>
+    <w:p xmlns:w="http://schemas.openxmlformats.org/wordprocessingml/2006/main" xmlns:wpc="http://schemas.microsoft.com/office/word/2010/wordprocessingCanvas" xmlns:mo="http://schemas.microsoft.com/office/mac/office/2008/main" xmlns:mc="http://schemas.openxmlformats.org/markup-compatibility/2006" xmlns:mv="urn:schemas-microsoft-com:mac:vml" xmlns:o="urn:schemas-microsoft-com:office:office" xmlns:r="http://schemas.openxmlformats.org/officeDocument/2006/relationships" xmlns:m="http://schemas.openxmlformats.org/officeDocument/2006/math" xmlns:v="urn:schemas-microsoft-com:vml" xmlns:wp14="http://schemas.microsoft.com/office/word/2010/wordprocessingDrawing" xmlns:wp="http://schemas.openxmlformats.org/drawingml/2006/wordprocessingDrawing" xmlns:w10="urn:schemas-microsoft-com:office:word" xmlns:w14="http://schemas.microsoft.com/office/word/2010/wordml" xmlns:wpg="http://schemas.microsoft.com/office/word/2010/wordprocessingGroup" xmlns:wpi="http://schemas.microsoft.com/office/word/2010/wordprocessingInk" xmlns:wne="http://schemas.microsoft.com/office/word/2006/wordml" xmlns:wps="http://schemas.microsoft.com/office/word/2010/wordprocessingShape">
+      <w:pPr>
+        <w:spacing w:after="100"/>
+        <w:keepLines/>
+        <w:numPr>
+          <w:ilvl w:val="0"/>
+          <w:numId w:val="1"/>
+        </w:numPr>
+        <w:ind w:left="317" w:hanging="173"/>
+      </w:pPr>
+      <w:r>
+        <w:rPr>
+          <w:rFonts w:ascii="Times New Roman" w:hAnsi="Times New Roman"/>
+          <w:b w:val="0"/>
+          <w:sz w:val="28"/>
+          <w:color w:val="000000"/>
+        </w:rPr>
+        <w:t>ALS stands for Alternating Least Squares. It learns rating patterns across users.</w:t>
+      </w:r>
+    </w:p>
+    <w:p xmlns:w="http://schemas.openxmlformats.org/wordprocessingml/2006/main" xmlns:wpc="http://schemas.microsoft.com/office/word/2010/wordprocessingCanvas" xmlns:mo="http://schemas.microsoft.com/office/mac/office/2008/main" xmlns:mc="http://schemas.openxmlformats.org/markup-compatibility/2006" xmlns:mv="urn:schemas-microsoft-com:mac:vml" xmlns:o="urn:schemas-microsoft-com:office:office" xmlns:r="http://schemas.openxmlformats.org/officeDocument/2006/relationships" xmlns:m="http://schemas.openxmlformats.org/officeDocument/2006/math" xmlns:v="urn:schemas-microsoft-com:vml" xmlns:wp14="http://schemas.microsoft.com/office/word/2010/wordprocessingDrawing" xmlns:wp="http://schemas.openxmlformats.org/drawingml/2006/wordprocessingDrawing" xmlns:w10="urn:schemas-microsoft-com:office:word" xmlns:w14="http://schemas.microsoft.com/office/word/2010/wordml" xmlns:wpg="http://schemas.microsoft.com/office/word/2010/wordprocessingGroup" xmlns:wpi="http://schemas.microsoft.com/office/word/2010/wordprocessingInk" xmlns:wne="http://schemas.microsoft.com/office/word/2006/wordml" xmlns:wps="http://schemas.microsoft.com/office/word/2010/wordprocessingShape">
+      <w:pPr>
+        <w:spacing w:after="100"/>
+        <w:keepLines/>
+        <w:numPr>
+          <w:ilvl w:val="0"/>
+          <w:numId w:val="1"/>
+        </w:numPr>
+        <w:ind w:left="317" w:hanging="173"/>
+      </w:pPr>
+      <w:r>
+        <w:rPr>
+          <w:rFonts w:ascii="Times New Roman" w:hAnsi="Times New Roman"/>
+          <w:b w:val="0"/>
+          <w:sz w:val="28"/>
+          <w:color w:val="000000"/>
+        </w:rPr>
+        <w:t>Each user and movie gets a short list of numbers called a factor vector.</w:t>
+      </w:r>
+    </w:p>
+    <w:p xmlns:w="http://schemas.openxmlformats.org/wordprocessingml/2006/main" xmlns:wpc="http://schemas.microsoft.com/office/word/2010/wordprocessingCanvas" xmlns:mo="http://schemas.microsoft.com/office/mac/office/2008/main" xmlns:mc="http://schemas.openxmlformats.org/markup-compatibility/2006" xmlns:mv="urn:schemas-microsoft-com:mac:vml" xmlns:o="urn:schemas-microsoft-com:office:office" xmlns:r="http://schemas.openxmlformats.org/officeDocument/2006/relationships" xmlns:m="http://schemas.openxmlformats.org/officeDocument/2006/math" xmlns:v="urn:schemas-microsoft-com:vml" xmlns:wp14="http://schemas.microsoft.com/office/word/2010/wordprocessingDrawing" xmlns:wp="http://schemas.openxmlformats.org/drawingml/2006/wordprocessingDrawing" xmlns:w10="urn:schemas-microsoft-com:office:word" xmlns:w14="http://schemas.microsoft.com/office/word/2010/wordml" xmlns:wpg="http://schemas.microsoft.com/office/word/2010/wordprocessingGroup" xmlns:wpi="http://schemas.microsoft.com/office/word/2010/wordprocessingInk" xmlns:wne="http://schemas.microsoft.com/office/word/2006/wordml" xmlns:wps="http://schemas.microsoft.com/office/word/2010/wordprocessingShape">
+      <w:pPr>
+        <w:spacing w:after="100"/>
+        <w:keepLines/>
+        <w:numPr>
+          <w:ilvl w:val="0"/>
+          <w:numId w:val="1"/>
+        </w:numPr>
+        <w:ind w:left="317" w:hanging="173"/>
+      </w:pPr>
+      <w:r>
+        <w:rPr>
+          <w:rFonts w:ascii="Times New Roman" w:hAnsi="Times New Roman"/>
+          <w:b w:val="0"/>
+          <w:sz w:val="28"/>
+          <w:color w:val="000000"/>
+        </w:rPr>
+        <w:t>The dot product of these vectors gives a score for a user and movie.</w:t>
+      </w:r>
+    </w:p>
+    <w:p xmlns:w="http://schemas.openxmlformats.org/wordprocessingml/2006/main" xmlns:wpc="http://schemas.microsoft.com/office/word/2010/wordprocessingCanvas" xmlns:mo="http://schemas.microsoft.com/office/mac/office/2008/main" xmlns:mc="http://schemas.openxmlformats.org/markup-compatibility/2006" xmlns:mv="urn:schemas-microsoft-com:mac:vml" xmlns:o="urn:schemas-microsoft-com:office:office" xmlns:r="http://schemas.openxmlformats.org/officeDocument/2006/relationships" xmlns:m="http://schemas.openxmlformats.org/officeDocument/2006/math" xmlns:v="urn:schemas-microsoft-com:vml" xmlns:wp14="http://schemas.microsoft.com/office/word/2010/wordprocessingDrawing" xmlns:wp="http://schemas.openxmlformats.org/drawingml/2006/wordprocessingDrawing" xmlns:w10="urn:schemas-microsoft-com:office:word" xmlns:w14="http://schemas.microsoft.com/office/word/2010/wordml" xmlns:wpg="http://schemas.microsoft.com/office/word/2010/wordprocessingGroup" xmlns:wpi="http://schemas.microsoft.com/office/word/2010/wordprocessingInk" xmlns:wne="http://schemas.microsoft.com/office/word/2006/wordml" xmlns:wps="http://schemas.microsoft.com/office/word/2010/wordprocessingShape">
+      <w:pPr>
+        <w:spacing w:after="100"/>
+        <w:keepLines/>
+        <w:numPr>
+          <w:ilvl w:val="0"/>
+          <w:numId w:val="1"/>
+        </w:numPr>
+        <w:ind w:left="317" w:hanging="173"/>
+      </w:pPr>
+      <w:r>
+        <w:rPr>
+          <w:rFonts w:ascii="Times New Roman" w:hAnsi="Times New Roman"/>
+          <w:b w:val="0"/>
+          <w:sz w:val="28"/>
+          <w:color w:val="000000"/>
+        </w:rPr>
+        <w:t>Movies already rated by the user are removed from the result.</w:t>
+      </w:r>
+    </w:p>
+    <w:p xmlns:w="http://schemas.openxmlformats.org/wordprocessingml/2006/main" xmlns:wpc="http://schemas.microsoft.com/office/word/2010/wordprocessingCanvas" xmlns:mo="http://schemas.microsoft.com/office/mac/office/2008/main" xmlns:mc="http://schemas.openxmlformats.org/markup-compatibility/2006" xmlns:mv="urn:schemas-microsoft-com:mac:vml" xmlns:o="urn:schemas-microsoft-com:office:office" xmlns:r="http://schemas.openxmlformats.org/officeDocument/2006/relationships" xmlns:m="http://schemas.openxmlformats.org/officeDocument/2006/math" xmlns:v="urn:schemas-microsoft-com:vml" xmlns:wp14="http://schemas.microsoft.com/office/word/2010/wordprocessingDrawing" xmlns:wp="http://schemas.openxmlformats.org/drawingml/2006/wordprocessingDrawing" xmlns:w10="urn:schemas-microsoft-com:office:word" xmlns:w14="http://schemas.microsoft.com/office/word/2010/wordml" xmlns:wpg="http://schemas.microsoft.com/office/word/2010/wordprocessingGroup" xmlns:wpi="http://schemas.microsoft.com/office/word/2010/wordprocessingInk" xmlns:wne="http://schemas.microsoft.com/office/word/2006/wordml" xmlns:wps="http://schemas.microsoft.com/office/word/2010/wordprocessingShape">
+      <w:pPr>
+        <w:spacing w:after="100"/>
+        <w:keepLines/>
+        <w:numPr>
+          <w:ilvl w:val="0"/>
+          <w:numId w:val="1"/>
+        </w:numPr>
+        <w:ind w:left="317" w:hanging="173"/>
+      </w:pPr>
+      <w:r>
+        <w:rPr>
+          <w:rFonts w:ascii="Times New Roman" w:hAnsi="Times New Roman"/>
+          <w:b w:val="0"/>
+          <w:sz w:val="28"/>
+          <w:color w:val="000000"/>
+        </w:rPr>
+        <w:t>Genre and rating-count filters are applied before showing the top results.</w:t>
+      </w:r>
+    </w:p>
+    <w:p xmlns:w="http://schemas.openxmlformats.org/wordprocessingml/2006/main" xmlns:wpc="http://schemas.microsoft.com/office/word/2010/wordprocessingCanvas" xmlns:mo="http://schemas.microsoft.com/office/mac/office/2008/main" xmlns:mc="http://schemas.openxmlformats.org/markup-compatibility/2006" xmlns:mv="urn:schemas-microsoft-com:mac:vml" xmlns:o="urn:schemas-microsoft-com:office:office" xmlns:r="http://schemas.openxmlformats.org/officeDocument/2006/relationships" xmlns:m="http://schemas.openxmlformats.org/officeDocument/2006/math" xmlns:v="urn:schemas-microsoft-com:vml" xmlns:wp14="http://schemas.microsoft.com/office/word/2010/wordprocessingDrawing" xmlns:wp="http://schemas.openxmlformats.org/drawingml/2006/wordprocessingDrawing" xmlns:w10="urn:schemas-microsoft-com:office:word" xmlns:w14="http://schemas.microsoft.com/office/word/2010/wordml" xmlns:wpg="http://schemas.microsoft.com/office/word/2010/wordprocessingGroup" xmlns:wpi="http://schemas.microsoft.com/office/word/2010/wordprocessingInk" xmlns:wne="http://schemas.microsoft.com/office/word/2006/wordml" xmlns:wps="http://schemas.microsoft.com/office/word/2010/wordprocessingShape">
+      <w:pPr>
+        <w:spacing w:after="100"/>
+        <w:keepLines/>
+        <w:numPr>
+          <w:ilvl w:val="0"/>
+          <w:numId w:val="1"/>
+        </w:numPr>
+        <w:ind w:left="317" w:hanging="173"/>
+      </w:pPr>
+      <w:r>
+        <w:rPr>
+          <w:rFonts w:ascii="Times New Roman" w:hAnsi="Times New Roman"/>
+          <w:b w:val="0"/>
+          <w:sz w:val="28"/>
+          <w:color w:val="000000"/>
+        </w:rPr>
+        <w:t>For a new user, entered ratings are used to calculate a user vector. The whole model is not retrained.</w:t>
+      </w:r>
+    </w:p>
+    <w:p xmlns:w="http://schemas.openxmlformats.org/wordprocessingml/2006/main" xmlns:wpc="http://schemas.microsoft.com/office/word/2010/wordprocessingCanvas" xmlns:mo="http://schemas.microsoft.com/office/mac/office/2008/main" xmlns:mc="http://schemas.openxmlformats.org/markup-compatibility/2006" xmlns:mv="urn:schemas-microsoft-com:mac:vml" xmlns:o="urn:schemas-microsoft-com:office:office" xmlns:r="http://schemas.openxmlformats.org/officeDocument/2006/relationships" xmlns:m="http://schemas.openxmlformats.org/officeDocument/2006/math" xmlns:v="urn:schemas-microsoft-com:vml" xmlns:wp14="http://schemas.microsoft.com/office/word/2010/wordprocessingDrawing" xmlns:wp="http://schemas.openxmlformats.org/drawingml/2006/wordprocessingDrawing" xmlns:w10="urn:schemas-microsoft-com:office:word" xmlns:w14="http://schemas.microsoft.com/office/word/2010/wordml" xmlns:wpg="http://schemas.microsoft.com/office/word/2010/wordprocessingGroup" xmlns:wpi="http://schemas.microsoft.com/office/word/2010/wordprocessingInk" xmlns:wne="http://schemas.microsoft.com/office/word/2006/wordml" xmlns:wps="http://schemas.microsoft.com/office/word/2010/wordprocessingShape">
+      <w:pPr>
+        <w:keepNext/>
+        <w:pageBreakBefore w:val="0"/>
+        <w:spacing w:before="120" w:after="80"/>
+      </w:pPr>
+      <w:r>
+        <w:rPr>
+          <w:rFonts w:ascii="Times New Roman" w:hAnsi="Times New Roman"/>
+          <w:sz w:val="32"/>
+          <w:color w:val="000000"/>
+          <w:b/>
+        </w:rPr>
+        <w:t>2.3 Main Files</w:t>
       </w:r>
     </w:p>
     <w:tbl xmlns:w="http://schemas.openxmlformats.org/wordprocessingml/2006/main" xmlns:wpc="http://schemas.microsoft.com/office/word/2010/wordprocessingCanvas" xmlns:mo="http://schemas.microsoft.com/office/mac/office/2008/main" xmlns:mc="http://schemas.openxmlformats.org/markup-compatibility/2006" xmlns:mv="urn:schemas-microsoft-com:mac:vml" xmlns:o="urn:schemas-microsoft-com:office:office" xmlns:r="http://schemas.openxmlformats.org/officeDocument/2006/relationships" xmlns:m="http://schemas.openxmlformats.org/officeDocument/2006/math" xmlns:v="urn:schemas-microsoft-com:vml" xmlns:wp14="http://schemas.microsoft.com/office/word/2010/wordprocessingDrawing" xmlns:wp="http://schemas.openxmlformats.org/drawingml/2006/wordprocessingDrawing" xmlns:w10="urn:schemas-microsoft-com:office:word" xmlns:w14="http://schemas.microsoft.com/office/word/2010/wordml" xmlns:wpg="http://schemas.microsoft.com/office/word/2010/wordprocessingGroup" xmlns:wpi="http://schemas.microsoft.com/office/word/2010/wordprocessingInk" xmlns:wne="http://schemas.microsoft.com/office/word/2006/wordml" xmlns:wps="http://schemas.microsoft.com/office/word/2010/wordprocessingShape">
@@ -1184,9 +1957,8 @@
         <w:tblLook w:firstColumn="1" w:firstRow="1" w:lastColumn="0" w:lastRow="0" w:noHBand="0" w:noVBand="1" w:val="04A0"/>
       </w:tblPr>
       <w:tblGrid>
-        <w:gridCol w:w="3008"/>
-        <w:gridCol w:w="3008"/>
-        <w:gridCol w:w="3008"/>
+        <w:gridCol w:w="4512"/>
+        <w:gridCol w:w="4512"/>
       </w:tblGrid>
       <w:tr>
         <w:trPr>
@@ -1195,7 +1967,7 @@
         </w:trPr>
         <w:tc>
           <w:tcPr>
-            <w:tcW w:type="dxa" w:w="1944"/>
+            <w:tcW w:type="dxa" w:w="2880"/>
             <w:vAlign w:val="center"/>
             <w:tcMar>
               <w:top w:w="50" w:type="dxa"/>
@@ -1227,7 +1999,7 @@
         </w:tc>
         <w:tc>
           <w:tcPr>
-            <w:tcW w:type="dxa" w:w="3816"/>
+            <w:tcW w:type="dxa" w:w="6048"/>
             <w:vAlign w:val="center"/>
             <w:tcMar>
               <w:top w:w="50" w:type="dxa"/>
@@ -1253,39 +2025,7 @@
                 <w:b/>
                 <w:sz w:val="23"/>
               </w:rPr>
-              <w:t>Columns</w:t>
-            </w:r>
-          </w:p>
-        </w:tc>
-        <w:tc>
-          <w:tcPr>
-            <w:tcW w:type="dxa" w:w="3168"/>
-            <w:vAlign w:val="center"/>
-            <w:tcMar>
-              <w:top w:w="50" w:type="dxa"/>
-              <w:bottom w:w="50" w:type="dxa"/>
-              <w:left w:w="50" w:type="dxa"/>
-              <w:right w:w="50" w:type="dxa"/>
-            </w:tcMar>
-            <w:tcBorders>
-              <w:top w:val="single" w:sz="4" w:color="D9D9D9"/>
-              <w:bottom w:val="single" w:sz="4" w:color="D9D9D9"/>
-              <w:left w:val="single" w:sz="4" w:color="D9D9D9"/>
-              <w:right w:val="single" w:sz="4" w:color="D9D9D9"/>
-            </w:tcBorders>
-            <w:shd w:fill="E9ECEF"/>
-          </w:tcPr>
-          <w:p>
-            <w:pPr>
-              <w:spacing w:after="20" w:before="20"/>
-            </w:pPr>
-            <w:r>
-              <w:rPr>
-                <w:rFonts w:ascii="Times New Roman" w:hAnsi="Times New Roman"/>
-                <w:b/>
-                <w:sz w:val="23"/>
-              </w:rPr>
-              <w:t>Use</w:t>
+              <w:t>Purpose</w:t>
             </w:r>
           </w:p>
         </w:tc>
@@ -1296,7 +2036,7 @@
         </w:trPr>
         <w:tc>
           <w:tcPr>
-            <w:tcW w:type="dxa" w:w="1944"/>
+            <w:tcW w:type="dxa" w:w="2880"/>
             <w:vAlign w:val="center"/>
             <w:tcMar>
               <w:top w:w="50" w:type="dxa"/>
@@ -1321,13 +2061,13 @@
                 <w:b w:val="0"/>
                 <w:sz w:val="23"/>
               </w:rPr>
-              <w:t>ratings.csv</w:t>
+              <w:t>TrainPipeline.java</w:t>
             </w:r>
           </w:p>
         </w:tc>
         <w:tc>
           <w:tcPr>
-            <w:tcW w:type="dxa" w:w="3816"/>
+            <w:tcW w:type="dxa" w:w="6048"/>
             <w:vAlign w:val="center"/>
             <w:tcMar>
               <w:top w:w="50" w:type="dxa"/>
@@ -1352,13 +2092,18 @@
                 <w:b w:val="0"/>
                 <w:sz w:val="23"/>
               </w:rPr>
-              <w:t>userId, movieId, rating, timestamp</w:t>
+              <w:t>Clean data, calculate statistics, train and evaluate ALS</w:t>
             </w:r>
           </w:p>
         </w:tc>
+      </w:tr>
+      <w:tr>
+        <w:trPr>
+          <w:cantSplit/>
+        </w:trPr>
         <w:tc>
           <w:tcPr>
-            <w:tcW w:type="dxa" w:w="3168"/>
+            <w:tcW w:type="dxa" w:w="2880"/>
             <w:vAlign w:val="center"/>
             <w:tcMar>
               <w:top w:w="50" w:type="dxa"/>
@@ -1383,18 +2128,13 @@
                 <w:b w:val="0"/>
                 <w:sz w:val="23"/>
               </w:rPr>
-              <w:t>Training, evaluation and user history</w:t>
+              <w:t>Recommender.java</w:t>
             </w:r>
           </w:p>
         </w:tc>
-      </w:tr>
-      <w:tr>
-        <w:trPr>
-          <w:cantSplit/>
-        </w:trPr>
         <w:tc>
           <w:tcPr>
-            <w:tcW w:type="dxa" w:w="1944"/>
+            <w:tcW w:type="dxa" w:w="6048"/>
             <w:vAlign w:val="center"/>
             <w:tcMar>
               <w:top w:w="50" w:type="dxa"/>
@@ -1419,13 +2159,18 @@
                 <w:b w:val="0"/>
                 <w:sz w:val="23"/>
               </w:rPr>
-              <w:t>movies.csv</w:t>
+              <w:t>Score movies, fit new profiles and apply filters</w:t>
             </w:r>
           </w:p>
         </w:tc>
+      </w:tr>
+      <w:tr>
+        <w:trPr>
+          <w:cantSplit/>
+        </w:trPr>
         <w:tc>
           <w:tcPr>
-            <w:tcW w:type="dxa" w:w="3816"/>
+            <w:tcW w:type="dxa" w:w="2880"/>
             <w:vAlign w:val="center"/>
             <w:tcMar>
               <w:top w:w="50" w:type="dxa"/>
@@ -1450,13 +2195,13 @@
                 <w:b w:val="0"/>
                 <w:sz w:val="23"/>
               </w:rPr>
-              <w:t>movieId, title, genres</w:t>
+              <w:t>WebServer.java</w:t>
             </w:r>
           </w:p>
         </w:tc>
         <w:tc>
           <w:tcPr>
-            <w:tcW w:type="dxa" w:w="3168"/>
+            <w:tcW w:type="dxa" w:w="6048"/>
             <w:vAlign w:val="center"/>
             <w:tcMar>
               <w:top w:w="50" w:type="dxa"/>
@@ -1481,7 +2226,7 @@
                 <w:b w:val="0"/>
                 <w:sz w:val="23"/>
               </w:rPr>
-              <w:t>Movie catalogue, joins and genre filters</w:t>
+              <w:t>Handle browser requests</w:t>
             </w:r>
           </w:p>
         </w:tc>
@@ -1492,7 +2237,7 @@
         </w:trPr>
         <w:tc>
           <w:tcPr>
-            <w:tcW w:type="dxa" w:w="1944"/>
+            <w:tcW w:type="dxa" w:w="2880"/>
             <w:vAlign w:val="center"/>
             <w:tcMar>
               <w:top w:w="50" w:type="dxa"/>
@@ -1517,13 +2262,13 @@
                 <w:b w:val="0"/>
                 <w:sz w:val="23"/>
               </w:rPr>
-              <w:t>tags.csv and links.csv</w:t>
+              <w:t>ModelData.java</w:t>
             </w:r>
           </w:p>
         </w:tc>
         <w:tc>
           <w:tcPr>
-            <w:tcW w:type="dxa" w:w="3816"/>
+            <w:tcW w:type="dxa" w:w="6048"/>
             <w:vAlign w:val="center"/>
             <w:tcMar>
               <w:top w:w="50" w:type="dxa"/>
@@ -1548,13 +2293,18 @@
                 <w:b w:val="0"/>
                 <w:sz w:val="23"/>
               </w:rPr>
-              <w:t>Original MovieLens metadata</w:t>
+              <w:t>Store movie, rating and factor data</w:t>
             </w:r>
           </w:p>
         </w:tc>
+      </w:tr>
+      <w:tr>
+        <w:trPr>
+          <w:cantSplit/>
+        </w:trPr>
         <w:tc>
           <w:tcPr>
-            <w:tcW w:type="dxa" w:w="3168"/>
+            <w:tcW w:type="dxa" w:w="2880"/>
             <w:vAlign w:val="center"/>
             <w:tcMar>
               <w:top w:w="50" w:type="dxa"/>
@@ -1579,438 +2329,13 @@
                 <w:b w:val="0"/>
                 <w:sz w:val="23"/>
               </w:rPr>
-              <w:t>Included but not used by the model</w:t>
-            </w:r>
-          </w:p>
-        </w:tc>
-      </w:tr>
-    </w:tbl>
-    <w:p xmlns:w="http://schemas.openxmlformats.org/wordprocessingml/2006/main" xmlns:wpc="http://schemas.microsoft.com/office/word/2010/wordprocessingCanvas" xmlns:mo="http://schemas.microsoft.com/office/mac/office/2008/main" xmlns:mc="http://schemas.openxmlformats.org/markup-compatibility/2006" xmlns:mv="urn:schemas-microsoft-com:mac:vml" xmlns:o="urn:schemas-microsoft-com:office:office" xmlns:r="http://schemas.openxmlformats.org/officeDocument/2006/relationships" xmlns:m="http://schemas.openxmlformats.org/officeDocument/2006/math" xmlns:v="urn:schemas-microsoft-com:vml" xmlns:wp14="http://schemas.microsoft.com/office/word/2010/wordprocessingDrawing" xmlns:wp="http://schemas.openxmlformats.org/drawingml/2006/wordprocessingDrawing" xmlns:w10="urn:schemas-microsoft-com:office:word" xmlns:w14="http://schemas.microsoft.com/office/word/2010/wordml" xmlns:wpg="http://schemas.microsoft.com/office/word/2010/wordprocessingGroup" xmlns:wpi="http://schemas.microsoft.com/office/word/2010/wordprocessingInk" xmlns:wne="http://schemas.microsoft.com/office/word/2006/wordml" xmlns:wps="http://schemas.microsoft.com/office/word/2010/wordprocessingShape">
-      <w:pPr>
-        <w:spacing w:after="0" w:line="40" w:lineRule="exact"/>
-      </w:pPr>
-      <w:r>
-        <w:rPr>
-          <w:rFonts w:ascii="Times New Roman" w:hAnsi="Times New Roman"/>
-          <w:sz w:val="4"/>
-          <w:color w:val="000000"/>
-        </w:rPr>
-        <w:t xml:space="preserve"> </w:t>
-      </w:r>
-    </w:p>
-    <w:p xmlns:w="http://schemas.openxmlformats.org/wordprocessingml/2006/main" xmlns:wpc="http://schemas.microsoft.com/office/word/2010/wordprocessingCanvas" xmlns:mo="http://schemas.microsoft.com/office/mac/office/2008/main" xmlns:mc="http://schemas.openxmlformats.org/markup-compatibility/2006" xmlns:mv="urn:schemas-microsoft-com:mac:vml" xmlns:o="urn:schemas-microsoft-com:office:office" xmlns:r="http://schemas.openxmlformats.org/officeDocument/2006/relationships" xmlns:m="http://schemas.openxmlformats.org/officeDocument/2006/math" xmlns:v="urn:schemas-microsoft-com:vml" xmlns:wp14="http://schemas.microsoft.com/office/word/2010/wordprocessingDrawing" xmlns:wp="http://schemas.openxmlformats.org/drawingml/2006/wordprocessingDrawing" xmlns:w10="urn:schemas-microsoft-com:office:word" xmlns:w14="http://schemas.microsoft.com/office/word/2010/wordml" xmlns:wpg="http://schemas.microsoft.com/office/word/2010/wordprocessingGroup" xmlns:wpi="http://schemas.microsoft.com/office/word/2010/wordprocessingInk" xmlns:wne="http://schemas.microsoft.com/office/word/2006/wordml" xmlns:wps="http://schemas.microsoft.com/office/word/2010/wordprocessingShape">
-      <w:pPr>
-        <w:keepNext/>
-        <w:pageBreakBefore w:val="0"/>
-        <w:spacing w:before="120" w:after="80"/>
-      </w:pPr>
-      <w:r>
-        <w:rPr>
-          <w:rFonts w:ascii="Times New Roman" w:hAnsi="Times New Roman"/>
-          <w:sz w:val="32"/>
-          <w:color w:val="000000"/>
-          <w:b/>
-        </w:rPr>
-        <w:t>2.1 Cleaning steps</w:t>
-      </w:r>
-    </w:p>
-    <w:p xmlns:w="http://schemas.openxmlformats.org/wordprocessingml/2006/main" xmlns:wpc="http://schemas.microsoft.com/office/word/2010/wordprocessingCanvas" xmlns:mo="http://schemas.microsoft.com/office/mac/office/2008/main" xmlns:mc="http://schemas.openxmlformats.org/markup-compatibility/2006" xmlns:mv="urn:schemas-microsoft-com:mac:vml" xmlns:o="urn:schemas-microsoft-com:office:office" xmlns:r="http://schemas.openxmlformats.org/officeDocument/2006/relationships" xmlns:m="http://schemas.openxmlformats.org/officeDocument/2006/math" xmlns:v="urn:schemas-microsoft-com:vml" xmlns:wp14="http://schemas.microsoft.com/office/word/2010/wordprocessingDrawing" xmlns:wp="http://schemas.openxmlformats.org/drawingml/2006/wordprocessingDrawing" xmlns:w10="urn:schemas-microsoft-com:office:word" xmlns:w14="http://schemas.microsoft.com/office/word/2010/wordml" xmlns:wpg="http://schemas.microsoft.com/office/word/2010/wordprocessingGroup" xmlns:wpi="http://schemas.microsoft.com/office/word/2010/wordprocessingInk" xmlns:wne="http://schemas.microsoft.com/office/word/2006/wordml" xmlns:wps="http://schemas.microsoft.com/office/word/2010/wordprocessingShape">
-      <w:pPr>
-        <w:spacing w:after="100"/>
-      </w:pPr>
-      <w:r>
-        <w:rPr>
-          <w:rFonts w:ascii="Times New Roman" w:hAnsi="Times New Roman"/>
-          <w:b w:val="0"/>
-          <w:sz w:val="28"/>
-          <w:color w:val="000000"/>
-        </w:rPr>
-        <w:t>Spark reads CSV with a header and handles quoted movie titles. User and movie IDs are converted to positive 32-bit integers. Ratings must be finite, within the permitted range and in half-star steps. Timestamps must be nonnegative. Rows that do not meet these conditions are removed before training.</w:t>
-      </w:r>
-    </w:p>
-    <w:p xmlns:w="http://schemas.openxmlformats.org/wordprocessingml/2006/main" xmlns:wpc="http://schemas.microsoft.com/office/word/2010/wordprocessingCanvas" xmlns:mo="http://schemas.microsoft.com/office/mac/office/2008/main" xmlns:mc="http://schemas.openxmlformats.org/markup-compatibility/2006" xmlns:mv="urn:schemas-microsoft-com:mac:vml" xmlns:o="urn:schemas-microsoft-com:office:office" xmlns:r="http://schemas.openxmlformats.org/officeDocument/2006/relationships" xmlns:m="http://schemas.openxmlformats.org/officeDocument/2006/math" xmlns:v="urn:schemas-microsoft-com:vml" xmlns:wp14="http://schemas.microsoft.com/office/word/2010/wordprocessingDrawing" xmlns:wp="http://schemas.openxmlformats.org/drawingml/2006/wordprocessingDrawing" xmlns:w10="urn:schemas-microsoft-com:office:word" xmlns:w14="http://schemas.microsoft.com/office/word/2010/wordml" xmlns:wpg="http://schemas.microsoft.com/office/word/2010/wordprocessingGroup" xmlns:wpi="http://schemas.microsoft.com/office/word/2010/wordprocessingInk" xmlns:wne="http://schemas.microsoft.com/office/word/2006/wordml" xmlns:wps="http://schemas.microsoft.com/office/word/2010/wordprocessingShape">
-      <w:pPr>
-        <w:spacing w:after="100"/>
-      </w:pPr>
-      <w:r>
-        <w:rPr>
-          <w:rFonts w:ascii="Times New Roman" w:hAnsi="Times New Roman"/>
-          <w:b w:val="0"/>
-          <w:sz w:val="28"/>
-          <w:color w:val="000000"/>
-        </w:rPr>
-        <w:t>A window partitions records by userId and movieId. If a pair occurs more than once, the latest timestamp is retained; a timestamp tie uses the higher rating. A join with the movie catalogue then removes ratings that refer to an unknown movie. For the supplied dataset, no invalid, duplicate or unknown-movie rating rows were removed.</w:t>
-      </w:r>
-    </w:p>
-    <w:p xmlns:w="http://schemas.openxmlformats.org/wordprocessingml/2006/main" xmlns:wpc="http://schemas.microsoft.com/office/word/2010/wordprocessingCanvas" xmlns:mo="http://schemas.microsoft.com/office/mac/office/2008/main" xmlns:mc="http://schemas.openxmlformats.org/markup-compatibility/2006" xmlns:mv="urn:schemas-microsoft-com:mac:vml" xmlns:o="urn:schemas-microsoft-com:office:office" xmlns:r="http://schemas.openxmlformats.org/officeDocument/2006/relationships" xmlns:m="http://schemas.openxmlformats.org/officeDocument/2006/math" xmlns:v="urn:schemas-microsoft-com:vml" xmlns:wp14="http://schemas.microsoft.com/office/word/2010/wordprocessingDrawing" xmlns:wp="http://schemas.openxmlformats.org/drawingml/2006/wordprocessingDrawing" xmlns:w10="urn:schemas-microsoft-com:office:word" xmlns:w14="http://schemas.microsoft.com/office/word/2010/wordml" xmlns:wpg="http://schemas.microsoft.com/office/word/2010/wordprocessingGroup" xmlns:wpi="http://schemas.microsoft.com/office/word/2010/wordprocessingInk" xmlns:wne="http://schemas.microsoft.com/office/word/2006/wordml" xmlns:wps="http://schemas.microsoft.com/office/word/2010/wordprocessingShape">
-      <w:pPr>
-        <w:keepNext/>
-        <w:pageBreakBefore w:val="0"/>
-        <w:spacing w:before="120" w:after="80"/>
-      </w:pPr>
-      <w:r>
-        <w:rPr>
-          <w:rFonts w:ascii="Times New Roman" w:hAnsi="Times New Roman"/>
-          <w:sz w:val="32"/>
-          <w:color w:val="000000"/>
-          <w:b/>
-        </w:rPr>
-        <w:t>2.2 Analysis and storage</w:t>
-      </w:r>
-    </w:p>
-    <w:p xmlns:w="http://schemas.openxmlformats.org/wordprocessingml/2006/main" xmlns:wpc="http://schemas.microsoft.com/office/word/2010/wordprocessingCanvas" xmlns:mo="http://schemas.microsoft.com/office/mac/office/2008/main" xmlns:mc="http://schemas.openxmlformats.org/markup-compatibility/2006" xmlns:mv="urn:schemas-microsoft-com:mac:vml" xmlns:o="urn:schemas-microsoft-com:office:office" xmlns:r="http://schemas.openxmlformats.org/officeDocument/2006/relationships" xmlns:m="http://schemas.openxmlformats.org/officeDocument/2006/math" xmlns:v="urn:schemas-microsoft-com:vml" xmlns:wp14="http://schemas.microsoft.com/office/word/2010/wordprocessingDrawing" xmlns:wp="http://schemas.openxmlformats.org/drawingml/2006/wordprocessingDrawing" xmlns:w10="urn:schemas-microsoft-com:office:word" xmlns:w14="http://schemas.microsoft.com/office/word/2010/wordml" xmlns:wpg="http://schemas.microsoft.com/office/word/2010/wordprocessingGroup" xmlns:wpi="http://schemas.microsoft.com/office/word/2010/wordprocessingInk" xmlns:wne="http://schemas.microsoft.com/office/word/2006/wordml" xmlns:wps="http://schemas.microsoft.com/office/word/2010/wordprocessingShape">
-      <w:pPr>
-        <w:spacing w:after="100"/>
-      </w:pPr>
-      <w:r>
-        <w:rPr>
-          <w:rFonts w:ascii="Times New Roman" w:hAnsi="Times New Roman"/>
-          <w:b w:val="0"/>
-          <w:sz w:val="28"/>
-          <w:color w:val="000000"/>
-        </w:rPr>
-        <w:t>DataFrame grouping and Spark SQL calculate movie rating counts, mean ratings, genre counts and the rating distribution. An RDD maps rows to user/count pairs, reduces them by user ID and counts the resulting users. The average rating in this dataset is 3.502. The most common score is 4.0, with 26,818 ratings.</w:t>
-      </w:r>
-    </w:p>
-    <w:p xmlns:w="http://schemas.openxmlformats.org/wordprocessingml/2006/main" xmlns:wpc="http://schemas.microsoft.com/office/word/2010/wordprocessingCanvas" xmlns:mo="http://schemas.microsoft.com/office/mac/office/2008/main" xmlns:mc="http://schemas.openxmlformats.org/markup-compatibility/2006" xmlns:mv="urn:schemas-microsoft-com:mac:vml" xmlns:o="urn:schemas-microsoft-com:office:office" xmlns:r="http://schemas.openxmlformats.org/officeDocument/2006/relationships" xmlns:m="http://schemas.openxmlformats.org/officeDocument/2006/math" xmlns:v="urn:schemas-microsoft-com:vml" xmlns:wp14="http://schemas.microsoft.com/office/word/2010/wordprocessingDrawing" xmlns:wp="http://schemas.openxmlformats.org/drawingml/2006/wordprocessingDrawing" xmlns:w10="urn:schemas-microsoft-com:office:word" xmlns:w14="http://schemas.microsoft.com/office/word/2010/wordml" xmlns:wpg="http://schemas.microsoft.com/office/word/2010/wordprocessingGroup" xmlns:wpi="http://schemas.microsoft.com/office/word/2010/wordprocessingInk" xmlns:wne="http://schemas.microsoft.com/office/word/2006/wordml" xmlns:wps="http://schemas.microsoft.com/office/word/2010/wordprocessingShape">
-      <w:pPr>
-        <w:spacing w:after="100"/>
-      </w:pPr>
-      <w:r>
-        <w:rPr>
-          <w:rFonts w:ascii="Times New Roman" w:hAnsi="Times New Roman"/>
-          <w:b w:val="0"/>
-          <w:sz w:val="28"/>
-          <w:color w:val="000000"/>
-        </w:rPr>
-        <w:t>Cleaned ratings are saved as Parquet partitioned by the year of the rating timestamp. Movies are saved as a separate Parquet table. Reading back the saved ratings returned all 100,836 records. This check confirms that the storage stage did not change the record count.</w:t>
-      </w:r>
-    </w:p>
-    <w:p xmlns:w="http://schemas.openxmlformats.org/wordprocessingml/2006/main" xmlns:wpc="http://schemas.microsoft.com/office/word/2010/wordprocessingCanvas" xmlns:mo="http://schemas.microsoft.com/office/mac/office/2008/main" xmlns:mc="http://schemas.openxmlformats.org/markup-compatibility/2006" xmlns:mv="urn:schemas-microsoft-com:mac:vml" xmlns:o="urn:schemas-microsoft-com:office:office" xmlns:r="http://schemas.openxmlformats.org/officeDocument/2006/relationships" xmlns:m="http://schemas.openxmlformats.org/officeDocument/2006/math" xmlns:v="urn:schemas-microsoft-com:vml" xmlns:wp14="http://schemas.microsoft.com/office/word/2010/wordprocessingDrawing" xmlns:wp="http://schemas.openxmlformats.org/drawingml/2006/wordprocessingDrawing" xmlns:w10="urn:schemas-microsoft-com:office:word" xmlns:w14="http://schemas.microsoft.com/office/word/2010/wordml" xmlns:wpg="http://schemas.microsoft.com/office/word/2010/wordprocessingGroup" xmlns:wpi="http://schemas.microsoft.com/office/word/2010/wordprocessingInk" xmlns:wne="http://schemas.microsoft.com/office/word/2006/wordml" xmlns:wps="http://schemas.microsoft.com/office/word/2010/wordprocessingShape">
-      <w:pPr>
-        <w:keepNext/>
-        <w:pageBreakBefore w:val="0"/>
-        <w:spacing w:before="120" w:after="80"/>
-      </w:pPr>
-      <w:r>
-        <w:rPr>
-          <w:rFonts w:ascii="Times New Roman" w:hAnsi="Times New Roman"/>
-          <w:sz w:val="32"/>
-          <w:color w:val="000000"/>
-          <w:b/>
-        </w:rPr>
-        <w:t>2.3 Relation to the four Vs</w:t>
-      </w:r>
-    </w:p>
-    <w:p xmlns:w="http://schemas.openxmlformats.org/wordprocessingml/2006/main" xmlns:wpc="http://schemas.microsoft.com/office/word/2010/wordprocessingCanvas" xmlns:mo="http://schemas.microsoft.com/office/mac/office/2008/main" xmlns:mc="http://schemas.openxmlformats.org/markup-compatibility/2006" xmlns:mv="urn:schemas-microsoft-com:mac:vml" xmlns:o="urn:schemas-microsoft-com:office:office" xmlns:r="http://schemas.openxmlformats.org/officeDocument/2006/relationships" xmlns:m="http://schemas.openxmlformats.org/officeDocument/2006/math" xmlns:v="urn:schemas-microsoft-com:vml" xmlns:wp14="http://schemas.microsoft.com/office/word/2010/wordprocessingDrawing" xmlns:wp="http://schemas.openxmlformats.org/drawingml/2006/wordprocessingDrawing" xmlns:w10="urn:schemas-microsoft-com:office:word" xmlns:w14="http://schemas.microsoft.com/office/word/2010/wordml" xmlns:wpg="http://schemas.microsoft.com/office/word/2010/wordprocessingGroup" xmlns:wpi="http://schemas.microsoft.com/office/word/2010/wordprocessingInk" xmlns:wne="http://schemas.microsoft.com/office/word/2006/wordml" xmlns:wps="http://schemas.microsoft.com/office/word/2010/wordprocessingShape">
-      <w:pPr>
-        <w:spacing w:after="100"/>
-      </w:pPr>
-      <w:r>
-        <w:rPr>
-          <w:rFonts w:ascii="Times New Roman" w:hAnsi="Times New Roman"/>
-          <w:b w:val="0"/>
-          <w:sz w:val="28"/>
-          <w:color w:val="000000"/>
-        </w:rPr>
-        <w:t>Volume is the number of rating records, although this sample fits on a laptop. Variety appears in CSV, Parquet and JSON. Veracity is addressed through cleaning and catalogue checks. Velocity matters for continuous updates; this implementation processes a fixed batch without streaming.</w:t>
-      </w:r>
-    </w:p>
-    <w:p xmlns:w="http://schemas.openxmlformats.org/wordprocessingml/2006/main" xmlns:wpc="http://schemas.microsoft.com/office/word/2010/wordprocessingCanvas" xmlns:mo="http://schemas.microsoft.com/office/mac/office/2008/main" xmlns:mc="http://schemas.openxmlformats.org/markup-compatibility/2006" xmlns:mv="urn:schemas-microsoft-com:mac:vml" xmlns:o="urn:schemas-microsoft-com:office:office" xmlns:r="http://schemas.openxmlformats.org/officeDocument/2006/relationships" xmlns:m="http://schemas.openxmlformats.org/officeDocument/2006/math" xmlns:v="urn:schemas-microsoft-com:vml" xmlns:wp14="http://schemas.microsoft.com/office/word/2010/wordprocessingDrawing" xmlns:wp="http://schemas.openxmlformats.org/drawingml/2006/wordprocessingDrawing" xmlns:w10="urn:schemas-microsoft-com:office:word" xmlns:w14="http://schemas.microsoft.com/office/word/2010/wordml" xmlns:wpg="http://schemas.microsoft.com/office/word/2010/wordprocessingGroup" xmlns:wpi="http://schemas.microsoft.com/office/word/2010/wordprocessingInk" xmlns:wne="http://schemas.microsoft.com/office/word/2006/wordml" xmlns:wps="http://schemas.microsoft.com/office/word/2010/wordprocessingShape">
-      <w:pPr>
-        <w:keepNext/>
-        <w:pageBreakBefore/>
-        <w:spacing w:before="120" w:after="80"/>
-      </w:pPr>
-      <w:r>
-        <w:rPr>
-          <w:rFonts w:ascii="Times New Roman" w:hAnsi="Times New Roman"/>
-          <w:sz w:val="32"/>
-          <w:color w:val="000000"/>
-          <w:b/>
-        </w:rPr>
-        <w:t>3 Recommendation Method</w:t>
-      </w:r>
-    </w:p>
-    <w:p xmlns:w="http://schemas.openxmlformats.org/wordprocessingml/2006/main" xmlns:wpc="http://schemas.microsoft.com/office/word/2010/wordprocessingCanvas" xmlns:mo="http://schemas.microsoft.com/office/mac/office/2008/main" xmlns:mc="http://schemas.openxmlformats.org/markup-compatibility/2006" xmlns:mv="urn:schemas-microsoft-com:mac:vml" xmlns:o="urn:schemas-microsoft-com:office:office" xmlns:r="http://schemas.openxmlformats.org/officeDocument/2006/relationships" xmlns:m="http://schemas.openxmlformats.org/officeDocument/2006/math" xmlns:v="urn:schemas-microsoft-com:vml" xmlns:wp14="http://schemas.microsoft.com/office/word/2010/wordprocessingDrawing" xmlns:wp="http://schemas.openxmlformats.org/drawingml/2006/wordprocessingDrawing" xmlns:w10="urn:schemas-microsoft-com:office:word" xmlns:w14="http://schemas.microsoft.com/office/word/2010/wordml" xmlns:wpg="http://schemas.microsoft.com/office/word/2010/wordprocessingGroup" xmlns:wpi="http://schemas.microsoft.com/office/word/2010/wordprocessingInk" xmlns:wne="http://schemas.microsoft.com/office/word/2006/wordml" xmlns:wps="http://schemas.microsoft.com/office/word/2010/wordprocessingShape">
-      <w:pPr>
-        <w:keepNext/>
-        <w:pageBreakBefore w:val="0"/>
-        <w:spacing w:before="120" w:after="80"/>
-      </w:pPr>
-      <w:r>
-        <w:rPr>
-          <w:rFonts w:ascii="Times New Roman" w:hAnsi="Times New Roman"/>
-          <w:sz w:val="32"/>
-          <w:color w:val="000000"/>
-          <w:b/>
-        </w:rPr>
-        <w:t>3.1 Collaborative filtering with ALS</w:t>
-      </w:r>
-    </w:p>
-    <w:p xmlns:w="http://schemas.openxmlformats.org/wordprocessingml/2006/main" xmlns:wpc="http://schemas.microsoft.com/office/word/2010/wordprocessingCanvas" xmlns:mo="http://schemas.microsoft.com/office/mac/office/2008/main" xmlns:mc="http://schemas.openxmlformats.org/markup-compatibility/2006" xmlns:mv="urn:schemas-microsoft-com:mac:vml" xmlns:o="urn:schemas-microsoft-com:office:office" xmlns:r="http://schemas.openxmlformats.org/officeDocument/2006/relationships" xmlns:m="http://schemas.openxmlformats.org/officeDocument/2006/math" xmlns:v="urn:schemas-microsoft-com:vml" xmlns:wp14="http://schemas.microsoft.com/office/word/2010/wordprocessingDrawing" xmlns:wp="http://schemas.openxmlformats.org/drawingml/2006/wordprocessingDrawing" xmlns:w10="urn:schemas-microsoft-com:office:word" xmlns:w14="http://schemas.microsoft.com/office/word/2010/wordml" xmlns:wpg="http://schemas.microsoft.com/office/word/2010/wordprocessingGroup" xmlns:wpi="http://schemas.microsoft.com/office/word/2010/wordprocessingInk" xmlns:wne="http://schemas.microsoft.com/office/word/2006/wordml" xmlns:wps="http://schemas.microsoft.com/office/word/2010/wordprocessingShape">
-      <w:pPr>
-        <w:spacing w:after="100"/>
-      </w:pPr>
-      <w:r>
-        <w:rPr>
-          <w:rFonts w:ascii="Times New Roman" w:hAnsi="Times New Roman"/>
-          <w:b w:val="0"/>
-          <w:sz w:val="28"/>
-          <w:color w:val="000000"/>
-        </w:rPr>
-        <w:t>Collaborative filtering uses rating patterns across users. ALS represents each user and movie as a short vector of latent factors. These factors are learned from the rating matrix; they are not manually labelled genres. The dot product of a user vector and a movie vector estimates that user’s preference for the film.</w:t>
-      </w:r>
-    </w:p>
-    <w:p xmlns:w="http://schemas.openxmlformats.org/wordprocessingml/2006/main" xmlns:wpc="http://schemas.microsoft.com/office/word/2010/wordprocessingCanvas" xmlns:mo="http://schemas.microsoft.com/office/mac/office/2008/main" xmlns:mc="http://schemas.openxmlformats.org/markup-compatibility/2006" xmlns:mv="urn:schemas-microsoft-com:mac:vml" xmlns:o="urn:schemas-microsoft-com:office:office" xmlns:r="http://schemas.openxmlformats.org/officeDocument/2006/relationships" xmlns:m="http://schemas.openxmlformats.org/officeDocument/2006/math" xmlns:v="urn:schemas-microsoft-com:vml" xmlns:wp14="http://schemas.microsoft.com/office/word/2010/wordprocessingDrawing" xmlns:wp="http://schemas.openxmlformats.org/drawingml/2006/wordprocessingDrawing" xmlns:w10="urn:schemas-microsoft-com:office:word" xmlns:w14="http://schemas.microsoft.com/office/word/2010/wordml" xmlns:wpg="http://schemas.microsoft.com/office/word/2010/wordprocessingGroup" xmlns:wpi="http://schemas.microsoft.com/office/word/2010/wordprocessingInk" xmlns:wne="http://schemas.microsoft.com/office/word/2006/wordml" xmlns:wps="http://schemas.microsoft.com/office/word/2010/wordprocessingShape">
-      <w:pPr>
-        <w:spacing w:after="100"/>
-      </w:pPr>
-      <w:r>
-        <w:rPr>
-          <w:rFonts w:ascii="Times New Roman" w:hAnsi="Times New Roman"/>
-          <w:b w:val="0"/>
-          <w:sz w:val="28"/>
-          <w:color w:val="000000"/>
-        </w:rPr>
-        <w:t>ALS alternates between solving user factors with movie factors fixed and solving movie factors with user factors fixed. Regularisation discourages very large factors. The project uses explicit rating feedback, rank 12, 10 iterations, regularisation 0.1 and seed 42. These are fixed demonstration settings; the test data is not used to choose them.</w:t>
-      </w:r>
-    </w:p>
-    <w:p xmlns:w="http://schemas.openxmlformats.org/wordprocessingml/2006/main" xmlns:wpc="http://schemas.microsoft.com/office/word/2010/wordprocessingCanvas" xmlns:mo="http://schemas.microsoft.com/office/mac/office/2008/main" xmlns:mc="http://schemas.openxmlformats.org/markup-compatibility/2006" xmlns:mv="urn:schemas-microsoft-com:mac:vml" xmlns:o="urn:schemas-microsoft-com:office:office" xmlns:r="http://schemas.openxmlformats.org/officeDocument/2006/relationships" xmlns:m="http://schemas.openxmlformats.org/officeDocument/2006/math" xmlns:v="urn:schemas-microsoft-com:vml" xmlns:wp14="http://schemas.microsoft.com/office/word/2010/wordprocessingDrawing" xmlns:wp="http://schemas.openxmlformats.org/drawingml/2006/wordprocessingDrawing" xmlns:w10="urn:schemas-microsoft-com:office:word" xmlns:w14="http://schemas.microsoft.com/office/word/2010/wordml" xmlns:wpg="http://schemas.microsoft.com/office/word/2010/wordprocessingGroup" xmlns:wpi="http://schemas.microsoft.com/office/word/2010/wordprocessingInk" xmlns:wne="http://schemas.microsoft.com/office/word/2006/wordml" xmlns:wps="http://schemas.microsoft.com/office/word/2010/wordprocessingShape">
-      <w:pPr>
-        <w:keepNext/>
-        <w:pageBreakBefore w:val="0"/>
-        <w:spacing w:before="120" w:after="80"/>
-      </w:pPr>
-      <w:r>
-        <w:rPr>
-          <w:rFonts w:ascii="Times New Roman" w:hAnsi="Times New Roman"/>
-          <w:sz w:val="32"/>
-          <w:color w:val="000000"/>
-          <w:b/>
-        </w:rPr>
-        <w:t>3.2 Existing users and filters</w:t>
-      </w:r>
-    </w:p>
-    <w:p xmlns:w="http://schemas.openxmlformats.org/wordprocessingml/2006/main" xmlns:wpc="http://schemas.microsoft.com/office/word/2010/wordprocessingCanvas" xmlns:mo="http://schemas.microsoft.com/office/mac/office/2008/main" xmlns:mc="http://schemas.openxmlformats.org/markup-compatibility/2006" xmlns:mv="urn:schemas-microsoft-com:mac:vml" xmlns:o="urn:schemas-microsoft-com:office:office" xmlns:r="http://schemas.openxmlformats.org/officeDocument/2006/relationships" xmlns:m="http://schemas.openxmlformats.org/officeDocument/2006/math" xmlns:v="urn:schemas-microsoft-com:vml" xmlns:wp14="http://schemas.microsoft.com/office/word/2010/wordprocessingDrawing" xmlns:wp="http://schemas.openxmlformats.org/drawingml/2006/wordprocessingDrawing" xmlns:w10="urn:schemas-microsoft-com:office:word" xmlns:w14="http://schemas.microsoft.com/office/word/2010/wordml" xmlns:wpg="http://schemas.microsoft.com/office/word/2010/wordprocessingGroup" xmlns:wpi="http://schemas.microsoft.com/office/word/2010/wordprocessingInk" xmlns:wne="http://schemas.microsoft.com/office/word/2006/wordml" xmlns:wps="http://schemas.microsoft.com/office/word/2010/wordprocessingShape">
-      <w:pPr>
-        <w:spacing w:after="100"/>
-      </w:pPr>
-      <w:r>
-        <w:rPr>
-          <w:rFonts w:ascii="Times New Roman" w:hAnsi="Times New Roman"/>
-          <w:b w:val="0"/>
-          <w:sz w:val="28"/>
-          <w:color w:val="000000"/>
-        </w:rPr>
-        <w:t>For an existing user, the server loads the saved user vector, scores movies with known factors and removes every film already rated by that user. The remaining candidates can be restricted by genre and minimum rating count, then sorted by score. The default minimum count is 20, which avoids some poorly supported recommendations.</w:t>
-      </w:r>
-    </w:p>
-    <w:p xmlns:w="http://schemas.openxmlformats.org/wordprocessingml/2006/main" xmlns:wpc="http://schemas.microsoft.com/office/word/2010/wordprocessingCanvas" xmlns:mo="http://schemas.microsoft.com/office/mac/office/2008/main" xmlns:mc="http://schemas.openxmlformats.org/markup-compatibility/2006" xmlns:mv="urn:schemas-microsoft-com:mac:vml" xmlns:o="urn:schemas-microsoft-com:office:office" xmlns:r="http://schemas.openxmlformats.org/officeDocument/2006/relationships" xmlns:m="http://schemas.openxmlformats.org/officeDocument/2006/math" xmlns:v="urn:schemas-microsoft-com:vml" xmlns:wp14="http://schemas.microsoft.com/office/word/2010/wordprocessingDrawing" xmlns:wp="http://schemas.openxmlformats.org/drawingml/2006/wordprocessingDrawing" xmlns:w10="urn:schemas-microsoft-com:office:word" xmlns:w14="http://schemas.microsoft.com/office/word/2010/wordml" xmlns:wpg="http://schemas.microsoft.com/office/word/2010/wordprocessingGroup" xmlns:wpi="http://schemas.microsoft.com/office/word/2010/wordprocessingInk" xmlns:wne="http://schemas.microsoft.com/office/word/2006/wordml" xmlns:wps="http://schemas.microsoft.com/office/word/2010/wordprocessingShape">
-      <w:pPr>
-        <w:spacing w:after="100"/>
-      </w:pPr>
-      <w:r>
-        <w:rPr>
-          <w:rFonts w:ascii="Times New Roman" w:hAnsi="Times New Roman"/>
-          <w:b w:val="0"/>
-          <w:sz w:val="28"/>
-          <w:color w:val="000000"/>
-        </w:rPr>
-        <w:t>Scores are unconstrained model estimates and may be greater than 5. They are displayed as model scores, separately from the movie’s actual average rating. An unknown user ID receives a popularity fallback using a movie average shrunk toward the global mean with a prior weight of 50.</w:t>
-      </w:r>
-    </w:p>
-    <w:p xmlns:w="http://schemas.openxmlformats.org/wordprocessingml/2006/main" xmlns:wpc="http://schemas.microsoft.com/office/word/2010/wordprocessingCanvas" xmlns:mo="http://schemas.microsoft.com/office/mac/office/2008/main" xmlns:mc="http://schemas.openxmlformats.org/markup-compatibility/2006" xmlns:mv="urn:schemas-microsoft-com:mac:vml" xmlns:o="urn:schemas-microsoft-com:office:office" xmlns:r="http://schemas.openxmlformats.org/officeDocument/2006/relationships" xmlns:m="http://schemas.openxmlformats.org/officeDocument/2006/math" xmlns:v="urn:schemas-microsoft-com:vml" xmlns:wp14="http://schemas.microsoft.com/office/word/2010/wordprocessingDrawing" xmlns:wp="http://schemas.openxmlformats.org/drawingml/2006/wordprocessingDrawing" xmlns:w10="urn:schemas-microsoft-com:office:word" xmlns:w14="http://schemas.microsoft.com/office/word/2010/wordml" xmlns:wpg="http://schemas.microsoft.com/office/word/2010/wordprocessingGroup" xmlns:wpi="http://schemas.microsoft.com/office/word/2010/wordprocessingInk" xmlns:wne="http://schemas.microsoft.com/office/word/2006/wordml" xmlns:wps="http://schemas.microsoft.com/office/word/2010/wordprocessingShape">
-      <w:pPr>
-        <w:keepNext/>
-        <w:pageBreakBefore w:val="0"/>
-        <w:spacing w:before="120" w:after="80"/>
-      </w:pPr>
-      <w:r>
-        <w:rPr>
-          <w:rFonts w:ascii="Times New Roman" w:hAnsi="Times New Roman"/>
-          <w:sz w:val="32"/>
-          <w:color w:val="000000"/>
-          <w:b/>
-        </w:rPr>
-        <w:t>3.3 New user profiles</w:t>
-      </w:r>
-    </w:p>
-    <w:p xmlns:w="http://schemas.openxmlformats.org/wordprocessingml/2006/main" xmlns:wpc="http://schemas.microsoft.com/office/word/2010/wordprocessingCanvas" xmlns:mo="http://schemas.microsoft.com/office/mac/office/2008/main" xmlns:mc="http://schemas.openxmlformats.org/markup-compatibility/2006" xmlns:mv="urn:schemas-microsoft-com:mac:vml" xmlns:o="urn:schemas-microsoft-com:office:office" xmlns:r="http://schemas.openxmlformats.org/officeDocument/2006/relationships" xmlns:m="http://schemas.openxmlformats.org/officeDocument/2006/math" xmlns:v="urn:schemas-microsoft-com:vml" xmlns:wp14="http://schemas.microsoft.com/office/word/2010/wordprocessingDrawing" xmlns:wp="http://schemas.openxmlformats.org/drawingml/2006/wordprocessingDrawing" xmlns:w10="urn:schemas-microsoft-com:office:word" xmlns:w14="http://schemas.microsoft.com/office/word/2010/wordml" xmlns:wpg="http://schemas.microsoft.com/office/word/2010/wordprocessingGroup" xmlns:wpi="http://schemas.microsoft.com/office/word/2010/wordprocessingInk" xmlns:wne="http://schemas.microsoft.com/office/word/2006/wordml" xmlns:wps="http://schemas.microsoft.com/office/word/2010/wordprocessingShape">
-      <w:pPr>
-        <w:spacing w:after="100"/>
-      </w:pPr>
-      <w:r>
-        <w:rPr>
-          <w:rFonts w:ascii="Times New Roman" w:hAnsi="Times New Roman"/>
-          <w:b w:val="0"/>
-          <w:sz w:val="28"/>
-          <w:color w:val="000000"/>
-        </w:rPr>
-        <w:t>A new user can search for films and rate between 1 and 30 different movies. The system keeps the movie vectors fixed and solves a regularised least-squares equation for the new user vector. With Y containing the selected movie vectors and r the entered ratings, the update solves (YᵀY + λnI)x = Yᵀr. Here n is the number of ratings and λ is the saved regularisation parameter.</w:t>
-      </w:r>
-    </w:p>
-    <w:p xmlns:w="http://schemas.openxmlformats.org/wordprocessingml/2006/main" xmlns:wpc="http://schemas.microsoft.com/office/word/2010/wordprocessingCanvas" xmlns:mo="http://schemas.microsoft.com/office/mac/office/2008/main" xmlns:mc="http://schemas.openxmlformats.org/markup-compatibility/2006" xmlns:mv="urn:schemas-microsoft-com:mac:vml" xmlns:o="urn:schemas-microsoft-com:office:office" xmlns:r="http://schemas.openxmlformats.org/officeDocument/2006/relationships" xmlns:m="http://schemas.openxmlformats.org/officeDocument/2006/math" xmlns:v="urn:schemas-microsoft-com:vml" xmlns:wp14="http://schemas.microsoft.com/office/word/2010/wordprocessingDrawing" xmlns:wp="http://schemas.openxmlformats.org/drawingml/2006/wordprocessingDrawing" xmlns:w10="urn:schemas-microsoft-com:office:word" xmlns:w14="http://schemas.microsoft.com/office/word/2010/wordml" xmlns:wpg="http://schemas.microsoft.com/office/word/2010/wordprocessingGroup" xmlns:wpi="http://schemas.microsoft.com/office/word/2010/wordprocessingInk" xmlns:wne="http://schemas.microsoft.com/office/word/2006/wordml" xmlns:wps="http://schemas.microsoft.com/office/word/2010/wordprocessingShape">
-      <w:pPr>
-        <w:spacing w:after="100"/>
-      </w:pPr>
-      <w:r>
-        <w:rPr>
-          <w:rFonts w:ascii="Times New Roman" w:hAnsi="Times New Roman"/>
-          <w:b w:val="0"/>
-          <w:sz w:val="28"/>
-          <w:color w:val="000000"/>
-        </w:rPr>
-        <w:t>This is a conditional ALS update, so the whole Spark model need not be retrained. Three or more ratings usually provide more information than one, but the quality of this new-profile method has not been separately evaluated. Entered profiles are temporary and are not saved to the dataset.</w:t>
-      </w:r>
-    </w:p>
-    <w:p xmlns:w="http://schemas.openxmlformats.org/wordprocessingml/2006/main" xmlns:wpc="http://schemas.microsoft.com/office/word/2010/wordprocessingCanvas" xmlns:mo="http://schemas.microsoft.com/office/mac/office/2008/main" xmlns:mc="http://schemas.openxmlformats.org/markup-compatibility/2006" xmlns:mv="urn:schemas-microsoft-com:mac:vml" xmlns:o="urn:schemas-microsoft-com:office:office" xmlns:r="http://schemas.openxmlformats.org/officeDocument/2006/relationships" xmlns:m="http://schemas.openxmlformats.org/officeDocument/2006/math" xmlns:v="urn:schemas-microsoft-com:vml" xmlns:wp14="http://schemas.microsoft.com/office/word/2010/wordprocessingDrawing" xmlns:wp="http://schemas.openxmlformats.org/drawingml/2006/wordprocessingDrawing" xmlns:w10="urn:schemas-microsoft-com:office:word" xmlns:w14="http://schemas.microsoft.com/office/word/2010/wordml" xmlns:wpg="http://schemas.microsoft.com/office/word/2010/wordprocessingGroup" xmlns:wpi="http://schemas.microsoft.com/office/word/2010/wordprocessingInk" xmlns:wne="http://schemas.microsoft.com/office/word/2006/wordml" xmlns:wps="http://schemas.microsoft.com/office/word/2010/wordprocessingShape">
-      <w:pPr>
-        <w:keepNext/>
-        <w:pageBreakBefore w:val="0"/>
-        <w:spacing w:before="120" w:after="80"/>
-      </w:pPr>
-      <w:r>
-        <w:rPr>
-          <w:rFonts w:ascii="Times New Roman" w:hAnsi="Times New Roman"/>
-          <w:sz w:val="32"/>
-          <w:color w:val="000000"/>
-          <w:b/>
-        </w:rPr>
-        <w:t>3.4 Evaluation procedure</w:t>
-      </w:r>
-    </w:p>
-    <w:p xmlns:w="http://schemas.openxmlformats.org/wordprocessingml/2006/main" xmlns:wpc="http://schemas.microsoft.com/office/word/2010/wordprocessingCanvas" xmlns:mo="http://schemas.microsoft.com/office/mac/office/2008/main" xmlns:mc="http://schemas.openxmlformats.org/markup-compatibility/2006" xmlns:mv="urn:schemas-microsoft-com:mac:vml" xmlns:o="urn:schemas-microsoft-com:office:office" xmlns:r="http://schemas.openxmlformats.org/officeDocument/2006/relationships" xmlns:m="http://schemas.openxmlformats.org/officeDocument/2006/math" xmlns:v="urn:schemas-microsoft-com:vml" xmlns:wp14="http://schemas.microsoft.com/office/word/2010/wordprocessingDrawing" xmlns:wp="http://schemas.openxmlformats.org/drawingml/2006/wordprocessingDrawing" xmlns:w10="urn:schemas-microsoft-com:office:word" xmlns:w14="http://schemas.microsoft.com/office/word/2010/wordml" xmlns:wpg="http://schemas.microsoft.com/office/word/2010/wordprocessingGroup" xmlns:wpi="http://schemas.microsoft.com/office/word/2010/wordprocessingInk" xmlns:wne="http://schemas.microsoft.com/office/word/2006/wordml" xmlns:wps="http://schemas.microsoft.com/office/word/2010/wordprocessingShape">
-      <w:pPr>
-        <w:spacing w:after="100"/>
-      </w:pPr>
-      <w:r>
-        <w:rPr>
-          <w:rFonts w:ascii="Times New Roman" w:hAnsi="Times New Roman"/>
-          <w:b w:val="0"/>
-          <w:sz w:val="28"/>
-          <w:color w:val="000000"/>
-        </w:rPr>
-        <w:t>For each user, ratings are ordered by timestamp and movie ID. The earliest floor(80%) form the training set; the remaining ratings form the test set. Error is measured on known-factor test rows. After evaluation, a separate serving model is fitted on all cleaned ratings. The evaluation model and final serving model are therefore different fits.</w:t>
-      </w:r>
-    </w:p>
-    <w:p xmlns:w="http://schemas.openxmlformats.org/wordprocessingml/2006/main" xmlns:wpc="http://schemas.microsoft.com/office/word/2010/wordprocessingCanvas" xmlns:mo="http://schemas.microsoft.com/office/mac/office/2008/main" xmlns:mc="http://schemas.openxmlformats.org/markup-compatibility/2006" xmlns:mv="urn:schemas-microsoft-com:mac:vml" xmlns:o="urn:schemas-microsoft-com:office:office" xmlns:r="http://schemas.openxmlformats.org/officeDocument/2006/relationships" xmlns:m="http://schemas.openxmlformats.org/officeDocument/2006/math" xmlns:v="urn:schemas-microsoft-com:vml" xmlns:wp14="http://schemas.microsoft.com/office/word/2010/wordprocessingDrawing" xmlns:wp="http://schemas.openxmlformats.org/drawingml/2006/wordprocessingDrawing" xmlns:w10="urn:schemas-microsoft-com:office:word" xmlns:w14="http://schemas.microsoft.com/office/word/2010/wordml" xmlns:wpg="http://schemas.microsoft.com/office/word/2010/wordprocessingGroup" xmlns:wpi="http://schemas.microsoft.com/office/word/2010/wordprocessingInk" xmlns:wne="http://schemas.microsoft.com/office/word/2006/wordml" xmlns:wps="http://schemas.microsoft.com/office/word/2010/wordprocessingShape">
-      <w:pPr>
-        <w:keepNext/>
-        <w:pageBreakBefore/>
-        <w:spacing w:before="120" w:after="80"/>
-      </w:pPr>
-      <w:r>
-        <w:rPr>
-          <w:rFonts w:ascii="Times New Roman" w:hAnsi="Times New Roman"/>
-          <w:sz w:val="32"/>
-          <w:color w:val="000000"/>
-          <w:b/>
-        </w:rPr>
-        <w:t>4 Implementation and Syllabus Connection</w:t>
-      </w:r>
-    </w:p>
-    <w:p xmlns:w="http://schemas.openxmlformats.org/wordprocessingml/2006/main" xmlns:wpc="http://schemas.microsoft.com/office/word/2010/wordprocessingCanvas" xmlns:mo="http://schemas.microsoft.com/office/mac/office/2008/main" xmlns:mc="http://schemas.openxmlformats.org/markup-compatibility/2006" xmlns:mv="urn:schemas-microsoft-com:mac:vml" xmlns:o="urn:schemas-microsoft-com:office:office" xmlns:r="http://schemas.openxmlformats.org/officeDocument/2006/relationships" xmlns:m="http://schemas.openxmlformats.org/officeDocument/2006/math" xmlns:v="urn:schemas-microsoft-com:vml" xmlns:wp14="http://schemas.microsoft.com/office/word/2010/wordprocessingDrawing" xmlns:wp="http://schemas.openxmlformats.org/drawingml/2006/wordprocessingDrawing" xmlns:w10="urn:schemas-microsoft-com:office:word" xmlns:w14="http://schemas.microsoft.com/office/word/2010/wordml" xmlns:wpg="http://schemas.microsoft.com/office/word/2010/wordprocessingGroup" xmlns:wpi="http://schemas.microsoft.com/office/word/2010/wordprocessingInk" xmlns:wne="http://schemas.microsoft.com/office/word/2006/wordml" xmlns:wps="http://schemas.microsoft.com/office/word/2010/wordprocessingShape">
-      <w:pPr>
-        <w:spacing w:after="100"/>
-      </w:pPr>
-      <w:r>
-        <w:rPr>
-          <w:rFonts w:ascii="Times New Roman" w:hAnsi="Times New Roman"/>
-          <w:b w:val="0"/>
-          <w:sz w:val="28"/>
-          <w:color w:val="000000"/>
-        </w:rPr>
-        <w:t>The project separates batch processing from online recommendation. The main files have narrow roles so they can be explained and modified independently during the demonstration.</w:t>
-      </w:r>
-    </w:p>
-    <w:tbl xmlns:w="http://schemas.openxmlformats.org/wordprocessingml/2006/main" xmlns:wpc="http://schemas.microsoft.com/office/word/2010/wordprocessingCanvas" xmlns:mo="http://schemas.microsoft.com/office/mac/office/2008/main" xmlns:mc="http://schemas.openxmlformats.org/markup-compatibility/2006" xmlns:mv="urn:schemas-microsoft-com:mac:vml" xmlns:o="urn:schemas-microsoft-com:office:office" xmlns:r="http://schemas.openxmlformats.org/officeDocument/2006/relationships" xmlns:m="http://schemas.openxmlformats.org/officeDocument/2006/math" xmlns:v="urn:schemas-microsoft-com:vml" xmlns:wp14="http://schemas.microsoft.com/office/word/2010/wordprocessingDrawing" xmlns:wp="http://schemas.openxmlformats.org/drawingml/2006/wordprocessingDrawing" xmlns:w10="urn:schemas-microsoft-com:office:word" xmlns:w14="http://schemas.microsoft.com/office/word/2010/wordml" xmlns:wpg="http://schemas.microsoft.com/office/word/2010/wordprocessingGroup" xmlns:wpi="http://schemas.microsoft.com/office/word/2010/wordprocessingInk" xmlns:wne="http://schemas.microsoft.com/office/word/2006/wordml" xmlns:wps="http://schemas.microsoft.com/office/word/2010/wordprocessingShape">
-      <w:tblPr>
-        <w:tblW w:type="auto" w:w="0"/>
-        <w:tblLayout w:type="fixed"/>
-        <w:tblLook w:firstColumn="1" w:firstRow="1" w:lastColumn="0" w:lastRow="0" w:noHBand="0" w:noVBand="1" w:val="04A0"/>
-      </w:tblPr>
-      <w:tblGrid>
-        <w:gridCol w:w="4512"/>
-        <w:gridCol w:w="4512"/>
-      </w:tblGrid>
-      <w:tr>
-        <w:trPr>
-          <w:cantSplit/>
-          <w:tblHeader/>
-        </w:trPr>
-        <w:tc>
-          <w:tcPr>
-            <w:tcW w:type="dxa" w:w="2592"/>
-            <w:vAlign w:val="center"/>
-            <w:tcMar>
-              <w:top w:w="50" w:type="dxa"/>
-              <w:bottom w:w="50" w:type="dxa"/>
-              <w:left w:w="50" w:type="dxa"/>
-              <w:right w:w="50" w:type="dxa"/>
-            </w:tcMar>
-            <w:tcBorders>
-              <w:top w:val="single" w:sz="4" w:color="D9D9D9"/>
-              <w:bottom w:val="single" w:sz="4" w:color="D9D9D9"/>
-              <w:left w:val="single" w:sz="4" w:color="D9D9D9"/>
-              <w:right w:val="single" w:sz="4" w:color="D9D9D9"/>
-            </w:tcBorders>
-            <w:shd w:fill="E9ECEF"/>
-          </w:tcPr>
-          <w:p>
-            <w:pPr>
-              <w:spacing w:after="20" w:before="20"/>
-            </w:pPr>
-            <w:r>
-              <w:rPr>
-                <w:rFonts w:ascii="Times New Roman" w:hAnsi="Times New Roman"/>
-                <w:b/>
-                <w:sz w:val="23"/>
-              </w:rPr>
-              <w:t>Java class</w:t>
+              <w:t>web folder</w:t>
             </w:r>
           </w:p>
         </w:tc>
         <w:tc>
           <w:tcPr>
-            <w:tcW w:type="dxa" w:w="6336"/>
-            <w:vAlign w:val="center"/>
-            <w:tcMar>
-              <w:top w:w="50" w:type="dxa"/>
-              <w:bottom w:w="50" w:type="dxa"/>
-              <w:left w:w="50" w:type="dxa"/>
-              <w:right w:w="50" w:type="dxa"/>
-            </w:tcMar>
-            <w:tcBorders>
-              <w:top w:val="single" w:sz="4" w:color="D9D9D9"/>
-              <w:bottom w:val="single" w:sz="4" w:color="D9D9D9"/>
-              <w:left w:val="single" w:sz="4" w:color="D9D9D9"/>
-              <w:right w:val="single" w:sz="4" w:color="D9D9D9"/>
-            </w:tcBorders>
-            <w:shd w:fill="E9ECEF"/>
-          </w:tcPr>
-          <w:p>
-            <w:pPr>
-              <w:spacing w:after="20" w:before="20"/>
-            </w:pPr>
-            <w:r>
-              <w:rPr>
-                <w:rFonts w:ascii="Times New Roman" w:hAnsi="Times New Roman"/>
-                <w:b/>
-                <w:sz w:val="23"/>
-              </w:rPr>
-              <w:t>Responsibility</w:t>
-            </w:r>
-          </w:p>
-        </w:tc>
-      </w:tr>
-      <w:tr>
-        <w:trPr>
-          <w:cantSplit/>
-        </w:trPr>
-        <w:tc>
-          <w:tcPr>
-            <w:tcW w:type="dxa" w:w="2592"/>
+            <w:tcW w:type="dxa" w:w="6048"/>
             <w:vAlign w:val="center"/>
             <w:tcMar>
               <w:top w:w="50" w:type="dxa"/>
@@ -2035,440 +2360,7 @@
                 <w:b w:val="0"/>
                 <w:sz w:val="23"/>
               </w:rPr>
-              <w:t>Main</w:t>
-            </w:r>
-          </w:p>
-        </w:tc>
-        <w:tc>
-          <w:tcPr>
-            <w:tcW w:type="dxa" w:w="6336"/>
-            <w:vAlign w:val="center"/>
-            <w:tcMar>
-              <w:top w:w="50" w:type="dxa"/>
-              <w:bottom w:w="50" w:type="dxa"/>
-              <w:left w:w="50" w:type="dxa"/>
-              <w:right w:w="50" w:type="dxa"/>
-            </w:tcMar>
-            <w:tcBorders>
-              <w:top w:val="single" w:sz="4" w:color="D9D9D9"/>
-              <w:bottom w:val="single" w:sz="4" w:color="D9D9D9"/>
-              <w:left w:val="single" w:sz="4" w:color="D9D9D9"/>
-              <w:right w:val="single" w:sz="4" w:color="D9D9D9"/>
-            </w:tcBorders>
-          </w:tcPr>
-          <w:p>
-            <w:pPr>
-              <w:spacing w:after="20" w:before="20"/>
-            </w:pPr>
-            <w:r>
-              <w:rPr>
-                <w:rFonts w:ascii="Times New Roman" w:hAnsi="Times New Roman"/>
-                <w:b w:val="0"/>
-                <w:sz w:val="23"/>
-              </w:rPr>
-              <w:t>Command selection and options for download, train and serve</w:t>
-            </w:r>
-          </w:p>
-        </w:tc>
-      </w:tr>
-      <w:tr>
-        <w:trPr>
-          <w:cantSplit/>
-        </w:trPr>
-        <w:tc>
-          <w:tcPr>
-            <w:tcW w:type="dxa" w:w="2592"/>
-            <w:vAlign w:val="center"/>
-            <w:tcMar>
-              <w:top w:w="50" w:type="dxa"/>
-              <w:bottom w:w="50" w:type="dxa"/>
-              <w:left w:w="50" w:type="dxa"/>
-              <w:right w:w="50" w:type="dxa"/>
-            </w:tcMar>
-            <w:tcBorders>
-              <w:top w:val="single" w:sz="4" w:color="D9D9D9"/>
-              <w:bottom w:val="single" w:sz="4" w:color="D9D9D9"/>
-              <w:left w:val="single" w:sz="4" w:color="D9D9D9"/>
-              <w:right w:val="single" w:sz="4" w:color="D9D9D9"/>
-            </w:tcBorders>
-          </w:tcPr>
-          <w:p>
-            <w:pPr>
-              <w:spacing w:after="20" w:before="20"/>
-            </w:pPr>
-            <w:r>
-              <w:rPr>
-                <w:rFonts w:ascii="Times New Roman" w:hAnsi="Times New Roman"/>
-                <w:b w:val="0"/>
-                <w:sz w:val="23"/>
-              </w:rPr>
-              <w:t>TrainPipeline</w:t>
-            </w:r>
-          </w:p>
-        </w:tc>
-        <w:tc>
-          <w:tcPr>
-            <w:tcW w:type="dxa" w:w="6336"/>
-            <w:vAlign w:val="center"/>
-            <w:tcMar>
-              <w:top w:w="50" w:type="dxa"/>
-              <w:bottom w:w="50" w:type="dxa"/>
-              <w:left w:w="50" w:type="dxa"/>
-              <w:right w:w="50" w:type="dxa"/>
-            </w:tcMar>
-            <w:tcBorders>
-              <w:top w:val="single" w:sz="4" w:color="D9D9D9"/>
-              <w:bottom w:val="single" w:sz="4" w:color="D9D9D9"/>
-              <w:left w:val="single" w:sz="4" w:color="D9D9D9"/>
-              <w:right w:val="single" w:sz="4" w:color="D9D9D9"/>
-            </w:tcBorders>
-          </w:tcPr>
-          <w:p>
-            <w:pPr>
-              <w:spacing w:after="20" w:before="20"/>
-            </w:pPr>
-            <w:r>
-              <w:rPr>
-                <w:rFonts w:ascii="Times New Roman" w:hAnsi="Times New Roman"/>
-                <w:b w:val="0"/>
-                <w:sz w:val="23"/>
-              </w:rPr>
-              <w:t>Spark cleaning, RDD counts, SQL analysis, ALS, evaluation and export</w:t>
-            </w:r>
-          </w:p>
-        </w:tc>
-      </w:tr>
-      <w:tr>
-        <w:trPr>
-          <w:cantSplit/>
-        </w:trPr>
-        <w:tc>
-          <w:tcPr>
-            <w:tcW w:type="dxa" w:w="2592"/>
-            <w:vAlign w:val="center"/>
-            <w:tcMar>
-              <w:top w:w="50" w:type="dxa"/>
-              <w:bottom w:w="50" w:type="dxa"/>
-              <w:left w:w="50" w:type="dxa"/>
-              <w:right w:w="50" w:type="dxa"/>
-            </w:tcMar>
-            <w:tcBorders>
-              <w:top w:val="single" w:sz="4" w:color="D9D9D9"/>
-              <w:bottom w:val="single" w:sz="4" w:color="D9D9D9"/>
-              <w:left w:val="single" w:sz="4" w:color="D9D9D9"/>
-              <w:right w:val="single" w:sz="4" w:color="D9D9D9"/>
-            </w:tcBorders>
-          </w:tcPr>
-          <w:p>
-            <w:pPr>
-              <w:spacing w:after="20" w:before="20"/>
-            </w:pPr>
-            <w:r>
-              <w:rPr>
-                <w:rFonts w:ascii="Times New Roman" w:hAnsi="Times New Roman"/>
-                <w:b w:val="0"/>
-                <w:sz w:val="23"/>
-              </w:rPr>
-              <w:t>Recommender</w:t>
-            </w:r>
-          </w:p>
-        </w:tc>
-        <w:tc>
-          <w:tcPr>
-            <w:tcW w:type="dxa" w:w="6336"/>
-            <w:vAlign w:val="center"/>
-            <w:tcMar>
-              <w:top w:w="50" w:type="dxa"/>
-              <w:bottom w:w="50" w:type="dxa"/>
-              <w:left w:w="50" w:type="dxa"/>
-              <w:right w:w="50" w:type="dxa"/>
-            </w:tcMar>
-            <w:tcBorders>
-              <w:top w:val="single" w:sz="4" w:color="D9D9D9"/>
-              <w:bottom w:val="single" w:sz="4" w:color="D9D9D9"/>
-              <w:left w:val="single" w:sz="4" w:color="D9D9D9"/>
-              <w:right w:val="single" w:sz="4" w:color="D9D9D9"/>
-            </w:tcBorders>
-          </w:tcPr>
-          <w:p>
-            <w:pPr>
-              <w:spacing w:after="20" w:before="20"/>
-            </w:pPr>
-            <w:r>
-              <w:rPr>
-                <w:rFonts w:ascii="Times New Roman" w:hAnsi="Times New Roman"/>
-                <w:b w:val="0"/>
-                <w:sz w:val="23"/>
-              </w:rPr>
-              <w:t>Existing-user scoring, new-profile fitting, filters and fallback</w:t>
-            </w:r>
-          </w:p>
-        </w:tc>
-      </w:tr>
-      <w:tr>
-        <w:trPr>
-          <w:cantSplit/>
-        </w:trPr>
-        <w:tc>
-          <w:tcPr>
-            <w:tcW w:type="dxa" w:w="2592"/>
-            <w:vAlign w:val="center"/>
-            <w:tcMar>
-              <w:top w:w="50" w:type="dxa"/>
-              <w:bottom w:w="50" w:type="dxa"/>
-              <w:left w:w="50" w:type="dxa"/>
-              <w:right w:w="50" w:type="dxa"/>
-            </w:tcMar>
-            <w:tcBorders>
-              <w:top w:val="single" w:sz="4" w:color="D9D9D9"/>
-              <w:bottom w:val="single" w:sz="4" w:color="D9D9D9"/>
-              <w:left w:val="single" w:sz="4" w:color="D9D9D9"/>
-              <w:right w:val="single" w:sz="4" w:color="D9D9D9"/>
-            </w:tcBorders>
-          </w:tcPr>
-          <w:p>
-            <w:pPr>
-              <w:spacing w:after="20" w:before="20"/>
-            </w:pPr>
-            <w:r>
-              <w:rPr>
-                <w:rFonts w:ascii="Times New Roman" w:hAnsi="Times New Roman"/>
-                <w:b w:val="0"/>
-                <w:sz w:val="23"/>
-              </w:rPr>
-              <w:t>ModelData</w:t>
-            </w:r>
-          </w:p>
-        </w:tc>
-        <w:tc>
-          <w:tcPr>
-            <w:tcW w:type="dxa" w:w="6336"/>
-            <w:vAlign w:val="center"/>
-            <w:tcMar>
-              <w:top w:w="50" w:type="dxa"/>
-              <w:bottom w:w="50" w:type="dxa"/>
-              <w:left w:w="50" w:type="dxa"/>
-              <w:right w:w="50" w:type="dxa"/>
-            </w:tcMar>
-            <w:tcBorders>
-              <w:top w:val="single" w:sz="4" w:color="D9D9D9"/>
-              <w:bottom w:val="single" w:sz="4" w:color="D9D9D9"/>
-              <w:left w:val="single" w:sz="4" w:color="D9D9D9"/>
-              <w:right w:val="single" w:sz="4" w:color="D9D9D9"/>
-            </w:tcBorders>
-          </w:tcPr>
-          <w:p>
-            <w:pPr>
-              <w:spacing w:after="20" w:before="20"/>
-            </w:pPr>
-            <w:r>
-              <w:rPr>
-                <w:rFonts w:ascii="Times New Roman" w:hAnsi="Times New Roman"/>
-                <w:b w:val="0"/>
-                <w:sz w:val="23"/>
-              </w:rPr>
-              <w:t>Movie, rating, factor and recommendation data structures</w:t>
-            </w:r>
-          </w:p>
-        </w:tc>
-      </w:tr>
-      <w:tr>
-        <w:trPr>
-          <w:cantSplit/>
-        </w:trPr>
-        <w:tc>
-          <w:tcPr>
-            <w:tcW w:type="dxa" w:w="2592"/>
-            <w:vAlign w:val="center"/>
-            <w:tcMar>
-              <w:top w:w="50" w:type="dxa"/>
-              <w:bottom w:w="50" w:type="dxa"/>
-              <w:left w:w="50" w:type="dxa"/>
-              <w:right w:w="50" w:type="dxa"/>
-            </w:tcMar>
-            <w:tcBorders>
-              <w:top w:val="single" w:sz="4" w:color="D9D9D9"/>
-              <w:bottom w:val="single" w:sz="4" w:color="D9D9D9"/>
-              <w:left w:val="single" w:sz="4" w:color="D9D9D9"/>
-              <w:right w:val="single" w:sz="4" w:color="D9D9D9"/>
-            </w:tcBorders>
-          </w:tcPr>
-          <w:p>
-            <w:pPr>
-              <w:spacing w:after="20" w:before="20"/>
-            </w:pPr>
-            <w:r>
-              <w:rPr>
-                <w:rFonts w:ascii="Times New Roman" w:hAnsi="Times New Roman"/>
-                <w:b w:val="0"/>
-                <w:sz w:val="23"/>
-              </w:rPr>
-              <w:t>WebServer</w:t>
-            </w:r>
-          </w:p>
-        </w:tc>
-        <w:tc>
-          <w:tcPr>
-            <w:tcW w:type="dxa" w:w="6336"/>
-            <w:vAlign w:val="center"/>
-            <w:tcMar>
-              <w:top w:w="50" w:type="dxa"/>
-              <w:bottom w:w="50" w:type="dxa"/>
-              <w:left w:w="50" w:type="dxa"/>
-              <w:right w:w="50" w:type="dxa"/>
-            </w:tcMar>
-            <w:tcBorders>
-              <w:top w:val="single" w:sz="4" w:color="D9D9D9"/>
-              <w:bottom w:val="single" w:sz="4" w:color="D9D9D9"/>
-              <w:left w:val="single" w:sz="4" w:color="D9D9D9"/>
-              <w:right w:val="single" w:sz="4" w:color="D9D9D9"/>
-            </w:tcBorders>
-          </w:tcPr>
-          <w:p>
-            <w:pPr>
-              <w:spacing w:after="20" w:before="20"/>
-            </w:pPr>
-            <w:r>
-              <w:rPr>
-                <w:rFonts w:ascii="Times New Roman" w:hAnsi="Times New Roman"/>
-                <w:b w:val="0"/>
-                <w:sz w:val="23"/>
-              </w:rPr>
-              <w:t>Local HTTP endpoints and static browser files</w:t>
-            </w:r>
-          </w:p>
-        </w:tc>
-      </w:tr>
-      <w:tr>
-        <w:trPr>
-          <w:cantSplit/>
-        </w:trPr>
-        <w:tc>
-          <w:tcPr>
-            <w:tcW w:type="dxa" w:w="2592"/>
-            <w:vAlign w:val="center"/>
-            <w:tcMar>
-              <w:top w:w="50" w:type="dxa"/>
-              <w:bottom w:w="50" w:type="dxa"/>
-              <w:left w:w="50" w:type="dxa"/>
-              <w:right w:w="50" w:type="dxa"/>
-            </w:tcMar>
-            <w:tcBorders>
-              <w:top w:val="single" w:sz="4" w:color="D9D9D9"/>
-              <w:bottom w:val="single" w:sz="4" w:color="D9D9D9"/>
-              <w:left w:val="single" w:sz="4" w:color="D9D9D9"/>
-              <w:right w:val="single" w:sz="4" w:color="D9D9D9"/>
-            </w:tcBorders>
-          </w:tcPr>
-          <w:p>
-            <w:pPr>
-              <w:spacing w:after="20" w:before="20"/>
-            </w:pPr>
-            <w:r>
-              <w:rPr>
-                <w:rFonts w:ascii="Times New Roman" w:hAnsi="Times New Roman"/>
-                <w:b w:val="0"/>
-                <w:sz w:val="23"/>
-              </w:rPr>
-              <w:t>DataDownloader</w:t>
-            </w:r>
-          </w:p>
-        </w:tc>
-        <w:tc>
-          <w:tcPr>
-            <w:tcW w:type="dxa" w:w="6336"/>
-            <w:vAlign w:val="center"/>
-            <w:tcMar>
-              <w:top w:w="50" w:type="dxa"/>
-              <w:bottom w:w="50" w:type="dxa"/>
-              <w:left w:w="50" w:type="dxa"/>
-              <w:right w:w="50" w:type="dxa"/>
-            </w:tcMar>
-            <w:tcBorders>
-              <w:top w:val="single" w:sz="4" w:color="D9D9D9"/>
-              <w:bottom w:val="single" w:sz="4" w:color="D9D9D9"/>
-              <w:left w:val="single" w:sz="4" w:color="D9D9D9"/>
-              <w:right w:val="single" w:sz="4" w:color="D9D9D9"/>
-            </w:tcBorders>
-          </w:tcPr>
-          <w:p>
-            <w:pPr>
-              <w:spacing w:after="20" w:before="20"/>
-            </w:pPr>
-            <w:r>
-              <w:rPr>
-                <w:rFonts w:ascii="Times New Roman" w:hAnsi="Times New Roman"/>
-                <w:b w:val="0"/>
-                <w:sz w:val="23"/>
-              </w:rPr>
-              <w:t>Official dataset download and safe ZIP extraction</w:t>
-            </w:r>
-          </w:p>
-        </w:tc>
-      </w:tr>
-      <w:tr>
-        <w:trPr>
-          <w:cantSplit/>
-        </w:trPr>
-        <w:tc>
-          <w:tcPr>
-            <w:tcW w:type="dxa" w:w="2592"/>
-            <w:vAlign w:val="center"/>
-            <w:tcMar>
-              <w:top w:w="50" w:type="dxa"/>
-              <w:bottom w:w="50" w:type="dxa"/>
-              <w:left w:w="50" w:type="dxa"/>
-              <w:right w:w="50" w:type="dxa"/>
-            </w:tcMar>
-            <w:tcBorders>
-              <w:top w:val="single" w:sz="4" w:color="D9D9D9"/>
-              <w:bottom w:val="single" w:sz="4" w:color="D9D9D9"/>
-              <w:left w:val="single" w:sz="4" w:color="D9D9D9"/>
-              <w:right w:val="single" w:sz="4" w:color="D9D9D9"/>
-            </w:tcBorders>
-          </w:tcPr>
-          <w:p>
-            <w:pPr>
-              <w:spacing w:after="20" w:before="20"/>
-            </w:pPr>
-            <w:r>
-              <w:rPr>
-                <w:rFonts w:ascii="Times New Roman" w:hAnsi="Times New Roman"/>
-                <w:b w:val="0"/>
-                <w:sz w:val="23"/>
-              </w:rPr>
-              <w:t>JavaLocalFileSystem</w:t>
-            </w:r>
-          </w:p>
-        </w:tc>
-        <w:tc>
-          <w:tcPr>
-            <w:tcW w:type="dxa" w:w="6336"/>
-            <w:vAlign w:val="center"/>
-            <w:tcMar>
-              <w:top w:w="50" w:type="dxa"/>
-              <w:bottom w:w="50" w:type="dxa"/>
-              <w:left w:w="50" w:type="dxa"/>
-              <w:right w:w="50" w:type="dxa"/>
-            </w:tcMar>
-            <w:tcBorders>
-              <w:top w:val="single" w:sz="4" w:color="D9D9D9"/>
-              <w:bottom w:val="single" w:sz="4" w:color="D9D9D9"/>
-              <w:left w:val="single" w:sz="4" w:color="D9D9D9"/>
-              <w:right w:val="single" w:sz="4" w:color="D9D9D9"/>
-            </w:tcBorders>
-          </w:tcPr>
-          <w:p>
-            <w:pPr>
-              <w:spacing w:after="20" w:before="20"/>
-            </w:pPr>
-            <w:r>
-              <w:rPr>
-                <w:rFonts w:ascii="Times New Roman" w:hAnsi="Times New Roman"/>
-                <w:b w:val="0"/>
-                <w:sz w:val="23"/>
-              </w:rPr>
-              <w:t>Java NIO adapter for local Spark files on Windows</w:t>
+              <w:t>HTML, CSS and JavaScript interface</w:t>
             </w:r>
           </w:p>
         </w:tc>
@@ -2500,12 +2392,18 @@
           <w:color w:val="000000"/>
           <w:b/>
         </w:rPr>
-        <w:t>4.1 Web application</w:t>
+        <w:t>2.4 Output Files</w:t>
       </w:r>
     </w:p>
     <w:p xmlns:w="http://schemas.openxmlformats.org/wordprocessingml/2006/main" xmlns:wpc="http://schemas.microsoft.com/office/word/2010/wordprocessingCanvas" xmlns:mo="http://schemas.microsoft.com/office/mac/office/2008/main" xmlns:mc="http://schemas.openxmlformats.org/markup-compatibility/2006" xmlns:mv="urn:schemas-microsoft-com:mac:vml" xmlns:o="urn:schemas-microsoft-com:office:office" xmlns:r="http://schemas.openxmlformats.org/officeDocument/2006/relationships" xmlns:m="http://schemas.openxmlformats.org/officeDocument/2006/math" xmlns:v="urn:schemas-microsoft-com:vml" xmlns:wp14="http://schemas.microsoft.com/office/word/2010/wordprocessingDrawing" xmlns:wp="http://schemas.openxmlformats.org/drawingml/2006/wordprocessingDrawing" xmlns:w10="urn:schemas-microsoft-com:office:word" xmlns:w14="http://schemas.microsoft.com/office/word/2010/wordml" xmlns:wpg="http://schemas.microsoft.com/office/word/2010/wordprocessingGroup" xmlns:wpi="http://schemas.microsoft.com/office/word/2010/wordprocessingInk" xmlns:wne="http://schemas.microsoft.com/office/word/2006/wordml" xmlns:wps="http://schemas.microsoft.com/office/word/2010/wordprocessingShape">
       <w:pPr>
         <w:spacing w:after="100"/>
+        <w:keepLines/>
+        <w:numPr>
+          <w:ilvl w:val="0"/>
+          <w:numId w:val="1"/>
+        </w:numPr>
+        <w:ind w:left="317" w:hanging="173"/>
       </w:pPr>
       <w:r>
         <w:rPr>
@@ -2514,7 +2412,122 @@
           <w:sz w:val="28"/>
           <w:color w:val="000000"/>
         </w:rPr>
-        <w:t>The server uses the JDK HTTP server and listens on 127.0.0.1. Endpoints return the summary, users, searchable movies and recommendations. A POST endpoint accepts a new profile. Invalid ratings, duplicate films and invalid result limits produce an error. The interface uses local HTML, CSS and JavaScript with no external UI service.</w:t>
+        <w:t>model.json stores learned factors, movie details and rating histories.</w:t>
+      </w:r>
+    </w:p>
+    <w:p xmlns:w="http://schemas.openxmlformats.org/wordprocessingml/2006/main" xmlns:wpc="http://schemas.microsoft.com/office/word/2010/wordprocessingCanvas" xmlns:mo="http://schemas.microsoft.com/office/mac/office/2008/main" xmlns:mc="http://schemas.openxmlformats.org/markup-compatibility/2006" xmlns:mv="urn:schemas-microsoft-com:mac:vml" xmlns:o="urn:schemas-microsoft-com:office:office" xmlns:r="http://schemas.openxmlformats.org/officeDocument/2006/relationships" xmlns:m="http://schemas.openxmlformats.org/officeDocument/2006/math" xmlns:v="urn:schemas-microsoft-com:vml" xmlns:wp14="http://schemas.microsoft.com/office/word/2010/wordprocessingDrawing" xmlns:wp="http://schemas.openxmlformats.org/drawingml/2006/wordprocessingDrawing" xmlns:w10="urn:schemas-microsoft-com:office:word" xmlns:w14="http://schemas.microsoft.com/office/word/2010/wordml" xmlns:wpg="http://schemas.microsoft.com/office/word/2010/wordprocessingGroup" xmlns:wpi="http://schemas.microsoft.com/office/word/2010/wordprocessingInk" xmlns:wne="http://schemas.microsoft.com/office/word/2006/wordml" xmlns:wps="http://schemas.microsoft.com/office/word/2010/wordprocessingShape">
+      <w:pPr>
+        <w:spacing w:after="100"/>
+        <w:keepLines/>
+        <w:numPr>
+          <w:ilvl w:val="0"/>
+          <w:numId w:val="1"/>
+        </w:numPr>
+        <w:ind w:left="317" w:hanging="173"/>
+      </w:pPr>
+      <w:r>
+        <w:rPr>
+          <w:rFonts w:ascii="Times New Roman" w:hAnsi="Times New Roman"/>
+          <w:b w:val="0"/>
+          <w:sz w:val="28"/>
+          <w:color w:val="000000"/>
+        </w:rPr>
+        <w:t>analytics.json and metrics.json store statistics and evaluation results.</w:t>
+      </w:r>
+    </w:p>
+    <w:p xmlns:w="http://schemas.openxmlformats.org/wordprocessingml/2006/main" xmlns:wpc="http://schemas.microsoft.com/office/word/2010/wordprocessingCanvas" xmlns:mo="http://schemas.microsoft.com/office/mac/office/2008/main" xmlns:mc="http://schemas.openxmlformats.org/markup-compatibility/2006" xmlns:mv="urn:schemas-microsoft-com:mac:vml" xmlns:o="urn:schemas-microsoft-com:office:office" xmlns:r="http://schemas.openxmlformats.org/officeDocument/2006/relationships" xmlns:m="http://schemas.openxmlformats.org/officeDocument/2006/math" xmlns:v="urn:schemas-microsoft-com:vml" xmlns:wp14="http://schemas.microsoft.com/office/word/2010/wordprocessingDrawing" xmlns:wp="http://schemas.openxmlformats.org/drawingml/2006/wordprocessingDrawing" xmlns:w10="urn:schemas-microsoft-com:office:word" xmlns:w14="http://schemas.microsoft.com/office/word/2010/wordml" xmlns:wpg="http://schemas.microsoft.com/office/word/2010/wordprocessingGroup" xmlns:wpi="http://schemas.microsoft.com/office/word/2010/wordprocessingInk" xmlns:wne="http://schemas.microsoft.com/office/word/2006/wordml" xmlns:wps="http://schemas.microsoft.com/office/word/2010/wordprocessingShape">
+      <w:pPr>
+        <w:spacing w:after="100"/>
+        <w:keepLines/>
+        <w:numPr>
+          <w:ilvl w:val="0"/>
+          <w:numId w:val="1"/>
+        </w:numPr>
+        <w:ind w:left="317" w:hanging="173"/>
+      </w:pPr>
+      <w:r>
+        <w:rPr>
+          <w:rFonts w:ascii="Times New Roman" w:hAnsi="Times New Roman"/>
+          <w:b w:val="0"/>
+          <w:sz w:val="28"/>
+          <w:color w:val="000000"/>
+        </w:rPr>
+        <w:t>Cleaned data is saved as Parquet; recommendations are also exported as JSON documents.</w:t>
+      </w:r>
+    </w:p>
+    <w:p xmlns:w="http://schemas.openxmlformats.org/wordprocessingml/2006/main" xmlns:wpc="http://schemas.microsoft.com/office/word/2010/wordprocessingCanvas" xmlns:mo="http://schemas.microsoft.com/office/mac/office/2008/main" xmlns:mc="http://schemas.openxmlformats.org/markup-compatibility/2006" xmlns:mv="urn:schemas-microsoft-com:mac:vml" xmlns:o="urn:schemas-microsoft-com:office:office" xmlns:r="http://schemas.openxmlformats.org/officeDocument/2006/relationships" xmlns:m="http://schemas.openxmlformats.org/officeDocument/2006/math" xmlns:v="urn:schemas-microsoft-com:vml" xmlns:wp14="http://schemas.microsoft.com/office/word/2010/wordprocessingDrawing" xmlns:wp="http://schemas.openxmlformats.org/drawingml/2006/wordprocessingDrawing" xmlns:w10="urn:schemas-microsoft-com:office:word" xmlns:w14="http://schemas.microsoft.com/office/word/2010/wordml" xmlns:wpg="http://schemas.microsoft.com/office/word/2010/wordprocessingGroup" xmlns:wpi="http://schemas.microsoft.com/office/word/2010/wordprocessingInk" xmlns:wne="http://schemas.microsoft.com/office/word/2006/wordml" xmlns:wps="http://schemas.microsoft.com/office/word/2010/wordprocessingShape">
+      <w:pPr>
+        <w:keepNext/>
+        <w:pageBreakBefore/>
+        <w:spacing w:before="120" w:after="80"/>
+      </w:pPr>
+      <w:r>
+        <w:rPr>
+          <w:rFonts w:ascii="Times New Roman" w:hAnsi="Times New Roman"/>
+          <w:sz w:val="32"/>
+          <w:color w:val="000000"/>
+          <w:b/>
+        </w:rPr>
+        <w:t>3 Using the Application</w:t>
+      </w:r>
+    </w:p>
+    <w:p xmlns:w="http://schemas.openxmlformats.org/wordprocessingml/2006/main" xmlns:wpc="http://schemas.microsoft.com/office/word/2010/wordprocessingCanvas" xmlns:mo="http://schemas.microsoft.com/office/mac/office/2008/main" xmlns:mc="http://schemas.openxmlformats.org/markup-compatibility/2006" xmlns:mv="urn:schemas-microsoft-com:mac:vml" xmlns:o="urn:schemas-microsoft-com:office:office" xmlns:r="http://schemas.openxmlformats.org/officeDocument/2006/relationships" xmlns:m="http://schemas.openxmlformats.org/officeDocument/2006/math" xmlns:v="urn:schemas-microsoft-com:vml" xmlns:wp14="http://schemas.microsoft.com/office/word/2010/wordprocessingDrawing" xmlns:wp="http://schemas.openxmlformats.org/drawingml/2006/wordprocessingDrawing" xmlns:w10="urn:schemas-microsoft-com:office:word" xmlns:w14="http://schemas.microsoft.com/office/word/2010/wordml" xmlns:wpg="http://schemas.microsoft.com/office/word/2010/wordprocessingGroup" xmlns:wpi="http://schemas.microsoft.com/office/word/2010/wordprocessingInk" xmlns:wne="http://schemas.microsoft.com/office/word/2006/wordml" xmlns:wps="http://schemas.microsoft.com/office/word/2010/wordprocessingShape">
+      <w:pPr>
+        <w:keepNext/>
+        <w:spacing w:after="40"/>
+      </w:pPr>
+      <w:r>
+        <w:rPr>
+          <w:rFonts w:ascii="Times New Roman" w:hAnsi="Times New Roman"/>
+          <w:sz w:val="28"/>
+          <w:color w:val="000000"/>
+        </w:rPr>
+        <w:drawing>
+          <wp:inline xmlns:a="http://schemas.openxmlformats.org/drawingml/2006/main" xmlns:pic="http://schemas.openxmlformats.org/drawingml/2006/picture">
+            <wp:extent cx="5669280" cy="3190931"/>
+            <wp:docPr id="2" name="Picture 2"/>
+            <wp:cNvGraphicFramePr>
+              <a:graphicFrameLocks noChangeAspect="1"/>
+            </wp:cNvGraphicFramePr>
+            <a:graphic>
+              <a:graphicData uri="http://schemas.openxmlformats.org/drawingml/2006/picture">
+                <pic:pic>
+                  <pic:nvPicPr>
+                    <pic:cNvPr id="0" name="recommendations.png"/>
+                    <pic:cNvPicPr/>
+                  </pic:nvPicPr>
+                  <pic:blipFill>
+                    <a:blip r:embed="rIdBdaFigure9"/>
+                    <a:stretch>
+                      <a:fillRect/>
+                    </a:stretch>
+                  </pic:blipFill>
+                  <pic:spPr>
+                    <a:xfrm>
+                      <a:off x="0" y="0"/>
+                      <a:ext cx="5669280" cy="3190931"/>
+                    </a:xfrm>
+                    <a:prstGeom prst="rect"/>
+                  </pic:spPr>
+                </pic:pic>
+              </a:graphicData>
+            </a:graphic>
+          </wp:inline>
+        </w:drawing>
+      </w:r>
+    </w:p>
+    <w:p xmlns:w="http://schemas.openxmlformats.org/wordprocessingml/2006/main" xmlns:wpc="http://schemas.microsoft.com/office/word/2010/wordprocessingCanvas" xmlns:mo="http://schemas.microsoft.com/office/mac/office/2008/main" xmlns:mc="http://schemas.openxmlformats.org/markup-compatibility/2006" xmlns:mv="urn:schemas-microsoft-com:mac:vml" xmlns:o="urn:schemas-microsoft-com:office:office" xmlns:r="http://schemas.openxmlformats.org/officeDocument/2006/relationships" xmlns:m="http://schemas.openxmlformats.org/officeDocument/2006/math" xmlns:v="urn:schemas-microsoft-com:vml" xmlns:wp14="http://schemas.microsoft.com/office/word/2010/wordprocessingDrawing" xmlns:wp="http://schemas.openxmlformats.org/drawingml/2006/wordprocessingDrawing" xmlns:w10="urn:schemas-microsoft-com:office:word" xmlns:w14="http://schemas.microsoft.com/office/word/2010/wordml" xmlns:wpg="http://schemas.microsoft.com/office/word/2010/wordprocessingGroup" xmlns:wpi="http://schemas.microsoft.com/office/word/2010/wordprocessingInk" xmlns:wne="http://schemas.microsoft.com/office/word/2006/wordml" xmlns:wps="http://schemas.microsoft.com/office/word/2010/wordprocessingShape">
+      <w:pPr>
+        <w:spacing w:after="100"/>
+      </w:pPr>
+      <w:r>
+        <w:rPr>
+          <w:rFonts w:ascii="Times New Roman" w:hAnsi="Times New Roman"/>
+          <w:b w:val="0"/>
+          <w:sz w:val="22"/>
+          <w:color w:val="000000"/>
+        </w:rPr>
+        <w:t>Figure 2  User selection, filters and recommended movies</w:t>
       </w:r>
     </w:p>
     <w:p xmlns:w="http://schemas.openxmlformats.org/wordprocessingml/2006/main" xmlns:wpc="http://schemas.microsoft.com/office/word/2010/wordprocessingCanvas" xmlns:mo="http://schemas.microsoft.com/office/mac/office/2008/main" xmlns:mc="http://schemas.openxmlformats.org/markup-compatibility/2006" xmlns:mv="urn:schemas-microsoft-com:mac:vml" xmlns:o="urn:schemas-microsoft-com:office:office" xmlns:r="http://schemas.openxmlformats.org/officeDocument/2006/relationships" xmlns:m="http://schemas.openxmlformats.org/officeDocument/2006/math" xmlns:v="urn:schemas-microsoft-com:vml" xmlns:wp14="http://schemas.microsoft.com/office/word/2010/wordprocessingDrawing" xmlns:wp="http://schemas.openxmlformats.org/drawingml/2006/wordprocessingDrawing" xmlns:w10="urn:schemas-microsoft-com:office:word" xmlns:w14="http://schemas.microsoft.com/office/word/2010/wordml" xmlns:wpg="http://schemas.microsoft.com/office/word/2010/wordprocessingGroup" xmlns:wpi="http://schemas.microsoft.com/office/word/2010/wordprocessingInk" xmlns:wne="http://schemas.microsoft.com/office/word/2006/wordml" xmlns:wps="http://schemas.microsoft.com/office/word/2010/wordprocessingShape">
@@ -2530,7 +2543,319 @@
           <w:color w:val="000000"/>
           <w:b/>
         </w:rPr>
-        <w:t>4.2 Mapping to the syllabus</w:t>
+        <w:t>3.1 Run the Project</w:t>
+      </w:r>
+    </w:p>
+    <w:p xmlns:w="http://schemas.openxmlformats.org/wordprocessingml/2006/main" xmlns:wpc="http://schemas.microsoft.com/office/word/2010/wordprocessingCanvas" xmlns:mo="http://schemas.microsoft.com/office/mac/office/2008/main" xmlns:mc="http://schemas.openxmlformats.org/markup-compatibility/2006" xmlns:mv="urn:schemas-microsoft-com:mac:vml" xmlns:o="urn:schemas-microsoft-com:office:office" xmlns:r="http://schemas.openxmlformats.org/officeDocument/2006/relationships" xmlns:m="http://schemas.openxmlformats.org/officeDocument/2006/math" xmlns:v="urn:schemas-microsoft-com:vml" xmlns:wp14="http://schemas.microsoft.com/office/word/2010/wordprocessingDrawing" xmlns:wp="http://schemas.openxmlformats.org/drawingml/2006/wordprocessingDrawing" xmlns:w10="urn:schemas-microsoft-com:office:word" xmlns:w14="http://schemas.microsoft.com/office/word/2010/wordml" xmlns:wpg="http://schemas.microsoft.com/office/word/2010/wordprocessingGroup" xmlns:wpi="http://schemas.microsoft.com/office/word/2010/wordprocessingInk" xmlns:wne="http://schemas.microsoft.com/office/word/2006/wordml" xmlns:wps="http://schemas.microsoft.com/office/word/2010/wordprocessingShape">
+      <w:pPr>
+        <w:spacing w:after="100"/>
+        <w:keepLines/>
+        <w:numPr>
+          <w:ilvl w:val="0"/>
+          <w:numId w:val="1"/>
+        </w:numPr>
+        <w:ind w:left="317" w:hanging="173"/>
+      </w:pPr>
+      <w:r>
+        <w:rPr>
+          <w:rFonts w:ascii="Times New Roman" w:hAnsi="Times New Roman"/>
+          <w:b w:val="0"/>
+          <w:sz w:val="28"/>
+          <w:color w:val="000000"/>
+        </w:rPr>
+        <w:t>Windows: run setup.cmd once, then run run.cmd.</w:t>
+      </w:r>
+    </w:p>
+    <w:p xmlns:w="http://schemas.openxmlformats.org/wordprocessingml/2006/main" xmlns:wpc="http://schemas.microsoft.com/office/word/2010/wordprocessingCanvas" xmlns:mo="http://schemas.microsoft.com/office/mac/office/2008/main" xmlns:mc="http://schemas.openxmlformats.org/markup-compatibility/2006" xmlns:mv="urn:schemas-microsoft-com:mac:vml" xmlns:o="urn:schemas-microsoft-com:office:office" xmlns:r="http://schemas.openxmlformats.org/officeDocument/2006/relationships" xmlns:m="http://schemas.openxmlformats.org/officeDocument/2006/math" xmlns:v="urn:schemas-microsoft-com:vml" xmlns:wp14="http://schemas.microsoft.com/office/word/2010/wordprocessingDrawing" xmlns:wp="http://schemas.openxmlformats.org/drawingml/2006/wordprocessingDrawing" xmlns:w10="urn:schemas-microsoft-com:office:word" xmlns:w14="http://schemas.microsoft.com/office/word/2010/wordml" xmlns:wpg="http://schemas.microsoft.com/office/word/2010/wordprocessingGroup" xmlns:wpi="http://schemas.microsoft.com/office/word/2010/wordprocessingInk" xmlns:wne="http://schemas.microsoft.com/office/word/2006/wordml" xmlns:wps="http://schemas.microsoft.com/office/word/2010/wordprocessingShape">
+      <w:pPr>
+        <w:spacing w:after="100"/>
+        <w:keepLines/>
+        <w:numPr>
+          <w:ilvl w:val="0"/>
+          <w:numId w:val="1"/>
+        </w:numPr>
+        <w:ind w:left="317" w:hanging="173"/>
+      </w:pPr>
+      <w:r>
+        <w:rPr>
+          <w:rFonts w:ascii="Times New Roman" w:hAnsi="Times New Roman"/>
+          <w:b w:val="0"/>
+          <w:sz w:val="28"/>
+          <w:color w:val="000000"/>
+        </w:rPr>
+        <w:t>Open http://127.0.0.1:8080 in a browser.</w:t>
+      </w:r>
+    </w:p>
+    <w:p xmlns:w="http://schemas.openxmlformats.org/wordprocessingml/2006/main" xmlns:wpc="http://schemas.microsoft.com/office/word/2010/wordprocessingCanvas" xmlns:mo="http://schemas.microsoft.com/office/mac/office/2008/main" xmlns:mc="http://schemas.openxmlformats.org/markup-compatibility/2006" xmlns:mv="urn:schemas-microsoft-com:mac:vml" xmlns:o="urn:schemas-microsoft-com:office:office" xmlns:r="http://schemas.openxmlformats.org/officeDocument/2006/relationships" xmlns:m="http://schemas.openxmlformats.org/officeDocument/2006/math" xmlns:v="urn:schemas-microsoft-com:vml" xmlns:wp14="http://schemas.microsoft.com/office/word/2010/wordprocessingDrawing" xmlns:wp="http://schemas.openxmlformats.org/drawingml/2006/wordprocessingDrawing" xmlns:w10="urn:schemas-microsoft-com:office:word" xmlns:w14="http://schemas.microsoft.com/office/word/2010/wordml" xmlns:wpg="http://schemas.microsoft.com/office/word/2010/wordprocessingGroup" xmlns:wpi="http://schemas.microsoft.com/office/word/2010/wordprocessingInk" xmlns:wne="http://schemas.microsoft.com/office/word/2006/wordml" xmlns:wps="http://schemas.microsoft.com/office/word/2010/wordprocessingShape">
+      <w:pPr>
+        <w:spacing w:after="100"/>
+        <w:keepLines/>
+        <w:numPr>
+          <w:ilvl w:val="0"/>
+          <w:numId w:val="1"/>
+        </w:numPr>
+        <w:ind w:left="317" w:hanging="173"/>
+      </w:pPr>
+      <w:r>
+        <w:rPr>
+          <w:rFonts w:ascii="Times New Roman" w:hAnsi="Times New Roman"/>
+          <w:b w:val="0"/>
+          <w:sz w:val="28"/>
+          <w:color w:val="000000"/>
+        </w:rPr>
+        <w:t>Use train.cmd to rebuild the model from the CSV files.</w:t>
+      </w:r>
+    </w:p>
+    <w:p xmlns:w="http://schemas.openxmlformats.org/wordprocessingml/2006/main" xmlns:wpc="http://schemas.microsoft.com/office/word/2010/wordprocessingCanvas" xmlns:mo="http://schemas.microsoft.com/office/mac/office/2008/main" xmlns:mc="http://schemas.openxmlformats.org/markup-compatibility/2006" xmlns:mv="urn:schemas-microsoft-com:mac:vml" xmlns:o="urn:schemas-microsoft-com:office:office" xmlns:r="http://schemas.openxmlformats.org/officeDocument/2006/relationships" xmlns:m="http://schemas.openxmlformats.org/officeDocument/2006/math" xmlns:v="urn:schemas-microsoft-com:vml" xmlns:wp14="http://schemas.microsoft.com/office/word/2010/wordprocessingDrawing" xmlns:wp="http://schemas.openxmlformats.org/drawingml/2006/wordprocessingDrawing" xmlns:w10="urn:schemas-microsoft-com:office:word" xmlns:w14="http://schemas.microsoft.com/office/word/2010/wordml" xmlns:wpg="http://schemas.microsoft.com/office/word/2010/wordprocessingGroup" xmlns:wpi="http://schemas.microsoft.com/office/word/2010/wordprocessingInk" xmlns:wne="http://schemas.microsoft.com/office/word/2006/wordml" xmlns:wps="http://schemas.microsoft.com/office/word/2010/wordprocessingShape">
+      <w:pPr>
+        <w:spacing w:after="100"/>
+        <w:keepLines/>
+        <w:numPr>
+          <w:ilvl w:val="0"/>
+          <w:numId w:val="1"/>
+        </w:numPr>
+        <w:ind w:left="317" w:hanging="173"/>
+      </w:pPr>
+      <w:r>
+        <w:rPr>
+          <w:rFonts w:ascii="Times New Roman" w:hAnsi="Times New Roman"/>
+          <w:b w:val="0"/>
+          <w:sz w:val="28"/>
+          <w:color w:val="000000"/>
+        </w:rPr>
+        <w:t>Linux and macOS: use bash setup.sh and bash run.sh.</w:t>
+      </w:r>
+    </w:p>
+    <w:p xmlns:w="http://schemas.openxmlformats.org/wordprocessingml/2006/main" xmlns:wpc="http://schemas.microsoft.com/office/word/2010/wordprocessingCanvas" xmlns:mo="http://schemas.microsoft.com/office/mac/office/2008/main" xmlns:mc="http://schemas.openxmlformats.org/markup-compatibility/2006" xmlns:mv="urn:schemas-microsoft-com:mac:vml" xmlns:o="urn:schemas-microsoft-com:office:office" xmlns:r="http://schemas.openxmlformats.org/officeDocument/2006/relationships" xmlns:m="http://schemas.openxmlformats.org/officeDocument/2006/math" xmlns:v="urn:schemas-microsoft-com:vml" xmlns:wp14="http://schemas.microsoft.com/office/word/2010/wordprocessingDrawing" xmlns:wp="http://schemas.openxmlformats.org/drawingml/2006/wordprocessingDrawing" xmlns:w10="urn:schemas-microsoft-com:office:word" xmlns:w14="http://schemas.microsoft.com/office/word/2010/wordml" xmlns:wpg="http://schemas.microsoft.com/office/word/2010/wordprocessingGroup" xmlns:wpi="http://schemas.microsoft.com/office/word/2010/wordprocessingInk" xmlns:wne="http://schemas.microsoft.com/office/word/2006/wordml" xmlns:wps="http://schemas.microsoft.com/office/word/2010/wordprocessingShape">
+      <w:pPr>
+        <w:keepNext/>
+        <w:pageBreakBefore w:val="0"/>
+        <w:spacing w:before="120" w:after="80"/>
+      </w:pPr>
+      <w:r>
+        <w:rPr>
+          <w:rFonts w:ascii="Times New Roman" w:hAnsi="Times New Roman"/>
+          <w:sz w:val="32"/>
+          <w:color w:val="000000"/>
+          <w:b/>
+        </w:rPr>
+        <w:t>3.2 Demo Steps</w:t>
+      </w:r>
+    </w:p>
+    <w:p xmlns:w="http://schemas.openxmlformats.org/wordprocessingml/2006/main" xmlns:wpc="http://schemas.microsoft.com/office/word/2010/wordprocessingCanvas" xmlns:mo="http://schemas.microsoft.com/office/mac/office/2008/main" xmlns:mc="http://schemas.openxmlformats.org/markup-compatibility/2006" xmlns:mv="urn:schemas-microsoft-com:mac:vml" xmlns:o="urn:schemas-microsoft-com:office:office" xmlns:r="http://schemas.openxmlformats.org/officeDocument/2006/relationships" xmlns:m="http://schemas.openxmlformats.org/officeDocument/2006/math" xmlns:v="urn:schemas-microsoft-com:vml" xmlns:wp14="http://schemas.microsoft.com/office/word/2010/wordprocessingDrawing" xmlns:wp="http://schemas.openxmlformats.org/drawingml/2006/wordprocessingDrawing" xmlns:w10="urn:schemas-microsoft-com:office:word" xmlns:w14="http://schemas.microsoft.com/office/word/2010/wordml" xmlns:wpg="http://schemas.microsoft.com/office/word/2010/wordprocessingGroup" xmlns:wpi="http://schemas.microsoft.com/office/word/2010/wordprocessingInk" xmlns:wne="http://schemas.microsoft.com/office/word/2006/wordml" xmlns:wps="http://schemas.microsoft.com/office/word/2010/wordprocessingShape">
+      <w:pPr>
+        <w:spacing w:after="100"/>
+        <w:keepLines/>
+        <w:numPr>
+          <w:ilvl w:val="0"/>
+          <w:numId w:val="1"/>
+        </w:numPr>
+        <w:ind w:left="317" w:hanging="173"/>
+      </w:pPr>
+      <w:r>
+        <w:rPr>
+          <w:rFonts w:ascii="Times New Roman" w:hAnsi="Times New Roman"/>
+          <w:b w:val="0"/>
+          <w:sz w:val="28"/>
+          <w:color w:val="000000"/>
+        </w:rPr>
+        <w:t>Select User 1 and click Recommend movies.</w:t>
+      </w:r>
+    </w:p>
+    <w:p xmlns:w="http://schemas.openxmlformats.org/wordprocessingml/2006/main" xmlns:wpc="http://schemas.microsoft.com/office/word/2010/wordprocessingCanvas" xmlns:mo="http://schemas.microsoft.com/office/mac/office/2008/main" xmlns:mc="http://schemas.openxmlformats.org/markup-compatibility/2006" xmlns:mv="urn:schemas-microsoft-com:mac:vml" xmlns:o="urn:schemas-microsoft-com:office:office" xmlns:r="http://schemas.openxmlformats.org/officeDocument/2006/relationships" xmlns:m="http://schemas.openxmlformats.org/officeDocument/2006/math" xmlns:v="urn:schemas-microsoft-com:vml" xmlns:wp14="http://schemas.microsoft.com/office/word/2010/wordprocessingDrawing" xmlns:wp="http://schemas.openxmlformats.org/drawingml/2006/wordprocessingDrawing" xmlns:w10="urn:schemas-microsoft-com:office:word" xmlns:w14="http://schemas.microsoft.com/office/word/2010/wordml" xmlns:wpg="http://schemas.microsoft.com/office/word/2010/wordprocessingGroup" xmlns:wpi="http://schemas.microsoft.com/office/word/2010/wordprocessingInk" xmlns:wne="http://schemas.microsoft.com/office/word/2006/wordml" xmlns:wps="http://schemas.microsoft.com/office/word/2010/wordprocessingShape">
+      <w:pPr>
+        <w:spacing w:after="100"/>
+        <w:keepLines/>
+        <w:numPr>
+          <w:ilvl w:val="0"/>
+          <w:numId w:val="1"/>
+        </w:numPr>
+        <w:ind w:left="317" w:hanging="173"/>
+      </w:pPr>
+      <w:r>
+        <w:rPr>
+          <w:rFonts w:ascii="Times New Roman" w:hAnsi="Times New Roman"/>
+          <w:b w:val="0"/>
+          <w:sz w:val="28"/>
+          <w:color w:val="000000"/>
+        </w:rPr>
+        <w:t>Change the user to compare the recommendations.</w:t>
+      </w:r>
+    </w:p>
+    <w:p xmlns:w="http://schemas.openxmlformats.org/wordprocessingml/2006/main" xmlns:wpc="http://schemas.microsoft.com/office/word/2010/wordprocessingCanvas" xmlns:mo="http://schemas.microsoft.com/office/mac/office/2008/main" xmlns:mc="http://schemas.openxmlformats.org/markup-compatibility/2006" xmlns:mv="urn:schemas-microsoft-com:mac:vml" xmlns:o="urn:schemas-microsoft-com:office:office" xmlns:r="http://schemas.openxmlformats.org/officeDocument/2006/relationships" xmlns:m="http://schemas.openxmlformats.org/officeDocument/2006/math" xmlns:v="urn:schemas-microsoft-com:vml" xmlns:wp14="http://schemas.microsoft.com/office/word/2010/wordprocessingDrawing" xmlns:wp="http://schemas.openxmlformats.org/drawingml/2006/wordprocessingDrawing" xmlns:w10="urn:schemas-microsoft-com:office:word" xmlns:w14="http://schemas.microsoft.com/office/word/2010/wordml" xmlns:wpg="http://schemas.microsoft.com/office/word/2010/wordprocessingGroup" xmlns:wpi="http://schemas.microsoft.com/office/word/2010/wordprocessingInk" xmlns:wne="http://schemas.microsoft.com/office/word/2006/wordml" xmlns:wps="http://schemas.microsoft.com/office/word/2010/wordprocessingShape">
+      <w:pPr>
+        <w:spacing w:after="100"/>
+        <w:keepLines/>
+        <w:numPr>
+          <w:ilvl w:val="0"/>
+          <w:numId w:val="1"/>
+        </w:numPr>
+        <w:ind w:left="317" w:hanging="173"/>
+      </w:pPr>
+      <w:r>
+        <w:rPr>
+          <w:rFonts w:ascii="Times New Roman" w:hAnsi="Times New Roman"/>
+          <w:b w:val="0"/>
+          <w:sz w:val="28"/>
+          <w:color w:val="000000"/>
+        </w:rPr>
+        <w:t>Select a genre or increase the minimum rating count.</w:t>
+      </w:r>
+    </w:p>
+    <w:p xmlns:w="http://schemas.openxmlformats.org/wordprocessingml/2006/main" xmlns:wpc="http://schemas.microsoft.com/office/word/2010/wordprocessingCanvas" xmlns:mo="http://schemas.microsoft.com/office/mac/office/2008/main" xmlns:mc="http://schemas.openxmlformats.org/markup-compatibility/2006" xmlns:mv="urn:schemas-microsoft-com:mac:vml" xmlns:o="urn:schemas-microsoft-com:office:office" xmlns:r="http://schemas.openxmlformats.org/officeDocument/2006/relationships" xmlns:m="http://schemas.openxmlformats.org/officeDocument/2006/math" xmlns:v="urn:schemas-microsoft-com:vml" xmlns:wp14="http://schemas.microsoft.com/office/word/2010/wordprocessingDrawing" xmlns:wp="http://schemas.openxmlformats.org/drawingml/2006/wordprocessingDrawing" xmlns:w10="urn:schemas-microsoft-com:office:word" xmlns:w14="http://schemas.microsoft.com/office/word/2010/wordml" xmlns:wpg="http://schemas.microsoft.com/office/word/2010/wordprocessingGroup" xmlns:wpi="http://schemas.microsoft.com/office/word/2010/wordprocessingInk" xmlns:wne="http://schemas.microsoft.com/office/word/2006/wordml" xmlns:wps="http://schemas.microsoft.com/office/word/2010/wordprocessingShape">
+      <w:pPr>
+        <w:spacing w:after="100"/>
+        <w:keepLines/>
+        <w:numPr>
+          <w:ilvl w:val="0"/>
+          <w:numId w:val="1"/>
+        </w:numPr>
+        <w:ind w:left="317" w:hanging="173"/>
+      </w:pPr>
+      <w:r>
+        <w:rPr>
+          <w:rFonts w:ascii="Times New Roman" w:hAnsi="Times New Roman"/>
+          <w:b w:val="0"/>
+          <w:sz w:val="28"/>
+          <w:color w:val="000000"/>
+        </w:rPr>
+        <w:t>Open My ratings, search for movies and give them ratings.</w:t>
+      </w:r>
+    </w:p>
+    <w:p xmlns:w="http://schemas.openxmlformats.org/wordprocessingml/2006/main" xmlns:wpc="http://schemas.microsoft.com/office/word/2010/wordprocessingCanvas" xmlns:mo="http://schemas.microsoft.com/office/mac/office/2008/main" xmlns:mc="http://schemas.openxmlformats.org/markup-compatibility/2006" xmlns:mv="urn:schemas-microsoft-com:mac:vml" xmlns:o="urn:schemas-microsoft-com:office:office" xmlns:r="http://schemas.openxmlformats.org/officeDocument/2006/relationships" xmlns:m="http://schemas.openxmlformats.org/officeDocument/2006/math" xmlns:v="urn:schemas-microsoft-com:vml" xmlns:wp14="http://schemas.microsoft.com/office/word/2010/wordprocessingDrawing" xmlns:wp="http://schemas.openxmlformats.org/drawingml/2006/wordprocessingDrawing" xmlns:w10="urn:schemas-microsoft-com:office:word" xmlns:w14="http://schemas.microsoft.com/office/word/2010/wordml" xmlns:wpg="http://schemas.microsoft.com/office/word/2010/wordprocessingGroup" xmlns:wpi="http://schemas.microsoft.com/office/word/2010/wordprocessingInk" xmlns:wne="http://schemas.microsoft.com/office/word/2006/wordml" xmlns:wps="http://schemas.microsoft.com/office/word/2010/wordprocessingShape">
+      <w:pPr>
+        <w:spacing w:after="100"/>
+        <w:keepLines/>
+        <w:numPr>
+          <w:ilvl w:val="0"/>
+          <w:numId w:val="1"/>
+        </w:numPr>
+        <w:ind w:left="317" w:hanging="173"/>
+      </w:pPr>
+      <w:r>
+        <w:rPr>
+          <w:rFonts w:ascii="Times New Roman" w:hAnsi="Times New Roman"/>
+          <w:b w:val="0"/>
+          <w:sz w:val="28"/>
+          <w:color w:val="000000"/>
+        </w:rPr>
+        <w:t>Click Recommend movies to get suggestions for the new profile.</w:t>
+      </w:r>
+    </w:p>
+    <w:p xmlns:w="http://schemas.openxmlformats.org/wordprocessingml/2006/main" xmlns:wpc="http://schemas.microsoft.com/office/word/2010/wordprocessingCanvas" xmlns:mo="http://schemas.microsoft.com/office/mac/office/2008/main" xmlns:mc="http://schemas.openxmlformats.org/markup-compatibility/2006" xmlns:mv="urn:schemas-microsoft-com:mac:vml" xmlns:o="urn:schemas-microsoft-com:office:office" xmlns:r="http://schemas.openxmlformats.org/officeDocument/2006/relationships" xmlns:m="http://schemas.openxmlformats.org/officeDocument/2006/math" xmlns:v="urn:schemas-microsoft-com:vml" xmlns:wp14="http://schemas.microsoft.com/office/word/2010/wordprocessingDrawing" xmlns:wp="http://schemas.openxmlformats.org/drawingml/2006/wordprocessingDrawing" xmlns:w10="urn:schemas-microsoft-com:office:word" xmlns:w14="http://schemas.microsoft.com/office/word/2010/wordml" xmlns:wpg="http://schemas.microsoft.com/office/word/2010/wordprocessingGroup" xmlns:wpi="http://schemas.microsoft.com/office/word/2010/wordprocessingInk" xmlns:wne="http://schemas.microsoft.com/office/word/2006/wordml" xmlns:wps="http://schemas.microsoft.com/office/word/2010/wordprocessingShape">
+      <w:pPr>
+        <w:spacing w:after="100"/>
+        <w:keepLines/>
+        <w:numPr>
+          <w:ilvl w:val="0"/>
+          <w:numId w:val="1"/>
+        </w:numPr>
+        <w:ind w:left="317" w:hanging="173"/>
+      </w:pPr>
+      <w:r>
+        <w:rPr>
+          <w:rFonts w:ascii="Times New Roman" w:hAnsi="Times New Roman"/>
+          <w:b w:val="0"/>
+          <w:sz w:val="28"/>
+          <w:color w:val="000000"/>
+        </w:rPr>
+        <w:t>Open Dataset analytics to view rating counts and test results.</w:t>
+      </w:r>
+    </w:p>
+    <w:p xmlns:w="http://schemas.openxmlformats.org/wordprocessingml/2006/main" xmlns:wpc="http://schemas.microsoft.com/office/word/2010/wordprocessingCanvas" xmlns:mo="http://schemas.microsoft.com/office/mac/office/2008/main" xmlns:mc="http://schemas.openxmlformats.org/markup-compatibility/2006" xmlns:mv="urn:schemas-microsoft-com:mac:vml" xmlns:o="urn:schemas-microsoft-com:office:office" xmlns:r="http://schemas.openxmlformats.org/officeDocument/2006/relationships" xmlns:m="http://schemas.openxmlformats.org/officeDocument/2006/math" xmlns:v="urn:schemas-microsoft-com:vml" xmlns:wp14="http://schemas.microsoft.com/office/word/2010/wordprocessingDrawing" xmlns:wp="http://schemas.openxmlformats.org/drawingml/2006/wordprocessingDrawing" xmlns:w10="urn:schemas-microsoft-com:office:word" xmlns:w14="http://schemas.microsoft.com/office/word/2010/wordml" xmlns:wpg="http://schemas.microsoft.com/office/word/2010/wordprocessingGroup" xmlns:wpi="http://schemas.microsoft.com/office/word/2010/wordprocessingInk" xmlns:wne="http://schemas.microsoft.com/office/word/2006/wordml" xmlns:wps="http://schemas.microsoft.com/office/word/2010/wordprocessingShape">
+      <w:pPr>
+        <w:spacing w:after="100"/>
+        <w:keepLines/>
+        <w:numPr>
+          <w:ilvl w:val="0"/>
+          <w:numId w:val="1"/>
+        </w:numPr>
+        <w:ind w:left="317" w:hanging="173"/>
+      </w:pPr>
+      <w:r>
+        <w:rPr>
+          <w:rFonts w:ascii="Times New Roman" w:hAnsi="Times New Roman"/>
+          <w:b w:val="0"/>
+          <w:sz w:val="28"/>
+          <w:color w:val="000000"/>
+        </w:rPr>
+        <w:t>Scores are model estimates and can exceed 5. The Average column shows the actual movie average in the dataset.</w:t>
+      </w:r>
+    </w:p>
+    <w:p xmlns:w="http://schemas.openxmlformats.org/wordprocessingml/2006/main" xmlns:wpc="http://schemas.microsoft.com/office/word/2010/wordprocessingCanvas" xmlns:mo="http://schemas.microsoft.com/office/mac/office/2008/main" xmlns:mc="http://schemas.openxmlformats.org/markup-compatibility/2006" xmlns:mv="urn:schemas-microsoft-com:mac:vml" xmlns:o="urn:schemas-microsoft-com:office:office" xmlns:r="http://schemas.openxmlformats.org/officeDocument/2006/relationships" xmlns:m="http://schemas.openxmlformats.org/officeDocument/2006/math" xmlns:v="urn:schemas-microsoft-com:vml" xmlns:wp14="http://schemas.microsoft.com/office/word/2010/wordprocessingDrawing" xmlns:wp="http://schemas.openxmlformats.org/drawingml/2006/wordprocessingDrawing" xmlns:w10="urn:schemas-microsoft-com:office:word" xmlns:w14="http://schemas.microsoft.com/office/word/2010/wordml" xmlns:wpg="http://schemas.microsoft.com/office/word/2010/wordprocessingGroup" xmlns:wpi="http://schemas.microsoft.com/office/word/2010/wordprocessingInk" xmlns:wne="http://schemas.microsoft.com/office/word/2006/wordml" xmlns:wps="http://schemas.microsoft.com/office/word/2010/wordprocessingShape">
+      <w:pPr>
+        <w:keepNext/>
+        <w:pageBreakBefore/>
+        <w:spacing w:before="120" w:after="80"/>
+      </w:pPr>
+      <w:r>
+        <w:rPr>
+          <w:rFonts w:ascii="Times New Roman" w:hAnsi="Times New Roman"/>
+          <w:sz w:val="32"/>
+          <w:color w:val="000000"/>
+          <w:b/>
+        </w:rPr>
+        <w:t>4 Results and Limitations</w:t>
+      </w:r>
+    </w:p>
+    <w:p xmlns:w="http://schemas.openxmlformats.org/wordprocessingml/2006/main" xmlns:wpc="http://schemas.microsoft.com/office/word/2010/wordprocessingCanvas" xmlns:mo="http://schemas.microsoft.com/office/mac/office/2008/main" xmlns:mc="http://schemas.openxmlformats.org/markup-compatibility/2006" xmlns:mv="urn:schemas-microsoft-com:mac:vml" xmlns:o="urn:schemas-microsoft-com:office:office" xmlns:r="http://schemas.openxmlformats.org/officeDocument/2006/relationships" xmlns:m="http://schemas.openxmlformats.org/officeDocument/2006/math" xmlns:v="urn:schemas-microsoft-com:vml" xmlns:wp14="http://schemas.microsoft.com/office/word/2010/wordprocessingDrawing" xmlns:wp="http://schemas.openxmlformats.org/drawingml/2006/wordprocessingDrawing" xmlns:w10="urn:schemas-microsoft-com:office:word" xmlns:w14="http://schemas.microsoft.com/office/word/2010/wordml" xmlns:wpg="http://schemas.microsoft.com/office/word/2010/wordprocessingGroup" xmlns:wpi="http://schemas.microsoft.com/office/word/2010/wordprocessingInk" xmlns:wne="http://schemas.microsoft.com/office/word/2006/wordml" xmlns:wps="http://schemas.microsoft.com/office/word/2010/wordprocessingShape">
+      <w:pPr>
+        <w:spacing w:after="100"/>
+        <w:keepLines/>
+        <w:numPr>
+          <w:ilvl w:val="0"/>
+          <w:numId w:val="1"/>
+        </w:numPr>
+        <w:ind w:left="317" w:hanging="173"/>
+      </w:pPr>
+      <w:r>
+        <w:rPr>
+          <w:rFonts w:ascii="Times New Roman" w:hAnsi="Times New Roman"/>
+          <w:b w:val="0"/>
+          <w:sz w:val="28"/>
+          <w:color w:val="000000"/>
+        </w:rPr>
+        <w:t>For each user, the earliest 80% of ratings train the model. The remaining ratings test it.</w:t>
+      </w:r>
+    </w:p>
+    <w:p xmlns:w="http://schemas.openxmlformats.org/wordprocessingml/2006/main" xmlns:wpc="http://schemas.microsoft.com/office/word/2010/wordprocessingCanvas" xmlns:mo="http://schemas.microsoft.com/office/mac/office/2008/main" xmlns:mc="http://schemas.openxmlformats.org/markup-compatibility/2006" xmlns:mv="urn:schemas-microsoft-com:mac:vml" xmlns:o="urn:schemas-microsoft-com:office:office" xmlns:r="http://schemas.openxmlformats.org/officeDocument/2006/relationships" xmlns:m="http://schemas.openxmlformats.org/officeDocument/2006/math" xmlns:v="urn:schemas-microsoft-com:vml" xmlns:wp14="http://schemas.microsoft.com/office/word/2010/wordprocessingDrawing" xmlns:wp="http://schemas.openxmlformats.org/drawingml/2006/wordprocessingDrawing" xmlns:w10="urn:schemas-microsoft-com:office:word" xmlns:w14="http://schemas.microsoft.com/office/word/2010/wordml" xmlns:wpg="http://schemas.microsoft.com/office/word/2010/wordprocessingGroup" xmlns:wpi="http://schemas.microsoft.com/office/word/2010/wordprocessingInk" xmlns:wne="http://schemas.microsoft.com/office/word/2006/wordml" xmlns:wps="http://schemas.microsoft.com/office/word/2010/wordprocessingShape">
+      <w:pPr>
+        <w:spacing w:after="100"/>
+        <w:keepLines/>
+        <w:numPr>
+          <w:ilvl w:val="0"/>
+          <w:numId w:val="1"/>
+        </w:numPr>
+        <w:ind w:left="317" w:hanging="173"/>
+      </w:pPr>
+      <w:r>
+        <w:rPr>
+          <w:rFonts w:ascii="Times New Roman" w:hAnsi="Times New Roman"/>
+          <w:b w:val="0"/>
+          <w:sz w:val="28"/>
+          <w:color w:val="000000"/>
+        </w:rPr>
+        <w:t>Settings: 12 factors, 10 iterations, regularisation 0.1 and seed 42.</w:t>
+      </w:r>
+    </w:p>
+    <w:p xmlns:w="http://schemas.openxmlformats.org/wordprocessingml/2006/main" xmlns:wpc="http://schemas.microsoft.com/office/word/2010/wordprocessingCanvas" xmlns:mo="http://schemas.microsoft.com/office/mac/office/2008/main" xmlns:mc="http://schemas.openxmlformats.org/markup-compatibility/2006" xmlns:mv="urn:schemas-microsoft-com:mac:vml" xmlns:o="urn:schemas-microsoft-com:office:office" xmlns:r="http://schemas.openxmlformats.org/officeDocument/2006/relationships" xmlns:m="http://schemas.openxmlformats.org/officeDocument/2006/math" xmlns:v="urn:schemas-microsoft-com:vml" xmlns:wp14="http://schemas.microsoft.com/office/word/2010/wordprocessingDrawing" xmlns:wp="http://schemas.openxmlformats.org/drawingml/2006/wordprocessingDrawing" xmlns:w10="urn:schemas-microsoft-com:office:word" xmlns:w14="http://schemas.microsoft.com/office/word/2010/wordml" xmlns:wpg="http://schemas.microsoft.com/office/word/2010/wordprocessingGroup" xmlns:wpi="http://schemas.microsoft.com/office/word/2010/wordprocessingInk" xmlns:wne="http://schemas.microsoft.com/office/word/2006/wordml" xmlns:wps="http://schemas.microsoft.com/office/word/2010/wordprocessingShape">
+      <w:pPr>
+        <w:spacing w:after="100"/>
+        <w:keepLines/>
+        <w:numPr>
+          <w:ilvl w:val="0"/>
+          <w:numId w:val="1"/>
+        </w:numPr>
+        <w:ind w:left="317" w:hanging="173"/>
+      </w:pPr>
+      <w:r>
+        <w:rPr>
+          <w:rFonts w:ascii="Times New Roman" w:hAnsi="Times New Roman"/>
+          <w:b w:val="0"/>
+          <w:sz w:val="28"/>
+          <w:color w:val="000000"/>
+        </w:rPr>
+        <w:t>After evaluation, a separate model is trained on all ratings for the application.</w:t>
       </w:r>
     </w:p>
     <w:tbl xmlns:w="http://schemas.openxmlformats.org/wordprocessingml/2006/main" xmlns:wpc="http://schemas.microsoft.com/office/word/2010/wordprocessingCanvas" xmlns:mo="http://schemas.microsoft.com/office/mac/office/2008/main" xmlns:mc="http://schemas.openxmlformats.org/markup-compatibility/2006" xmlns:mv="urn:schemas-microsoft-com:mac:vml" xmlns:o="urn:schemas-microsoft-com:office:office" xmlns:r="http://schemas.openxmlformats.org/officeDocument/2006/relationships" xmlns:m="http://schemas.openxmlformats.org/officeDocument/2006/math" xmlns:v="urn:schemas-microsoft-com:vml" xmlns:wp14="http://schemas.microsoft.com/office/word/2010/wordprocessingDrawing" xmlns:wp="http://schemas.openxmlformats.org/drawingml/2006/wordprocessingDrawing" xmlns:w10="urn:schemas-microsoft-com:office:word" xmlns:w14="http://schemas.microsoft.com/office/word/2010/wordml" xmlns:wpg="http://schemas.microsoft.com/office/word/2010/wordprocessingGroup" xmlns:wpi="http://schemas.microsoft.com/office/word/2010/wordprocessingInk" xmlns:wne="http://schemas.microsoft.com/office/word/2006/wordml" xmlns:wps="http://schemas.microsoft.com/office/word/2010/wordprocessingShape">
@@ -2550,510 +2875,7 @@
         </w:trPr>
         <w:tc>
           <w:tcPr>
-            <w:tcW w:type="dxa" w:w="3024"/>
-            <w:vAlign w:val="center"/>
-            <w:tcMar>
-              <w:top w:w="50" w:type="dxa"/>
-              <w:bottom w:w="50" w:type="dxa"/>
-              <w:left w:w="50" w:type="dxa"/>
-              <w:right w:w="50" w:type="dxa"/>
-            </w:tcMar>
-            <w:tcBorders>
-              <w:top w:val="single" w:sz="4" w:color="D9D9D9"/>
-              <w:bottom w:val="single" w:sz="4" w:color="D9D9D9"/>
-              <w:left w:val="single" w:sz="4" w:color="D9D9D9"/>
-              <w:right w:val="single" w:sz="4" w:color="D9D9D9"/>
-            </w:tcBorders>
-            <w:shd w:fill="E9ECEF"/>
-          </w:tcPr>
-          <w:p>
-            <w:pPr>
-              <w:spacing w:after="20" w:before="20"/>
-            </w:pPr>
-            <w:r>
-              <w:rPr>
-                <w:rFonts w:ascii="Times New Roman" w:hAnsi="Times New Roman"/>
-                <w:b/>
-                <w:sz w:val="23"/>
-              </w:rPr>
-              <w:t>Topic</w:t>
-            </w:r>
-          </w:p>
-        </w:tc>
-        <w:tc>
-          <w:tcPr>
-            <w:tcW w:type="dxa" w:w="5904"/>
-            <w:vAlign w:val="center"/>
-            <w:tcMar>
-              <w:top w:w="50" w:type="dxa"/>
-              <w:bottom w:w="50" w:type="dxa"/>
-              <w:left w:w="50" w:type="dxa"/>
-              <w:right w:w="50" w:type="dxa"/>
-            </w:tcMar>
-            <w:tcBorders>
-              <w:top w:val="single" w:sz="4" w:color="D9D9D9"/>
-              <w:bottom w:val="single" w:sz="4" w:color="D9D9D9"/>
-              <w:left w:val="single" w:sz="4" w:color="D9D9D9"/>
-              <w:right w:val="single" w:sz="4" w:color="D9D9D9"/>
-            </w:tcBorders>
-            <w:shd w:fill="E9ECEF"/>
-          </w:tcPr>
-          <w:p>
-            <w:pPr>
-              <w:spacing w:after="20" w:before="20"/>
-            </w:pPr>
-            <w:r>
-              <w:rPr>
-                <w:rFonts w:ascii="Times New Roman" w:hAnsi="Times New Roman"/>
-                <w:b/>
-                <w:sz w:val="23"/>
-              </w:rPr>
-              <w:t>Implementation status</w:t>
-            </w:r>
-          </w:p>
-        </w:tc>
-      </w:tr>
-      <w:tr>
-        <w:trPr>
-          <w:cantSplit/>
-        </w:trPr>
-        <w:tc>
-          <w:tcPr>
-            <w:tcW w:type="dxa" w:w="3024"/>
-            <w:vAlign w:val="center"/>
-            <w:tcMar>
-              <w:top w:w="50" w:type="dxa"/>
-              <w:bottom w:w="50" w:type="dxa"/>
-              <w:left w:w="50" w:type="dxa"/>
-              <w:right w:w="50" w:type="dxa"/>
-            </w:tcMar>
-            <w:tcBorders>
-              <w:top w:val="single" w:sz="4" w:color="D9D9D9"/>
-              <w:bottom w:val="single" w:sz="4" w:color="D9D9D9"/>
-              <w:left w:val="single" w:sz="4" w:color="D9D9D9"/>
-              <w:right w:val="single" w:sz="4" w:color="D9D9D9"/>
-            </w:tcBorders>
-          </w:tcPr>
-          <w:p>
-            <w:pPr>
-              <w:spacing w:after="20" w:before="20"/>
-            </w:pPr>
-            <w:r>
-              <w:rPr>
-                <w:rFonts w:ascii="Times New Roman" w:hAnsi="Times New Roman"/>
-                <w:b w:val="0"/>
-                <w:sz w:val="23"/>
-              </w:rPr>
-              <w:t>Spark and MLlib</w:t>
-            </w:r>
-          </w:p>
-        </w:tc>
-        <w:tc>
-          <w:tcPr>
-            <w:tcW w:type="dxa" w:w="5904"/>
-            <w:vAlign w:val="center"/>
-            <w:tcMar>
-              <w:top w:w="50" w:type="dxa"/>
-              <w:bottom w:w="50" w:type="dxa"/>
-              <w:left w:w="50" w:type="dxa"/>
-              <w:right w:w="50" w:type="dxa"/>
-            </w:tcMar>
-            <w:tcBorders>
-              <w:top w:val="single" w:sz="4" w:color="D9D9D9"/>
-              <w:bottom w:val="single" w:sz="4" w:color="D9D9D9"/>
-              <w:left w:val="single" w:sz="4" w:color="D9D9D9"/>
-              <w:right w:val="single" w:sz="4" w:color="D9D9D9"/>
-            </w:tcBorders>
-          </w:tcPr>
-          <w:p>
-            <w:pPr>
-              <w:spacing w:after="20" w:before="20"/>
-            </w:pPr>
-            <w:r>
-              <w:rPr>
-                <w:rFonts w:ascii="Times New Roman" w:hAnsi="Times New Roman"/>
-                <w:b w:val="0"/>
-                <w:sz w:val="23"/>
-              </w:rPr>
-              <w:t>Implemented: DataFrames, SQL, RDDs, actions, persistence and ALS</w:t>
-            </w:r>
-          </w:p>
-        </w:tc>
-      </w:tr>
-      <w:tr>
-        <w:trPr>
-          <w:cantSplit/>
-        </w:trPr>
-        <w:tc>
-          <w:tcPr>
-            <w:tcW w:type="dxa" w:w="3024"/>
-            <w:vAlign w:val="center"/>
-            <w:tcMar>
-              <w:top w:w="50" w:type="dxa"/>
-              <w:bottom w:w="50" w:type="dxa"/>
-              <w:left w:w="50" w:type="dxa"/>
-              <w:right w:w="50" w:type="dxa"/>
-            </w:tcMar>
-            <w:tcBorders>
-              <w:top w:val="single" w:sz="4" w:color="D9D9D9"/>
-              <w:bottom w:val="single" w:sz="4" w:color="D9D9D9"/>
-              <w:left w:val="single" w:sz="4" w:color="D9D9D9"/>
-              <w:right w:val="single" w:sz="4" w:color="D9D9D9"/>
-            </w:tcBorders>
-          </w:tcPr>
-          <w:p>
-            <w:pPr>
-              <w:spacing w:after="20" w:before="20"/>
-            </w:pPr>
-            <w:r>
-              <w:rPr>
-                <w:rFonts w:ascii="Times New Roman" w:hAnsi="Times New Roman"/>
-                <w:b w:val="0"/>
-                <w:sz w:val="23"/>
-              </w:rPr>
-              <w:t>Big Data characteristics</w:t>
-            </w:r>
-          </w:p>
-        </w:tc>
-        <w:tc>
-          <w:tcPr>
-            <w:tcW w:type="dxa" w:w="5904"/>
-            <w:vAlign w:val="center"/>
-            <w:tcMar>
-              <w:top w:w="50" w:type="dxa"/>
-              <w:bottom w:w="50" w:type="dxa"/>
-              <w:left w:w="50" w:type="dxa"/>
-              <w:right w:w="50" w:type="dxa"/>
-            </w:tcMar>
-            <w:tcBorders>
-              <w:top w:val="single" w:sz="4" w:color="D9D9D9"/>
-              <w:bottom w:val="single" w:sz="4" w:color="D9D9D9"/>
-              <w:left w:val="single" w:sz="4" w:color="D9D9D9"/>
-              <w:right w:val="single" w:sz="4" w:color="D9D9D9"/>
-            </w:tcBorders>
-          </w:tcPr>
-          <w:p>
-            <w:pPr>
-              <w:spacing w:after="20" w:before="20"/>
-            </w:pPr>
-            <w:r>
-              <w:rPr>
-                <w:rFonts w:ascii="Times New Roman" w:hAnsi="Times New Roman"/>
-                <w:b w:val="0"/>
-                <w:sz w:val="23"/>
-              </w:rPr>
-              <w:t>Discussed through batch size, data formats and cleaning</w:t>
-            </w:r>
-          </w:p>
-        </w:tc>
-      </w:tr>
-      <w:tr>
-        <w:trPr>
-          <w:cantSplit/>
-        </w:trPr>
-        <w:tc>
-          <w:tcPr>
-            <w:tcW w:type="dxa" w:w="3024"/>
-            <w:vAlign w:val="center"/>
-            <w:tcMar>
-              <w:top w:w="50" w:type="dxa"/>
-              <w:bottom w:w="50" w:type="dxa"/>
-              <w:left w:w="50" w:type="dxa"/>
-              <w:right w:w="50" w:type="dxa"/>
-            </w:tcMar>
-            <w:tcBorders>
-              <w:top w:val="single" w:sz="4" w:color="D9D9D9"/>
-              <w:bottom w:val="single" w:sz="4" w:color="D9D9D9"/>
-              <w:left w:val="single" w:sz="4" w:color="D9D9D9"/>
-              <w:right w:val="single" w:sz="4" w:color="D9D9D9"/>
-            </w:tcBorders>
-          </w:tcPr>
-          <w:p>
-            <w:pPr>
-              <w:spacing w:after="20" w:before="20"/>
-            </w:pPr>
-            <w:r>
-              <w:rPr>
-                <w:rFonts w:ascii="Times New Roman" w:hAnsi="Times New Roman"/>
-                <w:b w:val="0"/>
-                <w:sz w:val="23"/>
-              </w:rPr>
-              <w:t>NoSQL</w:t>
-            </w:r>
-          </w:p>
-        </w:tc>
-        <w:tc>
-          <w:tcPr>
-            <w:tcW w:type="dxa" w:w="5904"/>
-            <w:vAlign w:val="center"/>
-            <w:tcMar>
-              <w:top w:w="50" w:type="dxa"/>
-              <w:bottom w:w="50" w:type="dxa"/>
-              <w:left w:w="50" w:type="dxa"/>
-              <w:right w:w="50" w:type="dxa"/>
-            </w:tcMar>
-            <w:tcBorders>
-              <w:top w:val="single" w:sz="4" w:color="D9D9D9"/>
-              <w:bottom w:val="single" w:sz="4" w:color="D9D9D9"/>
-              <w:left w:val="single" w:sz="4" w:color="D9D9D9"/>
-              <w:right w:val="single" w:sz="4" w:color="D9D9D9"/>
-            </w:tcBorders>
-          </w:tcPr>
-          <w:p>
-            <w:pPr>
-              <w:spacing w:after="20" w:before="20"/>
-            </w:pPr>
-            <w:r>
-              <w:rPr>
-                <w:rFonts w:ascii="Times New Roman" w:hAnsi="Times New Roman"/>
-                <w:b w:val="0"/>
-                <w:sz w:val="23"/>
-              </w:rPr>
-              <w:t>JSON document export; optional MongoDB import example</w:t>
-            </w:r>
-          </w:p>
-        </w:tc>
-      </w:tr>
-      <w:tr>
-        <w:trPr>
-          <w:cantSplit/>
-        </w:trPr>
-        <w:tc>
-          <w:tcPr>
-            <w:tcW w:type="dxa" w:w="3024"/>
-            <w:vAlign w:val="center"/>
-            <w:tcMar>
-              <w:top w:w="50" w:type="dxa"/>
-              <w:bottom w:w="50" w:type="dxa"/>
-              <w:left w:w="50" w:type="dxa"/>
-              <w:right w:w="50" w:type="dxa"/>
-            </w:tcMar>
-            <w:tcBorders>
-              <w:top w:val="single" w:sz="4" w:color="D9D9D9"/>
-              <w:bottom w:val="single" w:sz="4" w:color="D9D9D9"/>
-              <w:left w:val="single" w:sz="4" w:color="D9D9D9"/>
-              <w:right w:val="single" w:sz="4" w:color="D9D9D9"/>
-            </w:tcBorders>
-          </w:tcPr>
-          <w:p>
-            <w:pPr>
-              <w:spacing w:after="20" w:before="20"/>
-            </w:pPr>
-            <w:r>
-              <w:rPr>
-                <w:rFonts w:ascii="Times New Roman" w:hAnsi="Times New Roman"/>
-                <w:b w:val="0"/>
-                <w:sz w:val="23"/>
-              </w:rPr>
-              <w:t>HDFS and Hive</w:t>
-            </w:r>
-          </w:p>
-        </w:tc>
-        <w:tc>
-          <w:tcPr>
-            <w:tcW w:type="dxa" w:w="5904"/>
-            <w:vAlign w:val="center"/>
-            <w:tcMar>
-              <w:top w:w="50" w:type="dxa"/>
-              <w:bottom w:w="50" w:type="dxa"/>
-              <w:left w:w="50" w:type="dxa"/>
-              <w:right w:w="50" w:type="dxa"/>
-            </w:tcMar>
-            <w:tcBorders>
-              <w:top w:val="single" w:sz="4" w:color="D9D9D9"/>
-              <w:bottom w:val="single" w:sz="4" w:color="D9D9D9"/>
-              <w:left w:val="single" w:sz="4" w:color="D9D9D9"/>
-              <w:right w:val="single" w:sz="4" w:color="D9D9D9"/>
-            </w:tcBorders>
-          </w:tcPr>
-          <w:p>
-            <w:pPr>
-              <w:spacing w:after="20" w:before="20"/>
-            </w:pPr>
-            <w:r>
-              <w:rPr>
-                <w:rFonts w:ascii="Times New Roman" w:hAnsi="Times New Roman"/>
-                <w:b w:val="0"/>
-                <w:sz w:val="23"/>
-              </w:rPr>
-              <w:t>Optional upload script and external-table SQL; cluster not run</w:t>
-            </w:r>
-          </w:p>
-        </w:tc>
-      </w:tr>
-      <w:tr>
-        <w:trPr>
-          <w:cantSplit/>
-        </w:trPr>
-        <w:tc>
-          <w:tcPr>
-            <w:tcW w:type="dxa" w:w="3024"/>
-            <w:vAlign w:val="center"/>
-            <w:tcMar>
-              <w:top w:w="50" w:type="dxa"/>
-              <w:bottom w:w="50" w:type="dxa"/>
-              <w:left w:w="50" w:type="dxa"/>
-              <w:right w:w="50" w:type="dxa"/>
-            </w:tcMar>
-            <w:tcBorders>
-              <w:top w:val="single" w:sz="4" w:color="D9D9D9"/>
-              <w:bottom w:val="single" w:sz="4" w:color="D9D9D9"/>
-              <w:left w:val="single" w:sz="4" w:color="D9D9D9"/>
-              <w:right w:val="single" w:sz="4" w:color="D9D9D9"/>
-            </w:tcBorders>
-          </w:tcPr>
-          <w:p>
-            <w:pPr>
-              <w:spacing w:after="20" w:before="20"/>
-            </w:pPr>
-            <w:r>
-              <w:rPr>
-                <w:rFonts w:ascii="Times New Roman" w:hAnsi="Times New Roman"/>
-                <w:b w:val="0"/>
-                <w:sz w:val="23"/>
-              </w:rPr>
-              <w:t>YARN, Sqoop, Pig, HBase and ZooKeeper</w:t>
-            </w:r>
-          </w:p>
-        </w:tc>
-        <w:tc>
-          <w:tcPr>
-            <w:tcW w:type="dxa" w:w="5904"/>
-            <w:vAlign w:val="center"/>
-            <w:tcMar>
-              <w:top w:w="50" w:type="dxa"/>
-              <w:bottom w:w="50" w:type="dxa"/>
-              <w:left w:w="50" w:type="dxa"/>
-              <w:right w:w="50" w:type="dxa"/>
-            </w:tcMar>
-            <w:tcBorders>
-              <w:top w:val="single" w:sz="4" w:color="D9D9D9"/>
-              <w:bottom w:val="single" w:sz="4" w:color="D9D9D9"/>
-              <w:left w:val="single" w:sz="4" w:color="D9D9D9"/>
-              <w:right w:val="single" w:sz="4" w:color="D9D9D9"/>
-            </w:tcBorders>
-          </w:tcPr>
-          <w:p>
-            <w:pPr>
-              <w:spacing w:after="20" w:before="20"/>
-            </w:pPr>
-            <w:r>
-              <w:rPr>
-                <w:rFonts w:ascii="Times New Roman" w:hAnsi="Times New Roman"/>
-                <w:b w:val="0"/>
-                <w:sz w:val="23"/>
-              </w:rPr>
-              <w:t>Not required or implemented in the local demonstration</w:t>
-            </w:r>
-          </w:p>
-        </w:tc>
-      </w:tr>
-    </w:tbl>
-    <w:p xmlns:w="http://schemas.openxmlformats.org/wordprocessingml/2006/main" xmlns:wpc="http://schemas.microsoft.com/office/word/2010/wordprocessingCanvas" xmlns:mo="http://schemas.microsoft.com/office/mac/office/2008/main" xmlns:mc="http://schemas.openxmlformats.org/markup-compatibility/2006" xmlns:mv="urn:schemas-microsoft-com:mac:vml" xmlns:o="urn:schemas-microsoft-com:office:office" xmlns:r="http://schemas.openxmlformats.org/officeDocument/2006/relationships" xmlns:m="http://schemas.openxmlformats.org/officeDocument/2006/math" xmlns:v="urn:schemas-microsoft-com:vml" xmlns:wp14="http://schemas.microsoft.com/office/word/2010/wordprocessingDrawing" xmlns:wp="http://schemas.openxmlformats.org/drawingml/2006/wordprocessingDrawing" xmlns:w10="urn:schemas-microsoft-com:office:word" xmlns:w14="http://schemas.microsoft.com/office/word/2010/wordml" xmlns:wpg="http://schemas.microsoft.com/office/word/2010/wordprocessingGroup" xmlns:wpi="http://schemas.microsoft.com/office/word/2010/wordprocessingInk" xmlns:wne="http://schemas.microsoft.com/office/word/2006/wordml" xmlns:wps="http://schemas.microsoft.com/office/word/2010/wordprocessingShape">
-      <w:pPr>
-        <w:spacing w:after="0" w:line="40" w:lineRule="exact"/>
-      </w:pPr>
-      <w:r>
-        <w:rPr>
-          <w:rFonts w:ascii="Times New Roman" w:hAnsi="Times New Roman"/>
-          <w:sz w:val="4"/>
-          <w:color w:val="000000"/>
-        </w:rPr>
-        <w:t xml:space="preserve"> </w:t>
-      </w:r>
-    </w:p>
-    <w:p xmlns:w="http://schemas.openxmlformats.org/wordprocessingml/2006/main" xmlns:wpc="http://schemas.microsoft.com/office/word/2010/wordprocessingCanvas" xmlns:mo="http://schemas.microsoft.com/office/mac/office/2008/main" xmlns:mc="http://schemas.openxmlformats.org/markup-compatibility/2006" xmlns:mv="urn:schemas-microsoft-com:mac:vml" xmlns:o="urn:schemas-microsoft-com:office:office" xmlns:r="http://schemas.openxmlformats.org/officeDocument/2006/relationships" xmlns:m="http://schemas.openxmlformats.org/officeDocument/2006/math" xmlns:v="urn:schemas-microsoft-com:vml" xmlns:wp14="http://schemas.microsoft.com/office/word/2010/wordprocessingDrawing" xmlns:wp="http://schemas.openxmlformats.org/drawingml/2006/wordprocessingDrawing" xmlns:w10="urn:schemas-microsoft-com:office:word" xmlns:w14="http://schemas.microsoft.com/office/word/2010/wordml" xmlns:wpg="http://schemas.microsoft.com/office/word/2010/wordprocessingGroup" xmlns:wpi="http://schemas.microsoft.com/office/word/2010/wordprocessingInk" xmlns:wne="http://schemas.microsoft.com/office/word/2006/wordml" xmlns:wps="http://schemas.microsoft.com/office/word/2010/wordprocessingShape">
-      <w:pPr>
-        <w:spacing w:after="100"/>
-      </w:pPr>
-      <w:r>
-        <w:rPr>
-          <w:rFonts w:ascii="Times New Roman" w:hAnsi="Times New Roman"/>
-          <w:b w:val="0"/>
-          <w:sz w:val="28"/>
-          <w:color w:val="000000"/>
-        </w:rPr>
-        <w:t>Each exported document contains a userId and an array of recommendations. This demonstrates a document-oriented schema. Optional Hadoop and database exercises require separately configured services.</w:t>
-      </w:r>
-    </w:p>
-    <w:p xmlns:w="http://schemas.openxmlformats.org/wordprocessingml/2006/main" xmlns:wpc="http://schemas.microsoft.com/office/word/2010/wordprocessingCanvas" xmlns:mo="http://schemas.microsoft.com/office/mac/office/2008/main" xmlns:mc="http://schemas.openxmlformats.org/markup-compatibility/2006" xmlns:mv="urn:schemas-microsoft-com:mac:vml" xmlns:o="urn:schemas-microsoft-com:office:office" xmlns:r="http://schemas.openxmlformats.org/officeDocument/2006/relationships" xmlns:m="http://schemas.openxmlformats.org/officeDocument/2006/math" xmlns:v="urn:schemas-microsoft-com:vml" xmlns:wp14="http://schemas.microsoft.com/office/word/2010/wordprocessingDrawing" xmlns:wp="http://schemas.openxmlformats.org/drawingml/2006/wordprocessingDrawing" xmlns:w10="urn:schemas-microsoft-com:office:word" xmlns:w14="http://schemas.microsoft.com/office/word/2010/wordml" xmlns:wpg="http://schemas.microsoft.com/office/word/2010/wordprocessingGroup" xmlns:wpi="http://schemas.microsoft.com/office/word/2010/wordprocessingInk" xmlns:wne="http://schemas.microsoft.com/office/word/2006/wordml" xmlns:wps="http://schemas.microsoft.com/office/word/2010/wordprocessingShape">
-      <w:pPr>
-        <w:keepNext/>
-        <w:pageBreakBefore w:val="0"/>
-        <w:spacing w:before="120" w:after="80"/>
-      </w:pPr>
-      <w:r>
-        <w:rPr>
-          <w:rFonts w:ascii="Times New Roman" w:hAnsi="Times New Roman"/>
-          <w:sz w:val="32"/>
-          <w:color w:val="000000"/>
-          <w:b/>
-        </w:rPr>
-        <w:t>4.3 Output files</w:t>
-      </w:r>
-    </w:p>
-    <w:p xmlns:w="http://schemas.openxmlformats.org/wordprocessingml/2006/main" xmlns:wpc="http://schemas.microsoft.com/office/word/2010/wordprocessingCanvas" xmlns:mo="http://schemas.microsoft.com/office/mac/office/2008/main" xmlns:mc="http://schemas.openxmlformats.org/markup-compatibility/2006" xmlns:mv="urn:schemas-microsoft-com:mac:vml" xmlns:o="urn:schemas-microsoft-com:office:office" xmlns:r="http://schemas.openxmlformats.org/officeDocument/2006/relationships" xmlns:m="http://schemas.openxmlformats.org/officeDocument/2006/math" xmlns:v="urn:schemas-microsoft-com:vml" xmlns:wp14="http://schemas.microsoft.com/office/word/2010/wordprocessingDrawing" xmlns:wp="http://schemas.openxmlformats.org/drawingml/2006/wordprocessingDrawing" xmlns:w10="urn:schemas-microsoft-com:office:word" xmlns:w14="http://schemas.microsoft.com/office/word/2010/wordml" xmlns:wpg="http://schemas.microsoft.com/office/word/2010/wordprocessingGroup" xmlns:wpi="http://schemas.microsoft.com/office/word/2010/wordprocessingInk" xmlns:wne="http://schemas.microsoft.com/office/word/2006/wordml" xmlns:wps="http://schemas.microsoft.com/office/word/2010/wordprocessingShape">
-      <w:pPr>
-        <w:spacing w:after="100"/>
-      </w:pPr>
-      <w:r>
-        <w:rPr>
-          <w:rFonts w:ascii="Times New Roman" w:hAnsi="Times New Roman"/>
-          <w:b w:val="0"/>
-          <w:sz w:val="28"/>
-          <w:color w:val="000000"/>
-        </w:rPr>
-        <w:t>The artifacts folder stores model.json, analytics.json, metrics.json, recommendations.ndjson and Parquet tables. User and movie factors, histories and catalogue statistics are collected into driver memory. This limits the export to datasets that fit in memory.</w:t>
-      </w:r>
-    </w:p>
-    <w:p xmlns:w="http://schemas.openxmlformats.org/wordprocessingml/2006/main" xmlns:wpc="http://schemas.microsoft.com/office/word/2010/wordprocessingCanvas" xmlns:mo="http://schemas.microsoft.com/office/mac/office/2008/main" xmlns:mc="http://schemas.openxmlformats.org/markup-compatibility/2006" xmlns:mv="urn:schemas-microsoft-com:mac:vml" xmlns:o="urn:schemas-microsoft-com:office:office" xmlns:r="http://schemas.openxmlformats.org/officeDocument/2006/relationships" xmlns:m="http://schemas.openxmlformats.org/officeDocument/2006/math" xmlns:v="urn:schemas-microsoft-com:vml" xmlns:wp14="http://schemas.microsoft.com/office/word/2010/wordprocessingDrawing" xmlns:wp="http://schemas.openxmlformats.org/drawingml/2006/wordprocessingDrawing" xmlns:w10="urn:schemas-microsoft-com:office:word" xmlns:w14="http://schemas.microsoft.com/office/word/2010/wordml" xmlns:wpg="http://schemas.microsoft.com/office/word/2010/wordprocessingGroup" xmlns:wpi="http://schemas.microsoft.com/office/word/2010/wordprocessingInk" xmlns:wne="http://schemas.microsoft.com/office/word/2006/wordml" xmlns:wps="http://schemas.microsoft.com/office/word/2010/wordprocessingShape">
-      <w:pPr>
-        <w:keepNext/>
-        <w:pageBreakBefore/>
-        <w:spacing w:before="120" w:after="80"/>
-      </w:pPr>
-      <w:r>
-        <w:rPr>
-          <w:rFonts w:ascii="Times New Roman" w:hAnsi="Times New Roman"/>
-          <w:sz w:val="32"/>
-          <w:color w:val="000000"/>
-          <w:b/>
-        </w:rPr>
-        <w:t>5 Results and Testing</w:t>
-      </w:r>
-    </w:p>
-    <w:p xmlns:w="http://schemas.openxmlformats.org/wordprocessingml/2006/main" xmlns:wpc="http://schemas.microsoft.com/office/word/2010/wordprocessingCanvas" xmlns:mo="http://schemas.microsoft.com/office/mac/office/2008/main" xmlns:mc="http://schemas.openxmlformats.org/markup-compatibility/2006" xmlns:mv="urn:schemas-microsoft-com:mac:vml" xmlns:o="urn:schemas-microsoft-com:office:office" xmlns:r="http://schemas.openxmlformats.org/officeDocument/2006/relationships" xmlns:m="http://schemas.openxmlformats.org/officeDocument/2006/math" xmlns:v="urn:schemas-microsoft-com:vml" xmlns:wp14="http://schemas.microsoft.com/office/word/2010/wordprocessingDrawing" xmlns:wp="http://schemas.openxmlformats.org/drawingml/2006/wordprocessingDrawing" xmlns:w10="urn:schemas-microsoft-com:office:word" xmlns:w14="http://schemas.microsoft.com/office/word/2010/wordml" xmlns:wpg="http://schemas.microsoft.com/office/word/2010/wordprocessingGroup" xmlns:wpi="http://schemas.microsoft.com/office/word/2010/wordprocessingInk" xmlns:wne="http://schemas.microsoft.com/office/word/2006/wordml" xmlns:wps="http://schemas.microsoft.com/office/word/2010/wordprocessingShape">
-      <w:pPr>
-        <w:spacing w:after="100"/>
-      </w:pPr>
-      <w:r>
-        <w:rPr>
-          <w:rFonts w:ascii="Times New Roman" w:hAnsi="Times New Roman"/>
-          <w:b w:val="0"/>
-          <w:sz w:val="28"/>
-          <w:color w:val="000000"/>
-        </w:rPr>
-        <w:t>The complete pipeline was executed using Java 17 and Spark 3.5.7 in local mode. These measured results are saved in artifacts/metrics.json.</w:t>
-      </w:r>
-    </w:p>
-    <w:tbl xmlns:w="http://schemas.openxmlformats.org/wordprocessingml/2006/main" xmlns:wpc="http://schemas.microsoft.com/office/word/2010/wordprocessingCanvas" xmlns:mo="http://schemas.microsoft.com/office/mac/office/2008/main" xmlns:mc="http://schemas.openxmlformats.org/markup-compatibility/2006" xmlns:mv="urn:schemas-microsoft-com:mac:vml" xmlns:o="urn:schemas-microsoft-com:office:office" xmlns:r="http://schemas.openxmlformats.org/officeDocument/2006/relationships" xmlns:m="http://schemas.openxmlformats.org/officeDocument/2006/math" xmlns:v="urn:schemas-microsoft-com:vml" xmlns:wp14="http://schemas.microsoft.com/office/word/2010/wordprocessingDrawing" xmlns:wp="http://schemas.openxmlformats.org/drawingml/2006/wordprocessingDrawing" xmlns:w10="urn:schemas-microsoft-com:office:word" xmlns:w14="http://schemas.microsoft.com/office/word/2010/wordml" xmlns:wpg="http://schemas.microsoft.com/office/word/2010/wordprocessingGroup" xmlns:wpi="http://schemas.microsoft.com/office/word/2010/wordprocessingInk" xmlns:wne="http://schemas.microsoft.com/office/word/2006/wordml" xmlns:wps="http://schemas.microsoft.com/office/word/2010/wordprocessingShape">
-      <w:tblPr>
-        <w:tblW w:type="auto" w:w="0"/>
-        <w:tblLayout w:type="fixed"/>
-        <w:tblLook w:firstColumn="1" w:firstRow="1" w:lastColumn="0" w:lastRow="0" w:noHBand="0" w:noVBand="1" w:val="04A0"/>
-      </w:tblPr>
-      <w:tblGrid>
-        <w:gridCol w:w="4512"/>
-        <w:gridCol w:w="4512"/>
-      </w:tblGrid>
-      <w:tr>
-        <w:trPr>
-          <w:cantSplit/>
-          <w:tblHeader/>
-        </w:trPr>
-        <w:tc>
-          <w:tcPr>
-            <w:tcW w:type="dxa" w:w="5616"/>
+            <w:tcW w:type="dxa" w:w="5040"/>
             <w:vAlign w:val="center"/>
             <w:tcMar>
               <w:top w:w="50" w:type="dxa"/>
@@ -3085,7 +2907,7 @@
         </w:tc>
         <w:tc>
           <w:tcPr>
-            <w:tcW w:type="dxa" w:w="3312"/>
+            <w:tcW w:type="dxa" w:w="3888"/>
             <w:vAlign w:val="center"/>
             <w:tcMar>
               <w:top w:w="50" w:type="dxa"/>
@@ -3111,7 +2933,7 @@
                 <w:b/>
                 <w:sz w:val="23"/>
               </w:rPr>
-              <w:t>Observed result</w:t>
+              <w:t>Result</w:t>
             </w:r>
           </w:p>
         </w:tc>
@@ -3122,7 +2944,7 @@
         </w:trPr>
         <w:tc>
           <w:tcPr>
-            <w:tcW w:type="dxa" w:w="5616"/>
+            <w:tcW w:type="dxa" w:w="5040"/>
             <w:vAlign w:val="center"/>
             <w:tcMar>
               <w:top w:w="50" w:type="dxa"/>
@@ -3147,13 +2969,13 @@
                 <w:b w:val="0"/>
                 <w:sz w:val="23"/>
               </w:rPr>
-              <w:t>Training ratings</w:t>
+              <w:t>Training / test ratings</w:t>
             </w:r>
           </w:p>
         </w:tc>
         <w:tc>
           <w:tcPr>
-            <w:tcW w:type="dxa" w:w="3312"/>
+            <w:tcW w:type="dxa" w:w="3888"/>
             <w:vAlign w:val="center"/>
             <w:tcMar>
               <w:top w:w="50" w:type="dxa"/>
@@ -3178,7 +3000,7 @@
                 <w:b w:val="0"/>
                 <w:sz w:val="23"/>
               </w:rPr>
-              <w:t>80,419</w:t>
+              <w:t>80,419 / 20,417</w:t>
             </w:r>
           </w:p>
         </w:tc>
@@ -3189,7 +3011,7 @@
         </w:trPr>
         <w:tc>
           <w:tcPr>
-            <w:tcW w:type="dxa" w:w="5616"/>
+            <w:tcW w:type="dxa" w:w="5040"/>
             <w:vAlign w:val="center"/>
             <w:tcMar>
               <w:top w:w="50" w:type="dxa"/>
@@ -3214,80 +3036,13 @@
                 <w:b w:val="0"/>
                 <w:sz w:val="23"/>
               </w:rPr>
-              <w:t>Test ratings</w:t>
+              <w:t>Test ratings scored</w:t>
             </w:r>
           </w:p>
         </w:tc>
         <w:tc>
           <w:tcPr>
-            <w:tcW w:type="dxa" w:w="3312"/>
-            <w:vAlign w:val="center"/>
-            <w:tcMar>
-              <w:top w:w="50" w:type="dxa"/>
-              <w:bottom w:w="50" w:type="dxa"/>
-              <w:left w:w="50" w:type="dxa"/>
-              <w:right w:w="50" w:type="dxa"/>
-            </w:tcMar>
-            <w:tcBorders>
-              <w:top w:val="single" w:sz="4" w:color="D9D9D9"/>
-              <w:bottom w:val="single" w:sz="4" w:color="D9D9D9"/>
-              <w:left w:val="single" w:sz="4" w:color="D9D9D9"/>
-              <w:right w:val="single" w:sz="4" w:color="D9D9D9"/>
-            </w:tcBorders>
-          </w:tcPr>
-          <w:p>
-            <w:pPr>
-              <w:spacing w:after="20" w:before="20"/>
-            </w:pPr>
-            <w:r>
-              <w:rPr>
-                <w:rFonts w:ascii="Times New Roman" w:hAnsi="Times New Roman"/>
-                <w:b w:val="0"/>
-                <w:sz w:val="23"/>
-              </w:rPr>
-              <w:t>20,417</w:t>
-            </w:r>
-          </w:p>
-        </w:tc>
-      </w:tr>
-      <w:tr>
-        <w:trPr>
-          <w:cantSplit/>
-        </w:trPr>
-        <w:tc>
-          <w:tcPr>
-            <w:tcW w:type="dxa" w:w="5616"/>
-            <w:vAlign w:val="center"/>
-            <w:tcMar>
-              <w:top w:w="50" w:type="dxa"/>
-              <w:bottom w:w="50" w:type="dxa"/>
-              <w:left w:w="50" w:type="dxa"/>
-              <w:right w:w="50" w:type="dxa"/>
-            </w:tcMar>
-            <w:tcBorders>
-              <w:top w:val="single" w:sz="4" w:color="D9D9D9"/>
-              <w:bottom w:val="single" w:sz="4" w:color="D9D9D9"/>
-              <w:left w:val="single" w:sz="4" w:color="D9D9D9"/>
-              <w:right w:val="single" w:sz="4" w:color="D9D9D9"/>
-            </w:tcBorders>
-          </w:tcPr>
-          <w:p>
-            <w:pPr>
-              <w:spacing w:after="20" w:before="20"/>
-            </w:pPr>
-            <w:r>
-              <w:rPr>
-                <w:rFonts w:ascii="Times New Roman" w:hAnsi="Times New Roman"/>
-                <w:b w:val="0"/>
-                <w:sz w:val="23"/>
-              </w:rPr>
-              <w:t>Scored test ratings</w:t>
-            </w:r>
-          </w:p>
-        </w:tc>
-        <w:tc>
-          <w:tcPr>
-            <w:tcW w:type="dxa" w:w="3312"/>
+            <w:tcW w:type="dxa" w:w="3888"/>
             <w:vAlign w:val="center"/>
             <w:tcMar>
               <w:top w:w="50" w:type="dxa"/>
@@ -3323,7 +3078,7 @@
         </w:trPr>
         <w:tc>
           <w:tcPr>
-            <w:tcW w:type="dxa" w:w="5616"/>
+            <w:tcW w:type="dxa" w:w="5040"/>
             <w:vAlign w:val="center"/>
             <w:tcMar>
               <w:top w:w="50" w:type="dxa"/>
@@ -3348,13 +3103,13 @@
                 <w:b w:val="0"/>
                 <w:sz w:val="23"/>
               </w:rPr>
-              <w:t>Cold-start rows excluded</w:t>
+              <w:t>Test ratings excluded</w:t>
             </w:r>
           </w:p>
         </w:tc>
         <w:tc>
           <w:tcPr>
-            <w:tcW w:type="dxa" w:w="3312"/>
+            <w:tcW w:type="dxa" w:w="3888"/>
             <w:vAlign w:val="center"/>
             <w:tcMar>
               <w:top w:w="50" w:type="dxa"/>
@@ -3379,7 +3134,7 @@
                 <w:b w:val="0"/>
                 <w:sz w:val="23"/>
               </w:rPr>
-              <w:t>1,702</w:t>
+              <w:t>1,702 without known factors</w:t>
             </w:r>
           </w:p>
         </w:tc>
@@ -3390,7 +3145,7 @@
         </w:trPr>
         <w:tc>
           <w:tcPr>
-            <w:tcW w:type="dxa" w:w="5616"/>
+            <w:tcW w:type="dxa" w:w="5040"/>
             <w:vAlign w:val="center"/>
             <w:tcMar>
               <w:top w:w="50" w:type="dxa"/>
@@ -3415,13 +3170,13 @@
                 <w:b w:val="0"/>
                 <w:sz w:val="23"/>
               </w:rPr>
-              <w:t>Test prediction coverage</w:t>
+              <w:t>Prediction coverage</w:t>
             </w:r>
           </w:p>
         </w:tc>
         <w:tc>
           <w:tcPr>
-            <w:tcW w:type="dxa" w:w="3312"/>
+            <w:tcW w:type="dxa" w:w="3888"/>
             <w:vAlign w:val="center"/>
             <w:tcMar>
               <w:top w:w="50" w:type="dxa"/>
@@ -3457,7 +3212,7 @@
         </w:trPr>
         <w:tc>
           <w:tcPr>
-            <w:tcW w:type="dxa" w:w="5616"/>
+            <w:tcW w:type="dxa" w:w="5040"/>
             <w:vAlign w:val="center"/>
             <w:tcMar>
               <w:top w:w="50" w:type="dxa"/>
@@ -3482,13 +3237,13 @@
                 <w:b w:val="0"/>
                 <w:sz w:val="23"/>
               </w:rPr>
-              <w:t>ALS RMSE</w:t>
+              <w:t>ALS RMSE / MAE</w:t>
             </w:r>
           </w:p>
         </w:tc>
         <w:tc>
           <w:tcPr>
-            <w:tcW w:type="dxa" w:w="3312"/>
+            <w:tcW w:type="dxa" w:w="3888"/>
             <w:vAlign w:val="center"/>
             <w:tcMar>
               <w:top w:w="50" w:type="dxa"/>
@@ -3513,7 +3268,7 @@
                 <w:b w:val="0"/>
                 <w:sz w:val="23"/>
               </w:rPr>
-              <w:t>0.9316</w:t>
+              <w:t>0.9316 / 0.7176</w:t>
             </w:r>
           </w:p>
         </w:tc>
@@ -3524,7 +3279,7 @@
         </w:trPr>
         <w:tc>
           <w:tcPr>
-            <w:tcW w:type="dxa" w:w="5616"/>
+            <w:tcW w:type="dxa" w:w="5040"/>
             <w:vAlign w:val="center"/>
             <w:tcMar>
               <w:top w:w="50" w:type="dxa"/>
@@ -3549,80 +3304,13 @@
                 <w:b w:val="0"/>
                 <w:sz w:val="23"/>
               </w:rPr>
-              <w:t>ALS MAE</w:t>
+              <w:t>Mean baseline RMSE</w:t>
             </w:r>
           </w:p>
         </w:tc>
         <w:tc>
           <w:tcPr>
-            <w:tcW w:type="dxa" w:w="3312"/>
-            <w:vAlign w:val="center"/>
-            <w:tcMar>
-              <w:top w:w="50" w:type="dxa"/>
-              <w:bottom w:w="50" w:type="dxa"/>
-              <w:left w:w="50" w:type="dxa"/>
-              <w:right w:w="50" w:type="dxa"/>
-            </w:tcMar>
-            <w:tcBorders>
-              <w:top w:val="single" w:sz="4" w:color="D9D9D9"/>
-              <w:bottom w:val="single" w:sz="4" w:color="D9D9D9"/>
-              <w:left w:val="single" w:sz="4" w:color="D9D9D9"/>
-              <w:right w:val="single" w:sz="4" w:color="D9D9D9"/>
-            </w:tcBorders>
-          </w:tcPr>
-          <w:p>
-            <w:pPr>
-              <w:spacing w:after="20" w:before="20"/>
-            </w:pPr>
-            <w:r>
-              <w:rPr>
-                <w:rFonts w:ascii="Times New Roman" w:hAnsi="Times New Roman"/>
-                <w:b w:val="0"/>
-                <w:sz w:val="23"/>
-              </w:rPr>
-              <w:t>0.7176</w:t>
-            </w:r>
-          </w:p>
-        </w:tc>
-      </w:tr>
-      <w:tr>
-        <w:trPr>
-          <w:cantSplit/>
-        </w:trPr>
-        <w:tc>
-          <w:tcPr>
-            <w:tcW w:type="dxa" w:w="5616"/>
-            <w:vAlign w:val="center"/>
-            <w:tcMar>
-              <w:top w:w="50" w:type="dxa"/>
-              <w:bottom w:w="50" w:type="dxa"/>
-              <w:left w:w="50" w:type="dxa"/>
-              <w:right w:w="50" w:type="dxa"/>
-            </w:tcMar>
-            <w:tcBorders>
-              <w:top w:val="single" w:sz="4" w:color="D9D9D9"/>
-              <w:bottom w:val="single" w:sz="4" w:color="D9D9D9"/>
-              <w:left w:val="single" w:sz="4" w:color="D9D9D9"/>
-              <w:right w:val="single" w:sz="4" w:color="D9D9D9"/>
-            </w:tcBorders>
-          </w:tcPr>
-          <w:p>
-            <w:pPr>
-              <w:spacing w:after="20" w:before="20"/>
-            </w:pPr>
-            <w:r>
-              <w:rPr>
-                <w:rFonts w:ascii="Times New Roman" w:hAnsi="Times New Roman"/>
-                <w:b w:val="0"/>
-                <w:sz w:val="23"/>
-              </w:rPr>
-              <w:t>Global-mean baseline RMSE</w:t>
-            </w:r>
-          </w:p>
-        </w:tc>
-        <w:tc>
-          <w:tcPr>
-            <w:tcW w:type="dxa" w:w="3312"/>
+            <w:tcW w:type="dxa" w:w="3888"/>
             <w:vAlign w:val="center"/>
             <w:tcMar>
               <w:top w:w="50" w:type="dxa"/>
@@ -3658,7 +3346,7 @@
         </w:trPr>
         <w:tc>
           <w:tcPr>
-            <w:tcW w:type="dxa" w:w="5616"/>
+            <w:tcW w:type="dxa" w:w="5040"/>
             <w:vAlign w:val="center"/>
             <w:tcMar>
               <w:top w:w="50" w:type="dxa"/>
@@ -3683,13 +3371,13 @@
                 <w:b w:val="0"/>
                 <w:sz w:val="23"/>
               </w:rPr>
-              <w:t>Parquet write and read count</w:t>
+              <w:t>Parquet read-back count</w:t>
             </w:r>
           </w:p>
         </w:tc>
         <w:tc>
           <w:tcPr>
-            <w:tcW w:type="dxa" w:w="3312"/>
+            <w:tcW w:type="dxa" w:w="3888"/>
             <w:vAlign w:val="center"/>
             <w:tcMar>
               <w:top w:w="50" w:type="dxa"/>
@@ -3736,6 +3424,12 @@
     <w:p xmlns:w="http://schemas.openxmlformats.org/wordprocessingml/2006/main" xmlns:wpc="http://schemas.microsoft.com/office/word/2010/wordprocessingCanvas" xmlns:mo="http://schemas.microsoft.com/office/mac/office/2008/main" xmlns:mc="http://schemas.openxmlformats.org/markup-compatibility/2006" xmlns:mv="urn:schemas-microsoft-com:mac:vml" xmlns:o="urn:schemas-microsoft-com:office:office" xmlns:r="http://schemas.openxmlformats.org/officeDocument/2006/relationships" xmlns:m="http://schemas.openxmlformats.org/officeDocument/2006/math" xmlns:v="urn:schemas-microsoft-com:vml" xmlns:wp14="http://schemas.microsoft.com/office/word/2010/wordprocessingDrawing" xmlns:wp="http://schemas.openxmlformats.org/drawingml/2006/wordprocessingDrawing" xmlns:w10="urn:schemas-microsoft-com:office:word" xmlns:w14="http://schemas.microsoft.com/office/word/2010/wordml" xmlns:wpg="http://schemas.microsoft.com/office/word/2010/wordprocessingGroup" xmlns:wpi="http://schemas.microsoft.com/office/word/2010/wordprocessingInk" xmlns:wne="http://schemas.microsoft.com/office/word/2006/wordml" xmlns:wps="http://schemas.microsoft.com/office/word/2010/wordprocessingShape">
       <w:pPr>
         <w:spacing w:after="100"/>
+        <w:keepLines/>
+        <w:numPr>
+          <w:ilvl w:val="0"/>
+          <w:numId w:val="1"/>
+        </w:numPr>
+        <w:ind w:left="317" w:hanging="173"/>
       </w:pPr>
       <w:r>
         <w:rPr>
@@ -3744,7 +3438,47 @@
           <w:sz w:val="28"/>
           <w:color w:val="000000"/>
         </w:rPr>
-        <w:t>RMSE is the square root of the average squared difference between predicted and actual ratings. MAE is the average absolute difference. Lower values mean lower rating-prediction error. The baseline predicts the training-set global mean and is measured on exactly the same scored test rows as ALS. Raw predictions are not clipped.</w:t>
+        <w:t>Lower RMSE and MAE mean less rating-prediction error. They are not accuracy percentages.</w:t>
+      </w:r>
+    </w:p>
+    <w:p xmlns:w="http://schemas.openxmlformats.org/wordprocessingml/2006/main" xmlns:wpc="http://schemas.microsoft.com/office/word/2010/wordprocessingCanvas" xmlns:mo="http://schemas.microsoft.com/office/mac/office/2008/main" xmlns:mc="http://schemas.openxmlformats.org/markup-compatibility/2006" xmlns:mv="urn:schemas-microsoft-com:mac:vml" xmlns:o="urn:schemas-microsoft-com:office:office" xmlns:r="http://schemas.openxmlformats.org/officeDocument/2006/relationships" xmlns:m="http://schemas.openxmlformats.org/officeDocument/2006/math" xmlns:v="urn:schemas-microsoft-com:vml" xmlns:wp14="http://schemas.microsoft.com/office/word/2010/wordprocessingDrawing" xmlns:wp="http://schemas.openxmlformats.org/drawingml/2006/wordprocessingDrawing" xmlns:w10="urn:schemas-microsoft-com:office:word" xmlns:w14="http://schemas.microsoft.com/office/word/2010/wordml" xmlns:wpg="http://schemas.microsoft.com/office/word/2010/wordprocessingGroup" xmlns:wpi="http://schemas.microsoft.com/office/word/2010/wordprocessingInk" xmlns:wne="http://schemas.microsoft.com/office/word/2006/wordml" xmlns:wps="http://schemas.microsoft.com/office/word/2010/wordprocessingShape">
+      <w:pPr>
+        <w:spacing w:after="100"/>
+        <w:keepLines/>
+        <w:numPr>
+          <w:ilvl w:val="0"/>
+          <w:numId w:val="1"/>
+        </w:numPr>
+        <w:ind w:left="317" w:hanging="173"/>
+      </w:pPr>
+      <w:r>
+        <w:rPr>
+          <w:rFonts w:ascii="Times New Roman" w:hAnsi="Times New Roman"/>
+          <w:b w:val="0"/>
+          <w:sz w:val="28"/>
+          <w:color w:val="000000"/>
+        </w:rPr>
+        <w:t>The mean baseline and ALS are compared on the same scored test rows.</w:t>
+      </w:r>
+    </w:p>
+    <w:p xmlns:w="http://schemas.openxmlformats.org/wordprocessingml/2006/main" xmlns:wpc="http://schemas.microsoft.com/office/word/2010/wordprocessingCanvas" xmlns:mo="http://schemas.microsoft.com/office/mac/office/2008/main" xmlns:mc="http://schemas.openxmlformats.org/markup-compatibility/2006" xmlns:mv="urn:schemas-microsoft-com:mac:vml" xmlns:o="urn:schemas-microsoft-com:office:office" xmlns:r="http://schemas.openxmlformats.org/officeDocument/2006/relationships" xmlns:m="http://schemas.openxmlformats.org/officeDocument/2006/math" xmlns:v="urn:schemas-microsoft-com:vml" xmlns:wp14="http://schemas.microsoft.com/office/word/2010/wordprocessingDrawing" xmlns:wp="http://schemas.openxmlformats.org/drawingml/2006/wordprocessingDrawing" xmlns:w10="urn:schemas-microsoft-com:office:word" xmlns:w14="http://schemas.microsoft.com/office/word/2010/wordml" xmlns:wpg="http://schemas.microsoft.com/office/word/2010/wordprocessingGroup" xmlns:wpi="http://schemas.microsoft.com/office/word/2010/wordprocessingInk" xmlns:wne="http://schemas.microsoft.com/office/word/2006/wordml" xmlns:wps="http://schemas.microsoft.com/office/word/2010/wordprocessingShape">
+      <w:pPr>
+        <w:spacing w:after="100"/>
+        <w:keepLines/>
+        <w:numPr>
+          <w:ilvl w:val="0"/>
+          <w:numId w:val="1"/>
+        </w:numPr>
+        <w:ind w:left="317" w:hanging="173"/>
+      </w:pPr>
+      <w:r>
+        <w:rPr>
+          <w:rFonts w:ascii="Times New Roman" w:hAnsi="Times New Roman"/>
+          <w:b w:val="0"/>
+          <w:sz w:val="28"/>
+          <w:color w:val="000000"/>
+        </w:rPr>
+        <w:t>All 16 Java tests passed. Checks include rated-movie exclusion, filters, new profiles and invalid input.</w:t>
       </w:r>
     </w:p>
     <w:p xmlns:w="http://schemas.openxmlformats.org/wordprocessingml/2006/main" xmlns:wpc="http://schemas.microsoft.com/office/word/2010/wordprocessingCanvas" xmlns:mo="http://schemas.microsoft.com/office/mac/office/2008/main" xmlns:mc="http://schemas.openxmlformats.org/markup-compatibility/2006" xmlns:mv="urn:schemas-microsoft-com:mac:vml" xmlns:o="urn:schemas-microsoft-com:office:office" xmlns:r="http://schemas.openxmlformats.org/officeDocument/2006/relationships" xmlns:m="http://schemas.openxmlformats.org/officeDocument/2006/math" xmlns:v="urn:schemas-microsoft-com:vml" xmlns:wp14="http://schemas.microsoft.com/office/word/2010/wordprocessingDrawing" xmlns:wp="http://schemas.openxmlformats.org/drawingml/2006/wordprocessingDrawing" xmlns:w10="urn:schemas-microsoft-com:office:word" xmlns:w14="http://schemas.microsoft.com/office/word/2010/wordml" xmlns:wpg="http://schemas.microsoft.com/office/word/2010/wordprocessingGroup" xmlns:wpi="http://schemas.microsoft.com/office/word/2010/wordprocessingInk" xmlns:wne="http://schemas.microsoft.com/office/word/2006/wordml" xmlns:wps="http://schemas.microsoft.com/office/word/2010/wordprocessingShape">
@@ -3760,12 +3494,18 @@
           <w:color w:val="000000"/>
           <w:b/>
         </w:rPr>
-        <w:t>5.1 Functional checks</w:t>
+        <w:t>4.1 Limitations</w:t>
       </w:r>
     </w:p>
     <w:p xmlns:w="http://schemas.openxmlformats.org/wordprocessingml/2006/main" xmlns:wpc="http://schemas.microsoft.com/office/word/2010/wordprocessingCanvas" xmlns:mo="http://schemas.microsoft.com/office/mac/office/2008/main" xmlns:mc="http://schemas.openxmlformats.org/markup-compatibility/2006" xmlns:mv="urn:schemas-microsoft-com:mac:vml" xmlns:o="urn:schemas-microsoft-com:office:office" xmlns:r="http://schemas.openxmlformats.org/officeDocument/2006/relationships" xmlns:m="http://schemas.openxmlformats.org/officeDocument/2006/math" xmlns:v="urn:schemas-microsoft-com:vml" xmlns:wp14="http://schemas.microsoft.com/office/word/2010/wordprocessingDrawing" xmlns:wp="http://schemas.openxmlformats.org/drawingml/2006/wordprocessingDrawing" xmlns:w10="urn:schemas-microsoft-com:office:word" xmlns:w14="http://schemas.microsoft.com/office/word/2010/wordml" xmlns:wpg="http://schemas.microsoft.com/office/word/2010/wordprocessingGroup" xmlns:wpi="http://schemas.microsoft.com/office/word/2010/wordprocessingInk" xmlns:wne="http://schemas.microsoft.com/office/word/2006/wordml" xmlns:wps="http://schemas.microsoft.com/office/word/2010/wordprocessingShape">
       <w:pPr>
         <w:spacing w:after="100"/>
+        <w:keepLines/>
+        <w:numPr>
+          <w:ilvl w:val="0"/>
+          <w:numId w:val="1"/>
+        </w:numPr>
+        <w:ind w:left="317" w:hanging="173"/>
       </w:pPr>
       <w:r>
         <w:rPr>
@@ -3774,7 +3514,67 @@
           <w:sz w:val="28"/>
           <w:color w:val="000000"/>
         </w:rPr>
-        <w:t>All 16 Java unit tests passed. They cover scoring order, exclusion of rated films, minimum support, exact genre matching, unknown-user fallback, new-profile fitting, invalid ratings, duplicate films and unchanged user history. API checks also passed for dataset counts, existing users, profile input, search, filtering and error responses. The browser was checked for profile recommendations, movie search and dataset analytics.</w:t>
+        <w:t>MovieLens is historical data. New profile ratings are temporary and are not saved.</w:t>
+      </w:r>
+    </w:p>
+    <w:p xmlns:w="http://schemas.openxmlformats.org/wordprocessingml/2006/main" xmlns:wpc="http://schemas.microsoft.com/office/word/2010/wordprocessingCanvas" xmlns:mo="http://schemas.microsoft.com/office/mac/office/2008/main" xmlns:mc="http://schemas.openxmlformats.org/markup-compatibility/2006" xmlns:mv="urn:schemas-microsoft-com:mac:vml" xmlns:o="urn:schemas-microsoft-com:office:office" xmlns:r="http://schemas.openxmlformats.org/officeDocument/2006/relationships" xmlns:m="http://schemas.openxmlformats.org/officeDocument/2006/math" xmlns:v="urn:schemas-microsoft-com:vml" xmlns:wp14="http://schemas.microsoft.com/office/word/2010/wordprocessingDrawing" xmlns:wp="http://schemas.openxmlformats.org/drawingml/2006/wordprocessingDrawing" xmlns:w10="urn:schemas-microsoft-com:office:word" xmlns:w14="http://schemas.microsoft.com/office/word/2010/wordml" xmlns:wpg="http://schemas.microsoft.com/office/word/2010/wordprocessingGroup" xmlns:wpi="http://schemas.microsoft.com/office/word/2010/wordprocessingInk" xmlns:wne="http://schemas.microsoft.com/office/word/2006/wordml" xmlns:wps="http://schemas.microsoft.com/office/word/2010/wordprocessingShape">
+      <w:pPr>
+        <w:spacing w:after="100"/>
+        <w:keepLines/>
+        <w:numPr>
+          <w:ilvl w:val="0"/>
+          <w:numId w:val="1"/>
+        </w:numPr>
+        <w:ind w:left="317" w:hanging="173"/>
+      </w:pPr>
+      <w:r>
+        <w:rPr>
+          <w:rFonts w:ascii="Times New Roman" w:hAnsi="Times New Roman"/>
+          <w:b w:val="0"/>
+          <w:sz w:val="28"/>
+          <w:color w:val="000000"/>
+        </w:rPr>
+        <w:t>The split is per user, not one global date cutoff; later ratings from other users may be in training.</w:t>
+      </w:r>
+    </w:p>
+    <w:p xmlns:w="http://schemas.openxmlformats.org/wordprocessingml/2006/main" xmlns:wpc="http://schemas.microsoft.com/office/word/2010/wordprocessingCanvas" xmlns:mo="http://schemas.microsoft.com/office/mac/office/2008/main" xmlns:mc="http://schemas.openxmlformats.org/markup-compatibility/2006" xmlns:mv="urn:schemas-microsoft-com:mac:vml" xmlns:o="urn:schemas-microsoft-com:office:office" xmlns:r="http://schemas.openxmlformats.org/officeDocument/2006/relationships" xmlns:m="http://schemas.openxmlformats.org/officeDocument/2006/math" xmlns:v="urn:schemas-microsoft-com:vml" xmlns:wp14="http://schemas.microsoft.com/office/word/2010/wordprocessingDrawing" xmlns:wp="http://schemas.openxmlformats.org/drawingml/2006/wordprocessingDrawing" xmlns:w10="urn:schemas-microsoft-com:office:word" xmlns:w14="http://schemas.microsoft.com/office/word/2010/wordml" xmlns:wpg="http://schemas.microsoft.com/office/word/2010/wordprocessingGroup" xmlns:wpi="http://schemas.microsoft.com/office/word/2010/wordprocessingInk" xmlns:wne="http://schemas.microsoft.com/office/word/2006/wordml" xmlns:wps="http://schemas.microsoft.com/office/word/2010/wordprocessingShape">
+      <w:pPr>
+        <w:spacing w:after="100"/>
+        <w:keepLines/>
+        <w:numPr>
+          <w:ilvl w:val="0"/>
+          <w:numId w:val="1"/>
+        </w:numPr>
+        <w:ind w:left="317" w:hanging="173"/>
+      </w:pPr>
+      <w:r>
+        <w:rPr>
+          <w:rFonts w:ascii="Times New Roman" w:hAnsi="Times New Roman"/>
+          <w:b w:val="0"/>
+          <w:sz w:val="28"/>
+          <w:color w:val="000000"/>
+        </w:rPr>
+        <w:t>Movies without learned factors cannot receive an ALS score.</w:t>
+      </w:r>
+    </w:p>
+    <w:p xmlns:w="http://schemas.openxmlformats.org/wordprocessingml/2006/main" xmlns:wpc="http://schemas.microsoft.com/office/word/2010/wordprocessingCanvas" xmlns:mo="http://schemas.microsoft.com/office/mac/office/2008/main" xmlns:mc="http://schemas.openxmlformats.org/markup-compatibility/2006" xmlns:mv="urn:schemas-microsoft-com:mac:vml" xmlns:o="urn:schemas-microsoft-com:office:office" xmlns:r="http://schemas.openxmlformats.org/officeDocument/2006/relationships" xmlns:m="http://schemas.openxmlformats.org/officeDocument/2006/math" xmlns:v="urn:schemas-microsoft-com:vml" xmlns:wp14="http://schemas.microsoft.com/office/word/2010/wordprocessingDrawing" xmlns:wp="http://schemas.openxmlformats.org/drawingml/2006/wordprocessingDrawing" xmlns:w10="urn:schemas-microsoft-com:office:word" xmlns:w14="http://schemas.microsoft.com/office/word/2010/wordml" xmlns:wpg="http://schemas.microsoft.com/office/word/2010/wordprocessingGroup" xmlns:wpi="http://schemas.microsoft.com/office/word/2010/wordprocessingInk" xmlns:wne="http://schemas.microsoft.com/office/word/2006/wordml" xmlns:wps="http://schemas.microsoft.com/office/word/2010/wordprocessingShape">
+      <w:pPr>
+        <w:spacing w:after="100"/>
+        <w:keepLines/>
+        <w:numPr>
+          <w:ilvl w:val="0"/>
+          <w:numId w:val="1"/>
+        </w:numPr>
+        <w:ind w:left="317" w:hanging="173"/>
+      </w:pPr>
+      <w:r>
+        <w:rPr>
+          <w:rFonts w:ascii="Times New Roman" w:hAnsi="Times New Roman"/>
+          <w:b w:val="0"/>
+          <w:sz w:val="28"/>
+          <w:color w:val="000000"/>
+        </w:rPr>
+        <w:t>The app runs locally and loads the model into memory. Ranking precision and recall have not been measured.</w:t>
       </w:r>
     </w:p>
     <w:p xmlns:w="http://schemas.openxmlformats.org/wordprocessingml/2006/main" xmlns:wpc="http://schemas.microsoft.com/office/word/2010/wordprocessingCanvas" xmlns:mo="http://schemas.microsoft.com/office/mac/office/2008/main" xmlns:mc="http://schemas.openxmlformats.org/markup-compatibility/2006" xmlns:mv="urn:schemas-microsoft-com:mac:vml" xmlns:o="urn:schemas-microsoft-com:office:office" xmlns:r="http://schemas.openxmlformats.org/officeDocument/2006/relationships" xmlns:m="http://schemas.openxmlformats.org/officeDocument/2006/math" xmlns:v="urn:schemas-microsoft-com:vml" xmlns:wp14="http://schemas.microsoft.com/office/word/2010/wordprocessingDrawing" xmlns:wp="http://schemas.openxmlformats.org/drawingml/2006/wordprocessingDrawing" xmlns:w10="urn:schemas-microsoft-com:office:word" xmlns:w14="http://schemas.microsoft.com/office/word/2010/wordml" xmlns:wpg="http://schemas.microsoft.com/office/word/2010/wordprocessingGroup" xmlns:wpi="http://schemas.microsoft.com/office/word/2010/wordprocessingInk" xmlns:wne="http://schemas.microsoft.com/office/word/2006/wordml" xmlns:wps="http://schemas.microsoft.com/office/word/2010/wordprocessingShape">
@@ -3790,12 +3590,18 @@
           <w:color w:val="000000"/>
           <w:b/>
         </w:rPr>
-        <w:t>5.2 Interpretation and limitations</w:t>
+        <w:t>4.2 Conclusion</w:t>
       </w:r>
     </w:p>
     <w:p xmlns:w="http://schemas.openxmlformats.org/wordprocessingml/2006/main" xmlns:wpc="http://schemas.microsoft.com/office/word/2010/wordprocessingCanvas" xmlns:mo="http://schemas.microsoft.com/office/mac/office/2008/main" xmlns:mc="http://schemas.openxmlformats.org/markup-compatibility/2006" xmlns:mv="urn:schemas-microsoft-com:mac:vml" xmlns:o="urn:schemas-microsoft-com:office:office" xmlns:r="http://schemas.openxmlformats.org/officeDocument/2006/relationships" xmlns:m="http://schemas.openxmlformats.org/officeDocument/2006/math" xmlns:v="urn:schemas-microsoft-com:vml" xmlns:wp14="http://schemas.microsoft.com/office/word/2010/wordprocessingDrawing" xmlns:wp="http://schemas.openxmlformats.org/drawingml/2006/wordprocessingDrawing" xmlns:w10="urn:schemas-microsoft-com:office:word" xmlns:w14="http://schemas.microsoft.com/office/word/2010/wordml" xmlns:wpg="http://schemas.microsoft.com/office/word/2010/wordprocessingGroup" xmlns:wpi="http://schemas.microsoft.com/office/word/2010/wordprocessingInk" xmlns:wne="http://schemas.microsoft.com/office/word/2006/wordml" xmlns:wps="http://schemas.microsoft.com/office/word/2010/wordprocessingShape">
       <w:pPr>
         <w:spacing w:after="100"/>
+        <w:keepLines/>
+        <w:numPr>
+          <w:ilvl w:val="0"/>
+          <w:numId w:val="1"/>
+        </w:numPr>
+        <w:ind w:left="317" w:hanging="173"/>
       </w:pPr>
       <w:r>
         <w:rPr>
@@ -3804,21 +3610,7 @@
           <w:sz w:val="28"/>
           <w:color w:val="000000"/>
         </w:rPr>
-        <w:t>ALS has lower RMSE than the mean baseline in this experiment, but RMSE is not a percentage accuracy and does not measure whether a top-10 list is useful. Precision, recall and new-profile recommendation quality have not been measured. Coverage is reported because dropping cold-start rows can make an error figure appear better than the experience across all test rows.</w:t>
-      </w:r>
-    </w:p>
-    <w:p xmlns:w="http://schemas.openxmlformats.org/wordprocessingml/2006/main" xmlns:wpc="http://schemas.microsoft.com/office/word/2010/wordprocessingCanvas" xmlns:mo="http://schemas.microsoft.com/office/mac/office/2008/main" xmlns:mc="http://schemas.openxmlformats.org/markup-compatibility/2006" xmlns:mv="urn:schemas-microsoft-com:mac:vml" xmlns:o="urn:schemas-microsoft-com:office:office" xmlns:r="http://schemas.openxmlformats.org/officeDocument/2006/relationships" xmlns:m="http://schemas.openxmlformats.org/officeDocument/2006/math" xmlns:v="urn:schemas-microsoft-com:vml" xmlns:wp14="http://schemas.microsoft.com/office/word/2010/wordprocessingDrawing" xmlns:wp="http://schemas.openxmlformats.org/drawingml/2006/wordprocessingDrawing" xmlns:w10="urn:schemas-microsoft-com:office:word" xmlns:w14="http://schemas.microsoft.com/office/word/2010/wordml" xmlns:wpg="http://schemas.microsoft.com/office/word/2010/wordprocessingGroup" xmlns:wpi="http://schemas.microsoft.com/office/word/2010/wordprocessingInk" xmlns:wne="http://schemas.microsoft.com/office/word/2006/wordml" xmlns:wps="http://schemas.microsoft.com/office/word/2010/wordprocessingShape">
-      <w:pPr>
-        <w:spacing w:after="100"/>
-      </w:pPr>
-      <w:r>
-        <w:rPr>
-          <w:rFonts w:ascii="Times New Roman" w:hAnsi="Times New Roman"/>
-          <w:b w:val="0"/>
-          <w:sz w:val="28"/>
-          <w:color w:val="000000"/>
-        </w:rPr>
-        <w:t>The split is chronological within each user, not a global date cutoff, so another user’s later ratings may be in training. MovieLens is historical and has selection bias. Genre is a filter, not a training feature. The local server scans an in-memory catalogue; cluster performance is not measured.</w:t>
+        <w:t>The project reads rating data, learns user preferences and returns unseen-movie suggestions. Possible improvements are a global time-based split, ranking evaluation and movie metadata for new films.</w:t>
       </w:r>
     </w:p>
     <w:p xmlns:w="http://schemas.openxmlformats.org/wordprocessingml/2006/main" xmlns:wpc="http://schemas.microsoft.com/office/word/2010/wordprocessingCanvas" xmlns:mo="http://schemas.microsoft.com/office/mac/office/2008/main" xmlns:mc="http://schemas.openxmlformats.org/markup-compatibility/2006" xmlns:mv="urn:schemas-microsoft-com:mac:vml" xmlns:o="urn:schemas-microsoft-com:office:office" xmlns:r="http://schemas.openxmlformats.org/officeDocument/2006/relationships" xmlns:m="http://schemas.openxmlformats.org/officeDocument/2006/math" xmlns:v="urn:schemas-microsoft-com:vml" xmlns:wp14="http://schemas.microsoft.com/office/word/2010/wordprocessingDrawing" xmlns:wp="http://schemas.openxmlformats.org/drawingml/2006/wordprocessingDrawing" xmlns:w10="urn:schemas-microsoft-com:office:word" xmlns:w14="http://schemas.microsoft.com/office/word/2010/wordml" xmlns:wpg="http://schemas.microsoft.com/office/word/2010/wordprocessingGroup" xmlns:wpi="http://schemas.microsoft.com/office/word/2010/wordprocessingInk" xmlns:wne="http://schemas.microsoft.com/office/word/2006/wordml" xmlns:wps="http://schemas.microsoft.com/office/word/2010/wordprocessingShape">
@@ -3834,52 +3626,7 @@
           <w:color w:val="000000"/>
           <w:b/>
         </w:rPr>
-        <w:t>6 Application Screens</w:t>
-      </w:r>
-    </w:p>
-    <w:p xmlns:w="http://schemas.openxmlformats.org/wordprocessingml/2006/main" xmlns:wpc="http://schemas.microsoft.com/office/word/2010/wordprocessingCanvas" xmlns:mo="http://schemas.microsoft.com/office/mac/office/2008/main" xmlns:mc="http://schemas.openxmlformats.org/markup-compatibility/2006" xmlns:mv="urn:schemas-microsoft-com:mac:vml" xmlns:o="urn:schemas-microsoft-com:office:office" xmlns:r="http://schemas.openxmlformats.org/officeDocument/2006/relationships" xmlns:m="http://schemas.openxmlformats.org/officeDocument/2006/math" xmlns:v="urn:schemas-microsoft-com:vml" xmlns:wp14="http://schemas.microsoft.com/office/word/2010/wordprocessingDrawing" xmlns:wp="http://schemas.openxmlformats.org/drawingml/2006/wordprocessingDrawing" xmlns:w10="urn:schemas-microsoft-com:office:word" xmlns:w14="http://schemas.microsoft.com/office/word/2010/wordml" xmlns:wpg="http://schemas.microsoft.com/office/word/2010/wordprocessingGroup" xmlns:wpi="http://schemas.microsoft.com/office/word/2010/wordprocessingInk" xmlns:wne="http://schemas.microsoft.com/office/word/2006/wordml" xmlns:wps="http://schemas.microsoft.com/office/word/2010/wordprocessingShape">
-      <w:pPr>
-        <w:keepNext/>
-        <w:spacing w:after="40"/>
-      </w:pPr>
-      <w:r>
-        <w:rPr>
-          <w:rFonts w:ascii="Times New Roman" w:hAnsi="Times New Roman"/>
-          <w:sz w:val="28"/>
-          <w:color w:val="000000"/>
-        </w:rPr>
-        <w:drawing>
-          <wp:inline xmlns:a="http://schemas.openxmlformats.org/drawingml/2006/main" xmlns:pic="http://schemas.openxmlformats.org/drawingml/2006/picture">
-            <wp:extent cx="4480560" cy="4160178"/>
-            <wp:docPr id="2" name="Picture 2"/>
-            <wp:cNvGraphicFramePr>
-              <a:graphicFrameLocks noChangeAspect="1"/>
-            </wp:cNvGraphicFramePr>
-            <a:graphic>
-              <a:graphicData uri="http://schemas.openxmlformats.org/drawingml/2006/picture">
-                <pic:pic>
-                  <pic:nvPicPr>
-                    <pic:cNvPr id="0" name="recommendations.png"/>
-                    <pic:cNvPicPr/>
-                  </pic:nvPicPr>
-                  <pic:blipFill>
-                    <a:blip r:embed="rIdBdaFigure9"/>
-                    <a:stretch>
-                      <a:fillRect/>
-                    </a:stretch>
-                  </pic:blipFill>
-                  <pic:spPr>
-                    <a:xfrm>
-                      <a:off x="0" y="0"/>
-                      <a:ext cx="4480560" cy="4160178"/>
-                    </a:xfrm>
-                    <a:prstGeom prst="rect"/>
-                  </pic:spPr>
-                </pic:pic>
-              </a:graphicData>
-            </a:graphic>
-          </wp:inline>
-        </w:drawing>
+        <w:t>5 Selected Source Code</w:t>
       </w:r>
     </w:p>
     <w:p xmlns:w="http://schemas.openxmlformats.org/wordprocessingml/2006/main" xmlns:wpc="http://schemas.microsoft.com/office/word/2010/wordprocessingCanvas" xmlns:mo="http://schemas.microsoft.com/office/mac/office/2008/main" xmlns:mc="http://schemas.openxmlformats.org/markup-compatibility/2006" xmlns:mv="urn:schemas-microsoft-com:mac:vml" xmlns:o="urn:schemas-microsoft-com:office:office" xmlns:r="http://schemas.openxmlformats.org/officeDocument/2006/relationships" xmlns:m="http://schemas.openxmlformats.org/officeDocument/2006/math" xmlns:v="urn:schemas-microsoft-com:vml" xmlns:wp14="http://schemas.microsoft.com/office/word/2010/wordprocessingDrawing" xmlns:wp="http://schemas.openxmlformats.org/drawingml/2006/wordprocessingDrawing" xmlns:w10="urn:schemas-microsoft-com:office:word" xmlns:w14="http://schemas.microsoft.com/office/word/2010/wordml" xmlns:wpg="http://schemas.microsoft.com/office/word/2010/wordprocessingGroup" xmlns:wpi="http://schemas.microsoft.com/office/word/2010/wordprocessingInk" xmlns:wne="http://schemas.microsoft.com/office/word/2006/wordml" xmlns:wps="http://schemas.microsoft.com/office/word/2010/wordprocessingShape">
@@ -3889,25 +3636,235 @@
       <w:r>
         <w:rPr>
           <w:rFonts w:ascii="Times New Roman" w:hAnsi="Times New Roman"/>
-          <w:b w:val="0"/>
-          <w:sz w:val="22"/>
-          <w:color w:val="000000"/>
-        </w:rPr>
-        <w:t>Figure 2  Existing-user recommendations with model scores and filters</w:t>
-      </w:r>
-    </w:p>
-    <w:p xmlns:w="http://schemas.openxmlformats.org/wordprocessingml/2006/main" xmlns:wpc="http://schemas.microsoft.com/office/word/2010/wordprocessingCanvas" xmlns:mo="http://schemas.microsoft.com/office/mac/office/2008/main" xmlns:mc="http://schemas.openxmlformats.org/markup-compatibility/2006" xmlns:mv="urn:schemas-microsoft-com:mac:vml" xmlns:o="urn:schemas-microsoft-com:office:office" xmlns:r="http://schemas.openxmlformats.org/officeDocument/2006/relationships" xmlns:m="http://schemas.openxmlformats.org/officeDocument/2006/math" xmlns:v="urn:schemas-microsoft-com:vml" xmlns:wp14="http://schemas.microsoft.com/office/word/2010/wordprocessingDrawing" xmlns:wp="http://schemas.openxmlformats.org/drawingml/2006/wordprocessingDrawing" xmlns:w10="urn:schemas-microsoft-com:office:word" xmlns:w14="http://schemas.microsoft.com/office/word/2010/wordml" xmlns:wpg="http://schemas.microsoft.com/office/word/2010/wordprocessingGroup" xmlns:wpi="http://schemas.microsoft.com/office/word/2010/wordprocessingInk" xmlns:wne="http://schemas.microsoft.com/office/word/2006/wordml" xmlns:wps="http://schemas.microsoft.com/office/word/2010/wordprocessingShape">
-      <w:pPr>
-        <w:spacing w:after="100"/>
-      </w:pPr>
-      <w:r>
-        <w:rPr>
-          <w:rFonts w:ascii="Times New Roman" w:hAnsi="Times New Roman"/>
-          <w:b w:val="0"/>
+          <w:b/>
           <w:sz w:val="24"/>
           <w:color w:val="000000"/>
         </w:rPr>
-        <w:t>The left panel selects the user, genre and rating support. The results table shows unseen movies, their model scores, dataset averages and rating counts. Changing the user changes the rating history used for recommendations.</w:t>
+        <w:t>Main ALS training and error calculation</w:t>
+      </w:r>
+    </w:p>
+    <w:p xmlns:w="http://schemas.openxmlformats.org/wordprocessingml/2006/main" xmlns:wpc="http://schemas.microsoft.com/office/word/2010/wordprocessingCanvas" xmlns:mo="http://schemas.microsoft.com/office/mac/office/2008/main" xmlns:mc="http://schemas.openxmlformats.org/markup-compatibility/2006" xmlns:mv="urn:schemas-microsoft-com:mac:vml" xmlns:o="urn:schemas-microsoft-com:office:office" xmlns:r="http://schemas.openxmlformats.org/officeDocument/2006/relationships" xmlns:m="http://schemas.openxmlformats.org/officeDocument/2006/math" xmlns:v="urn:schemas-microsoft-com:vml" xmlns:wp14="http://schemas.microsoft.com/office/word/2010/wordprocessingDrawing" xmlns:wp="http://schemas.openxmlformats.org/drawingml/2006/wordprocessingDrawing" xmlns:w10="urn:schemas-microsoft-com:office:word" xmlns:w14="http://schemas.microsoft.com/office/word/2010/wordml" xmlns:wpg="http://schemas.microsoft.com/office/word/2010/wordprocessingGroup" xmlns:wpi="http://schemas.microsoft.com/office/word/2010/wordprocessingInk" xmlns:wne="http://schemas.microsoft.com/office/word/2006/wordml" xmlns:wps="http://schemas.microsoft.com/office/word/2010/wordprocessingShape">
+      <w:pPr>
+        <w:keepLines/>
+        <w:spacing w:after="0" w:line="230" w:lineRule="exact"/>
+      </w:pPr>
+      <w:r>
+        <w:rPr>
+          <w:rFonts w:ascii="Consolas" w:hAnsi="Consolas"/>
+          <w:sz w:val="20"/>
+          <w:color w:val="000000"/>
+        </w:rPr>
+        <w:t>ALS als = new ALS().setUserCol("userId")</w:t>
+      </w:r>
+    </w:p>
+    <w:p xmlns:w="http://schemas.openxmlformats.org/wordprocessingml/2006/main" xmlns:wpc="http://schemas.microsoft.com/office/word/2010/wordprocessingCanvas" xmlns:mo="http://schemas.microsoft.com/office/mac/office/2008/main" xmlns:mc="http://schemas.openxmlformats.org/markup-compatibility/2006" xmlns:mv="urn:schemas-microsoft-com:mac:vml" xmlns:o="urn:schemas-microsoft-com:office:office" xmlns:r="http://schemas.openxmlformats.org/officeDocument/2006/relationships" xmlns:m="http://schemas.openxmlformats.org/officeDocument/2006/math" xmlns:v="urn:schemas-microsoft-com:vml" xmlns:wp14="http://schemas.microsoft.com/office/word/2010/wordprocessingDrawing" xmlns:wp="http://schemas.openxmlformats.org/drawingml/2006/wordprocessingDrawing" xmlns:w10="urn:schemas-microsoft-com:office:word" xmlns:w14="http://schemas.microsoft.com/office/word/2010/wordml" xmlns:wpg="http://schemas.microsoft.com/office/word/2010/wordprocessingGroup" xmlns:wpi="http://schemas.microsoft.com/office/word/2010/wordprocessingInk" xmlns:wne="http://schemas.microsoft.com/office/word/2006/wordml" xmlns:wps="http://schemas.microsoft.com/office/word/2010/wordprocessingShape">
+      <w:pPr>
+        <w:keepLines/>
+        <w:spacing w:after="0" w:line="230" w:lineRule="exact"/>
+      </w:pPr>
+      <w:r>
+        <w:rPr>
+          <w:rFonts w:ascii="Consolas" w:hAnsi="Consolas"/>
+          <w:sz w:val="20"/>
+          <w:color w:val="000000"/>
+        </w:rPr>
+        <w:t xml:space="preserve">    .setItemCol("movieId").setRatingCol("rating")</w:t>
+      </w:r>
+    </w:p>
+    <w:p xmlns:w="http://schemas.openxmlformats.org/wordprocessingml/2006/main" xmlns:wpc="http://schemas.microsoft.com/office/word/2010/wordprocessingCanvas" xmlns:mo="http://schemas.microsoft.com/office/mac/office/2008/main" xmlns:mc="http://schemas.openxmlformats.org/markup-compatibility/2006" xmlns:mv="urn:schemas-microsoft-com:mac:vml" xmlns:o="urn:schemas-microsoft-com:office:office" xmlns:r="http://schemas.openxmlformats.org/officeDocument/2006/relationships" xmlns:m="http://schemas.openxmlformats.org/officeDocument/2006/math" xmlns:v="urn:schemas-microsoft-com:vml" xmlns:wp14="http://schemas.microsoft.com/office/word/2010/wordprocessingDrawing" xmlns:wp="http://schemas.openxmlformats.org/drawingml/2006/wordprocessingDrawing" xmlns:w10="urn:schemas-microsoft-com:office:word" xmlns:w14="http://schemas.microsoft.com/office/word/2010/wordml" xmlns:wpg="http://schemas.microsoft.com/office/word/2010/wordprocessingGroup" xmlns:wpi="http://schemas.microsoft.com/office/word/2010/wordprocessingInk" xmlns:wne="http://schemas.microsoft.com/office/word/2006/wordml" xmlns:wps="http://schemas.microsoft.com/office/word/2010/wordprocessingShape">
+      <w:pPr>
+        <w:keepLines/>
+        <w:spacing w:after="0" w:line="230" w:lineRule="exact"/>
+      </w:pPr>
+      <w:r>
+        <w:rPr>
+          <w:rFonts w:ascii="Consolas" w:hAnsi="Consolas"/>
+          <w:sz w:val="20"/>
+          <w:color w:val="000000"/>
+        </w:rPr>
+        <w:t xml:space="preserve">    .setRank(rank).setMaxIter(iterations)</w:t>
+      </w:r>
+    </w:p>
+    <w:p xmlns:w="http://schemas.openxmlformats.org/wordprocessingml/2006/main" xmlns:wpc="http://schemas.microsoft.com/office/word/2010/wordprocessingCanvas" xmlns:mo="http://schemas.microsoft.com/office/mac/office/2008/main" xmlns:mc="http://schemas.openxmlformats.org/markup-compatibility/2006" xmlns:mv="urn:schemas-microsoft-com:mac:vml" xmlns:o="urn:schemas-microsoft-com:office:office" xmlns:r="http://schemas.openxmlformats.org/officeDocument/2006/relationships" xmlns:m="http://schemas.openxmlformats.org/officeDocument/2006/math" xmlns:v="urn:schemas-microsoft-com:vml" xmlns:wp14="http://schemas.microsoft.com/office/word/2010/wordprocessingDrawing" xmlns:wp="http://schemas.openxmlformats.org/drawingml/2006/wordprocessingDrawing" xmlns:w10="urn:schemas-microsoft-com:office:word" xmlns:w14="http://schemas.microsoft.com/office/word/2010/wordml" xmlns:wpg="http://schemas.microsoft.com/office/word/2010/wordprocessingGroup" xmlns:wpi="http://schemas.microsoft.com/office/word/2010/wordprocessingInk" xmlns:wne="http://schemas.microsoft.com/office/word/2006/wordml" xmlns:wps="http://schemas.microsoft.com/office/word/2010/wordprocessingShape">
+      <w:pPr>
+        <w:keepLines/>
+        <w:spacing w:after="0" w:line="230" w:lineRule="exact"/>
+      </w:pPr>
+      <w:r>
+        <w:rPr>
+          <w:rFonts w:ascii="Consolas" w:hAnsi="Consolas"/>
+          <w:sz w:val="20"/>
+          <w:color w:val="000000"/>
+        </w:rPr>
+        <w:t xml:space="preserve">    .setRegParam(regularization).setSeed(42L)</w:t>
+      </w:r>
+    </w:p>
+    <w:p xmlns:w="http://schemas.openxmlformats.org/wordprocessingml/2006/main" xmlns:wpc="http://schemas.microsoft.com/office/word/2010/wordprocessingCanvas" xmlns:mo="http://schemas.microsoft.com/office/mac/office/2008/main" xmlns:mc="http://schemas.openxmlformats.org/markup-compatibility/2006" xmlns:mv="urn:schemas-microsoft-com:mac:vml" xmlns:o="urn:schemas-microsoft-com:office:office" xmlns:r="http://schemas.openxmlformats.org/officeDocument/2006/relationships" xmlns:m="http://schemas.openxmlformats.org/officeDocument/2006/math" xmlns:v="urn:schemas-microsoft-com:vml" xmlns:wp14="http://schemas.microsoft.com/office/word/2010/wordprocessingDrawing" xmlns:wp="http://schemas.openxmlformats.org/drawingml/2006/wordprocessingDrawing" xmlns:w10="urn:schemas-microsoft-com:office:word" xmlns:w14="http://schemas.microsoft.com/office/word/2010/wordml" xmlns:wpg="http://schemas.microsoft.com/office/word/2010/wordprocessingGroup" xmlns:wpi="http://schemas.microsoft.com/office/word/2010/wordprocessingInk" xmlns:wne="http://schemas.microsoft.com/office/word/2006/wordml" xmlns:wps="http://schemas.microsoft.com/office/word/2010/wordprocessingShape">
+      <w:pPr>
+        <w:keepLines/>
+        <w:spacing w:after="0" w:line="230" w:lineRule="exact"/>
+      </w:pPr>
+      <w:r>
+        <w:rPr>
+          <w:rFonts w:ascii="Consolas" w:hAnsi="Consolas"/>
+          <w:sz w:val="20"/>
+          <w:color w:val="000000"/>
+        </w:rPr>
+        <w:t xml:space="preserve">    .setNumUserBlocks(4).setNumItemBlocks(4)</w:t>
+      </w:r>
+    </w:p>
+    <w:p xmlns:w="http://schemas.openxmlformats.org/wordprocessingml/2006/main" xmlns:wpc="http://schemas.microsoft.com/office/word/2010/wordprocessingCanvas" xmlns:mo="http://schemas.microsoft.com/office/mac/office/2008/main" xmlns:mc="http://schemas.openxmlformats.org/markup-compatibility/2006" xmlns:mv="urn:schemas-microsoft-com:mac:vml" xmlns:o="urn:schemas-microsoft-com:office:office" xmlns:r="http://schemas.openxmlformats.org/officeDocument/2006/relationships" xmlns:m="http://schemas.openxmlformats.org/officeDocument/2006/math" xmlns:v="urn:schemas-microsoft-com:vml" xmlns:wp14="http://schemas.microsoft.com/office/word/2010/wordprocessingDrawing" xmlns:wp="http://schemas.openxmlformats.org/drawingml/2006/wordprocessingDrawing" xmlns:w10="urn:schemas-microsoft-com:office:word" xmlns:w14="http://schemas.microsoft.com/office/word/2010/wordml" xmlns:wpg="http://schemas.microsoft.com/office/word/2010/wordprocessingGroup" xmlns:wpi="http://schemas.microsoft.com/office/word/2010/wordprocessingInk" xmlns:wne="http://schemas.microsoft.com/office/word/2006/wordml" xmlns:wps="http://schemas.microsoft.com/office/word/2010/wordprocessingShape">
+      <w:pPr>
+        <w:keepLines/>
+        <w:spacing w:after="0" w:line="230" w:lineRule="exact"/>
+      </w:pPr>
+      <w:r>
+        <w:rPr>
+          <w:rFonts w:ascii="Consolas" w:hAnsi="Consolas"/>
+          <w:sz w:val="20"/>
+          <w:color w:val="000000"/>
+        </w:rPr>
+        <w:t xml:space="preserve">    .setColdStartStrategy("drop").setImplicitPrefs(false);</w:t>
+      </w:r>
+    </w:p>
+    <w:p xmlns:w="http://schemas.openxmlformats.org/wordprocessingml/2006/main" xmlns:wpc="http://schemas.microsoft.com/office/word/2010/wordprocessingCanvas" xmlns:mo="http://schemas.microsoft.com/office/mac/office/2008/main" xmlns:mc="http://schemas.openxmlformats.org/markup-compatibility/2006" xmlns:mv="urn:schemas-microsoft-com:mac:vml" xmlns:o="urn:schemas-microsoft-com:office:office" xmlns:r="http://schemas.openxmlformats.org/officeDocument/2006/relationships" xmlns:m="http://schemas.openxmlformats.org/officeDocument/2006/math" xmlns:v="urn:schemas-microsoft-com:vml" xmlns:wp14="http://schemas.microsoft.com/office/word/2010/wordprocessingDrawing" xmlns:wp="http://schemas.openxmlformats.org/drawingml/2006/wordprocessingDrawing" xmlns:w10="urn:schemas-microsoft-com:office:word" xmlns:w14="http://schemas.microsoft.com/office/word/2010/wordml" xmlns:wpg="http://schemas.microsoft.com/office/word/2010/wordprocessingGroup" xmlns:wpi="http://schemas.microsoft.com/office/word/2010/wordprocessingInk" xmlns:wne="http://schemas.microsoft.com/office/word/2006/wordml" xmlns:wps="http://schemas.microsoft.com/office/word/2010/wordprocessingShape">
+      <w:pPr>
+        <w:keepLines/>
+        <w:spacing w:after="0" w:line="230" w:lineRule="exact"/>
+      </w:pPr>
+      <w:r>
+        <w:rPr>
+          <w:rFonts w:ascii="Consolas" w:hAnsi="Consolas"/>
+          <w:sz w:val="20"/>
+          <w:color w:val="000000"/>
+        </w:rPr>
+        <w:t>ALSModel evalModel = als.fit(train);</w:t>
+      </w:r>
+    </w:p>
+    <w:p xmlns:w="http://schemas.openxmlformats.org/wordprocessingml/2006/main" xmlns:wpc="http://schemas.microsoft.com/office/word/2010/wordprocessingCanvas" xmlns:mo="http://schemas.microsoft.com/office/mac/office/2008/main" xmlns:mc="http://schemas.openxmlformats.org/markup-compatibility/2006" xmlns:mv="urn:schemas-microsoft-com:mac:vml" xmlns:o="urn:schemas-microsoft-com:office:office" xmlns:r="http://schemas.openxmlformats.org/officeDocument/2006/relationships" xmlns:m="http://schemas.openxmlformats.org/officeDocument/2006/math" xmlns:v="urn:schemas-microsoft-com:vml" xmlns:wp14="http://schemas.microsoft.com/office/word/2010/wordprocessingDrawing" xmlns:wp="http://schemas.openxmlformats.org/drawingml/2006/wordprocessingDrawing" xmlns:w10="urn:schemas-microsoft-com:office:word" xmlns:w14="http://schemas.microsoft.com/office/word/2010/wordml" xmlns:wpg="http://schemas.microsoft.com/office/word/2010/wordprocessingGroup" xmlns:wpi="http://schemas.microsoft.com/office/word/2010/wordprocessingInk" xmlns:wne="http://schemas.microsoft.com/office/word/2006/wordml" xmlns:wps="http://schemas.microsoft.com/office/word/2010/wordprocessingShape">
+      <w:pPr>
+        <w:keepLines/>
+        <w:spacing w:after="0" w:line="230" w:lineRule="exact"/>
+      </w:pPr>
+      <w:r>
+        <w:rPr>
+          <w:rFonts w:ascii="Consolas" w:hAnsi="Consolas"/>
+          <w:sz w:val="20"/>
+          <w:color w:val="000000"/>
+        </w:rPr>
+        <w:t>Dataset&lt;Row&gt; predictions = evalModel.transform(test)</w:t>
+      </w:r>
+    </w:p>
+    <w:p xmlns:w="http://schemas.openxmlformats.org/wordprocessingml/2006/main" xmlns:wpc="http://schemas.microsoft.com/office/word/2010/wordprocessingCanvas" xmlns:mo="http://schemas.microsoft.com/office/mac/office/2008/main" xmlns:mc="http://schemas.openxmlformats.org/markup-compatibility/2006" xmlns:mv="urn:schemas-microsoft-com:mac:vml" xmlns:o="urn:schemas-microsoft-com:office:office" xmlns:r="http://schemas.openxmlformats.org/officeDocument/2006/relationships" xmlns:m="http://schemas.openxmlformats.org/officeDocument/2006/math" xmlns:v="urn:schemas-microsoft-com:vml" xmlns:wp14="http://schemas.microsoft.com/office/word/2010/wordprocessingDrawing" xmlns:wp="http://schemas.openxmlformats.org/drawingml/2006/wordprocessingDrawing" xmlns:w10="urn:schemas-microsoft-com:office:word" xmlns:w14="http://schemas.microsoft.com/office/word/2010/wordml" xmlns:wpg="http://schemas.microsoft.com/office/word/2010/wordprocessingGroup" xmlns:wpi="http://schemas.microsoft.com/office/word/2010/wordprocessingInk" xmlns:wne="http://schemas.microsoft.com/office/word/2006/wordml" xmlns:wps="http://schemas.microsoft.com/office/word/2010/wordprocessingShape">
+      <w:pPr>
+        <w:keepLines/>
+        <w:spacing w:after="0" w:line="230" w:lineRule="exact"/>
+      </w:pPr>
+      <w:r>
+        <w:rPr>
+          <w:rFonts w:ascii="Consolas" w:hAnsi="Consolas"/>
+          <w:sz w:val="20"/>
+          <w:color w:val="000000"/>
+        </w:rPr>
+        <w:t xml:space="preserve">    .persist(StorageLevel.MEMORY_AND_DISK());</w:t>
+      </w:r>
+    </w:p>
+    <w:p xmlns:w="http://schemas.openxmlformats.org/wordprocessingml/2006/main" xmlns:wpc="http://schemas.microsoft.com/office/word/2010/wordprocessingCanvas" xmlns:mo="http://schemas.microsoft.com/office/mac/office/2008/main" xmlns:mc="http://schemas.openxmlformats.org/markup-compatibility/2006" xmlns:mv="urn:schemas-microsoft-com:mac:vml" xmlns:o="urn:schemas-microsoft-com:office:office" xmlns:r="http://schemas.openxmlformats.org/officeDocument/2006/relationships" xmlns:m="http://schemas.openxmlformats.org/officeDocument/2006/math" xmlns:v="urn:schemas-microsoft-com:vml" xmlns:wp14="http://schemas.microsoft.com/office/word/2010/wordprocessingDrawing" xmlns:wp="http://schemas.openxmlformats.org/drawingml/2006/wordprocessingDrawing" xmlns:w10="urn:schemas-microsoft-com:office:word" xmlns:w14="http://schemas.microsoft.com/office/word/2010/wordml" xmlns:wpg="http://schemas.microsoft.com/office/word/2010/wordprocessingGroup" xmlns:wpi="http://schemas.microsoft.com/office/word/2010/wordprocessingInk" xmlns:wne="http://schemas.microsoft.com/office/word/2006/wordml" xmlns:wps="http://schemas.microsoft.com/office/word/2010/wordprocessingShape">
+      <w:pPr>
+        <w:keepLines/>
+        <w:spacing w:after="0" w:line="230" w:lineRule="exact"/>
+      </w:pPr>
+      <w:r>
+        <w:rPr>
+          <w:rFonts w:ascii="Consolas" w:hAnsi="Consolas"/>
+          <w:sz w:val="20"/>
+          <w:color w:val="000000"/>
+        </w:rPr>
+        <w:t>long scored = predictions.count();</w:t>
+      </w:r>
+    </w:p>
+    <w:p xmlns:w="http://schemas.openxmlformats.org/wordprocessingml/2006/main" xmlns:wpc="http://schemas.microsoft.com/office/word/2010/wordprocessingCanvas" xmlns:mo="http://schemas.microsoft.com/office/mac/office/2008/main" xmlns:mc="http://schemas.openxmlformats.org/markup-compatibility/2006" xmlns:mv="urn:schemas-microsoft-com:mac:vml" xmlns:o="urn:schemas-microsoft-com:office:office" xmlns:r="http://schemas.openxmlformats.org/officeDocument/2006/relationships" xmlns:m="http://schemas.openxmlformats.org/officeDocument/2006/math" xmlns:v="urn:schemas-microsoft-com:vml" xmlns:wp14="http://schemas.microsoft.com/office/word/2010/wordprocessingDrawing" xmlns:wp="http://schemas.openxmlformats.org/drawingml/2006/wordprocessingDrawing" xmlns:w10="urn:schemas-microsoft-com:office:word" xmlns:w14="http://schemas.microsoft.com/office/word/2010/wordml" xmlns:wpg="http://schemas.microsoft.com/office/word/2010/wordprocessingGroup" xmlns:wpi="http://schemas.microsoft.com/office/word/2010/wordprocessingInk" xmlns:wne="http://schemas.microsoft.com/office/word/2006/wordml" xmlns:wps="http://schemas.microsoft.com/office/word/2010/wordprocessingShape">
+      <w:pPr>
+        <w:keepLines/>
+        <w:spacing w:after="0" w:line="230" w:lineRule="exact"/>
+      </w:pPr>
+      <w:r>
+        <w:rPr>
+          <w:rFonts w:ascii="Consolas" w:hAnsi="Consolas"/>
+          <w:sz w:val="20"/>
+          <w:color w:val="000000"/>
+        </w:rPr>
+        <w:t>RegressionEvaluator evaluator = new RegressionEvaluator()</w:t>
+      </w:r>
+    </w:p>
+    <w:p xmlns:w="http://schemas.openxmlformats.org/wordprocessingml/2006/main" xmlns:wpc="http://schemas.microsoft.com/office/word/2010/wordprocessingCanvas" xmlns:mo="http://schemas.microsoft.com/office/mac/office/2008/main" xmlns:mc="http://schemas.openxmlformats.org/markup-compatibility/2006" xmlns:mv="urn:schemas-microsoft-com:mac:vml" xmlns:o="urn:schemas-microsoft-com:office:office" xmlns:r="http://schemas.openxmlformats.org/officeDocument/2006/relationships" xmlns:m="http://schemas.openxmlformats.org/officeDocument/2006/math" xmlns:v="urn:schemas-microsoft-com:vml" xmlns:wp14="http://schemas.microsoft.com/office/word/2010/wordprocessingDrawing" xmlns:wp="http://schemas.openxmlformats.org/drawingml/2006/wordprocessingDrawing" xmlns:w10="urn:schemas-microsoft-com:office:word" xmlns:w14="http://schemas.microsoft.com/office/word/2010/wordml" xmlns:wpg="http://schemas.microsoft.com/office/word/2010/wordprocessingGroup" xmlns:wpi="http://schemas.microsoft.com/office/word/2010/wordprocessingInk" xmlns:wne="http://schemas.microsoft.com/office/word/2006/wordml" xmlns:wps="http://schemas.microsoft.com/office/word/2010/wordprocessingShape">
+      <w:pPr>
+        <w:keepLines/>
+        <w:spacing w:after="0" w:line="230" w:lineRule="exact"/>
+      </w:pPr>
+      <w:r>
+        <w:rPr>
+          <w:rFonts w:ascii="Consolas" w:hAnsi="Consolas"/>
+          <w:sz w:val="20"/>
+          <w:color w:val="000000"/>
+        </w:rPr>
+        <w:t xml:space="preserve">    .setLabelCol("rating").setPredictionCol("prediction");</w:t>
+      </w:r>
+    </w:p>
+    <w:p xmlns:w="http://schemas.openxmlformats.org/wordprocessingml/2006/main" xmlns:wpc="http://schemas.microsoft.com/office/word/2010/wordprocessingCanvas" xmlns:mo="http://schemas.microsoft.com/office/mac/office/2008/main" xmlns:mc="http://schemas.openxmlformats.org/markup-compatibility/2006" xmlns:mv="urn:schemas-microsoft-com:mac:vml" xmlns:o="urn:schemas-microsoft-com:office:office" xmlns:r="http://schemas.openxmlformats.org/officeDocument/2006/relationships" xmlns:m="http://schemas.openxmlformats.org/officeDocument/2006/math" xmlns:v="urn:schemas-microsoft-com:vml" xmlns:wp14="http://schemas.microsoft.com/office/word/2010/wordprocessingDrawing" xmlns:wp="http://schemas.openxmlformats.org/drawingml/2006/wordprocessingDrawing" xmlns:w10="urn:schemas-microsoft-com:office:word" xmlns:w14="http://schemas.microsoft.com/office/word/2010/wordml" xmlns:wpg="http://schemas.microsoft.com/office/word/2010/wordprocessingGroup" xmlns:wpi="http://schemas.microsoft.com/office/word/2010/wordprocessingInk" xmlns:wne="http://schemas.microsoft.com/office/word/2006/wordml" xmlns:wps="http://schemas.microsoft.com/office/word/2010/wordprocessingShape">
+      <w:pPr>
+        <w:keepLines/>
+        <w:spacing w:after="0" w:line="230" w:lineRule="exact"/>
+      </w:pPr>
+      <w:r>
+        <w:rPr>
+          <w:rFonts w:ascii="Consolas" w:hAnsi="Consolas"/>
+          <w:sz w:val="20"/>
+          <w:color w:val="000000"/>
+        </w:rPr>
+        <w:t>double rmse = evaluator.setMetricName("rmse")</w:t>
+      </w:r>
+    </w:p>
+    <w:p xmlns:w="http://schemas.openxmlformats.org/wordprocessingml/2006/main" xmlns:wpc="http://schemas.microsoft.com/office/word/2010/wordprocessingCanvas" xmlns:mo="http://schemas.microsoft.com/office/mac/office/2008/main" xmlns:mc="http://schemas.openxmlformats.org/markup-compatibility/2006" xmlns:mv="urn:schemas-microsoft-com:mac:vml" xmlns:o="urn:schemas-microsoft-com:office:office" xmlns:r="http://schemas.openxmlformats.org/officeDocument/2006/relationships" xmlns:m="http://schemas.openxmlformats.org/officeDocument/2006/math" xmlns:v="urn:schemas-microsoft-com:vml" xmlns:wp14="http://schemas.microsoft.com/office/word/2010/wordprocessingDrawing" xmlns:wp="http://schemas.openxmlformats.org/drawingml/2006/wordprocessingDrawing" xmlns:w10="urn:schemas-microsoft-com:office:word" xmlns:w14="http://schemas.microsoft.com/office/word/2010/wordml" xmlns:wpg="http://schemas.microsoft.com/office/word/2010/wordprocessingGroup" xmlns:wpi="http://schemas.microsoft.com/office/word/2010/wordprocessingInk" xmlns:wne="http://schemas.microsoft.com/office/word/2006/wordml" xmlns:wps="http://schemas.microsoft.com/office/word/2010/wordprocessingShape">
+      <w:pPr>
+        <w:keepLines/>
+        <w:spacing w:after="0" w:line="230" w:lineRule="exact"/>
+      </w:pPr>
+      <w:r>
+        <w:rPr>
+          <w:rFonts w:ascii="Consolas" w:hAnsi="Consolas"/>
+          <w:sz w:val="20"/>
+          <w:color w:val="000000"/>
+        </w:rPr>
+        <w:t xml:space="preserve">    .evaluate(predictions);</w:t>
+      </w:r>
+    </w:p>
+    <w:p xmlns:w="http://schemas.openxmlformats.org/wordprocessingml/2006/main" xmlns:wpc="http://schemas.microsoft.com/office/word/2010/wordprocessingCanvas" xmlns:mo="http://schemas.microsoft.com/office/mac/office/2008/main" xmlns:mc="http://schemas.openxmlformats.org/markup-compatibility/2006" xmlns:mv="urn:schemas-microsoft-com:mac:vml" xmlns:o="urn:schemas-microsoft-com:office:office" xmlns:r="http://schemas.openxmlformats.org/officeDocument/2006/relationships" xmlns:m="http://schemas.openxmlformats.org/officeDocument/2006/math" xmlns:v="urn:schemas-microsoft-com:vml" xmlns:wp14="http://schemas.microsoft.com/office/word/2010/wordprocessingDrawing" xmlns:wp="http://schemas.openxmlformats.org/drawingml/2006/wordprocessingDrawing" xmlns:w10="urn:schemas-microsoft-com:office:word" xmlns:w14="http://schemas.microsoft.com/office/word/2010/wordml" xmlns:wpg="http://schemas.microsoft.com/office/word/2010/wordprocessingGroup" xmlns:wpi="http://schemas.microsoft.com/office/word/2010/wordprocessingInk" xmlns:wne="http://schemas.microsoft.com/office/word/2006/wordml" xmlns:wps="http://schemas.microsoft.com/office/word/2010/wordprocessingShape">
+      <w:pPr>
+        <w:keepLines/>
+        <w:spacing w:after="0" w:line="230" w:lineRule="exact"/>
+      </w:pPr>
+      <w:r>
+        <w:rPr>
+          <w:rFonts w:ascii="Consolas" w:hAnsi="Consolas"/>
+          <w:sz w:val="20"/>
+          <w:color w:val="000000"/>
+        </w:rPr>
+        <w:t>double mae = evaluator.setMetricName("mae")</w:t>
+      </w:r>
+    </w:p>
+    <w:p xmlns:w="http://schemas.openxmlformats.org/wordprocessingml/2006/main" xmlns:wpc="http://schemas.microsoft.com/office/word/2010/wordprocessingCanvas" xmlns:mo="http://schemas.microsoft.com/office/mac/office/2008/main" xmlns:mc="http://schemas.openxmlformats.org/markup-compatibility/2006" xmlns:mv="urn:schemas-microsoft-com:mac:vml" xmlns:o="urn:schemas-microsoft-com:office:office" xmlns:r="http://schemas.openxmlformats.org/officeDocument/2006/relationships" xmlns:m="http://schemas.openxmlformats.org/officeDocument/2006/math" xmlns:v="urn:schemas-microsoft-com:vml" xmlns:wp14="http://schemas.microsoft.com/office/word/2010/wordprocessingDrawing" xmlns:wp="http://schemas.openxmlformats.org/drawingml/2006/wordprocessingDrawing" xmlns:w10="urn:schemas-microsoft-com:office:word" xmlns:w14="http://schemas.microsoft.com/office/word/2010/wordml" xmlns:wpg="http://schemas.microsoft.com/office/word/2010/wordprocessingGroup" xmlns:wpi="http://schemas.microsoft.com/office/word/2010/wordprocessingInk" xmlns:wne="http://schemas.microsoft.com/office/word/2006/wordml" xmlns:wps="http://schemas.microsoft.com/office/word/2010/wordprocessingShape">
+      <w:pPr>
+        <w:keepLines/>
+        <w:spacing w:after="0" w:line="230" w:lineRule="exact"/>
+      </w:pPr>
+      <w:r>
+        <w:rPr>
+          <w:rFonts w:ascii="Consolas" w:hAnsi="Consolas"/>
+          <w:sz w:val="20"/>
+          <w:color w:val="000000"/>
+        </w:rPr>
+        <w:t xml:space="preserve">    .evaluate(predictions);</w:t>
       </w:r>
     </w:p>
     <w:p xmlns:w="http://schemas.openxmlformats.org/wordprocessingml/2006/main" xmlns:wpc="http://schemas.microsoft.com/office/word/2010/wordprocessingCanvas" xmlns:mo="http://schemas.microsoft.com/office/mac/office/2008/main" xmlns:mc="http://schemas.openxmlformats.org/markup-compatibility/2006" xmlns:mv="urn:schemas-microsoft-com:mac:vml" xmlns:o="urn:schemas-microsoft-com:office:office" xmlns:r="http://schemas.openxmlformats.org/officeDocument/2006/relationships" xmlns:m="http://schemas.openxmlformats.org/officeDocument/2006/math" xmlns:v="urn:schemas-microsoft-com:vml" xmlns:wp14="http://schemas.microsoft.com/office/word/2010/wordprocessingDrawing" xmlns:wp="http://schemas.openxmlformats.org/drawingml/2006/wordprocessingDrawing" xmlns:w10="urn:schemas-microsoft-com:office:word" xmlns:w14="http://schemas.microsoft.com/office/word/2010/wordml" xmlns:wpg="http://schemas.microsoft.com/office/word/2010/wordprocessingGroup" xmlns:wpi="http://schemas.microsoft.com/office/word/2010/wordprocessingInk" xmlns:wne="http://schemas.microsoft.com/office/word/2006/wordml" xmlns:wps="http://schemas.microsoft.com/office/word/2010/wordprocessingShape">
@@ -3923,21 +3880,271 @@
           <w:color w:val="000000"/>
           <w:b/>
         </w:rPr>
-        <w:t>6.1 Reading the analytics screen</w:t>
+        <w:t>5.1 New User Calculation</w:t>
+      </w:r>
+    </w:p>
+    <w:p xmlns:w="http://schemas.openxmlformats.org/wordprocessingml/2006/main" xmlns:wpc="http://schemas.microsoft.com/office/word/2010/wordprocessingCanvas" xmlns:mo="http://schemas.microsoft.com/office/mac/office/2008/main" xmlns:mc="http://schemas.openxmlformats.org/markup-compatibility/2006" xmlns:mv="urn:schemas-microsoft-com:mac:vml" xmlns:o="urn:schemas-microsoft-com:office:office" xmlns:r="http://schemas.openxmlformats.org/officeDocument/2006/relationships" xmlns:m="http://schemas.openxmlformats.org/officeDocument/2006/math" xmlns:v="urn:schemas-microsoft-com:vml" xmlns:wp14="http://schemas.microsoft.com/office/word/2010/wordprocessingDrawing" xmlns:wp="http://schemas.openxmlformats.org/drawingml/2006/wordprocessingDrawing" xmlns:w10="urn:schemas-microsoft-com:office:word" xmlns:w14="http://schemas.microsoft.com/office/word/2010/wordml" xmlns:wpg="http://schemas.microsoft.com/office/word/2010/wordprocessingGroup" xmlns:wpi="http://schemas.microsoft.com/office/word/2010/wordprocessingInk" xmlns:wne="http://schemas.microsoft.com/office/word/2006/wordml" xmlns:wps="http://schemas.microsoft.com/office/word/2010/wordprocessingShape">
+      <w:pPr>
+        <w:keepLines/>
+        <w:spacing w:after="0" w:line="230" w:lineRule="exact"/>
+      </w:pPr>
+      <w:r>
+        <w:rPr>
+          <w:rFonts w:ascii="Consolas" w:hAnsi="Consolas"/>
+          <w:sz w:val="20"/>
+          <w:color w:val="000000"/>
+        </w:rPr>
+        <w:t>double[] fitProfile(List&lt;Rating&gt; ratings) {</w:t>
+      </w:r>
+    </w:p>
+    <w:p xmlns:w="http://schemas.openxmlformats.org/wordprocessingml/2006/main" xmlns:wpc="http://schemas.microsoft.com/office/word/2010/wordprocessingCanvas" xmlns:mo="http://schemas.microsoft.com/office/mac/office/2008/main" xmlns:mc="http://schemas.openxmlformats.org/markup-compatibility/2006" xmlns:mv="urn:schemas-microsoft-com:mac:vml" xmlns:o="urn:schemas-microsoft-com:office:office" xmlns:r="http://schemas.openxmlformats.org/officeDocument/2006/relationships" xmlns:m="http://schemas.openxmlformats.org/officeDocument/2006/math" xmlns:v="urn:schemas-microsoft-com:vml" xmlns:wp14="http://schemas.microsoft.com/office/word/2010/wordprocessingDrawing" xmlns:wp="http://schemas.openxmlformats.org/drawingml/2006/wordprocessingDrawing" xmlns:w10="urn:schemas-microsoft-com:office:word" xmlns:w14="http://schemas.microsoft.com/office/word/2010/wordml" xmlns:wpg="http://schemas.microsoft.com/office/word/2010/wordprocessingGroup" xmlns:wpi="http://schemas.microsoft.com/office/word/2010/wordprocessingInk" xmlns:wne="http://schemas.microsoft.com/office/word/2006/wordml" xmlns:wps="http://schemas.microsoft.com/office/word/2010/wordprocessingShape">
+      <w:pPr>
+        <w:keepLines/>
+        <w:spacing w:after="0" w:line="230" w:lineRule="exact"/>
+      </w:pPr>
+      <w:r>
+        <w:rPr>
+          <w:rFonts w:ascii="Consolas" w:hAnsi="Consolas"/>
+          <w:sz w:val="20"/>
+          <w:color w:val="000000"/>
+        </w:rPr>
+        <w:t xml:space="preserve">    int k = model.rank;</w:t>
+      </w:r>
+    </w:p>
+    <w:p xmlns:w="http://schemas.openxmlformats.org/wordprocessingml/2006/main" xmlns:wpc="http://schemas.microsoft.com/office/word/2010/wordprocessingCanvas" xmlns:mo="http://schemas.microsoft.com/office/mac/office/2008/main" xmlns:mc="http://schemas.openxmlformats.org/markup-compatibility/2006" xmlns:mv="urn:schemas-microsoft-com:mac:vml" xmlns:o="urn:schemas-microsoft-com:office:office" xmlns:r="http://schemas.openxmlformats.org/officeDocument/2006/relationships" xmlns:m="http://schemas.openxmlformats.org/officeDocument/2006/math" xmlns:v="urn:schemas-microsoft-com:vml" xmlns:wp14="http://schemas.microsoft.com/office/word/2010/wordprocessingDrawing" xmlns:wp="http://schemas.openxmlformats.org/drawingml/2006/wordprocessingDrawing" xmlns:w10="urn:schemas-microsoft-com:office:word" xmlns:w14="http://schemas.microsoft.com/office/word/2010/wordml" xmlns:wpg="http://schemas.microsoft.com/office/word/2010/wordprocessingGroup" xmlns:wpi="http://schemas.microsoft.com/office/word/2010/wordprocessingInk" xmlns:wne="http://schemas.microsoft.com/office/word/2006/wordml" xmlns:wps="http://schemas.microsoft.com/office/word/2010/wordprocessingShape">
+      <w:pPr>
+        <w:keepLines/>
+        <w:spacing w:after="0" w:line="230" w:lineRule="exact"/>
+      </w:pPr>
+      <w:r>
+        <w:rPr>
+          <w:rFonts w:ascii="Consolas" w:hAnsi="Consolas"/>
+          <w:sz w:val="20"/>
+          <w:color w:val="000000"/>
+        </w:rPr>
+        <w:t xml:space="preserve">    double[][] gram = new double[k][k];</w:t>
+      </w:r>
+    </w:p>
+    <w:p xmlns:w="http://schemas.openxmlformats.org/wordprocessingml/2006/main" xmlns:wpc="http://schemas.microsoft.com/office/word/2010/wordprocessingCanvas" xmlns:mo="http://schemas.microsoft.com/office/mac/office/2008/main" xmlns:mc="http://schemas.openxmlformats.org/markup-compatibility/2006" xmlns:mv="urn:schemas-microsoft-com:mac:vml" xmlns:o="urn:schemas-microsoft-com:office:office" xmlns:r="http://schemas.openxmlformats.org/officeDocument/2006/relationships" xmlns:m="http://schemas.openxmlformats.org/officeDocument/2006/math" xmlns:v="urn:schemas-microsoft-com:vml" xmlns:wp14="http://schemas.microsoft.com/office/word/2010/wordprocessingDrawing" xmlns:wp="http://schemas.openxmlformats.org/drawingml/2006/wordprocessingDrawing" xmlns:w10="urn:schemas-microsoft-com:office:word" xmlns:w14="http://schemas.microsoft.com/office/word/2010/wordml" xmlns:wpg="http://schemas.microsoft.com/office/word/2010/wordprocessingGroup" xmlns:wpi="http://schemas.microsoft.com/office/word/2010/wordprocessingInk" xmlns:wne="http://schemas.microsoft.com/office/word/2006/wordml" xmlns:wps="http://schemas.microsoft.com/office/word/2010/wordprocessingShape">
+      <w:pPr>
+        <w:keepLines/>
+        <w:spacing w:after="0" w:line="230" w:lineRule="exact"/>
+      </w:pPr>
+      <w:r>
+        <w:rPr>
+          <w:rFonts w:ascii="Consolas" w:hAnsi="Consolas"/>
+          <w:sz w:val="20"/>
+          <w:color w:val="000000"/>
+        </w:rPr>
+        <w:t xml:space="preserve">    double[] rhs = new double[k];</w:t>
+      </w:r>
+    </w:p>
+    <w:p xmlns:w="http://schemas.openxmlformats.org/wordprocessingml/2006/main" xmlns:wpc="http://schemas.microsoft.com/office/word/2010/wordprocessingCanvas" xmlns:mo="http://schemas.microsoft.com/office/mac/office/2008/main" xmlns:mc="http://schemas.openxmlformats.org/markup-compatibility/2006" xmlns:mv="urn:schemas-microsoft-com:mac:vml" xmlns:o="urn:schemas-microsoft-com:office:office" xmlns:r="http://schemas.openxmlformats.org/officeDocument/2006/relationships" xmlns:m="http://schemas.openxmlformats.org/officeDocument/2006/math" xmlns:v="urn:schemas-microsoft-com:vml" xmlns:wp14="http://schemas.microsoft.com/office/word/2010/wordprocessingDrawing" xmlns:wp="http://schemas.openxmlformats.org/drawingml/2006/wordprocessingDrawing" xmlns:w10="urn:schemas-microsoft-com:office:word" xmlns:w14="http://schemas.microsoft.com/office/word/2010/wordml" xmlns:wpg="http://schemas.microsoft.com/office/word/2010/wordprocessingGroup" xmlns:wpi="http://schemas.microsoft.com/office/word/2010/wordprocessingInk" xmlns:wne="http://schemas.microsoft.com/office/word/2006/wordml" xmlns:wps="http://schemas.microsoft.com/office/word/2010/wordprocessingShape">
+      <w:pPr>
+        <w:keepLines/>
+        <w:spacing w:after="0" w:line="230" w:lineRule="exact"/>
+      </w:pPr>
+      <w:r>
+        <w:rPr>
+          <w:rFonts w:ascii="Consolas" w:hAnsi="Consolas"/>
+          <w:sz w:val="20"/>
+          <w:color w:val="000000"/>
+        </w:rPr>
+        <w:t xml:space="preserve">    for (Rating r : ratings) {</w:t>
+      </w:r>
+    </w:p>
+    <w:p xmlns:w="http://schemas.openxmlformats.org/wordprocessingml/2006/main" xmlns:wpc="http://schemas.microsoft.com/office/word/2010/wordprocessingCanvas" xmlns:mo="http://schemas.microsoft.com/office/mac/office/2008/main" xmlns:mc="http://schemas.openxmlformats.org/markup-compatibility/2006" xmlns:mv="urn:schemas-microsoft-com:mac:vml" xmlns:o="urn:schemas-microsoft-com:office:office" xmlns:r="http://schemas.openxmlformats.org/officeDocument/2006/relationships" xmlns:m="http://schemas.openxmlformats.org/officeDocument/2006/math" xmlns:v="urn:schemas-microsoft-com:vml" xmlns:wp14="http://schemas.microsoft.com/office/word/2010/wordprocessingDrawing" xmlns:wp="http://schemas.openxmlformats.org/drawingml/2006/wordprocessingDrawing" xmlns:w10="urn:schemas-microsoft-com:office:word" xmlns:w14="http://schemas.microsoft.com/office/word/2010/wordml" xmlns:wpg="http://schemas.microsoft.com/office/word/2010/wordprocessingGroup" xmlns:wpi="http://schemas.microsoft.com/office/word/2010/wordprocessingInk" xmlns:wne="http://schemas.microsoft.com/office/word/2006/wordml" xmlns:wps="http://schemas.microsoft.com/office/word/2010/wordprocessingShape">
+      <w:pPr>
+        <w:keepLines/>
+        <w:spacing w:after="0" w:line="230" w:lineRule="exact"/>
+      </w:pPr>
+      <w:r>
+        <w:rPr>
+          <w:rFonts w:ascii="Consolas" w:hAnsi="Consolas"/>
+          <w:sz w:val="20"/>
+          <w:color w:val="000000"/>
+        </w:rPr>
+        <w:t xml:space="preserve">        double[] y = model.items.get(r.movieId());</w:t>
+      </w:r>
+    </w:p>
+    <w:p xmlns:w="http://schemas.openxmlformats.org/wordprocessingml/2006/main" xmlns:wpc="http://schemas.microsoft.com/office/word/2010/wordprocessingCanvas" xmlns:mo="http://schemas.microsoft.com/office/mac/office/2008/main" xmlns:mc="http://schemas.openxmlformats.org/markup-compatibility/2006" xmlns:mv="urn:schemas-microsoft-com:mac:vml" xmlns:o="urn:schemas-microsoft-com:office:office" xmlns:r="http://schemas.openxmlformats.org/officeDocument/2006/relationships" xmlns:m="http://schemas.openxmlformats.org/officeDocument/2006/math" xmlns:v="urn:schemas-microsoft-com:vml" xmlns:wp14="http://schemas.microsoft.com/office/word/2010/wordprocessingDrawing" xmlns:wp="http://schemas.openxmlformats.org/drawingml/2006/wordprocessingDrawing" xmlns:w10="urn:schemas-microsoft-com:office:word" xmlns:w14="http://schemas.microsoft.com/office/word/2010/wordml" xmlns:wpg="http://schemas.microsoft.com/office/word/2010/wordprocessingGroup" xmlns:wpi="http://schemas.microsoft.com/office/word/2010/wordprocessingInk" xmlns:wne="http://schemas.microsoft.com/office/word/2006/wordml" xmlns:wps="http://schemas.microsoft.com/office/word/2010/wordprocessingShape">
+      <w:pPr>
+        <w:keepLines/>
+        <w:spacing w:after="0" w:line="230" w:lineRule="exact"/>
+      </w:pPr>
+      <w:r>
+        <w:rPr>
+          <w:rFonts w:ascii="Consolas" w:hAnsi="Consolas"/>
+          <w:sz w:val="20"/>
+          <w:color w:val="000000"/>
+        </w:rPr>
+        <w:t xml:space="preserve">        for (int i = 0; i &lt; k; i++) {</w:t>
+      </w:r>
+    </w:p>
+    <w:p xmlns:w="http://schemas.openxmlformats.org/wordprocessingml/2006/main" xmlns:wpc="http://schemas.microsoft.com/office/word/2010/wordprocessingCanvas" xmlns:mo="http://schemas.microsoft.com/office/mac/office/2008/main" xmlns:mc="http://schemas.openxmlformats.org/markup-compatibility/2006" xmlns:mv="urn:schemas-microsoft-com:mac:vml" xmlns:o="urn:schemas-microsoft-com:office:office" xmlns:r="http://schemas.openxmlformats.org/officeDocument/2006/relationships" xmlns:m="http://schemas.openxmlformats.org/officeDocument/2006/math" xmlns:v="urn:schemas-microsoft-com:vml" xmlns:wp14="http://schemas.microsoft.com/office/word/2010/wordprocessingDrawing" xmlns:wp="http://schemas.openxmlformats.org/drawingml/2006/wordprocessingDrawing" xmlns:w10="urn:schemas-microsoft-com:office:word" xmlns:w14="http://schemas.microsoft.com/office/word/2010/wordml" xmlns:wpg="http://schemas.microsoft.com/office/word/2010/wordprocessingGroup" xmlns:wpi="http://schemas.microsoft.com/office/word/2010/wordprocessingInk" xmlns:wne="http://schemas.microsoft.com/office/word/2006/wordml" xmlns:wps="http://schemas.microsoft.com/office/word/2010/wordprocessingShape">
+      <w:pPr>
+        <w:keepLines/>
+        <w:spacing w:after="0" w:line="230" w:lineRule="exact"/>
+      </w:pPr>
+      <w:r>
+        <w:rPr>
+          <w:rFonts w:ascii="Consolas" w:hAnsi="Consolas"/>
+          <w:sz w:val="20"/>
+          <w:color w:val="000000"/>
+        </w:rPr>
+        <w:t xml:space="preserve">            rhs[i] += y[i] * r.rating();</w:t>
+      </w:r>
+    </w:p>
+    <w:p xmlns:w="http://schemas.openxmlformats.org/wordprocessingml/2006/main" xmlns:wpc="http://schemas.microsoft.com/office/word/2010/wordprocessingCanvas" xmlns:mo="http://schemas.microsoft.com/office/mac/office/2008/main" xmlns:mc="http://schemas.openxmlformats.org/markup-compatibility/2006" xmlns:mv="urn:schemas-microsoft-com:mac:vml" xmlns:o="urn:schemas-microsoft-com:office:office" xmlns:r="http://schemas.openxmlformats.org/officeDocument/2006/relationships" xmlns:m="http://schemas.openxmlformats.org/officeDocument/2006/math" xmlns:v="urn:schemas-microsoft-com:vml" xmlns:wp14="http://schemas.microsoft.com/office/word/2010/wordprocessingDrawing" xmlns:wp="http://schemas.openxmlformats.org/drawingml/2006/wordprocessingDrawing" xmlns:w10="urn:schemas-microsoft-com:office:word" xmlns:w14="http://schemas.microsoft.com/office/word/2010/wordml" xmlns:wpg="http://schemas.microsoft.com/office/word/2010/wordprocessingGroup" xmlns:wpi="http://schemas.microsoft.com/office/word/2010/wordprocessingInk" xmlns:wne="http://schemas.microsoft.com/office/word/2006/wordml" xmlns:wps="http://schemas.microsoft.com/office/word/2010/wordprocessingShape">
+      <w:pPr>
+        <w:keepLines/>
+        <w:spacing w:after="0" w:line="230" w:lineRule="exact"/>
+      </w:pPr>
+      <w:r>
+        <w:rPr>
+          <w:rFonts w:ascii="Consolas" w:hAnsi="Consolas"/>
+          <w:sz w:val="20"/>
+          <w:color w:val="000000"/>
+        </w:rPr>
+        <w:t xml:space="preserve">            for (int j = 0; j &lt; k; j++)</w:t>
+      </w:r>
+    </w:p>
+    <w:p xmlns:w="http://schemas.openxmlformats.org/wordprocessingml/2006/main" xmlns:wpc="http://schemas.microsoft.com/office/word/2010/wordprocessingCanvas" xmlns:mo="http://schemas.microsoft.com/office/mac/office/2008/main" xmlns:mc="http://schemas.openxmlformats.org/markup-compatibility/2006" xmlns:mv="urn:schemas-microsoft-com:mac:vml" xmlns:o="urn:schemas-microsoft-com:office:office" xmlns:r="http://schemas.openxmlformats.org/officeDocument/2006/relationships" xmlns:m="http://schemas.openxmlformats.org/officeDocument/2006/math" xmlns:v="urn:schemas-microsoft-com:vml" xmlns:wp14="http://schemas.microsoft.com/office/word/2010/wordprocessingDrawing" xmlns:wp="http://schemas.openxmlformats.org/drawingml/2006/wordprocessingDrawing" xmlns:w10="urn:schemas-microsoft-com:office:word" xmlns:w14="http://schemas.microsoft.com/office/word/2010/wordml" xmlns:wpg="http://schemas.microsoft.com/office/word/2010/wordprocessingGroup" xmlns:wpi="http://schemas.microsoft.com/office/word/2010/wordprocessingInk" xmlns:wne="http://schemas.microsoft.com/office/word/2006/wordml" xmlns:wps="http://schemas.microsoft.com/office/word/2010/wordprocessingShape">
+      <w:pPr>
+        <w:keepLines/>
+        <w:spacing w:after="0" w:line="230" w:lineRule="exact"/>
+      </w:pPr>
+      <w:r>
+        <w:rPr>
+          <w:rFonts w:ascii="Consolas" w:hAnsi="Consolas"/>
+          <w:sz w:val="20"/>
+          <w:color w:val="000000"/>
+        </w:rPr>
+        <w:t xml:space="preserve">                gram[i][j] += y[i] * y[j];</w:t>
+      </w:r>
+    </w:p>
+    <w:p xmlns:w="http://schemas.openxmlformats.org/wordprocessingml/2006/main" xmlns:wpc="http://schemas.microsoft.com/office/word/2010/wordprocessingCanvas" xmlns:mo="http://schemas.microsoft.com/office/mac/office/2008/main" xmlns:mc="http://schemas.openxmlformats.org/markup-compatibility/2006" xmlns:mv="urn:schemas-microsoft-com:mac:vml" xmlns:o="urn:schemas-microsoft-com:office:office" xmlns:r="http://schemas.openxmlformats.org/officeDocument/2006/relationships" xmlns:m="http://schemas.openxmlformats.org/officeDocument/2006/math" xmlns:v="urn:schemas-microsoft-com:vml" xmlns:wp14="http://schemas.microsoft.com/office/word/2010/wordprocessingDrawing" xmlns:wp="http://schemas.openxmlformats.org/drawingml/2006/wordprocessingDrawing" xmlns:w10="urn:schemas-microsoft-com:office:word" xmlns:w14="http://schemas.microsoft.com/office/word/2010/wordml" xmlns:wpg="http://schemas.microsoft.com/office/word/2010/wordprocessingGroup" xmlns:wpi="http://schemas.microsoft.com/office/word/2010/wordprocessingInk" xmlns:wne="http://schemas.microsoft.com/office/word/2006/wordml" xmlns:wps="http://schemas.microsoft.com/office/word/2010/wordprocessingShape">
+      <w:pPr>
+        <w:keepLines/>
+        <w:spacing w:after="0" w:line="230" w:lineRule="exact"/>
+      </w:pPr>
+      <w:r>
+        <w:rPr>
+          <w:rFonts w:ascii="Consolas" w:hAnsi="Consolas"/>
+          <w:sz w:val="20"/>
+          <w:color w:val="000000"/>
+        </w:rPr>
+        <w:t xml:space="preserve">        }</w:t>
+      </w:r>
+    </w:p>
+    <w:p xmlns:w="http://schemas.openxmlformats.org/wordprocessingml/2006/main" xmlns:wpc="http://schemas.microsoft.com/office/word/2010/wordprocessingCanvas" xmlns:mo="http://schemas.microsoft.com/office/mac/office/2008/main" xmlns:mc="http://schemas.openxmlformats.org/markup-compatibility/2006" xmlns:mv="urn:schemas-microsoft-com:mac:vml" xmlns:o="urn:schemas-microsoft-com:office:office" xmlns:r="http://schemas.openxmlformats.org/officeDocument/2006/relationships" xmlns:m="http://schemas.openxmlformats.org/officeDocument/2006/math" xmlns:v="urn:schemas-microsoft-com:vml" xmlns:wp14="http://schemas.microsoft.com/office/word/2010/wordprocessingDrawing" xmlns:wp="http://schemas.openxmlformats.org/drawingml/2006/wordprocessingDrawing" xmlns:w10="urn:schemas-microsoft-com:office:word" xmlns:w14="http://schemas.microsoft.com/office/word/2010/wordml" xmlns:wpg="http://schemas.microsoft.com/office/word/2010/wordprocessingGroup" xmlns:wpi="http://schemas.microsoft.com/office/word/2010/wordprocessingInk" xmlns:wne="http://schemas.microsoft.com/office/word/2006/wordml" xmlns:wps="http://schemas.microsoft.com/office/word/2010/wordprocessingShape">
+      <w:pPr>
+        <w:keepLines/>
+        <w:spacing w:after="0" w:line="230" w:lineRule="exact"/>
+      </w:pPr>
+      <w:r>
+        <w:rPr>
+          <w:rFonts w:ascii="Consolas" w:hAnsi="Consolas"/>
+          <w:sz w:val="20"/>
+          <w:color w:val="000000"/>
+        </w:rPr>
+        <w:t xml:space="preserve">    }</w:t>
+      </w:r>
+    </w:p>
+    <w:p xmlns:w="http://schemas.openxmlformats.org/wordprocessingml/2006/main" xmlns:wpc="http://schemas.microsoft.com/office/word/2010/wordprocessingCanvas" xmlns:mo="http://schemas.microsoft.com/office/mac/office/2008/main" xmlns:mc="http://schemas.openxmlformats.org/markup-compatibility/2006" xmlns:mv="urn:schemas-microsoft-com:mac:vml" xmlns:o="urn:schemas-microsoft-com:office:office" xmlns:r="http://schemas.openxmlformats.org/officeDocument/2006/relationships" xmlns:m="http://schemas.openxmlformats.org/officeDocument/2006/math" xmlns:v="urn:schemas-microsoft-com:vml" xmlns:wp14="http://schemas.microsoft.com/office/word/2010/wordprocessingDrawing" xmlns:wp="http://schemas.openxmlformats.org/drawingml/2006/wordprocessingDrawing" xmlns:w10="urn:schemas-microsoft-com:office:word" xmlns:w14="http://schemas.microsoft.com/office/word/2010/wordml" xmlns:wpg="http://schemas.microsoft.com/office/word/2010/wordprocessingGroup" xmlns:wpi="http://schemas.microsoft.com/office/word/2010/wordprocessingInk" xmlns:wne="http://schemas.microsoft.com/office/word/2006/wordml" xmlns:wps="http://schemas.microsoft.com/office/word/2010/wordprocessingShape">
+      <w:pPr>
+        <w:keepLines/>
+        <w:spacing w:after="0" w:line="230" w:lineRule="exact"/>
+      </w:pPr>
+      <w:r>
+        <w:rPr>
+          <w:rFonts w:ascii="Consolas" w:hAnsi="Consolas"/>
+          <w:sz w:val="20"/>
+          <w:color w:val="000000"/>
+        </w:rPr>
+        <w:t xml:space="preserve">    for (int i = 0; i &lt; k; i++)</w:t>
+      </w:r>
+    </w:p>
+    <w:p xmlns:w="http://schemas.openxmlformats.org/wordprocessingml/2006/main" xmlns:wpc="http://schemas.microsoft.com/office/word/2010/wordprocessingCanvas" xmlns:mo="http://schemas.microsoft.com/office/mac/office/2008/main" xmlns:mc="http://schemas.openxmlformats.org/markup-compatibility/2006" xmlns:mv="urn:schemas-microsoft-com:mac:vml" xmlns:o="urn:schemas-microsoft-com:office:office" xmlns:r="http://schemas.openxmlformats.org/officeDocument/2006/relationships" xmlns:m="http://schemas.openxmlformats.org/officeDocument/2006/math" xmlns:v="urn:schemas-microsoft-com:vml" xmlns:wp14="http://schemas.microsoft.com/office/word/2010/wordprocessingDrawing" xmlns:wp="http://schemas.openxmlformats.org/drawingml/2006/wordprocessingDrawing" xmlns:w10="urn:schemas-microsoft-com:office:word" xmlns:w14="http://schemas.microsoft.com/office/word/2010/wordml" xmlns:wpg="http://schemas.microsoft.com/office/word/2010/wordprocessingGroup" xmlns:wpi="http://schemas.microsoft.com/office/word/2010/wordprocessingInk" xmlns:wne="http://schemas.microsoft.com/office/word/2006/wordml" xmlns:wps="http://schemas.microsoft.com/office/word/2010/wordprocessingShape">
+      <w:pPr>
+        <w:keepLines/>
+        <w:spacing w:after="0" w:line="230" w:lineRule="exact"/>
+      </w:pPr>
+      <w:r>
+        <w:rPr>
+          <w:rFonts w:ascii="Consolas" w:hAnsi="Consolas"/>
+          <w:sz w:val="20"/>
+          <w:color w:val="000000"/>
+        </w:rPr>
+        <w:t xml:space="preserve">        gram[i][i] += model.regParam * ratings.size();</w:t>
+      </w:r>
+    </w:p>
+    <w:p xmlns:w="http://schemas.openxmlformats.org/wordprocessingml/2006/main" xmlns:wpc="http://schemas.microsoft.com/office/word/2010/wordprocessingCanvas" xmlns:mo="http://schemas.microsoft.com/office/mac/office/2008/main" xmlns:mc="http://schemas.openxmlformats.org/markup-compatibility/2006" xmlns:mv="urn:schemas-microsoft-com:mac:vml" xmlns:o="urn:schemas-microsoft-com:office:office" xmlns:r="http://schemas.openxmlformats.org/officeDocument/2006/relationships" xmlns:m="http://schemas.openxmlformats.org/officeDocument/2006/math" xmlns:v="urn:schemas-microsoft-com:vml" xmlns:wp14="http://schemas.microsoft.com/office/word/2010/wordprocessingDrawing" xmlns:wp="http://schemas.openxmlformats.org/drawingml/2006/wordprocessingDrawing" xmlns:w10="urn:schemas-microsoft-com:office:word" xmlns:w14="http://schemas.microsoft.com/office/word/2010/wordml" xmlns:wpg="http://schemas.microsoft.com/office/word/2010/wordprocessingGroup" xmlns:wpi="http://schemas.microsoft.com/office/word/2010/wordprocessingInk" xmlns:wne="http://schemas.microsoft.com/office/word/2006/wordml" xmlns:wps="http://schemas.microsoft.com/office/word/2010/wordprocessingShape">
+      <w:pPr>
+        <w:keepLines/>
+        <w:spacing w:after="0" w:line="230" w:lineRule="exact"/>
+      </w:pPr>
+      <w:r>
+        <w:rPr>
+          <w:rFonts w:ascii="Consolas" w:hAnsi="Consolas"/>
+          <w:sz w:val="20"/>
+          <w:color w:val="000000"/>
+        </w:rPr>
+        <w:t xml:space="preserve">    return solve(gram, rhs);</w:t>
+      </w:r>
+    </w:p>
+    <w:p xmlns:w="http://schemas.openxmlformats.org/wordprocessingml/2006/main" xmlns:wpc="http://schemas.microsoft.com/office/word/2010/wordprocessingCanvas" xmlns:mo="http://schemas.microsoft.com/office/mac/office/2008/main" xmlns:mc="http://schemas.openxmlformats.org/markup-compatibility/2006" xmlns:mv="urn:schemas-microsoft-com:mac:vml" xmlns:o="urn:schemas-microsoft-com:office:office" xmlns:r="http://schemas.openxmlformats.org/officeDocument/2006/relationships" xmlns:m="http://schemas.openxmlformats.org/officeDocument/2006/math" xmlns:v="urn:schemas-microsoft-com:vml" xmlns:wp14="http://schemas.microsoft.com/office/word/2010/wordprocessingDrawing" xmlns:wp="http://schemas.openxmlformats.org/drawingml/2006/wordprocessingDrawing" xmlns:w10="urn:schemas-microsoft-com:office:word" xmlns:w14="http://schemas.microsoft.com/office/word/2010/wordml" xmlns:wpg="http://schemas.microsoft.com/office/word/2010/wordprocessingGroup" xmlns:wpi="http://schemas.microsoft.com/office/word/2010/wordprocessingInk" xmlns:wne="http://schemas.microsoft.com/office/word/2006/wordml" xmlns:wps="http://schemas.microsoft.com/office/word/2010/wordprocessingShape">
+      <w:pPr>
+        <w:keepLines/>
+        <w:spacing w:after="0" w:line="230" w:lineRule="exact"/>
+      </w:pPr>
+      <w:r>
+        <w:rPr>
+          <w:rFonts w:ascii="Consolas" w:hAnsi="Consolas"/>
+          <w:sz w:val="20"/>
+          <w:color w:val="000000"/>
+        </w:rPr>
+        <w:t>}</w:t>
       </w:r>
     </w:p>
     <w:p xmlns:w="http://schemas.openxmlformats.org/wordprocessingml/2006/main" xmlns:wpc="http://schemas.microsoft.com/office/word/2010/wordprocessingCanvas" xmlns:mo="http://schemas.microsoft.com/office/mac/office/2008/main" xmlns:mc="http://schemas.openxmlformats.org/markup-compatibility/2006" xmlns:mv="urn:schemas-microsoft-com:mac:vml" xmlns:o="urn:schemas-microsoft-com:office:office" xmlns:r="http://schemas.openxmlformats.org/officeDocument/2006/relationships" xmlns:m="http://schemas.openxmlformats.org/officeDocument/2006/math" xmlns:v="urn:schemas-microsoft-com:vml" xmlns:wp14="http://schemas.microsoft.com/office/word/2010/wordprocessingDrawing" xmlns:wp="http://schemas.openxmlformats.org/drawingml/2006/wordprocessingDrawing" xmlns:w10="urn:schemas-microsoft-com:office:word" xmlns:w14="http://schemas.microsoft.com/office/word/2010/wordml" xmlns:wpg="http://schemas.microsoft.com/office/word/2010/wordprocessingGroup" xmlns:wpi="http://schemas.microsoft.com/office/word/2010/wordprocessingInk" xmlns:wne="http://schemas.microsoft.com/office/word/2006/wordml" xmlns:wps="http://schemas.microsoft.com/office/word/2010/wordprocessingShape">
       <w:pPr>
         <w:spacing w:after="100"/>
+        <w:keepLines/>
+        <w:numPr>
+          <w:ilvl w:val="0"/>
+          <w:numId w:val="1"/>
+        </w:numPr>
+        <w:ind w:left="317" w:hanging="173"/>
       </w:pPr>
       <w:r>
         <w:rPr>
           <w:rFonts w:ascii="Times New Roman" w:hAnsi="Times New Roman"/>
           <w:b w:val="0"/>
-          <w:sz w:val="24"/>
-          <w:color w:val="000000"/>
-        </w:rPr>
-        <w:t>The analytics screen displays the saved Spark aggregates and evaluation. A presenter can explain the training/test split and the excluded cold-start rows directly from these figures.</w:t>
+          <w:sz w:val="28"/>
+          <w:color w:val="000000"/>
+        </w:rPr>
+        <w:t>The first excerpt trains on prepared ratings and measures prediction error. The second calculates a new user vector from the entered ratings.</w:t>
+      </w:r>
+    </w:p>
+    <w:p xmlns:w="http://schemas.openxmlformats.org/wordprocessingml/2006/main" xmlns:wpc="http://schemas.microsoft.com/office/word/2010/wordprocessingCanvas" xmlns:mo="http://schemas.microsoft.com/office/mac/office/2008/main" xmlns:mc="http://schemas.openxmlformats.org/markup-compatibility/2006" xmlns:mv="urn:schemas-microsoft-com:mac:vml" xmlns:o="urn:schemas-microsoft-com:office:office" xmlns:r="http://schemas.openxmlformats.org/officeDocument/2006/relationships" xmlns:m="http://schemas.openxmlformats.org/officeDocument/2006/math" xmlns:v="urn:schemas-microsoft-com:vml" xmlns:wp14="http://schemas.microsoft.com/office/word/2010/wordprocessingDrawing" xmlns:wp="http://schemas.openxmlformats.org/drawingml/2006/wordprocessingDrawing" xmlns:w10="urn:schemas-microsoft-com:office:word" xmlns:w14="http://schemas.microsoft.com/office/word/2010/wordml" xmlns:wpg="http://schemas.microsoft.com/office/word/2010/wordprocessingGroup" xmlns:wpi="http://schemas.microsoft.com/office/word/2010/wordprocessingInk" xmlns:wne="http://schemas.microsoft.com/office/word/2006/wordml" xmlns:wps="http://schemas.microsoft.com/office/word/2010/wordprocessingShape">
+      <w:pPr>
+        <w:spacing w:after="100"/>
+        <w:keepLines/>
+        <w:numPr>
+          <w:ilvl w:val="0"/>
+          <w:numId w:val="1"/>
+        </w:numPr>
+        <w:ind w:left="317" w:hanging="173"/>
+      </w:pPr>
+      <w:r>
+        <w:rPr>
+          <w:rFonts w:ascii="Times New Roman" w:hAnsi="Times New Roman"/>
+          <w:b w:val="0"/>
+          <w:sz w:val="28"/>
+          <w:color w:val="000000"/>
+        </w:rPr>
+        <w:t>Complete source code, validation and setup scripts are included in the project repository.</w:t>
       </w:r>
     </w:p>
     <w:p xmlns:w="http://schemas.openxmlformats.org/wordprocessingml/2006/main" xmlns:wpc="http://schemas.microsoft.com/office/word/2010/wordprocessingCanvas" xmlns:mo="http://schemas.microsoft.com/office/mac/office/2008/main" xmlns:mc="http://schemas.openxmlformats.org/markup-compatibility/2006" xmlns:mv="urn:schemas-microsoft-com:mac:vml" xmlns:o="urn:schemas-microsoft-com:office:office" xmlns:r="http://schemas.openxmlformats.org/officeDocument/2006/relationships" xmlns:m="http://schemas.openxmlformats.org/officeDocument/2006/math" xmlns:v="urn:schemas-microsoft-com:vml" xmlns:wp14="http://schemas.microsoft.com/office/word/2010/wordprocessingDrawing" xmlns:wp="http://schemas.openxmlformats.org/drawingml/2006/wordprocessingDrawing" xmlns:w10="urn:schemas-microsoft-com:office:word" xmlns:w14="http://schemas.microsoft.com/office/word/2010/wordml" xmlns:wpg="http://schemas.microsoft.com/office/word/2010/wordprocessingGroup" xmlns:wpi="http://schemas.microsoft.com/office/word/2010/wordprocessingInk" xmlns:wne="http://schemas.microsoft.com/office/word/2006/wordml" xmlns:wps="http://schemas.microsoft.com/office/word/2010/wordprocessingShape">
@@ -3953,942 +4160,6 @@
           <w:color w:val="000000"/>
           <w:b/>
         </w:rPr>
-        <w:t>6.2 Recommendation entry point</w:t>
-      </w:r>
-    </w:p>
-    <w:p xmlns:w="http://schemas.openxmlformats.org/wordprocessingml/2006/main" xmlns:wpc="http://schemas.microsoft.com/office/word/2010/wordprocessingCanvas" xmlns:mo="http://schemas.microsoft.com/office/mac/office/2008/main" xmlns:mc="http://schemas.openxmlformats.org/markup-compatibility/2006" xmlns:mv="urn:schemas-microsoft-com:mac:vml" xmlns:o="urn:schemas-microsoft-com:office:office" xmlns:r="http://schemas.openxmlformats.org/officeDocument/2006/relationships" xmlns:m="http://schemas.openxmlformats.org/officeDocument/2006/math" xmlns:v="urn:schemas-microsoft-com:vml" xmlns:wp14="http://schemas.microsoft.com/office/word/2010/wordprocessingDrawing" xmlns:wp="http://schemas.openxmlformats.org/drawingml/2006/wordprocessingDrawing" xmlns:w10="urn:schemas-microsoft-com:office:word" xmlns:w14="http://schemas.microsoft.com/office/word/2010/wordml" xmlns:wpg="http://schemas.microsoft.com/office/word/2010/wordprocessingGroup" xmlns:wpi="http://schemas.microsoft.com/office/word/2010/wordprocessingInk" xmlns:wne="http://schemas.microsoft.com/office/word/2006/wordml" xmlns:wps="http://schemas.microsoft.com/office/word/2010/wordprocessingShape">
-      <w:pPr>
-        <w:keepLines/>
-        <w:spacing w:after="0" w:line="230" w:lineRule="exact"/>
-      </w:pPr>
-      <w:r>
-        <w:rPr>
-          <w:rFonts w:ascii="Consolas" w:hAnsi="Consolas"/>
-          <w:sz w:val="20"/>
-          <w:color w:val="000000"/>
-        </w:rPr>
-        <w:t>public List&lt;Recommendation&gt; forUser(int id, int limit,</w:t>
-      </w:r>
-    </w:p>
-    <w:p xmlns:w="http://schemas.openxmlformats.org/wordprocessingml/2006/main" xmlns:wpc="http://schemas.microsoft.com/office/word/2010/wordprocessingCanvas" xmlns:mo="http://schemas.microsoft.com/office/mac/office/2008/main" xmlns:mc="http://schemas.openxmlformats.org/markup-compatibility/2006" xmlns:mv="urn:schemas-microsoft-com:mac:vml" xmlns:o="urn:schemas-microsoft-com:office:office" xmlns:r="http://schemas.openxmlformats.org/officeDocument/2006/relationships" xmlns:m="http://schemas.openxmlformats.org/officeDocument/2006/math" xmlns:v="urn:schemas-microsoft-com:vml" xmlns:wp14="http://schemas.microsoft.com/office/word/2010/wordprocessingDrawing" xmlns:wp="http://schemas.openxmlformats.org/drawingml/2006/wordprocessingDrawing" xmlns:w10="urn:schemas-microsoft-com:office:word" xmlns:w14="http://schemas.microsoft.com/office/word/2010/wordml" xmlns:wpg="http://schemas.microsoft.com/office/word/2010/wordprocessingGroup" xmlns:wpi="http://schemas.microsoft.com/office/word/2010/wordprocessingInk" xmlns:wne="http://schemas.microsoft.com/office/word/2006/wordml" xmlns:wps="http://schemas.microsoft.com/office/word/2010/wordprocessingShape">
-      <w:pPr>
-        <w:keepLines/>
-        <w:spacing w:after="0" w:line="230" w:lineRule="exact"/>
-      </w:pPr>
-      <w:r>
-        <w:rPr>
-          <w:rFonts w:ascii="Consolas" w:hAnsi="Consolas"/>
-          <w:sz w:val="20"/>
-          <w:color w:val="000000"/>
-        </w:rPr>
-        <w:t xml:space="preserve">        String genre, int minimumRatings) {</w:t>
-      </w:r>
-    </w:p>
-    <w:p xmlns:w="http://schemas.openxmlformats.org/wordprocessingml/2006/main" xmlns:wpc="http://schemas.microsoft.com/office/word/2010/wordprocessingCanvas" xmlns:mo="http://schemas.microsoft.com/office/mac/office/2008/main" xmlns:mc="http://schemas.openxmlformats.org/markup-compatibility/2006" xmlns:mv="urn:schemas-microsoft-com:mac:vml" xmlns:o="urn:schemas-microsoft-com:office:office" xmlns:r="http://schemas.openxmlformats.org/officeDocument/2006/relationships" xmlns:m="http://schemas.openxmlformats.org/officeDocument/2006/math" xmlns:v="urn:schemas-microsoft-com:vml" xmlns:wp14="http://schemas.microsoft.com/office/word/2010/wordprocessingDrawing" xmlns:wp="http://schemas.openxmlformats.org/drawingml/2006/wordprocessingDrawing" xmlns:w10="urn:schemas-microsoft-com:office:word" xmlns:w14="http://schemas.microsoft.com/office/word/2010/wordml" xmlns:wpg="http://schemas.microsoft.com/office/word/2010/wordprocessingGroup" xmlns:wpi="http://schemas.microsoft.com/office/word/2010/wordprocessingInk" xmlns:wne="http://schemas.microsoft.com/office/word/2006/wordml" xmlns:wps="http://schemas.microsoft.com/office/word/2010/wordprocessingShape">
-      <w:pPr>
-        <w:keepLines/>
-        <w:spacing w:after="0" w:line="230" w:lineRule="exact"/>
-      </w:pPr>
-      <w:r>
-        <w:rPr>
-          <w:rFonts w:ascii="Consolas" w:hAnsi="Consolas"/>
-          <w:sz w:val="20"/>
-          <w:color w:val="000000"/>
-        </w:rPr>
-        <w:t xml:space="preserve">    Set&lt;Integer&gt; seen = new HashSet&lt;&gt;();</w:t>
-      </w:r>
-    </w:p>
-    <w:p xmlns:w="http://schemas.openxmlformats.org/wordprocessingml/2006/main" xmlns:wpc="http://schemas.microsoft.com/office/word/2010/wordprocessingCanvas" xmlns:mo="http://schemas.microsoft.com/office/mac/office/2008/main" xmlns:mc="http://schemas.openxmlformats.org/markup-compatibility/2006" xmlns:mv="urn:schemas-microsoft-com:mac:vml" xmlns:o="urn:schemas-microsoft-com:office:office" xmlns:r="http://schemas.openxmlformats.org/officeDocument/2006/relationships" xmlns:m="http://schemas.openxmlformats.org/officeDocument/2006/math" xmlns:v="urn:schemas-microsoft-com:vml" xmlns:wp14="http://schemas.microsoft.com/office/word/2010/wordprocessingDrawing" xmlns:wp="http://schemas.openxmlformats.org/drawingml/2006/wordprocessingDrawing" xmlns:w10="urn:schemas-microsoft-com:office:word" xmlns:w14="http://schemas.microsoft.com/office/word/2010/wordml" xmlns:wpg="http://schemas.microsoft.com/office/word/2010/wordprocessingGroup" xmlns:wpi="http://schemas.microsoft.com/office/word/2010/wordprocessingInk" xmlns:wne="http://schemas.microsoft.com/office/word/2006/wordml" xmlns:wps="http://schemas.microsoft.com/office/word/2010/wordprocessingShape">
-      <w:pPr>
-        <w:keepLines/>
-        <w:spacing w:after="0" w:line="230" w:lineRule="exact"/>
-      </w:pPr>
-      <w:r>
-        <w:rPr>
-          <w:rFonts w:ascii="Consolas" w:hAnsi="Consolas"/>
-          <w:sz w:val="20"/>
-          <w:color w:val="000000"/>
-        </w:rPr>
-        <w:t xml:space="preserve">    for (Rating r : model.histories.getOrDefault(id, List.of()))</w:t>
-      </w:r>
-    </w:p>
-    <w:p xmlns:w="http://schemas.openxmlformats.org/wordprocessingml/2006/main" xmlns:wpc="http://schemas.microsoft.com/office/word/2010/wordprocessingCanvas" xmlns:mo="http://schemas.microsoft.com/office/mac/office/2008/main" xmlns:mc="http://schemas.openxmlformats.org/markup-compatibility/2006" xmlns:mv="urn:schemas-microsoft-com:mac:vml" xmlns:o="urn:schemas-microsoft-com:office:office" xmlns:r="http://schemas.openxmlformats.org/officeDocument/2006/relationships" xmlns:m="http://schemas.openxmlformats.org/officeDocument/2006/math" xmlns:v="urn:schemas-microsoft-com:vml" xmlns:wp14="http://schemas.microsoft.com/office/word/2010/wordprocessingDrawing" xmlns:wp="http://schemas.openxmlformats.org/drawingml/2006/wordprocessingDrawing" xmlns:w10="urn:schemas-microsoft-com:office:word" xmlns:w14="http://schemas.microsoft.com/office/word/2010/wordml" xmlns:wpg="http://schemas.microsoft.com/office/word/2010/wordprocessingGroup" xmlns:wpi="http://schemas.microsoft.com/office/word/2010/wordprocessingInk" xmlns:wne="http://schemas.microsoft.com/office/word/2006/wordml" xmlns:wps="http://schemas.microsoft.com/office/word/2010/wordprocessingShape">
-      <w:pPr>
-        <w:keepLines/>
-        <w:spacing w:after="0" w:line="230" w:lineRule="exact"/>
-      </w:pPr>
-      <w:r>
-        <w:rPr>
-          <w:rFonts w:ascii="Consolas" w:hAnsi="Consolas"/>
-          <w:sz w:val="20"/>
-          <w:color w:val="000000"/>
-        </w:rPr>
-        <w:t xml:space="preserve">        seen.add(r.movieId());</w:t>
-      </w:r>
-    </w:p>
-    <w:p xmlns:w="http://schemas.openxmlformats.org/wordprocessingml/2006/main" xmlns:wpc="http://schemas.microsoft.com/office/word/2010/wordprocessingCanvas" xmlns:mo="http://schemas.microsoft.com/office/mac/office/2008/main" xmlns:mc="http://schemas.openxmlformats.org/markup-compatibility/2006" xmlns:mv="urn:schemas-microsoft-com:mac:vml" xmlns:o="urn:schemas-microsoft-com:office:office" xmlns:r="http://schemas.openxmlformats.org/officeDocument/2006/relationships" xmlns:m="http://schemas.openxmlformats.org/officeDocument/2006/math" xmlns:v="urn:schemas-microsoft-com:vml" xmlns:wp14="http://schemas.microsoft.com/office/word/2010/wordprocessingDrawing" xmlns:wp="http://schemas.openxmlformats.org/drawingml/2006/wordprocessingDrawing" xmlns:w10="urn:schemas-microsoft-com:office:word" xmlns:w14="http://schemas.microsoft.com/office/word/2010/wordml" xmlns:wpg="http://schemas.microsoft.com/office/word/2010/wordprocessingGroup" xmlns:wpi="http://schemas.microsoft.com/office/word/2010/wordprocessingInk" xmlns:wne="http://schemas.microsoft.com/office/word/2006/wordml" xmlns:wps="http://schemas.microsoft.com/office/word/2010/wordprocessingShape">
-      <w:pPr>
-        <w:keepLines/>
-        <w:spacing w:after="0" w:line="230" w:lineRule="exact"/>
-      </w:pPr>
-      <w:r>
-        <w:rPr>
-          <w:rFonts w:ascii="Consolas" w:hAnsi="Consolas"/>
-          <w:sz w:val="20"/>
-          <w:color w:val="000000"/>
-        </w:rPr>
-        <w:t xml:space="preserve">    return rank(model.users.get(id), seen, limit,</w:t>
-      </w:r>
-    </w:p>
-    <w:p xmlns:w="http://schemas.openxmlformats.org/wordprocessingml/2006/main" xmlns:wpc="http://schemas.microsoft.com/office/word/2010/wordprocessingCanvas" xmlns:mo="http://schemas.microsoft.com/office/mac/office/2008/main" xmlns:mc="http://schemas.openxmlformats.org/markup-compatibility/2006" xmlns:mv="urn:schemas-microsoft-com:mac:vml" xmlns:o="urn:schemas-microsoft-com:office:office" xmlns:r="http://schemas.openxmlformats.org/officeDocument/2006/relationships" xmlns:m="http://schemas.openxmlformats.org/officeDocument/2006/math" xmlns:v="urn:schemas-microsoft-com:vml" xmlns:wp14="http://schemas.microsoft.com/office/word/2010/wordprocessingDrawing" xmlns:wp="http://schemas.openxmlformats.org/drawingml/2006/wordprocessingDrawing" xmlns:w10="urn:schemas-microsoft-com:office:word" xmlns:w14="http://schemas.microsoft.com/office/word/2010/wordml" xmlns:wpg="http://schemas.microsoft.com/office/word/2010/wordprocessingGroup" xmlns:wpi="http://schemas.microsoft.com/office/word/2010/wordprocessingInk" xmlns:wne="http://schemas.microsoft.com/office/word/2006/wordml" xmlns:wps="http://schemas.microsoft.com/office/word/2010/wordprocessingShape">
-      <w:pPr>
-        <w:keepLines/>
-        <w:spacing w:after="0" w:line="230" w:lineRule="exact"/>
-      </w:pPr>
-      <w:r>
-        <w:rPr>
-          <w:rFonts w:ascii="Consolas" w:hAnsi="Consolas"/>
-          <w:sz w:val="20"/>
-          <w:color w:val="000000"/>
-        </w:rPr>
-        <w:t xml:space="preserve">                genre, minimumRatings);</w:t>
-      </w:r>
-    </w:p>
-    <w:p xmlns:w="http://schemas.openxmlformats.org/wordprocessingml/2006/main" xmlns:wpc="http://schemas.microsoft.com/office/word/2010/wordprocessingCanvas" xmlns:mo="http://schemas.microsoft.com/office/mac/office/2008/main" xmlns:mc="http://schemas.openxmlformats.org/markup-compatibility/2006" xmlns:mv="urn:schemas-microsoft-com:mac:vml" xmlns:o="urn:schemas-microsoft-com:office:office" xmlns:r="http://schemas.openxmlformats.org/officeDocument/2006/relationships" xmlns:m="http://schemas.openxmlformats.org/officeDocument/2006/math" xmlns:v="urn:schemas-microsoft-com:vml" xmlns:wp14="http://schemas.microsoft.com/office/word/2010/wordprocessingDrawing" xmlns:wp="http://schemas.openxmlformats.org/drawingml/2006/wordprocessingDrawing" xmlns:w10="urn:schemas-microsoft-com:office:word" xmlns:w14="http://schemas.microsoft.com/office/word/2010/wordml" xmlns:wpg="http://schemas.microsoft.com/office/word/2010/wordprocessingGroup" xmlns:wpi="http://schemas.microsoft.com/office/word/2010/wordprocessingInk" xmlns:wne="http://schemas.microsoft.com/office/word/2006/wordml" xmlns:wps="http://schemas.microsoft.com/office/word/2010/wordprocessingShape">
-      <w:pPr>
-        <w:keepLines/>
-        <w:spacing w:after="0" w:line="230" w:lineRule="exact"/>
-      </w:pPr>
-      <w:r>
-        <w:rPr>
-          <w:rFonts w:ascii="Consolas" w:hAnsi="Consolas"/>
-          <w:sz w:val="20"/>
-          <w:color w:val="000000"/>
-        </w:rPr>
-        <w:t>}</w:t>
-      </w:r>
-    </w:p>
-    <w:p xmlns:w="http://schemas.openxmlformats.org/wordprocessingml/2006/main" xmlns:wpc="http://schemas.microsoft.com/office/word/2010/wordprocessingCanvas" xmlns:mo="http://schemas.microsoft.com/office/mac/office/2008/main" xmlns:mc="http://schemas.openxmlformats.org/markup-compatibility/2006" xmlns:mv="urn:schemas-microsoft-com:mac:vml" xmlns:o="urn:schemas-microsoft-com:office:office" xmlns:r="http://schemas.openxmlformats.org/officeDocument/2006/relationships" xmlns:m="http://schemas.openxmlformats.org/officeDocument/2006/math" xmlns:v="urn:schemas-microsoft-com:vml" xmlns:wp14="http://schemas.microsoft.com/office/word/2010/wordprocessingDrawing" xmlns:wp="http://schemas.openxmlformats.org/drawingml/2006/wordprocessingDrawing" xmlns:w10="urn:schemas-microsoft-com:office:word" xmlns:w14="http://schemas.microsoft.com/office/word/2010/wordml" xmlns:wpg="http://schemas.microsoft.com/office/word/2010/wordprocessingGroup" xmlns:wpi="http://schemas.microsoft.com/office/word/2010/wordprocessingInk" xmlns:wne="http://schemas.microsoft.com/office/word/2006/wordml" xmlns:wps="http://schemas.microsoft.com/office/word/2010/wordprocessingShape">
-      <w:pPr>
-        <w:keepLines/>
-        <w:spacing w:after="0" w:line="230" w:lineRule="exact"/>
-      </w:pPr>
-      <w:r>
-        <w:rPr>
-          <w:rFonts w:ascii="Consolas" w:hAnsi="Consolas"/>
-          <w:sz w:val="20"/>
-          <w:color w:val="000000"/>
-        </w:rPr>
-        <w:t xml:space="preserve"> </w:t>
-      </w:r>
-    </w:p>
-    <w:p xmlns:w="http://schemas.openxmlformats.org/wordprocessingml/2006/main" xmlns:wpc="http://schemas.microsoft.com/office/word/2010/wordprocessingCanvas" xmlns:mo="http://schemas.microsoft.com/office/mac/office/2008/main" xmlns:mc="http://schemas.openxmlformats.org/markup-compatibility/2006" xmlns:mv="urn:schemas-microsoft-com:mac:vml" xmlns:o="urn:schemas-microsoft-com:office:office" xmlns:r="http://schemas.openxmlformats.org/officeDocument/2006/relationships" xmlns:m="http://schemas.openxmlformats.org/officeDocument/2006/math" xmlns:v="urn:schemas-microsoft-com:vml" xmlns:wp14="http://schemas.microsoft.com/office/word/2010/wordprocessingDrawing" xmlns:wp="http://schemas.openxmlformats.org/drawingml/2006/wordprocessingDrawing" xmlns:w10="urn:schemas-microsoft-com:office:word" xmlns:w14="http://schemas.microsoft.com/office/word/2010/wordml" xmlns:wpg="http://schemas.microsoft.com/office/word/2010/wordprocessingGroup" xmlns:wpi="http://schemas.microsoft.com/office/word/2010/wordprocessingInk" xmlns:wne="http://schemas.microsoft.com/office/word/2006/wordml" xmlns:wps="http://schemas.microsoft.com/office/word/2010/wordprocessingShape">
-      <w:pPr>
-        <w:keepLines/>
-        <w:spacing w:after="0" w:line="230" w:lineRule="exact"/>
-      </w:pPr>
-      <w:r>
-        <w:rPr>
-          <w:rFonts w:ascii="Consolas" w:hAnsi="Consolas"/>
-          <w:sz w:val="20"/>
-          <w:color w:val="000000"/>
-        </w:rPr>
-        <w:t>static double dot(double[] a, double[] b) {</w:t>
-      </w:r>
-    </w:p>
-    <w:p xmlns:w="http://schemas.openxmlformats.org/wordprocessingml/2006/main" xmlns:wpc="http://schemas.microsoft.com/office/word/2010/wordprocessingCanvas" xmlns:mo="http://schemas.microsoft.com/office/mac/office/2008/main" xmlns:mc="http://schemas.openxmlformats.org/markup-compatibility/2006" xmlns:mv="urn:schemas-microsoft-com:mac:vml" xmlns:o="urn:schemas-microsoft-com:office:office" xmlns:r="http://schemas.openxmlformats.org/officeDocument/2006/relationships" xmlns:m="http://schemas.openxmlformats.org/officeDocument/2006/math" xmlns:v="urn:schemas-microsoft-com:vml" xmlns:wp14="http://schemas.microsoft.com/office/word/2010/wordprocessingDrawing" xmlns:wp="http://schemas.openxmlformats.org/drawingml/2006/wordprocessingDrawing" xmlns:w10="urn:schemas-microsoft-com:office:word" xmlns:w14="http://schemas.microsoft.com/office/word/2010/wordml" xmlns:wpg="http://schemas.microsoft.com/office/word/2010/wordprocessingGroup" xmlns:wpi="http://schemas.microsoft.com/office/word/2010/wordprocessingInk" xmlns:wne="http://schemas.microsoft.com/office/word/2006/wordml" xmlns:wps="http://schemas.microsoft.com/office/word/2010/wordprocessingShape">
-      <w:pPr>
-        <w:keepLines/>
-        <w:spacing w:after="0" w:line="230" w:lineRule="exact"/>
-      </w:pPr>
-      <w:r>
-        <w:rPr>
-          <w:rFonts w:ascii="Consolas" w:hAnsi="Consolas"/>
-          <w:sz w:val="20"/>
-          <w:color w:val="000000"/>
-        </w:rPr>
-        <w:t xml:space="preserve">    double sum = 0;</w:t>
-      </w:r>
-    </w:p>
-    <w:p xmlns:w="http://schemas.openxmlformats.org/wordprocessingml/2006/main" xmlns:wpc="http://schemas.microsoft.com/office/word/2010/wordprocessingCanvas" xmlns:mo="http://schemas.microsoft.com/office/mac/office/2008/main" xmlns:mc="http://schemas.openxmlformats.org/markup-compatibility/2006" xmlns:mv="urn:schemas-microsoft-com:mac:vml" xmlns:o="urn:schemas-microsoft-com:office:office" xmlns:r="http://schemas.openxmlformats.org/officeDocument/2006/relationships" xmlns:m="http://schemas.openxmlformats.org/officeDocument/2006/math" xmlns:v="urn:schemas-microsoft-com:vml" xmlns:wp14="http://schemas.microsoft.com/office/word/2010/wordprocessingDrawing" xmlns:wp="http://schemas.openxmlformats.org/drawingml/2006/wordprocessingDrawing" xmlns:w10="urn:schemas-microsoft-com:office:word" xmlns:w14="http://schemas.microsoft.com/office/word/2010/wordml" xmlns:wpg="http://schemas.microsoft.com/office/word/2010/wordprocessingGroup" xmlns:wpi="http://schemas.microsoft.com/office/word/2010/wordprocessingInk" xmlns:wne="http://schemas.microsoft.com/office/word/2006/wordml" xmlns:wps="http://schemas.microsoft.com/office/word/2010/wordprocessingShape">
-      <w:pPr>
-        <w:keepLines/>
-        <w:spacing w:after="0" w:line="230" w:lineRule="exact"/>
-      </w:pPr>
-      <w:r>
-        <w:rPr>
-          <w:rFonts w:ascii="Consolas" w:hAnsi="Consolas"/>
-          <w:sz w:val="20"/>
-          <w:color w:val="000000"/>
-        </w:rPr>
-        <w:t xml:space="preserve">    for (int i = 0; i &lt; a.length; i++) sum += a[i] * b[i];</w:t>
-      </w:r>
-    </w:p>
-    <w:p xmlns:w="http://schemas.openxmlformats.org/wordprocessingml/2006/main" xmlns:wpc="http://schemas.microsoft.com/office/word/2010/wordprocessingCanvas" xmlns:mo="http://schemas.microsoft.com/office/mac/office/2008/main" xmlns:mc="http://schemas.openxmlformats.org/markup-compatibility/2006" xmlns:mv="urn:schemas-microsoft-com:mac:vml" xmlns:o="urn:schemas-microsoft-com:office:office" xmlns:r="http://schemas.openxmlformats.org/officeDocument/2006/relationships" xmlns:m="http://schemas.openxmlformats.org/officeDocument/2006/math" xmlns:v="urn:schemas-microsoft-com:vml" xmlns:wp14="http://schemas.microsoft.com/office/word/2010/wordprocessingDrawing" xmlns:wp="http://schemas.openxmlformats.org/drawingml/2006/wordprocessingDrawing" xmlns:w10="urn:schemas-microsoft-com:office:word" xmlns:w14="http://schemas.microsoft.com/office/word/2010/wordml" xmlns:wpg="http://schemas.microsoft.com/office/word/2010/wordprocessingGroup" xmlns:wpi="http://schemas.microsoft.com/office/word/2010/wordprocessingInk" xmlns:wne="http://schemas.microsoft.com/office/word/2006/wordml" xmlns:wps="http://schemas.microsoft.com/office/word/2010/wordprocessingShape">
-      <w:pPr>
-        <w:keepLines/>
-        <w:spacing w:after="0" w:line="230" w:lineRule="exact"/>
-      </w:pPr>
-      <w:r>
-        <w:rPr>
-          <w:rFonts w:ascii="Consolas" w:hAnsi="Consolas"/>
-          <w:sz w:val="20"/>
-          <w:color w:val="000000"/>
-        </w:rPr>
-        <w:t xml:space="preserve">    return sum;</w:t>
-      </w:r>
-    </w:p>
-    <w:p xmlns:w="http://schemas.openxmlformats.org/wordprocessingml/2006/main" xmlns:wpc="http://schemas.microsoft.com/office/word/2010/wordprocessingCanvas" xmlns:mo="http://schemas.microsoft.com/office/mac/office/2008/main" xmlns:mc="http://schemas.openxmlformats.org/markup-compatibility/2006" xmlns:mv="urn:schemas-microsoft-com:mac:vml" xmlns:o="urn:schemas-microsoft-com:office:office" xmlns:r="http://schemas.openxmlformats.org/officeDocument/2006/relationships" xmlns:m="http://schemas.openxmlformats.org/officeDocument/2006/math" xmlns:v="urn:schemas-microsoft-com:vml" xmlns:wp14="http://schemas.microsoft.com/office/word/2010/wordprocessingDrawing" xmlns:wp="http://schemas.openxmlformats.org/drawingml/2006/wordprocessingDrawing" xmlns:w10="urn:schemas-microsoft-com:office:word" xmlns:w14="http://schemas.microsoft.com/office/word/2010/wordml" xmlns:wpg="http://schemas.microsoft.com/office/word/2010/wordprocessingGroup" xmlns:wpi="http://schemas.microsoft.com/office/word/2010/wordprocessingInk" xmlns:wne="http://schemas.microsoft.com/office/word/2006/wordml" xmlns:wps="http://schemas.microsoft.com/office/word/2010/wordprocessingShape">
-      <w:pPr>
-        <w:keepLines/>
-        <w:spacing w:after="0" w:line="230" w:lineRule="exact"/>
-      </w:pPr>
-      <w:r>
-        <w:rPr>
-          <w:rFonts w:ascii="Consolas" w:hAnsi="Consolas"/>
-          <w:sz w:val="20"/>
-          <w:color w:val="000000"/>
-        </w:rPr>
-        <w:t>}</w:t>
-      </w:r>
-    </w:p>
-    <w:p xmlns:w="http://schemas.openxmlformats.org/wordprocessingml/2006/main" xmlns:wpc="http://schemas.microsoft.com/office/word/2010/wordprocessingCanvas" xmlns:mo="http://schemas.microsoft.com/office/mac/office/2008/main" xmlns:mc="http://schemas.openxmlformats.org/markup-compatibility/2006" xmlns:mv="urn:schemas-microsoft-com:mac:vml" xmlns:o="urn:schemas-microsoft-com:office:office" xmlns:r="http://schemas.openxmlformats.org/officeDocument/2006/relationships" xmlns:m="http://schemas.openxmlformats.org/officeDocument/2006/math" xmlns:v="urn:schemas-microsoft-com:vml" xmlns:wp14="http://schemas.microsoft.com/office/word/2010/wordprocessingDrawing" xmlns:wp="http://schemas.openxmlformats.org/drawingml/2006/wordprocessingDrawing" xmlns:w10="urn:schemas-microsoft-com:office:word" xmlns:w14="http://schemas.microsoft.com/office/word/2010/wordml" xmlns:wpg="http://schemas.microsoft.com/office/word/2010/wordprocessingGroup" xmlns:wpi="http://schemas.microsoft.com/office/word/2010/wordprocessingInk" xmlns:wne="http://schemas.microsoft.com/office/word/2006/wordml" xmlns:wps="http://schemas.microsoft.com/office/word/2010/wordprocessingShape">
-      <w:pPr>
-        <w:keepNext/>
-        <w:pageBreakBefore/>
-        <w:spacing w:before="120" w:after="80"/>
-      </w:pPr>
-      <w:r>
-        <w:rPr>
-          <w:rFonts w:ascii="Times New Roman" w:hAnsi="Times New Roman"/>
-          <w:sz w:val="32"/>
-          <w:color w:val="000000"/>
-          <w:b/>
-        </w:rPr>
-        <w:t>7 Selected Java Source Code</w:t>
-      </w:r>
-    </w:p>
-    <w:p xmlns:w="http://schemas.openxmlformats.org/wordprocessingml/2006/main" xmlns:wpc="http://schemas.microsoft.com/office/word/2010/wordprocessingCanvas" xmlns:mo="http://schemas.microsoft.com/office/mac/office/2008/main" xmlns:mc="http://schemas.openxmlformats.org/markup-compatibility/2006" xmlns:mv="urn:schemas-microsoft-com:mac:vml" xmlns:o="urn:schemas-microsoft-com:office:office" xmlns:r="http://schemas.openxmlformats.org/officeDocument/2006/relationships" xmlns:m="http://schemas.openxmlformats.org/officeDocument/2006/math" xmlns:v="urn:schemas-microsoft-com:vml" xmlns:wp14="http://schemas.microsoft.com/office/word/2010/wordprocessingDrawing" xmlns:wp="http://schemas.openxmlformats.org/drawingml/2006/wordprocessingDrawing" xmlns:w10="urn:schemas-microsoft-com:office:word" xmlns:w14="http://schemas.microsoft.com/office/word/2010/wordml" xmlns:wpg="http://schemas.microsoft.com/office/word/2010/wordprocessingGroup" xmlns:wpi="http://schemas.microsoft.com/office/word/2010/wordprocessingInk" xmlns:wne="http://schemas.microsoft.com/office/word/2006/wordml" xmlns:wps="http://schemas.microsoft.com/office/word/2010/wordprocessingShape">
-      <w:pPr>
-        <w:spacing w:after="100"/>
-      </w:pPr>
-      <w:r>
-        <w:rPr>
-          <w:rFonts w:ascii="Times New Roman" w:hAnsi="Times New Roman"/>
-          <w:b w:val="0"/>
-          <w:sz w:val="24"/>
-          <w:color w:val="000000"/>
-        </w:rPr>
-        <w:t>The excerpts below come from the submitted implementation. They show the main Spark model and the new-user calculation; the repository contains the complete source, validation, CSV preparation and HTTP server.</w:t>
-      </w:r>
-    </w:p>
-    <w:p xmlns:w="http://schemas.openxmlformats.org/wordprocessingml/2006/main" xmlns:wpc="http://schemas.microsoft.com/office/word/2010/wordprocessingCanvas" xmlns:mo="http://schemas.microsoft.com/office/mac/office/2008/main" xmlns:mc="http://schemas.openxmlformats.org/markup-compatibility/2006" xmlns:mv="urn:schemas-microsoft-com:mac:vml" xmlns:o="urn:schemas-microsoft-com:office:office" xmlns:r="http://schemas.openxmlformats.org/officeDocument/2006/relationships" xmlns:m="http://schemas.openxmlformats.org/officeDocument/2006/math" xmlns:v="urn:schemas-microsoft-com:vml" xmlns:wp14="http://schemas.microsoft.com/office/word/2010/wordprocessingDrawing" xmlns:wp="http://schemas.openxmlformats.org/drawingml/2006/wordprocessingDrawing" xmlns:w10="urn:schemas-microsoft-com:office:word" xmlns:w14="http://schemas.microsoft.com/office/word/2010/wordml" xmlns:wpg="http://schemas.microsoft.com/office/word/2010/wordprocessingGroup" xmlns:wpi="http://schemas.microsoft.com/office/word/2010/wordprocessingInk" xmlns:wne="http://schemas.microsoft.com/office/word/2006/wordml" xmlns:wps="http://schemas.microsoft.com/office/word/2010/wordprocessingShape">
-      <w:pPr>
-        <w:keepNext/>
-        <w:pageBreakBefore w:val="0"/>
-        <w:spacing w:before="120" w:after="80"/>
-      </w:pPr>
-      <w:r>
-        <w:rPr>
-          <w:rFonts w:ascii="Times New Roman" w:hAnsi="Times New Roman"/>
-          <w:sz w:val="32"/>
-          <w:color w:val="000000"/>
-          <w:b/>
-        </w:rPr>
-        <w:t>7.1 Training and evaluation</w:t>
-      </w:r>
-    </w:p>
-    <w:p xmlns:w="http://schemas.openxmlformats.org/wordprocessingml/2006/main" xmlns:wpc="http://schemas.microsoft.com/office/word/2010/wordprocessingCanvas" xmlns:mo="http://schemas.microsoft.com/office/mac/office/2008/main" xmlns:mc="http://schemas.openxmlformats.org/markup-compatibility/2006" xmlns:mv="urn:schemas-microsoft-com:mac:vml" xmlns:o="urn:schemas-microsoft-com:office:office" xmlns:r="http://schemas.openxmlformats.org/officeDocument/2006/relationships" xmlns:m="http://schemas.openxmlformats.org/officeDocument/2006/math" xmlns:v="urn:schemas-microsoft-com:vml" xmlns:wp14="http://schemas.microsoft.com/office/word/2010/wordprocessingDrawing" xmlns:wp="http://schemas.openxmlformats.org/drawingml/2006/wordprocessingDrawing" xmlns:w10="urn:schemas-microsoft-com:office:word" xmlns:w14="http://schemas.microsoft.com/office/word/2010/wordml" xmlns:wpg="http://schemas.microsoft.com/office/word/2010/wordprocessingGroup" xmlns:wpi="http://schemas.microsoft.com/office/word/2010/wordprocessingInk" xmlns:wne="http://schemas.microsoft.com/office/word/2006/wordml" xmlns:wps="http://schemas.microsoft.com/office/word/2010/wordprocessingShape">
-      <w:pPr>
-        <w:keepLines/>
-        <w:spacing w:after="0" w:line="230" w:lineRule="exact"/>
-      </w:pPr>
-      <w:r>
-        <w:rPr>
-          <w:rFonts w:ascii="Consolas" w:hAnsi="Consolas"/>
-          <w:sz w:val="20"/>
-          <w:color w:val="000000"/>
-        </w:rPr>
-        <w:t>ALS als = new ALS()</w:t>
-      </w:r>
-    </w:p>
-    <w:p xmlns:w="http://schemas.openxmlformats.org/wordprocessingml/2006/main" xmlns:wpc="http://schemas.microsoft.com/office/word/2010/wordprocessingCanvas" xmlns:mo="http://schemas.microsoft.com/office/mac/office/2008/main" xmlns:mc="http://schemas.openxmlformats.org/markup-compatibility/2006" xmlns:mv="urn:schemas-microsoft-com:mac:vml" xmlns:o="urn:schemas-microsoft-com:office:office" xmlns:r="http://schemas.openxmlformats.org/officeDocument/2006/relationships" xmlns:m="http://schemas.openxmlformats.org/officeDocument/2006/math" xmlns:v="urn:schemas-microsoft-com:vml" xmlns:wp14="http://schemas.microsoft.com/office/word/2010/wordprocessingDrawing" xmlns:wp="http://schemas.openxmlformats.org/drawingml/2006/wordprocessingDrawing" xmlns:w10="urn:schemas-microsoft-com:office:word" xmlns:w14="http://schemas.microsoft.com/office/word/2010/wordml" xmlns:wpg="http://schemas.microsoft.com/office/word/2010/wordprocessingGroup" xmlns:wpi="http://schemas.microsoft.com/office/word/2010/wordprocessingInk" xmlns:wne="http://schemas.microsoft.com/office/word/2006/wordml" xmlns:wps="http://schemas.microsoft.com/office/word/2010/wordprocessingShape">
-      <w:pPr>
-        <w:keepLines/>
-        <w:spacing w:after="0" w:line="230" w:lineRule="exact"/>
-      </w:pPr>
-      <w:r>
-        <w:rPr>
-          <w:rFonts w:ascii="Consolas" w:hAnsi="Consolas"/>
-          <w:sz w:val="20"/>
-          <w:color w:val="000000"/>
-        </w:rPr>
-        <w:t xml:space="preserve">    .setUserCol("userId").setItemCol("movieId")</w:t>
-      </w:r>
-    </w:p>
-    <w:p xmlns:w="http://schemas.openxmlformats.org/wordprocessingml/2006/main" xmlns:wpc="http://schemas.microsoft.com/office/word/2010/wordprocessingCanvas" xmlns:mo="http://schemas.microsoft.com/office/mac/office/2008/main" xmlns:mc="http://schemas.openxmlformats.org/markup-compatibility/2006" xmlns:mv="urn:schemas-microsoft-com:mac:vml" xmlns:o="urn:schemas-microsoft-com:office:office" xmlns:r="http://schemas.openxmlformats.org/officeDocument/2006/relationships" xmlns:m="http://schemas.openxmlformats.org/officeDocument/2006/math" xmlns:v="urn:schemas-microsoft-com:vml" xmlns:wp14="http://schemas.microsoft.com/office/word/2010/wordprocessingDrawing" xmlns:wp="http://schemas.openxmlformats.org/drawingml/2006/wordprocessingDrawing" xmlns:w10="urn:schemas-microsoft-com:office:word" xmlns:w14="http://schemas.microsoft.com/office/word/2010/wordml" xmlns:wpg="http://schemas.microsoft.com/office/word/2010/wordprocessingGroup" xmlns:wpi="http://schemas.microsoft.com/office/word/2010/wordprocessingInk" xmlns:wne="http://schemas.microsoft.com/office/word/2006/wordml" xmlns:wps="http://schemas.microsoft.com/office/word/2010/wordprocessingShape">
-      <w:pPr>
-        <w:keepLines/>
-        <w:spacing w:after="0" w:line="230" w:lineRule="exact"/>
-      </w:pPr>
-      <w:r>
-        <w:rPr>
-          <w:rFonts w:ascii="Consolas" w:hAnsi="Consolas"/>
-          <w:sz w:val="20"/>
-          <w:color w:val="000000"/>
-        </w:rPr>
-        <w:t xml:space="preserve">    .setRatingCol("rating")</w:t>
-      </w:r>
-    </w:p>
-    <w:p xmlns:w="http://schemas.openxmlformats.org/wordprocessingml/2006/main" xmlns:wpc="http://schemas.microsoft.com/office/word/2010/wordprocessingCanvas" xmlns:mo="http://schemas.microsoft.com/office/mac/office/2008/main" xmlns:mc="http://schemas.openxmlformats.org/markup-compatibility/2006" xmlns:mv="urn:schemas-microsoft-com:mac:vml" xmlns:o="urn:schemas-microsoft-com:office:office" xmlns:r="http://schemas.openxmlformats.org/officeDocument/2006/relationships" xmlns:m="http://schemas.openxmlformats.org/officeDocument/2006/math" xmlns:v="urn:schemas-microsoft-com:vml" xmlns:wp14="http://schemas.microsoft.com/office/word/2010/wordprocessingDrawing" xmlns:wp="http://schemas.openxmlformats.org/drawingml/2006/wordprocessingDrawing" xmlns:w10="urn:schemas-microsoft-com:office:word" xmlns:w14="http://schemas.microsoft.com/office/word/2010/wordml" xmlns:wpg="http://schemas.microsoft.com/office/word/2010/wordprocessingGroup" xmlns:wpi="http://schemas.microsoft.com/office/word/2010/wordprocessingInk" xmlns:wne="http://schemas.microsoft.com/office/word/2006/wordml" xmlns:wps="http://schemas.microsoft.com/office/word/2010/wordprocessingShape">
-      <w:pPr>
-        <w:keepLines/>
-        <w:spacing w:after="0" w:line="230" w:lineRule="exact"/>
-      </w:pPr>
-      <w:r>
-        <w:rPr>
-          <w:rFonts w:ascii="Consolas" w:hAnsi="Consolas"/>
-          <w:sz w:val="20"/>
-          <w:color w:val="000000"/>
-        </w:rPr>
-        <w:t xml:space="preserve">    .setRank(rank).setMaxIter(iterations)</w:t>
-      </w:r>
-    </w:p>
-    <w:p xmlns:w="http://schemas.openxmlformats.org/wordprocessingml/2006/main" xmlns:wpc="http://schemas.microsoft.com/office/word/2010/wordprocessingCanvas" xmlns:mo="http://schemas.microsoft.com/office/mac/office/2008/main" xmlns:mc="http://schemas.openxmlformats.org/markup-compatibility/2006" xmlns:mv="urn:schemas-microsoft-com:mac:vml" xmlns:o="urn:schemas-microsoft-com:office:office" xmlns:r="http://schemas.openxmlformats.org/officeDocument/2006/relationships" xmlns:m="http://schemas.openxmlformats.org/officeDocument/2006/math" xmlns:v="urn:schemas-microsoft-com:vml" xmlns:wp14="http://schemas.microsoft.com/office/word/2010/wordprocessingDrawing" xmlns:wp="http://schemas.openxmlformats.org/drawingml/2006/wordprocessingDrawing" xmlns:w10="urn:schemas-microsoft-com:office:word" xmlns:w14="http://schemas.microsoft.com/office/word/2010/wordml" xmlns:wpg="http://schemas.microsoft.com/office/word/2010/wordprocessingGroup" xmlns:wpi="http://schemas.microsoft.com/office/word/2010/wordprocessingInk" xmlns:wne="http://schemas.microsoft.com/office/word/2006/wordml" xmlns:wps="http://schemas.microsoft.com/office/word/2010/wordprocessingShape">
-      <w:pPr>
-        <w:keepLines/>
-        <w:spacing w:after="0" w:line="230" w:lineRule="exact"/>
-      </w:pPr>
-      <w:r>
-        <w:rPr>
-          <w:rFonts w:ascii="Consolas" w:hAnsi="Consolas"/>
-          <w:sz w:val="20"/>
-          <w:color w:val="000000"/>
-        </w:rPr>
-        <w:t xml:space="preserve">    .setRegParam(regularization).setSeed(42L)</w:t>
-      </w:r>
-    </w:p>
-    <w:p xmlns:w="http://schemas.openxmlformats.org/wordprocessingml/2006/main" xmlns:wpc="http://schemas.microsoft.com/office/word/2010/wordprocessingCanvas" xmlns:mo="http://schemas.microsoft.com/office/mac/office/2008/main" xmlns:mc="http://schemas.openxmlformats.org/markup-compatibility/2006" xmlns:mv="urn:schemas-microsoft-com:mac:vml" xmlns:o="urn:schemas-microsoft-com:office:office" xmlns:r="http://schemas.openxmlformats.org/officeDocument/2006/relationships" xmlns:m="http://schemas.openxmlformats.org/officeDocument/2006/math" xmlns:v="urn:schemas-microsoft-com:vml" xmlns:wp14="http://schemas.microsoft.com/office/word/2010/wordprocessingDrawing" xmlns:wp="http://schemas.openxmlformats.org/drawingml/2006/wordprocessingDrawing" xmlns:w10="urn:schemas-microsoft-com:office:word" xmlns:w14="http://schemas.microsoft.com/office/word/2010/wordml" xmlns:wpg="http://schemas.microsoft.com/office/word/2010/wordprocessingGroup" xmlns:wpi="http://schemas.microsoft.com/office/word/2010/wordprocessingInk" xmlns:wne="http://schemas.microsoft.com/office/word/2006/wordml" xmlns:wps="http://schemas.microsoft.com/office/word/2010/wordprocessingShape">
-      <w:pPr>
-        <w:keepLines/>
-        <w:spacing w:after="0" w:line="230" w:lineRule="exact"/>
-      </w:pPr>
-      <w:r>
-        <w:rPr>
-          <w:rFonts w:ascii="Consolas" w:hAnsi="Consolas"/>
-          <w:sz w:val="20"/>
-          <w:color w:val="000000"/>
-        </w:rPr>
-        <w:t xml:space="preserve">    .setNumUserBlocks(4).setNumItemBlocks(4)</w:t>
-      </w:r>
-    </w:p>
-    <w:p xmlns:w="http://schemas.openxmlformats.org/wordprocessingml/2006/main" xmlns:wpc="http://schemas.microsoft.com/office/word/2010/wordprocessingCanvas" xmlns:mo="http://schemas.microsoft.com/office/mac/office/2008/main" xmlns:mc="http://schemas.openxmlformats.org/markup-compatibility/2006" xmlns:mv="urn:schemas-microsoft-com:mac:vml" xmlns:o="urn:schemas-microsoft-com:office:office" xmlns:r="http://schemas.openxmlformats.org/officeDocument/2006/relationships" xmlns:m="http://schemas.openxmlformats.org/officeDocument/2006/math" xmlns:v="urn:schemas-microsoft-com:vml" xmlns:wp14="http://schemas.microsoft.com/office/word/2010/wordprocessingDrawing" xmlns:wp="http://schemas.openxmlformats.org/drawingml/2006/wordprocessingDrawing" xmlns:w10="urn:schemas-microsoft-com:office:word" xmlns:w14="http://schemas.microsoft.com/office/word/2010/wordml" xmlns:wpg="http://schemas.microsoft.com/office/word/2010/wordprocessingGroup" xmlns:wpi="http://schemas.microsoft.com/office/word/2010/wordprocessingInk" xmlns:wne="http://schemas.microsoft.com/office/word/2006/wordml" xmlns:wps="http://schemas.microsoft.com/office/word/2010/wordprocessingShape">
-      <w:pPr>
-        <w:keepLines/>
-        <w:spacing w:after="0" w:line="230" w:lineRule="exact"/>
-      </w:pPr>
-      <w:r>
-        <w:rPr>
-          <w:rFonts w:ascii="Consolas" w:hAnsi="Consolas"/>
-          <w:sz w:val="20"/>
-          <w:color w:val="000000"/>
-        </w:rPr>
-        <w:t xml:space="preserve">    .setColdStartStrategy("drop")</w:t>
-      </w:r>
-    </w:p>
-    <w:p xmlns:w="http://schemas.openxmlformats.org/wordprocessingml/2006/main" xmlns:wpc="http://schemas.microsoft.com/office/word/2010/wordprocessingCanvas" xmlns:mo="http://schemas.microsoft.com/office/mac/office/2008/main" xmlns:mc="http://schemas.openxmlformats.org/markup-compatibility/2006" xmlns:mv="urn:schemas-microsoft-com:mac:vml" xmlns:o="urn:schemas-microsoft-com:office:office" xmlns:r="http://schemas.openxmlformats.org/officeDocument/2006/relationships" xmlns:m="http://schemas.openxmlformats.org/officeDocument/2006/math" xmlns:v="urn:schemas-microsoft-com:vml" xmlns:wp14="http://schemas.microsoft.com/office/word/2010/wordprocessingDrawing" xmlns:wp="http://schemas.openxmlformats.org/drawingml/2006/wordprocessingDrawing" xmlns:w10="urn:schemas-microsoft-com:office:word" xmlns:w14="http://schemas.microsoft.com/office/word/2010/wordml" xmlns:wpg="http://schemas.microsoft.com/office/word/2010/wordprocessingGroup" xmlns:wpi="http://schemas.microsoft.com/office/word/2010/wordprocessingInk" xmlns:wne="http://schemas.microsoft.com/office/word/2006/wordml" xmlns:wps="http://schemas.microsoft.com/office/word/2010/wordprocessingShape">
-      <w:pPr>
-        <w:keepLines/>
-        <w:spacing w:after="0" w:line="230" w:lineRule="exact"/>
-      </w:pPr>
-      <w:r>
-        <w:rPr>
-          <w:rFonts w:ascii="Consolas" w:hAnsi="Consolas"/>
-          <w:sz w:val="20"/>
-          <w:color w:val="000000"/>
-        </w:rPr>
-        <w:t xml:space="preserve">    .setImplicitPrefs(false);</w:t>
-      </w:r>
-    </w:p>
-    <w:p xmlns:w="http://schemas.openxmlformats.org/wordprocessingml/2006/main" xmlns:wpc="http://schemas.microsoft.com/office/word/2010/wordprocessingCanvas" xmlns:mo="http://schemas.microsoft.com/office/mac/office/2008/main" xmlns:mc="http://schemas.openxmlformats.org/markup-compatibility/2006" xmlns:mv="urn:schemas-microsoft-com:mac:vml" xmlns:o="urn:schemas-microsoft-com:office:office" xmlns:r="http://schemas.openxmlformats.org/officeDocument/2006/relationships" xmlns:m="http://schemas.openxmlformats.org/officeDocument/2006/math" xmlns:v="urn:schemas-microsoft-com:vml" xmlns:wp14="http://schemas.microsoft.com/office/word/2010/wordprocessingDrawing" xmlns:wp="http://schemas.openxmlformats.org/drawingml/2006/wordprocessingDrawing" xmlns:w10="urn:schemas-microsoft-com:office:word" xmlns:w14="http://schemas.microsoft.com/office/word/2010/wordml" xmlns:wpg="http://schemas.microsoft.com/office/word/2010/wordprocessingGroup" xmlns:wpi="http://schemas.microsoft.com/office/word/2010/wordprocessingInk" xmlns:wne="http://schemas.microsoft.com/office/word/2006/wordml" xmlns:wps="http://schemas.microsoft.com/office/word/2010/wordprocessingShape">
-      <w:pPr>
-        <w:keepLines/>
-        <w:spacing w:after="0" w:line="230" w:lineRule="exact"/>
-      </w:pPr>
-      <w:r>
-        <w:rPr>
-          <w:rFonts w:ascii="Consolas" w:hAnsi="Consolas"/>
-          <w:sz w:val="20"/>
-          <w:color w:val="000000"/>
-        </w:rPr>
-        <w:t>ALSModel evalModel = als.fit(train);</w:t>
-      </w:r>
-    </w:p>
-    <w:p xmlns:w="http://schemas.openxmlformats.org/wordprocessingml/2006/main" xmlns:wpc="http://schemas.microsoft.com/office/word/2010/wordprocessingCanvas" xmlns:mo="http://schemas.microsoft.com/office/mac/office/2008/main" xmlns:mc="http://schemas.openxmlformats.org/markup-compatibility/2006" xmlns:mv="urn:schemas-microsoft-com:mac:vml" xmlns:o="urn:schemas-microsoft-com:office:office" xmlns:r="http://schemas.openxmlformats.org/officeDocument/2006/relationships" xmlns:m="http://schemas.openxmlformats.org/officeDocument/2006/math" xmlns:v="urn:schemas-microsoft-com:vml" xmlns:wp14="http://schemas.microsoft.com/office/word/2010/wordprocessingDrawing" xmlns:wp="http://schemas.openxmlformats.org/drawingml/2006/wordprocessingDrawing" xmlns:w10="urn:schemas-microsoft-com:office:word" xmlns:w14="http://schemas.microsoft.com/office/word/2010/wordml" xmlns:wpg="http://schemas.microsoft.com/office/word/2010/wordprocessingGroup" xmlns:wpi="http://schemas.microsoft.com/office/word/2010/wordprocessingInk" xmlns:wne="http://schemas.microsoft.com/office/word/2006/wordml" xmlns:wps="http://schemas.microsoft.com/office/word/2010/wordprocessingShape">
-      <w:pPr>
-        <w:keepLines/>
-        <w:spacing w:after="0" w:line="230" w:lineRule="exact"/>
-      </w:pPr>
-      <w:r>
-        <w:rPr>
-          <w:rFonts w:ascii="Consolas" w:hAnsi="Consolas"/>
-          <w:sz w:val="20"/>
-          <w:color w:val="000000"/>
-        </w:rPr>
-        <w:t>Dataset&lt;Row&gt; predictions = evalModel.transform(test)</w:t>
-      </w:r>
-    </w:p>
-    <w:p xmlns:w="http://schemas.openxmlformats.org/wordprocessingml/2006/main" xmlns:wpc="http://schemas.microsoft.com/office/word/2010/wordprocessingCanvas" xmlns:mo="http://schemas.microsoft.com/office/mac/office/2008/main" xmlns:mc="http://schemas.openxmlformats.org/markup-compatibility/2006" xmlns:mv="urn:schemas-microsoft-com:mac:vml" xmlns:o="urn:schemas-microsoft-com:office:office" xmlns:r="http://schemas.openxmlformats.org/officeDocument/2006/relationships" xmlns:m="http://schemas.openxmlformats.org/officeDocument/2006/math" xmlns:v="urn:schemas-microsoft-com:vml" xmlns:wp14="http://schemas.microsoft.com/office/word/2010/wordprocessingDrawing" xmlns:wp="http://schemas.openxmlformats.org/drawingml/2006/wordprocessingDrawing" xmlns:w10="urn:schemas-microsoft-com:office:word" xmlns:w14="http://schemas.microsoft.com/office/word/2010/wordml" xmlns:wpg="http://schemas.microsoft.com/office/word/2010/wordprocessingGroup" xmlns:wpi="http://schemas.microsoft.com/office/word/2010/wordprocessingInk" xmlns:wne="http://schemas.microsoft.com/office/word/2006/wordml" xmlns:wps="http://schemas.microsoft.com/office/word/2010/wordprocessingShape">
-      <w:pPr>
-        <w:keepLines/>
-        <w:spacing w:after="0" w:line="230" w:lineRule="exact"/>
-      </w:pPr>
-      <w:r>
-        <w:rPr>
-          <w:rFonts w:ascii="Consolas" w:hAnsi="Consolas"/>
-          <w:sz w:val="20"/>
-          <w:color w:val="000000"/>
-        </w:rPr>
-        <w:t xml:space="preserve">    .persist(StorageLevel.MEMORY_AND_DISK());</w:t>
-      </w:r>
-    </w:p>
-    <w:p xmlns:w="http://schemas.openxmlformats.org/wordprocessingml/2006/main" xmlns:wpc="http://schemas.microsoft.com/office/word/2010/wordprocessingCanvas" xmlns:mo="http://schemas.microsoft.com/office/mac/office/2008/main" xmlns:mc="http://schemas.openxmlformats.org/markup-compatibility/2006" xmlns:mv="urn:schemas-microsoft-com:mac:vml" xmlns:o="urn:schemas-microsoft-com:office:office" xmlns:r="http://schemas.openxmlformats.org/officeDocument/2006/relationships" xmlns:m="http://schemas.openxmlformats.org/officeDocument/2006/math" xmlns:v="urn:schemas-microsoft-com:vml" xmlns:wp14="http://schemas.microsoft.com/office/word/2010/wordprocessingDrawing" xmlns:wp="http://schemas.openxmlformats.org/drawingml/2006/wordprocessingDrawing" xmlns:w10="urn:schemas-microsoft-com:office:word" xmlns:w14="http://schemas.microsoft.com/office/word/2010/wordml" xmlns:wpg="http://schemas.microsoft.com/office/word/2010/wordprocessingGroup" xmlns:wpi="http://schemas.microsoft.com/office/word/2010/wordprocessingInk" xmlns:wne="http://schemas.microsoft.com/office/word/2006/wordml" xmlns:wps="http://schemas.microsoft.com/office/word/2010/wordprocessingShape">
-      <w:pPr>
-        <w:keepLines/>
-        <w:spacing w:after="0" w:line="230" w:lineRule="exact"/>
-      </w:pPr>
-      <w:r>
-        <w:rPr>
-          <w:rFonts w:ascii="Consolas" w:hAnsi="Consolas"/>
-          <w:sz w:val="20"/>
-          <w:color w:val="000000"/>
-        </w:rPr>
-        <w:t>long scored = predictions.count();</w:t>
-      </w:r>
-    </w:p>
-    <w:p xmlns:w="http://schemas.openxmlformats.org/wordprocessingml/2006/main" xmlns:wpc="http://schemas.microsoft.com/office/word/2010/wordprocessingCanvas" xmlns:mo="http://schemas.microsoft.com/office/mac/office/2008/main" xmlns:mc="http://schemas.openxmlformats.org/markup-compatibility/2006" xmlns:mv="urn:schemas-microsoft-com:mac:vml" xmlns:o="urn:schemas-microsoft-com:office:office" xmlns:r="http://schemas.openxmlformats.org/officeDocument/2006/relationships" xmlns:m="http://schemas.openxmlformats.org/officeDocument/2006/math" xmlns:v="urn:schemas-microsoft-com:vml" xmlns:wp14="http://schemas.microsoft.com/office/word/2010/wordprocessingDrawing" xmlns:wp="http://schemas.openxmlformats.org/drawingml/2006/wordprocessingDrawing" xmlns:w10="urn:schemas-microsoft-com:office:word" xmlns:w14="http://schemas.microsoft.com/office/word/2010/wordml" xmlns:wpg="http://schemas.microsoft.com/office/word/2010/wordprocessingGroup" xmlns:wpi="http://schemas.microsoft.com/office/word/2010/wordprocessingInk" xmlns:wne="http://schemas.microsoft.com/office/word/2006/wordml" xmlns:wps="http://schemas.microsoft.com/office/word/2010/wordprocessingShape">
-      <w:pPr>
-        <w:keepLines/>
-        <w:spacing w:after="0" w:line="230" w:lineRule="exact"/>
-      </w:pPr>
-      <w:r>
-        <w:rPr>
-          <w:rFonts w:ascii="Consolas" w:hAnsi="Consolas"/>
-          <w:sz w:val="20"/>
-          <w:color w:val="000000"/>
-        </w:rPr>
-        <w:t>RegressionEvaluator evaluator = new RegressionEvaluator()</w:t>
-      </w:r>
-    </w:p>
-    <w:p xmlns:w="http://schemas.openxmlformats.org/wordprocessingml/2006/main" xmlns:wpc="http://schemas.microsoft.com/office/word/2010/wordprocessingCanvas" xmlns:mo="http://schemas.microsoft.com/office/mac/office/2008/main" xmlns:mc="http://schemas.openxmlformats.org/markup-compatibility/2006" xmlns:mv="urn:schemas-microsoft-com:mac:vml" xmlns:o="urn:schemas-microsoft-com:office:office" xmlns:r="http://schemas.openxmlformats.org/officeDocument/2006/relationships" xmlns:m="http://schemas.openxmlformats.org/officeDocument/2006/math" xmlns:v="urn:schemas-microsoft-com:vml" xmlns:wp14="http://schemas.microsoft.com/office/word/2010/wordprocessingDrawing" xmlns:wp="http://schemas.openxmlformats.org/drawingml/2006/wordprocessingDrawing" xmlns:w10="urn:schemas-microsoft-com:office:word" xmlns:w14="http://schemas.microsoft.com/office/word/2010/wordml" xmlns:wpg="http://schemas.microsoft.com/office/word/2010/wordprocessingGroup" xmlns:wpi="http://schemas.microsoft.com/office/word/2010/wordprocessingInk" xmlns:wne="http://schemas.microsoft.com/office/word/2006/wordml" xmlns:wps="http://schemas.microsoft.com/office/word/2010/wordprocessingShape">
-      <w:pPr>
-        <w:keepLines/>
-        <w:spacing w:after="0" w:line="230" w:lineRule="exact"/>
-      </w:pPr>
-      <w:r>
-        <w:rPr>
-          <w:rFonts w:ascii="Consolas" w:hAnsi="Consolas"/>
-          <w:sz w:val="20"/>
-          <w:color w:val="000000"/>
-        </w:rPr>
-        <w:t xml:space="preserve">    .setLabelCol("rating").setPredictionCol("prediction");</w:t>
-      </w:r>
-    </w:p>
-    <w:p xmlns:w="http://schemas.openxmlformats.org/wordprocessingml/2006/main" xmlns:wpc="http://schemas.microsoft.com/office/word/2010/wordprocessingCanvas" xmlns:mo="http://schemas.microsoft.com/office/mac/office/2008/main" xmlns:mc="http://schemas.openxmlformats.org/markup-compatibility/2006" xmlns:mv="urn:schemas-microsoft-com:mac:vml" xmlns:o="urn:schemas-microsoft-com:office:office" xmlns:r="http://schemas.openxmlformats.org/officeDocument/2006/relationships" xmlns:m="http://schemas.openxmlformats.org/officeDocument/2006/math" xmlns:v="urn:schemas-microsoft-com:vml" xmlns:wp14="http://schemas.microsoft.com/office/word/2010/wordprocessingDrawing" xmlns:wp="http://schemas.openxmlformats.org/drawingml/2006/wordprocessingDrawing" xmlns:w10="urn:schemas-microsoft-com:office:word" xmlns:w14="http://schemas.microsoft.com/office/word/2010/wordml" xmlns:wpg="http://schemas.microsoft.com/office/word/2010/wordprocessingGroup" xmlns:wpi="http://schemas.microsoft.com/office/word/2010/wordprocessingInk" xmlns:wne="http://schemas.microsoft.com/office/word/2006/wordml" xmlns:wps="http://schemas.microsoft.com/office/word/2010/wordprocessingShape">
-      <w:pPr>
-        <w:keepLines/>
-        <w:spacing w:after="0" w:line="230" w:lineRule="exact"/>
-      </w:pPr>
-      <w:r>
-        <w:rPr>
-          <w:rFonts w:ascii="Consolas" w:hAnsi="Consolas"/>
-          <w:sz w:val="20"/>
-          <w:color w:val="000000"/>
-        </w:rPr>
-        <w:t>double rmse = evaluator.setMetricName("rmse")</w:t>
-      </w:r>
-    </w:p>
-    <w:p xmlns:w="http://schemas.openxmlformats.org/wordprocessingml/2006/main" xmlns:wpc="http://schemas.microsoft.com/office/word/2010/wordprocessingCanvas" xmlns:mo="http://schemas.microsoft.com/office/mac/office/2008/main" xmlns:mc="http://schemas.openxmlformats.org/markup-compatibility/2006" xmlns:mv="urn:schemas-microsoft-com:mac:vml" xmlns:o="urn:schemas-microsoft-com:office:office" xmlns:r="http://schemas.openxmlformats.org/officeDocument/2006/relationships" xmlns:m="http://schemas.openxmlformats.org/officeDocument/2006/math" xmlns:v="urn:schemas-microsoft-com:vml" xmlns:wp14="http://schemas.microsoft.com/office/word/2010/wordprocessingDrawing" xmlns:wp="http://schemas.openxmlformats.org/drawingml/2006/wordprocessingDrawing" xmlns:w10="urn:schemas-microsoft-com:office:word" xmlns:w14="http://schemas.microsoft.com/office/word/2010/wordml" xmlns:wpg="http://schemas.microsoft.com/office/word/2010/wordprocessingGroup" xmlns:wpi="http://schemas.microsoft.com/office/word/2010/wordprocessingInk" xmlns:wne="http://schemas.microsoft.com/office/word/2006/wordml" xmlns:wps="http://schemas.microsoft.com/office/word/2010/wordprocessingShape">
-      <w:pPr>
-        <w:keepLines/>
-        <w:spacing w:after="0" w:line="230" w:lineRule="exact"/>
-      </w:pPr>
-      <w:r>
-        <w:rPr>
-          <w:rFonts w:ascii="Consolas" w:hAnsi="Consolas"/>
-          <w:sz w:val="20"/>
-          <w:color w:val="000000"/>
-        </w:rPr>
-        <w:t xml:space="preserve">    .evaluate(predictions);</w:t>
-      </w:r>
-    </w:p>
-    <w:p xmlns:w="http://schemas.openxmlformats.org/wordprocessingml/2006/main" xmlns:wpc="http://schemas.microsoft.com/office/word/2010/wordprocessingCanvas" xmlns:mo="http://schemas.microsoft.com/office/mac/office/2008/main" xmlns:mc="http://schemas.openxmlformats.org/markup-compatibility/2006" xmlns:mv="urn:schemas-microsoft-com:mac:vml" xmlns:o="urn:schemas-microsoft-com:office:office" xmlns:r="http://schemas.openxmlformats.org/officeDocument/2006/relationships" xmlns:m="http://schemas.openxmlformats.org/officeDocument/2006/math" xmlns:v="urn:schemas-microsoft-com:vml" xmlns:wp14="http://schemas.microsoft.com/office/word/2010/wordprocessingDrawing" xmlns:wp="http://schemas.openxmlformats.org/drawingml/2006/wordprocessingDrawing" xmlns:w10="urn:schemas-microsoft-com:office:word" xmlns:w14="http://schemas.microsoft.com/office/word/2010/wordml" xmlns:wpg="http://schemas.microsoft.com/office/word/2010/wordprocessingGroup" xmlns:wpi="http://schemas.microsoft.com/office/word/2010/wordprocessingInk" xmlns:wne="http://schemas.microsoft.com/office/word/2006/wordml" xmlns:wps="http://schemas.microsoft.com/office/word/2010/wordprocessingShape">
-      <w:pPr>
-        <w:keepLines/>
-        <w:spacing w:after="0" w:line="230" w:lineRule="exact"/>
-      </w:pPr>
-      <w:r>
-        <w:rPr>
-          <w:rFonts w:ascii="Consolas" w:hAnsi="Consolas"/>
-          <w:sz w:val="20"/>
-          <w:color w:val="000000"/>
-        </w:rPr>
-        <w:t>double mae = evaluator.setMetricName("mae")</w:t>
-      </w:r>
-    </w:p>
-    <w:p xmlns:w="http://schemas.openxmlformats.org/wordprocessingml/2006/main" xmlns:wpc="http://schemas.microsoft.com/office/word/2010/wordprocessingCanvas" xmlns:mo="http://schemas.microsoft.com/office/mac/office/2008/main" xmlns:mc="http://schemas.openxmlformats.org/markup-compatibility/2006" xmlns:mv="urn:schemas-microsoft-com:mac:vml" xmlns:o="urn:schemas-microsoft-com:office:office" xmlns:r="http://schemas.openxmlformats.org/officeDocument/2006/relationships" xmlns:m="http://schemas.openxmlformats.org/officeDocument/2006/math" xmlns:v="urn:schemas-microsoft-com:vml" xmlns:wp14="http://schemas.microsoft.com/office/word/2010/wordprocessingDrawing" xmlns:wp="http://schemas.openxmlformats.org/drawingml/2006/wordprocessingDrawing" xmlns:w10="urn:schemas-microsoft-com:office:word" xmlns:w14="http://schemas.microsoft.com/office/word/2010/wordml" xmlns:wpg="http://schemas.microsoft.com/office/word/2010/wordprocessingGroup" xmlns:wpi="http://schemas.microsoft.com/office/word/2010/wordprocessingInk" xmlns:wne="http://schemas.microsoft.com/office/word/2006/wordml" xmlns:wps="http://schemas.microsoft.com/office/word/2010/wordprocessingShape">
-      <w:pPr>
-        <w:keepLines/>
-        <w:spacing w:after="0" w:line="230" w:lineRule="exact"/>
-      </w:pPr>
-      <w:r>
-        <w:rPr>
-          <w:rFonts w:ascii="Consolas" w:hAnsi="Consolas"/>
-          <w:sz w:val="20"/>
-          <w:color w:val="000000"/>
-        </w:rPr>
-        <w:t xml:space="preserve">    .evaluate(predictions);</w:t>
-      </w:r>
-    </w:p>
-    <w:p xmlns:w="http://schemas.openxmlformats.org/wordprocessingml/2006/main" xmlns:wpc="http://schemas.microsoft.com/office/word/2010/wordprocessingCanvas" xmlns:mo="http://schemas.microsoft.com/office/mac/office/2008/main" xmlns:mc="http://schemas.openxmlformats.org/markup-compatibility/2006" xmlns:mv="urn:schemas-microsoft-com:mac:vml" xmlns:o="urn:schemas-microsoft-com:office:office" xmlns:r="http://schemas.openxmlformats.org/officeDocument/2006/relationships" xmlns:m="http://schemas.openxmlformats.org/officeDocument/2006/math" xmlns:v="urn:schemas-microsoft-com:vml" xmlns:wp14="http://schemas.microsoft.com/office/word/2010/wordprocessingDrawing" xmlns:wp="http://schemas.openxmlformats.org/drawingml/2006/wordprocessingDrawing" xmlns:w10="urn:schemas-microsoft-com:office:word" xmlns:w14="http://schemas.microsoft.com/office/word/2010/wordml" xmlns:wpg="http://schemas.microsoft.com/office/word/2010/wordprocessingGroup" xmlns:wpi="http://schemas.microsoft.com/office/word/2010/wordprocessingInk" xmlns:wne="http://schemas.microsoft.com/office/word/2006/wordml" xmlns:wps="http://schemas.microsoft.com/office/word/2010/wordprocessingShape">
-      <w:pPr>
-        <w:keepLines/>
-        <w:spacing w:after="0" w:line="230" w:lineRule="exact"/>
-      </w:pPr>
-      <w:r>
-        <w:rPr>
-          <w:rFonts w:ascii="Consolas" w:hAnsi="Consolas"/>
-          <w:sz w:val="20"/>
-          <w:color w:val="000000"/>
-        </w:rPr>
-        <w:t>double trainMean = ((Number) train.agg(avg("rating"))</w:t>
-      </w:r>
-    </w:p>
-    <w:p xmlns:w="http://schemas.openxmlformats.org/wordprocessingml/2006/main" xmlns:wpc="http://schemas.microsoft.com/office/word/2010/wordprocessingCanvas" xmlns:mo="http://schemas.microsoft.com/office/mac/office/2008/main" xmlns:mc="http://schemas.openxmlformats.org/markup-compatibility/2006" xmlns:mv="urn:schemas-microsoft-com:mac:vml" xmlns:o="urn:schemas-microsoft-com:office:office" xmlns:r="http://schemas.openxmlformats.org/officeDocument/2006/relationships" xmlns:m="http://schemas.openxmlformats.org/officeDocument/2006/math" xmlns:v="urn:schemas-microsoft-com:vml" xmlns:wp14="http://schemas.microsoft.com/office/word/2010/wordprocessingDrawing" xmlns:wp="http://schemas.openxmlformats.org/drawingml/2006/wordprocessingDrawing" xmlns:w10="urn:schemas-microsoft-com:office:word" xmlns:w14="http://schemas.microsoft.com/office/word/2010/wordml" xmlns:wpg="http://schemas.microsoft.com/office/word/2010/wordprocessingGroup" xmlns:wpi="http://schemas.microsoft.com/office/word/2010/wordprocessingInk" xmlns:wne="http://schemas.microsoft.com/office/word/2006/wordml" xmlns:wps="http://schemas.microsoft.com/office/word/2010/wordprocessingShape">
-      <w:pPr>
-        <w:keepLines/>
-        <w:spacing w:after="0" w:line="230" w:lineRule="exact"/>
-      </w:pPr>
-      <w:r>
-        <w:rPr>
-          <w:rFonts w:ascii="Consolas" w:hAnsi="Consolas"/>
-          <w:sz w:val="20"/>
-          <w:color w:val="000000"/>
-        </w:rPr>
-        <w:t xml:space="preserve">    .first().get(0)).doubleValue();</w:t>
-      </w:r>
-    </w:p>
-    <w:p xmlns:w="http://schemas.openxmlformats.org/wordprocessingml/2006/main" xmlns:wpc="http://schemas.microsoft.com/office/word/2010/wordprocessingCanvas" xmlns:mo="http://schemas.microsoft.com/office/mac/office/2008/main" xmlns:mc="http://schemas.openxmlformats.org/markup-compatibility/2006" xmlns:mv="urn:schemas-microsoft-com:mac:vml" xmlns:o="urn:schemas-microsoft-com:office:office" xmlns:r="http://schemas.openxmlformats.org/officeDocument/2006/relationships" xmlns:m="http://schemas.openxmlformats.org/officeDocument/2006/math" xmlns:v="urn:schemas-microsoft-com:vml" xmlns:wp14="http://schemas.microsoft.com/office/word/2010/wordprocessingDrawing" xmlns:wp="http://schemas.openxmlformats.org/drawingml/2006/wordprocessingDrawing" xmlns:w10="urn:schemas-microsoft-com:office:word" xmlns:w14="http://schemas.microsoft.com/office/word/2010/wordml" xmlns:wpg="http://schemas.microsoft.com/office/word/2010/wordprocessingGroup" xmlns:wpi="http://schemas.microsoft.com/office/word/2010/wordprocessingInk" xmlns:wne="http://schemas.microsoft.com/office/word/2006/wordml" xmlns:wps="http://schemas.microsoft.com/office/word/2010/wordprocessingShape">
-      <w:pPr>
-        <w:keepLines/>
-        <w:spacing w:after="0" w:line="230" w:lineRule="exact"/>
-      </w:pPr>
-      <w:r>
-        <w:rPr>
-          <w:rFonts w:ascii="Consolas" w:hAnsi="Consolas"/>
-          <w:sz w:val="20"/>
-          <w:color w:val="000000"/>
-        </w:rPr>
-        <w:t>double baseline = evaluator.setMetricName("rmse")</w:t>
-      </w:r>
-    </w:p>
-    <w:p xmlns:w="http://schemas.openxmlformats.org/wordprocessingml/2006/main" xmlns:wpc="http://schemas.microsoft.com/office/word/2010/wordprocessingCanvas" xmlns:mo="http://schemas.microsoft.com/office/mac/office/2008/main" xmlns:mc="http://schemas.openxmlformats.org/markup-compatibility/2006" xmlns:mv="urn:schemas-microsoft-com:mac:vml" xmlns:o="urn:schemas-microsoft-com:office:office" xmlns:r="http://schemas.openxmlformats.org/officeDocument/2006/relationships" xmlns:m="http://schemas.openxmlformats.org/officeDocument/2006/math" xmlns:v="urn:schemas-microsoft-com:vml" xmlns:wp14="http://schemas.microsoft.com/office/word/2010/wordprocessingDrawing" xmlns:wp="http://schemas.openxmlformats.org/drawingml/2006/wordprocessingDrawing" xmlns:w10="urn:schemas-microsoft-com:office:word" xmlns:w14="http://schemas.microsoft.com/office/word/2010/wordml" xmlns:wpg="http://schemas.microsoft.com/office/word/2010/wordprocessingGroup" xmlns:wpi="http://schemas.microsoft.com/office/word/2010/wordprocessingInk" xmlns:wne="http://schemas.microsoft.com/office/word/2006/wordml" xmlns:wps="http://schemas.microsoft.com/office/word/2010/wordprocessingShape">
-      <w:pPr>
-        <w:keepLines/>
-        <w:spacing w:after="0" w:line="230" w:lineRule="exact"/>
-      </w:pPr>
-      <w:r>
-        <w:rPr>
-          <w:rFonts w:ascii="Consolas" w:hAnsi="Consolas"/>
-          <w:sz w:val="20"/>
-          <w:color w:val="000000"/>
-        </w:rPr>
-        <w:t xml:space="preserve">    .evaluate(predictions.withColumn("prediction", lit(trainMean)));</w:t>
-      </w:r>
-    </w:p>
-    <w:p xmlns:w="http://schemas.openxmlformats.org/wordprocessingml/2006/main" xmlns:wpc="http://schemas.microsoft.com/office/word/2010/wordprocessingCanvas" xmlns:mo="http://schemas.microsoft.com/office/mac/office/2008/main" xmlns:mc="http://schemas.openxmlformats.org/markup-compatibility/2006" xmlns:mv="urn:schemas-microsoft-com:mac:vml" xmlns:o="urn:schemas-microsoft-com:office:office" xmlns:r="http://schemas.openxmlformats.org/officeDocument/2006/relationships" xmlns:m="http://schemas.openxmlformats.org/officeDocument/2006/math" xmlns:v="urn:schemas-microsoft-com:vml" xmlns:wp14="http://schemas.microsoft.com/office/word/2010/wordprocessingDrawing" xmlns:wp="http://schemas.openxmlformats.org/drawingml/2006/wordprocessingDrawing" xmlns:w10="urn:schemas-microsoft-com:office:word" xmlns:w14="http://schemas.microsoft.com/office/word/2010/wordml" xmlns:wpg="http://schemas.microsoft.com/office/word/2010/wordprocessingGroup" xmlns:wpi="http://schemas.microsoft.com/office/word/2010/wordprocessingInk" xmlns:wne="http://schemas.microsoft.com/office/word/2006/wordml" xmlns:wps="http://schemas.microsoft.com/office/word/2010/wordprocessingShape">
-      <w:pPr>
-        <w:spacing w:after="100"/>
-      </w:pPr>
-      <w:r>
-        <w:rPr>
-          <w:rFonts w:ascii="Times New Roman" w:hAnsi="Times New Roman"/>
-          <w:b w:val="0"/>
-          <w:sz w:val="24"/>
-          <w:color w:val="000000"/>
-        </w:rPr>
-        <w:t>Here train and test are the per-user chronological partitions. The baseline uses only the training mean. A final als.fit(ratings) later produces the factors used by the application.</w:t>
-      </w:r>
-    </w:p>
-    <w:p xmlns:w="http://schemas.openxmlformats.org/wordprocessingml/2006/main" xmlns:wpc="http://schemas.microsoft.com/office/word/2010/wordprocessingCanvas" xmlns:mo="http://schemas.microsoft.com/office/mac/office/2008/main" xmlns:mc="http://schemas.openxmlformats.org/markup-compatibility/2006" xmlns:mv="urn:schemas-microsoft-com:mac:vml" xmlns:o="urn:schemas-microsoft-com:office:office" xmlns:r="http://schemas.openxmlformats.org/officeDocument/2006/relationships" xmlns:m="http://schemas.openxmlformats.org/officeDocument/2006/math" xmlns:v="urn:schemas-microsoft-com:vml" xmlns:wp14="http://schemas.microsoft.com/office/word/2010/wordprocessingDrawing" xmlns:wp="http://schemas.openxmlformats.org/drawingml/2006/wordprocessingDrawing" xmlns:w10="urn:schemas-microsoft-com:office:word" xmlns:w14="http://schemas.microsoft.com/office/word/2010/wordml" xmlns:wpg="http://schemas.microsoft.com/office/word/2010/wordprocessingGroup" xmlns:wpi="http://schemas.microsoft.com/office/word/2010/wordprocessingInk" xmlns:wne="http://schemas.microsoft.com/office/word/2006/wordml" xmlns:wps="http://schemas.microsoft.com/office/word/2010/wordprocessingShape">
-      <w:pPr>
-        <w:keepNext/>
-        <w:pageBreakBefore w:val="0"/>
-        <w:spacing w:before="120" w:after="80"/>
-      </w:pPr>
-      <w:r>
-        <w:rPr>
-          <w:rFonts w:ascii="Times New Roman" w:hAnsi="Times New Roman"/>
-          <w:sz w:val="32"/>
-          <w:color w:val="000000"/>
-          <w:b/>
-        </w:rPr>
-        <w:t>7.2 Conditional update for a new profile</w:t>
-      </w:r>
-    </w:p>
-    <w:p xmlns:w="http://schemas.openxmlformats.org/wordprocessingml/2006/main" xmlns:wpc="http://schemas.microsoft.com/office/word/2010/wordprocessingCanvas" xmlns:mo="http://schemas.microsoft.com/office/mac/office/2008/main" xmlns:mc="http://schemas.openxmlformats.org/markup-compatibility/2006" xmlns:mv="urn:schemas-microsoft-com:mac:vml" xmlns:o="urn:schemas-microsoft-com:office:office" xmlns:r="http://schemas.openxmlformats.org/officeDocument/2006/relationships" xmlns:m="http://schemas.openxmlformats.org/officeDocument/2006/math" xmlns:v="urn:schemas-microsoft-com:vml" xmlns:wp14="http://schemas.microsoft.com/office/word/2010/wordprocessingDrawing" xmlns:wp="http://schemas.openxmlformats.org/drawingml/2006/wordprocessingDrawing" xmlns:w10="urn:schemas-microsoft-com:office:word" xmlns:w14="http://schemas.microsoft.com/office/word/2010/wordml" xmlns:wpg="http://schemas.microsoft.com/office/word/2010/wordprocessingGroup" xmlns:wpi="http://schemas.microsoft.com/office/word/2010/wordprocessingInk" xmlns:wne="http://schemas.microsoft.com/office/word/2006/wordml" xmlns:wps="http://schemas.microsoft.com/office/word/2010/wordprocessingShape">
-      <w:pPr>
-        <w:keepLines/>
-        <w:spacing w:after="0" w:line="230" w:lineRule="exact"/>
-      </w:pPr>
-      <w:r>
-        <w:rPr>
-          <w:rFonts w:ascii="Consolas" w:hAnsi="Consolas"/>
-          <w:sz w:val="20"/>
-          <w:color w:val="000000"/>
-        </w:rPr>
-        <w:t>double[] fitProfile(List&lt;Rating&gt; ratings) {</w:t>
-      </w:r>
-    </w:p>
-    <w:p xmlns:w="http://schemas.openxmlformats.org/wordprocessingml/2006/main" xmlns:wpc="http://schemas.microsoft.com/office/word/2010/wordprocessingCanvas" xmlns:mo="http://schemas.microsoft.com/office/mac/office/2008/main" xmlns:mc="http://schemas.openxmlformats.org/markup-compatibility/2006" xmlns:mv="urn:schemas-microsoft-com:mac:vml" xmlns:o="urn:schemas-microsoft-com:office:office" xmlns:r="http://schemas.openxmlformats.org/officeDocument/2006/relationships" xmlns:m="http://schemas.openxmlformats.org/officeDocument/2006/math" xmlns:v="urn:schemas-microsoft-com:vml" xmlns:wp14="http://schemas.microsoft.com/office/word/2010/wordprocessingDrawing" xmlns:wp="http://schemas.openxmlformats.org/drawingml/2006/wordprocessingDrawing" xmlns:w10="urn:schemas-microsoft-com:office:word" xmlns:w14="http://schemas.microsoft.com/office/word/2010/wordml" xmlns:wpg="http://schemas.microsoft.com/office/word/2010/wordprocessingGroup" xmlns:wpi="http://schemas.microsoft.com/office/word/2010/wordprocessingInk" xmlns:wne="http://schemas.microsoft.com/office/word/2006/wordml" xmlns:wps="http://schemas.microsoft.com/office/word/2010/wordprocessingShape">
-      <w:pPr>
-        <w:keepLines/>
-        <w:spacing w:after="0" w:line="230" w:lineRule="exact"/>
-      </w:pPr>
-      <w:r>
-        <w:rPr>
-          <w:rFonts w:ascii="Consolas" w:hAnsi="Consolas"/>
-          <w:sz w:val="20"/>
-          <w:color w:val="000000"/>
-        </w:rPr>
-        <w:t xml:space="preserve">    int k = model.rank;</w:t>
-      </w:r>
-    </w:p>
-    <w:p xmlns:w="http://schemas.openxmlformats.org/wordprocessingml/2006/main" xmlns:wpc="http://schemas.microsoft.com/office/word/2010/wordprocessingCanvas" xmlns:mo="http://schemas.microsoft.com/office/mac/office/2008/main" xmlns:mc="http://schemas.openxmlformats.org/markup-compatibility/2006" xmlns:mv="urn:schemas-microsoft-com:mac:vml" xmlns:o="urn:schemas-microsoft-com:office:office" xmlns:r="http://schemas.openxmlformats.org/officeDocument/2006/relationships" xmlns:m="http://schemas.openxmlformats.org/officeDocument/2006/math" xmlns:v="urn:schemas-microsoft-com:vml" xmlns:wp14="http://schemas.microsoft.com/office/word/2010/wordprocessingDrawing" xmlns:wp="http://schemas.openxmlformats.org/drawingml/2006/wordprocessingDrawing" xmlns:w10="urn:schemas-microsoft-com:office:word" xmlns:w14="http://schemas.microsoft.com/office/word/2010/wordml" xmlns:wpg="http://schemas.microsoft.com/office/word/2010/wordprocessingGroup" xmlns:wpi="http://schemas.microsoft.com/office/word/2010/wordprocessingInk" xmlns:wne="http://schemas.microsoft.com/office/word/2006/wordml" xmlns:wps="http://schemas.microsoft.com/office/word/2010/wordprocessingShape">
-      <w:pPr>
-        <w:keepLines/>
-        <w:spacing w:after="0" w:line="230" w:lineRule="exact"/>
-      </w:pPr>
-      <w:r>
-        <w:rPr>
-          <w:rFonts w:ascii="Consolas" w:hAnsi="Consolas"/>
-          <w:sz w:val="20"/>
-          <w:color w:val="000000"/>
-        </w:rPr>
-        <w:t xml:space="preserve">    double[][] gram = new double[k][k];</w:t>
-      </w:r>
-    </w:p>
-    <w:p xmlns:w="http://schemas.openxmlformats.org/wordprocessingml/2006/main" xmlns:wpc="http://schemas.microsoft.com/office/word/2010/wordprocessingCanvas" xmlns:mo="http://schemas.microsoft.com/office/mac/office/2008/main" xmlns:mc="http://schemas.openxmlformats.org/markup-compatibility/2006" xmlns:mv="urn:schemas-microsoft-com:mac:vml" xmlns:o="urn:schemas-microsoft-com:office:office" xmlns:r="http://schemas.openxmlformats.org/officeDocument/2006/relationships" xmlns:m="http://schemas.openxmlformats.org/officeDocument/2006/math" xmlns:v="urn:schemas-microsoft-com:vml" xmlns:wp14="http://schemas.microsoft.com/office/word/2010/wordprocessingDrawing" xmlns:wp="http://schemas.openxmlformats.org/drawingml/2006/wordprocessingDrawing" xmlns:w10="urn:schemas-microsoft-com:office:word" xmlns:w14="http://schemas.microsoft.com/office/word/2010/wordml" xmlns:wpg="http://schemas.microsoft.com/office/word/2010/wordprocessingGroup" xmlns:wpi="http://schemas.microsoft.com/office/word/2010/wordprocessingInk" xmlns:wne="http://schemas.microsoft.com/office/word/2006/wordml" xmlns:wps="http://schemas.microsoft.com/office/word/2010/wordprocessingShape">
-      <w:pPr>
-        <w:keepLines/>
-        <w:spacing w:after="0" w:line="230" w:lineRule="exact"/>
-      </w:pPr>
-      <w:r>
-        <w:rPr>
-          <w:rFonts w:ascii="Consolas" w:hAnsi="Consolas"/>
-          <w:sz w:val="20"/>
-          <w:color w:val="000000"/>
-        </w:rPr>
-        <w:t xml:space="preserve">    double[] rhs = new double[k];</w:t>
-      </w:r>
-    </w:p>
-    <w:p xmlns:w="http://schemas.openxmlformats.org/wordprocessingml/2006/main" xmlns:wpc="http://schemas.microsoft.com/office/word/2010/wordprocessingCanvas" xmlns:mo="http://schemas.microsoft.com/office/mac/office/2008/main" xmlns:mc="http://schemas.openxmlformats.org/markup-compatibility/2006" xmlns:mv="urn:schemas-microsoft-com:mac:vml" xmlns:o="urn:schemas-microsoft-com:office:office" xmlns:r="http://schemas.openxmlformats.org/officeDocument/2006/relationships" xmlns:m="http://schemas.openxmlformats.org/officeDocument/2006/math" xmlns:v="urn:schemas-microsoft-com:vml" xmlns:wp14="http://schemas.microsoft.com/office/word/2010/wordprocessingDrawing" xmlns:wp="http://schemas.openxmlformats.org/drawingml/2006/wordprocessingDrawing" xmlns:w10="urn:schemas-microsoft-com:office:word" xmlns:w14="http://schemas.microsoft.com/office/word/2010/wordml" xmlns:wpg="http://schemas.microsoft.com/office/word/2010/wordprocessingGroup" xmlns:wpi="http://schemas.microsoft.com/office/word/2010/wordprocessingInk" xmlns:wne="http://schemas.microsoft.com/office/word/2006/wordml" xmlns:wps="http://schemas.microsoft.com/office/word/2010/wordprocessingShape">
-      <w:pPr>
-        <w:keepLines/>
-        <w:spacing w:after="0" w:line="230" w:lineRule="exact"/>
-      </w:pPr>
-      <w:r>
-        <w:rPr>
-          <w:rFonts w:ascii="Consolas" w:hAnsi="Consolas"/>
-          <w:sz w:val="20"/>
-          <w:color w:val="000000"/>
-        </w:rPr>
-        <w:t xml:space="preserve">    for (Rating r : ratings) {</w:t>
-      </w:r>
-    </w:p>
-    <w:p xmlns:w="http://schemas.openxmlformats.org/wordprocessingml/2006/main" xmlns:wpc="http://schemas.microsoft.com/office/word/2010/wordprocessingCanvas" xmlns:mo="http://schemas.microsoft.com/office/mac/office/2008/main" xmlns:mc="http://schemas.openxmlformats.org/markup-compatibility/2006" xmlns:mv="urn:schemas-microsoft-com:mac:vml" xmlns:o="urn:schemas-microsoft-com:office:office" xmlns:r="http://schemas.openxmlformats.org/officeDocument/2006/relationships" xmlns:m="http://schemas.openxmlformats.org/officeDocument/2006/math" xmlns:v="urn:schemas-microsoft-com:vml" xmlns:wp14="http://schemas.microsoft.com/office/word/2010/wordprocessingDrawing" xmlns:wp="http://schemas.openxmlformats.org/drawingml/2006/wordprocessingDrawing" xmlns:w10="urn:schemas-microsoft-com:office:word" xmlns:w14="http://schemas.microsoft.com/office/word/2010/wordml" xmlns:wpg="http://schemas.microsoft.com/office/word/2010/wordprocessingGroup" xmlns:wpi="http://schemas.microsoft.com/office/word/2010/wordprocessingInk" xmlns:wne="http://schemas.microsoft.com/office/word/2006/wordml" xmlns:wps="http://schemas.microsoft.com/office/word/2010/wordprocessingShape">
-      <w:pPr>
-        <w:keepLines/>
-        <w:spacing w:after="0" w:line="230" w:lineRule="exact"/>
-      </w:pPr>
-      <w:r>
-        <w:rPr>
-          <w:rFonts w:ascii="Consolas" w:hAnsi="Consolas"/>
-          <w:sz w:val="20"/>
-          <w:color w:val="000000"/>
-        </w:rPr>
-        <w:t xml:space="preserve">        double[] y = model.items.get(r.movieId());</w:t>
-      </w:r>
-    </w:p>
-    <w:p xmlns:w="http://schemas.openxmlformats.org/wordprocessingml/2006/main" xmlns:wpc="http://schemas.microsoft.com/office/word/2010/wordprocessingCanvas" xmlns:mo="http://schemas.microsoft.com/office/mac/office/2008/main" xmlns:mc="http://schemas.openxmlformats.org/markup-compatibility/2006" xmlns:mv="urn:schemas-microsoft-com:mac:vml" xmlns:o="urn:schemas-microsoft-com:office:office" xmlns:r="http://schemas.openxmlformats.org/officeDocument/2006/relationships" xmlns:m="http://schemas.openxmlformats.org/officeDocument/2006/math" xmlns:v="urn:schemas-microsoft-com:vml" xmlns:wp14="http://schemas.microsoft.com/office/word/2010/wordprocessingDrawing" xmlns:wp="http://schemas.openxmlformats.org/drawingml/2006/wordprocessingDrawing" xmlns:w10="urn:schemas-microsoft-com:office:word" xmlns:w14="http://schemas.microsoft.com/office/word/2010/wordml" xmlns:wpg="http://schemas.microsoft.com/office/word/2010/wordprocessingGroup" xmlns:wpi="http://schemas.microsoft.com/office/word/2010/wordprocessingInk" xmlns:wne="http://schemas.microsoft.com/office/word/2006/wordml" xmlns:wps="http://schemas.microsoft.com/office/word/2010/wordprocessingShape">
-      <w:pPr>
-        <w:keepLines/>
-        <w:spacing w:after="0" w:line="230" w:lineRule="exact"/>
-      </w:pPr>
-      <w:r>
-        <w:rPr>
-          <w:rFonts w:ascii="Consolas" w:hAnsi="Consolas"/>
-          <w:sz w:val="20"/>
-          <w:color w:val="000000"/>
-        </w:rPr>
-        <w:t xml:space="preserve">        for (int i = 0; i &lt; k; i++) {</w:t>
-      </w:r>
-    </w:p>
-    <w:p xmlns:w="http://schemas.openxmlformats.org/wordprocessingml/2006/main" xmlns:wpc="http://schemas.microsoft.com/office/word/2010/wordprocessingCanvas" xmlns:mo="http://schemas.microsoft.com/office/mac/office/2008/main" xmlns:mc="http://schemas.openxmlformats.org/markup-compatibility/2006" xmlns:mv="urn:schemas-microsoft-com:mac:vml" xmlns:o="urn:schemas-microsoft-com:office:office" xmlns:r="http://schemas.openxmlformats.org/officeDocument/2006/relationships" xmlns:m="http://schemas.openxmlformats.org/officeDocument/2006/math" xmlns:v="urn:schemas-microsoft-com:vml" xmlns:wp14="http://schemas.microsoft.com/office/word/2010/wordprocessingDrawing" xmlns:wp="http://schemas.openxmlformats.org/drawingml/2006/wordprocessingDrawing" xmlns:w10="urn:schemas-microsoft-com:office:word" xmlns:w14="http://schemas.microsoft.com/office/word/2010/wordml" xmlns:wpg="http://schemas.microsoft.com/office/word/2010/wordprocessingGroup" xmlns:wpi="http://schemas.microsoft.com/office/word/2010/wordprocessingInk" xmlns:wne="http://schemas.microsoft.com/office/word/2006/wordml" xmlns:wps="http://schemas.microsoft.com/office/word/2010/wordprocessingShape">
-      <w:pPr>
-        <w:keepLines/>
-        <w:spacing w:after="0" w:line="230" w:lineRule="exact"/>
-      </w:pPr>
-      <w:r>
-        <w:rPr>
-          <w:rFonts w:ascii="Consolas" w:hAnsi="Consolas"/>
-          <w:sz w:val="20"/>
-          <w:color w:val="000000"/>
-        </w:rPr>
-        <w:t xml:space="preserve">            rhs[i] += y[i] * r.rating();</w:t>
-      </w:r>
-    </w:p>
-    <w:p xmlns:w="http://schemas.openxmlformats.org/wordprocessingml/2006/main" xmlns:wpc="http://schemas.microsoft.com/office/word/2010/wordprocessingCanvas" xmlns:mo="http://schemas.microsoft.com/office/mac/office/2008/main" xmlns:mc="http://schemas.openxmlformats.org/markup-compatibility/2006" xmlns:mv="urn:schemas-microsoft-com:mac:vml" xmlns:o="urn:schemas-microsoft-com:office:office" xmlns:r="http://schemas.openxmlformats.org/officeDocument/2006/relationships" xmlns:m="http://schemas.openxmlformats.org/officeDocument/2006/math" xmlns:v="urn:schemas-microsoft-com:vml" xmlns:wp14="http://schemas.microsoft.com/office/word/2010/wordprocessingDrawing" xmlns:wp="http://schemas.openxmlformats.org/drawingml/2006/wordprocessingDrawing" xmlns:w10="urn:schemas-microsoft-com:office:word" xmlns:w14="http://schemas.microsoft.com/office/word/2010/wordml" xmlns:wpg="http://schemas.microsoft.com/office/word/2010/wordprocessingGroup" xmlns:wpi="http://schemas.microsoft.com/office/word/2010/wordprocessingInk" xmlns:wne="http://schemas.microsoft.com/office/word/2006/wordml" xmlns:wps="http://schemas.microsoft.com/office/word/2010/wordprocessingShape">
-      <w:pPr>
-        <w:keepLines/>
-        <w:spacing w:after="0" w:line="230" w:lineRule="exact"/>
-      </w:pPr>
-      <w:r>
-        <w:rPr>
-          <w:rFonts w:ascii="Consolas" w:hAnsi="Consolas"/>
-          <w:sz w:val="20"/>
-          <w:color w:val="000000"/>
-        </w:rPr>
-        <w:t xml:space="preserve">            for (int j = 0; j &lt; k; j++)</w:t>
-      </w:r>
-    </w:p>
-    <w:p xmlns:w="http://schemas.openxmlformats.org/wordprocessingml/2006/main" xmlns:wpc="http://schemas.microsoft.com/office/word/2010/wordprocessingCanvas" xmlns:mo="http://schemas.microsoft.com/office/mac/office/2008/main" xmlns:mc="http://schemas.openxmlformats.org/markup-compatibility/2006" xmlns:mv="urn:schemas-microsoft-com:mac:vml" xmlns:o="urn:schemas-microsoft-com:office:office" xmlns:r="http://schemas.openxmlformats.org/officeDocument/2006/relationships" xmlns:m="http://schemas.openxmlformats.org/officeDocument/2006/math" xmlns:v="urn:schemas-microsoft-com:vml" xmlns:wp14="http://schemas.microsoft.com/office/word/2010/wordprocessingDrawing" xmlns:wp="http://schemas.openxmlformats.org/drawingml/2006/wordprocessingDrawing" xmlns:w10="urn:schemas-microsoft-com:office:word" xmlns:w14="http://schemas.microsoft.com/office/word/2010/wordml" xmlns:wpg="http://schemas.microsoft.com/office/word/2010/wordprocessingGroup" xmlns:wpi="http://schemas.microsoft.com/office/word/2010/wordprocessingInk" xmlns:wne="http://schemas.microsoft.com/office/word/2006/wordml" xmlns:wps="http://schemas.microsoft.com/office/word/2010/wordprocessingShape">
-      <w:pPr>
-        <w:keepLines/>
-        <w:spacing w:after="0" w:line="230" w:lineRule="exact"/>
-      </w:pPr>
-      <w:r>
-        <w:rPr>
-          <w:rFonts w:ascii="Consolas" w:hAnsi="Consolas"/>
-          <w:sz w:val="20"/>
-          <w:color w:val="000000"/>
-        </w:rPr>
-        <w:t xml:space="preserve">                gram[i][j] += y[i] * y[j];</w:t>
-      </w:r>
-    </w:p>
-    <w:p xmlns:w="http://schemas.openxmlformats.org/wordprocessingml/2006/main" xmlns:wpc="http://schemas.microsoft.com/office/word/2010/wordprocessingCanvas" xmlns:mo="http://schemas.microsoft.com/office/mac/office/2008/main" xmlns:mc="http://schemas.openxmlformats.org/markup-compatibility/2006" xmlns:mv="urn:schemas-microsoft-com:mac:vml" xmlns:o="urn:schemas-microsoft-com:office:office" xmlns:r="http://schemas.openxmlformats.org/officeDocument/2006/relationships" xmlns:m="http://schemas.openxmlformats.org/officeDocument/2006/math" xmlns:v="urn:schemas-microsoft-com:vml" xmlns:wp14="http://schemas.microsoft.com/office/word/2010/wordprocessingDrawing" xmlns:wp="http://schemas.openxmlformats.org/drawingml/2006/wordprocessingDrawing" xmlns:w10="urn:schemas-microsoft-com:office:word" xmlns:w14="http://schemas.microsoft.com/office/word/2010/wordml" xmlns:wpg="http://schemas.microsoft.com/office/word/2010/wordprocessingGroup" xmlns:wpi="http://schemas.microsoft.com/office/word/2010/wordprocessingInk" xmlns:wne="http://schemas.microsoft.com/office/word/2006/wordml" xmlns:wps="http://schemas.microsoft.com/office/word/2010/wordprocessingShape">
-      <w:pPr>
-        <w:keepLines/>
-        <w:spacing w:after="0" w:line="230" w:lineRule="exact"/>
-      </w:pPr>
-      <w:r>
-        <w:rPr>
-          <w:rFonts w:ascii="Consolas" w:hAnsi="Consolas"/>
-          <w:sz w:val="20"/>
-          <w:color w:val="000000"/>
-        </w:rPr>
-        <w:t xml:space="preserve">        }</w:t>
-      </w:r>
-    </w:p>
-    <w:p xmlns:w="http://schemas.openxmlformats.org/wordprocessingml/2006/main" xmlns:wpc="http://schemas.microsoft.com/office/word/2010/wordprocessingCanvas" xmlns:mo="http://schemas.microsoft.com/office/mac/office/2008/main" xmlns:mc="http://schemas.openxmlformats.org/markup-compatibility/2006" xmlns:mv="urn:schemas-microsoft-com:mac:vml" xmlns:o="urn:schemas-microsoft-com:office:office" xmlns:r="http://schemas.openxmlformats.org/officeDocument/2006/relationships" xmlns:m="http://schemas.openxmlformats.org/officeDocument/2006/math" xmlns:v="urn:schemas-microsoft-com:vml" xmlns:wp14="http://schemas.microsoft.com/office/word/2010/wordprocessingDrawing" xmlns:wp="http://schemas.openxmlformats.org/drawingml/2006/wordprocessingDrawing" xmlns:w10="urn:schemas-microsoft-com:office:word" xmlns:w14="http://schemas.microsoft.com/office/word/2010/wordml" xmlns:wpg="http://schemas.microsoft.com/office/word/2010/wordprocessingGroup" xmlns:wpi="http://schemas.microsoft.com/office/word/2010/wordprocessingInk" xmlns:wne="http://schemas.microsoft.com/office/word/2006/wordml" xmlns:wps="http://schemas.microsoft.com/office/word/2010/wordprocessingShape">
-      <w:pPr>
-        <w:keepLines/>
-        <w:spacing w:after="0" w:line="230" w:lineRule="exact"/>
-      </w:pPr>
-      <w:r>
-        <w:rPr>
-          <w:rFonts w:ascii="Consolas" w:hAnsi="Consolas"/>
-          <w:sz w:val="20"/>
-          <w:color w:val="000000"/>
-        </w:rPr>
-        <w:t xml:space="preserve">    }</w:t>
-      </w:r>
-    </w:p>
-    <w:p xmlns:w="http://schemas.openxmlformats.org/wordprocessingml/2006/main" xmlns:wpc="http://schemas.microsoft.com/office/word/2010/wordprocessingCanvas" xmlns:mo="http://schemas.microsoft.com/office/mac/office/2008/main" xmlns:mc="http://schemas.openxmlformats.org/markup-compatibility/2006" xmlns:mv="urn:schemas-microsoft-com:mac:vml" xmlns:o="urn:schemas-microsoft-com:office:office" xmlns:r="http://schemas.openxmlformats.org/officeDocument/2006/relationships" xmlns:m="http://schemas.openxmlformats.org/officeDocument/2006/math" xmlns:v="urn:schemas-microsoft-com:vml" xmlns:wp14="http://schemas.microsoft.com/office/word/2010/wordprocessingDrawing" xmlns:wp="http://schemas.openxmlformats.org/drawingml/2006/wordprocessingDrawing" xmlns:w10="urn:schemas-microsoft-com:office:word" xmlns:w14="http://schemas.microsoft.com/office/word/2010/wordml" xmlns:wpg="http://schemas.microsoft.com/office/word/2010/wordprocessingGroup" xmlns:wpi="http://schemas.microsoft.com/office/word/2010/wordprocessingInk" xmlns:wne="http://schemas.microsoft.com/office/word/2006/wordml" xmlns:wps="http://schemas.microsoft.com/office/word/2010/wordprocessingShape">
-      <w:pPr>
-        <w:keepLines/>
-        <w:spacing w:after="0" w:line="230" w:lineRule="exact"/>
-      </w:pPr>
-      <w:r>
-        <w:rPr>
-          <w:rFonts w:ascii="Consolas" w:hAnsi="Consolas"/>
-          <w:sz w:val="20"/>
-          <w:color w:val="000000"/>
-        </w:rPr>
-        <w:t xml:space="preserve">    for (int i = 0; i &lt; k; i++)</w:t>
-      </w:r>
-    </w:p>
-    <w:p xmlns:w="http://schemas.openxmlformats.org/wordprocessingml/2006/main" xmlns:wpc="http://schemas.microsoft.com/office/word/2010/wordprocessingCanvas" xmlns:mo="http://schemas.microsoft.com/office/mac/office/2008/main" xmlns:mc="http://schemas.openxmlformats.org/markup-compatibility/2006" xmlns:mv="urn:schemas-microsoft-com:mac:vml" xmlns:o="urn:schemas-microsoft-com:office:office" xmlns:r="http://schemas.openxmlformats.org/officeDocument/2006/relationships" xmlns:m="http://schemas.openxmlformats.org/officeDocument/2006/math" xmlns:v="urn:schemas-microsoft-com:vml" xmlns:wp14="http://schemas.microsoft.com/office/word/2010/wordprocessingDrawing" xmlns:wp="http://schemas.openxmlformats.org/drawingml/2006/wordprocessingDrawing" xmlns:w10="urn:schemas-microsoft-com:office:word" xmlns:w14="http://schemas.microsoft.com/office/word/2010/wordml" xmlns:wpg="http://schemas.microsoft.com/office/word/2010/wordprocessingGroup" xmlns:wpi="http://schemas.microsoft.com/office/word/2010/wordprocessingInk" xmlns:wne="http://schemas.microsoft.com/office/word/2006/wordml" xmlns:wps="http://schemas.microsoft.com/office/word/2010/wordprocessingShape">
-      <w:pPr>
-        <w:keepLines/>
-        <w:spacing w:after="0" w:line="230" w:lineRule="exact"/>
-      </w:pPr>
-      <w:r>
-        <w:rPr>
-          <w:rFonts w:ascii="Consolas" w:hAnsi="Consolas"/>
-          <w:sz w:val="20"/>
-          <w:color w:val="000000"/>
-        </w:rPr>
-        <w:t xml:space="preserve">        gram[i][i] += model.regParam * ratings.size();</w:t>
-      </w:r>
-    </w:p>
-    <w:p xmlns:w="http://schemas.openxmlformats.org/wordprocessingml/2006/main" xmlns:wpc="http://schemas.microsoft.com/office/word/2010/wordprocessingCanvas" xmlns:mo="http://schemas.microsoft.com/office/mac/office/2008/main" xmlns:mc="http://schemas.openxmlformats.org/markup-compatibility/2006" xmlns:mv="urn:schemas-microsoft-com:mac:vml" xmlns:o="urn:schemas-microsoft-com:office:office" xmlns:r="http://schemas.openxmlformats.org/officeDocument/2006/relationships" xmlns:m="http://schemas.openxmlformats.org/officeDocument/2006/math" xmlns:v="urn:schemas-microsoft-com:vml" xmlns:wp14="http://schemas.microsoft.com/office/word/2010/wordprocessingDrawing" xmlns:wp="http://schemas.openxmlformats.org/drawingml/2006/wordprocessingDrawing" xmlns:w10="urn:schemas-microsoft-com:office:word" xmlns:w14="http://schemas.microsoft.com/office/word/2010/wordml" xmlns:wpg="http://schemas.microsoft.com/office/word/2010/wordprocessingGroup" xmlns:wpi="http://schemas.microsoft.com/office/word/2010/wordprocessingInk" xmlns:wne="http://schemas.microsoft.com/office/word/2006/wordml" xmlns:wps="http://schemas.microsoft.com/office/word/2010/wordprocessingShape">
-      <w:pPr>
-        <w:keepLines/>
-        <w:spacing w:after="0" w:line="230" w:lineRule="exact"/>
-      </w:pPr>
-      <w:r>
-        <w:rPr>
-          <w:rFonts w:ascii="Consolas" w:hAnsi="Consolas"/>
-          <w:sz w:val="20"/>
-          <w:color w:val="000000"/>
-        </w:rPr>
-        <w:t xml:space="preserve">    return solve(gram, rhs);</w:t>
-      </w:r>
-    </w:p>
-    <w:p xmlns:w="http://schemas.openxmlformats.org/wordprocessingml/2006/main" xmlns:wpc="http://schemas.microsoft.com/office/word/2010/wordprocessingCanvas" xmlns:mo="http://schemas.microsoft.com/office/mac/office/2008/main" xmlns:mc="http://schemas.openxmlformats.org/markup-compatibility/2006" xmlns:mv="urn:schemas-microsoft-com:mac:vml" xmlns:o="urn:schemas-microsoft-com:office:office" xmlns:r="http://schemas.openxmlformats.org/officeDocument/2006/relationships" xmlns:m="http://schemas.openxmlformats.org/officeDocument/2006/math" xmlns:v="urn:schemas-microsoft-com:vml" xmlns:wp14="http://schemas.microsoft.com/office/word/2010/wordprocessingDrawing" xmlns:wp="http://schemas.openxmlformats.org/drawingml/2006/wordprocessingDrawing" xmlns:w10="urn:schemas-microsoft-com:office:word" xmlns:w14="http://schemas.microsoft.com/office/word/2010/wordml" xmlns:wpg="http://schemas.microsoft.com/office/word/2010/wordprocessingGroup" xmlns:wpi="http://schemas.microsoft.com/office/word/2010/wordprocessingInk" xmlns:wne="http://schemas.microsoft.com/office/word/2006/wordml" xmlns:wps="http://schemas.microsoft.com/office/word/2010/wordprocessingShape">
-      <w:pPr>
-        <w:keepLines/>
-        <w:spacing w:after="0" w:line="230" w:lineRule="exact"/>
-      </w:pPr>
-      <w:r>
-        <w:rPr>
-          <w:rFonts w:ascii="Consolas" w:hAnsi="Consolas"/>
-          <w:sz w:val="20"/>
-          <w:color w:val="000000"/>
-        </w:rPr>
-        <w:t>}</w:t>
-      </w:r>
-    </w:p>
-    <w:p xmlns:w="http://schemas.openxmlformats.org/wordprocessingml/2006/main" xmlns:wpc="http://schemas.microsoft.com/office/word/2010/wordprocessingCanvas" xmlns:mo="http://schemas.microsoft.com/office/mac/office/2008/main" xmlns:mc="http://schemas.openxmlformats.org/markup-compatibility/2006" xmlns:mv="urn:schemas-microsoft-com:mac:vml" xmlns:o="urn:schemas-microsoft-com:office:office" xmlns:r="http://schemas.openxmlformats.org/officeDocument/2006/relationships" xmlns:m="http://schemas.openxmlformats.org/officeDocument/2006/math" xmlns:v="urn:schemas-microsoft-com:vml" xmlns:wp14="http://schemas.microsoft.com/office/word/2010/wordprocessingDrawing" xmlns:wp="http://schemas.openxmlformats.org/drawingml/2006/wordprocessingDrawing" xmlns:w10="urn:schemas-microsoft-com:office:word" xmlns:w14="http://schemas.microsoft.com/office/word/2010/wordml" xmlns:wpg="http://schemas.microsoft.com/office/word/2010/wordprocessingGroup" xmlns:wpi="http://schemas.microsoft.com/office/word/2010/wordprocessingInk" xmlns:wne="http://schemas.microsoft.com/office/word/2006/wordml" xmlns:wps="http://schemas.microsoft.com/office/word/2010/wordprocessingShape">
-      <w:pPr>
-        <w:spacing w:after="100"/>
-      </w:pPr>
-      <w:r>
-        <w:rPr>
-          <w:rFonts w:ascii="Times New Roman" w:hAnsi="Times New Roman"/>
-          <w:b w:val="0"/>
-          <w:sz w:val="24"/>
-          <w:color w:val="000000"/>
-        </w:rPr>
-        <w:t>The complete method first validates the profile through its caller. The solver uses pivoted elimination; the regularisation term follows the ALS-WR scaling by the number of ratings.</w:t>
-      </w:r>
-    </w:p>
-    <w:p xmlns:w="http://schemas.openxmlformats.org/wordprocessingml/2006/main" xmlns:wpc="http://schemas.microsoft.com/office/word/2010/wordprocessingCanvas" xmlns:mo="http://schemas.microsoft.com/office/mac/office/2008/main" xmlns:mc="http://schemas.openxmlformats.org/markup-compatibility/2006" xmlns:mv="urn:schemas-microsoft-com:mac:vml" xmlns:o="urn:schemas-microsoft-com:office:office" xmlns:r="http://schemas.openxmlformats.org/officeDocument/2006/relationships" xmlns:m="http://schemas.openxmlformats.org/officeDocument/2006/math" xmlns:v="urn:schemas-microsoft-com:vml" xmlns:wp14="http://schemas.microsoft.com/office/word/2010/wordprocessingDrawing" xmlns:wp="http://schemas.openxmlformats.org/drawingml/2006/wordprocessingDrawing" xmlns:w10="urn:schemas-microsoft-com:office:word" xmlns:w14="http://schemas.microsoft.com/office/word/2010/wordml" xmlns:wpg="http://schemas.microsoft.com/office/word/2010/wordprocessingGroup" xmlns:wpi="http://schemas.microsoft.com/office/word/2010/wordprocessingInk" xmlns:wne="http://schemas.microsoft.com/office/word/2006/wordml" xmlns:wps="http://schemas.microsoft.com/office/word/2010/wordprocessingShape">
-      <w:pPr>
-        <w:keepNext/>
-        <w:pageBreakBefore/>
-        <w:spacing w:before="120" w:after="80"/>
-      </w:pPr>
-      <w:r>
-        <w:rPr>
-          <w:rFonts w:ascii="Times New Roman" w:hAnsi="Times New Roman"/>
-          <w:sz w:val="32"/>
-          <w:color w:val="000000"/>
-          <w:b/>
-        </w:rPr>
-        <w:t>8 Running and Demonstrating the Project</w:t>
-      </w:r>
-    </w:p>
-    <w:p xmlns:w="http://schemas.openxmlformats.org/wordprocessingml/2006/main" xmlns:wpc="http://schemas.microsoft.com/office/word/2010/wordprocessingCanvas" xmlns:mo="http://schemas.microsoft.com/office/mac/office/2008/main" xmlns:mc="http://schemas.openxmlformats.org/markup-compatibility/2006" xmlns:mv="urn:schemas-microsoft-com:mac:vml" xmlns:o="urn:schemas-microsoft-com:office:office" xmlns:r="http://schemas.openxmlformats.org/officeDocument/2006/relationships" xmlns:m="http://schemas.openxmlformats.org/officeDocument/2006/math" xmlns:v="urn:schemas-microsoft-com:vml" xmlns:wp14="http://schemas.microsoft.com/office/word/2010/wordprocessingDrawing" xmlns:wp="http://schemas.openxmlformats.org/drawingml/2006/wordprocessingDrawing" xmlns:w10="urn:schemas-microsoft-com:office:word" xmlns:w14="http://schemas.microsoft.com/office/word/2010/wordml" xmlns:wpg="http://schemas.microsoft.com/office/word/2010/wordprocessingGroup" xmlns:wpi="http://schemas.microsoft.com/office/word/2010/wordprocessingInk" xmlns:wne="http://schemas.microsoft.com/office/word/2006/wordml" xmlns:wps="http://schemas.microsoft.com/office/word/2010/wordprocessingShape">
-      <w:pPr>
-        <w:spacing w:after="100"/>
-      </w:pPr>
-      <w:r>
-        <w:rPr>
-          <w:rFonts w:ascii="Times New Roman" w:hAnsi="Times New Roman"/>
-          <w:b w:val="0"/>
-          <w:sz w:val="28"/>
-          <w:color w:val="000000"/>
-        </w:rPr>
-        <w:t>Open the BDA-Movie-Recommender folder on Windows and run setup.cmd once. It finds or installs JDK 17, downloads Maven, installs dependencies, compiles the program and runs the Java tests. Then run run.cmd and open http://127.0.0.1:8080. Keep the terminal open while using the application.</w:t>
-      </w:r>
-    </w:p>
-    <w:p xmlns:w="http://schemas.openxmlformats.org/wordprocessingml/2006/main" xmlns:wpc="http://schemas.microsoft.com/office/word/2010/wordprocessingCanvas" xmlns:mo="http://schemas.microsoft.com/office/mac/office/2008/main" xmlns:mc="http://schemas.openxmlformats.org/markup-compatibility/2006" xmlns:mv="urn:schemas-microsoft-com:mac:vml" xmlns:o="urn:schemas-microsoft-com:office:office" xmlns:r="http://schemas.openxmlformats.org/officeDocument/2006/relationships" xmlns:m="http://schemas.openxmlformats.org/officeDocument/2006/math" xmlns:v="urn:schemas-microsoft-com:vml" xmlns:wp14="http://schemas.microsoft.com/office/word/2010/wordprocessingDrawing" xmlns:wp="http://schemas.openxmlformats.org/drawingml/2006/wordprocessingDrawing" xmlns:w10="urn:schemas-microsoft-com:office:word" xmlns:w14="http://schemas.microsoft.com/office/word/2010/wordml" xmlns:wpg="http://schemas.microsoft.com/office/word/2010/wordprocessingGroup" xmlns:wpi="http://schemas.microsoft.com/office/word/2010/wordprocessingInk" xmlns:wne="http://schemas.microsoft.com/office/word/2006/wordml" xmlns:wps="http://schemas.microsoft.com/office/word/2010/wordprocessingShape">
-      <w:pPr>
-        <w:spacing w:after="100"/>
-      </w:pPr>
-      <w:r>
-        <w:rPr>
-          <w:rFonts w:ascii="Times New Roman" w:hAnsi="Times New Roman"/>
-          <w:b w:val="0"/>
-          <w:sz w:val="28"/>
-          <w:color w:val="000000"/>
-        </w:rPr>
-        <w:t>Run train.cmd to repeat cleaning, analysis, evaluation and final model fitting. The Linux and macOS equivalents are bash setup.sh, bash run.sh and bash train.sh. The shell scripts have syntax checks; full execution was verified on Windows. The included JAR and trained artifacts support a quick demonstration after setup.</w:t>
-      </w:r>
-    </w:p>
-    <w:p xmlns:w="http://schemas.openxmlformats.org/wordprocessingml/2006/main" xmlns:wpc="http://schemas.microsoft.com/office/word/2010/wordprocessingCanvas" xmlns:mo="http://schemas.microsoft.com/office/mac/office/2008/main" xmlns:mc="http://schemas.openxmlformats.org/markup-compatibility/2006" xmlns:mv="urn:schemas-microsoft-com:mac:vml" xmlns:o="urn:schemas-microsoft-com:office:office" xmlns:r="http://schemas.openxmlformats.org/officeDocument/2006/relationships" xmlns:m="http://schemas.openxmlformats.org/officeDocument/2006/math" xmlns:v="urn:schemas-microsoft-com:vml" xmlns:wp14="http://schemas.microsoft.com/office/word/2010/wordprocessingDrawing" xmlns:wp="http://schemas.openxmlformats.org/drawingml/2006/wordprocessingDrawing" xmlns:w10="urn:schemas-microsoft-com:office:word" xmlns:w14="http://schemas.microsoft.com/office/word/2010/wordml" xmlns:wpg="http://schemas.microsoft.com/office/word/2010/wordprocessingGroup" xmlns:wpi="http://schemas.microsoft.com/office/word/2010/wordprocessingInk" xmlns:wne="http://schemas.microsoft.com/office/word/2006/wordml" xmlns:wps="http://schemas.microsoft.com/office/word/2010/wordprocessingShape">
-      <w:pPr>
-        <w:spacing w:after="100"/>
-      </w:pPr>
-      <w:r>
-        <w:rPr>
-          <w:rFonts w:ascii="Times New Roman" w:hAnsi="Times New Roman"/>
-          <w:b w:val="0"/>
-          <w:sz w:val="28"/>
-          <w:color w:val="000000"/>
-        </w:rPr>
-        <w:t>For the seminar, first recommend movies for User 1, then switch to another user. Apply a Drama filter and a minimum count of 50. Next open My ratings, load the example profile and generate suggestions. Finish with Dataset analytics and explain RMSE, the mean baseline and prediction coverage.</w:t>
-      </w:r>
-    </w:p>
-    <w:p xmlns:w="http://schemas.openxmlformats.org/wordprocessingml/2006/main" xmlns:wpc="http://schemas.microsoft.com/office/word/2010/wordprocessingCanvas" xmlns:mo="http://schemas.microsoft.com/office/mac/office/2008/main" xmlns:mc="http://schemas.openxmlformats.org/markup-compatibility/2006" xmlns:mv="urn:schemas-microsoft-com:mac:vml" xmlns:o="urn:schemas-microsoft-com:office:office" xmlns:r="http://schemas.openxmlformats.org/officeDocument/2006/relationships" xmlns:m="http://schemas.openxmlformats.org/officeDocument/2006/math" xmlns:v="urn:schemas-microsoft-com:vml" xmlns:wp14="http://schemas.microsoft.com/office/word/2010/wordprocessingDrawing" xmlns:wp="http://schemas.openxmlformats.org/drawingml/2006/wordprocessingDrawing" xmlns:w10="urn:schemas-microsoft-com:office:word" xmlns:w14="http://schemas.microsoft.com/office/word/2010/wordml" xmlns:wpg="http://schemas.microsoft.com/office/word/2010/wordprocessingGroup" xmlns:wpi="http://schemas.microsoft.com/office/word/2010/wordprocessingInk" xmlns:wne="http://schemas.microsoft.com/office/word/2006/wordml" xmlns:wps="http://schemas.microsoft.com/office/word/2010/wordprocessingShape">
-      <w:pPr>
-        <w:keepNext/>
-        <w:pageBreakBefore w:val="0"/>
-        <w:spacing w:before="120" w:after="80"/>
-      </w:pPr>
-      <w:r>
-        <w:rPr>
-          <w:rFonts w:ascii="Times New Roman" w:hAnsi="Times New Roman"/>
-          <w:sz w:val="32"/>
-          <w:color w:val="000000"/>
-          <w:b/>
-        </w:rPr>
-        <w:t>9 Conclusion and Future Work</w:t>
-      </w:r>
-    </w:p>
-    <w:p xmlns:w="http://schemas.openxmlformats.org/wordprocessingml/2006/main" xmlns:wpc="http://schemas.microsoft.com/office/word/2010/wordprocessingCanvas" xmlns:mo="http://schemas.microsoft.com/office/mac/office/2008/main" xmlns:mc="http://schemas.openxmlformats.org/markup-compatibility/2006" xmlns:mv="urn:schemas-microsoft-com:mac:vml" xmlns:o="urn:schemas-microsoft-com:office:office" xmlns:r="http://schemas.openxmlformats.org/officeDocument/2006/relationships" xmlns:m="http://schemas.openxmlformats.org/officeDocument/2006/math" xmlns:v="urn:schemas-microsoft-com:vml" xmlns:wp14="http://schemas.microsoft.com/office/word/2010/wordprocessingDrawing" xmlns:wp="http://schemas.openxmlformats.org/drawingml/2006/wordprocessingDrawing" xmlns:w10="urn:schemas-microsoft-com:office:word" xmlns:w14="http://schemas.microsoft.com/office/word/2010/wordml" xmlns:wpg="http://schemas.microsoft.com/office/word/2010/wordprocessingGroup" xmlns:wpi="http://schemas.microsoft.com/office/word/2010/wordprocessingInk" xmlns:wne="http://schemas.microsoft.com/office/word/2006/wordml" xmlns:wps="http://schemas.microsoft.com/office/word/2010/wordprocessingShape">
-      <w:pPr>
-        <w:spacing w:after="100"/>
-      </w:pPr>
-      <w:r>
-        <w:rPr>
-          <w:rFonts w:ascii="Times New Roman" w:hAnsi="Times New Roman"/>
-          <w:b w:val="0"/>
-          <w:sz w:val="28"/>
-          <w:color w:val="000000"/>
-        </w:rPr>
-        <w:t>The project connects CSV preparation, Spark analytics, ALS training and a working recommendation interface. The measured holdout RMSE is 0.9316 with 91.66% coverage. The main learning outcome is understanding how rating data becomes model factors and how those factors produce unseen-film suggestions.</w:t>
-      </w:r>
-    </w:p>
-    <w:p xmlns:w="http://schemas.openxmlformats.org/wordprocessingml/2006/main" xmlns:wpc="http://schemas.microsoft.com/office/word/2010/wordprocessingCanvas" xmlns:mo="http://schemas.microsoft.com/office/mac/office/2008/main" xmlns:mc="http://schemas.openxmlformats.org/markup-compatibility/2006" xmlns:mv="urn:schemas-microsoft-com:mac:vml" xmlns:o="urn:schemas-microsoft-com:office:office" xmlns:r="http://schemas.openxmlformats.org/officeDocument/2006/relationships" xmlns:m="http://schemas.openxmlformats.org/officeDocument/2006/math" xmlns:v="urn:schemas-microsoft-com:vml" xmlns:wp14="http://schemas.microsoft.com/office/word/2010/wordprocessingDrawing" xmlns:wp="http://schemas.openxmlformats.org/drawingml/2006/wordprocessingDrawing" xmlns:w10="urn:schemas-microsoft-com:office:word" xmlns:w14="http://schemas.microsoft.com/office/word/2010/wordml" xmlns:wpg="http://schemas.microsoft.com/office/word/2010/wordprocessingGroup" xmlns:wpi="http://schemas.microsoft.com/office/word/2010/wordprocessingInk" xmlns:wne="http://schemas.microsoft.com/office/word/2006/wordml" xmlns:wps="http://schemas.microsoft.com/office/word/2010/wordprocessingShape">
-      <w:pPr>
-        <w:spacing w:after="100"/>
-      </w:pPr>
-      <w:r>
-        <w:rPr>
-          <w:rFonts w:ascii="Times New Roman" w:hAnsi="Times New Roman"/>
-          <w:b w:val="0"/>
-          <w:sz w:val="28"/>
-          <w:color w:val="000000"/>
-        </w:rPr>
-        <w:t>Future work can use a global time cutoff, a validation split for tuning, and precision and recall at 10 for ranking evaluation. Movie metadata could help with new films. Larger deployments would need shared storage and a serving design that avoids collecting all histories and scanning every movie in one process.</w:t>
-      </w:r>
-    </w:p>
-    <w:p xmlns:w="http://schemas.openxmlformats.org/wordprocessingml/2006/main" xmlns:wpc="http://schemas.microsoft.com/office/word/2010/wordprocessingCanvas" xmlns:mo="http://schemas.microsoft.com/office/mac/office/2008/main" xmlns:mc="http://schemas.openxmlformats.org/markup-compatibility/2006" xmlns:mv="urn:schemas-microsoft-com:mac:vml" xmlns:o="urn:schemas-microsoft-com:office:office" xmlns:r="http://schemas.openxmlformats.org/officeDocument/2006/relationships" xmlns:m="http://schemas.openxmlformats.org/officeDocument/2006/math" xmlns:v="urn:schemas-microsoft-com:vml" xmlns:wp14="http://schemas.microsoft.com/office/word/2010/wordprocessingDrawing" xmlns:wp="http://schemas.openxmlformats.org/drawingml/2006/wordprocessingDrawing" xmlns:w10="urn:schemas-microsoft-com:office:word" xmlns:w14="http://schemas.microsoft.com/office/word/2010/wordml" xmlns:wpg="http://schemas.microsoft.com/office/word/2010/wordprocessingGroup" xmlns:wpi="http://schemas.microsoft.com/office/word/2010/wordprocessingInk" xmlns:wne="http://schemas.microsoft.com/office/word/2006/wordml" xmlns:wps="http://schemas.microsoft.com/office/word/2010/wordprocessingShape">
-      <w:pPr>
-        <w:keepNext/>
-        <w:pageBreakBefore w:val="0"/>
-        <w:spacing w:before="120" w:after="80"/>
-      </w:pPr>
-      <w:r>
-        <w:rPr>
-          <w:rFonts w:ascii="Times New Roman" w:hAnsi="Times New Roman"/>
-          <w:sz w:val="32"/>
-          <w:color w:val="000000"/>
-          <w:b/>
-        </w:rPr>
         <w:t>References</w:t>
       </w:r>
     </w:p>
@@ -4903,7 +4174,7 @@
           <w:sz w:val="22"/>
           <w:color w:val="000000"/>
         </w:rPr>
-        <w:t>1. F. Maxwell Harper and Joseph A. Konstan. The MovieLens Datasets: History and Context. ACM TiiS, 2015. doi.org/10.1145/2827872</w:t>
+        <w:t>1. GroupLens MovieLens dataset and licence: grouplens.org/datasets/movielens/latest/ and data/ml-latest-small/README.txt.</w:t>
       </w:r>
     </w:p>
     <w:p xmlns:w="http://schemas.openxmlformats.org/wordprocessingml/2006/main" xmlns:wpc="http://schemas.microsoft.com/office/word/2010/wordprocessingCanvas" xmlns:mo="http://schemas.microsoft.com/office/mac/office/2008/main" xmlns:mc="http://schemas.openxmlformats.org/markup-compatibility/2006" xmlns:mv="urn:schemas-microsoft-com:mac:vml" xmlns:o="urn:schemas-microsoft-com:office:office" xmlns:r="http://schemas.openxmlformats.org/officeDocument/2006/relationships" xmlns:m="http://schemas.openxmlformats.org/officeDocument/2006/math" xmlns:v="urn:schemas-microsoft-com:vml" xmlns:wp14="http://schemas.microsoft.com/office/word/2010/wordprocessingDrawing" xmlns:wp="http://schemas.openxmlformats.org/drawingml/2006/wordprocessingDrawing" xmlns:w10="urn:schemas-microsoft-com:office:word" xmlns:w14="http://schemas.microsoft.com/office/word/2010/wordml" xmlns:wpg="http://schemas.microsoft.com/office/word/2010/wordprocessingGroup" xmlns:wpi="http://schemas.microsoft.com/office/word/2010/wordprocessingInk" xmlns:wne="http://schemas.microsoft.com/office/word/2006/wordml" xmlns:wps="http://schemas.microsoft.com/office/word/2010/wordprocessingShape">
@@ -4917,7 +4188,7 @@
           <w:sz w:val="22"/>
           <w:color w:val="000000"/>
         </w:rPr>
-        <w:t>2. GroupLens MovieLens latest small dataset and licence. grouplens.org/datasets/movielens/latest/ and the included README.txt.</w:t>
+        <w:t>2. Harper and Konstan. The MovieLens Datasets: History and Context, 2015. doi.org/10.1145/2827872</w:t>
       </w:r>
     </w:p>
     <w:p xmlns:w="http://schemas.openxmlformats.org/wordprocessingml/2006/main" xmlns:wpc="http://schemas.microsoft.com/office/word/2010/wordprocessingCanvas" xmlns:mo="http://schemas.microsoft.com/office/mac/office/2008/main" xmlns:mc="http://schemas.openxmlformats.org/markup-compatibility/2006" xmlns:mv="urn:schemas-microsoft-com:mac:vml" xmlns:o="urn:schemas-microsoft-com:office:office" xmlns:r="http://schemas.openxmlformats.org/officeDocument/2006/relationships" xmlns:m="http://schemas.openxmlformats.org/officeDocument/2006/math" xmlns:v="urn:schemas-microsoft-com:vml" xmlns:wp14="http://schemas.microsoft.com/office/word/2010/wordprocessingDrawing" xmlns:wp="http://schemas.openxmlformats.org/drawingml/2006/wordprocessingDrawing" xmlns:w10="urn:schemas-microsoft-com:office:word" xmlns:w14="http://schemas.microsoft.com/office/word/2010/wordml" xmlns:wpg="http://schemas.microsoft.com/office/word/2010/wordprocessingGroup" xmlns:wpi="http://schemas.microsoft.com/office/word/2010/wordprocessingInk" xmlns:wne="http://schemas.microsoft.com/office/word/2006/wordml" xmlns:wps="http://schemas.microsoft.com/office/word/2010/wordprocessingShape">
@@ -4931,21 +4202,7 @@
           <w:sz w:val="22"/>
           <w:color w:val="000000"/>
         </w:rPr>
-        <w:t>3. Apache Spark 3.5.7 collaborative filtering documentation. spark.apache.org/docs/3.5.7/ml-collaborative-filtering.html</w:t>
-      </w:r>
-    </w:p>
-    <w:p xmlns:w="http://schemas.openxmlformats.org/wordprocessingml/2006/main" xmlns:wpc="http://schemas.microsoft.com/office/word/2010/wordprocessingCanvas" xmlns:mo="http://schemas.microsoft.com/office/mac/office/2008/main" xmlns:mc="http://schemas.openxmlformats.org/markup-compatibility/2006" xmlns:mv="urn:schemas-microsoft-com:mac:vml" xmlns:o="urn:schemas-microsoft-com:office:office" xmlns:r="http://schemas.openxmlformats.org/officeDocument/2006/relationships" xmlns:m="http://schemas.openxmlformats.org/officeDocument/2006/math" xmlns:v="urn:schemas-microsoft-com:vml" xmlns:wp14="http://schemas.microsoft.com/office/word/2010/wordprocessingDrawing" xmlns:wp="http://schemas.openxmlformats.org/drawingml/2006/wordprocessingDrawing" xmlns:w10="urn:schemas-microsoft-com:office:word" xmlns:w14="http://schemas.microsoft.com/office/word/2010/wordml" xmlns:wpg="http://schemas.microsoft.com/office/word/2010/wordprocessingGroup" xmlns:wpi="http://schemas.microsoft.com/office/word/2010/wordprocessingInk" xmlns:wne="http://schemas.microsoft.com/office/word/2006/wordml" xmlns:wps="http://schemas.microsoft.com/office/word/2010/wordprocessingShape">
-      <w:pPr>
-        <w:spacing w:after="100"/>
-      </w:pPr>
-      <w:r>
-        <w:rPr>
-          <w:rFonts w:ascii="Times New Roman" w:hAnsi="Times New Roman"/>
-          <w:b w:val="0"/>
-          <w:sz w:val="22"/>
-          <w:color w:val="000000"/>
-        </w:rPr>
-        <w:t>4. Apache Spark 3.5.7 RDD programming guide. spark.apache.org/docs/3.5.7/rdd-programming-guide.html</w:t>
+        <w:t>3. Apache Spark ALS documentation: spark.apache.org/docs/3.5.7/ml-collaborative-filtering.html</w:t>
       </w:r>
     </w:p>
     <w:sectPr>

--- a/report/BDA_Movie_Recommendation_Report.docx
+++ b/report/BDA_Movie_Recommendation_Report.docx
@@ -1679,7 +1679,7 @@
           <w:color w:val="000000"/>
           <w:b/>
         </w:rPr>
-        <w:t>2 Working of the Project</w:t>
+        <w:t>2 Dataset and Cleaning Rules</w:t>
       </w:r>
     </w:p>
     <w:p xmlns:w="http://schemas.openxmlformats.org/wordprocessingml/2006/main" xmlns:wpc="http://schemas.microsoft.com/office/word/2010/wordprocessingCanvas" xmlns:mo="http://schemas.microsoft.com/office/mac/office/2008/main" xmlns:mc="http://schemas.openxmlformats.org/markup-compatibility/2006" xmlns:mv="urn:schemas-microsoft-com:mac:vml" xmlns:o="urn:schemas-microsoft-com:office:office" xmlns:r="http://schemas.openxmlformats.org/officeDocument/2006/relationships" xmlns:m="http://schemas.openxmlformats.org/officeDocument/2006/math" xmlns:v="urn:schemas-microsoft-com:vml" xmlns:wp14="http://schemas.microsoft.com/office/word/2010/wordprocessingDrawing" xmlns:wp="http://schemas.openxmlformats.org/drawingml/2006/wordprocessingDrawing" xmlns:w10="urn:schemas-microsoft-com:office:word" xmlns:w14="http://schemas.microsoft.com/office/word/2010/wordml" xmlns:wpg="http://schemas.microsoft.com/office/word/2010/wordprocessingGroup" xmlns:wpi="http://schemas.microsoft.com/office/word/2010/wordprocessingInk" xmlns:wne="http://schemas.microsoft.com/office/word/2006/wordml" xmlns:wps="http://schemas.microsoft.com/office/word/2010/wordprocessingShape">
@@ -1695,7 +1695,526 @@
           <w:color w:val="000000"/>
           <w:b/>
         </w:rPr>
-        <w:t>2.1 Data Preparation</w:t>
+        <w:t>2.1 Understanding a Rating Record</w:t>
+      </w:r>
+    </w:p>
+    <w:tbl xmlns:w="http://schemas.openxmlformats.org/wordprocessingml/2006/main" xmlns:wpc="http://schemas.microsoft.com/office/word/2010/wordprocessingCanvas" xmlns:mo="http://schemas.microsoft.com/office/mac/office/2008/main" xmlns:mc="http://schemas.openxmlformats.org/markup-compatibility/2006" xmlns:mv="urn:schemas-microsoft-com:mac:vml" xmlns:o="urn:schemas-microsoft-com:office:office" xmlns:r="http://schemas.openxmlformats.org/officeDocument/2006/relationships" xmlns:m="http://schemas.openxmlformats.org/officeDocument/2006/math" xmlns:v="urn:schemas-microsoft-com:vml" xmlns:wp14="http://schemas.microsoft.com/office/word/2010/wordprocessingDrawing" xmlns:wp="http://schemas.openxmlformats.org/drawingml/2006/wordprocessingDrawing" xmlns:w10="urn:schemas-microsoft-com:office:word" xmlns:w14="http://schemas.microsoft.com/office/word/2010/wordml" xmlns:wpg="http://schemas.microsoft.com/office/word/2010/wordprocessingGroup" xmlns:wpi="http://schemas.microsoft.com/office/word/2010/wordprocessingInk" xmlns:wne="http://schemas.microsoft.com/office/word/2006/wordml" xmlns:wps="http://schemas.microsoft.com/office/word/2010/wordprocessingShape">
+      <w:tblPr>
+        <w:tblW w:type="auto" w:w="0"/>
+        <w:tblLayout w:type="fixed"/>
+        <w:tblLook w:firstColumn="1" w:firstRow="1" w:lastColumn="0" w:lastRow="0" w:noHBand="0" w:noVBand="1" w:val="04A0"/>
+      </w:tblPr>
+      <w:tblGrid>
+        <w:gridCol w:w="3008"/>
+        <w:gridCol w:w="3008"/>
+        <w:gridCol w:w="3008"/>
+      </w:tblGrid>
+      <w:tr>
+        <w:trPr>
+          <w:cantSplit/>
+          <w:tblHeader/>
+        </w:trPr>
+        <w:tc>
+          <w:tcPr>
+            <w:tcW w:type="dxa" w:w="1728"/>
+            <w:vAlign w:val="center"/>
+            <w:tcMar>
+              <w:top w:w="50" w:type="dxa"/>
+              <w:bottom w:w="50" w:type="dxa"/>
+              <w:left w:w="50" w:type="dxa"/>
+              <w:right w:w="50" w:type="dxa"/>
+            </w:tcMar>
+            <w:tcBorders>
+              <w:top w:val="single" w:sz="4" w:color="D9D9D9"/>
+              <w:bottom w:val="single" w:sz="4" w:color="D9D9D9"/>
+              <w:left w:val="single" w:sz="4" w:color="D9D9D9"/>
+              <w:right w:val="single" w:sz="4" w:color="D9D9D9"/>
+            </w:tcBorders>
+            <w:shd w:fill="E9ECEF"/>
+          </w:tcPr>
+          <w:p>
+            <w:pPr>
+              <w:spacing w:after="20" w:before="20"/>
+            </w:pPr>
+            <w:r>
+              <w:rPr>
+                <w:rFonts w:ascii="Times New Roman" w:hAnsi="Times New Roman"/>
+                <w:b/>
+                <w:sz w:val="23"/>
+              </w:rPr>
+              <w:t>Field</w:t>
+            </w:r>
+          </w:p>
+        </w:tc>
+        <w:tc>
+          <w:tcPr>
+            <w:tcW w:type="dxa" w:w="5184"/>
+            <w:vAlign w:val="center"/>
+            <w:tcMar>
+              <w:top w:w="50" w:type="dxa"/>
+              <w:bottom w:w="50" w:type="dxa"/>
+              <w:left w:w="50" w:type="dxa"/>
+              <w:right w:w="50" w:type="dxa"/>
+            </w:tcMar>
+            <w:tcBorders>
+              <w:top w:val="single" w:sz="4" w:color="D9D9D9"/>
+              <w:bottom w:val="single" w:sz="4" w:color="D9D9D9"/>
+              <w:left w:val="single" w:sz="4" w:color="D9D9D9"/>
+              <w:right w:val="single" w:sz="4" w:color="D9D9D9"/>
+            </w:tcBorders>
+            <w:shd w:fill="E9ECEF"/>
+          </w:tcPr>
+          <w:p>
+            <w:pPr>
+              <w:spacing w:after="20" w:before="20"/>
+            </w:pPr>
+            <w:r>
+              <w:rPr>
+                <w:rFonts w:ascii="Times New Roman" w:hAnsi="Times New Roman"/>
+                <w:b/>
+                <w:sz w:val="23"/>
+              </w:rPr>
+              <w:t>Meaning</w:t>
+            </w:r>
+          </w:p>
+        </w:tc>
+        <w:tc>
+          <w:tcPr>
+            <w:tcW w:type="dxa" w:w="2016"/>
+            <w:vAlign w:val="center"/>
+            <w:tcMar>
+              <w:top w:w="50" w:type="dxa"/>
+              <w:bottom w:w="50" w:type="dxa"/>
+              <w:left w:w="50" w:type="dxa"/>
+              <w:right w:w="50" w:type="dxa"/>
+            </w:tcMar>
+            <w:tcBorders>
+              <w:top w:val="single" w:sz="4" w:color="D9D9D9"/>
+              <w:bottom w:val="single" w:sz="4" w:color="D9D9D9"/>
+              <w:left w:val="single" w:sz="4" w:color="D9D9D9"/>
+              <w:right w:val="single" w:sz="4" w:color="D9D9D9"/>
+            </w:tcBorders>
+            <w:shd w:fill="E9ECEF"/>
+          </w:tcPr>
+          <w:p>
+            <w:pPr>
+              <w:spacing w:after="20" w:before="20"/>
+            </w:pPr>
+            <w:r>
+              <w:rPr>
+                <w:rFonts w:ascii="Times New Roman" w:hAnsi="Times New Roman"/>
+                <w:b/>
+                <w:sz w:val="23"/>
+              </w:rPr>
+              <w:t>Example</w:t>
+            </w:r>
+          </w:p>
+        </w:tc>
+      </w:tr>
+      <w:tr>
+        <w:trPr>
+          <w:cantSplit/>
+        </w:trPr>
+        <w:tc>
+          <w:tcPr>
+            <w:tcW w:type="dxa" w:w="1728"/>
+            <w:vAlign w:val="center"/>
+            <w:tcMar>
+              <w:top w:w="50" w:type="dxa"/>
+              <w:bottom w:w="50" w:type="dxa"/>
+              <w:left w:w="50" w:type="dxa"/>
+              <w:right w:w="50" w:type="dxa"/>
+            </w:tcMar>
+            <w:tcBorders>
+              <w:top w:val="single" w:sz="4" w:color="D9D9D9"/>
+              <w:bottom w:val="single" w:sz="4" w:color="D9D9D9"/>
+              <w:left w:val="single" w:sz="4" w:color="D9D9D9"/>
+              <w:right w:val="single" w:sz="4" w:color="D9D9D9"/>
+            </w:tcBorders>
+          </w:tcPr>
+          <w:p>
+            <w:pPr>
+              <w:spacing w:after="20" w:before="20"/>
+            </w:pPr>
+            <w:r>
+              <w:rPr>
+                <w:rFonts w:ascii="Times New Roman" w:hAnsi="Times New Roman"/>
+                <w:b w:val="0"/>
+                <w:sz w:val="23"/>
+              </w:rPr>
+              <w:t>userId</w:t>
+            </w:r>
+          </w:p>
+        </w:tc>
+        <w:tc>
+          <w:tcPr>
+            <w:tcW w:type="dxa" w:w="5184"/>
+            <w:vAlign w:val="center"/>
+            <w:tcMar>
+              <w:top w:w="50" w:type="dxa"/>
+              <w:bottom w:w="50" w:type="dxa"/>
+              <w:left w:w="50" w:type="dxa"/>
+              <w:right w:w="50" w:type="dxa"/>
+            </w:tcMar>
+            <w:tcBorders>
+              <w:top w:val="single" w:sz="4" w:color="D9D9D9"/>
+              <w:bottom w:val="single" w:sz="4" w:color="D9D9D9"/>
+              <w:left w:val="single" w:sz="4" w:color="D9D9D9"/>
+              <w:right w:val="single" w:sz="4" w:color="D9D9D9"/>
+            </w:tcBorders>
+          </w:tcPr>
+          <w:p>
+            <w:pPr>
+              <w:spacing w:after="20" w:before="20"/>
+            </w:pPr>
+            <w:r>
+              <w:rPr>
+                <w:rFonts w:ascii="Times New Roman" w:hAnsi="Times New Roman"/>
+                <w:b w:val="0"/>
+                <w:sz w:val="23"/>
+              </w:rPr>
+              <w:t>Anonymous user identifier</w:t>
+            </w:r>
+          </w:p>
+        </w:tc>
+        <w:tc>
+          <w:tcPr>
+            <w:tcW w:type="dxa" w:w="2016"/>
+            <w:vAlign w:val="center"/>
+            <w:tcMar>
+              <w:top w:w="50" w:type="dxa"/>
+              <w:bottom w:w="50" w:type="dxa"/>
+              <w:left w:w="50" w:type="dxa"/>
+              <w:right w:w="50" w:type="dxa"/>
+            </w:tcMar>
+            <w:tcBorders>
+              <w:top w:val="single" w:sz="4" w:color="D9D9D9"/>
+              <w:bottom w:val="single" w:sz="4" w:color="D9D9D9"/>
+              <w:left w:val="single" w:sz="4" w:color="D9D9D9"/>
+              <w:right w:val="single" w:sz="4" w:color="D9D9D9"/>
+            </w:tcBorders>
+          </w:tcPr>
+          <w:p>
+            <w:pPr>
+              <w:spacing w:after="20" w:before="20"/>
+            </w:pPr>
+            <w:r>
+              <w:rPr>
+                <w:rFonts w:ascii="Times New Roman" w:hAnsi="Times New Roman"/>
+                <w:b w:val="0"/>
+                <w:sz w:val="23"/>
+              </w:rPr>
+              <w:t>1</w:t>
+            </w:r>
+          </w:p>
+        </w:tc>
+      </w:tr>
+      <w:tr>
+        <w:trPr>
+          <w:cantSplit/>
+        </w:trPr>
+        <w:tc>
+          <w:tcPr>
+            <w:tcW w:type="dxa" w:w="1728"/>
+            <w:vAlign w:val="center"/>
+            <w:tcMar>
+              <w:top w:w="50" w:type="dxa"/>
+              <w:bottom w:w="50" w:type="dxa"/>
+              <w:left w:w="50" w:type="dxa"/>
+              <w:right w:w="50" w:type="dxa"/>
+            </w:tcMar>
+            <w:tcBorders>
+              <w:top w:val="single" w:sz="4" w:color="D9D9D9"/>
+              <w:bottom w:val="single" w:sz="4" w:color="D9D9D9"/>
+              <w:left w:val="single" w:sz="4" w:color="D9D9D9"/>
+              <w:right w:val="single" w:sz="4" w:color="D9D9D9"/>
+            </w:tcBorders>
+          </w:tcPr>
+          <w:p>
+            <w:pPr>
+              <w:spacing w:after="20" w:before="20"/>
+            </w:pPr>
+            <w:r>
+              <w:rPr>
+                <w:rFonts w:ascii="Times New Roman" w:hAnsi="Times New Roman"/>
+                <w:b w:val="0"/>
+                <w:sz w:val="23"/>
+              </w:rPr>
+              <w:t>movieId</w:t>
+            </w:r>
+          </w:p>
+        </w:tc>
+        <w:tc>
+          <w:tcPr>
+            <w:tcW w:type="dxa" w:w="5184"/>
+            <w:vAlign w:val="center"/>
+            <w:tcMar>
+              <w:top w:w="50" w:type="dxa"/>
+              <w:bottom w:w="50" w:type="dxa"/>
+              <w:left w:w="50" w:type="dxa"/>
+              <w:right w:w="50" w:type="dxa"/>
+            </w:tcMar>
+            <w:tcBorders>
+              <w:top w:val="single" w:sz="4" w:color="D9D9D9"/>
+              <w:bottom w:val="single" w:sz="4" w:color="D9D9D9"/>
+              <w:left w:val="single" w:sz="4" w:color="D9D9D9"/>
+              <w:right w:val="single" w:sz="4" w:color="D9D9D9"/>
+            </w:tcBorders>
+          </w:tcPr>
+          <w:p>
+            <w:pPr>
+              <w:spacing w:after="20" w:before="20"/>
+            </w:pPr>
+            <w:r>
+              <w:rPr>
+                <w:rFonts w:ascii="Times New Roman" w:hAnsi="Times New Roman"/>
+                <w:b w:val="0"/>
+                <w:sz w:val="23"/>
+              </w:rPr>
+              <w:t>Identifier used to join movie details</w:t>
+            </w:r>
+          </w:p>
+        </w:tc>
+        <w:tc>
+          <w:tcPr>
+            <w:tcW w:type="dxa" w:w="2016"/>
+            <w:vAlign w:val="center"/>
+            <w:tcMar>
+              <w:top w:w="50" w:type="dxa"/>
+              <w:bottom w:w="50" w:type="dxa"/>
+              <w:left w:w="50" w:type="dxa"/>
+              <w:right w:w="50" w:type="dxa"/>
+            </w:tcMar>
+            <w:tcBorders>
+              <w:top w:val="single" w:sz="4" w:color="D9D9D9"/>
+              <w:bottom w:val="single" w:sz="4" w:color="D9D9D9"/>
+              <w:left w:val="single" w:sz="4" w:color="D9D9D9"/>
+              <w:right w:val="single" w:sz="4" w:color="D9D9D9"/>
+            </w:tcBorders>
+          </w:tcPr>
+          <w:p>
+            <w:pPr>
+              <w:spacing w:after="20" w:before="20"/>
+            </w:pPr>
+            <w:r>
+              <w:rPr>
+                <w:rFonts w:ascii="Times New Roman" w:hAnsi="Times New Roman"/>
+                <w:b w:val="0"/>
+                <w:sz w:val="23"/>
+              </w:rPr>
+              <w:t>1</w:t>
+            </w:r>
+          </w:p>
+        </w:tc>
+      </w:tr>
+      <w:tr>
+        <w:trPr>
+          <w:cantSplit/>
+        </w:trPr>
+        <w:tc>
+          <w:tcPr>
+            <w:tcW w:type="dxa" w:w="1728"/>
+            <w:vAlign w:val="center"/>
+            <w:tcMar>
+              <w:top w:w="50" w:type="dxa"/>
+              <w:bottom w:w="50" w:type="dxa"/>
+              <w:left w:w="50" w:type="dxa"/>
+              <w:right w:w="50" w:type="dxa"/>
+            </w:tcMar>
+            <w:tcBorders>
+              <w:top w:val="single" w:sz="4" w:color="D9D9D9"/>
+              <w:bottom w:val="single" w:sz="4" w:color="D9D9D9"/>
+              <w:left w:val="single" w:sz="4" w:color="D9D9D9"/>
+              <w:right w:val="single" w:sz="4" w:color="D9D9D9"/>
+            </w:tcBorders>
+          </w:tcPr>
+          <w:p>
+            <w:pPr>
+              <w:spacing w:after="20" w:before="20"/>
+            </w:pPr>
+            <w:r>
+              <w:rPr>
+                <w:rFonts w:ascii="Times New Roman" w:hAnsi="Times New Roman"/>
+                <w:b w:val="0"/>
+                <w:sz w:val="23"/>
+              </w:rPr>
+              <w:t>rating</w:t>
+            </w:r>
+          </w:p>
+        </w:tc>
+        <w:tc>
+          <w:tcPr>
+            <w:tcW w:type="dxa" w:w="5184"/>
+            <w:vAlign w:val="center"/>
+            <w:tcMar>
+              <w:top w:w="50" w:type="dxa"/>
+              <w:bottom w:w="50" w:type="dxa"/>
+              <w:left w:w="50" w:type="dxa"/>
+              <w:right w:w="50" w:type="dxa"/>
+            </w:tcMar>
+            <w:tcBorders>
+              <w:top w:val="single" w:sz="4" w:color="D9D9D9"/>
+              <w:bottom w:val="single" w:sz="4" w:color="D9D9D9"/>
+              <w:left w:val="single" w:sz="4" w:color="D9D9D9"/>
+              <w:right w:val="single" w:sz="4" w:color="D9D9D9"/>
+            </w:tcBorders>
+          </w:tcPr>
+          <w:p>
+            <w:pPr>
+              <w:spacing w:after="20" w:before="20"/>
+            </w:pPr>
+            <w:r>
+              <w:rPr>
+                <w:rFonts w:ascii="Times New Roman" w:hAnsi="Times New Roman"/>
+                <w:b w:val="0"/>
+                <w:sz w:val="23"/>
+              </w:rPr>
+              <w:t>Preference entered by the user</w:t>
+            </w:r>
+          </w:p>
+        </w:tc>
+        <w:tc>
+          <w:tcPr>
+            <w:tcW w:type="dxa" w:w="2016"/>
+            <w:vAlign w:val="center"/>
+            <w:tcMar>
+              <w:top w:w="50" w:type="dxa"/>
+              <w:bottom w:w="50" w:type="dxa"/>
+              <w:left w:w="50" w:type="dxa"/>
+              <w:right w:w="50" w:type="dxa"/>
+            </w:tcMar>
+            <w:tcBorders>
+              <w:top w:val="single" w:sz="4" w:color="D9D9D9"/>
+              <w:bottom w:val="single" w:sz="4" w:color="D9D9D9"/>
+              <w:left w:val="single" w:sz="4" w:color="D9D9D9"/>
+              <w:right w:val="single" w:sz="4" w:color="D9D9D9"/>
+            </w:tcBorders>
+          </w:tcPr>
+          <w:p>
+            <w:pPr>
+              <w:spacing w:after="20" w:before="20"/>
+            </w:pPr>
+            <w:r>
+              <w:rPr>
+                <w:rFonts w:ascii="Times New Roman" w:hAnsi="Times New Roman"/>
+                <w:b w:val="0"/>
+                <w:sz w:val="23"/>
+              </w:rPr>
+              <w:t>4.0</w:t>
+            </w:r>
+          </w:p>
+        </w:tc>
+      </w:tr>
+      <w:tr>
+        <w:trPr>
+          <w:cantSplit/>
+        </w:trPr>
+        <w:tc>
+          <w:tcPr>
+            <w:tcW w:type="dxa" w:w="1728"/>
+            <w:vAlign w:val="center"/>
+            <w:tcMar>
+              <w:top w:w="50" w:type="dxa"/>
+              <w:bottom w:w="50" w:type="dxa"/>
+              <w:left w:w="50" w:type="dxa"/>
+              <w:right w:w="50" w:type="dxa"/>
+            </w:tcMar>
+            <w:tcBorders>
+              <w:top w:val="single" w:sz="4" w:color="D9D9D9"/>
+              <w:bottom w:val="single" w:sz="4" w:color="D9D9D9"/>
+              <w:left w:val="single" w:sz="4" w:color="D9D9D9"/>
+              <w:right w:val="single" w:sz="4" w:color="D9D9D9"/>
+            </w:tcBorders>
+          </w:tcPr>
+          <w:p>
+            <w:pPr>
+              <w:spacing w:after="20" w:before="20"/>
+            </w:pPr>
+            <w:r>
+              <w:rPr>
+                <w:rFonts w:ascii="Times New Roman" w:hAnsi="Times New Roman"/>
+                <w:b w:val="0"/>
+                <w:sz w:val="23"/>
+              </w:rPr>
+              <w:t>timestamp</w:t>
+            </w:r>
+          </w:p>
+        </w:tc>
+        <w:tc>
+          <w:tcPr>
+            <w:tcW w:type="dxa" w:w="5184"/>
+            <w:vAlign w:val="center"/>
+            <w:tcMar>
+              <w:top w:w="50" w:type="dxa"/>
+              <w:bottom w:w="50" w:type="dxa"/>
+              <w:left w:w="50" w:type="dxa"/>
+              <w:right w:w="50" w:type="dxa"/>
+            </w:tcMar>
+            <w:tcBorders>
+              <w:top w:val="single" w:sz="4" w:color="D9D9D9"/>
+              <w:bottom w:val="single" w:sz="4" w:color="D9D9D9"/>
+              <w:left w:val="single" w:sz="4" w:color="D9D9D9"/>
+              <w:right w:val="single" w:sz="4" w:color="D9D9D9"/>
+            </w:tcBorders>
+          </w:tcPr>
+          <w:p>
+            <w:pPr>
+              <w:spacing w:after="20" w:before="20"/>
+            </w:pPr>
+            <w:r>
+              <w:rPr>
+                <w:rFonts w:ascii="Times New Roman" w:hAnsi="Times New Roman"/>
+                <w:b w:val="0"/>
+                <w:sz w:val="23"/>
+              </w:rPr>
+              <w:t>Unix time in seconds</w:t>
+            </w:r>
+          </w:p>
+        </w:tc>
+        <w:tc>
+          <w:tcPr>
+            <w:tcW w:type="dxa" w:w="2016"/>
+            <w:vAlign w:val="center"/>
+            <w:tcMar>
+              <w:top w:w="50" w:type="dxa"/>
+              <w:bottom w:w="50" w:type="dxa"/>
+              <w:left w:w="50" w:type="dxa"/>
+              <w:right w:w="50" w:type="dxa"/>
+            </w:tcMar>
+            <w:tcBorders>
+              <w:top w:val="single" w:sz="4" w:color="D9D9D9"/>
+              <w:bottom w:val="single" w:sz="4" w:color="D9D9D9"/>
+              <w:left w:val="single" w:sz="4" w:color="D9D9D9"/>
+              <w:right w:val="single" w:sz="4" w:color="D9D9D9"/>
+            </w:tcBorders>
+          </w:tcPr>
+          <w:p>
+            <w:pPr>
+              <w:spacing w:after="20" w:before="20"/>
+            </w:pPr>
+            <w:r>
+              <w:rPr>
+                <w:rFonts w:ascii="Times New Roman" w:hAnsi="Times New Roman"/>
+                <w:b w:val="0"/>
+                <w:sz w:val="23"/>
+              </w:rPr>
+              <w:t>964982703</w:t>
+            </w:r>
+          </w:p>
+        </w:tc>
+      </w:tr>
+    </w:tbl>
+    <w:p xmlns:w="http://schemas.openxmlformats.org/wordprocessingml/2006/main" xmlns:wpc="http://schemas.microsoft.com/office/word/2010/wordprocessingCanvas" xmlns:mo="http://schemas.microsoft.com/office/mac/office/2008/main" xmlns:mc="http://schemas.openxmlformats.org/markup-compatibility/2006" xmlns:mv="urn:schemas-microsoft-com:mac:vml" xmlns:o="urn:schemas-microsoft-com:office:office" xmlns:r="http://schemas.openxmlformats.org/officeDocument/2006/relationships" xmlns:m="http://schemas.openxmlformats.org/officeDocument/2006/math" xmlns:v="urn:schemas-microsoft-com:vml" xmlns:wp14="http://schemas.microsoft.com/office/word/2010/wordprocessingDrawing" xmlns:wp="http://schemas.openxmlformats.org/drawingml/2006/wordprocessingDrawing" xmlns:w10="urn:schemas-microsoft-com:office:word" xmlns:w14="http://schemas.microsoft.com/office/word/2010/wordml" xmlns:wpg="http://schemas.microsoft.com/office/word/2010/wordprocessingGroup" xmlns:wpi="http://schemas.microsoft.com/office/word/2010/wordprocessingInk" xmlns:wne="http://schemas.microsoft.com/office/word/2006/wordml" xmlns:wps="http://schemas.microsoft.com/office/word/2010/wordprocessingShape">
+      <w:pPr>
+        <w:spacing w:after="0" w:line="40" w:lineRule="exact"/>
+      </w:pPr>
+      <w:r>
+        <w:rPr>
+          <w:rFonts w:ascii="Times New Roman" w:hAnsi="Times New Roman"/>
+          <w:sz w:val="4"/>
+          <w:color w:val="000000"/>
+        </w:rPr>
+        <w:t xml:space="preserve"> </w:t>
       </w:r>
     </w:p>
     <w:p xmlns:w="http://schemas.openxmlformats.org/wordprocessingml/2006/main" xmlns:wpc="http://schemas.microsoft.com/office/word/2010/wordprocessingCanvas" xmlns:mo="http://schemas.microsoft.com/office/mac/office/2008/main" xmlns:mc="http://schemas.openxmlformats.org/markup-compatibility/2006" xmlns:mv="urn:schemas-microsoft-com:mac:vml" xmlns:o="urn:schemas-microsoft-com:office:office" xmlns:r="http://schemas.openxmlformats.org/officeDocument/2006/relationships" xmlns:m="http://schemas.openxmlformats.org/officeDocument/2006/math" xmlns:v="urn:schemas-microsoft-com:vml" xmlns:wp14="http://schemas.microsoft.com/office/word/2010/wordprocessingDrawing" xmlns:wp="http://schemas.openxmlformats.org/drawingml/2006/wordprocessingDrawing" xmlns:w10="urn:schemas-microsoft-com:office:word" xmlns:w14="http://schemas.microsoft.com/office/word/2010/wordml" xmlns:wpg="http://schemas.microsoft.com/office/word/2010/wordprocessingGroup" xmlns:wpi="http://schemas.microsoft.com/office/word/2010/wordprocessingInk" xmlns:wne="http://schemas.microsoft.com/office/word/2006/wordml" xmlns:wps="http://schemas.microsoft.com/office/word/2010/wordprocessingShape">
@@ -1715,7 +2234,7 @@
           <w:sz w:val="28"/>
           <w:color w:val="000000"/>
         </w:rPr>
-        <w:t>Read the movie and rating CSV files.</w:t>
+        <w:t>This example is the MovieLens record for User 1 and Toy Story. The movie name is stored in movies.csv, not repeated in every rating row.</w:t>
       </w:r>
     </w:p>
     <w:p xmlns:w="http://schemas.openxmlformats.org/wordprocessingml/2006/main" xmlns:wpc="http://schemas.microsoft.com/office/word/2010/wordprocessingCanvas" xmlns:mo="http://schemas.microsoft.com/office/mac/office/2008/main" xmlns:mc="http://schemas.openxmlformats.org/markup-compatibility/2006" xmlns:mv="urn:schemas-microsoft-com:mac:vml" xmlns:o="urn:schemas-microsoft-com:office:office" xmlns:r="http://schemas.openxmlformats.org/officeDocument/2006/relationships" xmlns:m="http://schemas.openxmlformats.org/officeDocument/2006/math" xmlns:v="urn:schemas-microsoft-com:vml" xmlns:wp14="http://schemas.microsoft.com/office/word/2010/wordprocessingDrawing" xmlns:wp="http://schemas.openxmlformats.org/drawingml/2006/wordprocessingDrawing" xmlns:w10="urn:schemas-microsoft-com:office:word" xmlns:w14="http://schemas.microsoft.com/office/word/2010/wordml" xmlns:wpg="http://schemas.microsoft.com/office/word/2010/wordprocessingGroup" xmlns:wpi="http://schemas.microsoft.com/office/word/2010/wordprocessingInk" xmlns:wne="http://schemas.microsoft.com/office/word/2006/wordml" xmlns:wps="http://schemas.microsoft.com/office/word/2010/wordprocessingShape">
@@ -1735,7 +2254,23 @@
           <w:sz w:val="28"/>
           <w:color w:val="000000"/>
         </w:rPr>
-        <w:t>Check that IDs are positive and ratings are valid half-star values.</w:t>
+        <w:t>A movie can have several genres separated by a vertical bar, such as Adventure|Animation|Children|Comedy|Fantasy.</w:t>
+      </w:r>
+    </w:p>
+    <w:p xmlns:w="http://schemas.openxmlformats.org/wordprocessingml/2006/main" xmlns:wpc="http://schemas.microsoft.com/office/word/2010/wordprocessingCanvas" xmlns:mo="http://schemas.microsoft.com/office/mac/office/2008/main" xmlns:mc="http://schemas.openxmlformats.org/markup-compatibility/2006" xmlns:mv="urn:schemas-microsoft-com:mac:vml" xmlns:o="urn:schemas-microsoft-com:office:office" xmlns:r="http://schemas.openxmlformats.org/officeDocument/2006/relationships" xmlns:m="http://schemas.openxmlformats.org/officeDocument/2006/math" xmlns:v="urn:schemas-microsoft-com:vml" xmlns:wp14="http://schemas.microsoft.com/office/word/2010/wordprocessingDrawing" xmlns:wp="http://schemas.openxmlformats.org/drawingml/2006/wordprocessingDrawing" xmlns:w10="urn:schemas-microsoft-com:office:word" xmlns:w14="http://schemas.microsoft.com/office/word/2010/wordml" xmlns:wpg="http://schemas.microsoft.com/office/word/2010/wordprocessingGroup" xmlns:wpi="http://schemas.microsoft.com/office/word/2010/wordprocessingInk" xmlns:wne="http://schemas.microsoft.com/office/word/2006/wordml" xmlns:wps="http://schemas.microsoft.com/office/word/2010/wordprocessingShape">
+      <w:pPr>
+        <w:keepNext/>
+        <w:pageBreakBefore w:val="0"/>
+        <w:spacing w:before="120" w:after="80"/>
+      </w:pPr>
+      <w:r>
+        <w:rPr>
+          <w:rFonts w:ascii="Times New Roman" w:hAnsi="Times New Roman"/>
+          <w:sz w:val="32"/>
+          <w:color w:val="000000"/>
+          <w:b/>
+        </w:rPr>
+        <w:t>2.2 Validation Rules</w:t>
       </w:r>
     </w:p>
     <w:p xmlns:w="http://schemas.openxmlformats.org/wordprocessingml/2006/main" xmlns:wpc="http://schemas.microsoft.com/office/word/2010/wordprocessingCanvas" xmlns:mo="http://schemas.microsoft.com/office/mac/office/2008/main" xmlns:mc="http://schemas.openxmlformats.org/markup-compatibility/2006" xmlns:mv="urn:schemas-microsoft-com:mac:vml" xmlns:o="urn:schemas-microsoft-com:office:office" xmlns:r="http://schemas.openxmlformats.org/officeDocument/2006/relationships" xmlns:m="http://schemas.openxmlformats.org/officeDocument/2006/math" xmlns:v="urn:schemas-microsoft-com:vml" xmlns:wp14="http://schemas.microsoft.com/office/word/2010/wordprocessingDrawing" xmlns:wp="http://schemas.openxmlformats.org/drawingml/2006/wordprocessingDrawing" xmlns:w10="urn:schemas-microsoft-com:office:word" xmlns:w14="http://schemas.microsoft.com/office/word/2010/wordml" xmlns:wpg="http://schemas.microsoft.com/office/word/2010/wordprocessingGroup" xmlns:wpi="http://schemas.microsoft.com/office/word/2010/wordprocessingInk" xmlns:wne="http://schemas.microsoft.com/office/word/2006/wordml" xmlns:wps="http://schemas.microsoft.com/office/word/2010/wordprocessingShape">
@@ -1755,7 +2290,7 @@
           <w:sz w:val="28"/>
           <w:color w:val="000000"/>
         </w:rPr>
-        <w:t>Keep the latest rating when a user rates the same movie more than once.</w:t>
+        <w:t>User and movie IDs must be positive integers that fit into a 32-bit integer.</w:t>
       </w:r>
     </w:p>
     <w:p xmlns:w="http://schemas.openxmlformats.org/wordprocessingml/2006/main" xmlns:wpc="http://schemas.microsoft.com/office/word/2010/wordprocessingCanvas" xmlns:mo="http://schemas.microsoft.com/office/mac/office/2008/main" xmlns:mc="http://schemas.openxmlformats.org/markup-compatibility/2006" xmlns:mv="urn:schemas-microsoft-com:mac:vml" xmlns:o="urn:schemas-microsoft-com:office:office" xmlns:r="http://schemas.openxmlformats.org/officeDocument/2006/relationships" xmlns:m="http://schemas.openxmlformats.org/officeDocument/2006/math" xmlns:v="urn:schemas-microsoft-com:vml" xmlns:wp14="http://schemas.microsoft.com/office/word/2010/wordprocessingDrawing" xmlns:wp="http://schemas.openxmlformats.org/drawingml/2006/wordprocessingDrawing" xmlns:w10="urn:schemas-microsoft-com:office:word" xmlns:w14="http://schemas.microsoft.com/office/word/2010/wordml" xmlns:wpg="http://schemas.microsoft.com/office/word/2010/wordprocessingGroup" xmlns:wpi="http://schemas.microsoft.com/office/word/2010/wordprocessingInk" xmlns:wne="http://schemas.microsoft.com/office/word/2006/wordml" xmlns:wps="http://schemas.microsoft.com/office/word/2010/wordprocessingShape">
@@ -1775,7 +2310,7 @@
           <w:sz w:val="28"/>
           <w:color w:val="000000"/>
         </w:rPr>
-        <w:t>Join ratings with movie details and remove unknown movie IDs.</w:t>
+        <w:t>A rating must be between 0.5 and 5, in steps of 0.5. Values such as 0, 5.5 and 3.7 are rejected.</w:t>
       </w:r>
     </w:p>
     <w:p xmlns:w="http://schemas.openxmlformats.org/wordprocessingml/2006/main" xmlns:wpc="http://schemas.microsoft.com/office/word/2010/wordprocessingCanvas" xmlns:mo="http://schemas.microsoft.com/office/mac/office/2008/main" xmlns:mc="http://schemas.openxmlformats.org/markup-compatibility/2006" xmlns:mv="urn:schemas-microsoft-com:mac:vml" xmlns:o="urn:schemas-microsoft-com:office:office" xmlns:r="http://schemas.openxmlformats.org/officeDocument/2006/relationships" xmlns:m="http://schemas.openxmlformats.org/officeDocument/2006/math" xmlns:v="urn:schemas-microsoft-com:vml" xmlns:wp14="http://schemas.microsoft.com/office/word/2010/wordprocessingDrawing" xmlns:wp="http://schemas.openxmlformats.org/drawingml/2006/wordprocessingDrawing" xmlns:w10="urn:schemas-microsoft-com:office:word" xmlns:w14="http://schemas.microsoft.com/office/word/2010/wordml" xmlns:wpg="http://schemas.microsoft.com/office/word/2010/wordprocessingGroup" xmlns:wpi="http://schemas.microsoft.com/office/word/2010/wordprocessingInk" xmlns:wne="http://schemas.microsoft.com/office/word/2006/wordml" xmlns:wps="http://schemas.microsoft.com/office/word/2010/wordprocessingShape">
@@ -1795,23 +2330,7 @@
           <w:sz w:val="28"/>
           <w:color w:val="000000"/>
         </w:rPr>
-        <w:t>Calculate rating counts, averages and genre statistics.</w:t>
-      </w:r>
-    </w:p>
-    <w:p xmlns:w="http://schemas.openxmlformats.org/wordprocessingml/2006/main" xmlns:wpc="http://schemas.microsoft.com/office/word/2010/wordprocessingCanvas" xmlns:mo="http://schemas.microsoft.com/office/mac/office/2008/main" xmlns:mc="http://schemas.openxmlformats.org/markup-compatibility/2006" xmlns:mv="urn:schemas-microsoft-com:mac:vml" xmlns:o="urn:schemas-microsoft-com:office:office" xmlns:r="http://schemas.openxmlformats.org/officeDocument/2006/relationships" xmlns:m="http://schemas.openxmlformats.org/officeDocument/2006/math" xmlns:v="urn:schemas-microsoft-com:vml" xmlns:wp14="http://schemas.microsoft.com/office/word/2010/wordprocessingDrawing" xmlns:wp="http://schemas.openxmlformats.org/drawingml/2006/wordprocessingDrawing" xmlns:w10="urn:schemas-microsoft-com:office:word" xmlns:w14="http://schemas.microsoft.com/office/word/2010/wordml" xmlns:wpg="http://schemas.microsoft.com/office/word/2010/wordprocessingGroup" xmlns:wpi="http://schemas.microsoft.com/office/word/2010/wordprocessingInk" xmlns:wne="http://schemas.microsoft.com/office/word/2006/wordml" xmlns:wps="http://schemas.microsoft.com/office/word/2010/wordprocessingShape">
-      <w:pPr>
-        <w:keepNext/>
-        <w:pageBreakBefore w:val="0"/>
-        <w:spacing w:before="120" w:after="80"/>
-      </w:pPr>
-      <w:r>
-        <w:rPr>
-          <w:rFonts w:ascii="Times New Roman" w:hAnsi="Times New Roman"/>
-          <w:sz w:val="32"/>
-          <w:color w:val="000000"/>
-          <w:b/>
-        </w:rPr>
-        <w:t>2.2 Recommendation Method</w:t>
+        <w:t>A timestamp must be nonnegative. Missing or invalid values are removed.</w:t>
       </w:r>
     </w:p>
     <w:p xmlns:w="http://schemas.openxmlformats.org/wordprocessingml/2006/main" xmlns:wpc="http://schemas.microsoft.com/office/word/2010/wordprocessingCanvas" xmlns:mo="http://schemas.microsoft.com/office/mac/office/2008/main" xmlns:mc="http://schemas.openxmlformats.org/markup-compatibility/2006" xmlns:mv="urn:schemas-microsoft-com:mac:vml" xmlns:o="urn:schemas-microsoft-com:office:office" xmlns:r="http://schemas.openxmlformats.org/officeDocument/2006/relationships" xmlns:m="http://schemas.openxmlformats.org/officeDocument/2006/math" xmlns:v="urn:schemas-microsoft-com:vml" xmlns:wp14="http://schemas.microsoft.com/office/word/2010/wordprocessingDrawing" xmlns:wp="http://schemas.openxmlformats.org/drawingml/2006/wordprocessingDrawing" xmlns:w10="urn:schemas-microsoft-com:office:word" xmlns:w14="http://schemas.microsoft.com/office/word/2010/wordml" xmlns:wpg="http://schemas.microsoft.com/office/word/2010/wordprocessingGroup" xmlns:wpi="http://schemas.microsoft.com/office/word/2010/wordprocessingInk" xmlns:wne="http://schemas.microsoft.com/office/word/2006/wordml" xmlns:wps="http://schemas.microsoft.com/office/word/2010/wordprocessingShape">
@@ -1831,7 +2350,7 @@
           <w:sz w:val="28"/>
           <w:color w:val="000000"/>
         </w:rPr>
-        <w:t>ALS stands for Alternating Least Squares. It learns rating patterns across users.</w:t>
+        <w:t>Movie details must have a positive movie ID and a nonempty title.</w:t>
       </w:r>
     </w:p>
     <w:p xmlns:w="http://schemas.openxmlformats.org/wordprocessingml/2006/main" xmlns:wpc="http://schemas.microsoft.com/office/word/2010/wordprocessingCanvas" xmlns:mo="http://schemas.microsoft.com/office/mac/office/2008/main" xmlns:mc="http://schemas.openxmlformats.org/markup-compatibility/2006" xmlns:mv="urn:schemas-microsoft-com:mac:vml" xmlns:o="urn:schemas-microsoft-com:office:office" xmlns:r="http://schemas.openxmlformats.org/officeDocument/2006/relationships" xmlns:m="http://schemas.openxmlformats.org/officeDocument/2006/math" xmlns:v="urn:schemas-microsoft-com:vml" xmlns:wp14="http://schemas.microsoft.com/office/word/2010/wordprocessingDrawing" xmlns:wp="http://schemas.openxmlformats.org/drawingml/2006/wordprocessingDrawing" xmlns:w10="urn:schemas-microsoft-com:office:word" xmlns:w14="http://schemas.microsoft.com/office/word/2010/wordml" xmlns:wpg="http://schemas.microsoft.com/office/word/2010/wordprocessingGroup" xmlns:wpi="http://schemas.microsoft.com/office/word/2010/wordprocessingInk" xmlns:wne="http://schemas.microsoft.com/office/word/2006/wordml" xmlns:wps="http://schemas.microsoft.com/office/word/2010/wordprocessingShape">
@@ -1851,7 +2370,7 @@
           <w:sz w:val="28"/>
           <w:color w:val="000000"/>
         </w:rPr>
-        <w:t>Each user and movie gets a short list of numbers called a factor vector.</w:t>
+        <w:t>When a user/movie pair repeats, keep the record with the latest timestamp. If timestamps tie, keep the higher rating.</w:t>
       </w:r>
     </w:p>
     <w:p xmlns:w="http://schemas.openxmlformats.org/wordprocessingml/2006/main" xmlns:wpc="http://schemas.microsoft.com/office/word/2010/wordprocessingCanvas" xmlns:mo="http://schemas.microsoft.com/office/mac/office/2008/main" xmlns:mc="http://schemas.openxmlformats.org/markup-compatibility/2006" xmlns:mv="urn:schemas-microsoft-com:mac:vml" xmlns:o="urn:schemas-microsoft-com:office:office" xmlns:r="http://schemas.openxmlformats.org/officeDocument/2006/relationships" xmlns:m="http://schemas.openxmlformats.org/officeDocument/2006/math" xmlns:v="urn:schemas-microsoft-com:vml" xmlns:wp14="http://schemas.microsoft.com/office/word/2010/wordprocessingDrawing" xmlns:wp="http://schemas.openxmlformats.org/drawingml/2006/wordprocessingDrawing" xmlns:w10="urn:schemas-microsoft-com:office:word" xmlns:w14="http://schemas.microsoft.com/office/word/2010/wordml" xmlns:wpg="http://schemas.microsoft.com/office/word/2010/wordprocessingGroup" xmlns:wpi="http://schemas.microsoft.com/office/word/2010/wordprocessingInk" xmlns:wne="http://schemas.microsoft.com/office/word/2006/wordml" xmlns:wps="http://schemas.microsoft.com/office/word/2010/wordprocessingShape">
@@ -1871,67 +2390,7 @@
           <w:sz w:val="28"/>
           <w:color w:val="000000"/>
         </w:rPr>
-        <w:t>The dot product of these vectors gives a score for a user and movie.</w:t>
-      </w:r>
-    </w:p>
-    <w:p xmlns:w="http://schemas.openxmlformats.org/wordprocessingml/2006/main" xmlns:wpc="http://schemas.microsoft.com/office/word/2010/wordprocessingCanvas" xmlns:mo="http://schemas.microsoft.com/office/mac/office/2008/main" xmlns:mc="http://schemas.openxmlformats.org/markup-compatibility/2006" xmlns:mv="urn:schemas-microsoft-com:mac:vml" xmlns:o="urn:schemas-microsoft-com:office:office" xmlns:r="http://schemas.openxmlformats.org/officeDocument/2006/relationships" xmlns:m="http://schemas.openxmlformats.org/officeDocument/2006/math" xmlns:v="urn:schemas-microsoft-com:vml" xmlns:wp14="http://schemas.microsoft.com/office/word/2010/wordprocessingDrawing" xmlns:wp="http://schemas.openxmlformats.org/drawingml/2006/wordprocessingDrawing" xmlns:w10="urn:schemas-microsoft-com:office:word" xmlns:w14="http://schemas.microsoft.com/office/word/2010/wordml" xmlns:wpg="http://schemas.microsoft.com/office/word/2010/wordprocessingGroup" xmlns:wpi="http://schemas.microsoft.com/office/word/2010/wordprocessingInk" xmlns:wne="http://schemas.microsoft.com/office/word/2006/wordml" xmlns:wps="http://schemas.microsoft.com/office/word/2010/wordprocessingShape">
-      <w:pPr>
-        <w:spacing w:after="100"/>
-        <w:keepLines/>
-        <w:numPr>
-          <w:ilvl w:val="0"/>
-          <w:numId w:val="1"/>
-        </w:numPr>
-        <w:ind w:left="317" w:hanging="173"/>
-      </w:pPr>
-      <w:r>
-        <w:rPr>
-          <w:rFonts w:ascii="Times New Roman" w:hAnsi="Times New Roman"/>
-          <w:b w:val="0"/>
-          <w:sz w:val="28"/>
-          <w:color w:val="000000"/>
-        </w:rPr>
-        <w:t>Movies already rated by the user are removed from the result.</w:t>
-      </w:r>
-    </w:p>
-    <w:p xmlns:w="http://schemas.openxmlformats.org/wordprocessingml/2006/main" xmlns:wpc="http://schemas.microsoft.com/office/word/2010/wordprocessingCanvas" xmlns:mo="http://schemas.microsoft.com/office/mac/office/2008/main" xmlns:mc="http://schemas.openxmlformats.org/markup-compatibility/2006" xmlns:mv="urn:schemas-microsoft-com:mac:vml" xmlns:o="urn:schemas-microsoft-com:office:office" xmlns:r="http://schemas.openxmlformats.org/officeDocument/2006/relationships" xmlns:m="http://schemas.openxmlformats.org/officeDocument/2006/math" xmlns:v="urn:schemas-microsoft-com:vml" xmlns:wp14="http://schemas.microsoft.com/office/word/2010/wordprocessingDrawing" xmlns:wp="http://schemas.openxmlformats.org/drawingml/2006/wordprocessingDrawing" xmlns:w10="urn:schemas-microsoft-com:office:word" xmlns:w14="http://schemas.microsoft.com/office/word/2010/wordml" xmlns:wpg="http://schemas.microsoft.com/office/word/2010/wordprocessingGroup" xmlns:wpi="http://schemas.microsoft.com/office/word/2010/wordprocessingInk" xmlns:wne="http://schemas.microsoft.com/office/word/2006/wordml" xmlns:wps="http://schemas.microsoft.com/office/word/2010/wordprocessingShape">
-      <w:pPr>
-        <w:spacing w:after="100"/>
-        <w:keepLines/>
-        <w:numPr>
-          <w:ilvl w:val="0"/>
-          <w:numId w:val="1"/>
-        </w:numPr>
-        <w:ind w:left="317" w:hanging="173"/>
-      </w:pPr>
-      <w:r>
-        <w:rPr>
-          <w:rFonts w:ascii="Times New Roman" w:hAnsi="Times New Roman"/>
-          <w:b w:val="0"/>
-          <w:sz w:val="28"/>
-          <w:color w:val="000000"/>
-        </w:rPr>
-        <w:t>Genre and rating-count filters are applied before showing the top results.</w:t>
-      </w:r>
-    </w:p>
-    <w:p xmlns:w="http://schemas.openxmlformats.org/wordprocessingml/2006/main" xmlns:wpc="http://schemas.microsoft.com/office/word/2010/wordprocessingCanvas" xmlns:mo="http://schemas.microsoft.com/office/mac/office/2008/main" xmlns:mc="http://schemas.openxmlformats.org/markup-compatibility/2006" xmlns:mv="urn:schemas-microsoft-com:mac:vml" xmlns:o="urn:schemas-microsoft-com:office:office" xmlns:r="http://schemas.openxmlformats.org/officeDocument/2006/relationships" xmlns:m="http://schemas.openxmlformats.org/officeDocument/2006/math" xmlns:v="urn:schemas-microsoft-com:vml" xmlns:wp14="http://schemas.microsoft.com/office/word/2010/wordprocessingDrawing" xmlns:wp="http://schemas.openxmlformats.org/drawingml/2006/wordprocessingDrawing" xmlns:w10="urn:schemas-microsoft-com:office:word" xmlns:w14="http://schemas.microsoft.com/office/word/2010/wordml" xmlns:wpg="http://schemas.microsoft.com/office/word/2010/wordprocessingGroup" xmlns:wpi="http://schemas.microsoft.com/office/word/2010/wordprocessingInk" xmlns:wne="http://schemas.microsoft.com/office/word/2006/wordml" xmlns:wps="http://schemas.microsoft.com/office/word/2010/wordprocessingShape">
-      <w:pPr>
-        <w:spacing w:after="100"/>
-        <w:keepLines/>
-        <w:numPr>
-          <w:ilvl w:val="0"/>
-          <w:numId w:val="1"/>
-        </w:numPr>
-        <w:ind w:left="317" w:hanging="173"/>
-      </w:pPr>
-      <w:r>
-        <w:rPr>
-          <w:rFonts w:ascii="Times New Roman" w:hAnsi="Times New Roman"/>
-          <w:b w:val="0"/>
-          <w:sz w:val="28"/>
-          <w:color w:val="000000"/>
-        </w:rPr>
-        <w:t>For a new user, entered ratings are used to calculate a user vector. The whole model is not retrained.</w:t>
+        <w:t>Remove ratings whose movie ID does not appear in the movie catalogue.</w:t>
       </w:r>
     </w:p>
     <w:p xmlns:w="http://schemas.openxmlformats.org/wordprocessingml/2006/main" xmlns:wpc="http://schemas.microsoft.com/office/word/2010/wordprocessingCanvas" xmlns:mo="http://schemas.microsoft.com/office/mac/office/2008/main" xmlns:mc="http://schemas.openxmlformats.org/markup-compatibility/2006" xmlns:mv="urn:schemas-microsoft-com:mac:vml" xmlns:o="urn:schemas-microsoft-com:office:office" xmlns:r="http://schemas.openxmlformats.org/officeDocument/2006/relationships" xmlns:m="http://schemas.openxmlformats.org/officeDocument/2006/math" xmlns:v="urn:schemas-microsoft-com:vml" xmlns:wp14="http://schemas.microsoft.com/office/word/2010/wordprocessingDrawing" xmlns:wp="http://schemas.openxmlformats.org/drawingml/2006/wordprocessingDrawing" xmlns:w10="urn:schemas-microsoft-com:office:word" xmlns:w14="http://schemas.microsoft.com/office/word/2010/wordml" xmlns:wpg="http://schemas.microsoft.com/office/word/2010/wordprocessingGroup" xmlns:wpi="http://schemas.microsoft.com/office/word/2010/wordprocessingInk" xmlns:wne="http://schemas.microsoft.com/office/word/2006/wordml" xmlns:wps="http://schemas.microsoft.com/office/word/2010/wordprocessingShape">
@@ -1947,7 +2406,7 @@
           <w:color w:val="000000"/>
           <w:b/>
         </w:rPr>
-        <w:t>2.3 Main Files</w:t>
+        <w:t>2.3 Cleaning Results</w:t>
       </w:r>
     </w:p>
     <w:tbl xmlns:w="http://schemas.openxmlformats.org/wordprocessingml/2006/main" xmlns:wpc="http://schemas.microsoft.com/office/word/2010/wordprocessingCanvas" xmlns:mo="http://schemas.microsoft.com/office/mac/office/2008/main" xmlns:mc="http://schemas.openxmlformats.org/markup-compatibility/2006" xmlns:mv="urn:schemas-microsoft-com:mac:vml" xmlns:o="urn:schemas-microsoft-com:office:office" xmlns:r="http://schemas.openxmlformats.org/officeDocument/2006/relationships" xmlns:m="http://schemas.openxmlformats.org/officeDocument/2006/math" xmlns:v="urn:schemas-microsoft-com:vml" xmlns:wp14="http://schemas.microsoft.com/office/word/2010/wordprocessingDrawing" xmlns:wp="http://schemas.openxmlformats.org/drawingml/2006/wordprocessingDrawing" xmlns:w10="urn:schemas-microsoft-com:office:word" xmlns:w14="http://schemas.microsoft.com/office/word/2010/wordml" xmlns:wpg="http://schemas.microsoft.com/office/word/2010/wordprocessingGroup" xmlns:wpi="http://schemas.microsoft.com/office/word/2010/wordprocessingInk" xmlns:wne="http://schemas.microsoft.com/office/word/2006/wordml" xmlns:wps="http://schemas.microsoft.com/office/word/2010/wordprocessingShape">
@@ -1967,7 +2426,7 @@
         </w:trPr>
         <w:tc>
           <w:tcPr>
-            <w:tcW w:type="dxa" w:w="2880"/>
+            <w:tcW w:type="dxa" w:w="6480"/>
             <w:vAlign w:val="center"/>
             <w:tcMar>
               <w:top w:w="50" w:type="dxa"/>
@@ -1993,13 +2452,13 @@
                 <w:b/>
                 <w:sz w:val="23"/>
               </w:rPr>
-              <w:t>File</w:t>
-            </w:r>
-          </w:p>
-        </w:tc>
-        <w:tc>
-          <w:tcPr>
-            <w:tcW w:type="dxa" w:w="6048"/>
+              <w:t>Check</w:t>
+            </w:r>
+          </w:p>
+        </w:tc>
+        <w:tc>
+          <w:tcPr>
+            <w:tcW w:type="dxa" w:w="2448"/>
             <w:vAlign w:val="center"/>
             <w:tcMar>
               <w:top w:w="50" w:type="dxa"/>
@@ -2025,7 +2484,7 @@
                 <w:b/>
                 <w:sz w:val="23"/>
               </w:rPr>
-              <w:t>Purpose</w:t>
+              <w:t>Rows removed</w:t>
             </w:r>
           </w:p>
         </w:tc>
@@ -2036,7 +2495,7 @@
         </w:trPr>
         <w:tc>
           <w:tcPr>
-            <w:tcW w:type="dxa" w:w="2880"/>
+            <w:tcW w:type="dxa" w:w="6480"/>
             <w:vAlign w:val="center"/>
             <w:tcMar>
               <w:top w:w="50" w:type="dxa"/>
@@ -2061,13 +2520,13 @@
                 <w:b w:val="0"/>
                 <w:sz w:val="23"/>
               </w:rPr>
-              <w:t>TrainPipeline.java</w:t>
-            </w:r>
-          </w:p>
-        </w:tc>
-        <w:tc>
-          <w:tcPr>
-            <w:tcW w:type="dxa" w:w="6048"/>
+              <w:t>Invalid ratings</w:t>
+            </w:r>
+          </w:p>
+        </w:tc>
+        <w:tc>
+          <w:tcPr>
+            <w:tcW w:type="dxa" w:w="2448"/>
             <w:vAlign w:val="center"/>
             <w:tcMar>
               <w:top w:w="50" w:type="dxa"/>
@@ -2092,7 +2551,7 @@
                 <w:b w:val="0"/>
                 <w:sz w:val="23"/>
               </w:rPr>
-              <w:t>Clean data, calculate statistics, train and evaluate ALS</w:t>
+              <w:t>0</w:t>
             </w:r>
           </w:p>
         </w:tc>
@@ -2103,7 +2562,7 @@
         </w:trPr>
         <w:tc>
           <w:tcPr>
-            <w:tcW w:type="dxa" w:w="2880"/>
+            <w:tcW w:type="dxa" w:w="6480"/>
             <w:vAlign w:val="center"/>
             <w:tcMar>
               <w:top w:w="50" w:type="dxa"/>
@@ -2128,13 +2587,13 @@
                 <w:b w:val="0"/>
                 <w:sz w:val="23"/>
               </w:rPr>
-              <w:t>Recommender.java</w:t>
-            </w:r>
-          </w:p>
-        </w:tc>
-        <w:tc>
-          <w:tcPr>
-            <w:tcW w:type="dxa" w:w="6048"/>
+              <w:t>Duplicate user/movie pairs</w:t>
+            </w:r>
+          </w:p>
+        </w:tc>
+        <w:tc>
+          <w:tcPr>
+            <w:tcW w:type="dxa" w:w="2448"/>
             <w:vAlign w:val="center"/>
             <w:tcMar>
               <w:top w:w="50" w:type="dxa"/>
@@ -2159,7 +2618,7 @@
                 <w:b w:val="0"/>
                 <w:sz w:val="23"/>
               </w:rPr>
-              <w:t>Score movies, fit new profiles and apply filters</w:t>
+              <w:t>0</w:t>
             </w:r>
           </w:p>
         </w:tc>
@@ -2170,7 +2629,7 @@
         </w:trPr>
         <w:tc>
           <w:tcPr>
-            <w:tcW w:type="dxa" w:w="2880"/>
+            <w:tcW w:type="dxa" w:w="6480"/>
             <w:vAlign w:val="center"/>
             <w:tcMar>
               <w:top w:w="50" w:type="dxa"/>
@@ -2195,13 +2654,13 @@
                 <w:b w:val="0"/>
                 <w:sz w:val="23"/>
               </w:rPr>
-              <w:t>WebServer.java</w:t>
-            </w:r>
-          </w:p>
-        </w:tc>
-        <w:tc>
-          <w:tcPr>
-            <w:tcW w:type="dxa" w:w="6048"/>
+              <w:t>Unknown movie IDs</w:t>
+            </w:r>
+          </w:p>
+        </w:tc>
+        <w:tc>
+          <w:tcPr>
+            <w:tcW w:type="dxa" w:w="2448"/>
             <w:vAlign w:val="center"/>
             <w:tcMar>
               <w:top w:w="50" w:type="dxa"/>
@@ -2226,7 +2685,7 @@
                 <w:b w:val="0"/>
                 <w:sz w:val="23"/>
               </w:rPr>
-              <w:t>Handle browser requests</w:t>
+              <w:t>0</w:t>
             </w:r>
           </w:p>
         </w:tc>
@@ -2237,6 +2696,458 @@
         </w:trPr>
         <w:tc>
           <w:tcPr>
+            <w:tcW w:type="dxa" w:w="6480"/>
+            <w:vAlign w:val="center"/>
+            <w:tcMar>
+              <w:top w:w="50" w:type="dxa"/>
+              <w:bottom w:w="50" w:type="dxa"/>
+              <w:left w:w="50" w:type="dxa"/>
+              <w:right w:w="50" w:type="dxa"/>
+            </w:tcMar>
+            <w:tcBorders>
+              <w:top w:val="single" w:sz="4" w:color="D9D9D9"/>
+              <w:bottom w:val="single" w:sz="4" w:color="D9D9D9"/>
+              <w:left w:val="single" w:sz="4" w:color="D9D9D9"/>
+              <w:right w:val="single" w:sz="4" w:color="D9D9D9"/>
+            </w:tcBorders>
+          </w:tcPr>
+          <w:p>
+            <w:pPr>
+              <w:spacing w:after="20" w:before="20"/>
+            </w:pPr>
+            <w:r>
+              <w:rPr>
+                <w:rFonts w:ascii="Times New Roman" w:hAnsi="Times New Roman"/>
+                <w:b w:val="0"/>
+                <w:sz w:val="23"/>
+              </w:rPr>
+              <w:t>Final valid ratings</w:t>
+            </w:r>
+          </w:p>
+        </w:tc>
+        <w:tc>
+          <w:tcPr>
+            <w:tcW w:type="dxa" w:w="2448"/>
+            <w:vAlign w:val="center"/>
+            <w:tcMar>
+              <w:top w:w="50" w:type="dxa"/>
+              <w:bottom w:w="50" w:type="dxa"/>
+              <w:left w:w="50" w:type="dxa"/>
+              <w:right w:w="50" w:type="dxa"/>
+            </w:tcMar>
+            <w:tcBorders>
+              <w:top w:val="single" w:sz="4" w:color="D9D9D9"/>
+              <w:bottom w:val="single" w:sz="4" w:color="D9D9D9"/>
+              <w:left w:val="single" w:sz="4" w:color="D9D9D9"/>
+              <w:right w:val="single" w:sz="4" w:color="D9D9D9"/>
+            </w:tcBorders>
+          </w:tcPr>
+          <w:p>
+            <w:pPr>
+              <w:spacing w:after="20" w:before="20"/>
+            </w:pPr>
+            <w:r>
+              <w:rPr>
+                <w:rFonts w:ascii="Times New Roman" w:hAnsi="Times New Roman"/>
+                <w:b w:val="0"/>
+                <w:sz w:val="23"/>
+              </w:rPr>
+              <w:t>100,836 retained</w:t>
+            </w:r>
+          </w:p>
+        </w:tc>
+      </w:tr>
+    </w:tbl>
+    <w:p xmlns:w="http://schemas.openxmlformats.org/wordprocessingml/2006/main" xmlns:wpc="http://schemas.microsoft.com/office/word/2010/wordprocessingCanvas" xmlns:mo="http://schemas.microsoft.com/office/mac/office/2008/main" xmlns:mc="http://schemas.openxmlformats.org/markup-compatibility/2006" xmlns:mv="urn:schemas-microsoft-com:mac:vml" xmlns:o="urn:schemas-microsoft-com:office:office" xmlns:r="http://schemas.openxmlformats.org/officeDocument/2006/relationships" xmlns:m="http://schemas.openxmlformats.org/officeDocument/2006/math" xmlns:v="urn:schemas-microsoft-com:vml" xmlns:wp14="http://schemas.microsoft.com/office/word/2010/wordprocessingDrawing" xmlns:wp="http://schemas.openxmlformats.org/drawingml/2006/wordprocessingDrawing" xmlns:w10="urn:schemas-microsoft-com:office:word" xmlns:w14="http://schemas.microsoft.com/office/word/2010/wordml" xmlns:wpg="http://schemas.microsoft.com/office/word/2010/wordprocessingGroup" xmlns:wpi="http://schemas.microsoft.com/office/word/2010/wordprocessingInk" xmlns:wne="http://schemas.microsoft.com/office/word/2006/wordml" xmlns:wps="http://schemas.microsoft.com/office/word/2010/wordprocessingShape">
+      <w:pPr>
+        <w:spacing w:after="0" w:line="40" w:lineRule="exact"/>
+      </w:pPr>
+      <w:r>
+        <w:rPr>
+          <w:rFonts w:ascii="Times New Roman" w:hAnsi="Times New Roman"/>
+          <w:sz w:val="4"/>
+          <w:color w:val="000000"/>
+        </w:rPr>
+        <w:t xml:space="preserve"> </w:t>
+      </w:r>
+    </w:p>
+    <w:p xmlns:w="http://schemas.openxmlformats.org/wordprocessingml/2006/main" xmlns:wpc="http://schemas.microsoft.com/office/word/2010/wordprocessingCanvas" xmlns:mo="http://schemas.microsoft.com/office/mac/office/2008/main" xmlns:mc="http://schemas.openxmlformats.org/markup-compatibility/2006" xmlns:mv="urn:schemas-microsoft-com:mac:vml" xmlns:o="urn:schemas-microsoft-com:office:office" xmlns:r="http://schemas.openxmlformats.org/officeDocument/2006/relationships" xmlns:m="http://schemas.openxmlformats.org/officeDocument/2006/math" xmlns:v="urn:schemas-microsoft-com:vml" xmlns:wp14="http://schemas.microsoft.com/office/word/2010/wordprocessingDrawing" xmlns:wp="http://schemas.openxmlformats.org/drawingml/2006/wordprocessingDrawing" xmlns:w10="urn:schemas-microsoft-com:office:word" xmlns:w14="http://schemas.microsoft.com/office/word/2010/wordml" xmlns:wpg="http://schemas.microsoft.com/office/word/2010/wordprocessingGroup" xmlns:wpi="http://schemas.microsoft.com/office/word/2010/wordprocessingInk" xmlns:wne="http://schemas.microsoft.com/office/word/2006/wordml" xmlns:wps="http://schemas.microsoft.com/office/word/2010/wordprocessingShape">
+      <w:pPr>
+        <w:spacing w:after="100"/>
+        <w:keepLines/>
+        <w:numPr>
+          <w:ilvl w:val="0"/>
+          <w:numId w:val="1"/>
+        </w:numPr>
+        <w:ind w:left="317" w:hanging="173"/>
+      </w:pPr>
+      <w:r>
+        <w:rPr>
+          <w:rFonts w:ascii="Times New Roman" w:hAnsi="Times New Roman"/>
+          <w:b w:val="0"/>
+          <w:sz w:val="28"/>
+          <w:color w:val="000000"/>
+        </w:rPr>
+        <w:t>The supplied files already pass these checks. The rules remain useful when a different ratings file is used.</w:t>
+      </w:r>
+    </w:p>
+    <w:p xmlns:w="http://schemas.openxmlformats.org/wordprocessingml/2006/main" xmlns:wpc="http://schemas.microsoft.com/office/word/2010/wordprocessingCanvas" xmlns:mo="http://schemas.microsoft.com/office/mac/office/2008/main" xmlns:mc="http://schemas.openxmlformats.org/markup-compatibility/2006" xmlns:mv="urn:schemas-microsoft-com:mac:vml" xmlns:o="urn:schemas-microsoft-com:office:office" xmlns:r="http://schemas.openxmlformats.org/officeDocument/2006/relationships" xmlns:m="http://schemas.openxmlformats.org/officeDocument/2006/math" xmlns:v="urn:schemas-microsoft-com:vml" xmlns:wp14="http://schemas.microsoft.com/office/word/2010/wordprocessingDrawing" xmlns:wp="http://schemas.openxmlformats.org/drawingml/2006/wordprocessingDrawing" xmlns:w10="urn:schemas-microsoft-com:office:word" xmlns:w14="http://schemas.microsoft.com/office/word/2010/wordml" xmlns:wpg="http://schemas.microsoft.com/office/word/2010/wordprocessingGroup" xmlns:wpi="http://schemas.microsoft.com/office/word/2010/wordprocessingInk" xmlns:wne="http://schemas.microsoft.com/office/word/2006/wordml" xmlns:wps="http://schemas.microsoft.com/office/word/2010/wordprocessingShape">
+      <w:pPr>
+        <w:keepNext/>
+        <w:pageBreakBefore w:val="0"/>
+        <w:spacing w:before="120" w:after="80"/>
+      </w:pPr>
+      <w:r>
+        <w:rPr>
+          <w:rFonts w:ascii="Times New Roman" w:hAnsi="Times New Roman"/>
+          <w:sz w:val="32"/>
+          <w:color w:val="000000"/>
+          <w:b/>
+        </w:rPr>
+        <w:t>2.4 Data Use</w:t>
+      </w:r>
+    </w:p>
+    <w:p xmlns:w="http://schemas.openxmlformats.org/wordprocessingml/2006/main" xmlns:wpc="http://schemas.microsoft.com/office/word/2010/wordprocessingCanvas" xmlns:mo="http://schemas.microsoft.com/office/mac/office/2008/main" xmlns:mc="http://schemas.openxmlformats.org/markup-compatibility/2006" xmlns:mv="urn:schemas-microsoft-com:mac:vml" xmlns:o="urn:schemas-microsoft-com:office:office" xmlns:r="http://schemas.openxmlformats.org/officeDocument/2006/relationships" xmlns:m="http://schemas.openxmlformats.org/officeDocument/2006/math" xmlns:v="urn:schemas-microsoft-com:vml" xmlns:wp14="http://schemas.microsoft.com/office/word/2010/wordprocessingDrawing" xmlns:wp="http://schemas.openxmlformats.org/drawingml/2006/wordprocessingDrawing" xmlns:w10="urn:schemas-microsoft-com:office:word" xmlns:w14="http://schemas.microsoft.com/office/word/2010/wordml" xmlns:wpg="http://schemas.microsoft.com/office/word/2010/wordprocessingGroup" xmlns:wpi="http://schemas.microsoft.com/office/word/2010/wordprocessingInk" xmlns:wne="http://schemas.microsoft.com/office/word/2006/wordml" xmlns:wps="http://schemas.microsoft.com/office/word/2010/wordprocessingShape">
+      <w:pPr>
+        <w:spacing w:after="100"/>
+        <w:keepLines/>
+        <w:numPr>
+          <w:ilvl w:val="0"/>
+          <w:numId w:val="1"/>
+        </w:numPr>
+        <w:ind w:left="317" w:hanging="173"/>
+      </w:pPr>
+      <w:r>
+        <w:rPr>
+          <w:rFonts w:ascii="Times New Roman" w:hAnsi="Times New Roman"/>
+          <w:b w:val="0"/>
+          <w:sz w:val="28"/>
+          <w:color w:val="000000"/>
+        </w:rPr>
+        <w:t>The model uses ratings.csv and movies.csv. The original tags.csv and links.csv files are included but are not used for training.</w:t>
+      </w:r>
+    </w:p>
+    <w:p xmlns:w="http://schemas.openxmlformats.org/wordprocessingml/2006/main" xmlns:wpc="http://schemas.microsoft.com/office/word/2010/wordprocessingCanvas" xmlns:mo="http://schemas.microsoft.com/office/mac/office/2008/main" xmlns:mc="http://schemas.openxmlformats.org/markup-compatibility/2006" xmlns:mv="urn:schemas-microsoft-com:mac:vml" xmlns:o="urn:schemas-microsoft-com:office:office" xmlns:r="http://schemas.openxmlformats.org/officeDocument/2006/relationships" xmlns:m="http://schemas.openxmlformats.org/officeDocument/2006/math" xmlns:v="urn:schemas-microsoft-com:vml" xmlns:wp14="http://schemas.microsoft.com/office/word/2010/wordprocessingDrawing" xmlns:wp="http://schemas.openxmlformats.org/drawingml/2006/wordprocessingDrawing" xmlns:w10="urn:schemas-microsoft-com:office:word" xmlns:w14="http://schemas.microsoft.com/office/word/2010/wordml" xmlns:wpg="http://schemas.microsoft.com/office/word/2010/wordprocessingGroup" xmlns:wpi="http://schemas.microsoft.com/office/word/2010/wordprocessingInk" xmlns:wne="http://schemas.microsoft.com/office/word/2006/wordml" xmlns:wps="http://schemas.microsoft.com/office/word/2010/wordprocessingShape">
+      <w:pPr>
+        <w:spacing w:after="100"/>
+        <w:keepLines/>
+        <w:numPr>
+          <w:ilvl w:val="0"/>
+          <w:numId w:val="1"/>
+        </w:numPr>
+        <w:ind w:left="317" w:hanging="173"/>
+      </w:pPr>
+      <w:r>
+        <w:rPr>
+          <w:rFonts w:ascii="Times New Roman" w:hAnsi="Times New Roman"/>
+          <w:b w:val="0"/>
+          <w:sz w:val="28"/>
+          <w:color w:val="000000"/>
+        </w:rPr>
+        <w:t>MovieLens contains historical, anonymous ratings. The original dataset README and its research/noncommercial licence are included with the project.</w:t>
+      </w:r>
+    </w:p>
+    <w:p xmlns:w="http://schemas.openxmlformats.org/wordprocessingml/2006/main" xmlns:wpc="http://schemas.microsoft.com/office/word/2010/wordprocessingCanvas" xmlns:mo="http://schemas.microsoft.com/office/mac/office/2008/main" xmlns:mc="http://schemas.openxmlformats.org/markup-compatibility/2006" xmlns:mv="urn:schemas-microsoft-com:mac:vml" xmlns:o="urn:schemas-microsoft-com:office:office" xmlns:r="http://schemas.openxmlformats.org/officeDocument/2006/relationships" xmlns:m="http://schemas.openxmlformats.org/officeDocument/2006/math" xmlns:v="urn:schemas-microsoft-com:vml" xmlns:wp14="http://schemas.microsoft.com/office/word/2010/wordprocessingDrawing" xmlns:wp="http://schemas.openxmlformats.org/drawingml/2006/wordprocessingDrawing" xmlns:w10="urn:schemas-microsoft-com:office:word" xmlns:w14="http://schemas.microsoft.com/office/word/2010/wordml" xmlns:wpg="http://schemas.microsoft.com/office/word/2010/wordprocessingGroup" xmlns:wpi="http://schemas.microsoft.com/office/word/2010/wordprocessingInk" xmlns:wne="http://schemas.microsoft.com/office/word/2006/wordml" xmlns:wps="http://schemas.microsoft.com/office/word/2010/wordprocessingShape">
+      <w:pPr>
+        <w:keepNext/>
+        <w:pageBreakBefore/>
+        <w:spacing w:before="120" w:after="80"/>
+      </w:pPr>
+      <w:r>
+        <w:rPr>
+          <w:rFonts w:ascii="Times New Roman" w:hAnsi="Times New Roman"/>
+          <w:sz w:val="32"/>
+          <w:color w:val="000000"/>
+          <w:b/>
+        </w:rPr>
+        <w:t>3 Working of the Project</w:t>
+      </w:r>
+    </w:p>
+    <w:p xmlns:w="http://schemas.openxmlformats.org/wordprocessingml/2006/main" xmlns:wpc="http://schemas.microsoft.com/office/word/2010/wordprocessingCanvas" xmlns:mo="http://schemas.microsoft.com/office/mac/office/2008/main" xmlns:mc="http://schemas.openxmlformats.org/markup-compatibility/2006" xmlns:mv="urn:schemas-microsoft-com:mac:vml" xmlns:o="urn:schemas-microsoft-com:office:office" xmlns:r="http://schemas.openxmlformats.org/officeDocument/2006/relationships" xmlns:m="http://schemas.openxmlformats.org/officeDocument/2006/math" xmlns:v="urn:schemas-microsoft-com:vml" xmlns:wp14="http://schemas.microsoft.com/office/word/2010/wordprocessingDrawing" xmlns:wp="http://schemas.openxmlformats.org/drawingml/2006/wordprocessingDrawing" xmlns:w10="urn:schemas-microsoft-com:office:word" xmlns:w14="http://schemas.microsoft.com/office/word/2010/wordml" xmlns:wpg="http://schemas.microsoft.com/office/word/2010/wordprocessingGroup" xmlns:wpi="http://schemas.microsoft.com/office/word/2010/wordprocessingInk" xmlns:wne="http://schemas.microsoft.com/office/word/2006/wordml" xmlns:wps="http://schemas.microsoft.com/office/word/2010/wordprocessingShape">
+      <w:pPr>
+        <w:keepNext/>
+        <w:pageBreakBefore w:val="0"/>
+        <w:spacing w:before="120" w:after="80"/>
+      </w:pPr>
+      <w:r>
+        <w:rPr>
+          <w:rFonts w:ascii="Times New Roman" w:hAnsi="Times New Roman"/>
+          <w:sz w:val="32"/>
+          <w:color w:val="000000"/>
+          <w:b/>
+        </w:rPr>
+        <w:t>3.1 Data Preparation</w:t>
+      </w:r>
+    </w:p>
+    <w:p xmlns:w="http://schemas.openxmlformats.org/wordprocessingml/2006/main" xmlns:wpc="http://schemas.microsoft.com/office/word/2010/wordprocessingCanvas" xmlns:mo="http://schemas.microsoft.com/office/mac/office/2008/main" xmlns:mc="http://schemas.openxmlformats.org/markup-compatibility/2006" xmlns:mv="urn:schemas-microsoft-com:mac:vml" xmlns:o="urn:schemas-microsoft-com:office:office" xmlns:r="http://schemas.openxmlformats.org/officeDocument/2006/relationships" xmlns:m="http://schemas.openxmlformats.org/officeDocument/2006/math" xmlns:v="urn:schemas-microsoft-com:vml" xmlns:wp14="http://schemas.microsoft.com/office/word/2010/wordprocessingDrawing" xmlns:wp="http://schemas.openxmlformats.org/drawingml/2006/wordprocessingDrawing" xmlns:w10="urn:schemas-microsoft-com:office:word" xmlns:w14="http://schemas.microsoft.com/office/word/2010/wordml" xmlns:wpg="http://schemas.microsoft.com/office/word/2010/wordprocessingGroup" xmlns:wpi="http://schemas.microsoft.com/office/word/2010/wordprocessingInk" xmlns:wne="http://schemas.microsoft.com/office/word/2006/wordml" xmlns:wps="http://schemas.microsoft.com/office/word/2010/wordprocessingShape">
+      <w:pPr>
+        <w:spacing w:after="100"/>
+        <w:keepLines/>
+        <w:numPr>
+          <w:ilvl w:val="0"/>
+          <w:numId w:val="1"/>
+        </w:numPr>
+        <w:ind w:left="317" w:hanging="173"/>
+      </w:pPr>
+      <w:r>
+        <w:rPr>
+          <w:rFonts w:ascii="Times New Roman" w:hAnsi="Times New Roman"/>
+          <w:b w:val="0"/>
+          <w:sz w:val="28"/>
+          <w:color w:val="000000"/>
+        </w:rPr>
+        <w:t>Read the movie and rating CSV files.</w:t>
+      </w:r>
+    </w:p>
+    <w:p xmlns:w="http://schemas.openxmlformats.org/wordprocessingml/2006/main" xmlns:wpc="http://schemas.microsoft.com/office/word/2010/wordprocessingCanvas" xmlns:mo="http://schemas.microsoft.com/office/mac/office/2008/main" xmlns:mc="http://schemas.openxmlformats.org/markup-compatibility/2006" xmlns:mv="urn:schemas-microsoft-com:mac:vml" xmlns:o="urn:schemas-microsoft-com:office:office" xmlns:r="http://schemas.openxmlformats.org/officeDocument/2006/relationships" xmlns:m="http://schemas.openxmlformats.org/officeDocument/2006/math" xmlns:v="urn:schemas-microsoft-com:vml" xmlns:wp14="http://schemas.microsoft.com/office/word/2010/wordprocessingDrawing" xmlns:wp="http://schemas.openxmlformats.org/drawingml/2006/wordprocessingDrawing" xmlns:w10="urn:schemas-microsoft-com:office:word" xmlns:w14="http://schemas.microsoft.com/office/word/2010/wordml" xmlns:wpg="http://schemas.microsoft.com/office/word/2010/wordprocessingGroup" xmlns:wpi="http://schemas.microsoft.com/office/word/2010/wordprocessingInk" xmlns:wne="http://schemas.microsoft.com/office/word/2006/wordml" xmlns:wps="http://schemas.microsoft.com/office/word/2010/wordprocessingShape">
+      <w:pPr>
+        <w:spacing w:after="100"/>
+        <w:keepLines/>
+        <w:numPr>
+          <w:ilvl w:val="0"/>
+          <w:numId w:val="1"/>
+        </w:numPr>
+        <w:ind w:left="317" w:hanging="173"/>
+      </w:pPr>
+      <w:r>
+        <w:rPr>
+          <w:rFonts w:ascii="Times New Roman" w:hAnsi="Times New Roman"/>
+          <w:b w:val="0"/>
+          <w:sz w:val="28"/>
+          <w:color w:val="000000"/>
+        </w:rPr>
+        <w:t>Check that IDs are positive and ratings are valid half-star values.</w:t>
+      </w:r>
+    </w:p>
+    <w:p xmlns:w="http://schemas.openxmlformats.org/wordprocessingml/2006/main" xmlns:wpc="http://schemas.microsoft.com/office/word/2010/wordprocessingCanvas" xmlns:mo="http://schemas.microsoft.com/office/mac/office/2008/main" xmlns:mc="http://schemas.openxmlformats.org/markup-compatibility/2006" xmlns:mv="urn:schemas-microsoft-com:mac:vml" xmlns:o="urn:schemas-microsoft-com:office:office" xmlns:r="http://schemas.openxmlformats.org/officeDocument/2006/relationships" xmlns:m="http://schemas.openxmlformats.org/officeDocument/2006/math" xmlns:v="urn:schemas-microsoft-com:vml" xmlns:wp14="http://schemas.microsoft.com/office/word/2010/wordprocessingDrawing" xmlns:wp="http://schemas.openxmlformats.org/drawingml/2006/wordprocessingDrawing" xmlns:w10="urn:schemas-microsoft-com:office:word" xmlns:w14="http://schemas.microsoft.com/office/word/2010/wordml" xmlns:wpg="http://schemas.microsoft.com/office/word/2010/wordprocessingGroup" xmlns:wpi="http://schemas.microsoft.com/office/word/2010/wordprocessingInk" xmlns:wne="http://schemas.microsoft.com/office/word/2006/wordml" xmlns:wps="http://schemas.microsoft.com/office/word/2010/wordprocessingShape">
+      <w:pPr>
+        <w:spacing w:after="100"/>
+        <w:keepLines/>
+        <w:numPr>
+          <w:ilvl w:val="0"/>
+          <w:numId w:val="1"/>
+        </w:numPr>
+        <w:ind w:left="317" w:hanging="173"/>
+      </w:pPr>
+      <w:r>
+        <w:rPr>
+          <w:rFonts w:ascii="Times New Roman" w:hAnsi="Times New Roman"/>
+          <w:b w:val="0"/>
+          <w:sz w:val="28"/>
+          <w:color w:val="000000"/>
+        </w:rPr>
+        <w:t>Keep the latest rating when a user rates the same movie more than once.</w:t>
+      </w:r>
+    </w:p>
+    <w:p xmlns:w="http://schemas.openxmlformats.org/wordprocessingml/2006/main" xmlns:wpc="http://schemas.microsoft.com/office/word/2010/wordprocessingCanvas" xmlns:mo="http://schemas.microsoft.com/office/mac/office/2008/main" xmlns:mc="http://schemas.openxmlformats.org/markup-compatibility/2006" xmlns:mv="urn:schemas-microsoft-com:mac:vml" xmlns:o="urn:schemas-microsoft-com:office:office" xmlns:r="http://schemas.openxmlformats.org/officeDocument/2006/relationships" xmlns:m="http://schemas.openxmlformats.org/officeDocument/2006/math" xmlns:v="urn:schemas-microsoft-com:vml" xmlns:wp14="http://schemas.microsoft.com/office/word/2010/wordprocessingDrawing" xmlns:wp="http://schemas.openxmlformats.org/drawingml/2006/wordprocessingDrawing" xmlns:w10="urn:schemas-microsoft-com:office:word" xmlns:w14="http://schemas.microsoft.com/office/word/2010/wordml" xmlns:wpg="http://schemas.microsoft.com/office/word/2010/wordprocessingGroup" xmlns:wpi="http://schemas.microsoft.com/office/word/2010/wordprocessingInk" xmlns:wne="http://schemas.microsoft.com/office/word/2006/wordml" xmlns:wps="http://schemas.microsoft.com/office/word/2010/wordprocessingShape">
+      <w:pPr>
+        <w:spacing w:after="100"/>
+        <w:keepLines/>
+        <w:numPr>
+          <w:ilvl w:val="0"/>
+          <w:numId w:val="1"/>
+        </w:numPr>
+        <w:ind w:left="317" w:hanging="173"/>
+      </w:pPr>
+      <w:r>
+        <w:rPr>
+          <w:rFonts w:ascii="Times New Roman" w:hAnsi="Times New Roman"/>
+          <w:b w:val="0"/>
+          <w:sz w:val="28"/>
+          <w:color w:val="000000"/>
+        </w:rPr>
+        <w:t>Join ratings with movie details and remove unknown movie IDs.</w:t>
+      </w:r>
+    </w:p>
+    <w:p xmlns:w="http://schemas.openxmlformats.org/wordprocessingml/2006/main" xmlns:wpc="http://schemas.microsoft.com/office/word/2010/wordprocessingCanvas" xmlns:mo="http://schemas.microsoft.com/office/mac/office/2008/main" xmlns:mc="http://schemas.openxmlformats.org/markup-compatibility/2006" xmlns:mv="urn:schemas-microsoft-com:mac:vml" xmlns:o="urn:schemas-microsoft-com:office:office" xmlns:r="http://schemas.openxmlformats.org/officeDocument/2006/relationships" xmlns:m="http://schemas.openxmlformats.org/officeDocument/2006/math" xmlns:v="urn:schemas-microsoft-com:vml" xmlns:wp14="http://schemas.microsoft.com/office/word/2010/wordprocessingDrawing" xmlns:wp="http://schemas.openxmlformats.org/drawingml/2006/wordprocessingDrawing" xmlns:w10="urn:schemas-microsoft-com:office:word" xmlns:w14="http://schemas.microsoft.com/office/word/2010/wordml" xmlns:wpg="http://schemas.microsoft.com/office/word/2010/wordprocessingGroup" xmlns:wpi="http://schemas.microsoft.com/office/word/2010/wordprocessingInk" xmlns:wne="http://schemas.microsoft.com/office/word/2006/wordml" xmlns:wps="http://schemas.microsoft.com/office/word/2010/wordprocessingShape">
+      <w:pPr>
+        <w:spacing w:after="100"/>
+        <w:keepLines/>
+        <w:numPr>
+          <w:ilvl w:val="0"/>
+          <w:numId w:val="1"/>
+        </w:numPr>
+        <w:ind w:left="317" w:hanging="173"/>
+      </w:pPr>
+      <w:r>
+        <w:rPr>
+          <w:rFonts w:ascii="Times New Roman" w:hAnsi="Times New Roman"/>
+          <w:b w:val="0"/>
+          <w:sz w:val="28"/>
+          <w:color w:val="000000"/>
+        </w:rPr>
+        <w:t>Calculate rating counts, averages and genre statistics.</w:t>
+      </w:r>
+    </w:p>
+    <w:p xmlns:w="http://schemas.openxmlformats.org/wordprocessingml/2006/main" xmlns:wpc="http://schemas.microsoft.com/office/word/2010/wordprocessingCanvas" xmlns:mo="http://schemas.microsoft.com/office/mac/office/2008/main" xmlns:mc="http://schemas.openxmlformats.org/markup-compatibility/2006" xmlns:mv="urn:schemas-microsoft-com:mac:vml" xmlns:o="urn:schemas-microsoft-com:office:office" xmlns:r="http://schemas.openxmlformats.org/officeDocument/2006/relationships" xmlns:m="http://schemas.openxmlformats.org/officeDocument/2006/math" xmlns:v="urn:schemas-microsoft-com:vml" xmlns:wp14="http://schemas.microsoft.com/office/word/2010/wordprocessingDrawing" xmlns:wp="http://schemas.openxmlformats.org/drawingml/2006/wordprocessingDrawing" xmlns:w10="urn:schemas-microsoft-com:office:word" xmlns:w14="http://schemas.microsoft.com/office/word/2010/wordml" xmlns:wpg="http://schemas.microsoft.com/office/word/2010/wordprocessingGroup" xmlns:wpi="http://schemas.microsoft.com/office/word/2010/wordprocessingInk" xmlns:wne="http://schemas.microsoft.com/office/word/2006/wordml" xmlns:wps="http://schemas.microsoft.com/office/word/2010/wordprocessingShape">
+      <w:pPr>
+        <w:keepNext/>
+        <w:pageBreakBefore w:val="0"/>
+        <w:spacing w:before="120" w:after="80"/>
+      </w:pPr>
+      <w:r>
+        <w:rPr>
+          <w:rFonts w:ascii="Times New Roman" w:hAnsi="Times New Roman"/>
+          <w:sz w:val="32"/>
+          <w:color w:val="000000"/>
+          <w:b/>
+        </w:rPr>
+        <w:t>3.2 Recommendation Method</w:t>
+      </w:r>
+    </w:p>
+    <w:p xmlns:w="http://schemas.openxmlformats.org/wordprocessingml/2006/main" xmlns:wpc="http://schemas.microsoft.com/office/word/2010/wordprocessingCanvas" xmlns:mo="http://schemas.microsoft.com/office/mac/office/2008/main" xmlns:mc="http://schemas.openxmlformats.org/markup-compatibility/2006" xmlns:mv="urn:schemas-microsoft-com:mac:vml" xmlns:o="urn:schemas-microsoft-com:office:office" xmlns:r="http://schemas.openxmlformats.org/officeDocument/2006/relationships" xmlns:m="http://schemas.openxmlformats.org/officeDocument/2006/math" xmlns:v="urn:schemas-microsoft-com:vml" xmlns:wp14="http://schemas.microsoft.com/office/word/2010/wordprocessingDrawing" xmlns:wp="http://schemas.openxmlformats.org/drawingml/2006/wordprocessingDrawing" xmlns:w10="urn:schemas-microsoft-com:office:word" xmlns:w14="http://schemas.microsoft.com/office/word/2010/wordml" xmlns:wpg="http://schemas.microsoft.com/office/word/2010/wordprocessingGroup" xmlns:wpi="http://schemas.microsoft.com/office/word/2010/wordprocessingInk" xmlns:wne="http://schemas.microsoft.com/office/word/2006/wordml" xmlns:wps="http://schemas.microsoft.com/office/word/2010/wordprocessingShape">
+      <w:pPr>
+        <w:spacing w:after="100"/>
+        <w:keepLines/>
+        <w:numPr>
+          <w:ilvl w:val="0"/>
+          <w:numId w:val="1"/>
+        </w:numPr>
+        <w:ind w:left="317" w:hanging="173"/>
+      </w:pPr>
+      <w:r>
+        <w:rPr>
+          <w:rFonts w:ascii="Times New Roman" w:hAnsi="Times New Roman"/>
+          <w:b w:val="0"/>
+          <w:sz w:val="28"/>
+          <w:color w:val="000000"/>
+        </w:rPr>
+        <w:t>ALS stands for Alternating Least Squares. It learns rating patterns across users.</w:t>
+      </w:r>
+    </w:p>
+    <w:p xmlns:w="http://schemas.openxmlformats.org/wordprocessingml/2006/main" xmlns:wpc="http://schemas.microsoft.com/office/word/2010/wordprocessingCanvas" xmlns:mo="http://schemas.microsoft.com/office/mac/office/2008/main" xmlns:mc="http://schemas.openxmlformats.org/markup-compatibility/2006" xmlns:mv="urn:schemas-microsoft-com:mac:vml" xmlns:o="urn:schemas-microsoft-com:office:office" xmlns:r="http://schemas.openxmlformats.org/officeDocument/2006/relationships" xmlns:m="http://schemas.openxmlformats.org/officeDocument/2006/math" xmlns:v="urn:schemas-microsoft-com:vml" xmlns:wp14="http://schemas.microsoft.com/office/word/2010/wordprocessingDrawing" xmlns:wp="http://schemas.openxmlformats.org/drawingml/2006/wordprocessingDrawing" xmlns:w10="urn:schemas-microsoft-com:office:word" xmlns:w14="http://schemas.microsoft.com/office/word/2010/wordml" xmlns:wpg="http://schemas.microsoft.com/office/word/2010/wordprocessingGroup" xmlns:wpi="http://schemas.microsoft.com/office/word/2010/wordprocessingInk" xmlns:wne="http://schemas.microsoft.com/office/word/2006/wordml" xmlns:wps="http://schemas.microsoft.com/office/word/2010/wordprocessingShape">
+      <w:pPr>
+        <w:spacing w:after="100"/>
+        <w:keepLines/>
+        <w:numPr>
+          <w:ilvl w:val="0"/>
+          <w:numId w:val="1"/>
+        </w:numPr>
+        <w:ind w:left="317" w:hanging="173"/>
+      </w:pPr>
+      <w:r>
+        <w:rPr>
+          <w:rFonts w:ascii="Times New Roman" w:hAnsi="Times New Roman"/>
+          <w:b w:val="0"/>
+          <w:sz w:val="28"/>
+          <w:color w:val="000000"/>
+        </w:rPr>
+        <w:t>Each user and movie gets a short list of numbers called a factor vector.</w:t>
+      </w:r>
+    </w:p>
+    <w:p xmlns:w="http://schemas.openxmlformats.org/wordprocessingml/2006/main" xmlns:wpc="http://schemas.microsoft.com/office/word/2010/wordprocessingCanvas" xmlns:mo="http://schemas.microsoft.com/office/mac/office/2008/main" xmlns:mc="http://schemas.openxmlformats.org/markup-compatibility/2006" xmlns:mv="urn:schemas-microsoft-com:mac:vml" xmlns:o="urn:schemas-microsoft-com:office:office" xmlns:r="http://schemas.openxmlformats.org/officeDocument/2006/relationships" xmlns:m="http://schemas.openxmlformats.org/officeDocument/2006/math" xmlns:v="urn:schemas-microsoft-com:vml" xmlns:wp14="http://schemas.microsoft.com/office/word/2010/wordprocessingDrawing" xmlns:wp="http://schemas.openxmlformats.org/drawingml/2006/wordprocessingDrawing" xmlns:w10="urn:schemas-microsoft-com:office:word" xmlns:w14="http://schemas.microsoft.com/office/word/2010/wordml" xmlns:wpg="http://schemas.microsoft.com/office/word/2010/wordprocessingGroup" xmlns:wpi="http://schemas.microsoft.com/office/word/2010/wordprocessingInk" xmlns:wne="http://schemas.microsoft.com/office/word/2006/wordml" xmlns:wps="http://schemas.microsoft.com/office/word/2010/wordprocessingShape">
+      <w:pPr>
+        <w:spacing w:after="100"/>
+        <w:keepLines/>
+        <w:numPr>
+          <w:ilvl w:val="0"/>
+          <w:numId w:val="1"/>
+        </w:numPr>
+        <w:ind w:left="317" w:hanging="173"/>
+      </w:pPr>
+      <w:r>
+        <w:rPr>
+          <w:rFonts w:ascii="Times New Roman" w:hAnsi="Times New Roman"/>
+          <w:b w:val="0"/>
+          <w:sz w:val="28"/>
+          <w:color w:val="000000"/>
+        </w:rPr>
+        <w:t>The dot product of these vectors gives a score for a user and movie.</w:t>
+      </w:r>
+    </w:p>
+    <w:p xmlns:w="http://schemas.openxmlformats.org/wordprocessingml/2006/main" xmlns:wpc="http://schemas.microsoft.com/office/word/2010/wordprocessingCanvas" xmlns:mo="http://schemas.microsoft.com/office/mac/office/2008/main" xmlns:mc="http://schemas.openxmlformats.org/markup-compatibility/2006" xmlns:mv="urn:schemas-microsoft-com:mac:vml" xmlns:o="urn:schemas-microsoft-com:office:office" xmlns:r="http://schemas.openxmlformats.org/officeDocument/2006/relationships" xmlns:m="http://schemas.openxmlformats.org/officeDocument/2006/math" xmlns:v="urn:schemas-microsoft-com:vml" xmlns:wp14="http://schemas.microsoft.com/office/word/2010/wordprocessingDrawing" xmlns:wp="http://schemas.openxmlformats.org/drawingml/2006/wordprocessingDrawing" xmlns:w10="urn:schemas-microsoft-com:office:word" xmlns:w14="http://schemas.microsoft.com/office/word/2010/wordml" xmlns:wpg="http://schemas.microsoft.com/office/word/2010/wordprocessingGroup" xmlns:wpi="http://schemas.microsoft.com/office/word/2010/wordprocessingInk" xmlns:wne="http://schemas.microsoft.com/office/word/2006/wordml" xmlns:wps="http://schemas.microsoft.com/office/word/2010/wordprocessingShape">
+      <w:pPr>
+        <w:spacing w:after="100"/>
+        <w:keepLines/>
+        <w:numPr>
+          <w:ilvl w:val="0"/>
+          <w:numId w:val="1"/>
+        </w:numPr>
+        <w:ind w:left="317" w:hanging="173"/>
+      </w:pPr>
+      <w:r>
+        <w:rPr>
+          <w:rFonts w:ascii="Times New Roman" w:hAnsi="Times New Roman"/>
+          <w:b w:val="0"/>
+          <w:sz w:val="28"/>
+          <w:color w:val="000000"/>
+        </w:rPr>
+        <w:t>Movies already rated by the user are removed from the result.</w:t>
+      </w:r>
+    </w:p>
+    <w:p xmlns:w="http://schemas.openxmlformats.org/wordprocessingml/2006/main" xmlns:wpc="http://schemas.microsoft.com/office/word/2010/wordprocessingCanvas" xmlns:mo="http://schemas.microsoft.com/office/mac/office/2008/main" xmlns:mc="http://schemas.openxmlformats.org/markup-compatibility/2006" xmlns:mv="urn:schemas-microsoft-com:mac:vml" xmlns:o="urn:schemas-microsoft-com:office:office" xmlns:r="http://schemas.openxmlformats.org/officeDocument/2006/relationships" xmlns:m="http://schemas.openxmlformats.org/officeDocument/2006/math" xmlns:v="urn:schemas-microsoft-com:vml" xmlns:wp14="http://schemas.microsoft.com/office/word/2010/wordprocessingDrawing" xmlns:wp="http://schemas.openxmlformats.org/drawingml/2006/wordprocessingDrawing" xmlns:w10="urn:schemas-microsoft-com:office:word" xmlns:w14="http://schemas.microsoft.com/office/word/2010/wordml" xmlns:wpg="http://schemas.microsoft.com/office/word/2010/wordprocessingGroup" xmlns:wpi="http://schemas.microsoft.com/office/word/2010/wordprocessingInk" xmlns:wne="http://schemas.microsoft.com/office/word/2006/wordml" xmlns:wps="http://schemas.microsoft.com/office/word/2010/wordprocessingShape">
+      <w:pPr>
+        <w:spacing w:after="100"/>
+        <w:keepLines/>
+        <w:numPr>
+          <w:ilvl w:val="0"/>
+          <w:numId w:val="1"/>
+        </w:numPr>
+        <w:ind w:left="317" w:hanging="173"/>
+      </w:pPr>
+      <w:r>
+        <w:rPr>
+          <w:rFonts w:ascii="Times New Roman" w:hAnsi="Times New Roman"/>
+          <w:b w:val="0"/>
+          <w:sz w:val="28"/>
+          <w:color w:val="000000"/>
+        </w:rPr>
+        <w:t>Genre and rating-count filters are applied before showing the top results.</w:t>
+      </w:r>
+    </w:p>
+    <w:p xmlns:w="http://schemas.openxmlformats.org/wordprocessingml/2006/main" xmlns:wpc="http://schemas.microsoft.com/office/word/2010/wordprocessingCanvas" xmlns:mo="http://schemas.microsoft.com/office/mac/office/2008/main" xmlns:mc="http://schemas.openxmlformats.org/markup-compatibility/2006" xmlns:mv="urn:schemas-microsoft-com:mac:vml" xmlns:o="urn:schemas-microsoft-com:office:office" xmlns:r="http://schemas.openxmlformats.org/officeDocument/2006/relationships" xmlns:m="http://schemas.openxmlformats.org/officeDocument/2006/math" xmlns:v="urn:schemas-microsoft-com:vml" xmlns:wp14="http://schemas.microsoft.com/office/word/2010/wordprocessingDrawing" xmlns:wp="http://schemas.openxmlformats.org/drawingml/2006/wordprocessingDrawing" xmlns:w10="urn:schemas-microsoft-com:office:word" xmlns:w14="http://schemas.microsoft.com/office/word/2010/wordml" xmlns:wpg="http://schemas.microsoft.com/office/word/2010/wordprocessingGroup" xmlns:wpi="http://schemas.microsoft.com/office/word/2010/wordprocessingInk" xmlns:wne="http://schemas.microsoft.com/office/word/2006/wordml" xmlns:wps="http://schemas.microsoft.com/office/word/2010/wordprocessingShape">
+      <w:pPr>
+        <w:spacing w:after="100"/>
+        <w:keepLines/>
+        <w:numPr>
+          <w:ilvl w:val="0"/>
+          <w:numId w:val="1"/>
+        </w:numPr>
+        <w:ind w:left="317" w:hanging="173"/>
+      </w:pPr>
+      <w:r>
+        <w:rPr>
+          <w:rFonts w:ascii="Times New Roman" w:hAnsi="Times New Roman"/>
+          <w:b w:val="0"/>
+          <w:sz w:val="28"/>
+          <w:color w:val="000000"/>
+        </w:rPr>
+        <w:t>For a new user, entered ratings are used to calculate a user vector. The whole model is not retrained.</w:t>
+      </w:r>
+    </w:p>
+    <w:p xmlns:w="http://schemas.openxmlformats.org/wordprocessingml/2006/main" xmlns:wpc="http://schemas.microsoft.com/office/word/2010/wordprocessingCanvas" xmlns:mo="http://schemas.microsoft.com/office/mac/office/2008/main" xmlns:mc="http://schemas.openxmlformats.org/markup-compatibility/2006" xmlns:mv="urn:schemas-microsoft-com:mac:vml" xmlns:o="urn:schemas-microsoft-com:office:office" xmlns:r="http://schemas.openxmlformats.org/officeDocument/2006/relationships" xmlns:m="http://schemas.openxmlformats.org/officeDocument/2006/math" xmlns:v="urn:schemas-microsoft-com:vml" xmlns:wp14="http://schemas.microsoft.com/office/word/2010/wordprocessingDrawing" xmlns:wp="http://schemas.openxmlformats.org/drawingml/2006/wordprocessingDrawing" xmlns:w10="urn:schemas-microsoft-com:office:word" xmlns:w14="http://schemas.microsoft.com/office/word/2010/wordml" xmlns:wpg="http://schemas.microsoft.com/office/word/2010/wordprocessingGroup" xmlns:wpi="http://schemas.microsoft.com/office/word/2010/wordprocessingInk" xmlns:wne="http://schemas.microsoft.com/office/word/2006/wordml" xmlns:wps="http://schemas.microsoft.com/office/word/2010/wordprocessingShape">
+      <w:pPr>
+        <w:keepNext/>
+        <w:pageBreakBefore w:val="0"/>
+        <w:spacing w:before="120" w:after="80"/>
+      </w:pPr>
+      <w:r>
+        <w:rPr>
+          <w:rFonts w:ascii="Times New Roman" w:hAnsi="Times New Roman"/>
+          <w:sz w:val="32"/>
+          <w:color w:val="000000"/>
+          <w:b/>
+        </w:rPr>
+        <w:t>3.3 Main Files</w:t>
+      </w:r>
+    </w:p>
+    <w:tbl xmlns:w="http://schemas.openxmlformats.org/wordprocessingml/2006/main" xmlns:wpc="http://schemas.microsoft.com/office/word/2010/wordprocessingCanvas" xmlns:mo="http://schemas.microsoft.com/office/mac/office/2008/main" xmlns:mc="http://schemas.openxmlformats.org/markup-compatibility/2006" xmlns:mv="urn:schemas-microsoft-com:mac:vml" xmlns:o="urn:schemas-microsoft-com:office:office" xmlns:r="http://schemas.openxmlformats.org/officeDocument/2006/relationships" xmlns:m="http://schemas.openxmlformats.org/officeDocument/2006/math" xmlns:v="urn:schemas-microsoft-com:vml" xmlns:wp14="http://schemas.microsoft.com/office/word/2010/wordprocessingDrawing" xmlns:wp="http://schemas.openxmlformats.org/drawingml/2006/wordprocessingDrawing" xmlns:w10="urn:schemas-microsoft-com:office:word" xmlns:w14="http://schemas.microsoft.com/office/word/2010/wordml" xmlns:wpg="http://schemas.microsoft.com/office/word/2010/wordprocessingGroup" xmlns:wpi="http://schemas.microsoft.com/office/word/2010/wordprocessingInk" xmlns:wne="http://schemas.microsoft.com/office/word/2006/wordml" xmlns:wps="http://schemas.microsoft.com/office/word/2010/wordprocessingShape">
+      <w:tblPr>
+        <w:tblW w:type="auto" w:w="0"/>
+        <w:tblLayout w:type="fixed"/>
+        <w:tblLook w:firstColumn="1" w:firstRow="1" w:lastColumn="0" w:lastRow="0" w:noHBand="0" w:noVBand="1" w:val="04A0"/>
+      </w:tblPr>
+      <w:tblGrid>
+        <w:gridCol w:w="4512"/>
+        <w:gridCol w:w="4512"/>
+      </w:tblGrid>
+      <w:tr>
+        <w:trPr>
+          <w:cantSplit/>
+          <w:tblHeader/>
+        </w:trPr>
+        <w:tc>
+          <w:tcPr>
             <w:tcW w:type="dxa" w:w="2880"/>
             <w:vAlign w:val="center"/>
             <w:tcMar>
@@ -2251,18 +3162,19 @@
               <w:left w:val="single" w:sz="4" w:color="D9D9D9"/>
               <w:right w:val="single" w:sz="4" w:color="D9D9D9"/>
             </w:tcBorders>
-          </w:tcPr>
-          <w:p>
-            <w:pPr>
-              <w:spacing w:after="20" w:before="20"/>
-            </w:pPr>
-            <w:r>
-              <w:rPr>
-                <w:rFonts w:ascii="Times New Roman" w:hAnsi="Times New Roman"/>
-                <w:b w:val="0"/>
-                <w:sz w:val="23"/>
-              </w:rPr>
-              <w:t>ModelData.java</w:t>
+            <w:shd w:fill="E9ECEF"/>
+          </w:tcPr>
+          <w:p>
+            <w:pPr>
+              <w:spacing w:after="20" w:before="20"/>
+            </w:pPr>
+            <w:r>
+              <w:rPr>
+                <w:rFonts w:ascii="Times New Roman" w:hAnsi="Times New Roman"/>
+                <w:b/>
+                <w:sz w:val="23"/>
+              </w:rPr>
+              <w:t>File</w:t>
             </w:r>
           </w:p>
         </w:tc>
@@ -2282,18 +3194,19 @@
               <w:left w:val="single" w:sz="4" w:color="D9D9D9"/>
               <w:right w:val="single" w:sz="4" w:color="D9D9D9"/>
             </w:tcBorders>
-          </w:tcPr>
-          <w:p>
-            <w:pPr>
-              <w:spacing w:after="20" w:before="20"/>
-            </w:pPr>
-            <w:r>
-              <w:rPr>
-                <w:rFonts w:ascii="Times New Roman" w:hAnsi="Times New Roman"/>
-                <w:b w:val="0"/>
-                <w:sz w:val="23"/>
-              </w:rPr>
-              <w:t>Store movie, rating and factor data</w:t>
+            <w:shd w:fill="E9ECEF"/>
+          </w:tcPr>
+          <w:p>
+            <w:pPr>
+              <w:spacing w:after="20" w:before="20"/>
+            </w:pPr>
+            <w:r>
+              <w:rPr>
+                <w:rFonts w:ascii="Times New Roman" w:hAnsi="Times New Roman"/>
+                <w:b/>
+                <w:sz w:val="23"/>
+              </w:rPr>
+              <w:t>Purpose</w:t>
             </w:r>
           </w:p>
         </w:tc>
@@ -2329,6 +3242,274 @@
                 <w:b w:val="0"/>
                 <w:sz w:val="23"/>
               </w:rPr>
+              <w:t>TrainPipeline.java</w:t>
+            </w:r>
+          </w:p>
+        </w:tc>
+        <w:tc>
+          <w:tcPr>
+            <w:tcW w:type="dxa" w:w="6048"/>
+            <w:vAlign w:val="center"/>
+            <w:tcMar>
+              <w:top w:w="50" w:type="dxa"/>
+              <w:bottom w:w="50" w:type="dxa"/>
+              <w:left w:w="50" w:type="dxa"/>
+              <w:right w:w="50" w:type="dxa"/>
+            </w:tcMar>
+            <w:tcBorders>
+              <w:top w:val="single" w:sz="4" w:color="D9D9D9"/>
+              <w:bottom w:val="single" w:sz="4" w:color="D9D9D9"/>
+              <w:left w:val="single" w:sz="4" w:color="D9D9D9"/>
+              <w:right w:val="single" w:sz="4" w:color="D9D9D9"/>
+            </w:tcBorders>
+          </w:tcPr>
+          <w:p>
+            <w:pPr>
+              <w:spacing w:after="20" w:before="20"/>
+            </w:pPr>
+            <w:r>
+              <w:rPr>
+                <w:rFonts w:ascii="Times New Roman" w:hAnsi="Times New Roman"/>
+                <w:b w:val="0"/>
+                <w:sz w:val="23"/>
+              </w:rPr>
+              <w:t>Clean data, calculate statistics, train and evaluate ALS</w:t>
+            </w:r>
+          </w:p>
+        </w:tc>
+      </w:tr>
+      <w:tr>
+        <w:trPr>
+          <w:cantSplit/>
+        </w:trPr>
+        <w:tc>
+          <w:tcPr>
+            <w:tcW w:type="dxa" w:w="2880"/>
+            <w:vAlign w:val="center"/>
+            <w:tcMar>
+              <w:top w:w="50" w:type="dxa"/>
+              <w:bottom w:w="50" w:type="dxa"/>
+              <w:left w:w="50" w:type="dxa"/>
+              <w:right w:w="50" w:type="dxa"/>
+            </w:tcMar>
+            <w:tcBorders>
+              <w:top w:val="single" w:sz="4" w:color="D9D9D9"/>
+              <w:bottom w:val="single" w:sz="4" w:color="D9D9D9"/>
+              <w:left w:val="single" w:sz="4" w:color="D9D9D9"/>
+              <w:right w:val="single" w:sz="4" w:color="D9D9D9"/>
+            </w:tcBorders>
+          </w:tcPr>
+          <w:p>
+            <w:pPr>
+              <w:spacing w:after="20" w:before="20"/>
+            </w:pPr>
+            <w:r>
+              <w:rPr>
+                <w:rFonts w:ascii="Times New Roman" w:hAnsi="Times New Roman"/>
+                <w:b w:val="0"/>
+                <w:sz w:val="23"/>
+              </w:rPr>
+              <w:t>Recommender.java</w:t>
+            </w:r>
+          </w:p>
+        </w:tc>
+        <w:tc>
+          <w:tcPr>
+            <w:tcW w:type="dxa" w:w="6048"/>
+            <w:vAlign w:val="center"/>
+            <w:tcMar>
+              <w:top w:w="50" w:type="dxa"/>
+              <w:bottom w:w="50" w:type="dxa"/>
+              <w:left w:w="50" w:type="dxa"/>
+              <w:right w:w="50" w:type="dxa"/>
+            </w:tcMar>
+            <w:tcBorders>
+              <w:top w:val="single" w:sz="4" w:color="D9D9D9"/>
+              <w:bottom w:val="single" w:sz="4" w:color="D9D9D9"/>
+              <w:left w:val="single" w:sz="4" w:color="D9D9D9"/>
+              <w:right w:val="single" w:sz="4" w:color="D9D9D9"/>
+            </w:tcBorders>
+          </w:tcPr>
+          <w:p>
+            <w:pPr>
+              <w:spacing w:after="20" w:before="20"/>
+            </w:pPr>
+            <w:r>
+              <w:rPr>
+                <w:rFonts w:ascii="Times New Roman" w:hAnsi="Times New Roman"/>
+                <w:b w:val="0"/>
+                <w:sz w:val="23"/>
+              </w:rPr>
+              <w:t>Score movies, fit new profiles and apply filters</w:t>
+            </w:r>
+          </w:p>
+        </w:tc>
+      </w:tr>
+      <w:tr>
+        <w:trPr>
+          <w:cantSplit/>
+        </w:trPr>
+        <w:tc>
+          <w:tcPr>
+            <w:tcW w:type="dxa" w:w="2880"/>
+            <w:vAlign w:val="center"/>
+            <w:tcMar>
+              <w:top w:w="50" w:type="dxa"/>
+              <w:bottom w:w="50" w:type="dxa"/>
+              <w:left w:w="50" w:type="dxa"/>
+              <w:right w:w="50" w:type="dxa"/>
+            </w:tcMar>
+            <w:tcBorders>
+              <w:top w:val="single" w:sz="4" w:color="D9D9D9"/>
+              <w:bottom w:val="single" w:sz="4" w:color="D9D9D9"/>
+              <w:left w:val="single" w:sz="4" w:color="D9D9D9"/>
+              <w:right w:val="single" w:sz="4" w:color="D9D9D9"/>
+            </w:tcBorders>
+          </w:tcPr>
+          <w:p>
+            <w:pPr>
+              <w:spacing w:after="20" w:before="20"/>
+            </w:pPr>
+            <w:r>
+              <w:rPr>
+                <w:rFonts w:ascii="Times New Roman" w:hAnsi="Times New Roman"/>
+                <w:b w:val="0"/>
+                <w:sz w:val="23"/>
+              </w:rPr>
+              <w:t>WebServer.java</w:t>
+            </w:r>
+          </w:p>
+        </w:tc>
+        <w:tc>
+          <w:tcPr>
+            <w:tcW w:type="dxa" w:w="6048"/>
+            <w:vAlign w:val="center"/>
+            <w:tcMar>
+              <w:top w:w="50" w:type="dxa"/>
+              <w:bottom w:w="50" w:type="dxa"/>
+              <w:left w:w="50" w:type="dxa"/>
+              <w:right w:w="50" w:type="dxa"/>
+            </w:tcMar>
+            <w:tcBorders>
+              <w:top w:val="single" w:sz="4" w:color="D9D9D9"/>
+              <w:bottom w:val="single" w:sz="4" w:color="D9D9D9"/>
+              <w:left w:val="single" w:sz="4" w:color="D9D9D9"/>
+              <w:right w:val="single" w:sz="4" w:color="D9D9D9"/>
+            </w:tcBorders>
+          </w:tcPr>
+          <w:p>
+            <w:pPr>
+              <w:spacing w:after="20" w:before="20"/>
+            </w:pPr>
+            <w:r>
+              <w:rPr>
+                <w:rFonts w:ascii="Times New Roman" w:hAnsi="Times New Roman"/>
+                <w:b w:val="0"/>
+                <w:sz w:val="23"/>
+              </w:rPr>
+              <w:t>Handle browser requests</w:t>
+            </w:r>
+          </w:p>
+        </w:tc>
+      </w:tr>
+      <w:tr>
+        <w:trPr>
+          <w:cantSplit/>
+        </w:trPr>
+        <w:tc>
+          <w:tcPr>
+            <w:tcW w:type="dxa" w:w="2880"/>
+            <w:vAlign w:val="center"/>
+            <w:tcMar>
+              <w:top w:w="50" w:type="dxa"/>
+              <w:bottom w:w="50" w:type="dxa"/>
+              <w:left w:w="50" w:type="dxa"/>
+              <w:right w:w="50" w:type="dxa"/>
+            </w:tcMar>
+            <w:tcBorders>
+              <w:top w:val="single" w:sz="4" w:color="D9D9D9"/>
+              <w:bottom w:val="single" w:sz="4" w:color="D9D9D9"/>
+              <w:left w:val="single" w:sz="4" w:color="D9D9D9"/>
+              <w:right w:val="single" w:sz="4" w:color="D9D9D9"/>
+            </w:tcBorders>
+          </w:tcPr>
+          <w:p>
+            <w:pPr>
+              <w:spacing w:after="20" w:before="20"/>
+            </w:pPr>
+            <w:r>
+              <w:rPr>
+                <w:rFonts w:ascii="Times New Roman" w:hAnsi="Times New Roman"/>
+                <w:b w:val="0"/>
+                <w:sz w:val="23"/>
+              </w:rPr>
+              <w:t>ModelData.java</w:t>
+            </w:r>
+          </w:p>
+        </w:tc>
+        <w:tc>
+          <w:tcPr>
+            <w:tcW w:type="dxa" w:w="6048"/>
+            <w:vAlign w:val="center"/>
+            <w:tcMar>
+              <w:top w:w="50" w:type="dxa"/>
+              <w:bottom w:w="50" w:type="dxa"/>
+              <w:left w:w="50" w:type="dxa"/>
+              <w:right w:w="50" w:type="dxa"/>
+            </w:tcMar>
+            <w:tcBorders>
+              <w:top w:val="single" w:sz="4" w:color="D9D9D9"/>
+              <w:bottom w:val="single" w:sz="4" w:color="D9D9D9"/>
+              <w:left w:val="single" w:sz="4" w:color="D9D9D9"/>
+              <w:right w:val="single" w:sz="4" w:color="D9D9D9"/>
+            </w:tcBorders>
+          </w:tcPr>
+          <w:p>
+            <w:pPr>
+              <w:spacing w:after="20" w:before="20"/>
+            </w:pPr>
+            <w:r>
+              <w:rPr>
+                <w:rFonts w:ascii="Times New Roman" w:hAnsi="Times New Roman"/>
+                <w:b w:val="0"/>
+                <w:sz w:val="23"/>
+              </w:rPr>
+              <w:t>Store movie, rating and factor data</w:t>
+            </w:r>
+          </w:p>
+        </w:tc>
+      </w:tr>
+      <w:tr>
+        <w:trPr>
+          <w:cantSplit/>
+        </w:trPr>
+        <w:tc>
+          <w:tcPr>
+            <w:tcW w:type="dxa" w:w="2880"/>
+            <w:vAlign w:val="center"/>
+            <w:tcMar>
+              <w:top w:w="50" w:type="dxa"/>
+              <w:bottom w:w="50" w:type="dxa"/>
+              <w:left w:w="50" w:type="dxa"/>
+              <w:right w:w="50" w:type="dxa"/>
+            </w:tcMar>
+            <w:tcBorders>
+              <w:top w:val="single" w:sz="4" w:color="D9D9D9"/>
+              <w:bottom w:val="single" w:sz="4" w:color="D9D9D9"/>
+              <w:left w:val="single" w:sz="4" w:color="D9D9D9"/>
+              <w:right w:val="single" w:sz="4" w:color="D9D9D9"/>
+            </w:tcBorders>
+          </w:tcPr>
+          <w:p>
+            <w:pPr>
+              <w:spacing w:after="20" w:before="20"/>
+            </w:pPr>
+            <w:r>
+              <w:rPr>
+                <w:rFonts w:ascii="Times New Roman" w:hAnsi="Times New Roman"/>
+                <w:b w:val="0"/>
+                <w:sz w:val="23"/>
+              </w:rPr>
               <w:t>web folder</w:t>
             </w:r>
           </w:p>
@@ -2392,7 +3573,7 @@
           <w:color w:val="000000"/>
           <w:b/>
         </w:rPr>
-        <w:t>2.4 Output Files</w:t>
+        <w:t>3.4 Output Files</w:t>
       </w:r>
     </w:p>
     <w:p xmlns:w="http://schemas.openxmlformats.org/wordprocessingml/2006/main" xmlns:wpc="http://schemas.microsoft.com/office/word/2010/wordprocessingCanvas" xmlns:mo="http://schemas.microsoft.com/office/mac/office/2008/main" xmlns:mc="http://schemas.openxmlformats.org/markup-compatibility/2006" xmlns:mv="urn:schemas-microsoft-com:mac:vml" xmlns:o="urn:schemas-microsoft-com:office:office" xmlns:r="http://schemas.openxmlformats.org/officeDocument/2006/relationships" xmlns:m="http://schemas.openxmlformats.org/officeDocument/2006/math" xmlns:v="urn:schemas-microsoft-com:vml" xmlns:wp14="http://schemas.microsoft.com/office/word/2010/wordprocessingDrawing" xmlns:wp="http://schemas.openxmlformats.org/drawingml/2006/wordprocessingDrawing" xmlns:w10="urn:schemas-microsoft-com:office:word" xmlns:w14="http://schemas.microsoft.com/office/word/2010/wordml" xmlns:wpg="http://schemas.microsoft.com/office/word/2010/wordprocessingGroup" xmlns:wpi="http://schemas.microsoft.com/office/word/2010/wordprocessingInk" xmlns:wne="http://schemas.microsoft.com/office/word/2006/wordml" xmlns:wps="http://schemas.microsoft.com/office/word/2010/wordprocessingShape">
@@ -2468,7 +3649,1811 @@
           <w:color w:val="000000"/>
           <w:b/>
         </w:rPr>
-        <w:t>3 Using the Application</w:t>
+        <w:t>4 Recommendation Example</w:t>
+      </w:r>
+    </w:p>
+    <w:p xmlns:w="http://schemas.openxmlformats.org/wordprocessingml/2006/main" xmlns:wpc="http://schemas.microsoft.com/office/word/2010/wordprocessingCanvas" xmlns:mo="http://schemas.microsoft.com/office/mac/office/2008/main" xmlns:mc="http://schemas.openxmlformats.org/markup-compatibility/2006" xmlns:mv="urn:schemas-microsoft-com:mac:vml" xmlns:o="urn:schemas-microsoft-com:office:office" xmlns:r="http://schemas.openxmlformats.org/officeDocument/2006/relationships" xmlns:m="http://schemas.openxmlformats.org/officeDocument/2006/math" xmlns:v="urn:schemas-microsoft-com:vml" xmlns:wp14="http://schemas.microsoft.com/office/word/2010/wordprocessingDrawing" xmlns:wp="http://schemas.openxmlformats.org/drawingml/2006/wordprocessingDrawing" xmlns:w10="urn:schemas-microsoft-com:office:word" xmlns:w14="http://schemas.microsoft.com/office/word/2010/wordml" xmlns:wpg="http://schemas.microsoft.com/office/word/2010/wordprocessingGroup" xmlns:wpi="http://schemas.microsoft.com/office/word/2010/wordprocessingInk" xmlns:wne="http://schemas.microsoft.com/office/word/2006/wordml" xmlns:wps="http://schemas.microsoft.com/office/word/2010/wordprocessingShape">
+      <w:pPr>
+        <w:keepNext/>
+        <w:pageBreakBefore w:val="0"/>
+        <w:spacing w:before="120" w:after="80"/>
+      </w:pPr>
+      <w:r>
+        <w:rPr>
+          <w:rFonts w:ascii="Times New Roman" w:hAnsi="Times New Roman"/>
+          <w:sz w:val="32"/>
+          <w:color w:val="000000"/>
+          <w:b/>
+        </w:rPr>
+        <w:t>4.1 From Ratings to Suggestions</w:t>
+      </w:r>
+    </w:p>
+    <w:p xmlns:w="http://schemas.openxmlformats.org/wordprocessingml/2006/main" xmlns:wpc="http://schemas.microsoft.com/office/word/2010/wordprocessingCanvas" xmlns:mo="http://schemas.microsoft.com/office/mac/office/2008/main" xmlns:mc="http://schemas.openxmlformats.org/markup-compatibility/2006" xmlns:mv="urn:schemas-microsoft-com:mac:vml" xmlns:o="urn:schemas-microsoft-com:office:office" xmlns:r="http://schemas.openxmlformats.org/officeDocument/2006/relationships" xmlns:m="http://schemas.openxmlformats.org/officeDocument/2006/math" xmlns:v="urn:schemas-microsoft-com:vml" xmlns:wp14="http://schemas.microsoft.com/office/word/2010/wordprocessingDrawing" xmlns:wp="http://schemas.openxmlformats.org/drawingml/2006/wordprocessingDrawing" xmlns:w10="urn:schemas-microsoft-com:office:word" xmlns:w14="http://schemas.microsoft.com/office/word/2010/wordml" xmlns:wpg="http://schemas.microsoft.com/office/word/2010/wordprocessingGroup" xmlns:wpi="http://schemas.microsoft.com/office/word/2010/wordprocessingInk" xmlns:wne="http://schemas.microsoft.com/office/word/2006/wordml" xmlns:wps="http://schemas.microsoft.com/office/word/2010/wordprocessingShape">
+      <w:pPr>
+        <w:spacing w:after="100"/>
+        <w:keepLines/>
+        <w:numPr>
+          <w:ilvl w:val="0"/>
+          <w:numId w:val="1"/>
+        </w:numPr>
+        <w:ind w:left="317" w:hanging="173"/>
+      </w:pPr>
+      <w:r>
+        <w:rPr>
+          <w:rFonts w:ascii="Times New Roman" w:hAnsi="Times New Roman"/>
+          <w:b w:val="0"/>
+          <w:sz w:val="28"/>
+          <w:color w:val="000000"/>
+        </w:rPr>
+        <w:t>Suppose a new user likes Toy Story and Star Wars. The user enters a rating for each film in My ratings.</w:t>
+      </w:r>
+    </w:p>
+    <w:p xmlns:w="http://schemas.openxmlformats.org/wordprocessingml/2006/main" xmlns:wpc="http://schemas.microsoft.com/office/word/2010/wordprocessingCanvas" xmlns:mo="http://schemas.microsoft.com/office/mac/office/2008/main" xmlns:mc="http://schemas.openxmlformats.org/markup-compatibility/2006" xmlns:mv="urn:schemas-microsoft-com:mac:vml" xmlns:o="urn:schemas-microsoft-com:office:office" xmlns:r="http://schemas.openxmlformats.org/officeDocument/2006/relationships" xmlns:m="http://schemas.openxmlformats.org/officeDocument/2006/math" xmlns:v="urn:schemas-microsoft-com:vml" xmlns:wp14="http://schemas.microsoft.com/office/word/2010/wordprocessingDrawing" xmlns:wp="http://schemas.openxmlformats.org/drawingml/2006/wordprocessingDrawing" xmlns:w10="urn:schemas-microsoft-com:office:word" xmlns:w14="http://schemas.microsoft.com/office/word/2010/wordml" xmlns:wpg="http://schemas.microsoft.com/office/word/2010/wordprocessingGroup" xmlns:wpi="http://schemas.microsoft.com/office/word/2010/wordprocessingInk" xmlns:wne="http://schemas.microsoft.com/office/word/2006/wordml" xmlns:wps="http://schemas.microsoft.com/office/word/2010/wordprocessingShape">
+      <w:pPr>
+        <w:spacing w:after="100"/>
+        <w:keepLines/>
+        <w:numPr>
+          <w:ilvl w:val="0"/>
+          <w:numId w:val="1"/>
+        </w:numPr>
+        <w:ind w:left="317" w:hanging="173"/>
+      </w:pPr>
+      <w:r>
+        <w:rPr>
+          <w:rFonts w:ascii="Times New Roman" w:hAnsi="Times New Roman"/>
+          <w:b w:val="0"/>
+          <w:sz w:val="28"/>
+          <w:color w:val="000000"/>
+        </w:rPr>
+        <w:t>The system retrieves the saved factor vectors for the selected films.</w:t>
+      </w:r>
+    </w:p>
+    <w:p xmlns:w="http://schemas.openxmlformats.org/wordprocessingml/2006/main" xmlns:wpc="http://schemas.microsoft.com/office/word/2010/wordprocessingCanvas" xmlns:mo="http://schemas.microsoft.com/office/mac/office/2008/main" xmlns:mc="http://schemas.openxmlformats.org/markup-compatibility/2006" xmlns:mv="urn:schemas-microsoft-com:mac:vml" xmlns:o="urn:schemas-microsoft-com:office:office" xmlns:r="http://schemas.openxmlformats.org/officeDocument/2006/relationships" xmlns:m="http://schemas.openxmlformats.org/officeDocument/2006/math" xmlns:v="urn:schemas-microsoft-com:vml" xmlns:wp14="http://schemas.microsoft.com/office/word/2010/wordprocessingDrawing" xmlns:wp="http://schemas.openxmlformats.org/drawingml/2006/wordprocessingDrawing" xmlns:w10="urn:schemas-microsoft-com:office:word" xmlns:w14="http://schemas.microsoft.com/office/word/2010/wordml" xmlns:wpg="http://schemas.microsoft.com/office/word/2010/wordprocessingGroup" xmlns:wpi="http://schemas.microsoft.com/office/word/2010/wordprocessingInk" xmlns:wne="http://schemas.microsoft.com/office/word/2006/wordml" xmlns:wps="http://schemas.microsoft.com/office/word/2010/wordprocessingShape">
+      <w:pPr>
+        <w:spacing w:after="100"/>
+        <w:keepLines/>
+        <w:numPr>
+          <w:ilvl w:val="0"/>
+          <w:numId w:val="1"/>
+        </w:numPr>
+        <w:ind w:left="317" w:hanging="173"/>
+      </w:pPr>
+      <w:r>
+        <w:rPr>
+          <w:rFonts w:ascii="Times New Roman" w:hAnsi="Times New Roman"/>
+          <w:b w:val="0"/>
+          <w:sz w:val="28"/>
+          <w:color w:val="000000"/>
+        </w:rPr>
+        <w:t>It solves a regularised least-squares problem to calculate the new user vector.</w:t>
+      </w:r>
+    </w:p>
+    <w:p xmlns:w="http://schemas.openxmlformats.org/wordprocessingml/2006/main" xmlns:wpc="http://schemas.microsoft.com/office/word/2010/wordprocessingCanvas" xmlns:mo="http://schemas.microsoft.com/office/mac/office/2008/main" xmlns:mc="http://schemas.openxmlformats.org/markup-compatibility/2006" xmlns:mv="urn:schemas-microsoft-com:mac:vml" xmlns:o="urn:schemas-microsoft-com:office:office" xmlns:r="http://schemas.openxmlformats.org/officeDocument/2006/relationships" xmlns:m="http://schemas.openxmlformats.org/officeDocument/2006/math" xmlns:v="urn:schemas-microsoft-com:vml" xmlns:wp14="http://schemas.microsoft.com/office/word/2010/wordprocessingDrawing" xmlns:wp="http://schemas.openxmlformats.org/drawingml/2006/wordprocessingDrawing" xmlns:w10="urn:schemas-microsoft-com:office:word" xmlns:w14="http://schemas.microsoft.com/office/word/2010/wordml" xmlns:wpg="http://schemas.microsoft.com/office/word/2010/wordprocessingGroup" xmlns:wpi="http://schemas.microsoft.com/office/word/2010/wordprocessingInk" xmlns:wne="http://schemas.microsoft.com/office/word/2006/wordml" xmlns:wps="http://schemas.microsoft.com/office/word/2010/wordprocessingShape">
+      <w:pPr>
+        <w:spacing w:after="100"/>
+        <w:keepLines/>
+        <w:numPr>
+          <w:ilvl w:val="0"/>
+          <w:numId w:val="1"/>
+        </w:numPr>
+        <w:ind w:left="317" w:hanging="173"/>
+      </w:pPr>
+      <w:r>
+        <w:rPr>
+          <w:rFonts w:ascii="Times New Roman" w:hAnsi="Times New Roman"/>
+          <w:b w:val="0"/>
+          <w:sz w:val="28"/>
+          <w:color w:val="000000"/>
+        </w:rPr>
+        <w:t>That vector is compared with the remaining movie vectors to produce scores.</w:t>
+      </w:r>
+    </w:p>
+    <w:p xmlns:w="http://schemas.openxmlformats.org/wordprocessingml/2006/main" xmlns:wpc="http://schemas.microsoft.com/office/word/2010/wordprocessingCanvas" xmlns:mo="http://schemas.microsoft.com/office/mac/office/2008/main" xmlns:mc="http://schemas.openxmlformats.org/markup-compatibility/2006" xmlns:mv="urn:schemas-microsoft-com:mac:vml" xmlns:o="urn:schemas-microsoft-com:office:office" xmlns:r="http://schemas.openxmlformats.org/officeDocument/2006/relationships" xmlns:m="http://schemas.openxmlformats.org/officeDocument/2006/math" xmlns:v="urn:schemas-microsoft-com:vml" xmlns:wp14="http://schemas.microsoft.com/office/word/2010/wordprocessingDrawing" xmlns:wp="http://schemas.openxmlformats.org/drawingml/2006/wordprocessingDrawing" xmlns:w10="urn:schemas-microsoft-com:office:word" xmlns:w14="http://schemas.microsoft.com/office/word/2010/wordml" xmlns:wpg="http://schemas.microsoft.com/office/word/2010/wordprocessingGroup" xmlns:wpi="http://schemas.microsoft.com/office/word/2010/wordprocessingInk" xmlns:wne="http://schemas.microsoft.com/office/word/2006/wordml" xmlns:wps="http://schemas.microsoft.com/office/word/2010/wordprocessingShape">
+      <w:pPr>
+        <w:spacing w:after="100"/>
+        <w:keepLines/>
+        <w:numPr>
+          <w:ilvl w:val="0"/>
+          <w:numId w:val="1"/>
+        </w:numPr>
+        <w:ind w:left="317" w:hanging="173"/>
+      </w:pPr>
+      <w:r>
+        <w:rPr>
+          <w:rFonts w:ascii="Times New Roman" w:hAnsi="Times New Roman"/>
+          <w:b w:val="0"/>
+          <w:sz w:val="28"/>
+          <w:color w:val="000000"/>
+        </w:rPr>
+        <w:t>The selected films are removed from the result. The remaining films are sorted by score.</w:t>
+      </w:r>
+    </w:p>
+    <w:p xmlns:w="http://schemas.openxmlformats.org/wordprocessingml/2006/main" xmlns:wpc="http://schemas.microsoft.com/office/word/2010/wordprocessingCanvas" xmlns:mo="http://schemas.microsoft.com/office/mac/office/2008/main" xmlns:mc="http://schemas.openxmlformats.org/markup-compatibility/2006" xmlns:mv="urn:schemas-microsoft-com:mac:vml" xmlns:o="urn:schemas-microsoft-com:office:office" xmlns:r="http://schemas.openxmlformats.org/officeDocument/2006/relationships" xmlns:m="http://schemas.openxmlformats.org/officeDocument/2006/math" xmlns:v="urn:schemas-microsoft-com:vml" xmlns:wp14="http://schemas.microsoft.com/office/word/2010/wordprocessingDrawing" xmlns:wp="http://schemas.openxmlformats.org/drawingml/2006/wordprocessingDrawing" xmlns:w10="urn:schemas-microsoft-com:office:word" xmlns:w14="http://schemas.microsoft.com/office/word/2010/wordml" xmlns:wpg="http://schemas.microsoft.com/office/word/2010/wordprocessingGroup" xmlns:wpi="http://schemas.microsoft.com/office/word/2010/wordprocessingInk" xmlns:wne="http://schemas.microsoft.com/office/word/2006/wordml" xmlns:wps="http://schemas.microsoft.com/office/word/2010/wordprocessingShape">
+      <w:pPr>
+        <w:keepNext/>
+        <w:pageBreakBefore w:val="0"/>
+        <w:spacing w:before="120" w:after="80"/>
+      </w:pPr>
+      <w:r>
+        <w:rPr>
+          <w:rFonts w:ascii="Times New Roman" w:hAnsi="Times New Roman"/>
+          <w:sz w:val="32"/>
+          <w:color w:val="000000"/>
+          <w:b/>
+        </w:rPr>
+        <w:t>4.2 Simple Score Calculation</w:t>
+      </w:r>
+    </w:p>
+    <w:p xmlns:w="http://schemas.openxmlformats.org/wordprocessingml/2006/main" xmlns:wpc="http://schemas.microsoft.com/office/word/2010/wordprocessingCanvas" xmlns:mo="http://schemas.microsoft.com/office/mac/office/2008/main" xmlns:mc="http://schemas.openxmlformats.org/markup-compatibility/2006" xmlns:mv="urn:schemas-microsoft-com:mac:vml" xmlns:o="urn:schemas-microsoft-com:office:office" xmlns:r="http://schemas.openxmlformats.org/officeDocument/2006/relationships" xmlns:m="http://schemas.openxmlformats.org/officeDocument/2006/math" xmlns:v="urn:schemas-microsoft-com:vml" xmlns:wp14="http://schemas.microsoft.com/office/word/2010/wordprocessingDrawing" xmlns:wp="http://schemas.openxmlformats.org/drawingml/2006/wordprocessingDrawing" xmlns:w10="urn:schemas-microsoft-com:office:word" xmlns:w14="http://schemas.microsoft.com/office/word/2010/wordml" xmlns:wpg="http://schemas.microsoft.com/office/word/2010/wordprocessingGroup" xmlns:wpi="http://schemas.microsoft.com/office/word/2010/wordprocessingInk" xmlns:wne="http://schemas.microsoft.com/office/word/2006/wordml" xmlns:wps="http://schemas.microsoft.com/office/word/2010/wordprocessingShape">
+      <w:pPr>
+        <w:spacing w:after="100"/>
+        <w:keepLines/>
+        <w:numPr>
+          <w:ilvl w:val="0"/>
+          <w:numId w:val="1"/>
+        </w:numPr>
+        <w:ind w:left="317" w:hanging="173"/>
+      </w:pPr>
+      <w:r>
+        <w:rPr>
+          <w:rFonts w:ascii="Times New Roman" w:hAnsi="Times New Roman"/>
+          <w:b w:val="0"/>
+          <w:sz w:val="28"/>
+          <w:color w:val="000000"/>
+        </w:rPr>
+        <w:t>The following two-factor example explains the arithmetic. These numbers are illustrative; the actual model learns 12 factors.</w:t>
+      </w:r>
+    </w:p>
+    <w:tbl xmlns:w="http://schemas.openxmlformats.org/wordprocessingml/2006/main" xmlns:wpc="http://schemas.microsoft.com/office/word/2010/wordprocessingCanvas" xmlns:mo="http://schemas.microsoft.com/office/mac/office/2008/main" xmlns:mc="http://schemas.openxmlformats.org/markup-compatibility/2006" xmlns:mv="urn:schemas-microsoft-com:mac:vml" xmlns:o="urn:schemas-microsoft-com:office:office" xmlns:r="http://schemas.openxmlformats.org/officeDocument/2006/relationships" xmlns:m="http://schemas.openxmlformats.org/officeDocument/2006/math" xmlns:v="urn:schemas-microsoft-com:vml" xmlns:wp14="http://schemas.microsoft.com/office/word/2010/wordprocessingDrawing" xmlns:wp="http://schemas.openxmlformats.org/drawingml/2006/wordprocessingDrawing" xmlns:w10="urn:schemas-microsoft-com:office:word" xmlns:w14="http://schemas.microsoft.com/office/word/2010/wordml" xmlns:wpg="http://schemas.microsoft.com/office/word/2010/wordprocessingGroup" xmlns:wpi="http://schemas.microsoft.com/office/word/2010/wordprocessingInk" xmlns:wne="http://schemas.microsoft.com/office/word/2006/wordml" xmlns:wps="http://schemas.microsoft.com/office/word/2010/wordprocessingShape">
+      <w:tblPr>
+        <w:tblW w:type="auto" w:w="0"/>
+        <w:tblLayout w:type="fixed"/>
+        <w:tblLook w:firstColumn="1" w:firstRow="1" w:lastColumn="0" w:lastRow="0" w:noHBand="0" w:noVBand="1" w:val="04A0"/>
+      </w:tblPr>
+      <w:tblGrid>
+        <w:gridCol w:w="3008"/>
+        <w:gridCol w:w="3008"/>
+        <w:gridCol w:w="3008"/>
+      </w:tblGrid>
+      <w:tr>
+        <w:trPr>
+          <w:cantSplit/>
+          <w:tblHeader/>
+        </w:trPr>
+        <w:tc>
+          <w:tcPr>
+            <w:tcW w:type="dxa" w:w="4608"/>
+            <w:vAlign w:val="center"/>
+            <w:tcMar>
+              <w:top w:w="50" w:type="dxa"/>
+              <w:bottom w:w="50" w:type="dxa"/>
+              <w:left w:w="50" w:type="dxa"/>
+              <w:right w:w="50" w:type="dxa"/>
+            </w:tcMar>
+            <w:tcBorders>
+              <w:top w:val="single" w:sz="4" w:color="D9D9D9"/>
+              <w:bottom w:val="single" w:sz="4" w:color="D9D9D9"/>
+              <w:left w:val="single" w:sz="4" w:color="D9D9D9"/>
+              <w:right w:val="single" w:sz="4" w:color="D9D9D9"/>
+            </w:tcBorders>
+            <w:shd w:fill="E9ECEF"/>
+          </w:tcPr>
+          <w:p>
+            <w:pPr>
+              <w:spacing w:after="20" w:before="20"/>
+            </w:pPr>
+            <w:r>
+              <w:rPr>
+                <w:rFonts w:ascii="Times New Roman" w:hAnsi="Times New Roman"/>
+                <w:b/>
+                <w:sz w:val="23"/>
+              </w:rPr>
+              <w:t>Vector</w:t>
+            </w:r>
+          </w:p>
+        </w:tc>
+        <w:tc>
+          <w:tcPr>
+            <w:tcW w:type="dxa" w:w="2160"/>
+            <w:vAlign w:val="center"/>
+            <w:tcMar>
+              <w:top w:w="50" w:type="dxa"/>
+              <w:bottom w:w="50" w:type="dxa"/>
+              <w:left w:w="50" w:type="dxa"/>
+              <w:right w:w="50" w:type="dxa"/>
+            </w:tcMar>
+            <w:tcBorders>
+              <w:top w:val="single" w:sz="4" w:color="D9D9D9"/>
+              <w:bottom w:val="single" w:sz="4" w:color="D9D9D9"/>
+              <w:left w:val="single" w:sz="4" w:color="D9D9D9"/>
+              <w:right w:val="single" w:sz="4" w:color="D9D9D9"/>
+            </w:tcBorders>
+            <w:shd w:fill="E9ECEF"/>
+          </w:tcPr>
+          <w:p>
+            <w:pPr>
+              <w:spacing w:after="20" w:before="20"/>
+            </w:pPr>
+            <w:r>
+              <w:rPr>
+                <w:rFonts w:ascii="Times New Roman" w:hAnsi="Times New Roman"/>
+                <w:b/>
+                <w:sz w:val="23"/>
+              </w:rPr>
+              <w:t>Factor 1</w:t>
+            </w:r>
+          </w:p>
+        </w:tc>
+        <w:tc>
+          <w:tcPr>
+            <w:tcW w:type="dxa" w:w="2160"/>
+            <w:vAlign w:val="center"/>
+            <w:tcMar>
+              <w:top w:w="50" w:type="dxa"/>
+              <w:bottom w:w="50" w:type="dxa"/>
+              <w:left w:w="50" w:type="dxa"/>
+              <w:right w:w="50" w:type="dxa"/>
+            </w:tcMar>
+            <w:tcBorders>
+              <w:top w:val="single" w:sz="4" w:color="D9D9D9"/>
+              <w:bottom w:val="single" w:sz="4" w:color="D9D9D9"/>
+              <w:left w:val="single" w:sz="4" w:color="D9D9D9"/>
+              <w:right w:val="single" w:sz="4" w:color="D9D9D9"/>
+            </w:tcBorders>
+            <w:shd w:fill="E9ECEF"/>
+          </w:tcPr>
+          <w:p>
+            <w:pPr>
+              <w:spacing w:after="20" w:before="20"/>
+            </w:pPr>
+            <w:r>
+              <w:rPr>
+                <w:rFonts w:ascii="Times New Roman" w:hAnsi="Times New Roman"/>
+                <w:b/>
+                <w:sz w:val="23"/>
+              </w:rPr>
+              <w:t>Factor 2</w:t>
+            </w:r>
+          </w:p>
+        </w:tc>
+      </w:tr>
+      <w:tr>
+        <w:trPr>
+          <w:cantSplit/>
+        </w:trPr>
+        <w:tc>
+          <w:tcPr>
+            <w:tcW w:type="dxa" w:w="4608"/>
+            <w:vAlign w:val="center"/>
+            <w:tcMar>
+              <w:top w:w="50" w:type="dxa"/>
+              <w:bottom w:w="50" w:type="dxa"/>
+              <w:left w:w="50" w:type="dxa"/>
+              <w:right w:w="50" w:type="dxa"/>
+            </w:tcMar>
+            <w:tcBorders>
+              <w:top w:val="single" w:sz="4" w:color="D9D9D9"/>
+              <w:bottom w:val="single" w:sz="4" w:color="D9D9D9"/>
+              <w:left w:val="single" w:sz="4" w:color="D9D9D9"/>
+              <w:right w:val="single" w:sz="4" w:color="D9D9D9"/>
+            </w:tcBorders>
+          </w:tcPr>
+          <w:p>
+            <w:pPr>
+              <w:spacing w:after="20" w:before="20"/>
+            </w:pPr>
+            <w:r>
+              <w:rPr>
+                <w:rFonts w:ascii="Times New Roman" w:hAnsi="Times New Roman"/>
+                <w:b w:val="0"/>
+                <w:sz w:val="23"/>
+              </w:rPr>
+              <w:t>User</w:t>
+            </w:r>
+          </w:p>
+        </w:tc>
+        <w:tc>
+          <w:tcPr>
+            <w:tcW w:type="dxa" w:w="2160"/>
+            <w:vAlign w:val="center"/>
+            <w:tcMar>
+              <w:top w:w="50" w:type="dxa"/>
+              <w:bottom w:w="50" w:type="dxa"/>
+              <w:left w:w="50" w:type="dxa"/>
+              <w:right w:w="50" w:type="dxa"/>
+            </w:tcMar>
+            <w:tcBorders>
+              <w:top w:val="single" w:sz="4" w:color="D9D9D9"/>
+              <w:bottom w:val="single" w:sz="4" w:color="D9D9D9"/>
+              <w:left w:val="single" w:sz="4" w:color="D9D9D9"/>
+              <w:right w:val="single" w:sz="4" w:color="D9D9D9"/>
+            </w:tcBorders>
+          </w:tcPr>
+          <w:p>
+            <w:pPr>
+              <w:spacing w:after="20" w:before="20"/>
+            </w:pPr>
+            <w:r>
+              <w:rPr>
+                <w:rFonts w:ascii="Times New Roman" w:hAnsi="Times New Roman"/>
+                <w:b w:val="0"/>
+                <w:sz w:val="23"/>
+              </w:rPr>
+              <w:t>0.8</w:t>
+            </w:r>
+          </w:p>
+        </w:tc>
+        <w:tc>
+          <w:tcPr>
+            <w:tcW w:type="dxa" w:w="2160"/>
+            <w:vAlign w:val="center"/>
+            <w:tcMar>
+              <w:top w:w="50" w:type="dxa"/>
+              <w:bottom w:w="50" w:type="dxa"/>
+              <w:left w:w="50" w:type="dxa"/>
+              <w:right w:w="50" w:type="dxa"/>
+            </w:tcMar>
+            <w:tcBorders>
+              <w:top w:val="single" w:sz="4" w:color="D9D9D9"/>
+              <w:bottom w:val="single" w:sz="4" w:color="D9D9D9"/>
+              <w:left w:val="single" w:sz="4" w:color="D9D9D9"/>
+              <w:right w:val="single" w:sz="4" w:color="D9D9D9"/>
+            </w:tcBorders>
+          </w:tcPr>
+          <w:p>
+            <w:pPr>
+              <w:spacing w:after="20" w:before="20"/>
+            </w:pPr>
+            <w:r>
+              <w:rPr>
+                <w:rFonts w:ascii="Times New Roman" w:hAnsi="Times New Roman"/>
+                <w:b w:val="0"/>
+                <w:sz w:val="23"/>
+              </w:rPr>
+              <w:t>0.4</w:t>
+            </w:r>
+          </w:p>
+        </w:tc>
+      </w:tr>
+      <w:tr>
+        <w:trPr>
+          <w:cantSplit/>
+        </w:trPr>
+        <w:tc>
+          <w:tcPr>
+            <w:tcW w:type="dxa" w:w="4608"/>
+            <w:vAlign w:val="center"/>
+            <w:tcMar>
+              <w:top w:w="50" w:type="dxa"/>
+              <w:bottom w:w="50" w:type="dxa"/>
+              <w:left w:w="50" w:type="dxa"/>
+              <w:right w:w="50" w:type="dxa"/>
+            </w:tcMar>
+            <w:tcBorders>
+              <w:top w:val="single" w:sz="4" w:color="D9D9D9"/>
+              <w:bottom w:val="single" w:sz="4" w:color="D9D9D9"/>
+              <w:left w:val="single" w:sz="4" w:color="D9D9D9"/>
+              <w:right w:val="single" w:sz="4" w:color="D9D9D9"/>
+            </w:tcBorders>
+          </w:tcPr>
+          <w:p>
+            <w:pPr>
+              <w:spacing w:after="20" w:before="20"/>
+            </w:pPr>
+            <w:r>
+              <w:rPr>
+                <w:rFonts w:ascii="Times New Roman" w:hAnsi="Times New Roman"/>
+                <w:b w:val="0"/>
+                <w:sz w:val="23"/>
+              </w:rPr>
+              <w:t>Movie A</w:t>
+            </w:r>
+          </w:p>
+        </w:tc>
+        <w:tc>
+          <w:tcPr>
+            <w:tcW w:type="dxa" w:w="2160"/>
+            <w:vAlign w:val="center"/>
+            <w:tcMar>
+              <w:top w:w="50" w:type="dxa"/>
+              <w:bottom w:w="50" w:type="dxa"/>
+              <w:left w:w="50" w:type="dxa"/>
+              <w:right w:w="50" w:type="dxa"/>
+            </w:tcMar>
+            <w:tcBorders>
+              <w:top w:val="single" w:sz="4" w:color="D9D9D9"/>
+              <w:bottom w:val="single" w:sz="4" w:color="D9D9D9"/>
+              <w:left w:val="single" w:sz="4" w:color="D9D9D9"/>
+              <w:right w:val="single" w:sz="4" w:color="D9D9D9"/>
+            </w:tcBorders>
+          </w:tcPr>
+          <w:p>
+            <w:pPr>
+              <w:spacing w:after="20" w:before="20"/>
+            </w:pPr>
+            <w:r>
+              <w:rPr>
+                <w:rFonts w:ascii="Times New Roman" w:hAnsi="Times New Roman"/>
+                <w:b w:val="0"/>
+                <w:sz w:val="23"/>
+              </w:rPr>
+              <w:t>1.0</w:t>
+            </w:r>
+          </w:p>
+        </w:tc>
+        <w:tc>
+          <w:tcPr>
+            <w:tcW w:type="dxa" w:w="2160"/>
+            <w:vAlign w:val="center"/>
+            <w:tcMar>
+              <w:top w:w="50" w:type="dxa"/>
+              <w:bottom w:w="50" w:type="dxa"/>
+              <w:left w:w="50" w:type="dxa"/>
+              <w:right w:w="50" w:type="dxa"/>
+            </w:tcMar>
+            <w:tcBorders>
+              <w:top w:val="single" w:sz="4" w:color="D9D9D9"/>
+              <w:bottom w:val="single" w:sz="4" w:color="D9D9D9"/>
+              <w:left w:val="single" w:sz="4" w:color="D9D9D9"/>
+              <w:right w:val="single" w:sz="4" w:color="D9D9D9"/>
+            </w:tcBorders>
+          </w:tcPr>
+          <w:p>
+            <w:pPr>
+              <w:spacing w:after="20" w:before="20"/>
+            </w:pPr>
+            <w:r>
+              <w:rPr>
+                <w:rFonts w:ascii="Times New Roman" w:hAnsi="Times New Roman"/>
+                <w:b w:val="0"/>
+                <w:sz w:val="23"/>
+              </w:rPr>
+              <w:t>0.5</w:t>
+            </w:r>
+          </w:p>
+        </w:tc>
+      </w:tr>
+      <w:tr>
+        <w:trPr>
+          <w:cantSplit/>
+        </w:trPr>
+        <w:tc>
+          <w:tcPr>
+            <w:tcW w:type="dxa" w:w="4608"/>
+            <w:vAlign w:val="center"/>
+            <w:tcMar>
+              <w:top w:w="50" w:type="dxa"/>
+              <w:bottom w:w="50" w:type="dxa"/>
+              <w:left w:w="50" w:type="dxa"/>
+              <w:right w:w="50" w:type="dxa"/>
+            </w:tcMar>
+            <w:tcBorders>
+              <w:top w:val="single" w:sz="4" w:color="D9D9D9"/>
+              <w:bottom w:val="single" w:sz="4" w:color="D9D9D9"/>
+              <w:left w:val="single" w:sz="4" w:color="D9D9D9"/>
+              <w:right w:val="single" w:sz="4" w:color="D9D9D9"/>
+            </w:tcBorders>
+          </w:tcPr>
+          <w:p>
+            <w:pPr>
+              <w:spacing w:after="20" w:before="20"/>
+            </w:pPr>
+            <w:r>
+              <w:rPr>
+                <w:rFonts w:ascii="Times New Roman" w:hAnsi="Times New Roman"/>
+                <w:b w:val="0"/>
+                <w:sz w:val="23"/>
+              </w:rPr>
+              <w:t>Movie B</w:t>
+            </w:r>
+          </w:p>
+        </w:tc>
+        <w:tc>
+          <w:tcPr>
+            <w:tcW w:type="dxa" w:w="2160"/>
+            <w:vAlign w:val="center"/>
+            <w:tcMar>
+              <w:top w:w="50" w:type="dxa"/>
+              <w:bottom w:w="50" w:type="dxa"/>
+              <w:left w:w="50" w:type="dxa"/>
+              <w:right w:w="50" w:type="dxa"/>
+            </w:tcMar>
+            <w:tcBorders>
+              <w:top w:val="single" w:sz="4" w:color="D9D9D9"/>
+              <w:bottom w:val="single" w:sz="4" w:color="D9D9D9"/>
+              <w:left w:val="single" w:sz="4" w:color="D9D9D9"/>
+              <w:right w:val="single" w:sz="4" w:color="D9D9D9"/>
+            </w:tcBorders>
+          </w:tcPr>
+          <w:p>
+            <w:pPr>
+              <w:spacing w:after="20" w:before="20"/>
+            </w:pPr>
+            <w:r>
+              <w:rPr>
+                <w:rFonts w:ascii="Times New Roman" w:hAnsi="Times New Roman"/>
+                <w:b w:val="0"/>
+                <w:sz w:val="23"/>
+              </w:rPr>
+              <w:t>0.2</w:t>
+            </w:r>
+          </w:p>
+        </w:tc>
+        <w:tc>
+          <w:tcPr>
+            <w:tcW w:type="dxa" w:w="2160"/>
+            <w:vAlign w:val="center"/>
+            <w:tcMar>
+              <w:top w:w="50" w:type="dxa"/>
+              <w:bottom w:w="50" w:type="dxa"/>
+              <w:left w:w="50" w:type="dxa"/>
+              <w:right w:w="50" w:type="dxa"/>
+            </w:tcMar>
+            <w:tcBorders>
+              <w:top w:val="single" w:sz="4" w:color="D9D9D9"/>
+              <w:bottom w:val="single" w:sz="4" w:color="D9D9D9"/>
+              <w:left w:val="single" w:sz="4" w:color="D9D9D9"/>
+              <w:right w:val="single" w:sz="4" w:color="D9D9D9"/>
+            </w:tcBorders>
+          </w:tcPr>
+          <w:p>
+            <w:pPr>
+              <w:spacing w:after="20" w:before="20"/>
+            </w:pPr>
+            <w:r>
+              <w:rPr>
+                <w:rFonts w:ascii="Times New Roman" w:hAnsi="Times New Roman"/>
+                <w:b w:val="0"/>
+                <w:sz w:val="23"/>
+              </w:rPr>
+              <w:t>0.9</w:t>
+            </w:r>
+          </w:p>
+        </w:tc>
+      </w:tr>
+    </w:tbl>
+    <w:p xmlns:w="http://schemas.openxmlformats.org/wordprocessingml/2006/main" xmlns:wpc="http://schemas.microsoft.com/office/word/2010/wordprocessingCanvas" xmlns:mo="http://schemas.microsoft.com/office/mac/office/2008/main" xmlns:mc="http://schemas.openxmlformats.org/markup-compatibility/2006" xmlns:mv="urn:schemas-microsoft-com:mac:vml" xmlns:o="urn:schemas-microsoft-com:office:office" xmlns:r="http://schemas.openxmlformats.org/officeDocument/2006/relationships" xmlns:m="http://schemas.openxmlformats.org/officeDocument/2006/math" xmlns:v="urn:schemas-microsoft-com:vml" xmlns:wp14="http://schemas.microsoft.com/office/word/2010/wordprocessingDrawing" xmlns:wp="http://schemas.openxmlformats.org/drawingml/2006/wordprocessingDrawing" xmlns:w10="urn:schemas-microsoft-com:office:word" xmlns:w14="http://schemas.microsoft.com/office/word/2010/wordml" xmlns:wpg="http://schemas.microsoft.com/office/word/2010/wordprocessingGroup" xmlns:wpi="http://schemas.microsoft.com/office/word/2010/wordprocessingInk" xmlns:wne="http://schemas.microsoft.com/office/word/2006/wordml" xmlns:wps="http://schemas.microsoft.com/office/word/2010/wordprocessingShape">
+      <w:pPr>
+        <w:spacing w:after="0" w:line="40" w:lineRule="exact"/>
+      </w:pPr>
+      <w:r>
+        <w:rPr>
+          <w:rFonts w:ascii="Times New Roman" w:hAnsi="Times New Roman"/>
+          <w:sz w:val="4"/>
+          <w:color w:val="000000"/>
+        </w:rPr>
+        <w:t xml:space="preserve"> </w:t>
+      </w:r>
+    </w:p>
+    <w:p xmlns:w="http://schemas.openxmlformats.org/wordprocessingml/2006/main" xmlns:wpc="http://schemas.microsoft.com/office/word/2010/wordprocessingCanvas" xmlns:mo="http://schemas.microsoft.com/office/mac/office/2008/main" xmlns:mc="http://schemas.openxmlformats.org/markup-compatibility/2006" xmlns:mv="urn:schemas-microsoft-com:mac:vml" xmlns:o="urn:schemas-microsoft-com:office:office" xmlns:r="http://schemas.openxmlformats.org/officeDocument/2006/relationships" xmlns:m="http://schemas.openxmlformats.org/officeDocument/2006/math" xmlns:v="urn:schemas-microsoft-com:vml" xmlns:wp14="http://schemas.microsoft.com/office/word/2010/wordprocessingDrawing" xmlns:wp="http://schemas.openxmlformats.org/drawingml/2006/wordprocessingDrawing" xmlns:w10="urn:schemas-microsoft-com:office:word" xmlns:w14="http://schemas.microsoft.com/office/word/2010/wordml" xmlns:wpg="http://schemas.microsoft.com/office/word/2010/wordprocessingGroup" xmlns:wpi="http://schemas.microsoft.com/office/word/2010/wordprocessingInk" xmlns:wne="http://schemas.microsoft.com/office/word/2006/wordml" xmlns:wps="http://schemas.microsoft.com/office/word/2010/wordprocessingShape">
+      <w:pPr>
+        <w:spacing w:after="100"/>
+        <w:keepLines/>
+        <w:numPr>
+          <w:ilvl w:val="0"/>
+          <w:numId w:val="1"/>
+        </w:numPr>
+        <w:ind w:left="317" w:hanging="173"/>
+      </w:pPr>
+      <w:r>
+        <w:rPr>
+          <w:rFonts w:ascii="Times New Roman" w:hAnsi="Times New Roman"/>
+          <w:b w:val="0"/>
+          <w:sz w:val="28"/>
+          <w:color w:val="000000"/>
+        </w:rPr>
+        <w:t>Movie A score = (0.8 × 1.0) + (0.4 × 0.5) = 1.00.</w:t>
+      </w:r>
+    </w:p>
+    <w:p xmlns:w="http://schemas.openxmlformats.org/wordprocessingml/2006/main" xmlns:wpc="http://schemas.microsoft.com/office/word/2010/wordprocessingCanvas" xmlns:mo="http://schemas.microsoft.com/office/mac/office/2008/main" xmlns:mc="http://schemas.openxmlformats.org/markup-compatibility/2006" xmlns:mv="urn:schemas-microsoft-com:mac:vml" xmlns:o="urn:schemas-microsoft-com:office:office" xmlns:r="http://schemas.openxmlformats.org/officeDocument/2006/relationships" xmlns:m="http://schemas.openxmlformats.org/officeDocument/2006/math" xmlns:v="urn:schemas-microsoft-com:vml" xmlns:wp14="http://schemas.microsoft.com/office/word/2010/wordprocessingDrawing" xmlns:wp="http://schemas.openxmlformats.org/drawingml/2006/wordprocessingDrawing" xmlns:w10="urn:schemas-microsoft-com:office:word" xmlns:w14="http://schemas.microsoft.com/office/word/2010/wordml" xmlns:wpg="http://schemas.microsoft.com/office/word/2010/wordprocessingGroup" xmlns:wpi="http://schemas.microsoft.com/office/word/2010/wordprocessingInk" xmlns:wne="http://schemas.microsoft.com/office/word/2006/wordml" xmlns:wps="http://schemas.microsoft.com/office/word/2010/wordprocessingShape">
+      <w:pPr>
+        <w:spacing w:after="100"/>
+        <w:keepLines/>
+        <w:numPr>
+          <w:ilvl w:val="0"/>
+          <w:numId w:val="1"/>
+        </w:numPr>
+        <w:ind w:left="317" w:hanging="173"/>
+      </w:pPr>
+      <w:r>
+        <w:rPr>
+          <w:rFonts w:ascii="Times New Roman" w:hAnsi="Times New Roman"/>
+          <w:b w:val="0"/>
+          <w:sz w:val="28"/>
+          <w:color w:val="000000"/>
+        </w:rPr>
+        <w:t>Movie B score = (0.8 × 0.2) + (0.4 × 0.9) = 0.52.</w:t>
+      </w:r>
+    </w:p>
+    <w:p xmlns:w="http://schemas.openxmlformats.org/wordprocessingml/2006/main" xmlns:wpc="http://schemas.microsoft.com/office/word/2010/wordprocessingCanvas" xmlns:mo="http://schemas.microsoft.com/office/mac/office/2008/main" xmlns:mc="http://schemas.openxmlformats.org/markup-compatibility/2006" xmlns:mv="urn:schemas-microsoft-com:mac:vml" xmlns:o="urn:schemas-microsoft-com:office:office" xmlns:r="http://schemas.openxmlformats.org/officeDocument/2006/relationships" xmlns:m="http://schemas.openxmlformats.org/officeDocument/2006/math" xmlns:v="urn:schemas-microsoft-com:vml" xmlns:wp14="http://schemas.microsoft.com/office/word/2010/wordprocessingDrawing" xmlns:wp="http://schemas.openxmlformats.org/drawingml/2006/wordprocessingDrawing" xmlns:w10="urn:schemas-microsoft-com:office:word" xmlns:w14="http://schemas.microsoft.com/office/word/2010/wordml" xmlns:wpg="http://schemas.microsoft.com/office/word/2010/wordprocessingGroup" xmlns:wpi="http://schemas.microsoft.com/office/word/2010/wordprocessingInk" xmlns:wne="http://schemas.microsoft.com/office/word/2006/wordml" xmlns:wps="http://schemas.microsoft.com/office/word/2010/wordprocessingShape">
+      <w:pPr>
+        <w:spacing w:after="100"/>
+        <w:keepLines/>
+        <w:numPr>
+          <w:ilvl w:val="0"/>
+          <w:numId w:val="1"/>
+        </w:numPr>
+        <w:ind w:left="317" w:hanging="173"/>
+      </w:pPr>
+      <w:r>
+        <w:rPr>
+          <w:rFonts w:ascii="Times New Roman" w:hAnsi="Times New Roman"/>
+          <w:b w:val="0"/>
+          <w:sz w:val="28"/>
+          <w:color w:val="000000"/>
+        </w:rPr>
+        <w:t>Movie A is placed before Movie B because its score is higher.</w:t>
+      </w:r>
+    </w:p>
+    <w:p xmlns:w="http://schemas.openxmlformats.org/wordprocessingml/2006/main" xmlns:wpc="http://schemas.microsoft.com/office/word/2010/wordprocessingCanvas" xmlns:mo="http://schemas.microsoft.com/office/mac/office/2008/main" xmlns:mc="http://schemas.openxmlformats.org/markup-compatibility/2006" xmlns:mv="urn:schemas-microsoft-com:mac:vml" xmlns:o="urn:schemas-microsoft-com:office:office" xmlns:r="http://schemas.openxmlformats.org/officeDocument/2006/relationships" xmlns:m="http://schemas.openxmlformats.org/officeDocument/2006/math" xmlns:v="urn:schemas-microsoft-com:vml" xmlns:wp14="http://schemas.microsoft.com/office/word/2010/wordprocessingDrawing" xmlns:wp="http://schemas.openxmlformats.org/drawingml/2006/wordprocessingDrawing" xmlns:w10="urn:schemas-microsoft-com:office:word" xmlns:w14="http://schemas.microsoft.com/office/word/2010/wordml" xmlns:wpg="http://schemas.microsoft.com/office/word/2010/wordprocessingGroup" xmlns:wpi="http://schemas.microsoft.com/office/word/2010/wordprocessingInk" xmlns:wne="http://schemas.microsoft.com/office/word/2006/wordml" xmlns:wps="http://schemas.microsoft.com/office/word/2010/wordprocessingShape">
+      <w:pPr>
+        <w:spacing w:after="100"/>
+        <w:keepLines/>
+        <w:numPr>
+          <w:ilvl w:val="0"/>
+          <w:numId w:val="1"/>
+        </w:numPr>
+        <w:ind w:left="317" w:hanging="173"/>
+      </w:pPr>
+      <w:r>
+        <w:rPr>
+          <w:rFonts w:ascii="Times New Roman" w:hAnsi="Times New Roman"/>
+          <w:b w:val="0"/>
+          <w:sz w:val="28"/>
+          <w:color w:val="000000"/>
+        </w:rPr>
+        <w:t>If Movie A was already rated, it is excluded even though it has the higher score.</w:t>
+      </w:r>
+    </w:p>
+    <w:p xmlns:w="http://schemas.openxmlformats.org/wordprocessingml/2006/main" xmlns:wpc="http://schemas.microsoft.com/office/word/2010/wordprocessingCanvas" xmlns:mo="http://schemas.microsoft.com/office/mac/office/2008/main" xmlns:mc="http://schemas.openxmlformats.org/markup-compatibility/2006" xmlns:mv="urn:schemas-microsoft-com:mac:vml" xmlns:o="urn:schemas-microsoft-com:office:office" xmlns:r="http://schemas.openxmlformats.org/officeDocument/2006/relationships" xmlns:m="http://schemas.openxmlformats.org/officeDocument/2006/math" xmlns:v="urn:schemas-microsoft-com:vml" xmlns:wp14="http://schemas.microsoft.com/office/word/2010/wordprocessingDrawing" xmlns:wp="http://schemas.openxmlformats.org/drawingml/2006/wordprocessingDrawing" xmlns:w10="urn:schemas-microsoft-com:office:word" xmlns:w14="http://schemas.microsoft.com/office/word/2010/wordml" xmlns:wpg="http://schemas.microsoft.com/office/word/2010/wordprocessingGroup" xmlns:wpi="http://schemas.microsoft.com/office/word/2010/wordprocessingInk" xmlns:wne="http://schemas.microsoft.com/office/word/2006/wordml" xmlns:wps="http://schemas.microsoft.com/office/word/2010/wordprocessingShape">
+      <w:pPr>
+        <w:keepNext/>
+        <w:pageBreakBefore w:val="0"/>
+        <w:spacing w:before="120" w:after="80"/>
+      </w:pPr>
+      <w:r>
+        <w:rPr>
+          <w:rFonts w:ascii="Times New Roman" w:hAnsi="Times New Roman"/>
+          <w:sz w:val="32"/>
+          <w:color w:val="000000"/>
+          <w:b/>
+        </w:rPr>
+        <w:t>4.3 Applying the Filters</w:t>
+      </w:r>
+    </w:p>
+    <w:tbl xmlns:w="http://schemas.openxmlformats.org/wordprocessingml/2006/main" xmlns:wpc="http://schemas.microsoft.com/office/word/2010/wordprocessingCanvas" xmlns:mo="http://schemas.microsoft.com/office/mac/office/2008/main" xmlns:mc="http://schemas.openxmlformats.org/markup-compatibility/2006" xmlns:mv="urn:schemas-microsoft-com:mac:vml" xmlns:o="urn:schemas-microsoft-com:office:office" xmlns:r="http://schemas.openxmlformats.org/officeDocument/2006/relationships" xmlns:m="http://schemas.openxmlformats.org/officeDocument/2006/math" xmlns:v="urn:schemas-microsoft-com:vml" xmlns:wp14="http://schemas.microsoft.com/office/word/2010/wordprocessingDrawing" xmlns:wp="http://schemas.openxmlformats.org/drawingml/2006/wordprocessingDrawing" xmlns:w10="urn:schemas-microsoft-com:office:word" xmlns:w14="http://schemas.microsoft.com/office/word/2010/wordml" xmlns:wpg="http://schemas.microsoft.com/office/word/2010/wordprocessingGroup" xmlns:wpi="http://schemas.microsoft.com/office/word/2010/wordprocessingInk" xmlns:wne="http://schemas.microsoft.com/office/word/2006/wordml" xmlns:wps="http://schemas.microsoft.com/office/word/2010/wordprocessingShape">
+      <w:tblPr>
+        <w:tblW w:type="auto" w:w="0"/>
+        <w:tblLayout w:type="fixed"/>
+        <w:tblLook w:firstColumn="1" w:firstRow="1" w:lastColumn="0" w:lastRow="0" w:noHBand="0" w:noVBand="1" w:val="04A0"/>
+      </w:tblPr>
+      <w:tblGrid>
+        <w:gridCol w:w="4512"/>
+        <w:gridCol w:w="4512"/>
+      </w:tblGrid>
+      <w:tr>
+        <w:trPr>
+          <w:cantSplit/>
+          <w:tblHeader/>
+        </w:trPr>
+        <w:tc>
+          <w:tcPr>
+            <w:tcW w:type="dxa" w:w="3024"/>
+            <w:vAlign w:val="center"/>
+            <w:tcMar>
+              <w:top w:w="50" w:type="dxa"/>
+              <w:bottom w:w="50" w:type="dxa"/>
+              <w:left w:w="50" w:type="dxa"/>
+              <w:right w:w="50" w:type="dxa"/>
+            </w:tcMar>
+            <w:tcBorders>
+              <w:top w:val="single" w:sz="4" w:color="D9D9D9"/>
+              <w:bottom w:val="single" w:sz="4" w:color="D9D9D9"/>
+              <w:left w:val="single" w:sz="4" w:color="D9D9D9"/>
+              <w:right w:val="single" w:sz="4" w:color="D9D9D9"/>
+            </w:tcBorders>
+            <w:shd w:fill="E9ECEF"/>
+          </w:tcPr>
+          <w:p>
+            <w:pPr>
+              <w:spacing w:after="20" w:before="20"/>
+            </w:pPr>
+            <w:r>
+              <w:rPr>
+                <w:rFonts w:ascii="Times New Roman" w:hAnsi="Times New Roman"/>
+                <w:b/>
+                <w:sz w:val="23"/>
+              </w:rPr>
+              <w:t>Setting</w:t>
+            </w:r>
+          </w:p>
+        </w:tc>
+        <w:tc>
+          <w:tcPr>
+            <w:tcW w:type="dxa" w:w="5904"/>
+            <w:vAlign w:val="center"/>
+            <w:tcMar>
+              <w:top w:w="50" w:type="dxa"/>
+              <w:bottom w:w="50" w:type="dxa"/>
+              <w:left w:w="50" w:type="dxa"/>
+              <w:right w:w="50" w:type="dxa"/>
+            </w:tcMar>
+            <w:tcBorders>
+              <w:top w:val="single" w:sz="4" w:color="D9D9D9"/>
+              <w:bottom w:val="single" w:sz="4" w:color="D9D9D9"/>
+              <w:left w:val="single" w:sz="4" w:color="D9D9D9"/>
+              <w:right w:val="single" w:sz="4" w:color="D9D9D9"/>
+            </w:tcBorders>
+            <w:shd w:fill="E9ECEF"/>
+          </w:tcPr>
+          <w:p>
+            <w:pPr>
+              <w:spacing w:after="20" w:before="20"/>
+            </w:pPr>
+            <w:r>
+              <w:rPr>
+                <w:rFonts w:ascii="Times New Roman" w:hAnsi="Times New Roman"/>
+                <w:b/>
+                <w:sz w:val="23"/>
+              </w:rPr>
+              <w:t>Effect</w:t>
+            </w:r>
+          </w:p>
+        </w:tc>
+      </w:tr>
+      <w:tr>
+        <w:trPr>
+          <w:cantSplit/>
+        </w:trPr>
+        <w:tc>
+          <w:tcPr>
+            <w:tcW w:type="dxa" w:w="3024"/>
+            <w:vAlign w:val="center"/>
+            <w:tcMar>
+              <w:top w:w="50" w:type="dxa"/>
+              <w:bottom w:w="50" w:type="dxa"/>
+              <w:left w:w="50" w:type="dxa"/>
+              <w:right w:w="50" w:type="dxa"/>
+            </w:tcMar>
+            <w:tcBorders>
+              <w:top w:val="single" w:sz="4" w:color="D9D9D9"/>
+              <w:bottom w:val="single" w:sz="4" w:color="D9D9D9"/>
+              <w:left w:val="single" w:sz="4" w:color="D9D9D9"/>
+              <w:right w:val="single" w:sz="4" w:color="D9D9D9"/>
+            </w:tcBorders>
+          </w:tcPr>
+          <w:p>
+            <w:pPr>
+              <w:spacing w:after="20" w:before="20"/>
+            </w:pPr>
+            <w:r>
+              <w:rPr>
+                <w:rFonts w:ascii="Times New Roman" w:hAnsi="Times New Roman"/>
+                <w:b w:val="0"/>
+                <w:sz w:val="23"/>
+              </w:rPr>
+              <w:t>Genre = Drama</w:t>
+            </w:r>
+          </w:p>
+        </w:tc>
+        <w:tc>
+          <w:tcPr>
+            <w:tcW w:type="dxa" w:w="5904"/>
+            <w:vAlign w:val="center"/>
+            <w:tcMar>
+              <w:top w:w="50" w:type="dxa"/>
+              <w:bottom w:w="50" w:type="dxa"/>
+              <w:left w:w="50" w:type="dxa"/>
+              <w:right w:w="50" w:type="dxa"/>
+            </w:tcMar>
+            <w:tcBorders>
+              <w:top w:val="single" w:sz="4" w:color="D9D9D9"/>
+              <w:bottom w:val="single" w:sz="4" w:color="D9D9D9"/>
+              <w:left w:val="single" w:sz="4" w:color="D9D9D9"/>
+              <w:right w:val="single" w:sz="4" w:color="D9D9D9"/>
+            </w:tcBorders>
+          </w:tcPr>
+          <w:p>
+            <w:pPr>
+              <w:spacing w:after="20" w:before="20"/>
+            </w:pPr>
+            <w:r>
+              <w:rPr>
+                <w:rFonts w:ascii="Times New Roman" w:hAnsi="Times New Roman"/>
+                <w:b w:val="0"/>
+                <w:sz w:val="23"/>
+              </w:rPr>
+              <w:t>Keep movies containing the Drama genre</w:t>
+            </w:r>
+          </w:p>
+        </w:tc>
+      </w:tr>
+      <w:tr>
+        <w:trPr>
+          <w:cantSplit/>
+        </w:trPr>
+        <w:tc>
+          <w:tcPr>
+            <w:tcW w:type="dxa" w:w="3024"/>
+            <w:vAlign w:val="center"/>
+            <w:tcMar>
+              <w:top w:w="50" w:type="dxa"/>
+              <w:bottom w:w="50" w:type="dxa"/>
+              <w:left w:w="50" w:type="dxa"/>
+              <w:right w:w="50" w:type="dxa"/>
+            </w:tcMar>
+            <w:tcBorders>
+              <w:top w:val="single" w:sz="4" w:color="D9D9D9"/>
+              <w:bottom w:val="single" w:sz="4" w:color="D9D9D9"/>
+              <w:left w:val="single" w:sz="4" w:color="D9D9D9"/>
+              <w:right w:val="single" w:sz="4" w:color="D9D9D9"/>
+            </w:tcBorders>
+          </w:tcPr>
+          <w:p>
+            <w:pPr>
+              <w:spacing w:after="20" w:before="20"/>
+            </w:pPr>
+            <w:r>
+              <w:rPr>
+                <w:rFonts w:ascii="Times New Roman" w:hAnsi="Times New Roman"/>
+                <w:b w:val="0"/>
+                <w:sz w:val="23"/>
+              </w:rPr>
+              <w:t>Minimum ratings = 50</w:t>
+            </w:r>
+          </w:p>
+        </w:tc>
+        <w:tc>
+          <w:tcPr>
+            <w:tcW w:type="dxa" w:w="5904"/>
+            <w:vAlign w:val="center"/>
+            <w:tcMar>
+              <w:top w:w="50" w:type="dxa"/>
+              <w:bottom w:w="50" w:type="dxa"/>
+              <w:left w:w="50" w:type="dxa"/>
+              <w:right w:w="50" w:type="dxa"/>
+            </w:tcMar>
+            <w:tcBorders>
+              <w:top w:val="single" w:sz="4" w:color="D9D9D9"/>
+              <w:bottom w:val="single" w:sz="4" w:color="D9D9D9"/>
+              <w:left w:val="single" w:sz="4" w:color="D9D9D9"/>
+              <w:right w:val="single" w:sz="4" w:color="D9D9D9"/>
+            </w:tcBorders>
+          </w:tcPr>
+          <w:p>
+            <w:pPr>
+              <w:spacing w:after="20" w:before="20"/>
+            </w:pPr>
+            <w:r>
+              <w:rPr>
+                <w:rFonts w:ascii="Times New Roman" w:hAnsi="Times New Roman"/>
+                <w:b w:val="0"/>
+                <w:sz w:val="23"/>
+              </w:rPr>
+              <w:t>Keep movies with at least 50 dataset ratings</w:t>
+            </w:r>
+          </w:p>
+        </w:tc>
+      </w:tr>
+      <w:tr>
+        <w:trPr>
+          <w:cantSplit/>
+        </w:trPr>
+        <w:tc>
+          <w:tcPr>
+            <w:tcW w:type="dxa" w:w="3024"/>
+            <w:vAlign w:val="center"/>
+            <w:tcMar>
+              <w:top w:w="50" w:type="dxa"/>
+              <w:bottom w:w="50" w:type="dxa"/>
+              <w:left w:w="50" w:type="dxa"/>
+              <w:right w:w="50" w:type="dxa"/>
+            </w:tcMar>
+            <w:tcBorders>
+              <w:top w:val="single" w:sz="4" w:color="D9D9D9"/>
+              <w:bottom w:val="single" w:sz="4" w:color="D9D9D9"/>
+              <w:left w:val="single" w:sz="4" w:color="D9D9D9"/>
+              <w:right w:val="single" w:sz="4" w:color="D9D9D9"/>
+            </w:tcBorders>
+          </w:tcPr>
+          <w:p>
+            <w:pPr>
+              <w:spacing w:after="20" w:before="20"/>
+            </w:pPr>
+            <w:r>
+              <w:rPr>
+                <w:rFonts w:ascii="Times New Roman" w:hAnsi="Times New Roman"/>
+                <w:b w:val="0"/>
+                <w:sz w:val="23"/>
+              </w:rPr>
+              <w:t>Results = 10</w:t>
+            </w:r>
+          </w:p>
+        </w:tc>
+        <w:tc>
+          <w:tcPr>
+            <w:tcW w:type="dxa" w:w="5904"/>
+            <w:vAlign w:val="center"/>
+            <w:tcMar>
+              <w:top w:w="50" w:type="dxa"/>
+              <w:bottom w:w="50" w:type="dxa"/>
+              <w:left w:w="50" w:type="dxa"/>
+              <w:right w:w="50" w:type="dxa"/>
+            </w:tcMar>
+            <w:tcBorders>
+              <w:top w:val="single" w:sz="4" w:color="D9D9D9"/>
+              <w:bottom w:val="single" w:sz="4" w:color="D9D9D9"/>
+              <w:left w:val="single" w:sz="4" w:color="D9D9D9"/>
+              <w:right w:val="single" w:sz="4" w:color="D9D9D9"/>
+            </w:tcBorders>
+          </w:tcPr>
+          <w:p>
+            <w:pPr>
+              <w:spacing w:after="20" w:before="20"/>
+            </w:pPr>
+            <w:r>
+              <w:rPr>
+                <w:rFonts w:ascii="Times New Roman" w:hAnsi="Times New Roman"/>
+                <w:b w:val="0"/>
+                <w:sz w:val="23"/>
+              </w:rPr>
+              <w:t>Return up to 10 matching unseen movies</w:t>
+            </w:r>
+          </w:p>
+        </w:tc>
+      </w:tr>
+    </w:tbl>
+    <w:p xmlns:w="http://schemas.openxmlformats.org/wordprocessingml/2006/main" xmlns:wpc="http://schemas.microsoft.com/office/word/2010/wordprocessingCanvas" xmlns:mo="http://schemas.microsoft.com/office/mac/office/2008/main" xmlns:mc="http://schemas.openxmlformats.org/markup-compatibility/2006" xmlns:mv="urn:schemas-microsoft-com:mac:vml" xmlns:o="urn:schemas-microsoft-com:office:office" xmlns:r="http://schemas.openxmlformats.org/officeDocument/2006/relationships" xmlns:m="http://schemas.openxmlformats.org/officeDocument/2006/math" xmlns:v="urn:schemas-microsoft-com:vml" xmlns:wp14="http://schemas.microsoft.com/office/word/2010/wordprocessingDrawing" xmlns:wp="http://schemas.openxmlformats.org/drawingml/2006/wordprocessingDrawing" xmlns:w10="urn:schemas-microsoft-com:office:word" xmlns:w14="http://schemas.microsoft.com/office/word/2010/wordml" xmlns:wpg="http://schemas.microsoft.com/office/word/2010/wordprocessingGroup" xmlns:wpi="http://schemas.microsoft.com/office/word/2010/wordprocessingInk" xmlns:wne="http://schemas.microsoft.com/office/word/2006/wordml" xmlns:wps="http://schemas.microsoft.com/office/word/2010/wordprocessingShape">
+      <w:pPr>
+        <w:spacing w:after="0" w:line="40" w:lineRule="exact"/>
+      </w:pPr>
+      <w:r>
+        <w:rPr>
+          <w:rFonts w:ascii="Times New Roman" w:hAnsi="Times New Roman"/>
+          <w:sz w:val="4"/>
+          <w:color w:val="000000"/>
+        </w:rPr>
+        <w:t xml:space="preserve"> </w:t>
+      </w:r>
+    </w:p>
+    <w:p xmlns:w="http://schemas.openxmlformats.org/wordprocessingml/2006/main" xmlns:wpc="http://schemas.microsoft.com/office/word/2010/wordprocessingCanvas" xmlns:mo="http://schemas.microsoft.com/office/mac/office/2008/main" xmlns:mc="http://schemas.openxmlformats.org/markup-compatibility/2006" xmlns:mv="urn:schemas-microsoft-com:mac:vml" xmlns:o="urn:schemas-microsoft-com:office:office" xmlns:r="http://schemas.openxmlformats.org/officeDocument/2006/relationships" xmlns:m="http://schemas.openxmlformats.org/officeDocument/2006/math" xmlns:v="urn:schemas-microsoft-com:vml" xmlns:wp14="http://schemas.microsoft.com/office/word/2010/wordprocessingDrawing" xmlns:wp="http://schemas.openxmlformats.org/drawingml/2006/wordprocessingDrawing" xmlns:w10="urn:schemas-microsoft-com:office:word" xmlns:w14="http://schemas.microsoft.com/office/word/2010/wordml" xmlns:wpg="http://schemas.microsoft.com/office/word/2010/wordprocessingGroup" xmlns:wpi="http://schemas.microsoft.com/office/word/2010/wordprocessingInk" xmlns:wne="http://schemas.microsoft.com/office/word/2006/wordml" xmlns:wps="http://schemas.microsoft.com/office/word/2010/wordprocessingShape">
+      <w:pPr>
+        <w:keepNext/>
+        <w:pageBreakBefore w:val="0"/>
+        <w:spacing w:before="120" w:after="80"/>
+      </w:pPr>
+      <w:r>
+        <w:rPr>
+          <w:rFonts w:ascii="Times New Roman" w:hAnsi="Times New Roman"/>
+          <w:sz w:val="32"/>
+          <w:color w:val="000000"/>
+          <w:b/>
+        </w:rPr>
+        <w:t>4.4 Reading the Result</w:t>
+      </w:r>
+    </w:p>
+    <w:p xmlns:w="http://schemas.openxmlformats.org/wordprocessingml/2006/main" xmlns:wpc="http://schemas.microsoft.com/office/word/2010/wordprocessingCanvas" xmlns:mo="http://schemas.microsoft.com/office/mac/office/2008/main" xmlns:mc="http://schemas.openxmlformats.org/markup-compatibility/2006" xmlns:mv="urn:schemas-microsoft-com:mac:vml" xmlns:o="urn:schemas-microsoft-com:office:office" xmlns:r="http://schemas.openxmlformats.org/officeDocument/2006/relationships" xmlns:m="http://schemas.openxmlformats.org/officeDocument/2006/math" xmlns:v="urn:schemas-microsoft-com:vml" xmlns:wp14="http://schemas.microsoft.com/office/word/2010/wordprocessingDrawing" xmlns:wp="http://schemas.openxmlformats.org/drawingml/2006/wordprocessingDrawing" xmlns:w10="urn:schemas-microsoft-com:office:word" xmlns:w14="http://schemas.microsoft.com/office/word/2010/wordml" xmlns:wpg="http://schemas.microsoft.com/office/word/2010/wordprocessingGroup" xmlns:wpi="http://schemas.microsoft.com/office/word/2010/wordprocessingInk" xmlns:wne="http://schemas.microsoft.com/office/word/2006/wordml" xmlns:wps="http://schemas.microsoft.com/office/word/2010/wordprocessingShape">
+      <w:pPr>
+        <w:spacing w:after="100"/>
+        <w:keepLines/>
+        <w:numPr>
+          <w:ilvl w:val="0"/>
+          <w:numId w:val="1"/>
+        </w:numPr>
+        <w:ind w:left="317" w:hanging="173"/>
+      </w:pPr>
+      <w:r>
+        <w:rPr>
+          <w:rFonts w:ascii="Times New Roman" w:hAnsi="Times New Roman"/>
+          <w:b w:val="0"/>
+          <w:sz w:val="28"/>
+          <w:color w:val="000000"/>
+        </w:rPr>
+        <w:t>Score is the personalised model estimate. Average is the movie’s average across dataset users. Ratings is the number of ratings behind that average.</w:t>
+      </w:r>
+    </w:p>
+    <w:p xmlns:w="http://schemas.openxmlformats.org/wordprocessingml/2006/main" xmlns:wpc="http://schemas.microsoft.com/office/word/2010/wordprocessingCanvas" xmlns:mo="http://schemas.microsoft.com/office/mac/office/2008/main" xmlns:mc="http://schemas.openxmlformats.org/markup-compatibility/2006" xmlns:mv="urn:schemas-microsoft-com:mac:vml" xmlns:o="urn:schemas-microsoft-com:office:office" xmlns:r="http://schemas.openxmlformats.org/officeDocument/2006/relationships" xmlns:m="http://schemas.openxmlformats.org/officeDocument/2006/math" xmlns:v="urn:schemas-microsoft-com:vml" xmlns:wp14="http://schemas.microsoft.com/office/word/2010/wordprocessingDrawing" xmlns:wp="http://schemas.openxmlformats.org/drawingml/2006/wordprocessingDrawing" xmlns:w10="urn:schemas-microsoft-com:office:word" xmlns:w14="http://schemas.microsoft.com/office/word/2010/wordml" xmlns:wpg="http://schemas.microsoft.com/office/word/2010/wordprocessingGroup" xmlns:wpi="http://schemas.microsoft.com/office/word/2010/wordprocessingInk" xmlns:wne="http://schemas.microsoft.com/office/word/2006/wordml" xmlns:wps="http://schemas.microsoft.com/office/word/2010/wordprocessingShape">
+      <w:pPr>
+        <w:spacing w:after="100"/>
+        <w:keepLines/>
+        <w:numPr>
+          <w:ilvl w:val="0"/>
+          <w:numId w:val="1"/>
+        </w:numPr>
+        <w:ind w:left="317" w:hanging="173"/>
+      </w:pPr>
+      <w:r>
+        <w:rPr>
+          <w:rFonts w:ascii="Times New Roman" w:hAnsi="Times New Roman"/>
+          <w:b w:val="0"/>
+          <w:sz w:val="28"/>
+          <w:color w:val="000000"/>
+        </w:rPr>
+        <w:t>For an unknown user ID, the API falls back to a popularity score. It shrinks movie averages toward the global mean so a film with very few ratings does not automatically lead the list.</w:t>
+      </w:r>
+    </w:p>
+    <w:p xmlns:w="http://schemas.openxmlformats.org/wordprocessingml/2006/main" xmlns:wpc="http://schemas.microsoft.com/office/word/2010/wordprocessingCanvas" xmlns:mo="http://schemas.microsoft.com/office/mac/office/2008/main" xmlns:mc="http://schemas.openxmlformats.org/markup-compatibility/2006" xmlns:mv="urn:schemas-microsoft-com:mac:vml" xmlns:o="urn:schemas-microsoft-com:office:office" xmlns:r="http://schemas.openxmlformats.org/officeDocument/2006/relationships" xmlns:m="http://schemas.openxmlformats.org/officeDocument/2006/math" xmlns:v="urn:schemas-microsoft-com:vml" xmlns:wp14="http://schemas.microsoft.com/office/word/2010/wordprocessingDrawing" xmlns:wp="http://schemas.openxmlformats.org/drawingml/2006/wordprocessingDrawing" xmlns:w10="urn:schemas-microsoft-com:office:word" xmlns:w14="http://schemas.microsoft.com/office/word/2010/wordml" xmlns:wpg="http://schemas.microsoft.com/office/word/2010/wordprocessingGroup" xmlns:wpi="http://schemas.microsoft.com/office/word/2010/wordprocessingInk" xmlns:wne="http://schemas.microsoft.com/office/word/2006/wordml" xmlns:wps="http://schemas.microsoft.com/office/word/2010/wordprocessingShape">
+      <w:pPr>
+        <w:keepNext/>
+        <w:pageBreakBefore/>
+        <w:spacing w:before="120" w:after="80"/>
+      </w:pPr>
+      <w:r>
+        <w:rPr>
+          <w:rFonts w:ascii="Times New Roman" w:hAnsi="Times New Roman"/>
+          <w:sz w:val="32"/>
+          <w:color w:val="000000"/>
+          <w:b/>
+        </w:rPr>
+        <w:t>5 Data Processing Implementation</w:t>
+      </w:r>
+    </w:p>
+    <w:p xmlns:w="http://schemas.openxmlformats.org/wordprocessingml/2006/main" xmlns:wpc="http://schemas.microsoft.com/office/word/2010/wordprocessingCanvas" xmlns:mo="http://schemas.microsoft.com/office/mac/office/2008/main" xmlns:mc="http://schemas.openxmlformats.org/markup-compatibility/2006" xmlns:mv="urn:schemas-microsoft-com:mac:vml" xmlns:o="urn:schemas-microsoft-com:office:office" xmlns:r="http://schemas.openxmlformats.org/officeDocument/2006/relationships" xmlns:m="http://schemas.openxmlformats.org/officeDocument/2006/math" xmlns:v="urn:schemas-microsoft-com:vml" xmlns:wp14="http://schemas.microsoft.com/office/word/2010/wordprocessingDrawing" xmlns:wp="http://schemas.openxmlformats.org/drawingml/2006/wordprocessingDrawing" xmlns:w10="urn:schemas-microsoft-com:office:word" xmlns:w14="http://schemas.microsoft.com/office/word/2010/wordml" xmlns:wpg="http://schemas.microsoft.com/office/word/2010/wordprocessingGroup" xmlns:wpi="http://schemas.microsoft.com/office/word/2010/wordprocessingInk" xmlns:wne="http://schemas.microsoft.com/office/word/2006/wordml" xmlns:wps="http://schemas.microsoft.com/office/word/2010/wordprocessingShape">
+      <w:pPr>
+        <w:keepNext/>
+        <w:pageBreakBefore w:val="0"/>
+        <w:spacing w:before="120" w:after="80"/>
+      </w:pPr>
+      <w:r>
+        <w:rPr>
+          <w:rFonts w:ascii="Times New Roman" w:hAnsi="Times New Roman"/>
+          <w:sz w:val="32"/>
+          <w:color w:val="000000"/>
+          <w:b/>
+        </w:rPr>
+        <w:t>5.1 RDD Operations</w:t>
+      </w:r>
+    </w:p>
+    <w:p xmlns:w="http://schemas.openxmlformats.org/wordprocessingml/2006/main" xmlns:wpc="http://schemas.microsoft.com/office/word/2010/wordprocessingCanvas" xmlns:mo="http://schemas.microsoft.com/office/mac/office/2008/main" xmlns:mc="http://schemas.openxmlformats.org/markup-compatibility/2006" xmlns:mv="urn:schemas-microsoft-com:mac:vml" xmlns:o="urn:schemas-microsoft-com:office:office" xmlns:r="http://schemas.openxmlformats.org/officeDocument/2006/relationships" xmlns:m="http://schemas.openxmlformats.org/officeDocument/2006/math" xmlns:v="urn:schemas-microsoft-com:vml" xmlns:wp14="http://schemas.microsoft.com/office/word/2010/wordprocessingDrawing" xmlns:wp="http://schemas.openxmlformats.org/drawingml/2006/wordprocessingDrawing" xmlns:w10="urn:schemas-microsoft-com:office:word" xmlns:w14="http://schemas.microsoft.com/office/word/2010/wordml" xmlns:wpg="http://schemas.microsoft.com/office/word/2010/wordprocessingGroup" xmlns:wpi="http://schemas.microsoft.com/office/word/2010/wordprocessingInk" xmlns:wne="http://schemas.microsoft.com/office/word/2006/wordml" xmlns:wps="http://schemas.microsoft.com/office/word/2010/wordprocessingShape">
+      <w:pPr>
+        <w:spacing w:after="100"/>
+        <w:keepLines/>
+        <w:numPr>
+          <w:ilvl w:val="0"/>
+          <w:numId w:val="1"/>
+        </w:numPr>
+        <w:ind w:left="317" w:hanging="173"/>
+      </w:pPr>
+      <w:r>
+        <w:rPr>
+          <w:rFonts w:ascii="Times New Roman" w:hAnsi="Times New Roman"/>
+          <w:b w:val="0"/>
+          <w:sz w:val="28"/>
+          <w:color w:val="000000"/>
+        </w:rPr>
+        <w:t>The following Java code counts distinct users. Each rating becomes a user/count pair, repeated user IDs are combined, and count triggers execution.</w:t>
+      </w:r>
+    </w:p>
+    <w:p xmlns:w="http://schemas.openxmlformats.org/wordprocessingml/2006/main" xmlns:wpc="http://schemas.microsoft.com/office/word/2010/wordprocessingCanvas" xmlns:mo="http://schemas.microsoft.com/office/mac/office/2008/main" xmlns:mc="http://schemas.openxmlformats.org/markup-compatibility/2006" xmlns:mv="urn:schemas-microsoft-com:mac:vml" xmlns:o="urn:schemas-microsoft-com:office:office" xmlns:r="http://schemas.openxmlformats.org/officeDocument/2006/relationships" xmlns:m="http://schemas.openxmlformats.org/officeDocument/2006/math" xmlns:v="urn:schemas-microsoft-com:vml" xmlns:wp14="http://schemas.microsoft.com/office/word/2010/wordprocessingDrawing" xmlns:wp="http://schemas.openxmlformats.org/drawingml/2006/wordprocessingDrawing" xmlns:w10="urn:schemas-microsoft-com:office:word" xmlns:w14="http://schemas.microsoft.com/office/word/2010/wordml" xmlns:wpg="http://schemas.microsoft.com/office/word/2010/wordprocessingGroup" xmlns:wpi="http://schemas.microsoft.com/office/word/2010/wordprocessingInk" xmlns:wne="http://schemas.microsoft.com/office/word/2006/wordml" xmlns:wps="http://schemas.microsoft.com/office/word/2010/wordprocessingShape">
+      <w:pPr>
+        <w:keepLines/>
+        <w:spacing w:after="0" w:line="230" w:lineRule="exact"/>
+      </w:pPr>
+      <w:r>
+        <w:rPr>
+          <w:rFonts w:ascii="Consolas" w:hAnsi="Consolas"/>
+          <w:sz w:val="20"/>
+          <w:color w:val="000000"/>
+        </w:rPr>
+        <w:t>long userCount = ratings.javaRDD()</w:t>
+      </w:r>
+    </w:p>
+    <w:p xmlns:w="http://schemas.openxmlformats.org/wordprocessingml/2006/main" xmlns:wpc="http://schemas.microsoft.com/office/word/2010/wordprocessingCanvas" xmlns:mo="http://schemas.microsoft.com/office/mac/office/2008/main" xmlns:mc="http://schemas.openxmlformats.org/markup-compatibility/2006" xmlns:mv="urn:schemas-microsoft-com:mac:vml" xmlns:o="urn:schemas-microsoft-com:office:office" xmlns:r="http://schemas.openxmlformats.org/officeDocument/2006/relationships" xmlns:m="http://schemas.openxmlformats.org/officeDocument/2006/math" xmlns:v="urn:schemas-microsoft-com:vml" xmlns:wp14="http://schemas.microsoft.com/office/word/2010/wordprocessingDrawing" xmlns:wp="http://schemas.openxmlformats.org/drawingml/2006/wordprocessingDrawing" xmlns:w10="urn:schemas-microsoft-com:office:word" xmlns:w14="http://schemas.microsoft.com/office/word/2010/wordml" xmlns:wpg="http://schemas.microsoft.com/office/word/2010/wordprocessingGroup" xmlns:wpi="http://schemas.microsoft.com/office/word/2010/wordprocessingInk" xmlns:wne="http://schemas.microsoft.com/office/word/2006/wordml" xmlns:wps="http://schemas.microsoft.com/office/word/2010/wordprocessingShape">
+      <w:pPr>
+        <w:keepLines/>
+        <w:spacing w:after="0" w:line="230" w:lineRule="exact"/>
+      </w:pPr>
+      <w:r>
+        <w:rPr>
+          <w:rFonts w:ascii="Consolas" w:hAnsi="Consolas"/>
+          <w:sz w:val="20"/>
+          <w:color w:val="000000"/>
+        </w:rPr>
+        <w:t xml:space="preserve">    .mapToPair(r -&gt; new Tuple2&lt;&gt;(r.getInt(0), 1L))</w:t>
+      </w:r>
+    </w:p>
+    <w:p xmlns:w="http://schemas.openxmlformats.org/wordprocessingml/2006/main" xmlns:wpc="http://schemas.microsoft.com/office/word/2010/wordprocessingCanvas" xmlns:mo="http://schemas.microsoft.com/office/mac/office/2008/main" xmlns:mc="http://schemas.openxmlformats.org/markup-compatibility/2006" xmlns:mv="urn:schemas-microsoft-com:mac:vml" xmlns:o="urn:schemas-microsoft-com:office:office" xmlns:r="http://schemas.openxmlformats.org/officeDocument/2006/relationships" xmlns:m="http://schemas.openxmlformats.org/officeDocument/2006/math" xmlns:v="urn:schemas-microsoft-com:vml" xmlns:wp14="http://schemas.microsoft.com/office/word/2010/wordprocessingDrawing" xmlns:wp="http://schemas.openxmlformats.org/drawingml/2006/wordprocessingDrawing" xmlns:w10="urn:schemas-microsoft-com:office:word" xmlns:w14="http://schemas.microsoft.com/office/word/2010/wordml" xmlns:wpg="http://schemas.microsoft.com/office/word/2010/wordprocessingGroup" xmlns:wpi="http://schemas.microsoft.com/office/word/2010/wordprocessingInk" xmlns:wne="http://schemas.microsoft.com/office/word/2006/wordml" xmlns:wps="http://schemas.microsoft.com/office/word/2010/wordprocessingShape">
+      <w:pPr>
+        <w:keepLines/>
+        <w:spacing w:after="0" w:line="230" w:lineRule="exact"/>
+      </w:pPr>
+      <w:r>
+        <w:rPr>
+          <w:rFonts w:ascii="Consolas" w:hAnsi="Consolas"/>
+          <w:sz w:val="20"/>
+          <w:color w:val="000000"/>
+        </w:rPr>
+        <w:t xml:space="preserve">    .reduceByKey(Long::sum)</w:t>
+      </w:r>
+    </w:p>
+    <w:p xmlns:w="http://schemas.openxmlformats.org/wordprocessingml/2006/main" xmlns:wpc="http://schemas.microsoft.com/office/word/2010/wordprocessingCanvas" xmlns:mo="http://schemas.microsoft.com/office/mac/office/2008/main" xmlns:mc="http://schemas.openxmlformats.org/markup-compatibility/2006" xmlns:mv="urn:schemas-microsoft-com:mac:vml" xmlns:o="urn:schemas-microsoft-com:office:office" xmlns:r="http://schemas.openxmlformats.org/officeDocument/2006/relationships" xmlns:m="http://schemas.openxmlformats.org/officeDocument/2006/math" xmlns:v="urn:schemas-microsoft-com:vml" xmlns:wp14="http://schemas.microsoft.com/office/word/2010/wordprocessingDrawing" xmlns:wp="http://schemas.openxmlformats.org/drawingml/2006/wordprocessingDrawing" xmlns:w10="urn:schemas-microsoft-com:office:word" xmlns:w14="http://schemas.microsoft.com/office/word/2010/wordml" xmlns:wpg="http://schemas.microsoft.com/office/word/2010/wordprocessingGroup" xmlns:wpi="http://schemas.microsoft.com/office/word/2010/wordprocessingInk" xmlns:wne="http://schemas.microsoft.com/office/word/2006/wordml" xmlns:wps="http://schemas.microsoft.com/office/word/2010/wordprocessingShape">
+      <w:pPr>
+        <w:keepLines/>
+        <w:spacing w:after="0" w:line="230" w:lineRule="exact"/>
+      </w:pPr>
+      <w:r>
+        <w:rPr>
+          <w:rFonts w:ascii="Consolas" w:hAnsi="Consolas"/>
+          <w:sz w:val="20"/>
+          <w:color w:val="000000"/>
+        </w:rPr>
+        <w:t xml:space="preserve">    .count();</w:t>
+      </w:r>
+    </w:p>
+    <w:p xmlns:w="http://schemas.openxmlformats.org/wordprocessingml/2006/main" xmlns:wpc="http://schemas.microsoft.com/office/word/2010/wordprocessingCanvas" xmlns:mo="http://schemas.microsoft.com/office/mac/office/2008/main" xmlns:mc="http://schemas.openxmlformats.org/markup-compatibility/2006" xmlns:mv="urn:schemas-microsoft-com:mac:vml" xmlns:o="urn:schemas-microsoft-com:office:office" xmlns:r="http://schemas.openxmlformats.org/officeDocument/2006/relationships" xmlns:m="http://schemas.openxmlformats.org/officeDocument/2006/math" xmlns:v="urn:schemas-microsoft-com:vml" xmlns:wp14="http://schemas.microsoft.com/office/word/2010/wordprocessingDrawing" xmlns:wp="http://schemas.openxmlformats.org/drawingml/2006/wordprocessingDrawing" xmlns:w10="urn:schemas-microsoft-com:office:word" xmlns:w14="http://schemas.microsoft.com/office/word/2010/wordml" xmlns:wpg="http://schemas.microsoft.com/office/word/2010/wordprocessingGroup" xmlns:wpi="http://schemas.microsoft.com/office/word/2010/wordprocessingInk" xmlns:wne="http://schemas.microsoft.com/office/word/2006/wordml" xmlns:wps="http://schemas.microsoft.com/office/word/2010/wordprocessingShape">
+      <w:pPr>
+        <w:spacing w:after="100"/>
+        <w:keepLines/>
+        <w:numPr>
+          <w:ilvl w:val="0"/>
+          <w:numId w:val="1"/>
+        </w:numPr>
+        <w:ind w:left="317" w:hanging="173"/>
+      </w:pPr>
+      <w:r>
+        <w:rPr>
+          <w:rFonts w:ascii="Times New Roman" w:hAnsi="Times New Roman"/>
+          <w:b w:val="0"/>
+          <w:sz w:val="28"/>
+          <w:color w:val="000000"/>
+        </w:rPr>
+        <w:t>mapToPair and reduceByKey are transformations. They describe the processing steps.</w:t>
+      </w:r>
+    </w:p>
+    <w:p xmlns:w="http://schemas.openxmlformats.org/wordprocessingml/2006/main" xmlns:wpc="http://schemas.microsoft.com/office/word/2010/wordprocessingCanvas" xmlns:mo="http://schemas.microsoft.com/office/mac/office/2008/main" xmlns:mc="http://schemas.openxmlformats.org/markup-compatibility/2006" xmlns:mv="urn:schemas-microsoft-com:mac:vml" xmlns:o="urn:schemas-microsoft-com:office:office" xmlns:r="http://schemas.openxmlformats.org/officeDocument/2006/relationships" xmlns:m="http://schemas.openxmlformats.org/officeDocument/2006/math" xmlns:v="urn:schemas-microsoft-com:vml" xmlns:wp14="http://schemas.microsoft.com/office/word/2010/wordprocessingDrawing" xmlns:wp="http://schemas.openxmlformats.org/drawingml/2006/wordprocessingDrawing" xmlns:w10="urn:schemas-microsoft-com:office:word" xmlns:w14="http://schemas.microsoft.com/office/word/2010/wordml" xmlns:wpg="http://schemas.microsoft.com/office/word/2010/wordprocessingGroup" xmlns:wpi="http://schemas.microsoft.com/office/word/2010/wordprocessingInk" xmlns:wne="http://schemas.microsoft.com/office/word/2006/wordml" xmlns:wps="http://schemas.microsoft.com/office/word/2010/wordprocessingShape">
+      <w:pPr>
+        <w:spacing w:after="100"/>
+        <w:keepLines/>
+        <w:numPr>
+          <w:ilvl w:val="0"/>
+          <w:numId w:val="1"/>
+        </w:numPr>
+        <w:ind w:left="317" w:hanging="173"/>
+      </w:pPr>
+      <w:r>
+        <w:rPr>
+          <w:rFonts w:ascii="Times New Roman" w:hAnsi="Times New Roman"/>
+          <w:b w:val="0"/>
+          <w:sz w:val="28"/>
+          <w:color w:val="000000"/>
+        </w:rPr>
+        <w:t>count is an action. Spark executes the work when the result is needed.</w:t>
+      </w:r>
+    </w:p>
+    <w:p xmlns:w="http://schemas.openxmlformats.org/wordprocessingml/2006/main" xmlns:wpc="http://schemas.microsoft.com/office/word/2010/wordprocessingCanvas" xmlns:mo="http://schemas.microsoft.com/office/mac/office/2008/main" xmlns:mc="http://schemas.openxmlformats.org/markup-compatibility/2006" xmlns:mv="urn:schemas-microsoft-com:mac:vml" xmlns:o="urn:schemas-microsoft-com:office:office" xmlns:r="http://schemas.openxmlformats.org/officeDocument/2006/relationships" xmlns:m="http://schemas.openxmlformats.org/officeDocument/2006/math" xmlns:v="urn:schemas-microsoft-com:vml" xmlns:wp14="http://schemas.microsoft.com/office/word/2010/wordprocessingDrawing" xmlns:wp="http://schemas.openxmlformats.org/drawingml/2006/wordprocessingDrawing" xmlns:w10="urn:schemas-microsoft-com:office:word" xmlns:w14="http://schemas.microsoft.com/office/word/2010/wordml" xmlns:wpg="http://schemas.microsoft.com/office/word/2010/wordprocessingGroup" xmlns:wpi="http://schemas.microsoft.com/office/word/2010/wordprocessingInk" xmlns:wne="http://schemas.microsoft.com/office/word/2006/wordml" xmlns:wps="http://schemas.microsoft.com/office/word/2010/wordprocessingShape">
+      <w:pPr>
+        <w:spacing w:after="100"/>
+        <w:keepLines/>
+        <w:numPr>
+          <w:ilvl w:val="0"/>
+          <w:numId w:val="1"/>
+        </w:numPr>
+        <w:ind w:left="317" w:hanging="173"/>
+      </w:pPr>
+      <w:r>
+        <w:rPr>
+          <w:rFonts w:ascii="Times New Roman" w:hAnsi="Times New Roman"/>
+          <w:b w:val="0"/>
+          <w:sz w:val="28"/>
+          <w:color w:val="000000"/>
+        </w:rPr>
+        <w:t>Frequently reused DataFrames are persisted with MEMORY_AND_DISK to reduce repeated computation.</w:t>
+      </w:r>
+    </w:p>
+    <w:p xmlns:w="http://schemas.openxmlformats.org/wordprocessingml/2006/main" xmlns:wpc="http://schemas.microsoft.com/office/word/2010/wordprocessingCanvas" xmlns:mo="http://schemas.microsoft.com/office/mac/office/2008/main" xmlns:mc="http://schemas.openxmlformats.org/markup-compatibility/2006" xmlns:mv="urn:schemas-microsoft-com:mac:vml" xmlns:o="urn:schemas-microsoft-com:office:office" xmlns:r="http://schemas.openxmlformats.org/officeDocument/2006/relationships" xmlns:m="http://schemas.openxmlformats.org/officeDocument/2006/math" xmlns:v="urn:schemas-microsoft-com:vml" xmlns:wp14="http://schemas.microsoft.com/office/word/2010/wordprocessingDrawing" xmlns:wp="http://schemas.openxmlformats.org/drawingml/2006/wordprocessingDrawing" xmlns:w10="urn:schemas-microsoft-com:office:word" xmlns:w14="http://schemas.microsoft.com/office/word/2010/wordml" xmlns:wpg="http://schemas.microsoft.com/office/word/2010/wordprocessingGroup" xmlns:wpi="http://schemas.microsoft.com/office/word/2010/wordprocessingInk" xmlns:wne="http://schemas.microsoft.com/office/word/2006/wordml" xmlns:wps="http://schemas.microsoft.com/office/word/2010/wordprocessingShape">
+      <w:pPr>
+        <w:keepNext/>
+        <w:pageBreakBefore w:val="0"/>
+        <w:spacing w:before="120" w:after="80"/>
+      </w:pPr>
+      <w:r>
+        <w:rPr>
+          <w:rFonts w:ascii="Times New Roman" w:hAnsi="Times New Roman"/>
+          <w:sz w:val="32"/>
+          <w:color w:val="000000"/>
+          <w:b/>
+        </w:rPr>
+        <w:t>5.2 SQL Aggregation</w:t>
+      </w:r>
+    </w:p>
+    <w:p xmlns:w="http://schemas.openxmlformats.org/wordprocessingml/2006/main" xmlns:wpc="http://schemas.microsoft.com/office/word/2010/wordprocessingCanvas" xmlns:mo="http://schemas.microsoft.com/office/mac/office/2008/main" xmlns:mc="http://schemas.openxmlformats.org/markup-compatibility/2006" xmlns:mv="urn:schemas-microsoft-com:mac:vml" xmlns:o="urn:schemas-microsoft-com:office:office" xmlns:r="http://schemas.openxmlformats.org/officeDocument/2006/relationships" xmlns:m="http://schemas.openxmlformats.org/officeDocument/2006/math" xmlns:v="urn:schemas-microsoft-com:vml" xmlns:wp14="http://schemas.microsoft.com/office/word/2010/wordprocessingDrawing" xmlns:wp="http://schemas.openxmlformats.org/drawingml/2006/wordprocessingDrawing" xmlns:w10="urn:schemas-microsoft-com:office:word" xmlns:w14="http://schemas.microsoft.com/office/word/2010/wordml" xmlns:wpg="http://schemas.microsoft.com/office/word/2010/wordprocessingGroup" xmlns:wpi="http://schemas.microsoft.com/office/word/2010/wordprocessingInk" xmlns:wne="http://schemas.microsoft.com/office/word/2006/wordml" xmlns:wps="http://schemas.microsoft.com/office/word/2010/wordprocessingShape">
+      <w:pPr>
+        <w:spacing w:after="100"/>
+        <w:keepLines/>
+        <w:numPr>
+          <w:ilvl w:val="0"/>
+          <w:numId w:val="1"/>
+        </w:numPr>
+        <w:ind w:left="317" w:hanging="173"/>
+      </w:pPr>
+      <w:r>
+        <w:rPr>
+          <w:rFonts w:ascii="Times New Roman" w:hAnsi="Times New Roman"/>
+          <w:b w:val="0"/>
+          <w:sz w:val="28"/>
+          <w:color w:val="000000"/>
+        </w:rPr>
+        <w:t>Movie statistics are grouped by movie ID before joining them with movie names and genres.</w:t>
+      </w:r>
+    </w:p>
+    <w:p xmlns:w="http://schemas.openxmlformats.org/wordprocessingml/2006/main" xmlns:wpc="http://schemas.microsoft.com/office/word/2010/wordprocessingCanvas" xmlns:mo="http://schemas.microsoft.com/office/mac/office/2008/main" xmlns:mc="http://schemas.openxmlformats.org/markup-compatibility/2006" xmlns:mv="urn:schemas-microsoft-com:mac:vml" xmlns:o="urn:schemas-microsoft-com:office:office" xmlns:r="http://schemas.openxmlformats.org/officeDocument/2006/relationships" xmlns:m="http://schemas.openxmlformats.org/officeDocument/2006/math" xmlns:v="urn:schemas-microsoft-com:vml" xmlns:wp14="http://schemas.microsoft.com/office/word/2010/wordprocessingDrawing" xmlns:wp="http://schemas.openxmlformats.org/drawingml/2006/wordprocessingDrawing" xmlns:w10="urn:schemas-microsoft-com:office:word" xmlns:w14="http://schemas.microsoft.com/office/word/2010/wordml" xmlns:wpg="http://schemas.microsoft.com/office/word/2010/wordprocessingGroup" xmlns:wpi="http://schemas.microsoft.com/office/word/2010/wordprocessingInk" xmlns:wne="http://schemas.microsoft.com/office/word/2006/wordml" xmlns:wps="http://schemas.microsoft.com/office/word/2010/wordprocessingShape">
+      <w:pPr>
+        <w:keepLines/>
+        <w:spacing w:after="0" w:line="230" w:lineRule="exact"/>
+      </w:pPr>
+      <w:r>
+        <w:rPr>
+          <w:rFonts w:ascii="Consolas" w:hAnsi="Consolas"/>
+          <w:sz w:val="20"/>
+          <w:color w:val="000000"/>
+        </w:rPr>
+        <w:t>SELECT movieId,</w:t>
+      </w:r>
+    </w:p>
+    <w:p xmlns:w="http://schemas.openxmlformats.org/wordprocessingml/2006/main" xmlns:wpc="http://schemas.microsoft.com/office/word/2010/wordprocessingCanvas" xmlns:mo="http://schemas.microsoft.com/office/mac/office/2008/main" xmlns:mc="http://schemas.openxmlformats.org/markup-compatibility/2006" xmlns:mv="urn:schemas-microsoft-com:mac:vml" xmlns:o="urn:schemas-microsoft-com:office:office" xmlns:r="http://schemas.openxmlformats.org/officeDocument/2006/relationships" xmlns:m="http://schemas.openxmlformats.org/officeDocument/2006/math" xmlns:v="urn:schemas-microsoft-com:vml" xmlns:wp14="http://schemas.microsoft.com/office/word/2010/wordprocessingDrawing" xmlns:wp="http://schemas.openxmlformats.org/drawingml/2006/wordprocessingDrawing" xmlns:w10="urn:schemas-microsoft-com:office:word" xmlns:w14="http://schemas.microsoft.com/office/word/2010/wordml" xmlns:wpg="http://schemas.microsoft.com/office/word/2010/wordprocessingGroup" xmlns:wpi="http://schemas.microsoft.com/office/word/2010/wordprocessingInk" xmlns:wne="http://schemas.microsoft.com/office/word/2006/wordml" xmlns:wps="http://schemas.microsoft.com/office/word/2010/wordprocessingShape">
+      <w:pPr>
+        <w:keepLines/>
+        <w:spacing w:after="0" w:line="230" w:lineRule="exact"/>
+      </w:pPr>
+      <w:r>
+        <w:rPr>
+          <w:rFonts w:ascii="Consolas" w:hAnsi="Consolas"/>
+          <w:sz w:val="20"/>
+          <w:color w:val="000000"/>
+        </w:rPr>
+        <w:t xml:space="preserve">       COUNT(*) AS ratingCount,</w:t>
+      </w:r>
+    </w:p>
+    <w:p xmlns:w="http://schemas.openxmlformats.org/wordprocessingml/2006/main" xmlns:wpc="http://schemas.microsoft.com/office/word/2010/wordprocessingCanvas" xmlns:mo="http://schemas.microsoft.com/office/mac/office/2008/main" xmlns:mc="http://schemas.openxmlformats.org/markup-compatibility/2006" xmlns:mv="urn:schemas-microsoft-com:mac:vml" xmlns:o="urn:schemas-microsoft-com:office:office" xmlns:r="http://schemas.openxmlformats.org/officeDocument/2006/relationships" xmlns:m="http://schemas.openxmlformats.org/officeDocument/2006/math" xmlns:v="urn:schemas-microsoft-com:vml" xmlns:wp14="http://schemas.microsoft.com/office/word/2010/wordprocessingDrawing" xmlns:wp="http://schemas.openxmlformats.org/drawingml/2006/wordprocessingDrawing" xmlns:w10="urn:schemas-microsoft-com:office:word" xmlns:w14="http://schemas.microsoft.com/office/word/2010/wordml" xmlns:wpg="http://schemas.microsoft.com/office/word/2010/wordprocessingGroup" xmlns:wpi="http://schemas.microsoft.com/office/word/2010/wordprocessingInk" xmlns:wne="http://schemas.microsoft.com/office/word/2006/wordml" xmlns:wps="http://schemas.microsoft.com/office/word/2010/wordprocessingShape">
+      <w:pPr>
+        <w:keepLines/>
+        <w:spacing w:after="0" w:line="230" w:lineRule="exact"/>
+      </w:pPr>
+      <w:r>
+        <w:rPr>
+          <w:rFonts w:ascii="Consolas" w:hAnsi="Consolas"/>
+          <w:sz w:val="20"/>
+          <w:color w:val="000000"/>
+        </w:rPr>
+        <w:t xml:space="preserve">       AVG(rating) AS averageRating</w:t>
+      </w:r>
+    </w:p>
+    <w:p xmlns:w="http://schemas.openxmlformats.org/wordprocessingml/2006/main" xmlns:wpc="http://schemas.microsoft.com/office/word/2010/wordprocessingCanvas" xmlns:mo="http://schemas.microsoft.com/office/mac/office/2008/main" xmlns:mc="http://schemas.openxmlformats.org/markup-compatibility/2006" xmlns:mv="urn:schemas-microsoft-com:mac:vml" xmlns:o="urn:schemas-microsoft-com:office:office" xmlns:r="http://schemas.openxmlformats.org/officeDocument/2006/relationships" xmlns:m="http://schemas.openxmlformats.org/officeDocument/2006/math" xmlns:v="urn:schemas-microsoft-com:vml" xmlns:wp14="http://schemas.microsoft.com/office/word/2010/wordprocessingDrawing" xmlns:wp="http://schemas.openxmlformats.org/drawingml/2006/wordprocessingDrawing" xmlns:w10="urn:schemas-microsoft-com:office:word" xmlns:w14="http://schemas.microsoft.com/office/word/2010/wordml" xmlns:wpg="http://schemas.microsoft.com/office/word/2010/wordprocessingGroup" xmlns:wpi="http://schemas.microsoft.com/office/word/2010/wordprocessingInk" xmlns:wne="http://schemas.microsoft.com/office/word/2006/wordml" xmlns:wps="http://schemas.microsoft.com/office/word/2010/wordprocessingShape">
+      <w:pPr>
+        <w:keepLines/>
+        <w:spacing w:after="0" w:line="230" w:lineRule="exact"/>
+      </w:pPr>
+      <w:r>
+        <w:rPr>
+          <w:rFonts w:ascii="Consolas" w:hAnsi="Consolas"/>
+          <w:sz w:val="20"/>
+          <w:color w:val="000000"/>
+        </w:rPr>
+        <w:t>FROM ratings</w:t>
+      </w:r>
+    </w:p>
+    <w:p xmlns:w="http://schemas.openxmlformats.org/wordprocessingml/2006/main" xmlns:wpc="http://schemas.microsoft.com/office/word/2010/wordprocessingCanvas" xmlns:mo="http://schemas.microsoft.com/office/mac/office/2008/main" xmlns:mc="http://schemas.openxmlformats.org/markup-compatibility/2006" xmlns:mv="urn:schemas-microsoft-com:mac:vml" xmlns:o="urn:schemas-microsoft-com:office:office" xmlns:r="http://schemas.openxmlformats.org/officeDocument/2006/relationships" xmlns:m="http://schemas.openxmlformats.org/officeDocument/2006/math" xmlns:v="urn:schemas-microsoft-com:vml" xmlns:wp14="http://schemas.microsoft.com/office/word/2010/wordprocessingDrawing" xmlns:wp="http://schemas.openxmlformats.org/drawingml/2006/wordprocessingDrawing" xmlns:w10="urn:schemas-microsoft-com:office:word" xmlns:w14="http://schemas.microsoft.com/office/word/2010/wordml" xmlns:wpg="http://schemas.microsoft.com/office/word/2010/wordprocessingGroup" xmlns:wpi="http://schemas.microsoft.com/office/word/2010/wordprocessingInk" xmlns:wne="http://schemas.microsoft.com/office/word/2006/wordml" xmlns:wps="http://schemas.microsoft.com/office/word/2010/wordprocessingShape">
+      <w:pPr>
+        <w:keepLines/>
+        <w:spacing w:after="0" w:line="230" w:lineRule="exact"/>
+      </w:pPr>
+      <w:r>
+        <w:rPr>
+          <w:rFonts w:ascii="Consolas" w:hAnsi="Consolas"/>
+          <w:sz w:val="20"/>
+          <w:color w:val="000000"/>
+        </w:rPr>
+        <w:t>GROUP BY movieId</w:t>
+      </w:r>
+    </w:p>
+    <w:p xmlns:w="http://schemas.openxmlformats.org/wordprocessingml/2006/main" xmlns:wpc="http://schemas.microsoft.com/office/word/2010/wordprocessingCanvas" xmlns:mo="http://schemas.microsoft.com/office/mac/office/2008/main" xmlns:mc="http://schemas.openxmlformats.org/markup-compatibility/2006" xmlns:mv="urn:schemas-microsoft-com:mac:vml" xmlns:o="urn:schemas-microsoft-com:office:office" xmlns:r="http://schemas.openxmlformats.org/officeDocument/2006/relationships" xmlns:m="http://schemas.openxmlformats.org/officeDocument/2006/math" xmlns:v="urn:schemas-microsoft-com:vml" xmlns:wp14="http://schemas.microsoft.com/office/word/2010/wordprocessingDrawing" xmlns:wp="http://schemas.openxmlformats.org/drawingml/2006/wordprocessingDrawing" xmlns:w10="urn:schemas-microsoft-com:office:word" xmlns:w14="http://schemas.microsoft.com/office/word/2010/wordml" xmlns:wpg="http://schemas.microsoft.com/office/word/2010/wordprocessingGroup" xmlns:wpi="http://schemas.microsoft.com/office/word/2010/wordprocessingInk" xmlns:wne="http://schemas.microsoft.com/office/word/2006/wordml" xmlns:wps="http://schemas.microsoft.com/office/word/2010/wordprocessingShape">
+      <w:pPr>
+        <w:spacing w:after="100"/>
+        <w:keepLines/>
+        <w:numPr>
+          <w:ilvl w:val="0"/>
+          <w:numId w:val="1"/>
+        </w:numPr>
+        <w:ind w:left="317" w:hanging="173"/>
+      </w:pPr>
+      <w:r>
+        <w:rPr>
+          <w:rFonts w:ascii="Times New Roman" w:hAnsi="Times New Roman"/>
+          <w:b w:val="0"/>
+          <w:sz w:val="28"/>
+          <w:color w:val="000000"/>
+        </w:rPr>
+        <w:t>The app also displays the rating distribution and the most-rated movies. The overall average rating is 3.502; a rating of 4.0 occurs 26,818 times.</w:t>
+      </w:r>
+    </w:p>
+    <w:p xmlns:w="http://schemas.openxmlformats.org/wordprocessingml/2006/main" xmlns:wpc="http://schemas.microsoft.com/office/word/2010/wordprocessingCanvas" xmlns:mo="http://schemas.microsoft.com/office/mac/office/2008/main" xmlns:mc="http://schemas.openxmlformats.org/markup-compatibility/2006" xmlns:mv="urn:schemas-microsoft-com:mac:vml" xmlns:o="urn:schemas-microsoft-com:office:office" xmlns:r="http://schemas.openxmlformats.org/officeDocument/2006/relationships" xmlns:m="http://schemas.openxmlformats.org/officeDocument/2006/math" xmlns:v="urn:schemas-microsoft-com:vml" xmlns:wp14="http://schemas.microsoft.com/office/word/2010/wordprocessingDrawing" xmlns:wp="http://schemas.openxmlformats.org/drawingml/2006/wordprocessingDrawing" xmlns:w10="urn:schemas-microsoft-com:office:word" xmlns:w14="http://schemas.microsoft.com/office/word/2010/wordml" xmlns:wpg="http://schemas.microsoft.com/office/word/2010/wordprocessingGroup" xmlns:wpi="http://schemas.microsoft.com/office/word/2010/wordprocessingInk" xmlns:wne="http://schemas.microsoft.com/office/word/2006/wordml" xmlns:wps="http://schemas.microsoft.com/office/word/2010/wordprocessingShape">
+      <w:pPr>
+        <w:keepNext/>
+        <w:pageBreakBefore w:val="0"/>
+        <w:spacing w:before="120" w:after="80"/>
+      </w:pPr>
+      <w:r>
+        <w:rPr>
+          <w:rFonts w:ascii="Times New Roman" w:hAnsi="Times New Roman"/>
+          <w:sz w:val="32"/>
+          <w:color w:val="000000"/>
+          <w:b/>
+        </w:rPr>
+        <w:t>5.3 Parquet and JSON</w:t>
+      </w:r>
+    </w:p>
+    <w:p xmlns:w="http://schemas.openxmlformats.org/wordprocessingml/2006/main" xmlns:wpc="http://schemas.microsoft.com/office/word/2010/wordprocessingCanvas" xmlns:mo="http://schemas.microsoft.com/office/mac/office/2008/main" xmlns:mc="http://schemas.openxmlformats.org/markup-compatibility/2006" xmlns:mv="urn:schemas-microsoft-com:mac:vml" xmlns:o="urn:schemas-microsoft-com:office:office" xmlns:r="http://schemas.openxmlformats.org/officeDocument/2006/relationships" xmlns:m="http://schemas.openxmlformats.org/officeDocument/2006/math" xmlns:v="urn:schemas-microsoft-com:vml" xmlns:wp14="http://schemas.microsoft.com/office/word/2010/wordprocessingDrawing" xmlns:wp="http://schemas.openxmlformats.org/drawingml/2006/wordprocessingDrawing" xmlns:w10="urn:schemas-microsoft-com:office:word" xmlns:w14="http://schemas.microsoft.com/office/word/2010/wordml" xmlns:wpg="http://schemas.microsoft.com/office/word/2010/wordprocessingGroup" xmlns:wpi="http://schemas.microsoft.com/office/word/2010/wordprocessingInk" xmlns:wne="http://schemas.microsoft.com/office/word/2006/wordml" xmlns:wps="http://schemas.microsoft.com/office/word/2010/wordprocessingShape">
+      <w:pPr>
+        <w:spacing w:after="100"/>
+        <w:keepLines/>
+        <w:numPr>
+          <w:ilvl w:val="0"/>
+          <w:numId w:val="1"/>
+        </w:numPr>
+        <w:ind w:left="317" w:hanging="173"/>
+      </w:pPr>
+      <w:r>
+        <w:rPr>
+          <w:rFonts w:ascii="Times New Roman" w:hAnsi="Times New Roman"/>
+          <w:b w:val="0"/>
+          <w:sz w:val="28"/>
+          <w:color w:val="000000"/>
+        </w:rPr>
+        <w:t>Cleaned ratings are written as Parquet, partitioned by rating year. A year-filtered query can skip unrelated partitions.</w:t>
+      </w:r>
+    </w:p>
+    <w:p xmlns:w="http://schemas.openxmlformats.org/wordprocessingml/2006/main" xmlns:wpc="http://schemas.microsoft.com/office/word/2010/wordprocessingCanvas" xmlns:mo="http://schemas.microsoft.com/office/mac/office/2008/main" xmlns:mc="http://schemas.openxmlformats.org/markup-compatibility/2006" xmlns:mv="urn:schemas-microsoft-com:mac:vml" xmlns:o="urn:schemas-microsoft-com:office:office" xmlns:r="http://schemas.openxmlformats.org/officeDocument/2006/relationships" xmlns:m="http://schemas.openxmlformats.org/officeDocument/2006/math" xmlns:v="urn:schemas-microsoft-com:vml" xmlns:wp14="http://schemas.microsoft.com/office/word/2010/wordprocessingDrawing" xmlns:wp="http://schemas.openxmlformats.org/drawingml/2006/wordprocessingDrawing" xmlns:w10="urn:schemas-microsoft-com:office:word" xmlns:w14="http://schemas.microsoft.com/office/word/2010/wordml" xmlns:wpg="http://schemas.microsoft.com/office/word/2010/wordprocessingGroup" xmlns:wpi="http://schemas.microsoft.com/office/word/2010/wordprocessingInk" xmlns:wne="http://schemas.microsoft.com/office/word/2006/wordml" xmlns:wps="http://schemas.microsoft.com/office/word/2010/wordprocessingShape">
+      <w:pPr>
+        <w:spacing w:after="100"/>
+        <w:keepLines/>
+        <w:numPr>
+          <w:ilvl w:val="0"/>
+          <w:numId w:val="1"/>
+        </w:numPr>
+        <w:ind w:left="317" w:hanging="173"/>
+      </w:pPr>
+      <w:r>
+        <w:rPr>
+          <w:rFonts w:ascii="Times New Roman" w:hAnsi="Times New Roman"/>
+          <w:b w:val="0"/>
+          <w:sz w:val="28"/>
+          <w:color w:val="000000"/>
+        </w:rPr>
+        <w:t>The Parquet data was read back and returned all 100,836 ratings.</w:t>
+      </w:r>
+    </w:p>
+    <w:p xmlns:w="http://schemas.openxmlformats.org/wordprocessingml/2006/main" xmlns:wpc="http://schemas.microsoft.com/office/word/2010/wordprocessingCanvas" xmlns:mo="http://schemas.microsoft.com/office/mac/office/2008/main" xmlns:mc="http://schemas.openxmlformats.org/markup-compatibility/2006" xmlns:mv="urn:schemas-microsoft-com:mac:vml" xmlns:o="urn:schemas-microsoft-com:office:office" xmlns:r="http://schemas.openxmlformats.org/officeDocument/2006/relationships" xmlns:m="http://schemas.openxmlformats.org/officeDocument/2006/math" xmlns:v="urn:schemas-microsoft-com:vml" xmlns:wp14="http://schemas.microsoft.com/office/word/2010/wordprocessingDrawing" xmlns:wp="http://schemas.openxmlformats.org/drawingml/2006/wordprocessingDrawing" xmlns:w10="urn:schemas-microsoft-com:office:word" xmlns:w14="http://schemas.microsoft.com/office/word/2010/wordml" xmlns:wpg="http://schemas.microsoft.com/office/word/2010/wordprocessingGroup" xmlns:wpi="http://schemas.microsoft.com/office/word/2010/wordprocessingInk" xmlns:wne="http://schemas.microsoft.com/office/word/2006/wordml" xmlns:wps="http://schemas.microsoft.com/office/word/2010/wordprocessingShape">
+      <w:pPr>
+        <w:spacing w:after="100"/>
+        <w:keepLines/>
+        <w:numPr>
+          <w:ilvl w:val="0"/>
+          <w:numId w:val="1"/>
+        </w:numPr>
+        <w:ind w:left="317" w:hanging="173"/>
+      </w:pPr>
+      <w:r>
+        <w:rPr>
+          <w:rFonts w:ascii="Times New Roman" w:hAnsi="Times New Roman"/>
+          <w:b w:val="0"/>
+          <w:sz w:val="28"/>
+          <w:color w:val="000000"/>
+        </w:rPr>
+        <w:t>recommendations.ndjson contains one document per user with a userId and a recommendations array.</w:t>
+      </w:r>
+    </w:p>
+    <w:p xmlns:w="http://schemas.openxmlformats.org/wordprocessingml/2006/main" xmlns:wpc="http://schemas.microsoft.com/office/word/2010/wordprocessingCanvas" xmlns:mo="http://schemas.microsoft.com/office/mac/office/2008/main" xmlns:mc="http://schemas.openxmlformats.org/markup-compatibility/2006" xmlns:mv="urn:schemas-microsoft-com:mac:vml" xmlns:o="urn:schemas-microsoft-com:office:office" xmlns:r="http://schemas.openxmlformats.org/officeDocument/2006/relationships" xmlns:m="http://schemas.openxmlformats.org/officeDocument/2006/math" xmlns:v="urn:schemas-microsoft-com:vml" xmlns:wp14="http://schemas.microsoft.com/office/word/2010/wordprocessingDrawing" xmlns:wp="http://schemas.openxmlformats.org/drawingml/2006/wordprocessingDrawing" xmlns:w10="urn:schemas-microsoft-com:office:word" xmlns:w14="http://schemas.microsoft.com/office/word/2010/wordml" xmlns:wpg="http://schemas.microsoft.com/office/word/2010/wordprocessingGroup" xmlns:wpi="http://schemas.microsoft.com/office/word/2010/wordprocessingInk" xmlns:wne="http://schemas.microsoft.com/office/word/2006/wordml" xmlns:wps="http://schemas.microsoft.com/office/word/2010/wordprocessingShape">
+      <w:pPr>
+        <w:spacing w:after="100"/>
+        <w:keepLines/>
+        <w:numPr>
+          <w:ilvl w:val="0"/>
+          <w:numId w:val="1"/>
+        </w:numPr>
+        <w:ind w:left="317" w:hanging="173"/>
+      </w:pPr>
+      <w:r>
+        <w:rPr>
+          <w:rFonts w:ascii="Times New Roman" w:hAnsi="Times New Roman"/>
+          <w:b w:val="0"/>
+          <w:sz w:val="28"/>
+          <w:color w:val="000000"/>
+        </w:rPr>
+        <w:t>The web app reads saved model and statistics files. It does not start a new training job for each request.</w:t>
+      </w:r>
+    </w:p>
+    <w:p xmlns:w="http://schemas.openxmlformats.org/wordprocessingml/2006/main" xmlns:wpc="http://schemas.microsoft.com/office/word/2010/wordprocessingCanvas" xmlns:mo="http://schemas.microsoft.com/office/mac/office/2008/main" xmlns:mc="http://schemas.openxmlformats.org/markup-compatibility/2006" xmlns:mv="urn:schemas-microsoft-com:mac:vml" xmlns:o="urn:schemas-microsoft-com:office:office" xmlns:r="http://schemas.openxmlformats.org/officeDocument/2006/relationships" xmlns:m="http://schemas.openxmlformats.org/officeDocument/2006/math" xmlns:v="urn:schemas-microsoft-com:vml" xmlns:wp14="http://schemas.microsoft.com/office/word/2010/wordprocessingDrawing" xmlns:wp="http://schemas.openxmlformats.org/drawingml/2006/wordprocessingDrawing" xmlns:w10="urn:schemas-microsoft-com:office:word" xmlns:w14="http://schemas.microsoft.com/office/word/2010/wordml" xmlns:wpg="http://schemas.microsoft.com/office/word/2010/wordprocessingGroup" xmlns:wpi="http://schemas.microsoft.com/office/word/2010/wordprocessingInk" xmlns:wne="http://schemas.microsoft.com/office/word/2006/wordml" xmlns:wps="http://schemas.microsoft.com/office/word/2010/wordprocessingShape">
+      <w:pPr>
+        <w:keepNext/>
+        <w:pageBreakBefore w:val="0"/>
+        <w:spacing w:before="120" w:after="80"/>
+      </w:pPr>
+      <w:r>
+        <w:rPr>
+          <w:rFonts w:ascii="Times New Roman" w:hAnsi="Times New Roman"/>
+          <w:sz w:val="32"/>
+          <w:color w:val="000000"/>
+          <w:b/>
+        </w:rPr>
+        <w:t>5.4 Syllabus Coverage</w:t>
+      </w:r>
+    </w:p>
+    <w:tbl xmlns:w="http://schemas.openxmlformats.org/wordprocessingml/2006/main" xmlns:wpc="http://schemas.microsoft.com/office/word/2010/wordprocessingCanvas" xmlns:mo="http://schemas.microsoft.com/office/mac/office/2008/main" xmlns:mc="http://schemas.openxmlformats.org/markup-compatibility/2006" xmlns:mv="urn:schemas-microsoft-com:mac:vml" xmlns:o="urn:schemas-microsoft-com:office:office" xmlns:r="http://schemas.openxmlformats.org/officeDocument/2006/relationships" xmlns:m="http://schemas.openxmlformats.org/officeDocument/2006/math" xmlns:v="urn:schemas-microsoft-com:vml" xmlns:wp14="http://schemas.microsoft.com/office/word/2010/wordprocessingDrawing" xmlns:wp="http://schemas.openxmlformats.org/drawingml/2006/wordprocessingDrawing" xmlns:w10="urn:schemas-microsoft-com:office:word" xmlns:w14="http://schemas.microsoft.com/office/word/2010/wordml" xmlns:wpg="http://schemas.microsoft.com/office/word/2010/wordprocessingGroup" xmlns:wpi="http://schemas.microsoft.com/office/word/2010/wordprocessingInk" xmlns:wne="http://schemas.microsoft.com/office/word/2006/wordml" xmlns:wps="http://schemas.microsoft.com/office/word/2010/wordprocessingShape">
+      <w:tblPr>
+        <w:tblW w:type="auto" w:w="0"/>
+        <w:tblLayout w:type="fixed"/>
+        <w:tblLook w:firstColumn="1" w:firstRow="1" w:lastColumn="0" w:lastRow="0" w:noHBand="0" w:noVBand="1" w:val="04A0"/>
+      </w:tblPr>
+      <w:tblGrid>
+        <w:gridCol w:w="4512"/>
+        <w:gridCol w:w="4512"/>
+      </w:tblGrid>
+      <w:tr>
+        <w:trPr>
+          <w:cantSplit/>
+          <w:tblHeader/>
+        </w:trPr>
+        <w:tc>
+          <w:tcPr>
+            <w:tcW w:type="dxa" w:w="3024"/>
+            <w:vAlign w:val="center"/>
+            <w:tcMar>
+              <w:top w:w="50" w:type="dxa"/>
+              <w:bottom w:w="50" w:type="dxa"/>
+              <w:left w:w="50" w:type="dxa"/>
+              <w:right w:w="50" w:type="dxa"/>
+            </w:tcMar>
+            <w:tcBorders>
+              <w:top w:val="single" w:sz="4" w:color="D9D9D9"/>
+              <w:bottom w:val="single" w:sz="4" w:color="D9D9D9"/>
+              <w:left w:val="single" w:sz="4" w:color="D9D9D9"/>
+              <w:right w:val="single" w:sz="4" w:color="D9D9D9"/>
+            </w:tcBorders>
+            <w:shd w:fill="E9ECEF"/>
+          </w:tcPr>
+          <w:p>
+            <w:pPr>
+              <w:spacing w:after="20" w:before="20"/>
+            </w:pPr>
+            <w:r>
+              <w:rPr>
+                <w:rFonts w:ascii="Times New Roman" w:hAnsi="Times New Roman"/>
+                <w:b/>
+                <w:sz w:val="23"/>
+              </w:rPr>
+              <w:t>Topic</w:t>
+            </w:r>
+          </w:p>
+        </w:tc>
+        <w:tc>
+          <w:tcPr>
+            <w:tcW w:type="dxa" w:w="5904"/>
+            <w:vAlign w:val="center"/>
+            <w:tcMar>
+              <w:top w:w="50" w:type="dxa"/>
+              <w:bottom w:w="50" w:type="dxa"/>
+              <w:left w:w="50" w:type="dxa"/>
+              <w:right w:w="50" w:type="dxa"/>
+            </w:tcMar>
+            <w:tcBorders>
+              <w:top w:val="single" w:sz="4" w:color="D9D9D9"/>
+              <w:bottom w:val="single" w:sz="4" w:color="D9D9D9"/>
+              <w:left w:val="single" w:sz="4" w:color="D9D9D9"/>
+              <w:right w:val="single" w:sz="4" w:color="D9D9D9"/>
+            </w:tcBorders>
+            <w:shd w:fill="E9ECEF"/>
+          </w:tcPr>
+          <w:p>
+            <w:pPr>
+              <w:spacing w:after="20" w:before="20"/>
+            </w:pPr>
+            <w:r>
+              <w:rPr>
+                <w:rFonts w:ascii="Times New Roman" w:hAnsi="Times New Roman"/>
+                <w:b/>
+                <w:sz w:val="23"/>
+              </w:rPr>
+              <w:t>Project use</w:t>
+            </w:r>
+          </w:p>
+        </w:tc>
+      </w:tr>
+      <w:tr>
+        <w:trPr>
+          <w:cantSplit/>
+        </w:trPr>
+        <w:tc>
+          <w:tcPr>
+            <w:tcW w:type="dxa" w:w="3024"/>
+            <w:vAlign w:val="center"/>
+            <w:tcMar>
+              <w:top w:w="50" w:type="dxa"/>
+              <w:bottom w:w="50" w:type="dxa"/>
+              <w:left w:w="50" w:type="dxa"/>
+              <w:right w:w="50" w:type="dxa"/>
+            </w:tcMar>
+            <w:tcBorders>
+              <w:top w:val="single" w:sz="4" w:color="D9D9D9"/>
+              <w:bottom w:val="single" w:sz="4" w:color="D9D9D9"/>
+              <w:left w:val="single" w:sz="4" w:color="D9D9D9"/>
+              <w:right w:val="single" w:sz="4" w:color="D9D9D9"/>
+            </w:tcBorders>
+          </w:tcPr>
+          <w:p>
+            <w:pPr>
+              <w:spacing w:after="20" w:before="20"/>
+            </w:pPr>
+            <w:r>
+              <w:rPr>
+                <w:rFonts w:ascii="Times New Roman" w:hAnsi="Times New Roman"/>
+                <w:b w:val="0"/>
+                <w:sz w:val="23"/>
+              </w:rPr>
+              <w:t>Spark and MLlib</w:t>
+            </w:r>
+          </w:p>
+        </w:tc>
+        <w:tc>
+          <w:tcPr>
+            <w:tcW w:type="dxa" w:w="5904"/>
+            <w:vAlign w:val="center"/>
+            <w:tcMar>
+              <w:top w:w="50" w:type="dxa"/>
+              <w:bottom w:w="50" w:type="dxa"/>
+              <w:left w:w="50" w:type="dxa"/>
+              <w:right w:w="50" w:type="dxa"/>
+            </w:tcMar>
+            <w:tcBorders>
+              <w:top w:val="single" w:sz="4" w:color="D9D9D9"/>
+              <w:bottom w:val="single" w:sz="4" w:color="D9D9D9"/>
+              <w:left w:val="single" w:sz="4" w:color="D9D9D9"/>
+              <w:right w:val="single" w:sz="4" w:color="D9D9D9"/>
+            </w:tcBorders>
+          </w:tcPr>
+          <w:p>
+            <w:pPr>
+              <w:spacing w:after="20" w:before="20"/>
+            </w:pPr>
+            <w:r>
+              <w:rPr>
+                <w:rFonts w:ascii="Times New Roman" w:hAnsi="Times New Roman"/>
+                <w:b w:val="0"/>
+                <w:sz w:val="23"/>
+              </w:rPr>
+              <w:t>Implemented: RDDs, DataFrames, SQL and ALS</w:t>
+            </w:r>
+          </w:p>
+        </w:tc>
+      </w:tr>
+      <w:tr>
+        <w:trPr>
+          <w:cantSplit/>
+        </w:trPr>
+        <w:tc>
+          <w:tcPr>
+            <w:tcW w:type="dxa" w:w="3024"/>
+            <w:vAlign w:val="center"/>
+            <w:tcMar>
+              <w:top w:w="50" w:type="dxa"/>
+              <w:bottom w:w="50" w:type="dxa"/>
+              <w:left w:w="50" w:type="dxa"/>
+              <w:right w:w="50" w:type="dxa"/>
+            </w:tcMar>
+            <w:tcBorders>
+              <w:top w:val="single" w:sz="4" w:color="D9D9D9"/>
+              <w:bottom w:val="single" w:sz="4" w:color="D9D9D9"/>
+              <w:left w:val="single" w:sz="4" w:color="D9D9D9"/>
+              <w:right w:val="single" w:sz="4" w:color="D9D9D9"/>
+            </w:tcBorders>
+          </w:tcPr>
+          <w:p>
+            <w:pPr>
+              <w:spacing w:after="20" w:before="20"/>
+            </w:pPr>
+            <w:r>
+              <w:rPr>
+                <w:rFonts w:ascii="Times New Roman" w:hAnsi="Times New Roman"/>
+                <w:b w:val="0"/>
+                <w:sz w:val="23"/>
+              </w:rPr>
+              <w:t>NoSQL</w:t>
+            </w:r>
+          </w:p>
+        </w:tc>
+        <w:tc>
+          <w:tcPr>
+            <w:tcW w:type="dxa" w:w="5904"/>
+            <w:vAlign w:val="center"/>
+            <w:tcMar>
+              <w:top w:w="50" w:type="dxa"/>
+              <w:bottom w:w="50" w:type="dxa"/>
+              <w:left w:w="50" w:type="dxa"/>
+              <w:right w:w="50" w:type="dxa"/>
+            </w:tcMar>
+            <w:tcBorders>
+              <w:top w:val="single" w:sz="4" w:color="D9D9D9"/>
+              <w:bottom w:val="single" w:sz="4" w:color="D9D9D9"/>
+              <w:left w:val="single" w:sz="4" w:color="D9D9D9"/>
+              <w:right w:val="single" w:sz="4" w:color="D9D9D9"/>
+            </w:tcBorders>
+          </w:tcPr>
+          <w:p>
+            <w:pPr>
+              <w:spacing w:after="20" w:before="20"/>
+            </w:pPr>
+            <w:r>
+              <w:rPr>
+                <w:rFonts w:ascii="Times New Roman" w:hAnsi="Times New Roman"/>
+                <w:b w:val="0"/>
+                <w:sz w:val="23"/>
+              </w:rPr>
+              <w:t>Document-shaped JSON export; optional import example</w:t>
+            </w:r>
+          </w:p>
+        </w:tc>
+      </w:tr>
+      <w:tr>
+        <w:trPr>
+          <w:cantSplit/>
+        </w:trPr>
+        <w:tc>
+          <w:tcPr>
+            <w:tcW w:type="dxa" w:w="3024"/>
+            <w:vAlign w:val="center"/>
+            <w:tcMar>
+              <w:top w:w="50" w:type="dxa"/>
+              <w:bottom w:w="50" w:type="dxa"/>
+              <w:left w:w="50" w:type="dxa"/>
+              <w:right w:w="50" w:type="dxa"/>
+            </w:tcMar>
+            <w:tcBorders>
+              <w:top w:val="single" w:sz="4" w:color="D9D9D9"/>
+              <w:bottom w:val="single" w:sz="4" w:color="D9D9D9"/>
+              <w:left w:val="single" w:sz="4" w:color="D9D9D9"/>
+              <w:right w:val="single" w:sz="4" w:color="D9D9D9"/>
+            </w:tcBorders>
+          </w:tcPr>
+          <w:p>
+            <w:pPr>
+              <w:spacing w:after="20" w:before="20"/>
+            </w:pPr>
+            <w:r>
+              <w:rPr>
+                <w:rFonts w:ascii="Times New Roman" w:hAnsi="Times New Roman"/>
+                <w:b w:val="0"/>
+                <w:sz w:val="23"/>
+              </w:rPr>
+              <w:t>HDFS and Hive</w:t>
+            </w:r>
+          </w:p>
+        </w:tc>
+        <w:tc>
+          <w:tcPr>
+            <w:tcW w:type="dxa" w:w="5904"/>
+            <w:vAlign w:val="center"/>
+            <w:tcMar>
+              <w:top w:w="50" w:type="dxa"/>
+              <w:bottom w:w="50" w:type="dxa"/>
+              <w:left w:w="50" w:type="dxa"/>
+              <w:right w:w="50" w:type="dxa"/>
+            </w:tcMar>
+            <w:tcBorders>
+              <w:top w:val="single" w:sz="4" w:color="D9D9D9"/>
+              <w:bottom w:val="single" w:sz="4" w:color="D9D9D9"/>
+              <w:left w:val="single" w:sz="4" w:color="D9D9D9"/>
+              <w:right w:val="single" w:sz="4" w:color="D9D9D9"/>
+            </w:tcBorders>
+          </w:tcPr>
+          <w:p>
+            <w:pPr>
+              <w:spacing w:after="20" w:before="20"/>
+            </w:pPr>
+            <w:r>
+              <w:rPr>
+                <w:rFonts w:ascii="Times New Roman" w:hAnsi="Times New Roman"/>
+                <w:b w:val="0"/>
+                <w:sz w:val="23"/>
+              </w:rPr>
+              <w:t>Optional upload script and external-table SQL</w:t>
+            </w:r>
+          </w:p>
+        </w:tc>
+      </w:tr>
+      <w:tr>
+        <w:trPr>
+          <w:cantSplit/>
+        </w:trPr>
+        <w:tc>
+          <w:tcPr>
+            <w:tcW w:type="dxa" w:w="3024"/>
+            <w:vAlign w:val="center"/>
+            <w:tcMar>
+              <w:top w:w="50" w:type="dxa"/>
+              <w:bottom w:w="50" w:type="dxa"/>
+              <w:left w:w="50" w:type="dxa"/>
+              <w:right w:w="50" w:type="dxa"/>
+            </w:tcMar>
+            <w:tcBorders>
+              <w:top w:val="single" w:sz="4" w:color="D9D9D9"/>
+              <w:bottom w:val="single" w:sz="4" w:color="D9D9D9"/>
+              <w:left w:val="single" w:sz="4" w:color="D9D9D9"/>
+              <w:right w:val="single" w:sz="4" w:color="D9D9D9"/>
+            </w:tcBorders>
+          </w:tcPr>
+          <w:p>
+            <w:pPr>
+              <w:spacing w:after="20" w:before="20"/>
+            </w:pPr>
+            <w:r>
+              <w:rPr>
+                <w:rFonts w:ascii="Times New Roman" w:hAnsi="Times New Roman"/>
+                <w:b w:val="0"/>
+                <w:sz w:val="23"/>
+              </w:rPr>
+              <w:t>YARN, Sqoop, Pig and HBase</w:t>
+            </w:r>
+          </w:p>
+        </w:tc>
+        <w:tc>
+          <w:tcPr>
+            <w:tcW w:type="dxa" w:w="5904"/>
+            <w:vAlign w:val="center"/>
+            <w:tcMar>
+              <w:top w:w="50" w:type="dxa"/>
+              <w:bottom w:w="50" w:type="dxa"/>
+              <w:left w:w="50" w:type="dxa"/>
+              <w:right w:w="50" w:type="dxa"/>
+            </w:tcMar>
+            <w:tcBorders>
+              <w:top w:val="single" w:sz="4" w:color="D9D9D9"/>
+              <w:bottom w:val="single" w:sz="4" w:color="D9D9D9"/>
+              <w:left w:val="single" w:sz="4" w:color="D9D9D9"/>
+              <w:right w:val="single" w:sz="4" w:color="D9D9D9"/>
+            </w:tcBorders>
+          </w:tcPr>
+          <w:p>
+            <w:pPr>
+              <w:spacing w:after="20" w:before="20"/>
+            </w:pPr>
+            <w:r>
+              <w:rPr>
+                <w:rFonts w:ascii="Times New Roman" w:hAnsi="Times New Roman"/>
+                <w:b w:val="0"/>
+                <w:sz w:val="23"/>
+              </w:rPr>
+              <w:t>Not part of the tested local application</w:t>
+            </w:r>
+          </w:p>
+        </w:tc>
+      </w:tr>
+    </w:tbl>
+    <w:p xmlns:w="http://schemas.openxmlformats.org/wordprocessingml/2006/main" xmlns:wpc="http://schemas.microsoft.com/office/word/2010/wordprocessingCanvas" xmlns:mo="http://schemas.microsoft.com/office/mac/office/2008/main" xmlns:mc="http://schemas.openxmlformats.org/markup-compatibility/2006" xmlns:mv="urn:schemas-microsoft-com:mac:vml" xmlns:o="urn:schemas-microsoft-com:office:office" xmlns:r="http://schemas.openxmlformats.org/officeDocument/2006/relationships" xmlns:m="http://schemas.openxmlformats.org/officeDocument/2006/math" xmlns:v="urn:schemas-microsoft-com:vml" xmlns:wp14="http://schemas.microsoft.com/office/word/2010/wordprocessingDrawing" xmlns:wp="http://schemas.openxmlformats.org/drawingml/2006/wordprocessingDrawing" xmlns:w10="urn:schemas-microsoft-com:office:word" xmlns:w14="http://schemas.microsoft.com/office/word/2010/wordml" xmlns:wpg="http://schemas.microsoft.com/office/word/2010/wordprocessingGroup" xmlns:wpi="http://schemas.microsoft.com/office/word/2010/wordprocessingInk" xmlns:wne="http://schemas.microsoft.com/office/word/2006/wordml" xmlns:wps="http://schemas.microsoft.com/office/word/2010/wordprocessingShape">
+      <w:pPr>
+        <w:spacing w:after="0" w:line="40" w:lineRule="exact"/>
+      </w:pPr>
+      <w:r>
+        <w:rPr>
+          <w:rFonts w:ascii="Times New Roman" w:hAnsi="Times New Roman"/>
+          <w:sz w:val="4"/>
+          <w:color w:val="000000"/>
+        </w:rPr>
+        <w:t xml:space="preserve"> </w:t>
+      </w:r>
+    </w:p>
+    <w:p xmlns:w="http://schemas.openxmlformats.org/wordprocessingml/2006/main" xmlns:wpc="http://schemas.microsoft.com/office/word/2010/wordprocessingCanvas" xmlns:mo="http://schemas.microsoft.com/office/mac/office/2008/main" xmlns:mc="http://schemas.openxmlformats.org/markup-compatibility/2006" xmlns:mv="urn:schemas-microsoft-com:mac:vml" xmlns:o="urn:schemas-microsoft-com:office:office" xmlns:r="http://schemas.openxmlformats.org/officeDocument/2006/relationships" xmlns:m="http://schemas.openxmlformats.org/officeDocument/2006/math" xmlns:v="urn:schemas-microsoft-com:vml" xmlns:wp14="http://schemas.microsoft.com/office/word/2010/wordprocessingDrawing" xmlns:wp="http://schemas.openxmlformats.org/drawingml/2006/wordprocessingDrawing" xmlns:w10="urn:schemas-microsoft-com:office:word" xmlns:w14="http://schemas.microsoft.com/office/word/2010/wordml" xmlns:wpg="http://schemas.microsoft.com/office/word/2010/wordprocessingGroup" xmlns:wpi="http://schemas.microsoft.com/office/word/2010/wordprocessingInk" xmlns:wne="http://schemas.microsoft.com/office/word/2006/wordml" xmlns:wps="http://schemas.microsoft.com/office/word/2010/wordprocessingShape">
+      <w:pPr>
+        <w:keepNext/>
+        <w:pageBreakBefore/>
+        <w:spacing w:before="120" w:after="80"/>
+      </w:pPr>
+      <w:r>
+        <w:rPr>
+          <w:rFonts w:ascii="Times New Roman" w:hAnsi="Times New Roman"/>
+          <w:sz w:val="32"/>
+          <w:color w:val="000000"/>
+          <w:b/>
+        </w:rPr>
+        <w:t>6 Using the Application</w:t>
       </w:r>
     </w:p>
     <w:p xmlns:w="http://schemas.openxmlformats.org/wordprocessingml/2006/main" xmlns:wpc="http://schemas.microsoft.com/office/word/2010/wordprocessingCanvas" xmlns:mo="http://schemas.microsoft.com/office/mac/office/2008/main" xmlns:mc="http://schemas.openxmlformats.org/markup-compatibility/2006" xmlns:mv="urn:schemas-microsoft-com:mac:vml" xmlns:o="urn:schemas-microsoft-com:office:office" xmlns:r="http://schemas.openxmlformats.org/officeDocument/2006/relationships" xmlns:m="http://schemas.openxmlformats.org/officeDocument/2006/math" xmlns:v="urn:schemas-microsoft-com:vml" xmlns:wp14="http://schemas.microsoft.com/office/word/2010/wordprocessingDrawing" xmlns:wp="http://schemas.openxmlformats.org/drawingml/2006/wordprocessingDrawing" xmlns:w10="urn:schemas-microsoft-com:office:word" xmlns:w14="http://schemas.microsoft.com/office/word/2010/wordml" xmlns:wpg="http://schemas.microsoft.com/office/word/2010/wordprocessingGroup" xmlns:wpi="http://schemas.microsoft.com/office/word/2010/wordprocessingInk" xmlns:wne="http://schemas.microsoft.com/office/word/2006/wordml" xmlns:wps="http://schemas.microsoft.com/office/word/2010/wordprocessingShape">
@@ -2543,7 +5528,7 @@
           <w:color w:val="000000"/>
           <w:b/>
         </w:rPr>
-        <w:t>3.1 Run the Project</w:t>
+        <w:t>6.1 Run the Project</w:t>
       </w:r>
     </w:p>
     <w:p xmlns:w="http://schemas.openxmlformats.org/wordprocessingml/2006/main" xmlns:wpc="http://schemas.microsoft.com/office/word/2010/wordprocessingCanvas" xmlns:mo="http://schemas.microsoft.com/office/mac/office/2008/main" xmlns:mc="http://schemas.openxmlformats.org/markup-compatibility/2006" xmlns:mv="urn:schemas-microsoft-com:mac:vml" xmlns:o="urn:schemas-microsoft-com:office:office" xmlns:r="http://schemas.openxmlformats.org/officeDocument/2006/relationships" xmlns:m="http://schemas.openxmlformats.org/officeDocument/2006/math" xmlns:v="urn:schemas-microsoft-com:vml" xmlns:wp14="http://schemas.microsoft.com/office/word/2010/wordprocessingDrawing" xmlns:wp="http://schemas.openxmlformats.org/drawingml/2006/wordprocessingDrawing" xmlns:w10="urn:schemas-microsoft-com:office:word" xmlns:w14="http://schemas.microsoft.com/office/word/2010/wordml" xmlns:wpg="http://schemas.microsoft.com/office/word/2010/wordprocessingGroup" xmlns:wpi="http://schemas.microsoft.com/office/word/2010/wordprocessingInk" xmlns:wne="http://schemas.microsoft.com/office/word/2006/wordml" xmlns:wps="http://schemas.microsoft.com/office/word/2010/wordprocessingShape">
@@ -2639,7 +5624,7 @@
           <w:color w:val="000000"/>
           <w:b/>
         </w:rPr>
-        <w:t>3.2 Demo Steps</w:t>
+        <w:t>6.2 Demo Steps</w:t>
       </w:r>
     </w:p>
     <w:p xmlns:w="http://schemas.openxmlformats.org/wordprocessingml/2006/main" xmlns:wpc="http://schemas.microsoft.com/office/word/2010/wordprocessingCanvas" xmlns:mo="http://schemas.microsoft.com/office/mac/office/2008/main" xmlns:mc="http://schemas.openxmlformats.org/markup-compatibility/2006" xmlns:mv="urn:schemas-microsoft-com:mac:vml" xmlns:o="urn:schemas-microsoft-com:office:office" xmlns:r="http://schemas.openxmlformats.org/officeDocument/2006/relationships" xmlns:m="http://schemas.openxmlformats.org/officeDocument/2006/math" xmlns:v="urn:schemas-microsoft-com:vml" xmlns:wp14="http://schemas.microsoft.com/office/word/2010/wordprocessingDrawing" xmlns:wp="http://schemas.openxmlformats.org/drawingml/2006/wordprocessingDrawing" xmlns:w10="urn:schemas-microsoft-com:office:word" xmlns:w14="http://schemas.microsoft.com/office/word/2010/wordml" xmlns:wpg="http://schemas.microsoft.com/office/word/2010/wordprocessingGroup" xmlns:wpi="http://schemas.microsoft.com/office/word/2010/wordprocessingInk" xmlns:wne="http://schemas.microsoft.com/office/word/2006/wordml" xmlns:wps="http://schemas.microsoft.com/office/word/2010/wordprocessingShape">
@@ -2795,7 +5780,7 @@
           <w:color w:val="000000"/>
           <w:b/>
         </w:rPr>
-        <w:t>4 Results and Limitations</w:t>
+        <w:t>7 Results and Limitations</w:t>
       </w:r>
     </w:p>
     <w:p xmlns:w="http://schemas.openxmlformats.org/wordprocessingml/2006/main" xmlns:wpc="http://schemas.microsoft.com/office/word/2010/wordprocessingCanvas" xmlns:mo="http://schemas.microsoft.com/office/mac/office/2008/main" xmlns:mc="http://schemas.openxmlformats.org/markup-compatibility/2006" xmlns:mv="urn:schemas-microsoft-com:mac:vml" xmlns:o="urn:schemas-microsoft-com:office:office" xmlns:r="http://schemas.openxmlformats.org/officeDocument/2006/relationships" xmlns:m="http://schemas.openxmlformats.org/officeDocument/2006/math" xmlns:v="urn:schemas-microsoft-com:vml" xmlns:wp14="http://schemas.microsoft.com/office/word/2010/wordprocessingDrawing" xmlns:wp="http://schemas.openxmlformats.org/drawingml/2006/wordprocessingDrawing" xmlns:w10="urn:schemas-microsoft-com:office:word" xmlns:w14="http://schemas.microsoft.com/office/word/2010/wordml" xmlns:wpg="http://schemas.microsoft.com/office/word/2010/wordprocessingGroup" xmlns:wpi="http://schemas.microsoft.com/office/word/2010/wordprocessingInk" xmlns:wne="http://schemas.microsoft.com/office/word/2006/wordml" xmlns:wps="http://schemas.microsoft.com/office/word/2010/wordprocessingShape">
@@ -3494,7 +6479,7 @@
           <w:color w:val="000000"/>
           <w:b/>
         </w:rPr>
-        <w:t>4.1 Limitations</w:t>
+        <w:t>7.1 Limitations</w:t>
       </w:r>
     </w:p>
     <w:p xmlns:w="http://schemas.openxmlformats.org/wordprocessingml/2006/main" xmlns:wpc="http://schemas.microsoft.com/office/word/2010/wordprocessingCanvas" xmlns:mo="http://schemas.microsoft.com/office/mac/office/2008/main" xmlns:mc="http://schemas.openxmlformats.org/markup-compatibility/2006" xmlns:mv="urn:schemas-microsoft-com:mac:vml" xmlns:o="urn:schemas-microsoft-com:office:office" xmlns:r="http://schemas.openxmlformats.org/officeDocument/2006/relationships" xmlns:m="http://schemas.openxmlformats.org/officeDocument/2006/math" xmlns:v="urn:schemas-microsoft-com:vml" xmlns:wp14="http://schemas.microsoft.com/office/word/2010/wordprocessingDrawing" xmlns:wp="http://schemas.openxmlformats.org/drawingml/2006/wordprocessingDrawing" xmlns:w10="urn:schemas-microsoft-com:office:word" xmlns:w14="http://schemas.microsoft.com/office/word/2010/wordml" xmlns:wpg="http://schemas.microsoft.com/office/word/2010/wordprocessingGroup" xmlns:wpi="http://schemas.microsoft.com/office/word/2010/wordprocessingInk" xmlns:wne="http://schemas.microsoft.com/office/word/2006/wordml" xmlns:wps="http://schemas.microsoft.com/office/word/2010/wordprocessingShape">
@@ -3590,7 +6575,7 @@
           <w:color w:val="000000"/>
           <w:b/>
         </w:rPr>
-        <w:t>4.2 Conclusion</w:t>
+        <w:t>7.2 Findings</w:t>
       </w:r>
     </w:p>
     <w:p xmlns:w="http://schemas.openxmlformats.org/wordprocessingml/2006/main" xmlns:wpc="http://schemas.microsoft.com/office/word/2010/wordprocessingCanvas" xmlns:mo="http://schemas.microsoft.com/office/mac/office/2008/main" xmlns:mc="http://schemas.openxmlformats.org/markup-compatibility/2006" xmlns:mv="urn:schemas-microsoft-com:mac:vml" xmlns:o="urn:schemas-microsoft-com:office:office" xmlns:r="http://schemas.openxmlformats.org/officeDocument/2006/relationships" xmlns:m="http://schemas.openxmlformats.org/officeDocument/2006/math" xmlns:v="urn:schemas-microsoft-com:vml" xmlns:wp14="http://schemas.microsoft.com/office/word/2010/wordprocessingDrawing" xmlns:wp="http://schemas.openxmlformats.org/drawingml/2006/wordprocessingDrawing" xmlns:w10="urn:schemas-microsoft-com:office:word" xmlns:w14="http://schemas.microsoft.com/office/word/2010/wordml" xmlns:wpg="http://schemas.microsoft.com/office/word/2010/wordprocessingGroup" xmlns:wpi="http://schemas.microsoft.com/office/word/2010/wordprocessingInk" xmlns:wne="http://schemas.microsoft.com/office/word/2006/wordml" xmlns:wps="http://schemas.microsoft.com/office/word/2010/wordprocessingShape">
@@ -3626,245 +6611,7 @@
           <w:color w:val="000000"/>
           <w:b/>
         </w:rPr>
-        <w:t>5 Selected Source Code</w:t>
-      </w:r>
-    </w:p>
-    <w:p xmlns:w="http://schemas.openxmlformats.org/wordprocessingml/2006/main" xmlns:wpc="http://schemas.microsoft.com/office/word/2010/wordprocessingCanvas" xmlns:mo="http://schemas.microsoft.com/office/mac/office/2008/main" xmlns:mc="http://schemas.openxmlformats.org/markup-compatibility/2006" xmlns:mv="urn:schemas-microsoft-com:mac:vml" xmlns:o="urn:schemas-microsoft-com:office:office" xmlns:r="http://schemas.openxmlformats.org/officeDocument/2006/relationships" xmlns:m="http://schemas.openxmlformats.org/officeDocument/2006/math" xmlns:v="urn:schemas-microsoft-com:vml" xmlns:wp14="http://schemas.microsoft.com/office/word/2010/wordprocessingDrawing" xmlns:wp="http://schemas.openxmlformats.org/drawingml/2006/wordprocessingDrawing" xmlns:w10="urn:schemas-microsoft-com:office:word" xmlns:w14="http://schemas.microsoft.com/office/word/2010/wordml" xmlns:wpg="http://schemas.microsoft.com/office/word/2010/wordprocessingGroup" xmlns:wpi="http://schemas.microsoft.com/office/word/2010/wordprocessingInk" xmlns:wne="http://schemas.microsoft.com/office/word/2006/wordml" xmlns:wps="http://schemas.microsoft.com/office/word/2010/wordprocessingShape">
-      <w:pPr>
-        <w:spacing w:after="100"/>
-      </w:pPr>
-      <w:r>
-        <w:rPr>
-          <w:rFonts w:ascii="Times New Roman" w:hAnsi="Times New Roman"/>
-          <w:b/>
-          <w:sz w:val="24"/>
-          <w:color w:val="000000"/>
-        </w:rPr>
-        <w:t>Main ALS training and error calculation</w:t>
-      </w:r>
-    </w:p>
-    <w:p xmlns:w="http://schemas.openxmlformats.org/wordprocessingml/2006/main" xmlns:wpc="http://schemas.microsoft.com/office/word/2010/wordprocessingCanvas" xmlns:mo="http://schemas.microsoft.com/office/mac/office/2008/main" xmlns:mc="http://schemas.openxmlformats.org/markup-compatibility/2006" xmlns:mv="urn:schemas-microsoft-com:mac:vml" xmlns:o="urn:schemas-microsoft-com:office:office" xmlns:r="http://schemas.openxmlformats.org/officeDocument/2006/relationships" xmlns:m="http://schemas.openxmlformats.org/officeDocument/2006/math" xmlns:v="urn:schemas-microsoft-com:vml" xmlns:wp14="http://schemas.microsoft.com/office/word/2010/wordprocessingDrawing" xmlns:wp="http://schemas.openxmlformats.org/drawingml/2006/wordprocessingDrawing" xmlns:w10="urn:schemas-microsoft-com:office:word" xmlns:w14="http://schemas.microsoft.com/office/word/2010/wordml" xmlns:wpg="http://schemas.microsoft.com/office/word/2010/wordprocessingGroup" xmlns:wpi="http://schemas.microsoft.com/office/word/2010/wordprocessingInk" xmlns:wne="http://schemas.microsoft.com/office/word/2006/wordml" xmlns:wps="http://schemas.microsoft.com/office/word/2010/wordprocessingShape">
-      <w:pPr>
-        <w:keepLines/>
-        <w:spacing w:after="0" w:line="230" w:lineRule="exact"/>
-      </w:pPr>
-      <w:r>
-        <w:rPr>
-          <w:rFonts w:ascii="Consolas" w:hAnsi="Consolas"/>
-          <w:sz w:val="20"/>
-          <w:color w:val="000000"/>
-        </w:rPr>
-        <w:t>ALS als = new ALS().setUserCol("userId")</w:t>
-      </w:r>
-    </w:p>
-    <w:p xmlns:w="http://schemas.openxmlformats.org/wordprocessingml/2006/main" xmlns:wpc="http://schemas.microsoft.com/office/word/2010/wordprocessingCanvas" xmlns:mo="http://schemas.microsoft.com/office/mac/office/2008/main" xmlns:mc="http://schemas.openxmlformats.org/markup-compatibility/2006" xmlns:mv="urn:schemas-microsoft-com:mac:vml" xmlns:o="urn:schemas-microsoft-com:office:office" xmlns:r="http://schemas.openxmlformats.org/officeDocument/2006/relationships" xmlns:m="http://schemas.openxmlformats.org/officeDocument/2006/math" xmlns:v="urn:schemas-microsoft-com:vml" xmlns:wp14="http://schemas.microsoft.com/office/word/2010/wordprocessingDrawing" xmlns:wp="http://schemas.openxmlformats.org/drawingml/2006/wordprocessingDrawing" xmlns:w10="urn:schemas-microsoft-com:office:word" xmlns:w14="http://schemas.microsoft.com/office/word/2010/wordml" xmlns:wpg="http://schemas.microsoft.com/office/word/2010/wordprocessingGroup" xmlns:wpi="http://schemas.microsoft.com/office/word/2010/wordprocessingInk" xmlns:wne="http://schemas.microsoft.com/office/word/2006/wordml" xmlns:wps="http://schemas.microsoft.com/office/word/2010/wordprocessingShape">
-      <w:pPr>
-        <w:keepLines/>
-        <w:spacing w:after="0" w:line="230" w:lineRule="exact"/>
-      </w:pPr>
-      <w:r>
-        <w:rPr>
-          <w:rFonts w:ascii="Consolas" w:hAnsi="Consolas"/>
-          <w:sz w:val="20"/>
-          <w:color w:val="000000"/>
-        </w:rPr>
-        <w:t xml:space="preserve">    .setItemCol("movieId").setRatingCol("rating")</w:t>
-      </w:r>
-    </w:p>
-    <w:p xmlns:w="http://schemas.openxmlformats.org/wordprocessingml/2006/main" xmlns:wpc="http://schemas.microsoft.com/office/word/2010/wordprocessingCanvas" xmlns:mo="http://schemas.microsoft.com/office/mac/office/2008/main" xmlns:mc="http://schemas.openxmlformats.org/markup-compatibility/2006" xmlns:mv="urn:schemas-microsoft-com:mac:vml" xmlns:o="urn:schemas-microsoft-com:office:office" xmlns:r="http://schemas.openxmlformats.org/officeDocument/2006/relationships" xmlns:m="http://schemas.openxmlformats.org/officeDocument/2006/math" xmlns:v="urn:schemas-microsoft-com:vml" xmlns:wp14="http://schemas.microsoft.com/office/word/2010/wordprocessingDrawing" xmlns:wp="http://schemas.openxmlformats.org/drawingml/2006/wordprocessingDrawing" xmlns:w10="urn:schemas-microsoft-com:office:word" xmlns:w14="http://schemas.microsoft.com/office/word/2010/wordml" xmlns:wpg="http://schemas.microsoft.com/office/word/2010/wordprocessingGroup" xmlns:wpi="http://schemas.microsoft.com/office/word/2010/wordprocessingInk" xmlns:wne="http://schemas.microsoft.com/office/word/2006/wordml" xmlns:wps="http://schemas.microsoft.com/office/word/2010/wordprocessingShape">
-      <w:pPr>
-        <w:keepLines/>
-        <w:spacing w:after="0" w:line="230" w:lineRule="exact"/>
-      </w:pPr>
-      <w:r>
-        <w:rPr>
-          <w:rFonts w:ascii="Consolas" w:hAnsi="Consolas"/>
-          <w:sz w:val="20"/>
-          <w:color w:val="000000"/>
-        </w:rPr>
-        <w:t xml:space="preserve">    .setRank(rank).setMaxIter(iterations)</w:t>
-      </w:r>
-    </w:p>
-    <w:p xmlns:w="http://schemas.openxmlformats.org/wordprocessingml/2006/main" xmlns:wpc="http://schemas.microsoft.com/office/word/2010/wordprocessingCanvas" xmlns:mo="http://schemas.microsoft.com/office/mac/office/2008/main" xmlns:mc="http://schemas.openxmlformats.org/markup-compatibility/2006" xmlns:mv="urn:schemas-microsoft-com:mac:vml" xmlns:o="urn:schemas-microsoft-com:office:office" xmlns:r="http://schemas.openxmlformats.org/officeDocument/2006/relationships" xmlns:m="http://schemas.openxmlformats.org/officeDocument/2006/math" xmlns:v="urn:schemas-microsoft-com:vml" xmlns:wp14="http://schemas.microsoft.com/office/word/2010/wordprocessingDrawing" xmlns:wp="http://schemas.openxmlformats.org/drawingml/2006/wordprocessingDrawing" xmlns:w10="urn:schemas-microsoft-com:office:word" xmlns:w14="http://schemas.microsoft.com/office/word/2010/wordml" xmlns:wpg="http://schemas.microsoft.com/office/word/2010/wordprocessingGroup" xmlns:wpi="http://schemas.microsoft.com/office/word/2010/wordprocessingInk" xmlns:wne="http://schemas.microsoft.com/office/word/2006/wordml" xmlns:wps="http://schemas.microsoft.com/office/word/2010/wordprocessingShape">
-      <w:pPr>
-        <w:keepLines/>
-        <w:spacing w:after="0" w:line="230" w:lineRule="exact"/>
-      </w:pPr>
-      <w:r>
-        <w:rPr>
-          <w:rFonts w:ascii="Consolas" w:hAnsi="Consolas"/>
-          <w:sz w:val="20"/>
-          <w:color w:val="000000"/>
-        </w:rPr>
-        <w:t xml:space="preserve">    .setRegParam(regularization).setSeed(42L)</w:t>
-      </w:r>
-    </w:p>
-    <w:p xmlns:w="http://schemas.openxmlformats.org/wordprocessingml/2006/main" xmlns:wpc="http://schemas.microsoft.com/office/word/2010/wordprocessingCanvas" xmlns:mo="http://schemas.microsoft.com/office/mac/office/2008/main" xmlns:mc="http://schemas.openxmlformats.org/markup-compatibility/2006" xmlns:mv="urn:schemas-microsoft-com:mac:vml" xmlns:o="urn:schemas-microsoft-com:office:office" xmlns:r="http://schemas.openxmlformats.org/officeDocument/2006/relationships" xmlns:m="http://schemas.openxmlformats.org/officeDocument/2006/math" xmlns:v="urn:schemas-microsoft-com:vml" xmlns:wp14="http://schemas.microsoft.com/office/word/2010/wordprocessingDrawing" xmlns:wp="http://schemas.openxmlformats.org/drawingml/2006/wordprocessingDrawing" xmlns:w10="urn:schemas-microsoft-com:office:word" xmlns:w14="http://schemas.microsoft.com/office/word/2010/wordml" xmlns:wpg="http://schemas.microsoft.com/office/word/2010/wordprocessingGroup" xmlns:wpi="http://schemas.microsoft.com/office/word/2010/wordprocessingInk" xmlns:wne="http://schemas.microsoft.com/office/word/2006/wordml" xmlns:wps="http://schemas.microsoft.com/office/word/2010/wordprocessingShape">
-      <w:pPr>
-        <w:keepLines/>
-        <w:spacing w:after="0" w:line="230" w:lineRule="exact"/>
-      </w:pPr>
-      <w:r>
-        <w:rPr>
-          <w:rFonts w:ascii="Consolas" w:hAnsi="Consolas"/>
-          <w:sz w:val="20"/>
-          <w:color w:val="000000"/>
-        </w:rPr>
-        <w:t xml:space="preserve">    .setNumUserBlocks(4).setNumItemBlocks(4)</w:t>
-      </w:r>
-    </w:p>
-    <w:p xmlns:w="http://schemas.openxmlformats.org/wordprocessingml/2006/main" xmlns:wpc="http://schemas.microsoft.com/office/word/2010/wordprocessingCanvas" xmlns:mo="http://schemas.microsoft.com/office/mac/office/2008/main" xmlns:mc="http://schemas.openxmlformats.org/markup-compatibility/2006" xmlns:mv="urn:schemas-microsoft-com:mac:vml" xmlns:o="urn:schemas-microsoft-com:office:office" xmlns:r="http://schemas.openxmlformats.org/officeDocument/2006/relationships" xmlns:m="http://schemas.openxmlformats.org/officeDocument/2006/math" xmlns:v="urn:schemas-microsoft-com:vml" xmlns:wp14="http://schemas.microsoft.com/office/word/2010/wordprocessingDrawing" xmlns:wp="http://schemas.openxmlformats.org/drawingml/2006/wordprocessingDrawing" xmlns:w10="urn:schemas-microsoft-com:office:word" xmlns:w14="http://schemas.microsoft.com/office/word/2010/wordml" xmlns:wpg="http://schemas.microsoft.com/office/word/2010/wordprocessingGroup" xmlns:wpi="http://schemas.microsoft.com/office/word/2010/wordprocessingInk" xmlns:wne="http://schemas.microsoft.com/office/word/2006/wordml" xmlns:wps="http://schemas.microsoft.com/office/word/2010/wordprocessingShape">
-      <w:pPr>
-        <w:keepLines/>
-        <w:spacing w:after="0" w:line="230" w:lineRule="exact"/>
-      </w:pPr>
-      <w:r>
-        <w:rPr>
-          <w:rFonts w:ascii="Consolas" w:hAnsi="Consolas"/>
-          <w:sz w:val="20"/>
-          <w:color w:val="000000"/>
-        </w:rPr>
-        <w:t xml:space="preserve">    .setColdStartStrategy("drop").setImplicitPrefs(false);</w:t>
-      </w:r>
-    </w:p>
-    <w:p xmlns:w="http://schemas.openxmlformats.org/wordprocessingml/2006/main" xmlns:wpc="http://schemas.microsoft.com/office/word/2010/wordprocessingCanvas" xmlns:mo="http://schemas.microsoft.com/office/mac/office/2008/main" xmlns:mc="http://schemas.openxmlformats.org/markup-compatibility/2006" xmlns:mv="urn:schemas-microsoft-com:mac:vml" xmlns:o="urn:schemas-microsoft-com:office:office" xmlns:r="http://schemas.openxmlformats.org/officeDocument/2006/relationships" xmlns:m="http://schemas.openxmlformats.org/officeDocument/2006/math" xmlns:v="urn:schemas-microsoft-com:vml" xmlns:wp14="http://schemas.microsoft.com/office/word/2010/wordprocessingDrawing" xmlns:wp="http://schemas.openxmlformats.org/drawingml/2006/wordprocessingDrawing" xmlns:w10="urn:schemas-microsoft-com:office:word" xmlns:w14="http://schemas.microsoft.com/office/word/2010/wordml" xmlns:wpg="http://schemas.microsoft.com/office/word/2010/wordprocessingGroup" xmlns:wpi="http://schemas.microsoft.com/office/word/2010/wordprocessingInk" xmlns:wne="http://schemas.microsoft.com/office/word/2006/wordml" xmlns:wps="http://schemas.microsoft.com/office/word/2010/wordprocessingShape">
-      <w:pPr>
-        <w:keepLines/>
-        <w:spacing w:after="0" w:line="230" w:lineRule="exact"/>
-      </w:pPr>
-      <w:r>
-        <w:rPr>
-          <w:rFonts w:ascii="Consolas" w:hAnsi="Consolas"/>
-          <w:sz w:val="20"/>
-          <w:color w:val="000000"/>
-        </w:rPr>
-        <w:t>ALSModel evalModel = als.fit(train);</w:t>
-      </w:r>
-    </w:p>
-    <w:p xmlns:w="http://schemas.openxmlformats.org/wordprocessingml/2006/main" xmlns:wpc="http://schemas.microsoft.com/office/word/2010/wordprocessingCanvas" xmlns:mo="http://schemas.microsoft.com/office/mac/office/2008/main" xmlns:mc="http://schemas.openxmlformats.org/markup-compatibility/2006" xmlns:mv="urn:schemas-microsoft-com:mac:vml" xmlns:o="urn:schemas-microsoft-com:office:office" xmlns:r="http://schemas.openxmlformats.org/officeDocument/2006/relationships" xmlns:m="http://schemas.openxmlformats.org/officeDocument/2006/math" xmlns:v="urn:schemas-microsoft-com:vml" xmlns:wp14="http://schemas.microsoft.com/office/word/2010/wordprocessingDrawing" xmlns:wp="http://schemas.openxmlformats.org/drawingml/2006/wordprocessingDrawing" xmlns:w10="urn:schemas-microsoft-com:office:word" xmlns:w14="http://schemas.microsoft.com/office/word/2010/wordml" xmlns:wpg="http://schemas.microsoft.com/office/word/2010/wordprocessingGroup" xmlns:wpi="http://schemas.microsoft.com/office/word/2010/wordprocessingInk" xmlns:wne="http://schemas.microsoft.com/office/word/2006/wordml" xmlns:wps="http://schemas.microsoft.com/office/word/2010/wordprocessingShape">
-      <w:pPr>
-        <w:keepLines/>
-        <w:spacing w:after="0" w:line="230" w:lineRule="exact"/>
-      </w:pPr>
-      <w:r>
-        <w:rPr>
-          <w:rFonts w:ascii="Consolas" w:hAnsi="Consolas"/>
-          <w:sz w:val="20"/>
-          <w:color w:val="000000"/>
-        </w:rPr>
-        <w:t>Dataset&lt;Row&gt; predictions = evalModel.transform(test)</w:t>
-      </w:r>
-    </w:p>
-    <w:p xmlns:w="http://schemas.openxmlformats.org/wordprocessingml/2006/main" xmlns:wpc="http://schemas.microsoft.com/office/word/2010/wordprocessingCanvas" xmlns:mo="http://schemas.microsoft.com/office/mac/office/2008/main" xmlns:mc="http://schemas.openxmlformats.org/markup-compatibility/2006" xmlns:mv="urn:schemas-microsoft-com:mac:vml" xmlns:o="urn:schemas-microsoft-com:office:office" xmlns:r="http://schemas.openxmlformats.org/officeDocument/2006/relationships" xmlns:m="http://schemas.openxmlformats.org/officeDocument/2006/math" xmlns:v="urn:schemas-microsoft-com:vml" xmlns:wp14="http://schemas.microsoft.com/office/word/2010/wordprocessingDrawing" xmlns:wp="http://schemas.openxmlformats.org/drawingml/2006/wordprocessingDrawing" xmlns:w10="urn:schemas-microsoft-com:office:word" xmlns:w14="http://schemas.microsoft.com/office/word/2010/wordml" xmlns:wpg="http://schemas.microsoft.com/office/word/2010/wordprocessingGroup" xmlns:wpi="http://schemas.microsoft.com/office/word/2010/wordprocessingInk" xmlns:wne="http://schemas.microsoft.com/office/word/2006/wordml" xmlns:wps="http://schemas.microsoft.com/office/word/2010/wordprocessingShape">
-      <w:pPr>
-        <w:keepLines/>
-        <w:spacing w:after="0" w:line="230" w:lineRule="exact"/>
-      </w:pPr>
-      <w:r>
-        <w:rPr>
-          <w:rFonts w:ascii="Consolas" w:hAnsi="Consolas"/>
-          <w:sz w:val="20"/>
-          <w:color w:val="000000"/>
-        </w:rPr>
-        <w:t xml:space="preserve">    .persist(StorageLevel.MEMORY_AND_DISK());</w:t>
-      </w:r>
-    </w:p>
-    <w:p xmlns:w="http://schemas.openxmlformats.org/wordprocessingml/2006/main" xmlns:wpc="http://schemas.microsoft.com/office/word/2010/wordprocessingCanvas" xmlns:mo="http://schemas.microsoft.com/office/mac/office/2008/main" xmlns:mc="http://schemas.openxmlformats.org/markup-compatibility/2006" xmlns:mv="urn:schemas-microsoft-com:mac:vml" xmlns:o="urn:schemas-microsoft-com:office:office" xmlns:r="http://schemas.openxmlformats.org/officeDocument/2006/relationships" xmlns:m="http://schemas.openxmlformats.org/officeDocument/2006/math" xmlns:v="urn:schemas-microsoft-com:vml" xmlns:wp14="http://schemas.microsoft.com/office/word/2010/wordprocessingDrawing" xmlns:wp="http://schemas.openxmlformats.org/drawingml/2006/wordprocessingDrawing" xmlns:w10="urn:schemas-microsoft-com:office:word" xmlns:w14="http://schemas.microsoft.com/office/word/2010/wordml" xmlns:wpg="http://schemas.microsoft.com/office/word/2010/wordprocessingGroup" xmlns:wpi="http://schemas.microsoft.com/office/word/2010/wordprocessingInk" xmlns:wne="http://schemas.microsoft.com/office/word/2006/wordml" xmlns:wps="http://schemas.microsoft.com/office/word/2010/wordprocessingShape">
-      <w:pPr>
-        <w:keepLines/>
-        <w:spacing w:after="0" w:line="230" w:lineRule="exact"/>
-      </w:pPr>
-      <w:r>
-        <w:rPr>
-          <w:rFonts w:ascii="Consolas" w:hAnsi="Consolas"/>
-          <w:sz w:val="20"/>
-          <w:color w:val="000000"/>
-        </w:rPr>
-        <w:t>long scored = predictions.count();</w:t>
-      </w:r>
-    </w:p>
-    <w:p xmlns:w="http://schemas.openxmlformats.org/wordprocessingml/2006/main" xmlns:wpc="http://schemas.microsoft.com/office/word/2010/wordprocessingCanvas" xmlns:mo="http://schemas.microsoft.com/office/mac/office/2008/main" xmlns:mc="http://schemas.openxmlformats.org/markup-compatibility/2006" xmlns:mv="urn:schemas-microsoft-com:mac:vml" xmlns:o="urn:schemas-microsoft-com:office:office" xmlns:r="http://schemas.openxmlformats.org/officeDocument/2006/relationships" xmlns:m="http://schemas.openxmlformats.org/officeDocument/2006/math" xmlns:v="urn:schemas-microsoft-com:vml" xmlns:wp14="http://schemas.microsoft.com/office/word/2010/wordprocessingDrawing" xmlns:wp="http://schemas.openxmlformats.org/drawingml/2006/wordprocessingDrawing" xmlns:w10="urn:schemas-microsoft-com:office:word" xmlns:w14="http://schemas.microsoft.com/office/word/2010/wordml" xmlns:wpg="http://schemas.microsoft.com/office/word/2010/wordprocessingGroup" xmlns:wpi="http://schemas.microsoft.com/office/word/2010/wordprocessingInk" xmlns:wne="http://schemas.microsoft.com/office/word/2006/wordml" xmlns:wps="http://schemas.microsoft.com/office/word/2010/wordprocessingShape">
-      <w:pPr>
-        <w:keepLines/>
-        <w:spacing w:after="0" w:line="230" w:lineRule="exact"/>
-      </w:pPr>
-      <w:r>
-        <w:rPr>
-          <w:rFonts w:ascii="Consolas" w:hAnsi="Consolas"/>
-          <w:sz w:val="20"/>
-          <w:color w:val="000000"/>
-        </w:rPr>
-        <w:t>RegressionEvaluator evaluator = new RegressionEvaluator()</w:t>
-      </w:r>
-    </w:p>
-    <w:p xmlns:w="http://schemas.openxmlformats.org/wordprocessingml/2006/main" xmlns:wpc="http://schemas.microsoft.com/office/word/2010/wordprocessingCanvas" xmlns:mo="http://schemas.microsoft.com/office/mac/office/2008/main" xmlns:mc="http://schemas.openxmlformats.org/markup-compatibility/2006" xmlns:mv="urn:schemas-microsoft-com:mac:vml" xmlns:o="urn:schemas-microsoft-com:office:office" xmlns:r="http://schemas.openxmlformats.org/officeDocument/2006/relationships" xmlns:m="http://schemas.openxmlformats.org/officeDocument/2006/math" xmlns:v="urn:schemas-microsoft-com:vml" xmlns:wp14="http://schemas.microsoft.com/office/word/2010/wordprocessingDrawing" xmlns:wp="http://schemas.openxmlformats.org/drawingml/2006/wordprocessingDrawing" xmlns:w10="urn:schemas-microsoft-com:office:word" xmlns:w14="http://schemas.microsoft.com/office/word/2010/wordml" xmlns:wpg="http://schemas.microsoft.com/office/word/2010/wordprocessingGroup" xmlns:wpi="http://schemas.microsoft.com/office/word/2010/wordprocessingInk" xmlns:wne="http://schemas.microsoft.com/office/word/2006/wordml" xmlns:wps="http://schemas.microsoft.com/office/word/2010/wordprocessingShape">
-      <w:pPr>
-        <w:keepLines/>
-        <w:spacing w:after="0" w:line="230" w:lineRule="exact"/>
-      </w:pPr>
-      <w:r>
-        <w:rPr>
-          <w:rFonts w:ascii="Consolas" w:hAnsi="Consolas"/>
-          <w:sz w:val="20"/>
-          <w:color w:val="000000"/>
-        </w:rPr>
-        <w:t xml:space="preserve">    .setLabelCol("rating").setPredictionCol("prediction");</w:t>
-      </w:r>
-    </w:p>
-    <w:p xmlns:w="http://schemas.openxmlformats.org/wordprocessingml/2006/main" xmlns:wpc="http://schemas.microsoft.com/office/word/2010/wordprocessingCanvas" xmlns:mo="http://schemas.microsoft.com/office/mac/office/2008/main" xmlns:mc="http://schemas.openxmlformats.org/markup-compatibility/2006" xmlns:mv="urn:schemas-microsoft-com:mac:vml" xmlns:o="urn:schemas-microsoft-com:office:office" xmlns:r="http://schemas.openxmlformats.org/officeDocument/2006/relationships" xmlns:m="http://schemas.openxmlformats.org/officeDocument/2006/math" xmlns:v="urn:schemas-microsoft-com:vml" xmlns:wp14="http://schemas.microsoft.com/office/word/2010/wordprocessingDrawing" xmlns:wp="http://schemas.openxmlformats.org/drawingml/2006/wordprocessingDrawing" xmlns:w10="urn:schemas-microsoft-com:office:word" xmlns:w14="http://schemas.microsoft.com/office/word/2010/wordml" xmlns:wpg="http://schemas.microsoft.com/office/word/2010/wordprocessingGroup" xmlns:wpi="http://schemas.microsoft.com/office/word/2010/wordprocessingInk" xmlns:wne="http://schemas.microsoft.com/office/word/2006/wordml" xmlns:wps="http://schemas.microsoft.com/office/word/2010/wordprocessingShape">
-      <w:pPr>
-        <w:keepLines/>
-        <w:spacing w:after="0" w:line="230" w:lineRule="exact"/>
-      </w:pPr>
-      <w:r>
-        <w:rPr>
-          <w:rFonts w:ascii="Consolas" w:hAnsi="Consolas"/>
-          <w:sz w:val="20"/>
-          <w:color w:val="000000"/>
-        </w:rPr>
-        <w:t>double rmse = evaluator.setMetricName("rmse")</w:t>
-      </w:r>
-    </w:p>
-    <w:p xmlns:w="http://schemas.openxmlformats.org/wordprocessingml/2006/main" xmlns:wpc="http://schemas.microsoft.com/office/word/2010/wordprocessingCanvas" xmlns:mo="http://schemas.microsoft.com/office/mac/office/2008/main" xmlns:mc="http://schemas.openxmlformats.org/markup-compatibility/2006" xmlns:mv="urn:schemas-microsoft-com:mac:vml" xmlns:o="urn:schemas-microsoft-com:office:office" xmlns:r="http://schemas.openxmlformats.org/officeDocument/2006/relationships" xmlns:m="http://schemas.openxmlformats.org/officeDocument/2006/math" xmlns:v="urn:schemas-microsoft-com:vml" xmlns:wp14="http://schemas.microsoft.com/office/word/2010/wordprocessingDrawing" xmlns:wp="http://schemas.openxmlformats.org/drawingml/2006/wordprocessingDrawing" xmlns:w10="urn:schemas-microsoft-com:office:word" xmlns:w14="http://schemas.microsoft.com/office/word/2010/wordml" xmlns:wpg="http://schemas.microsoft.com/office/word/2010/wordprocessingGroup" xmlns:wpi="http://schemas.microsoft.com/office/word/2010/wordprocessingInk" xmlns:wne="http://schemas.microsoft.com/office/word/2006/wordml" xmlns:wps="http://schemas.microsoft.com/office/word/2010/wordprocessingShape">
-      <w:pPr>
-        <w:keepLines/>
-        <w:spacing w:after="0" w:line="230" w:lineRule="exact"/>
-      </w:pPr>
-      <w:r>
-        <w:rPr>
-          <w:rFonts w:ascii="Consolas" w:hAnsi="Consolas"/>
-          <w:sz w:val="20"/>
-          <w:color w:val="000000"/>
-        </w:rPr>
-        <w:t xml:space="preserve">    .evaluate(predictions);</w:t>
-      </w:r>
-    </w:p>
-    <w:p xmlns:w="http://schemas.openxmlformats.org/wordprocessingml/2006/main" xmlns:wpc="http://schemas.microsoft.com/office/word/2010/wordprocessingCanvas" xmlns:mo="http://schemas.microsoft.com/office/mac/office/2008/main" xmlns:mc="http://schemas.openxmlformats.org/markup-compatibility/2006" xmlns:mv="urn:schemas-microsoft-com:mac:vml" xmlns:o="urn:schemas-microsoft-com:office:office" xmlns:r="http://schemas.openxmlformats.org/officeDocument/2006/relationships" xmlns:m="http://schemas.openxmlformats.org/officeDocument/2006/math" xmlns:v="urn:schemas-microsoft-com:vml" xmlns:wp14="http://schemas.microsoft.com/office/word/2010/wordprocessingDrawing" xmlns:wp="http://schemas.openxmlformats.org/drawingml/2006/wordprocessingDrawing" xmlns:w10="urn:schemas-microsoft-com:office:word" xmlns:w14="http://schemas.microsoft.com/office/word/2010/wordml" xmlns:wpg="http://schemas.microsoft.com/office/word/2010/wordprocessingGroup" xmlns:wpi="http://schemas.microsoft.com/office/word/2010/wordprocessingInk" xmlns:wne="http://schemas.microsoft.com/office/word/2006/wordml" xmlns:wps="http://schemas.microsoft.com/office/word/2010/wordprocessingShape">
-      <w:pPr>
-        <w:keepLines/>
-        <w:spacing w:after="0" w:line="230" w:lineRule="exact"/>
-      </w:pPr>
-      <w:r>
-        <w:rPr>
-          <w:rFonts w:ascii="Consolas" w:hAnsi="Consolas"/>
-          <w:sz w:val="20"/>
-          <w:color w:val="000000"/>
-        </w:rPr>
-        <w:t>double mae = evaluator.setMetricName("mae")</w:t>
-      </w:r>
-    </w:p>
-    <w:p xmlns:w="http://schemas.openxmlformats.org/wordprocessingml/2006/main" xmlns:wpc="http://schemas.microsoft.com/office/word/2010/wordprocessingCanvas" xmlns:mo="http://schemas.microsoft.com/office/mac/office/2008/main" xmlns:mc="http://schemas.openxmlformats.org/markup-compatibility/2006" xmlns:mv="urn:schemas-microsoft-com:mac:vml" xmlns:o="urn:schemas-microsoft-com:office:office" xmlns:r="http://schemas.openxmlformats.org/officeDocument/2006/relationships" xmlns:m="http://schemas.openxmlformats.org/officeDocument/2006/math" xmlns:v="urn:schemas-microsoft-com:vml" xmlns:wp14="http://schemas.microsoft.com/office/word/2010/wordprocessingDrawing" xmlns:wp="http://schemas.openxmlformats.org/drawingml/2006/wordprocessingDrawing" xmlns:w10="urn:schemas-microsoft-com:office:word" xmlns:w14="http://schemas.microsoft.com/office/word/2010/wordml" xmlns:wpg="http://schemas.microsoft.com/office/word/2010/wordprocessingGroup" xmlns:wpi="http://schemas.microsoft.com/office/word/2010/wordprocessingInk" xmlns:wne="http://schemas.microsoft.com/office/word/2006/wordml" xmlns:wps="http://schemas.microsoft.com/office/word/2010/wordprocessingShape">
-      <w:pPr>
-        <w:keepLines/>
-        <w:spacing w:after="0" w:line="230" w:lineRule="exact"/>
-      </w:pPr>
-      <w:r>
-        <w:rPr>
-          <w:rFonts w:ascii="Consolas" w:hAnsi="Consolas"/>
-          <w:sz w:val="20"/>
-          <w:color w:val="000000"/>
-        </w:rPr>
-        <w:t xml:space="preserve">    .evaluate(predictions);</w:t>
+        <w:t>8 Testing and Evaluation Details</w:t>
       </w:r>
     </w:p>
     <w:p xmlns:w="http://schemas.openxmlformats.org/wordprocessingml/2006/main" xmlns:wpc="http://schemas.microsoft.com/office/word/2010/wordprocessingCanvas" xmlns:mo="http://schemas.microsoft.com/office/mac/office/2008/main" xmlns:mc="http://schemas.openxmlformats.org/markup-compatibility/2006" xmlns:mv="urn:schemas-microsoft-com:mac:vml" xmlns:o="urn:schemas-microsoft-com:office:office" xmlns:r="http://schemas.openxmlformats.org/officeDocument/2006/relationships" xmlns:m="http://schemas.openxmlformats.org/officeDocument/2006/math" xmlns:v="urn:schemas-microsoft-com:vml" xmlns:wp14="http://schemas.microsoft.com/office/word/2010/wordprocessingDrawing" xmlns:wp="http://schemas.openxmlformats.org/drawingml/2006/wordprocessingDrawing" xmlns:w10="urn:schemas-microsoft-com:office:word" xmlns:w14="http://schemas.microsoft.com/office/word/2010/wordml" xmlns:wpg="http://schemas.microsoft.com/office/word/2010/wordprocessingGroup" xmlns:wpi="http://schemas.microsoft.com/office/word/2010/wordprocessingInk" xmlns:wne="http://schemas.microsoft.com/office/word/2006/wordml" xmlns:wps="http://schemas.microsoft.com/office/word/2010/wordprocessingShape">
@@ -3880,231 +6627,1016 @@
           <w:color w:val="000000"/>
           <w:b/>
         </w:rPr>
-        <w:t>5.1 New User Calculation</w:t>
-      </w:r>
-    </w:p>
-    <w:p xmlns:w="http://schemas.openxmlformats.org/wordprocessingml/2006/main" xmlns:wpc="http://schemas.microsoft.com/office/word/2010/wordprocessingCanvas" xmlns:mo="http://schemas.microsoft.com/office/mac/office/2008/main" xmlns:mc="http://schemas.openxmlformats.org/markup-compatibility/2006" xmlns:mv="urn:schemas-microsoft-com:mac:vml" xmlns:o="urn:schemas-microsoft-com:office:office" xmlns:r="http://schemas.openxmlformats.org/officeDocument/2006/relationships" xmlns:m="http://schemas.openxmlformats.org/officeDocument/2006/math" xmlns:v="urn:schemas-microsoft-com:vml" xmlns:wp14="http://schemas.microsoft.com/office/word/2010/wordprocessingDrawing" xmlns:wp="http://schemas.openxmlformats.org/drawingml/2006/wordprocessingDrawing" xmlns:w10="urn:schemas-microsoft-com:office:word" xmlns:w14="http://schemas.microsoft.com/office/word/2010/wordml" xmlns:wpg="http://schemas.microsoft.com/office/word/2010/wordprocessingGroup" xmlns:wpi="http://schemas.microsoft.com/office/word/2010/wordprocessingInk" xmlns:wne="http://schemas.microsoft.com/office/word/2006/wordml" xmlns:wps="http://schemas.microsoft.com/office/word/2010/wordprocessingShape">
-      <w:pPr>
-        <w:keepLines/>
-        <w:spacing w:after="0" w:line="230" w:lineRule="exact"/>
-      </w:pPr>
-      <w:r>
-        <w:rPr>
-          <w:rFonts w:ascii="Consolas" w:hAnsi="Consolas"/>
-          <w:sz w:val="20"/>
-          <w:color w:val="000000"/>
-        </w:rPr>
-        <w:t>double[] fitProfile(List&lt;Rating&gt; ratings) {</w:t>
-      </w:r>
-    </w:p>
-    <w:p xmlns:w="http://schemas.openxmlformats.org/wordprocessingml/2006/main" xmlns:wpc="http://schemas.microsoft.com/office/word/2010/wordprocessingCanvas" xmlns:mo="http://schemas.microsoft.com/office/mac/office/2008/main" xmlns:mc="http://schemas.openxmlformats.org/markup-compatibility/2006" xmlns:mv="urn:schemas-microsoft-com:mac:vml" xmlns:o="urn:schemas-microsoft-com:office:office" xmlns:r="http://schemas.openxmlformats.org/officeDocument/2006/relationships" xmlns:m="http://schemas.openxmlformats.org/officeDocument/2006/math" xmlns:v="urn:schemas-microsoft-com:vml" xmlns:wp14="http://schemas.microsoft.com/office/word/2010/wordprocessingDrawing" xmlns:wp="http://schemas.openxmlformats.org/drawingml/2006/wordprocessingDrawing" xmlns:w10="urn:schemas-microsoft-com:office:word" xmlns:w14="http://schemas.microsoft.com/office/word/2010/wordml" xmlns:wpg="http://schemas.microsoft.com/office/word/2010/wordprocessingGroup" xmlns:wpi="http://schemas.microsoft.com/office/word/2010/wordprocessingInk" xmlns:wne="http://schemas.microsoft.com/office/word/2006/wordml" xmlns:wps="http://schemas.microsoft.com/office/word/2010/wordprocessingShape">
-      <w:pPr>
-        <w:keepLines/>
-        <w:spacing w:after="0" w:line="230" w:lineRule="exact"/>
-      </w:pPr>
-      <w:r>
-        <w:rPr>
-          <w:rFonts w:ascii="Consolas" w:hAnsi="Consolas"/>
-          <w:sz w:val="20"/>
-          <w:color w:val="000000"/>
-        </w:rPr>
-        <w:t xml:space="preserve">    int k = model.rank;</w:t>
-      </w:r>
-    </w:p>
-    <w:p xmlns:w="http://schemas.openxmlformats.org/wordprocessingml/2006/main" xmlns:wpc="http://schemas.microsoft.com/office/word/2010/wordprocessingCanvas" xmlns:mo="http://schemas.microsoft.com/office/mac/office/2008/main" xmlns:mc="http://schemas.openxmlformats.org/markup-compatibility/2006" xmlns:mv="urn:schemas-microsoft-com:mac:vml" xmlns:o="urn:schemas-microsoft-com:office:office" xmlns:r="http://schemas.openxmlformats.org/officeDocument/2006/relationships" xmlns:m="http://schemas.openxmlformats.org/officeDocument/2006/math" xmlns:v="urn:schemas-microsoft-com:vml" xmlns:wp14="http://schemas.microsoft.com/office/word/2010/wordprocessingDrawing" xmlns:wp="http://schemas.openxmlformats.org/drawingml/2006/wordprocessingDrawing" xmlns:w10="urn:schemas-microsoft-com:office:word" xmlns:w14="http://schemas.microsoft.com/office/word/2010/wordml" xmlns:wpg="http://schemas.microsoft.com/office/word/2010/wordprocessingGroup" xmlns:wpi="http://schemas.microsoft.com/office/word/2010/wordprocessingInk" xmlns:wne="http://schemas.microsoft.com/office/word/2006/wordml" xmlns:wps="http://schemas.microsoft.com/office/word/2010/wordprocessingShape">
-      <w:pPr>
-        <w:keepLines/>
-        <w:spacing w:after="0" w:line="230" w:lineRule="exact"/>
-      </w:pPr>
-      <w:r>
-        <w:rPr>
-          <w:rFonts w:ascii="Consolas" w:hAnsi="Consolas"/>
-          <w:sz w:val="20"/>
-          <w:color w:val="000000"/>
-        </w:rPr>
-        <w:t xml:space="preserve">    double[][] gram = new double[k][k];</w:t>
-      </w:r>
-    </w:p>
-    <w:p xmlns:w="http://schemas.openxmlformats.org/wordprocessingml/2006/main" xmlns:wpc="http://schemas.microsoft.com/office/word/2010/wordprocessingCanvas" xmlns:mo="http://schemas.microsoft.com/office/mac/office/2008/main" xmlns:mc="http://schemas.openxmlformats.org/markup-compatibility/2006" xmlns:mv="urn:schemas-microsoft-com:mac:vml" xmlns:o="urn:schemas-microsoft-com:office:office" xmlns:r="http://schemas.openxmlformats.org/officeDocument/2006/relationships" xmlns:m="http://schemas.openxmlformats.org/officeDocument/2006/math" xmlns:v="urn:schemas-microsoft-com:vml" xmlns:wp14="http://schemas.microsoft.com/office/word/2010/wordprocessingDrawing" xmlns:wp="http://schemas.openxmlformats.org/drawingml/2006/wordprocessingDrawing" xmlns:w10="urn:schemas-microsoft-com:office:word" xmlns:w14="http://schemas.microsoft.com/office/word/2010/wordml" xmlns:wpg="http://schemas.microsoft.com/office/word/2010/wordprocessingGroup" xmlns:wpi="http://schemas.microsoft.com/office/word/2010/wordprocessingInk" xmlns:wne="http://schemas.microsoft.com/office/word/2006/wordml" xmlns:wps="http://schemas.microsoft.com/office/word/2010/wordprocessingShape">
-      <w:pPr>
-        <w:keepLines/>
-        <w:spacing w:after="0" w:line="230" w:lineRule="exact"/>
-      </w:pPr>
-      <w:r>
-        <w:rPr>
-          <w:rFonts w:ascii="Consolas" w:hAnsi="Consolas"/>
-          <w:sz w:val="20"/>
-          <w:color w:val="000000"/>
-        </w:rPr>
-        <w:t xml:space="preserve">    double[] rhs = new double[k];</w:t>
-      </w:r>
-    </w:p>
-    <w:p xmlns:w="http://schemas.openxmlformats.org/wordprocessingml/2006/main" xmlns:wpc="http://schemas.microsoft.com/office/word/2010/wordprocessingCanvas" xmlns:mo="http://schemas.microsoft.com/office/mac/office/2008/main" xmlns:mc="http://schemas.openxmlformats.org/markup-compatibility/2006" xmlns:mv="urn:schemas-microsoft-com:mac:vml" xmlns:o="urn:schemas-microsoft-com:office:office" xmlns:r="http://schemas.openxmlformats.org/officeDocument/2006/relationships" xmlns:m="http://schemas.openxmlformats.org/officeDocument/2006/math" xmlns:v="urn:schemas-microsoft-com:vml" xmlns:wp14="http://schemas.microsoft.com/office/word/2010/wordprocessingDrawing" xmlns:wp="http://schemas.openxmlformats.org/drawingml/2006/wordprocessingDrawing" xmlns:w10="urn:schemas-microsoft-com:office:word" xmlns:w14="http://schemas.microsoft.com/office/word/2010/wordml" xmlns:wpg="http://schemas.microsoft.com/office/word/2010/wordprocessingGroup" xmlns:wpi="http://schemas.microsoft.com/office/word/2010/wordprocessingInk" xmlns:wne="http://schemas.microsoft.com/office/word/2006/wordml" xmlns:wps="http://schemas.microsoft.com/office/word/2010/wordprocessingShape">
-      <w:pPr>
-        <w:keepLines/>
-        <w:spacing w:after="0" w:line="230" w:lineRule="exact"/>
-      </w:pPr>
-      <w:r>
-        <w:rPr>
-          <w:rFonts w:ascii="Consolas" w:hAnsi="Consolas"/>
-          <w:sz w:val="20"/>
-          <w:color w:val="000000"/>
-        </w:rPr>
-        <w:t xml:space="preserve">    for (Rating r : ratings) {</w:t>
-      </w:r>
-    </w:p>
-    <w:p xmlns:w="http://schemas.openxmlformats.org/wordprocessingml/2006/main" xmlns:wpc="http://schemas.microsoft.com/office/word/2010/wordprocessingCanvas" xmlns:mo="http://schemas.microsoft.com/office/mac/office/2008/main" xmlns:mc="http://schemas.openxmlformats.org/markup-compatibility/2006" xmlns:mv="urn:schemas-microsoft-com:mac:vml" xmlns:o="urn:schemas-microsoft-com:office:office" xmlns:r="http://schemas.openxmlformats.org/officeDocument/2006/relationships" xmlns:m="http://schemas.openxmlformats.org/officeDocument/2006/math" xmlns:v="urn:schemas-microsoft-com:vml" xmlns:wp14="http://schemas.microsoft.com/office/word/2010/wordprocessingDrawing" xmlns:wp="http://schemas.openxmlformats.org/drawingml/2006/wordprocessingDrawing" xmlns:w10="urn:schemas-microsoft-com:office:word" xmlns:w14="http://schemas.microsoft.com/office/word/2010/wordml" xmlns:wpg="http://schemas.microsoft.com/office/word/2010/wordprocessingGroup" xmlns:wpi="http://schemas.microsoft.com/office/word/2010/wordprocessingInk" xmlns:wne="http://schemas.microsoft.com/office/word/2006/wordml" xmlns:wps="http://schemas.microsoft.com/office/word/2010/wordprocessingShape">
-      <w:pPr>
-        <w:keepLines/>
-        <w:spacing w:after="0" w:line="230" w:lineRule="exact"/>
-      </w:pPr>
-      <w:r>
-        <w:rPr>
-          <w:rFonts w:ascii="Consolas" w:hAnsi="Consolas"/>
-          <w:sz w:val="20"/>
-          <w:color w:val="000000"/>
-        </w:rPr>
-        <w:t xml:space="preserve">        double[] y = model.items.get(r.movieId());</w:t>
-      </w:r>
-    </w:p>
-    <w:p xmlns:w="http://schemas.openxmlformats.org/wordprocessingml/2006/main" xmlns:wpc="http://schemas.microsoft.com/office/word/2010/wordprocessingCanvas" xmlns:mo="http://schemas.microsoft.com/office/mac/office/2008/main" xmlns:mc="http://schemas.openxmlformats.org/markup-compatibility/2006" xmlns:mv="urn:schemas-microsoft-com:mac:vml" xmlns:o="urn:schemas-microsoft-com:office:office" xmlns:r="http://schemas.openxmlformats.org/officeDocument/2006/relationships" xmlns:m="http://schemas.openxmlformats.org/officeDocument/2006/math" xmlns:v="urn:schemas-microsoft-com:vml" xmlns:wp14="http://schemas.microsoft.com/office/word/2010/wordprocessingDrawing" xmlns:wp="http://schemas.openxmlformats.org/drawingml/2006/wordprocessingDrawing" xmlns:w10="urn:schemas-microsoft-com:office:word" xmlns:w14="http://schemas.microsoft.com/office/word/2010/wordml" xmlns:wpg="http://schemas.microsoft.com/office/word/2010/wordprocessingGroup" xmlns:wpi="http://schemas.microsoft.com/office/word/2010/wordprocessingInk" xmlns:wne="http://schemas.microsoft.com/office/word/2006/wordml" xmlns:wps="http://schemas.microsoft.com/office/word/2010/wordprocessingShape">
-      <w:pPr>
-        <w:keepLines/>
-        <w:spacing w:after="0" w:line="230" w:lineRule="exact"/>
-      </w:pPr>
-      <w:r>
-        <w:rPr>
-          <w:rFonts w:ascii="Consolas" w:hAnsi="Consolas"/>
-          <w:sz w:val="20"/>
-          <w:color w:val="000000"/>
-        </w:rPr>
-        <w:t xml:space="preserve">        for (int i = 0; i &lt; k; i++) {</w:t>
-      </w:r>
-    </w:p>
-    <w:p xmlns:w="http://schemas.openxmlformats.org/wordprocessingml/2006/main" xmlns:wpc="http://schemas.microsoft.com/office/word/2010/wordprocessingCanvas" xmlns:mo="http://schemas.microsoft.com/office/mac/office/2008/main" xmlns:mc="http://schemas.openxmlformats.org/markup-compatibility/2006" xmlns:mv="urn:schemas-microsoft-com:mac:vml" xmlns:o="urn:schemas-microsoft-com:office:office" xmlns:r="http://schemas.openxmlformats.org/officeDocument/2006/relationships" xmlns:m="http://schemas.openxmlformats.org/officeDocument/2006/math" xmlns:v="urn:schemas-microsoft-com:vml" xmlns:wp14="http://schemas.microsoft.com/office/word/2010/wordprocessingDrawing" xmlns:wp="http://schemas.openxmlformats.org/drawingml/2006/wordprocessingDrawing" xmlns:w10="urn:schemas-microsoft-com:office:word" xmlns:w14="http://schemas.microsoft.com/office/word/2010/wordml" xmlns:wpg="http://schemas.microsoft.com/office/word/2010/wordprocessingGroup" xmlns:wpi="http://schemas.microsoft.com/office/word/2010/wordprocessingInk" xmlns:wne="http://schemas.microsoft.com/office/word/2006/wordml" xmlns:wps="http://schemas.microsoft.com/office/word/2010/wordprocessingShape">
-      <w:pPr>
-        <w:keepLines/>
-        <w:spacing w:after="0" w:line="230" w:lineRule="exact"/>
-      </w:pPr>
-      <w:r>
-        <w:rPr>
-          <w:rFonts w:ascii="Consolas" w:hAnsi="Consolas"/>
-          <w:sz w:val="20"/>
-          <w:color w:val="000000"/>
-        </w:rPr>
-        <w:t xml:space="preserve">            rhs[i] += y[i] * r.rating();</w:t>
-      </w:r>
-    </w:p>
-    <w:p xmlns:w="http://schemas.openxmlformats.org/wordprocessingml/2006/main" xmlns:wpc="http://schemas.microsoft.com/office/word/2010/wordprocessingCanvas" xmlns:mo="http://schemas.microsoft.com/office/mac/office/2008/main" xmlns:mc="http://schemas.openxmlformats.org/markup-compatibility/2006" xmlns:mv="urn:schemas-microsoft-com:mac:vml" xmlns:o="urn:schemas-microsoft-com:office:office" xmlns:r="http://schemas.openxmlformats.org/officeDocument/2006/relationships" xmlns:m="http://schemas.openxmlformats.org/officeDocument/2006/math" xmlns:v="urn:schemas-microsoft-com:vml" xmlns:wp14="http://schemas.microsoft.com/office/word/2010/wordprocessingDrawing" xmlns:wp="http://schemas.openxmlformats.org/drawingml/2006/wordprocessingDrawing" xmlns:w10="urn:schemas-microsoft-com:office:word" xmlns:w14="http://schemas.microsoft.com/office/word/2010/wordml" xmlns:wpg="http://schemas.microsoft.com/office/word/2010/wordprocessingGroup" xmlns:wpi="http://schemas.microsoft.com/office/word/2010/wordprocessingInk" xmlns:wne="http://schemas.microsoft.com/office/word/2006/wordml" xmlns:wps="http://schemas.microsoft.com/office/word/2010/wordprocessingShape">
-      <w:pPr>
-        <w:keepLines/>
-        <w:spacing w:after="0" w:line="230" w:lineRule="exact"/>
-      </w:pPr>
-      <w:r>
-        <w:rPr>
-          <w:rFonts w:ascii="Consolas" w:hAnsi="Consolas"/>
-          <w:sz w:val="20"/>
-          <w:color w:val="000000"/>
-        </w:rPr>
-        <w:t xml:space="preserve">            for (int j = 0; j &lt; k; j++)</w:t>
-      </w:r>
-    </w:p>
-    <w:p xmlns:w="http://schemas.openxmlformats.org/wordprocessingml/2006/main" xmlns:wpc="http://schemas.microsoft.com/office/word/2010/wordprocessingCanvas" xmlns:mo="http://schemas.microsoft.com/office/mac/office/2008/main" xmlns:mc="http://schemas.openxmlformats.org/markup-compatibility/2006" xmlns:mv="urn:schemas-microsoft-com:mac:vml" xmlns:o="urn:schemas-microsoft-com:office:office" xmlns:r="http://schemas.openxmlformats.org/officeDocument/2006/relationships" xmlns:m="http://schemas.openxmlformats.org/officeDocument/2006/math" xmlns:v="urn:schemas-microsoft-com:vml" xmlns:wp14="http://schemas.microsoft.com/office/word/2010/wordprocessingDrawing" xmlns:wp="http://schemas.openxmlformats.org/drawingml/2006/wordprocessingDrawing" xmlns:w10="urn:schemas-microsoft-com:office:word" xmlns:w14="http://schemas.microsoft.com/office/word/2010/wordml" xmlns:wpg="http://schemas.microsoft.com/office/word/2010/wordprocessingGroup" xmlns:wpi="http://schemas.microsoft.com/office/word/2010/wordprocessingInk" xmlns:wne="http://schemas.microsoft.com/office/word/2006/wordml" xmlns:wps="http://schemas.microsoft.com/office/word/2010/wordprocessingShape">
-      <w:pPr>
-        <w:keepLines/>
-        <w:spacing w:after="0" w:line="230" w:lineRule="exact"/>
-      </w:pPr>
-      <w:r>
-        <w:rPr>
-          <w:rFonts w:ascii="Consolas" w:hAnsi="Consolas"/>
-          <w:sz w:val="20"/>
-          <w:color w:val="000000"/>
-        </w:rPr>
-        <w:t xml:space="preserve">                gram[i][j] += y[i] * y[j];</w:t>
-      </w:r>
-    </w:p>
-    <w:p xmlns:w="http://schemas.openxmlformats.org/wordprocessingml/2006/main" xmlns:wpc="http://schemas.microsoft.com/office/word/2010/wordprocessingCanvas" xmlns:mo="http://schemas.microsoft.com/office/mac/office/2008/main" xmlns:mc="http://schemas.openxmlformats.org/markup-compatibility/2006" xmlns:mv="urn:schemas-microsoft-com:mac:vml" xmlns:o="urn:schemas-microsoft-com:office:office" xmlns:r="http://schemas.openxmlformats.org/officeDocument/2006/relationships" xmlns:m="http://schemas.openxmlformats.org/officeDocument/2006/math" xmlns:v="urn:schemas-microsoft-com:vml" xmlns:wp14="http://schemas.microsoft.com/office/word/2010/wordprocessingDrawing" xmlns:wp="http://schemas.openxmlformats.org/drawingml/2006/wordprocessingDrawing" xmlns:w10="urn:schemas-microsoft-com:office:word" xmlns:w14="http://schemas.microsoft.com/office/word/2010/wordml" xmlns:wpg="http://schemas.microsoft.com/office/word/2010/wordprocessingGroup" xmlns:wpi="http://schemas.microsoft.com/office/word/2010/wordprocessingInk" xmlns:wne="http://schemas.microsoft.com/office/word/2006/wordml" xmlns:wps="http://schemas.microsoft.com/office/word/2010/wordprocessingShape">
-      <w:pPr>
-        <w:keepLines/>
-        <w:spacing w:after="0" w:line="230" w:lineRule="exact"/>
-      </w:pPr>
-      <w:r>
-        <w:rPr>
-          <w:rFonts w:ascii="Consolas" w:hAnsi="Consolas"/>
-          <w:sz w:val="20"/>
-          <w:color w:val="000000"/>
-        </w:rPr>
-        <w:t xml:space="preserve">        }</w:t>
-      </w:r>
-    </w:p>
-    <w:p xmlns:w="http://schemas.openxmlformats.org/wordprocessingml/2006/main" xmlns:wpc="http://schemas.microsoft.com/office/word/2010/wordprocessingCanvas" xmlns:mo="http://schemas.microsoft.com/office/mac/office/2008/main" xmlns:mc="http://schemas.openxmlformats.org/markup-compatibility/2006" xmlns:mv="urn:schemas-microsoft-com:mac:vml" xmlns:o="urn:schemas-microsoft-com:office:office" xmlns:r="http://schemas.openxmlformats.org/officeDocument/2006/relationships" xmlns:m="http://schemas.openxmlformats.org/officeDocument/2006/math" xmlns:v="urn:schemas-microsoft-com:vml" xmlns:wp14="http://schemas.microsoft.com/office/word/2010/wordprocessingDrawing" xmlns:wp="http://schemas.openxmlformats.org/drawingml/2006/wordprocessingDrawing" xmlns:w10="urn:schemas-microsoft-com:office:word" xmlns:w14="http://schemas.microsoft.com/office/word/2010/wordml" xmlns:wpg="http://schemas.microsoft.com/office/word/2010/wordprocessingGroup" xmlns:wpi="http://schemas.microsoft.com/office/word/2010/wordprocessingInk" xmlns:wne="http://schemas.microsoft.com/office/word/2006/wordml" xmlns:wps="http://schemas.microsoft.com/office/word/2010/wordprocessingShape">
-      <w:pPr>
-        <w:keepLines/>
-        <w:spacing w:after="0" w:line="230" w:lineRule="exact"/>
-      </w:pPr>
-      <w:r>
-        <w:rPr>
-          <w:rFonts w:ascii="Consolas" w:hAnsi="Consolas"/>
-          <w:sz w:val="20"/>
-          <w:color w:val="000000"/>
-        </w:rPr>
-        <w:t xml:space="preserve">    }</w:t>
-      </w:r>
-    </w:p>
-    <w:p xmlns:w="http://schemas.openxmlformats.org/wordprocessingml/2006/main" xmlns:wpc="http://schemas.microsoft.com/office/word/2010/wordprocessingCanvas" xmlns:mo="http://schemas.microsoft.com/office/mac/office/2008/main" xmlns:mc="http://schemas.openxmlformats.org/markup-compatibility/2006" xmlns:mv="urn:schemas-microsoft-com:mac:vml" xmlns:o="urn:schemas-microsoft-com:office:office" xmlns:r="http://schemas.openxmlformats.org/officeDocument/2006/relationships" xmlns:m="http://schemas.openxmlformats.org/officeDocument/2006/math" xmlns:v="urn:schemas-microsoft-com:vml" xmlns:wp14="http://schemas.microsoft.com/office/word/2010/wordprocessingDrawing" xmlns:wp="http://schemas.openxmlformats.org/drawingml/2006/wordprocessingDrawing" xmlns:w10="urn:schemas-microsoft-com:office:word" xmlns:w14="http://schemas.microsoft.com/office/word/2010/wordml" xmlns:wpg="http://schemas.microsoft.com/office/word/2010/wordprocessingGroup" xmlns:wpi="http://schemas.microsoft.com/office/word/2010/wordprocessingInk" xmlns:wne="http://schemas.microsoft.com/office/word/2006/wordml" xmlns:wps="http://schemas.microsoft.com/office/word/2010/wordprocessingShape">
-      <w:pPr>
-        <w:keepLines/>
-        <w:spacing w:after="0" w:line="230" w:lineRule="exact"/>
-      </w:pPr>
-      <w:r>
-        <w:rPr>
-          <w:rFonts w:ascii="Consolas" w:hAnsi="Consolas"/>
-          <w:sz w:val="20"/>
-          <w:color w:val="000000"/>
-        </w:rPr>
-        <w:t xml:space="preserve">    for (int i = 0; i &lt; k; i++)</w:t>
-      </w:r>
-    </w:p>
-    <w:p xmlns:w="http://schemas.openxmlformats.org/wordprocessingml/2006/main" xmlns:wpc="http://schemas.microsoft.com/office/word/2010/wordprocessingCanvas" xmlns:mo="http://schemas.microsoft.com/office/mac/office/2008/main" xmlns:mc="http://schemas.openxmlformats.org/markup-compatibility/2006" xmlns:mv="urn:schemas-microsoft-com:mac:vml" xmlns:o="urn:schemas-microsoft-com:office:office" xmlns:r="http://schemas.openxmlformats.org/officeDocument/2006/relationships" xmlns:m="http://schemas.openxmlformats.org/officeDocument/2006/math" xmlns:v="urn:schemas-microsoft-com:vml" xmlns:wp14="http://schemas.microsoft.com/office/word/2010/wordprocessingDrawing" xmlns:wp="http://schemas.openxmlformats.org/drawingml/2006/wordprocessingDrawing" xmlns:w10="urn:schemas-microsoft-com:office:word" xmlns:w14="http://schemas.microsoft.com/office/word/2010/wordml" xmlns:wpg="http://schemas.microsoft.com/office/word/2010/wordprocessingGroup" xmlns:wpi="http://schemas.microsoft.com/office/word/2010/wordprocessingInk" xmlns:wne="http://schemas.microsoft.com/office/word/2006/wordml" xmlns:wps="http://schemas.microsoft.com/office/word/2010/wordprocessingShape">
-      <w:pPr>
-        <w:keepLines/>
-        <w:spacing w:after="0" w:line="230" w:lineRule="exact"/>
-      </w:pPr>
-      <w:r>
-        <w:rPr>
-          <w:rFonts w:ascii="Consolas" w:hAnsi="Consolas"/>
-          <w:sz w:val="20"/>
-          <w:color w:val="000000"/>
-        </w:rPr>
-        <w:t xml:space="preserve">        gram[i][i] += model.regParam * ratings.size();</w:t>
-      </w:r>
-    </w:p>
-    <w:p xmlns:w="http://schemas.openxmlformats.org/wordprocessingml/2006/main" xmlns:wpc="http://schemas.microsoft.com/office/word/2010/wordprocessingCanvas" xmlns:mo="http://schemas.microsoft.com/office/mac/office/2008/main" xmlns:mc="http://schemas.openxmlformats.org/markup-compatibility/2006" xmlns:mv="urn:schemas-microsoft-com:mac:vml" xmlns:o="urn:schemas-microsoft-com:office:office" xmlns:r="http://schemas.openxmlformats.org/officeDocument/2006/relationships" xmlns:m="http://schemas.openxmlformats.org/officeDocument/2006/math" xmlns:v="urn:schemas-microsoft-com:vml" xmlns:wp14="http://schemas.microsoft.com/office/word/2010/wordprocessingDrawing" xmlns:wp="http://schemas.openxmlformats.org/drawingml/2006/wordprocessingDrawing" xmlns:w10="urn:schemas-microsoft-com:office:word" xmlns:w14="http://schemas.microsoft.com/office/word/2010/wordml" xmlns:wpg="http://schemas.microsoft.com/office/word/2010/wordprocessingGroup" xmlns:wpi="http://schemas.microsoft.com/office/word/2010/wordprocessingInk" xmlns:wne="http://schemas.microsoft.com/office/word/2006/wordml" xmlns:wps="http://schemas.microsoft.com/office/word/2010/wordprocessingShape">
-      <w:pPr>
-        <w:keepLines/>
-        <w:spacing w:after="0" w:line="230" w:lineRule="exact"/>
-      </w:pPr>
-      <w:r>
-        <w:rPr>
-          <w:rFonts w:ascii="Consolas" w:hAnsi="Consolas"/>
-          <w:sz w:val="20"/>
-          <w:color w:val="000000"/>
-        </w:rPr>
-        <w:t xml:space="preserve">    return solve(gram, rhs);</w:t>
-      </w:r>
-    </w:p>
-    <w:p xmlns:w="http://schemas.openxmlformats.org/wordprocessingml/2006/main" xmlns:wpc="http://schemas.microsoft.com/office/word/2010/wordprocessingCanvas" xmlns:mo="http://schemas.microsoft.com/office/mac/office/2008/main" xmlns:mc="http://schemas.openxmlformats.org/markup-compatibility/2006" xmlns:mv="urn:schemas-microsoft-com:mac:vml" xmlns:o="urn:schemas-microsoft-com:office:office" xmlns:r="http://schemas.openxmlformats.org/officeDocument/2006/relationships" xmlns:m="http://schemas.openxmlformats.org/officeDocument/2006/math" xmlns:v="urn:schemas-microsoft-com:vml" xmlns:wp14="http://schemas.microsoft.com/office/word/2010/wordprocessingDrawing" xmlns:wp="http://schemas.openxmlformats.org/drawingml/2006/wordprocessingDrawing" xmlns:w10="urn:schemas-microsoft-com:office:word" xmlns:w14="http://schemas.microsoft.com/office/word/2010/wordml" xmlns:wpg="http://schemas.microsoft.com/office/word/2010/wordprocessingGroup" xmlns:wpi="http://schemas.microsoft.com/office/word/2010/wordprocessingInk" xmlns:wne="http://schemas.microsoft.com/office/word/2006/wordml" xmlns:wps="http://schemas.microsoft.com/office/word/2010/wordprocessingShape">
-      <w:pPr>
-        <w:keepLines/>
-        <w:spacing w:after="0" w:line="230" w:lineRule="exact"/>
-      </w:pPr>
-      <w:r>
-        <w:rPr>
-          <w:rFonts w:ascii="Consolas" w:hAnsi="Consolas"/>
-          <w:sz w:val="20"/>
-          <w:color w:val="000000"/>
-        </w:rPr>
-        <w:t>}</w:t>
+        <w:t>8.1 Functional Checks</w:t>
+      </w:r>
+    </w:p>
+    <w:tbl xmlns:w="http://schemas.openxmlformats.org/wordprocessingml/2006/main" xmlns:wpc="http://schemas.microsoft.com/office/word/2010/wordprocessingCanvas" xmlns:mo="http://schemas.microsoft.com/office/mac/office/2008/main" xmlns:mc="http://schemas.openxmlformats.org/markup-compatibility/2006" xmlns:mv="urn:schemas-microsoft-com:mac:vml" xmlns:o="urn:schemas-microsoft-com:office:office" xmlns:r="http://schemas.openxmlformats.org/officeDocument/2006/relationships" xmlns:m="http://schemas.openxmlformats.org/officeDocument/2006/math" xmlns:v="urn:schemas-microsoft-com:vml" xmlns:wp14="http://schemas.microsoft.com/office/word/2010/wordprocessingDrawing" xmlns:wp="http://schemas.openxmlformats.org/drawingml/2006/wordprocessingDrawing" xmlns:w10="urn:schemas-microsoft-com:office:word" xmlns:w14="http://schemas.microsoft.com/office/word/2010/wordml" xmlns:wpg="http://schemas.microsoft.com/office/word/2010/wordprocessingGroup" xmlns:wpi="http://schemas.microsoft.com/office/word/2010/wordprocessingInk" xmlns:wne="http://schemas.microsoft.com/office/word/2006/wordml" xmlns:wps="http://schemas.microsoft.com/office/word/2010/wordprocessingShape">
+      <w:tblPr>
+        <w:tblW w:type="auto" w:w="0"/>
+        <w:tblLayout w:type="fixed"/>
+        <w:tblLook w:firstColumn="1" w:firstRow="1" w:lastColumn="0" w:lastRow="0" w:noHBand="0" w:noVBand="1" w:val="04A0"/>
+      </w:tblPr>
+      <w:tblGrid>
+        <w:gridCol w:w="3008"/>
+        <w:gridCol w:w="3008"/>
+        <w:gridCol w:w="3008"/>
+      </w:tblGrid>
+      <w:tr>
+        <w:trPr>
+          <w:cantSplit/>
+          <w:tblHeader/>
+        </w:trPr>
+        <w:tc>
+          <w:tcPr>
+            <w:tcW w:type="dxa" w:w="2448"/>
+            <w:vAlign w:val="center"/>
+            <w:tcMar>
+              <w:top w:w="50" w:type="dxa"/>
+              <w:bottom w:w="50" w:type="dxa"/>
+              <w:left w:w="50" w:type="dxa"/>
+              <w:right w:w="50" w:type="dxa"/>
+            </w:tcMar>
+            <w:tcBorders>
+              <w:top w:val="single" w:sz="4" w:color="D9D9D9"/>
+              <w:bottom w:val="single" w:sz="4" w:color="D9D9D9"/>
+              <w:left w:val="single" w:sz="4" w:color="D9D9D9"/>
+              <w:right w:val="single" w:sz="4" w:color="D9D9D9"/>
+            </w:tcBorders>
+            <w:shd w:fill="E9ECEF"/>
+          </w:tcPr>
+          <w:p>
+            <w:pPr>
+              <w:spacing w:after="20" w:before="20"/>
+            </w:pPr>
+            <w:r>
+              <w:rPr>
+                <w:rFonts w:ascii="Times New Roman" w:hAnsi="Times New Roman"/>
+                <w:b/>
+                <w:sz w:val="23"/>
+              </w:rPr>
+              <w:t>Test</w:t>
+            </w:r>
+          </w:p>
+        </w:tc>
+        <w:tc>
+          <w:tcPr>
+            <w:tcW w:type="dxa" w:w="5040"/>
+            <w:vAlign w:val="center"/>
+            <w:tcMar>
+              <w:top w:w="50" w:type="dxa"/>
+              <w:bottom w:w="50" w:type="dxa"/>
+              <w:left w:w="50" w:type="dxa"/>
+              <w:right w:w="50" w:type="dxa"/>
+            </w:tcMar>
+            <w:tcBorders>
+              <w:top w:val="single" w:sz="4" w:color="D9D9D9"/>
+              <w:bottom w:val="single" w:sz="4" w:color="D9D9D9"/>
+              <w:left w:val="single" w:sz="4" w:color="D9D9D9"/>
+              <w:right w:val="single" w:sz="4" w:color="D9D9D9"/>
+            </w:tcBorders>
+            <w:shd w:fill="E9ECEF"/>
+          </w:tcPr>
+          <w:p>
+            <w:pPr>
+              <w:spacing w:after="20" w:before="20"/>
+            </w:pPr>
+            <w:r>
+              <w:rPr>
+                <w:rFonts w:ascii="Times New Roman" w:hAnsi="Times New Roman"/>
+                <w:b/>
+                <w:sz w:val="23"/>
+              </w:rPr>
+              <w:t>Expected result</w:t>
+            </w:r>
+          </w:p>
+        </w:tc>
+        <w:tc>
+          <w:tcPr>
+            <w:tcW w:type="dxa" w:w="1440"/>
+            <w:vAlign w:val="center"/>
+            <w:tcMar>
+              <w:top w:w="50" w:type="dxa"/>
+              <w:bottom w:w="50" w:type="dxa"/>
+              <w:left w:w="50" w:type="dxa"/>
+              <w:right w:w="50" w:type="dxa"/>
+            </w:tcMar>
+            <w:tcBorders>
+              <w:top w:val="single" w:sz="4" w:color="D9D9D9"/>
+              <w:bottom w:val="single" w:sz="4" w:color="D9D9D9"/>
+              <w:left w:val="single" w:sz="4" w:color="D9D9D9"/>
+              <w:right w:val="single" w:sz="4" w:color="D9D9D9"/>
+            </w:tcBorders>
+            <w:shd w:fill="E9ECEF"/>
+          </w:tcPr>
+          <w:p>
+            <w:pPr>
+              <w:spacing w:after="20" w:before="20"/>
+            </w:pPr>
+            <w:r>
+              <w:rPr>
+                <w:rFonts w:ascii="Times New Roman" w:hAnsi="Times New Roman"/>
+                <w:b/>
+                <w:sz w:val="23"/>
+              </w:rPr>
+              <w:t>Observed</w:t>
+            </w:r>
+          </w:p>
+        </w:tc>
+      </w:tr>
+      <w:tr>
+        <w:trPr>
+          <w:cantSplit/>
+        </w:trPr>
+        <w:tc>
+          <w:tcPr>
+            <w:tcW w:type="dxa" w:w="2448"/>
+            <w:vAlign w:val="center"/>
+            <w:tcMar>
+              <w:top w:w="50" w:type="dxa"/>
+              <w:bottom w:w="50" w:type="dxa"/>
+              <w:left w:w="50" w:type="dxa"/>
+              <w:right w:w="50" w:type="dxa"/>
+            </w:tcMar>
+            <w:tcBorders>
+              <w:top w:val="single" w:sz="4" w:color="D9D9D9"/>
+              <w:bottom w:val="single" w:sz="4" w:color="D9D9D9"/>
+              <w:left w:val="single" w:sz="4" w:color="D9D9D9"/>
+              <w:right w:val="single" w:sz="4" w:color="D9D9D9"/>
+            </w:tcBorders>
+          </w:tcPr>
+          <w:p>
+            <w:pPr>
+              <w:spacing w:after="20" w:before="20"/>
+            </w:pPr>
+            <w:r>
+              <w:rPr>
+                <w:rFonts w:ascii="Times New Roman" w:hAnsi="Times New Roman"/>
+                <w:b w:val="0"/>
+                <w:sz w:val="23"/>
+              </w:rPr>
+              <w:t>Existing user</w:t>
+            </w:r>
+          </w:p>
+        </w:tc>
+        <w:tc>
+          <w:tcPr>
+            <w:tcW w:type="dxa" w:w="5040"/>
+            <w:vAlign w:val="center"/>
+            <w:tcMar>
+              <w:top w:w="50" w:type="dxa"/>
+              <w:bottom w:w="50" w:type="dxa"/>
+              <w:left w:w="50" w:type="dxa"/>
+              <w:right w:w="50" w:type="dxa"/>
+            </w:tcMar>
+            <w:tcBorders>
+              <w:top w:val="single" w:sz="4" w:color="D9D9D9"/>
+              <w:bottom w:val="single" w:sz="4" w:color="D9D9D9"/>
+              <w:left w:val="single" w:sz="4" w:color="D9D9D9"/>
+              <w:right w:val="single" w:sz="4" w:color="D9D9D9"/>
+            </w:tcBorders>
+          </w:tcPr>
+          <w:p>
+            <w:pPr>
+              <w:spacing w:after="20" w:before="20"/>
+            </w:pPr>
+            <w:r>
+              <w:rPr>
+                <w:rFonts w:ascii="Times New Roman" w:hAnsi="Times New Roman"/>
+                <w:b w:val="0"/>
+                <w:sz w:val="23"/>
+              </w:rPr>
+              <w:t>Return matching unseen movies</w:t>
+            </w:r>
+          </w:p>
+        </w:tc>
+        <w:tc>
+          <w:tcPr>
+            <w:tcW w:type="dxa" w:w="1440"/>
+            <w:vAlign w:val="center"/>
+            <w:tcMar>
+              <w:top w:w="50" w:type="dxa"/>
+              <w:bottom w:w="50" w:type="dxa"/>
+              <w:left w:w="50" w:type="dxa"/>
+              <w:right w:w="50" w:type="dxa"/>
+            </w:tcMar>
+            <w:tcBorders>
+              <w:top w:val="single" w:sz="4" w:color="D9D9D9"/>
+              <w:bottom w:val="single" w:sz="4" w:color="D9D9D9"/>
+              <w:left w:val="single" w:sz="4" w:color="D9D9D9"/>
+              <w:right w:val="single" w:sz="4" w:color="D9D9D9"/>
+            </w:tcBorders>
+          </w:tcPr>
+          <w:p>
+            <w:pPr>
+              <w:spacing w:after="20" w:before="20"/>
+            </w:pPr>
+            <w:r>
+              <w:rPr>
+                <w:rFonts w:ascii="Times New Roman" w:hAnsi="Times New Roman"/>
+                <w:b w:val="0"/>
+                <w:sz w:val="23"/>
+              </w:rPr>
+              <w:t>Passed</w:t>
+            </w:r>
+          </w:p>
+        </w:tc>
+      </w:tr>
+      <w:tr>
+        <w:trPr>
+          <w:cantSplit/>
+        </w:trPr>
+        <w:tc>
+          <w:tcPr>
+            <w:tcW w:type="dxa" w:w="2448"/>
+            <w:vAlign w:val="center"/>
+            <w:tcMar>
+              <w:top w:w="50" w:type="dxa"/>
+              <w:bottom w:w="50" w:type="dxa"/>
+              <w:left w:w="50" w:type="dxa"/>
+              <w:right w:w="50" w:type="dxa"/>
+            </w:tcMar>
+            <w:tcBorders>
+              <w:top w:val="single" w:sz="4" w:color="D9D9D9"/>
+              <w:bottom w:val="single" w:sz="4" w:color="D9D9D9"/>
+              <w:left w:val="single" w:sz="4" w:color="D9D9D9"/>
+              <w:right w:val="single" w:sz="4" w:color="D9D9D9"/>
+            </w:tcBorders>
+          </w:tcPr>
+          <w:p>
+            <w:pPr>
+              <w:spacing w:after="20" w:before="20"/>
+            </w:pPr>
+            <w:r>
+              <w:rPr>
+                <w:rFonts w:ascii="Times New Roman" w:hAnsi="Times New Roman"/>
+                <w:b w:val="0"/>
+                <w:sz w:val="23"/>
+              </w:rPr>
+              <w:t>Rated-movie exclusion</w:t>
+            </w:r>
+          </w:p>
+        </w:tc>
+        <w:tc>
+          <w:tcPr>
+            <w:tcW w:type="dxa" w:w="5040"/>
+            <w:vAlign w:val="center"/>
+            <w:tcMar>
+              <w:top w:w="50" w:type="dxa"/>
+              <w:bottom w:w="50" w:type="dxa"/>
+              <w:left w:w="50" w:type="dxa"/>
+              <w:right w:w="50" w:type="dxa"/>
+            </w:tcMar>
+            <w:tcBorders>
+              <w:top w:val="single" w:sz="4" w:color="D9D9D9"/>
+              <w:bottom w:val="single" w:sz="4" w:color="D9D9D9"/>
+              <w:left w:val="single" w:sz="4" w:color="D9D9D9"/>
+              <w:right w:val="single" w:sz="4" w:color="D9D9D9"/>
+            </w:tcBorders>
+          </w:tcPr>
+          <w:p>
+            <w:pPr>
+              <w:spacing w:after="20" w:before="20"/>
+            </w:pPr>
+            <w:r>
+              <w:rPr>
+                <w:rFonts w:ascii="Times New Roman" w:hAnsi="Times New Roman"/>
+                <w:b w:val="0"/>
+                <w:sz w:val="23"/>
+              </w:rPr>
+              <w:t>Do not return a previously rated movie</w:t>
+            </w:r>
+          </w:p>
+        </w:tc>
+        <w:tc>
+          <w:tcPr>
+            <w:tcW w:type="dxa" w:w="1440"/>
+            <w:vAlign w:val="center"/>
+            <w:tcMar>
+              <w:top w:w="50" w:type="dxa"/>
+              <w:bottom w:w="50" w:type="dxa"/>
+              <w:left w:w="50" w:type="dxa"/>
+              <w:right w:w="50" w:type="dxa"/>
+            </w:tcMar>
+            <w:tcBorders>
+              <w:top w:val="single" w:sz="4" w:color="D9D9D9"/>
+              <w:bottom w:val="single" w:sz="4" w:color="D9D9D9"/>
+              <w:left w:val="single" w:sz="4" w:color="D9D9D9"/>
+              <w:right w:val="single" w:sz="4" w:color="D9D9D9"/>
+            </w:tcBorders>
+          </w:tcPr>
+          <w:p>
+            <w:pPr>
+              <w:spacing w:after="20" w:before="20"/>
+            </w:pPr>
+            <w:r>
+              <w:rPr>
+                <w:rFonts w:ascii="Times New Roman" w:hAnsi="Times New Roman"/>
+                <w:b w:val="0"/>
+                <w:sz w:val="23"/>
+              </w:rPr>
+              <w:t>Passed</w:t>
+            </w:r>
+          </w:p>
+        </w:tc>
+      </w:tr>
+      <w:tr>
+        <w:trPr>
+          <w:cantSplit/>
+        </w:trPr>
+        <w:tc>
+          <w:tcPr>
+            <w:tcW w:type="dxa" w:w="2448"/>
+            <w:vAlign w:val="center"/>
+            <w:tcMar>
+              <w:top w:w="50" w:type="dxa"/>
+              <w:bottom w:w="50" w:type="dxa"/>
+              <w:left w:w="50" w:type="dxa"/>
+              <w:right w:w="50" w:type="dxa"/>
+            </w:tcMar>
+            <w:tcBorders>
+              <w:top w:val="single" w:sz="4" w:color="D9D9D9"/>
+              <w:bottom w:val="single" w:sz="4" w:color="D9D9D9"/>
+              <w:left w:val="single" w:sz="4" w:color="D9D9D9"/>
+              <w:right w:val="single" w:sz="4" w:color="D9D9D9"/>
+            </w:tcBorders>
+          </w:tcPr>
+          <w:p>
+            <w:pPr>
+              <w:spacing w:after="20" w:before="20"/>
+            </w:pPr>
+            <w:r>
+              <w:rPr>
+                <w:rFonts w:ascii="Times New Roman" w:hAnsi="Times New Roman"/>
+                <w:b w:val="0"/>
+                <w:sz w:val="23"/>
+              </w:rPr>
+              <w:t>Genre filter</w:t>
+            </w:r>
+          </w:p>
+        </w:tc>
+        <w:tc>
+          <w:tcPr>
+            <w:tcW w:type="dxa" w:w="5040"/>
+            <w:vAlign w:val="center"/>
+            <w:tcMar>
+              <w:top w:w="50" w:type="dxa"/>
+              <w:bottom w:w="50" w:type="dxa"/>
+              <w:left w:w="50" w:type="dxa"/>
+              <w:right w:w="50" w:type="dxa"/>
+            </w:tcMar>
+            <w:tcBorders>
+              <w:top w:val="single" w:sz="4" w:color="D9D9D9"/>
+              <w:bottom w:val="single" w:sz="4" w:color="D9D9D9"/>
+              <w:left w:val="single" w:sz="4" w:color="D9D9D9"/>
+              <w:right w:val="single" w:sz="4" w:color="D9D9D9"/>
+            </w:tcBorders>
+          </w:tcPr>
+          <w:p>
+            <w:pPr>
+              <w:spacing w:after="20" w:before="20"/>
+            </w:pPr>
+            <w:r>
+              <w:rPr>
+                <w:rFonts w:ascii="Times New Roman" w:hAnsi="Times New Roman"/>
+                <w:b w:val="0"/>
+                <w:sz w:val="23"/>
+              </w:rPr>
+              <w:t>Every result contains the selected genre</w:t>
+            </w:r>
+          </w:p>
+        </w:tc>
+        <w:tc>
+          <w:tcPr>
+            <w:tcW w:type="dxa" w:w="1440"/>
+            <w:vAlign w:val="center"/>
+            <w:tcMar>
+              <w:top w:w="50" w:type="dxa"/>
+              <w:bottom w:w="50" w:type="dxa"/>
+              <w:left w:w="50" w:type="dxa"/>
+              <w:right w:w="50" w:type="dxa"/>
+            </w:tcMar>
+            <w:tcBorders>
+              <w:top w:val="single" w:sz="4" w:color="D9D9D9"/>
+              <w:bottom w:val="single" w:sz="4" w:color="D9D9D9"/>
+              <w:left w:val="single" w:sz="4" w:color="D9D9D9"/>
+              <w:right w:val="single" w:sz="4" w:color="D9D9D9"/>
+            </w:tcBorders>
+          </w:tcPr>
+          <w:p>
+            <w:pPr>
+              <w:spacing w:after="20" w:before="20"/>
+            </w:pPr>
+            <w:r>
+              <w:rPr>
+                <w:rFonts w:ascii="Times New Roman" w:hAnsi="Times New Roman"/>
+                <w:b w:val="0"/>
+                <w:sz w:val="23"/>
+              </w:rPr>
+              <w:t>Passed</w:t>
+            </w:r>
+          </w:p>
+        </w:tc>
+      </w:tr>
+      <w:tr>
+        <w:trPr>
+          <w:cantSplit/>
+        </w:trPr>
+        <w:tc>
+          <w:tcPr>
+            <w:tcW w:type="dxa" w:w="2448"/>
+            <w:vAlign w:val="center"/>
+            <w:tcMar>
+              <w:top w:w="50" w:type="dxa"/>
+              <w:bottom w:w="50" w:type="dxa"/>
+              <w:left w:w="50" w:type="dxa"/>
+              <w:right w:w="50" w:type="dxa"/>
+            </w:tcMar>
+            <w:tcBorders>
+              <w:top w:val="single" w:sz="4" w:color="D9D9D9"/>
+              <w:bottom w:val="single" w:sz="4" w:color="D9D9D9"/>
+              <w:left w:val="single" w:sz="4" w:color="D9D9D9"/>
+              <w:right w:val="single" w:sz="4" w:color="D9D9D9"/>
+            </w:tcBorders>
+          </w:tcPr>
+          <w:p>
+            <w:pPr>
+              <w:spacing w:after="20" w:before="20"/>
+            </w:pPr>
+            <w:r>
+              <w:rPr>
+                <w:rFonts w:ascii="Times New Roman" w:hAnsi="Times New Roman"/>
+                <w:b w:val="0"/>
+                <w:sz w:val="23"/>
+              </w:rPr>
+              <w:t>Minimum rating count</w:t>
+            </w:r>
+          </w:p>
+        </w:tc>
+        <w:tc>
+          <w:tcPr>
+            <w:tcW w:type="dxa" w:w="5040"/>
+            <w:vAlign w:val="center"/>
+            <w:tcMar>
+              <w:top w:w="50" w:type="dxa"/>
+              <w:bottom w:w="50" w:type="dxa"/>
+              <w:left w:w="50" w:type="dxa"/>
+              <w:right w:w="50" w:type="dxa"/>
+            </w:tcMar>
+            <w:tcBorders>
+              <w:top w:val="single" w:sz="4" w:color="D9D9D9"/>
+              <w:bottom w:val="single" w:sz="4" w:color="D9D9D9"/>
+              <w:left w:val="single" w:sz="4" w:color="D9D9D9"/>
+              <w:right w:val="single" w:sz="4" w:color="D9D9D9"/>
+            </w:tcBorders>
+          </w:tcPr>
+          <w:p>
+            <w:pPr>
+              <w:spacing w:after="20" w:before="20"/>
+            </w:pPr>
+            <w:r>
+              <w:rPr>
+                <w:rFonts w:ascii="Times New Roman" w:hAnsi="Times New Roman"/>
+                <w:b w:val="0"/>
+                <w:sz w:val="23"/>
+              </w:rPr>
+              <w:t>Each result meets the selected count</w:t>
+            </w:r>
+          </w:p>
+        </w:tc>
+        <w:tc>
+          <w:tcPr>
+            <w:tcW w:type="dxa" w:w="1440"/>
+            <w:vAlign w:val="center"/>
+            <w:tcMar>
+              <w:top w:w="50" w:type="dxa"/>
+              <w:bottom w:w="50" w:type="dxa"/>
+              <w:left w:w="50" w:type="dxa"/>
+              <w:right w:w="50" w:type="dxa"/>
+            </w:tcMar>
+            <w:tcBorders>
+              <w:top w:val="single" w:sz="4" w:color="D9D9D9"/>
+              <w:bottom w:val="single" w:sz="4" w:color="D9D9D9"/>
+              <w:left w:val="single" w:sz="4" w:color="D9D9D9"/>
+              <w:right w:val="single" w:sz="4" w:color="D9D9D9"/>
+            </w:tcBorders>
+          </w:tcPr>
+          <w:p>
+            <w:pPr>
+              <w:spacing w:after="20" w:before="20"/>
+            </w:pPr>
+            <w:r>
+              <w:rPr>
+                <w:rFonts w:ascii="Times New Roman" w:hAnsi="Times New Roman"/>
+                <w:b w:val="0"/>
+                <w:sz w:val="23"/>
+              </w:rPr>
+              <w:t>Passed</w:t>
+            </w:r>
+          </w:p>
+        </w:tc>
+      </w:tr>
+      <w:tr>
+        <w:trPr>
+          <w:cantSplit/>
+        </w:trPr>
+        <w:tc>
+          <w:tcPr>
+            <w:tcW w:type="dxa" w:w="2448"/>
+            <w:vAlign w:val="center"/>
+            <w:tcMar>
+              <w:top w:w="50" w:type="dxa"/>
+              <w:bottom w:w="50" w:type="dxa"/>
+              <w:left w:w="50" w:type="dxa"/>
+              <w:right w:w="50" w:type="dxa"/>
+            </w:tcMar>
+            <w:tcBorders>
+              <w:top w:val="single" w:sz="4" w:color="D9D9D9"/>
+              <w:bottom w:val="single" w:sz="4" w:color="D9D9D9"/>
+              <w:left w:val="single" w:sz="4" w:color="D9D9D9"/>
+              <w:right w:val="single" w:sz="4" w:color="D9D9D9"/>
+            </w:tcBorders>
+          </w:tcPr>
+          <w:p>
+            <w:pPr>
+              <w:spacing w:after="20" w:before="20"/>
+            </w:pPr>
+            <w:r>
+              <w:rPr>
+                <w:rFonts w:ascii="Times New Roman" w:hAnsi="Times New Roman"/>
+                <w:b w:val="0"/>
+                <w:sz w:val="23"/>
+              </w:rPr>
+              <w:t>New profile</w:t>
+            </w:r>
+          </w:p>
+        </w:tc>
+        <w:tc>
+          <w:tcPr>
+            <w:tcW w:type="dxa" w:w="5040"/>
+            <w:vAlign w:val="center"/>
+            <w:tcMar>
+              <w:top w:w="50" w:type="dxa"/>
+              <w:bottom w:w="50" w:type="dxa"/>
+              <w:left w:w="50" w:type="dxa"/>
+              <w:right w:w="50" w:type="dxa"/>
+            </w:tcMar>
+            <w:tcBorders>
+              <w:top w:val="single" w:sz="4" w:color="D9D9D9"/>
+              <w:bottom w:val="single" w:sz="4" w:color="D9D9D9"/>
+              <w:left w:val="single" w:sz="4" w:color="D9D9D9"/>
+              <w:right w:val="single" w:sz="4" w:color="D9D9D9"/>
+            </w:tcBorders>
+          </w:tcPr>
+          <w:p>
+            <w:pPr>
+              <w:spacing w:after="20" w:before="20"/>
+            </w:pPr>
+            <w:r>
+              <w:rPr>
+                <w:rFonts w:ascii="Times New Roman" w:hAnsi="Times New Roman"/>
+                <w:b w:val="0"/>
+                <w:sz w:val="23"/>
+              </w:rPr>
+              <w:t>Return suggestions excluding entered films</w:t>
+            </w:r>
+          </w:p>
+        </w:tc>
+        <w:tc>
+          <w:tcPr>
+            <w:tcW w:type="dxa" w:w="1440"/>
+            <w:vAlign w:val="center"/>
+            <w:tcMar>
+              <w:top w:w="50" w:type="dxa"/>
+              <w:bottom w:w="50" w:type="dxa"/>
+              <w:left w:w="50" w:type="dxa"/>
+              <w:right w:w="50" w:type="dxa"/>
+            </w:tcMar>
+            <w:tcBorders>
+              <w:top w:val="single" w:sz="4" w:color="D9D9D9"/>
+              <w:bottom w:val="single" w:sz="4" w:color="D9D9D9"/>
+              <w:left w:val="single" w:sz="4" w:color="D9D9D9"/>
+              <w:right w:val="single" w:sz="4" w:color="D9D9D9"/>
+            </w:tcBorders>
+          </w:tcPr>
+          <w:p>
+            <w:pPr>
+              <w:spacing w:after="20" w:before="20"/>
+            </w:pPr>
+            <w:r>
+              <w:rPr>
+                <w:rFonts w:ascii="Times New Roman" w:hAnsi="Times New Roman"/>
+                <w:b w:val="0"/>
+                <w:sz w:val="23"/>
+              </w:rPr>
+              <w:t>Passed</w:t>
+            </w:r>
+          </w:p>
+        </w:tc>
+      </w:tr>
+      <w:tr>
+        <w:trPr>
+          <w:cantSplit/>
+        </w:trPr>
+        <w:tc>
+          <w:tcPr>
+            <w:tcW w:type="dxa" w:w="2448"/>
+            <w:vAlign w:val="center"/>
+            <w:tcMar>
+              <w:top w:w="50" w:type="dxa"/>
+              <w:bottom w:w="50" w:type="dxa"/>
+              <w:left w:w="50" w:type="dxa"/>
+              <w:right w:w="50" w:type="dxa"/>
+            </w:tcMar>
+            <w:tcBorders>
+              <w:top w:val="single" w:sz="4" w:color="D9D9D9"/>
+              <w:bottom w:val="single" w:sz="4" w:color="D9D9D9"/>
+              <w:left w:val="single" w:sz="4" w:color="D9D9D9"/>
+              <w:right w:val="single" w:sz="4" w:color="D9D9D9"/>
+            </w:tcBorders>
+          </w:tcPr>
+          <w:p>
+            <w:pPr>
+              <w:spacing w:after="20" w:before="20"/>
+            </w:pPr>
+            <w:r>
+              <w:rPr>
+                <w:rFonts w:ascii="Times New Roman" w:hAnsi="Times New Roman"/>
+                <w:b w:val="0"/>
+                <w:sz w:val="23"/>
+              </w:rPr>
+              <w:t>Invalid rating</w:t>
+            </w:r>
+          </w:p>
+        </w:tc>
+        <w:tc>
+          <w:tcPr>
+            <w:tcW w:type="dxa" w:w="5040"/>
+            <w:vAlign w:val="center"/>
+            <w:tcMar>
+              <w:top w:w="50" w:type="dxa"/>
+              <w:bottom w:w="50" w:type="dxa"/>
+              <w:left w:w="50" w:type="dxa"/>
+              <w:right w:w="50" w:type="dxa"/>
+            </w:tcMar>
+            <w:tcBorders>
+              <w:top w:val="single" w:sz="4" w:color="D9D9D9"/>
+              <w:bottom w:val="single" w:sz="4" w:color="D9D9D9"/>
+              <w:left w:val="single" w:sz="4" w:color="D9D9D9"/>
+              <w:right w:val="single" w:sz="4" w:color="D9D9D9"/>
+            </w:tcBorders>
+          </w:tcPr>
+          <w:p>
+            <w:pPr>
+              <w:spacing w:after="20" w:before="20"/>
+            </w:pPr>
+            <w:r>
+              <w:rPr>
+                <w:rFonts w:ascii="Times New Roman" w:hAnsi="Times New Roman"/>
+                <w:b w:val="0"/>
+                <w:sz w:val="23"/>
+              </w:rPr>
+              <w:t>Reject values outside valid half-star steps</w:t>
+            </w:r>
+          </w:p>
+        </w:tc>
+        <w:tc>
+          <w:tcPr>
+            <w:tcW w:type="dxa" w:w="1440"/>
+            <w:vAlign w:val="center"/>
+            <w:tcMar>
+              <w:top w:w="50" w:type="dxa"/>
+              <w:bottom w:w="50" w:type="dxa"/>
+              <w:left w:w="50" w:type="dxa"/>
+              <w:right w:w="50" w:type="dxa"/>
+            </w:tcMar>
+            <w:tcBorders>
+              <w:top w:val="single" w:sz="4" w:color="D9D9D9"/>
+              <w:bottom w:val="single" w:sz="4" w:color="D9D9D9"/>
+              <w:left w:val="single" w:sz="4" w:color="D9D9D9"/>
+              <w:right w:val="single" w:sz="4" w:color="D9D9D9"/>
+            </w:tcBorders>
+          </w:tcPr>
+          <w:p>
+            <w:pPr>
+              <w:spacing w:after="20" w:before="20"/>
+            </w:pPr>
+            <w:r>
+              <w:rPr>
+                <w:rFonts w:ascii="Times New Roman" w:hAnsi="Times New Roman"/>
+                <w:b w:val="0"/>
+                <w:sz w:val="23"/>
+              </w:rPr>
+              <w:t>Passed</w:t>
+            </w:r>
+          </w:p>
+        </w:tc>
+      </w:tr>
+      <w:tr>
+        <w:trPr>
+          <w:cantSplit/>
+        </w:trPr>
+        <w:tc>
+          <w:tcPr>
+            <w:tcW w:type="dxa" w:w="2448"/>
+            <w:vAlign w:val="center"/>
+            <w:tcMar>
+              <w:top w:w="50" w:type="dxa"/>
+              <w:bottom w:w="50" w:type="dxa"/>
+              <w:left w:w="50" w:type="dxa"/>
+              <w:right w:w="50" w:type="dxa"/>
+            </w:tcMar>
+            <w:tcBorders>
+              <w:top w:val="single" w:sz="4" w:color="D9D9D9"/>
+              <w:bottom w:val="single" w:sz="4" w:color="D9D9D9"/>
+              <w:left w:val="single" w:sz="4" w:color="D9D9D9"/>
+              <w:right w:val="single" w:sz="4" w:color="D9D9D9"/>
+            </w:tcBorders>
+          </w:tcPr>
+          <w:p>
+            <w:pPr>
+              <w:spacing w:after="20" w:before="20"/>
+            </w:pPr>
+            <w:r>
+              <w:rPr>
+                <w:rFonts w:ascii="Times New Roman" w:hAnsi="Times New Roman"/>
+                <w:b w:val="0"/>
+                <w:sz w:val="23"/>
+              </w:rPr>
+              <w:t>Duplicate profile entry</w:t>
+            </w:r>
+          </w:p>
+        </w:tc>
+        <w:tc>
+          <w:tcPr>
+            <w:tcW w:type="dxa" w:w="5040"/>
+            <w:vAlign w:val="center"/>
+            <w:tcMar>
+              <w:top w:w="50" w:type="dxa"/>
+              <w:bottom w:w="50" w:type="dxa"/>
+              <w:left w:w="50" w:type="dxa"/>
+              <w:right w:w="50" w:type="dxa"/>
+            </w:tcMar>
+            <w:tcBorders>
+              <w:top w:val="single" w:sz="4" w:color="D9D9D9"/>
+              <w:bottom w:val="single" w:sz="4" w:color="D9D9D9"/>
+              <w:left w:val="single" w:sz="4" w:color="D9D9D9"/>
+              <w:right w:val="single" w:sz="4" w:color="D9D9D9"/>
+            </w:tcBorders>
+          </w:tcPr>
+          <w:p>
+            <w:pPr>
+              <w:spacing w:after="20" w:before="20"/>
+            </w:pPr>
+            <w:r>
+              <w:rPr>
+                <w:rFonts w:ascii="Times New Roman" w:hAnsi="Times New Roman"/>
+                <w:b w:val="0"/>
+                <w:sz w:val="23"/>
+              </w:rPr>
+              <w:t>Reject the same movie entered twice</w:t>
+            </w:r>
+          </w:p>
+        </w:tc>
+        <w:tc>
+          <w:tcPr>
+            <w:tcW w:type="dxa" w:w="1440"/>
+            <w:vAlign w:val="center"/>
+            <w:tcMar>
+              <w:top w:w="50" w:type="dxa"/>
+              <w:bottom w:w="50" w:type="dxa"/>
+              <w:left w:w="50" w:type="dxa"/>
+              <w:right w:w="50" w:type="dxa"/>
+            </w:tcMar>
+            <w:tcBorders>
+              <w:top w:val="single" w:sz="4" w:color="D9D9D9"/>
+              <w:bottom w:val="single" w:sz="4" w:color="D9D9D9"/>
+              <w:left w:val="single" w:sz="4" w:color="D9D9D9"/>
+              <w:right w:val="single" w:sz="4" w:color="D9D9D9"/>
+            </w:tcBorders>
+          </w:tcPr>
+          <w:p>
+            <w:pPr>
+              <w:spacing w:after="20" w:before="20"/>
+            </w:pPr>
+            <w:r>
+              <w:rPr>
+                <w:rFonts w:ascii="Times New Roman" w:hAnsi="Times New Roman"/>
+                <w:b w:val="0"/>
+                <w:sz w:val="23"/>
+              </w:rPr>
+              <w:t>Passed</w:t>
+            </w:r>
+          </w:p>
+        </w:tc>
+      </w:tr>
+      <w:tr>
+        <w:trPr>
+          <w:cantSplit/>
+        </w:trPr>
+        <w:tc>
+          <w:tcPr>
+            <w:tcW w:type="dxa" w:w="2448"/>
+            <w:vAlign w:val="center"/>
+            <w:tcMar>
+              <w:top w:w="50" w:type="dxa"/>
+              <w:bottom w:w="50" w:type="dxa"/>
+              <w:left w:w="50" w:type="dxa"/>
+              <w:right w:w="50" w:type="dxa"/>
+            </w:tcMar>
+            <w:tcBorders>
+              <w:top w:val="single" w:sz="4" w:color="D9D9D9"/>
+              <w:bottom w:val="single" w:sz="4" w:color="D9D9D9"/>
+              <w:left w:val="single" w:sz="4" w:color="D9D9D9"/>
+              <w:right w:val="single" w:sz="4" w:color="D9D9D9"/>
+            </w:tcBorders>
+          </w:tcPr>
+          <w:p>
+            <w:pPr>
+              <w:spacing w:after="20" w:before="20"/>
+            </w:pPr>
+            <w:r>
+              <w:rPr>
+                <w:rFonts w:ascii="Times New Roman" w:hAnsi="Times New Roman"/>
+                <w:b w:val="0"/>
+                <w:sz w:val="23"/>
+              </w:rPr>
+              <w:t>Unknown user ID</w:t>
+            </w:r>
+          </w:p>
+        </w:tc>
+        <w:tc>
+          <w:tcPr>
+            <w:tcW w:type="dxa" w:w="5040"/>
+            <w:vAlign w:val="center"/>
+            <w:tcMar>
+              <w:top w:w="50" w:type="dxa"/>
+              <w:bottom w:w="50" w:type="dxa"/>
+              <w:left w:w="50" w:type="dxa"/>
+              <w:right w:w="50" w:type="dxa"/>
+            </w:tcMar>
+            <w:tcBorders>
+              <w:top w:val="single" w:sz="4" w:color="D9D9D9"/>
+              <w:bottom w:val="single" w:sz="4" w:color="D9D9D9"/>
+              <w:left w:val="single" w:sz="4" w:color="D9D9D9"/>
+              <w:right w:val="single" w:sz="4" w:color="D9D9D9"/>
+            </w:tcBorders>
+          </w:tcPr>
+          <w:p>
+            <w:pPr>
+              <w:spacing w:after="20" w:before="20"/>
+            </w:pPr>
+            <w:r>
+              <w:rPr>
+                <w:rFonts w:ascii="Times New Roman" w:hAnsi="Times New Roman"/>
+                <w:b w:val="0"/>
+                <w:sz w:val="23"/>
+              </w:rPr>
+              <w:t>Return popularity fallback</w:t>
+            </w:r>
+          </w:p>
+        </w:tc>
+        <w:tc>
+          <w:tcPr>
+            <w:tcW w:type="dxa" w:w="1440"/>
+            <w:vAlign w:val="center"/>
+            <w:tcMar>
+              <w:top w:w="50" w:type="dxa"/>
+              <w:bottom w:w="50" w:type="dxa"/>
+              <w:left w:w="50" w:type="dxa"/>
+              <w:right w:w="50" w:type="dxa"/>
+            </w:tcMar>
+            <w:tcBorders>
+              <w:top w:val="single" w:sz="4" w:color="D9D9D9"/>
+              <w:bottom w:val="single" w:sz="4" w:color="D9D9D9"/>
+              <w:left w:val="single" w:sz="4" w:color="D9D9D9"/>
+              <w:right w:val="single" w:sz="4" w:color="D9D9D9"/>
+            </w:tcBorders>
+          </w:tcPr>
+          <w:p>
+            <w:pPr>
+              <w:spacing w:after="20" w:before="20"/>
+            </w:pPr>
+            <w:r>
+              <w:rPr>
+                <w:rFonts w:ascii="Times New Roman" w:hAnsi="Times New Roman"/>
+                <w:b w:val="0"/>
+                <w:sz w:val="23"/>
+              </w:rPr>
+              <w:t>Passed</w:t>
+            </w:r>
+          </w:p>
+        </w:tc>
+      </w:tr>
+      <w:tr>
+        <w:trPr>
+          <w:cantSplit/>
+        </w:trPr>
+        <w:tc>
+          <w:tcPr>
+            <w:tcW w:type="dxa" w:w="2448"/>
+            <w:vAlign w:val="center"/>
+            <w:tcMar>
+              <w:top w:w="50" w:type="dxa"/>
+              <w:bottom w:w="50" w:type="dxa"/>
+              <w:left w:w="50" w:type="dxa"/>
+              <w:right w:w="50" w:type="dxa"/>
+            </w:tcMar>
+            <w:tcBorders>
+              <w:top w:val="single" w:sz="4" w:color="D9D9D9"/>
+              <w:bottom w:val="single" w:sz="4" w:color="D9D9D9"/>
+              <w:left w:val="single" w:sz="4" w:color="D9D9D9"/>
+              <w:right w:val="single" w:sz="4" w:color="D9D9D9"/>
+            </w:tcBorders>
+          </w:tcPr>
+          <w:p>
+            <w:pPr>
+              <w:spacing w:after="20" w:before="20"/>
+            </w:pPr>
+            <w:r>
+              <w:rPr>
+                <w:rFonts w:ascii="Times New Roman" w:hAnsi="Times New Roman"/>
+                <w:b w:val="0"/>
+                <w:sz w:val="23"/>
+              </w:rPr>
+              <w:t>Parquet round trip</w:t>
+            </w:r>
+          </w:p>
+        </w:tc>
+        <w:tc>
+          <w:tcPr>
+            <w:tcW w:type="dxa" w:w="5040"/>
+            <w:vAlign w:val="center"/>
+            <w:tcMar>
+              <w:top w:w="50" w:type="dxa"/>
+              <w:bottom w:w="50" w:type="dxa"/>
+              <w:left w:w="50" w:type="dxa"/>
+              <w:right w:w="50" w:type="dxa"/>
+            </w:tcMar>
+            <w:tcBorders>
+              <w:top w:val="single" w:sz="4" w:color="D9D9D9"/>
+              <w:bottom w:val="single" w:sz="4" w:color="D9D9D9"/>
+              <w:left w:val="single" w:sz="4" w:color="D9D9D9"/>
+              <w:right w:val="single" w:sz="4" w:color="D9D9D9"/>
+            </w:tcBorders>
+          </w:tcPr>
+          <w:p>
+            <w:pPr>
+              <w:spacing w:after="20" w:before="20"/>
+            </w:pPr>
+            <w:r>
+              <w:rPr>
+                <w:rFonts w:ascii="Times New Roman" w:hAnsi="Times New Roman"/>
+                <w:b w:val="0"/>
+                <w:sz w:val="23"/>
+              </w:rPr>
+              <w:t>Keep all cleaned ratings</w:t>
+            </w:r>
+          </w:p>
+        </w:tc>
+        <w:tc>
+          <w:tcPr>
+            <w:tcW w:type="dxa" w:w="1440"/>
+            <w:vAlign w:val="center"/>
+            <w:tcMar>
+              <w:top w:w="50" w:type="dxa"/>
+              <w:bottom w:w="50" w:type="dxa"/>
+              <w:left w:w="50" w:type="dxa"/>
+              <w:right w:w="50" w:type="dxa"/>
+            </w:tcMar>
+            <w:tcBorders>
+              <w:top w:val="single" w:sz="4" w:color="D9D9D9"/>
+              <w:bottom w:val="single" w:sz="4" w:color="D9D9D9"/>
+              <w:left w:val="single" w:sz="4" w:color="D9D9D9"/>
+              <w:right w:val="single" w:sz="4" w:color="D9D9D9"/>
+            </w:tcBorders>
+          </w:tcPr>
+          <w:p>
+            <w:pPr>
+              <w:spacing w:after="20" w:before="20"/>
+            </w:pPr>
+            <w:r>
+              <w:rPr>
+                <w:rFonts w:ascii="Times New Roman" w:hAnsi="Times New Roman"/>
+                <w:b w:val="0"/>
+                <w:sz w:val="23"/>
+              </w:rPr>
+              <w:t>Passed</w:t>
+            </w:r>
+          </w:p>
+        </w:tc>
+      </w:tr>
+    </w:tbl>
+    <w:p xmlns:w="http://schemas.openxmlformats.org/wordprocessingml/2006/main" xmlns:wpc="http://schemas.microsoft.com/office/word/2010/wordprocessingCanvas" xmlns:mo="http://schemas.microsoft.com/office/mac/office/2008/main" xmlns:mc="http://schemas.openxmlformats.org/markup-compatibility/2006" xmlns:mv="urn:schemas-microsoft-com:mac:vml" xmlns:o="urn:schemas-microsoft-com:office:office" xmlns:r="http://schemas.openxmlformats.org/officeDocument/2006/relationships" xmlns:m="http://schemas.openxmlformats.org/officeDocument/2006/math" xmlns:v="urn:schemas-microsoft-com:vml" xmlns:wp14="http://schemas.microsoft.com/office/word/2010/wordprocessingDrawing" xmlns:wp="http://schemas.openxmlformats.org/drawingml/2006/wordprocessingDrawing" xmlns:w10="urn:schemas-microsoft-com:office:word" xmlns:w14="http://schemas.microsoft.com/office/word/2010/wordml" xmlns:wpg="http://schemas.microsoft.com/office/word/2010/wordprocessingGroup" xmlns:wpi="http://schemas.microsoft.com/office/word/2010/wordprocessingInk" xmlns:wne="http://schemas.microsoft.com/office/word/2006/wordml" xmlns:wps="http://schemas.microsoft.com/office/word/2010/wordprocessingShape">
+      <w:pPr>
+        <w:spacing w:after="0" w:line="40" w:lineRule="exact"/>
+      </w:pPr>
+      <w:r>
+        <w:rPr>
+          <w:rFonts w:ascii="Times New Roman" w:hAnsi="Times New Roman"/>
+          <w:sz w:val="4"/>
+          <w:color w:val="000000"/>
+        </w:rPr>
+        <w:t xml:space="preserve"> </w:t>
       </w:r>
     </w:p>
     <w:p xmlns:w="http://schemas.openxmlformats.org/wordprocessingml/2006/main" xmlns:wpc="http://schemas.microsoft.com/office/word/2010/wordprocessingCanvas" xmlns:mo="http://schemas.microsoft.com/office/mac/office/2008/main" xmlns:mc="http://schemas.openxmlformats.org/markup-compatibility/2006" xmlns:mv="urn:schemas-microsoft-com:mac:vml" xmlns:o="urn:schemas-microsoft-com:office:office" xmlns:r="http://schemas.openxmlformats.org/officeDocument/2006/relationships" xmlns:m="http://schemas.openxmlformats.org/officeDocument/2006/math" xmlns:v="urn:schemas-microsoft-com:vml" xmlns:wp14="http://schemas.microsoft.com/office/word/2010/wordprocessingDrawing" xmlns:wp="http://schemas.openxmlformats.org/drawingml/2006/wordprocessingDrawing" xmlns:w10="urn:schemas-microsoft-com:office:word" xmlns:w14="http://schemas.microsoft.com/office/word/2010/wordml" xmlns:wpg="http://schemas.microsoft.com/office/word/2010/wordprocessingGroup" xmlns:wpi="http://schemas.microsoft.com/office/word/2010/wordprocessingInk" xmlns:wne="http://schemas.microsoft.com/office/word/2006/wordml" xmlns:wps="http://schemas.microsoft.com/office/word/2010/wordprocessingShape">
@@ -4124,7 +7656,23 @@
           <w:sz w:val="28"/>
           <w:color w:val="000000"/>
         </w:rPr>
-        <w:t>The first excerpt trains on prepared ratings and measures prediction error. The second calculates a new user vector from the entered ratings.</w:t>
+        <w:t>All 16 Java unit tests passed. API checks and browser checks also covered user selection, profile input, movie search and analytics.</w:t>
+      </w:r>
+    </w:p>
+    <w:p xmlns:w="http://schemas.openxmlformats.org/wordprocessingml/2006/main" xmlns:wpc="http://schemas.microsoft.com/office/word/2010/wordprocessingCanvas" xmlns:mo="http://schemas.microsoft.com/office/mac/office/2008/main" xmlns:mc="http://schemas.openxmlformats.org/markup-compatibility/2006" xmlns:mv="urn:schemas-microsoft-com:mac:vml" xmlns:o="urn:schemas-microsoft-com:office:office" xmlns:r="http://schemas.openxmlformats.org/officeDocument/2006/relationships" xmlns:m="http://schemas.openxmlformats.org/officeDocument/2006/math" xmlns:v="urn:schemas-microsoft-com:vml" xmlns:wp14="http://schemas.microsoft.com/office/word/2010/wordprocessingDrawing" xmlns:wp="http://schemas.openxmlformats.org/drawingml/2006/wordprocessingDrawing" xmlns:w10="urn:schemas-microsoft-com:office:word" xmlns:w14="http://schemas.microsoft.com/office/word/2010/wordml" xmlns:wpg="http://schemas.microsoft.com/office/word/2010/wordprocessingGroup" xmlns:wpi="http://schemas.microsoft.com/office/word/2010/wordprocessingInk" xmlns:wne="http://schemas.microsoft.com/office/word/2006/wordml" xmlns:wps="http://schemas.microsoft.com/office/word/2010/wordprocessingShape">
+      <w:pPr>
+        <w:keepNext/>
+        <w:pageBreakBefore w:val="0"/>
+        <w:spacing w:before="120" w:after="80"/>
+      </w:pPr>
+      <w:r>
+        <w:rPr>
+          <w:rFonts w:ascii="Times New Roman" w:hAnsi="Times New Roman"/>
+          <w:sz w:val="32"/>
+          <w:color w:val="000000"/>
+          <w:b/>
+        </w:rPr>
+        <w:t>8.2 Why the Baseline Is Included</w:t>
       </w:r>
     </w:p>
     <w:p xmlns:w="http://schemas.openxmlformats.org/wordprocessingml/2006/main" xmlns:wpc="http://schemas.microsoft.com/office/word/2010/wordprocessingCanvas" xmlns:mo="http://schemas.microsoft.com/office/mac/office/2008/main" xmlns:mc="http://schemas.openxmlformats.org/markup-compatibility/2006" xmlns:mv="urn:schemas-microsoft-com:mac:vml" xmlns:o="urn:schemas-microsoft-com:office:office" xmlns:r="http://schemas.openxmlformats.org/officeDocument/2006/relationships" xmlns:m="http://schemas.openxmlformats.org/officeDocument/2006/math" xmlns:v="urn:schemas-microsoft-com:vml" xmlns:wp14="http://schemas.microsoft.com/office/word/2010/wordprocessingDrawing" xmlns:wp="http://schemas.openxmlformats.org/drawingml/2006/wordprocessingDrawing" xmlns:w10="urn:schemas-microsoft-com:office:word" xmlns:w14="http://schemas.microsoft.com/office/word/2010/wordml" xmlns:wpg="http://schemas.microsoft.com/office/word/2010/wordprocessingGroup" xmlns:wpi="http://schemas.microsoft.com/office/word/2010/wordprocessingInk" xmlns:wne="http://schemas.microsoft.com/office/word/2006/wordml" xmlns:wps="http://schemas.microsoft.com/office/word/2010/wordprocessingShape">
@@ -4144,7 +7692,1347 @@
           <w:sz w:val="28"/>
           <w:color w:val="000000"/>
         </w:rPr>
+        <w:t>The baseline predicts the global average of training ratings for every scored test row.</w:t>
+      </w:r>
+    </w:p>
+    <w:p xmlns:w="http://schemas.openxmlformats.org/wordprocessingml/2006/main" xmlns:wpc="http://schemas.microsoft.com/office/word/2010/wordprocessingCanvas" xmlns:mo="http://schemas.microsoft.com/office/mac/office/2008/main" xmlns:mc="http://schemas.openxmlformats.org/markup-compatibility/2006" xmlns:mv="urn:schemas-microsoft-com:mac:vml" xmlns:o="urn:schemas-microsoft-com:office:office" xmlns:r="http://schemas.openxmlformats.org/officeDocument/2006/relationships" xmlns:m="http://schemas.openxmlformats.org/officeDocument/2006/math" xmlns:v="urn:schemas-microsoft-com:vml" xmlns:wp14="http://schemas.microsoft.com/office/word/2010/wordprocessingDrawing" xmlns:wp="http://schemas.openxmlformats.org/drawingml/2006/wordprocessingDrawing" xmlns:w10="urn:schemas-microsoft-com:office:word" xmlns:w14="http://schemas.microsoft.com/office/word/2010/wordml" xmlns:wpg="http://schemas.microsoft.com/office/word/2010/wordprocessingGroup" xmlns:wpi="http://schemas.microsoft.com/office/word/2010/wordprocessingInk" xmlns:wne="http://schemas.microsoft.com/office/word/2006/wordml" xmlns:wps="http://schemas.microsoft.com/office/word/2010/wordprocessingShape">
+      <w:pPr>
+        <w:spacing w:after="100"/>
+        <w:keepLines/>
+        <w:numPr>
+          <w:ilvl w:val="0"/>
+          <w:numId w:val="1"/>
+        </w:numPr>
+        <w:ind w:left="317" w:hanging="173"/>
+      </w:pPr>
+      <w:r>
+        <w:rPr>
+          <w:rFonts w:ascii="Times New Roman" w:hAnsi="Times New Roman"/>
+          <w:b w:val="0"/>
+          <w:sz w:val="28"/>
+          <w:color w:val="000000"/>
+        </w:rPr>
+        <w:t>ALS RMSE is 0.9316; the baseline RMSE is 1.0569 on the same rows.</w:t>
+      </w:r>
+    </w:p>
+    <w:p xmlns:w="http://schemas.openxmlformats.org/wordprocessingml/2006/main" xmlns:wpc="http://schemas.microsoft.com/office/word/2010/wordprocessingCanvas" xmlns:mo="http://schemas.microsoft.com/office/mac/office/2008/main" xmlns:mc="http://schemas.openxmlformats.org/markup-compatibility/2006" xmlns:mv="urn:schemas-microsoft-com:mac:vml" xmlns:o="urn:schemas-microsoft-com:office:office" xmlns:r="http://schemas.openxmlformats.org/officeDocument/2006/relationships" xmlns:m="http://schemas.openxmlformats.org/officeDocument/2006/math" xmlns:v="urn:schemas-microsoft-com:vml" xmlns:wp14="http://schemas.microsoft.com/office/word/2010/wordprocessingDrawing" xmlns:wp="http://schemas.openxmlformats.org/drawingml/2006/wordprocessingDrawing" xmlns:w10="urn:schemas-microsoft-com:office:word" xmlns:w14="http://schemas.microsoft.com/office/word/2010/wordml" xmlns:wpg="http://schemas.microsoft.com/office/word/2010/wordprocessingGroup" xmlns:wpi="http://schemas.microsoft.com/office/word/2010/wordprocessingInk" xmlns:wne="http://schemas.microsoft.com/office/word/2006/wordml" xmlns:wps="http://schemas.microsoft.com/office/word/2010/wordprocessingShape">
+      <w:pPr>
+        <w:spacing w:after="100"/>
+        <w:keepLines/>
+        <w:numPr>
+          <w:ilvl w:val="0"/>
+          <w:numId w:val="1"/>
+        </w:numPr>
+        <w:ind w:left="317" w:hanging="173"/>
+      </w:pPr>
+      <w:r>
+        <w:rPr>
+          <w:rFonts w:ascii="Times New Roman" w:hAnsi="Times New Roman"/>
+          <w:b w:val="0"/>
+          <w:sz w:val="28"/>
+          <w:color w:val="000000"/>
+        </w:rPr>
+        <w:t>This comparison checks whether the learned model improves on a simple prediction.</w:t>
+      </w:r>
+    </w:p>
+    <w:p xmlns:w="http://schemas.openxmlformats.org/wordprocessingml/2006/main" xmlns:wpc="http://schemas.microsoft.com/office/word/2010/wordprocessingCanvas" xmlns:mo="http://schemas.microsoft.com/office/mac/office/2008/main" xmlns:mc="http://schemas.openxmlformats.org/markup-compatibility/2006" xmlns:mv="urn:schemas-microsoft-com:mac:vml" xmlns:o="urn:schemas-microsoft-com:office:office" xmlns:r="http://schemas.openxmlformats.org/officeDocument/2006/relationships" xmlns:m="http://schemas.openxmlformats.org/officeDocument/2006/math" xmlns:v="urn:schemas-microsoft-com:vml" xmlns:wp14="http://schemas.microsoft.com/office/word/2010/wordprocessingDrawing" xmlns:wp="http://schemas.openxmlformats.org/drawingml/2006/wordprocessingDrawing" xmlns:w10="urn:schemas-microsoft-com:office:word" xmlns:w14="http://schemas.microsoft.com/office/word/2010/wordml" xmlns:wpg="http://schemas.microsoft.com/office/word/2010/wordprocessingGroup" xmlns:wpi="http://schemas.microsoft.com/office/word/2010/wordprocessingInk" xmlns:wne="http://schemas.microsoft.com/office/word/2006/wordml" xmlns:wps="http://schemas.microsoft.com/office/word/2010/wordprocessingShape">
+      <w:pPr>
+        <w:spacing w:after="100"/>
+        <w:keepLines/>
+        <w:numPr>
+          <w:ilvl w:val="0"/>
+          <w:numId w:val="1"/>
+        </w:numPr>
+        <w:ind w:left="317" w:hanging="173"/>
+      </w:pPr>
+      <w:r>
+        <w:rPr>
+          <w:rFonts w:ascii="Times New Roman" w:hAnsi="Times New Roman"/>
+          <w:b w:val="0"/>
+          <w:sz w:val="28"/>
+          <w:color w:val="000000"/>
+        </w:rPr>
+        <w:t>RMSE measures rating error. It does not directly measure how useful the top-10 movie list is.</w:t>
+      </w:r>
+    </w:p>
+    <w:p xmlns:w="http://schemas.openxmlformats.org/wordprocessingml/2006/main" xmlns:wpc="http://schemas.microsoft.com/office/word/2010/wordprocessingCanvas" xmlns:mo="http://schemas.microsoft.com/office/mac/office/2008/main" xmlns:mc="http://schemas.openxmlformats.org/markup-compatibility/2006" xmlns:mv="urn:schemas-microsoft-com:mac:vml" xmlns:o="urn:schemas-microsoft-com:office:office" xmlns:r="http://schemas.openxmlformats.org/officeDocument/2006/relationships" xmlns:m="http://schemas.openxmlformats.org/officeDocument/2006/math" xmlns:v="urn:schemas-microsoft-com:vml" xmlns:wp14="http://schemas.microsoft.com/office/word/2010/wordprocessingDrawing" xmlns:wp="http://schemas.openxmlformats.org/drawingml/2006/wordprocessingDrawing" xmlns:w10="urn:schemas-microsoft-com:office:word" xmlns:w14="http://schemas.microsoft.com/office/word/2010/wordml" xmlns:wpg="http://schemas.microsoft.com/office/word/2010/wordprocessingGroup" xmlns:wpi="http://schemas.microsoft.com/office/word/2010/wordprocessingInk" xmlns:wne="http://schemas.microsoft.com/office/word/2006/wordml" xmlns:wps="http://schemas.microsoft.com/office/word/2010/wordprocessingShape">
+      <w:pPr>
+        <w:keepNext/>
+        <w:pageBreakBefore w:val="0"/>
+        <w:spacing w:before="120" w:after="80"/>
+      </w:pPr>
+      <w:r>
+        <w:rPr>
+          <w:rFonts w:ascii="Times New Roman" w:hAnsi="Times New Roman"/>
+          <w:sz w:val="32"/>
+          <w:color w:val="000000"/>
+          <w:b/>
+        </w:rPr>
+        <w:t>8.3 Cold Start and Coverage</w:t>
+      </w:r>
+    </w:p>
+    <w:p xmlns:w="http://schemas.openxmlformats.org/wordprocessingml/2006/main" xmlns:wpc="http://schemas.microsoft.com/office/word/2010/wordprocessingCanvas" xmlns:mo="http://schemas.microsoft.com/office/mac/office/2008/main" xmlns:mc="http://schemas.openxmlformats.org/markup-compatibility/2006" xmlns:mv="urn:schemas-microsoft-com:mac:vml" xmlns:o="urn:schemas-microsoft-com:office:office" xmlns:r="http://schemas.openxmlformats.org/officeDocument/2006/relationships" xmlns:m="http://schemas.openxmlformats.org/officeDocument/2006/math" xmlns:v="urn:schemas-microsoft-com:vml" xmlns:wp14="http://schemas.microsoft.com/office/word/2010/wordprocessingDrawing" xmlns:wp="http://schemas.openxmlformats.org/drawingml/2006/wordprocessingDrawing" xmlns:w10="urn:schemas-microsoft-com:office:word" xmlns:w14="http://schemas.microsoft.com/office/word/2010/wordml" xmlns:wpg="http://schemas.microsoft.com/office/word/2010/wordprocessingGroup" xmlns:wpi="http://schemas.microsoft.com/office/word/2010/wordprocessingInk" xmlns:wne="http://schemas.microsoft.com/office/word/2006/wordml" xmlns:wps="http://schemas.microsoft.com/office/word/2010/wordprocessingShape">
+      <w:pPr>
+        <w:spacing w:after="100"/>
+        <w:keepLines/>
+        <w:numPr>
+          <w:ilvl w:val="0"/>
+          <w:numId w:val="1"/>
+        </w:numPr>
+        <w:ind w:left="317" w:hanging="173"/>
+      </w:pPr>
+      <w:r>
+        <w:rPr>
+          <w:rFonts w:ascii="Times New Roman" w:hAnsi="Times New Roman"/>
+          <w:b w:val="0"/>
+          <w:sz w:val="28"/>
+          <w:color w:val="000000"/>
+        </w:rPr>
+        <w:t>The evaluation model could score 18,715 of the 20,417 test ratings.</w:t>
+      </w:r>
+    </w:p>
+    <w:p xmlns:w="http://schemas.openxmlformats.org/wordprocessingml/2006/main" xmlns:wpc="http://schemas.microsoft.com/office/word/2010/wordprocessingCanvas" xmlns:mo="http://schemas.microsoft.com/office/mac/office/2008/main" xmlns:mc="http://schemas.openxmlformats.org/markup-compatibility/2006" xmlns:mv="urn:schemas-microsoft-com:mac:vml" xmlns:o="urn:schemas-microsoft-com:office:office" xmlns:r="http://schemas.openxmlformats.org/officeDocument/2006/relationships" xmlns:m="http://schemas.openxmlformats.org/officeDocument/2006/math" xmlns:v="urn:schemas-microsoft-com:vml" xmlns:wp14="http://schemas.microsoft.com/office/word/2010/wordprocessingDrawing" xmlns:wp="http://schemas.openxmlformats.org/drawingml/2006/wordprocessingDrawing" xmlns:w10="urn:schemas-microsoft-com:office:word" xmlns:w14="http://schemas.microsoft.com/office/word/2010/wordml" xmlns:wpg="http://schemas.microsoft.com/office/word/2010/wordprocessingGroup" xmlns:wpi="http://schemas.microsoft.com/office/word/2010/wordprocessingInk" xmlns:wne="http://schemas.microsoft.com/office/word/2006/wordml" xmlns:wps="http://schemas.microsoft.com/office/word/2010/wordprocessingShape">
+      <w:pPr>
+        <w:spacing w:after="100"/>
+        <w:keepLines/>
+        <w:numPr>
+          <w:ilvl w:val="0"/>
+          <w:numId w:val="1"/>
+        </w:numPr>
+        <w:ind w:left="317" w:hanging="173"/>
+      </w:pPr>
+      <w:r>
+        <w:rPr>
+          <w:rFonts w:ascii="Times New Roman" w:hAnsi="Times New Roman"/>
+          <w:b w:val="0"/>
+          <w:sz w:val="28"/>
+          <w:color w:val="000000"/>
+        </w:rPr>
+        <w:t>The other 1,702 rows did not have the required learned factors and were excluded.</w:t>
+      </w:r>
+    </w:p>
+    <w:p xmlns:w="http://schemas.openxmlformats.org/wordprocessingml/2006/main" xmlns:wpc="http://schemas.microsoft.com/office/word/2010/wordprocessingCanvas" xmlns:mo="http://schemas.microsoft.com/office/mac/office/2008/main" xmlns:mc="http://schemas.openxmlformats.org/markup-compatibility/2006" xmlns:mv="urn:schemas-microsoft-com:mac:vml" xmlns:o="urn:schemas-microsoft-com:office:office" xmlns:r="http://schemas.openxmlformats.org/officeDocument/2006/relationships" xmlns:m="http://schemas.openxmlformats.org/officeDocument/2006/math" xmlns:v="urn:schemas-microsoft-com:vml" xmlns:wp14="http://schemas.microsoft.com/office/word/2010/wordprocessingDrawing" xmlns:wp="http://schemas.openxmlformats.org/drawingml/2006/wordprocessingDrawing" xmlns:w10="urn:schemas-microsoft-com:office:word" xmlns:w14="http://schemas.microsoft.com/office/word/2010/wordml" xmlns:wpg="http://schemas.microsoft.com/office/word/2010/wordprocessingGroup" xmlns:wpi="http://schemas.microsoft.com/office/word/2010/wordprocessingInk" xmlns:wne="http://schemas.microsoft.com/office/word/2006/wordml" xmlns:wps="http://schemas.microsoft.com/office/word/2010/wordprocessingShape">
+      <w:pPr>
+        <w:spacing w:after="100"/>
+        <w:keepLines/>
+        <w:numPr>
+          <w:ilvl w:val="0"/>
+          <w:numId w:val="1"/>
+        </w:numPr>
+        <w:ind w:left="317" w:hanging="173"/>
+      </w:pPr>
+      <w:r>
+        <w:rPr>
+          <w:rFonts w:ascii="Times New Roman" w:hAnsi="Times New Roman"/>
+          <w:b w:val="0"/>
+          <w:sz w:val="28"/>
+          <w:color w:val="000000"/>
+        </w:rPr>
+        <w:t>Coverage = 18,715 ÷ 20,417 × 100 = 91.66%. Reporting it makes the excluded cases visible.</w:t>
+      </w:r>
+    </w:p>
+    <w:p xmlns:w="http://schemas.openxmlformats.org/wordprocessingml/2006/main" xmlns:wpc="http://schemas.microsoft.com/office/word/2010/wordprocessingCanvas" xmlns:mo="http://schemas.microsoft.com/office/mac/office/2008/main" xmlns:mc="http://schemas.openxmlformats.org/markup-compatibility/2006" xmlns:mv="urn:schemas-microsoft-com:mac:vml" xmlns:o="urn:schemas-microsoft-com:office:office" xmlns:r="http://schemas.openxmlformats.org/officeDocument/2006/relationships" xmlns:m="http://schemas.openxmlformats.org/officeDocument/2006/math" xmlns:v="urn:schemas-microsoft-com:vml" xmlns:wp14="http://schemas.microsoft.com/office/word/2010/wordprocessingDrawing" xmlns:wp="http://schemas.openxmlformats.org/drawingml/2006/wordprocessingDrawing" xmlns:w10="urn:schemas-microsoft-com:office:word" xmlns:w14="http://schemas.microsoft.com/office/word/2010/wordml" xmlns:wpg="http://schemas.microsoft.com/office/word/2010/wordprocessingGroup" xmlns:wpi="http://schemas.microsoft.com/office/word/2010/wordprocessingInk" xmlns:wne="http://schemas.microsoft.com/office/word/2006/wordml" xmlns:wps="http://schemas.microsoft.com/office/word/2010/wordprocessingShape">
+      <w:pPr>
+        <w:keepNext/>
+        <w:pageBreakBefore w:val="0"/>
+        <w:spacing w:before="120" w:after="80"/>
+      </w:pPr>
+      <w:r>
+        <w:rPr>
+          <w:rFonts w:ascii="Times New Roman" w:hAnsi="Times New Roman"/>
+          <w:sz w:val="32"/>
+          <w:color w:val="000000"/>
+          <w:b/>
+        </w:rPr>
+        <w:t>8.4 Improvements</w:t>
+      </w:r>
+    </w:p>
+    <w:p xmlns:w="http://schemas.openxmlformats.org/wordprocessingml/2006/main" xmlns:wpc="http://schemas.microsoft.com/office/word/2010/wordprocessingCanvas" xmlns:mo="http://schemas.microsoft.com/office/mac/office/2008/main" xmlns:mc="http://schemas.openxmlformats.org/markup-compatibility/2006" xmlns:mv="urn:schemas-microsoft-com:mac:vml" xmlns:o="urn:schemas-microsoft-com:office:office" xmlns:r="http://schemas.openxmlformats.org/officeDocument/2006/relationships" xmlns:m="http://schemas.openxmlformats.org/officeDocument/2006/math" xmlns:v="urn:schemas-microsoft-com:vml" xmlns:wp14="http://schemas.microsoft.com/office/word/2010/wordprocessingDrawing" xmlns:wp="http://schemas.openxmlformats.org/drawingml/2006/wordprocessingDrawing" xmlns:w10="urn:schemas-microsoft-com:office:word" xmlns:w14="http://schemas.microsoft.com/office/word/2010/wordml" xmlns:wpg="http://schemas.microsoft.com/office/word/2010/wordprocessingGroup" xmlns:wpi="http://schemas.microsoft.com/office/word/2010/wordprocessingInk" xmlns:wne="http://schemas.microsoft.com/office/word/2006/wordml" xmlns:wps="http://schemas.microsoft.com/office/word/2010/wordprocessingShape">
+      <w:pPr>
+        <w:spacing w:after="100"/>
+        <w:keepLines/>
+        <w:numPr>
+          <w:ilvl w:val="0"/>
+          <w:numId w:val="1"/>
+        </w:numPr>
+        <w:ind w:left="317" w:hanging="173"/>
+      </w:pPr>
+      <w:r>
+        <w:rPr>
+          <w:rFonts w:ascii="Times New Roman" w:hAnsi="Times New Roman"/>
+          <w:b w:val="0"/>
+          <w:sz w:val="28"/>
+          <w:color w:val="000000"/>
+        </w:rPr>
+        <w:t>Use a single global date cutoff for a stronger future-time evaluation.</w:t>
+      </w:r>
+    </w:p>
+    <w:p xmlns:w="http://schemas.openxmlformats.org/wordprocessingml/2006/main" xmlns:wpc="http://schemas.microsoft.com/office/word/2010/wordprocessingCanvas" xmlns:mo="http://schemas.microsoft.com/office/mac/office/2008/main" xmlns:mc="http://schemas.openxmlformats.org/markup-compatibility/2006" xmlns:mv="urn:schemas-microsoft-com:mac:vml" xmlns:o="urn:schemas-microsoft-com:office:office" xmlns:r="http://schemas.openxmlformats.org/officeDocument/2006/relationships" xmlns:m="http://schemas.openxmlformats.org/officeDocument/2006/math" xmlns:v="urn:schemas-microsoft-com:vml" xmlns:wp14="http://schemas.microsoft.com/office/word/2010/wordprocessingDrawing" xmlns:wp="http://schemas.openxmlformats.org/drawingml/2006/wordprocessingDrawing" xmlns:w10="urn:schemas-microsoft-com:office:word" xmlns:w14="http://schemas.microsoft.com/office/word/2010/wordml" xmlns:wpg="http://schemas.microsoft.com/office/word/2010/wordprocessingGroup" xmlns:wpi="http://schemas.microsoft.com/office/word/2010/wordprocessingInk" xmlns:wne="http://schemas.microsoft.com/office/word/2006/wordml" xmlns:wps="http://schemas.microsoft.com/office/word/2010/wordprocessingShape">
+      <w:pPr>
+        <w:spacing w:after="100"/>
+        <w:keepLines/>
+        <w:numPr>
+          <w:ilvl w:val="0"/>
+          <w:numId w:val="1"/>
+        </w:numPr>
+        <w:ind w:left="317" w:hanging="173"/>
+      </w:pPr>
+      <w:r>
+        <w:rPr>
+          <w:rFonts w:ascii="Times New Roman" w:hAnsi="Times New Roman"/>
+          <w:b w:val="0"/>
+          <w:sz w:val="28"/>
+          <w:color w:val="000000"/>
+        </w:rPr>
+        <w:t>Measure precision and recall for top-10 recommendations.</w:t>
+      </w:r>
+    </w:p>
+    <w:p xmlns:w="http://schemas.openxmlformats.org/wordprocessingml/2006/main" xmlns:wpc="http://schemas.microsoft.com/office/word/2010/wordprocessingCanvas" xmlns:mo="http://schemas.microsoft.com/office/mac/office/2008/main" xmlns:mc="http://schemas.openxmlformats.org/markup-compatibility/2006" xmlns:mv="urn:schemas-microsoft-com:mac:vml" xmlns:o="urn:schemas-microsoft-com:office:office" xmlns:r="http://schemas.openxmlformats.org/officeDocument/2006/relationships" xmlns:m="http://schemas.openxmlformats.org/officeDocument/2006/math" xmlns:v="urn:schemas-microsoft-com:vml" xmlns:wp14="http://schemas.microsoft.com/office/word/2010/wordprocessingDrawing" xmlns:wp="http://schemas.openxmlformats.org/drawingml/2006/wordprocessingDrawing" xmlns:w10="urn:schemas-microsoft-com:office:word" xmlns:w14="http://schemas.microsoft.com/office/word/2010/wordml" xmlns:wpg="http://schemas.microsoft.com/office/word/2010/wordprocessingGroup" xmlns:wpi="http://schemas.microsoft.com/office/word/2010/wordprocessingInk" xmlns:wne="http://schemas.microsoft.com/office/word/2006/wordml" xmlns:wps="http://schemas.microsoft.com/office/word/2010/wordprocessingShape">
+      <w:pPr>
+        <w:spacing w:after="100"/>
+        <w:keepLines/>
+        <w:numPr>
+          <w:ilvl w:val="0"/>
+          <w:numId w:val="1"/>
+        </w:numPr>
+        <w:ind w:left="317" w:hanging="173"/>
+      </w:pPr>
+      <w:r>
+        <w:rPr>
+          <w:rFonts w:ascii="Times New Roman" w:hAnsi="Times New Roman"/>
+          <w:b w:val="0"/>
+          <w:sz w:val="28"/>
+          <w:color w:val="000000"/>
+        </w:rPr>
+        <w:t>Add movie metadata to help with films that have no ratings.</w:t>
+      </w:r>
+    </w:p>
+    <w:p xmlns:w="http://schemas.openxmlformats.org/wordprocessingml/2006/main" xmlns:wpc="http://schemas.microsoft.com/office/word/2010/wordprocessingCanvas" xmlns:mo="http://schemas.microsoft.com/office/mac/office/2008/main" xmlns:mc="http://schemas.openxmlformats.org/markup-compatibility/2006" xmlns:mv="urn:schemas-microsoft-com:mac:vml" xmlns:o="urn:schemas-microsoft-com:office:office" xmlns:r="http://schemas.openxmlformats.org/officeDocument/2006/relationships" xmlns:m="http://schemas.openxmlformats.org/officeDocument/2006/math" xmlns:v="urn:schemas-microsoft-com:vml" xmlns:wp14="http://schemas.microsoft.com/office/word/2010/wordprocessingDrawing" xmlns:wp="http://schemas.openxmlformats.org/drawingml/2006/wordprocessingDrawing" xmlns:w10="urn:schemas-microsoft-com:office:word" xmlns:w14="http://schemas.microsoft.com/office/word/2010/wordml" xmlns:wpg="http://schemas.microsoft.com/office/word/2010/wordprocessingGroup" xmlns:wpi="http://schemas.microsoft.com/office/word/2010/wordprocessingInk" xmlns:wne="http://schemas.microsoft.com/office/word/2006/wordml" xmlns:wps="http://schemas.microsoft.com/office/word/2010/wordprocessingShape">
+      <w:pPr>
+        <w:keepNext/>
+        <w:pageBreakBefore/>
+        <w:spacing w:before="120" w:after="80"/>
+      </w:pPr>
+      <w:r>
+        <w:rPr>
+          <w:rFonts w:ascii="Times New Roman" w:hAnsi="Times New Roman"/>
+          <w:sz w:val="32"/>
+          <w:color w:val="000000"/>
+          <w:b/>
+        </w:rPr>
+        <w:t>9 Selected Source Code</w:t>
+      </w:r>
+    </w:p>
+    <w:p xmlns:w="http://schemas.openxmlformats.org/wordprocessingml/2006/main" xmlns:wpc="http://schemas.microsoft.com/office/word/2010/wordprocessingCanvas" xmlns:mo="http://schemas.microsoft.com/office/mac/office/2008/main" xmlns:mc="http://schemas.openxmlformats.org/markup-compatibility/2006" xmlns:mv="urn:schemas-microsoft-com:mac:vml" xmlns:o="urn:schemas-microsoft-com:office:office" xmlns:r="http://schemas.openxmlformats.org/officeDocument/2006/relationships" xmlns:m="http://schemas.openxmlformats.org/officeDocument/2006/math" xmlns:v="urn:schemas-microsoft-com:vml" xmlns:wp14="http://schemas.microsoft.com/office/word/2010/wordprocessingDrawing" xmlns:wp="http://schemas.openxmlformats.org/drawingml/2006/wordprocessingDrawing" xmlns:w10="urn:schemas-microsoft-com:office:word" xmlns:w14="http://schemas.microsoft.com/office/word/2010/wordml" xmlns:wpg="http://schemas.microsoft.com/office/word/2010/wordprocessingGroup" xmlns:wpi="http://schemas.microsoft.com/office/word/2010/wordprocessingInk" xmlns:wne="http://schemas.microsoft.com/office/word/2006/wordml" xmlns:wps="http://schemas.microsoft.com/office/word/2010/wordprocessingShape">
+      <w:pPr>
+        <w:spacing w:after="100"/>
+      </w:pPr>
+      <w:r>
+        <w:rPr>
+          <w:rFonts w:ascii="Times New Roman" w:hAnsi="Times New Roman"/>
+          <w:b/>
+          <w:sz w:val="24"/>
+          <w:color w:val="000000"/>
+        </w:rPr>
+        <w:t>Main ALS training and error calculation</w:t>
+      </w:r>
+    </w:p>
+    <w:p xmlns:w="http://schemas.openxmlformats.org/wordprocessingml/2006/main" xmlns:wpc="http://schemas.microsoft.com/office/word/2010/wordprocessingCanvas" xmlns:mo="http://schemas.microsoft.com/office/mac/office/2008/main" xmlns:mc="http://schemas.openxmlformats.org/markup-compatibility/2006" xmlns:mv="urn:schemas-microsoft-com:mac:vml" xmlns:o="urn:schemas-microsoft-com:office:office" xmlns:r="http://schemas.openxmlformats.org/officeDocument/2006/relationships" xmlns:m="http://schemas.openxmlformats.org/officeDocument/2006/math" xmlns:v="urn:schemas-microsoft-com:vml" xmlns:wp14="http://schemas.microsoft.com/office/word/2010/wordprocessingDrawing" xmlns:wp="http://schemas.openxmlformats.org/drawingml/2006/wordprocessingDrawing" xmlns:w10="urn:schemas-microsoft-com:office:word" xmlns:w14="http://schemas.microsoft.com/office/word/2010/wordml" xmlns:wpg="http://schemas.microsoft.com/office/word/2010/wordprocessingGroup" xmlns:wpi="http://schemas.microsoft.com/office/word/2010/wordprocessingInk" xmlns:wne="http://schemas.microsoft.com/office/word/2006/wordml" xmlns:wps="http://schemas.microsoft.com/office/word/2010/wordprocessingShape">
+      <w:pPr>
+        <w:keepLines/>
+        <w:spacing w:after="0" w:line="230" w:lineRule="exact"/>
+      </w:pPr>
+      <w:r>
+        <w:rPr>
+          <w:rFonts w:ascii="Consolas" w:hAnsi="Consolas"/>
+          <w:sz w:val="20"/>
+          <w:color w:val="000000"/>
+        </w:rPr>
+        <w:t>ALS als = new ALS().setUserCol("userId")</w:t>
+      </w:r>
+    </w:p>
+    <w:p xmlns:w="http://schemas.openxmlformats.org/wordprocessingml/2006/main" xmlns:wpc="http://schemas.microsoft.com/office/word/2010/wordprocessingCanvas" xmlns:mo="http://schemas.microsoft.com/office/mac/office/2008/main" xmlns:mc="http://schemas.openxmlformats.org/markup-compatibility/2006" xmlns:mv="urn:schemas-microsoft-com:mac:vml" xmlns:o="urn:schemas-microsoft-com:office:office" xmlns:r="http://schemas.openxmlformats.org/officeDocument/2006/relationships" xmlns:m="http://schemas.openxmlformats.org/officeDocument/2006/math" xmlns:v="urn:schemas-microsoft-com:vml" xmlns:wp14="http://schemas.microsoft.com/office/word/2010/wordprocessingDrawing" xmlns:wp="http://schemas.openxmlformats.org/drawingml/2006/wordprocessingDrawing" xmlns:w10="urn:schemas-microsoft-com:office:word" xmlns:w14="http://schemas.microsoft.com/office/word/2010/wordml" xmlns:wpg="http://schemas.microsoft.com/office/word/2010/wordprocessingGroup" xmlns:wpi="http://schemas.microsoft.com/office/word/2010/wordprocessingInk" xmlns:wne="http://schemas.microsoft.com/office/word/2006/wordml" xmlns:wps="http://schemas.microsoft.com/office/word/2010/wordprocessingShape">
+      <w:pPr>
+        <w:keepLines/>
+        <w:spacing w:after="0" w:line="230" w:lineRule="exact"/>
+      </w:pPr>
+      <w:r>
+        <w:rPr>
+          <w:rFonts w:ascii="Consolas" w:hAnsi="Consolas"/>
+          <w:sz w:val="20"/>
+          <w:color w:val="000000"/>
+        </w:rPr>
+        <w:t xml:space="preserve">    .setItemCol("movieId").setRatingCol("rating")</w:t>
+      </w:r>
+    </w:p>
+    <w:p xmlns:w="http://schemas.openxmlformats.org/wordprocessingml/2006/main" xmlns:wpc="http://schemas.microsoft.com/office/word/2010/wordprocessingCanvas" xmlns:mo="http://schemas.microsoft.com/office/mac/office/2008/main" xmlns:mc="http://schemas.openxmlformats.org/markup-compatibility/2006" xmlns:mv="urn:schemas-microsoft-com:mac:vml" xmlns:o="urn:schemas-microsoft-com:office:office" xmlns:r="http://schemas.openxmlformats.org/officeDocument/2006/relationships" xmlns:m="http://schemas.openxmlformats.org/officeDocument/2006/math" xmlns:v="urn:schemas-microsoft-com:vml" xmlns:wp14="http://schemas.microsoft.com/office/word/2010/wordprocessingDrawing" xmlns:wp="http://schemas.openxmlformats.org/drawingml/2006/wordprocessingDrawing" xmlns:w10="urn:schemas-microsoft-com:office:word" xmlns:w14="http://schemas.microsoft.com/office/word/2010/wordml" xmlns:wpg="http://schemas.microsoft.com/office/word/2010/wordprocessingGroup" xmlns:wpi="http://schemas.microsoft.com/office/word/2010/wordprocessingInk" xmlns:wne="http://schemas.microsoft.com/office/word/2006/wordml" xmlns:wps="http://schemas.microsoft.com/office/word/2010/wordprocessingShape">
+      <w:pPr>
+        <w:keepLines/>
+        <w:spacing w:after="0" w:line="230" w:lineRule="exact"/>
+      </w:pPr>
+      <w:r>
+        <w:rPr>
+          <w:rFonts w:ascii="Consolas" w:hAnsi="Consolas"/>
+          <w:sz w:val="20"/>
+          <w:color w:val="000000"/>
+        </w:rPr>
+        <w:t xml:space="preserve">    .setRank(rank).setMaxIter(iterations)</w:t>
+      </w:r>
+    </w:p>
+    <w:p xmlns:w="http://schemas.openxmlformats.org/wordprocessingml/2006/main" xmlns:wpc="http://schemas.microsoft.com/office/word/2010/wordprocessingCanvas" xmlns:mo="http://schemas.microsoft.com/office/mac/office/2008/main" xmlns:mc="http://schemas.openxmlformats.org/markup-compatibility/2006" xmlns:mv="urn:schemas-microsoft-com:mac:vml" xmlns:o="urn:schemas-microsoft-com:office:office" xmlns:r="http://schemas.openxmlformats.org/officeDocument/2006/relationships" xmlns:m="http://schemas.openxmlformats.org/officeDocument/2006/math" xmlns:v="urn:schemas-microsoft-com:vml" xmlns:wp14="http://schemas.microsoft.com/office/word/2010/wordprocessingDrawing" xmlns:wp="http://schemas.openxmlformats.org/drawingml/2006/wordprocessingDrawing" xmlns:w10="urn:schemas-microsoft-com:office:word" xmlns:w14="http://schemas.microsoft.com/office/word/2010/wordml" xmlns:wpg="http://schemas.microsoft.com/office/word/2010/wordprocessingGroup" xmlns:wpi="http://schemas.microsoft.com/office/word/2010/wordprocessingInk" xmlns:wne="http://schemas.microsoft.com/office/word/2006/wordml" xmlns:wps="http://schemas.microsoft.com/office/word/2010/wordprocessingShape">
+      <w:pPr>
+        <w:keepLines/>
+        <w:spacing w:after="0" w:line="230" w:lineRule="exact"/>
+      </w:pPr>
+      <w:r>
+        <w:rPr>
+          <w:rFonts w:ascii="Consolas" w:hAnsi="Consolas"/>
+          <w:sz w:val="20"/>
+          <w:color w:val="000000"/>
+        </w:rPr>
+        <w:t xml:space="preserve">    .setRegParam(regularization).setSeed(42L)</w:t>
+      </w:r>
+    </w:p>
+    <w:p xmlns:w="http://schemas.openxmlformats.org/wordprocessingml/2006/main" xmlns:wpc="http://schemas.microsoft.com/office/word/2010/wordprocessingCanvas" xmlns:mo="http://schemas.microsoft.com/office/mac/office/2008/main" xmlns:mc="http://schemas.openxmlformats.org/markup-compatibility/2006" xmlns:mv="urn:schemas-microsoft-com:mac:vml" xmlns:o="urn:schemas-microsoft-com:office:office" xmlns:r="http://schemas.openxmlformats.org/officeDocument/2006/relationships" xmlns:m="http://schemas.openxmlformats.org/officeDocument/2006/math" xmlns:v="urn:schemas-microsoft-com:vml" xmlns:wp14="http://schemas.microsoft.com/office/word/2010/wordprocessingDrawing" xmlns:wp="http://schemas.openxmlformats.org/drawingml/2006/wordprocessingDrawing" xmlns:w10="urn:schemas-microsoft-com:office:word" xmlns:w14="http://schemas.microsoft.com/office/word/2010/wordml" xmlns:wpg="http://schemas.microsoft.com/office/word/2010/wordprocessingGroup" xmlns:wpi="http://schemas.microsoft.com/office/word/2010/wordprocessingInk" xmlns:wne="http://schemas.microsoft.com/office/word/2006/wordml" xmlns:wps="http://schemas.microsoft.com/office/word/2010/wordprocessingShape">
+      <w:pPr>
+        <w:keepLines/>
+        <w:spacing w:after="0" w:line="230" w:lineRule="exact"/>
+      </w:pPr>
+      <w:r>
+        <w:rPr>
+          <w:rFonts w:ascii="Consolas" w:hAnsi="Consolas"/>
+          <w:sz w:val="20"/>
+          <w:color w:val="000000"/>
+        </w:rPr>
+        <w:t xml:space="preserve">    .setNumUserBlocks(4).setNumItemBlocks(4)</w:t>
+      </w:r>
+    </w:p>
+    <w:p xmlns:w="http://schemas.openxmlformats.org/wordprocessingml/2006/main" xmlns:wpc="http://schemas.microsoft.com/office/word/2010/wordprocessingCanvas" xmlns:mo="http://schemas.microsoft.com/office/mac/office/2008/main" xmlns:mc="http://schemas.openxmlformats.org/markup-compatibility/2006" xmlns:mv="urn:schemas-microsoft-com:mac:vml" xmlns:o="urn:schemas-microsoft-com:office:office" xmlns:r="http://schemas.openxmlformats.org/officeDocument/2006/relationships" xmlns:m="http://schemas.openxmlformats.org/officeDocument/2006/math" xmlns:v="urn:schemas-microsoft-com:vml" xmlns:wp14="http://schemas.microsoft.com/office/word/2010/wordprocessingDrawing" xmlns:wp="http://schemas.openxmlformats.org/drawingml/2006/wordprocessingDrawing" xmlns:w10="urn:schemas-microsoft-com:office:word" xmlns:w14="http://schemas.microsoft.com/office/word/2010/wordml" xmlns:wpg="http://schemas.microsoft.com/office/word/2010/wordprocessingGroup" xmlns:wpi="http://schemas.microsoft.com/office/word/2010/wordprocessingInk" xmlns:wne="http://schemas.microsoft.com/office/word/2006/wordml" xmlns:wps="http://schemas.microsoft.com/office/word/2010/wordprocessingShape">
+      <w:pPr>
+        <w:keepLines/>
+        <w:spacing w:after="0" w:line="230" w:lineRule="exact"/>
+      </w:pPr>
+      <w:r>
+        <w:rPr>
+          <w:rFonts w:ascii="Consolas" w:hAnsi="Consolas"/>
+          <w:sz w:val="20"/>
+          <w:color w:val="000000"/>
+        </w:rPr>
+        <w:t xml:space="preserve">    .setColdStartStrategy("drop").setImplicitPrefs(false);</w:t>
+      </w:r>
+    </w:p>
+    <w:p xmlns:w="http://schemas.openxmlformats.org/wordprocessingml/2006/main" xmlns:wpc="http://schemas.microsoft.com/office/word/2010/wordprocessingCanvas" xmlns:mo="http://schemas.microsoft.com/office/mac/office/2008/main" xmlns:mc="http://schemas.openxmlformats.org/markup-compatibility/2006" xmlns:mv="urn:schemas-microsoft-com:mac:vml" xmlns:o="urn:schemas-microsoft-com:office:office" xmlns:r="http://schemas.openxmlformats.org/officeDocument/2006/relationships" xmlns:m="http://schemas.openxmlformats.org/officeDocument/2006/math" xmlns:v="urn:schemas-microsoft-com:vml" xmlns:wp14="http://schemas.microsoft.com/office/word/2010/wordprocessingDrawing" xmlns:wp="http://schemas.openxmlformats.org/drawingml/2006/wordprocessingDrawing" xmlns:w10="urn:schemas-microsoft-com:office:word" xmlns:w14="http://schemas.microsoft.com/office/word/2010/wordml" xmlns:wpg="http://schemas.microsoft.com/office/word/2010/wordprocessingGroup" xmlns:wpi="http://schemas.microsoft.com/office/word/2010/wordprocessingInk" xmlns:wne="http://schemas.microsoft.com/office/word/2006/wordml" xmlns:wps="http://schemas.microsoft.com/office/word/2010/wordprocessingShape">
+      <w:pPr>
+        <w:keepLines/>
+        <w:spacing w:after="0" w:line="230" w:lineRule="exact"/>
+      </w:pPr>
+      <w:r>
+        <w:rPr>
+          <w:rFonts w:ascii="Consolas" w:hAnsi="Consolas"/>
+          <w:sz w:val="20"/>
+          <w:color w:val="000000"/>
+        </w:rPr>
+        <w:t>ALSModel evalModel = als.fit(train);</w:t>
+      </w:r>
+    </w:p>
+    <w:p xmlns:w="http://schemas.openxmlformats.org/wordprocessingml/2006/main" xmlns:wpc="http://schemas.microsoft.com/office/word/2010/wordprocessingCanvas" xmlns:mo="http://schemas.microsoft.com/office/mac/office/2008/main" xmlns:mc="http://schemas.openxmlformats.org/markup-compatibility/2006" xmlns:mv="urn:schemas-microsoft-com:mac:vml" xmlns:o="urn:schemas-microsoft-com:office:office" xmlns:r="http://schemas.openxmlformats.org/officeDocument/2006/relationships" xmlns:m="http://schemas.openxmlformats.org/officeDocument/2006/math" xmlns:v="urn:schemas-microsoft-com:vml" xmlns:wp14="http://schemas.microsoft.com/office/word/2010/wordprocessingDrawing" xmlns:wp="http://schemas.openxmlformats.org/drawingml/2006/wordprocessingDrawing" xmlns:w10="urn:schemas-microsoft-com:office:word" xmlns:w14="http://schemas.microsoft.com/office/word/2010/wordml" xmlns:wpg="http://schemas.microsoft.com/office/word/2010/wordprocessingGroup" xmlns:wpi="http://schemas.microsoft.com/office/word/2010/wordprocessingInk" xmlns:wne="http://schemas.microsoft.com/office/word/2006/wordml" xmlns:wps="http://schemas.microsoft.com/office/word/2010/wordprocessingShape">
+      <w:pPr>
+        <w:keepLines/>
+        <w:spacing w:after="0" w:line="230" w:lineRule="exact"/>
+      </w:pPr>
+      <w:r>
+        <w:rPr>
+          <w:rFonts w:ascii="Consolas" w:hAnsi="Consolas"/>
+          <w:sz w:val="20"/>
+          <w:color w:val="000000"/>
+        </w:rPr>
+        <w:t>Dataset&lt;Row&gt; predictions = evalModel.transform(test)</w:t>
+      </w:r>
+    </w:p>
+    <w:p xmlns:w="http://schemas.openxmlformats.org/wordprocessingml/2006/main" xmlns:wpc="http://schemas.microsoft.com/office/word/2010/wordprocessingCanvas" xmlns:mo="http://schemas.microsoft.com/office/mac/office/2008/main" xmlns:mc="http://schemas.openxmlformats.org/markup-compatibility/2006" xmlns:mv="urn:schemas-microsoft-com:mac:vml" xmlns:o="urn:schemas-microsoft-com:office:office" xmlns:r="http://schemas.openxmlformats.org/officeDocument/2006/relationships" xmlns:m="http://schemas.openxmlformats.org/officeDocument/2006/math" xmlns:v="urn:schemas-microsoft-com:vml" xmlns:wp14="http://schemas.microsoft.com/office/word/2010/wordprocessingDrawing" xmlns:wp="http://schemas.openxmlformats.org/drawingml/2006/wordprocessingDrawing" xmlns:w10="urn:schemas-microsoft-com:office:word" xmlns:w14="http://schemas.microsoft.com/office/word/2010/wordml" xmlns:wpg="http://schemas.microsoft.com/office/word/2010/wordprocessingGroup" xmlns:wpi="http://schemas.microsoft.com/office/word/2010/wordprocessingInk" xmlns:wne="http://schemas.microsoft.com/office/word/2006/wordml" xmlns:wps="http://schemas.microsoft.com/office/word/2010/wordprocessingShape">
+      <w:pPr>
+        <w:keepLines/>
+        <w:spacing w:after="0" w:line="230" w:lineRule="exact"/>
+      </w:pPr>
+      <w:r>
+        <w:rPr>
+          <w:rFonts w:ascii="Consolas" w:hAnsi="Consolas"/>
+          <w:sz w:val="20"/>
+          <w:color w:val="000000"/>
+        </w:rPr>
+        <w:t xml:space="preserve">    .persist(StorageLevel.MEMORY_AND_DISK());</w:t>
+      </w:r>
+    </w:p>
+    <w:p xmlns:w="http://schemas.openxmlformats.org/wordprocessingml/2006/main" xmlns:wpc="http://schemas.microsoft.com/office/word/2010/wordprocessingCanvas" xmlns:mo="http://schemas.microsoft.com/office/mac/office/2008/main" xmlns:mc="http://schemas.openxmlformats.org/markup-compatibility/2006" xmlns:mv="urn:schemas-microsoft-com:mac:vml" xmlns:o="urn:schemas-microsoft-com:office:office" xmlns:r="http://schemas.openxmlformats.org/officeDocument/2006/relationships" xmlns:m="http://schemas.openxmlformats.org/officeDocument/2006/math" xmlns:v="urn:schemas-microsoft-com:vml" xmlns:wp14="http://schemas.microsoft.com/office/word/2010/wordprocessingDrawing" xmlns:wp="http://schemas.openxmlformats.org/drawingml/2006/wordprocessingDrawing" xmlns:w10="urn:schemas-microsoft-com:office:word" xmlns:w14="http://schemas.microsoft.com/office/word/2010/wordml" xmlns:wpg="http://schemas.microsoft.com/office/word/2010/wordprocessingGroup" xmlns:wpi="http://schemas.microsoft.com/office/word/2010/wordprocessingInk" xmlns:wne="http://schemas.microsoft.com/office/word/2006/wordml" xmlns:wps="http://schemas.microsoft.com/office/word/2010/wordprocessingShape">
+      <w:pPr>
+        <w:keepLines/>
+        <w:spacing w:after="0" w:line="230" w:lineRule="exact"/>
+      </w:pPr>
+      <w:r>
+        <w:rPr>
+          <w:rFonts w:ascii="Consolas" w:hAnsi="Consolas"/>
+          <w:sz w:val="20"/>
+          <w:color w:val="000000"/>
+        </w:rPr>
+        <w:t>long scored = predictions.count();</w:t>
+      </w:r>
+    </w:p>
+    <w:p xmlns:w="http://schemas.openxmlformats.org/wordprocessingml/2006/main" xmlns:wpc="http://schemas.microsoft.com/office/word/2010/wordprocessingCanvas" xmlns:mo="http://schemas.microsoft.com/office/mac/office/2008/main" xmlns:mc="http://schemas.openxmlformats.org/markup-compatibility/2006" xmlns:mv="urn:schemas-microsoft-com:mac:vml" xmlns:o="urn:schemas-microsoft-com:office:office" xmlns:r="http://schemas.openxmlformats.org/officeDocument/2006/relationships" xmlns:m="http://schemas.openxmlformats.org/officeDocument/2006/math" xmlns:v="urn:schemas-microsoft-com:vml" xmlns:wp14="http://schemas.microsoft.com/office/word/2010/wordprocessingDrawing" xmlns:wp="http://schemas.openxmlformats.org/drawingml/2006/wordprocessingDrawing" xmlns:w10="urn:schemas-microsoft-com:office:word" xmlns:w14="http://schemas.microsoft.com/office/word/2010/wordml" xmlns:wpg="http://schemas.microsoft.com/office/word/2010/wordprocessingGroup" xmlns:wpi="http://schemas.microsoft.com/office/word/2010/wordprocessingInk" xmlns:wne="http://schemas.microsoft.com/office/word/2006/wordml" xmlns:wps="http://schemas.microsoft.com/office/word/2010/wordprocessingShape">
+      <w:pPr>
+        <w:keepLines/>
+        <w:spacing w:after="0" w:line="230" w:lineRule="exact"/>
+      </w:pPr>
+      <w:r>
+        <w:rPr>
+          <w:rFonts w:ascii="Consolas" w:hAnsi="Consolas"/>
+          <w:sz w:val="20"/>
+          <w:color w:val="000000"/>
+        </w:rPr>
+        <w:t>RegressionEvaluator evaluator = new RegressionEvaluator()</w:t>
+      </w:r>
+    </w:p>
+    <w:p xmlns:w="http://schemas.openxmlformats.org/wordprocessingml/2006/main" xmlns:wpc="http://schemas.microsoft.com/office/word/2010/wordprocessingCanvas" xmlns:mo="http://schemas.microsoft.com/office/mac/office/2008/main" xmlns:mc="http://schemas.openxmlformats.org/markup-compatibility/2006" xmlns:mv="urn:schemas-microsoft-com:mac:vml" xmlns:o="urn:schemas-microsoft-com:office:office" xmlns:r="http://schemas.openxmlformats.org/officeDocument/2006/relationships" xmlns:m="http://schemas.openxmlformats.org/officeDocument/2006/math" xmlns:v="urn:schemas-microsoft-com:vml" xmlns:wp14="http://schemas.microsoft.com/office/word/2010/wordprocessingDrawing" xmlns:wp="http://schemas.openxmlformats.org/drawingml/2006/wordprocessingDrawing" xmlns:w10="urn:schemas-microsoft-com:office:word" xmlns:w14="http://schemas.microsoft.com/office/word/2010/wordml" xmlns:wpg="http://schemas.microsoft.com/office/word/2010/wordprocessingGroup" xmlns:wpi="http://schemas.microsoft.com/office/word/2010/wordprocessingInk" xmlns:wne="http://schemas.microsoft.com/office/word/2006/wordml" xmlns:wps="http://schemas.microsoft.com/office/word/2010/wordprocessingShape">
+      <w:pPr>
+        <w:keepLines/>
+        <w:spacing w:after="0" w:line="230" w:lineRule="exact"/>
+      </w:pPr>
+      <w:r>
+        <w:rPr>
+          <w:rFonts w:ascii="Consolas" w:hAnsi="Consolas"/>
+          <w:sz w:val="20"/>
+          <w:color w:val="000000"/>
+        </w:rPr>
+        <w:t xml:space="preserve">    .setLabelCol("rating").setPredictionCol("prediction");</w:t>
+      </w:r>
+    </w:p>
+    <w:p xmlns:w="http://schemas.openxmlformats.org/wordprocessingml/2006/main" xmlns:wpc="http://schemas.microsoft.com/office/word/2010/wordprocessingCanvas" xmlns:mo="http://schemas.microsoft.com/office/mac/office/2008/main" xmlns:mc="http://schemas.openxmlformats.org/markup-compatibility/2006" xmlns:mv="urn:schemas-microsoft-com:mac:vml" xmlns:o="urn:schemas-microsoft-com:office:office" xmlns:r="http://schemas.openxmlformats.org/officeDocument/2006/relationships" xmlns:m="http://schemas.openxmlformats.org/officeDocument/2006/math" xmlns:v="urn:schemas-microsoft-com:vml" xmlns:wp14="http://schemas.microsoft.com/office/word/2010/wordprocessingDrawing" xmlns:wp="http://schemas.openxmlformats.org/drawingml/2006/wordprocessingDrawing" xmlns:w10="urn:schemas-microsoft-com:office:word" xmlns:w14="http://schemas.microsoft.com/office/word/2010/wordml" xmlns:wpg="http://schemas.microsoft.com/office/word/2010/wordprocessingGroup" xmlns:wpi="http://schemas.microsoft.com/office/word/2010/wordprocessingInk" xmlns:wne="http://schemas.microsoft.com/office/word/2006/wordml" xmlns:wps="http://schemas.microsoft.com/office/word/2010/wordprocessingShape">
+      <w:pPr>
+        <w:keepLines/>
+        <w:spacing w:after="0" w:line="230" w:lineRule="exact"/>
+      </w:pPr>
+      <w:r>
+        <w:rPr>
+          <w:rFonts w:ascii="Consolas" w:hAnsi="Consolas"/>
+          <w:sz w:val="20"/>
+          <w:color w:val="000000"/>
+        </w:rPr>
+        <w:t>double rmse = evaluator.setMetricName("rmse")</w:t>
+      </w:r>
+    </w:p>
+    <w:p xmlns:w="http://schemas.openxmlformats.org/wordprocessingml/2006/main" xmlns:wpc="http://schemas.microsoft.com/office/word/2010/wordprocessingCanvas" xmlns:mo="http://schemas.microsoft.com/office/mac/office/2008/main" xmlns:mc="http://schemas.openxmlformats.org/markup-compatibility/2006" xmlns:mv="urn:schemas-microsoft-com:mac:vml" xmlns:o="urn:schemas-microsoft-com:office:office" xmlns:r="http://schemas.openxmlformats.org/officeDocument/2006/relationships" xmlns:m="http://schemas.openxmlformats.org/officeDocument/2006/math" xmlns:v="urn:schemas-microsoft-com:vml" xmlns:wp14="http://schemas.microsoft.com/office/word/2010/wordprocessingDrawing" xmlns:wp="http://schemas.openxmlformats.org/drawingml/2006/wordprocessingDrawing" xmlns:w10="urn:schemas-microsoft-com:office:word" xmlns:w14="http://schemas.microsoft.com/office/word/2010/wordml" xmlns:wpg="http://schemas.microsoft.com/office/word/2010/wordprocessingGroup" xmlns:wpi="http://schemas.microsoft.com/office/word/2010/wordprocessingInk" xmlns:wne="http://schemas.microsoft.com/office/word/2006/wordml" xmlns:wps="http://schemas.microsoft.com/office/word/2010/wordprocessingShape">
+      <w:pPr>
+        <w:keepLines/>
+        <w:spacing w:after="0" w:line="230" w:lineRule="exact"/>
+      </w:pPr>
+      <w:r>
+        <w:rPr>
+          <w:rFonts w:ascii="Consolas" w:hAnsi="Consolas"/>
+          <w:sz w:val="20"/>
+          <w:color w:val="000000"/>
+        </w:rPr>
+        <w:t xml:space="preserve">    .evaluate(predictions);</w:t>
+      </w:r>
+    </w:p>
+    <w:p xmlns:w="http://schemas.openxmlformats.org/wordprocessingml/2006/main" xmlns:wpc="http://schemas.microsoft.com/office/word/2010/wordprocessingCanvas" xmlns:mo="http://schemas.microsoft.com/office/mac/office/2008/main" xmlns:mc="http://schemas.openxmlformats.org/markup-compatibility/2006" xmlns:mv="urn:schemas-microsoft-com:mac:vml" xmlns:o="urn:schemas-microsoft-com:office:office" xmlns:r="http://schemas.openxmlformats.org/officeDocument/2006/relationships" xmlns:m="http://schemas.openxmlformats.org/officeDocument/2006/math" xmlns:v="urn:schemas-microsoft-com:vml" xmlns:wp14="http://schemas.microsoft.com/office/word/2010/wordprocessingDrawing" xmlns:wp="http://schemas.openxmlformats.org/drawingml/2006/wordprocessingDrawing" xmlns:w10="urn:schemas-microsoft-com:office:word" xmlns:w14="http://schemas.microsoft.com/office/word/2010/wordml" xmlns:wpg="http://schemas.microsoft.com/office/word/2010/wordprocessingGroup" xmlns:wpi="http://schemas.microsoft.com/office/word/2010/wordprocessingInk" xmlns:wne="http://schemas.microsoft.com/office/word/2006/wordml" xmlns:wps="http://schemas.microsoft.com/office/word/2010/wordprocessingShape">
+      <w:pPr>
+        <w:keepLines/>
+        <w:spacing w:after="0" w:line="230" w:lineRule="exact"/>
+      </w:pPr>
+      <w:r>
+        <w:rPr>
+          <w:rFonts w:ascii="Consolas" w:hAnsi="Consolas"/>
+          <w:sz w:val="20"/>
+          <w:color w:val="000000"/>
+        </w:rPr>
+        <w:t>double mae = evaluator.setMetricName("mae")</w:t>
+      </w:r>
+    </w:p>
+    <w:p xmlns:w="http://schemas.openxmlformats.org/wordprocessingml/2006/main" xmlns:wpc="http://schemas.microsoft.com/office/word/2010/wordprocessingCanvas" xmlns:mo="http://schemas.microsoft.com/office/mac/office/2008/main" xmlns:mc="http://schemas.openxmlformats.org/markup-compatibility/2006" xmlns:mv="urn:schemas-microsoft-com:mac:vml" xmlns:o="urn:schemas-microsoft-com:office:office" xmlns:r="http://schemas.openxmlformats.org/officeDocument/2006/relationships" xmlns:m="http://schemas.openxmlformats.org/officeDocument/2006/math" xmlns:v="urn:schemas-microsoft-com:vml" xmlns:wp14="http://schemas.microsoft.com/office/word/2010/wordprocessingDrawing" xmlns:wp="http://schemas.openxmlformats.org/drawingml/2006/wordprocessingDrawing" xmlns:w10="urn:schemas-microsoft-com:office:word" xmlns:w14="http://schemas.microsoft.com/office/word/2010/wordml" xmlns:wpg="http://schemas.microsoft.com/office/word/2010/wordprocessingGroup" xmlns:wpi="http://schemas.microsoft.com/office/word/2010/wordprocessingInk" xmlns:wne="http://schemas.microsoft.com/office/word/2006/wordml" xmlns:wps="http://schemas.microsoft.com/office/word/2010/wordprocessingShape">
+      <w:pPr>
+        <w:keepLines/>
+        <w:spacing w:after="0" w:line="230" w:lineRule="exact"/>
+      </w:pPr>
+      <w:r>
+        <w:rPr>
+          <w:rFonts w:ascii="Consolas" w:hAnsi="Consolas"/>
+          <w:sz w:val="20"/>
+          <w:color w:val="000000"/>
+        </w:rPr>
+        <w:t xml:space="preserve">    .evaluate(predictions);</w:t>
+      </w:r>
+    </w:p>
+    <w:p xmlns:w="http://schemas.openxmlformats.org/wordprocessingml/2006/main" xmlns:wpc="http://schemas.microsoft.com/office/word/2010/wordprocessingCanvas" xmlns:mo="http://schemas.microsoft.com/office/mac/office/2008/main" xmlns:mc="http://schemas.openxmlformats.org/markup-compatibility/2006" xmlns:mv="urn:schemas-microsoft-com:mac:vml" xmlns:o="urn:schemas-microsoft-com:office:office" xmlns:r="http://schemas.openxmlformats.org/officeDocument/2006/relationships" xmlns:m="http://schemas.openxmlformats.org/officeDocument/2006/math" xmlns:v="urn:schemas-microsoft-com:vml" xmlns:wp14="http://schemas.microsoft.com/office/word/2010/wordprocessingDrawing" xmlns:wp="http://schemas.openxmlformats.org/drawingml/2006/wordprocessingDrawing" xmlns:w10="urn:schemas-microsoft-com:office:word" xmlns:w14="http://schemas.microsoft.com/office/word/2010/wordml" xmlns:wpg="http://schemas.microsoft.com/office/word/2010/wordprocessingGroup" xmlns:wpi="http://schemas.microsoft.com/office/word/2010/wordprocessingInk" xmlns:wne="http://schemas.microsoft.com/office/word/2006/wordml" xmlns:wps="http://schemas.microsoft.com/office/word/2010/wordprocessingShape">
+      <w:pPr>
+        <w:keepNext/>
+        <w:pageBreakBefore w:val="0"/>
+        <w:spacing w:before="120" w:after="80"/>
+      </w:pPr>
+      <w:r>
+        <w:rPr>
+          <w:rFonts w:ascii="Times New Roman" w:hAnsi="Times New Roman"/>
+          <w:sz w:val="32"/>
+          <w:color w:val="000000"/>
+          <w:b/>
+        </w:rPr>
+        <w:t>9.1 New User Calculation</w:t>
+      </w:r>
+    </w:p>
+    <w:p xmlns:w="http://schemas.openxmlformats.org/wordprocessingml/2006/main" xmlns:wpc="http://schemas.microsoft.com/office/word/2010/wordprocessingCanvas" xmlns:mo="http://schemas.microsoft.com/office/mac/office/2008/main" xmlns:mc="http://schemas.openxmlformats.org/markup-compatibility/2006" xmlns:mv="urn:schemas-microsoft-com:mac:vml" xmlns:o="urn:schemas-microsoft-com:office:office" xmlns:r="http://schemas.openxmlformats.org/officeDocument/2006/relationships" xmlns:m="http://schemas.openxmlformats.org/officeDocument/2006/math" xmlns:v="urn:schemas-microsoft-com:vml" xmlns:wp14="http://schemas.microsoft.com/office/word/2010/wordprocessingDrawing" xmlns:wp="http://schemas.openxmlformats.org/drawingml/2006/wordprocessingDrawing" xmlns:w10="urn:schemas-microsoft-com:office:word" xmlns:w14="http://schemas.microsoft.com/office/word/2010/wordml" xmlns:wpg="http://schemas.microsoft.com/office/word/2010/wordprocessingGroup" xmlns:wpi="http://schemas.microsoft.com/office/word/2010/wordprocessingInk" xmlns:wne="http://schemas.microsoft.com/office/word/2006/wordml" xmlns:wps="http://schemas.microsoft.com/office/word/2010/wordprocessingShape">
+      <w:pPr>
+        <w:keepLines/>
+        <w:spacing w:after="0" w:line="230" w:lineRule="exact"/>
+      </w:pPr>
+      <w:r>
+        <w:rPr>
+          <w:rFonts w:ascii="Consolas" w:hAnsi="Consolas"/>
+          <w:sz w:val="20"/>
+          <w:color w:val="000000"/>
+        </w:rPr>
+        <w:t>double[] fitProfile(List&lt;Rating&gt; ratings) {</w:t>
+      </w:r>
+    </w:p>
+    <w:p xmlns:w="http://schemas.openxmlformats.org/wordprocessingml/2006/main" xmlns:wpc="http://schemas.microsoft.com/office/word/2010/wordprocessingCanvas" xmlns:mo="http://schemas.microsoft.com/office/mac/office/2008/main" xmlns:mc="http://schemas.openxmlformats.org/markup-compatibility/2006" xmlns:mv="urn:schemas-microsoft-com:mac:vml" xmlns:o="urn:schemas-microsoft-com:office:office" xmlns:r="http://schemas.openxmlformats.org/officeDocument/2006/relationships" xmlns:m="http://schemas.openxmlformats.org/officeDocument/2006/math" xmlns:v="urn:schemas-microsoft-com:vml" xmlns:wp14="http://schemas.microsoft.com/office/word/2010/wordprocessingDrawing" xmlns:wp="http://schemas.openxmlformats.org/drawingml/2006/wordprocessingDrawing" xmlns:w10="urn:schemas-microsoft-com:office:word" xmlns:w14="http://schemas.microsoft.com/office/word/2010/wordml" xmlns:wpg="http://schemas.microsoft.com/office/word/2010/wordprocessingGroup" xmlns:wpi="http://schemas.microsoft.com/office/word/2010/wordprocessingInk" xmlns:wne="http://schemas.microsoft.com/office/word/2006/wordml" xmlns:wps="http://schemas.microsoft.com/office/word/2010/wordprocessingShape">
+      <w:pPr>
+        <w:keepLines/>
+        <w:spacing w:after="0" w:line="230" w:lineRule="exact"/>
+      </w:pPr>
+      <w:r>
+        <w:rPr>
+          <w:rFonts w:ascii="Consolas" w:hAnsi="Consolas"/>
+          <w:sz w:val="20"/>
+          <w:color w:val="000000"/>
+        </w:rPr>
+        <w:t xml:space="preserve">    int k = model.rank;</w:t>
+      </w:r>
+    </w:p>
+    <w:p xmlns:w="http://schemas.openxmlformats.org/wordprocessingml/2006/main" xmlns:wpc="http://schemas.microsoft.com/office/word/2010/wordprocessingCanvas" xmlns:mo="http://schemas.microsoft.com/office/mac/office/2008/main" xmlns:mc="http://schemas.openxmlformats.org/markup-compatibility/2006" xmlns:mv="urn:schemas-microsoft-com:mac:vml" xmlns:o="urn:schemas-microsoft-com:office:office" xmlns:r="http://schemas.openxmlformats.org/officeDocument/2006/relationships" xmlns:m="http://schemas.openxmlformats.org/officeDocument/2006/math" xmlns:v="urn:schemas-microsoft-com:vml" xmlns:wp14="http://schemas.microsoft.com/office/word/2010/wordprocessingDrawing" xmlns:wp="http://schemas.openxmlformats.org/drawingml/2006/wordprocessingDrawing" xmlns:w10="urn:schemas-microsoft-com:office:word" xmlns:w14="http://schemas.microsoft.com/office/word/2010/wordml" xmlns:wpg="http://schemas.microsoft.com/office/word/2010/wordprocessingGroup" xmlns:wpi="http://schemas.microsoft.com/office/word/2010/wordprocessingInk" xmlns:wne="http://schemas.microsoft.com/office/word/2006/wordml" xmlns:wps="http://schemas.microsoft.com/office/word/2010/wordprocessingShape">
+      <w:pPr>
+        <w:keepLines/>
+        <w:spacing w:after="0" w:line="230" w:lineRule="exact"/>
+      </w:pPr>
+      <w:r>
+        <w:rPr>
+          <w:rFonts w:ascii="Consolas" w:hAnsi="Consolas"/>
+          <w:sz w:val="20"/>
+          <w:color w:val="000000"/>
+        </w:rPr>
+        <w:t xml:space="preserve">    double[][] gram = new double[k][k];</w:t>
+      </w:r>
+    </w:p>
+    <w:p xmlns:w="http://schemas.openxmlformats.org/wordprocessingml/2006/main" xmlns:wpc="http://schemas.microsoft.com/office/word/2010/wordprocessingCanvas" xmlns:mo="http://schemas.microsoft.com/office/mac/office/2008/main" xmlns:mc="http://schemas.openxmlformats.org/markup-compatibility/2006" xmlns:mv="urn:schemas-microsoft-com:mac:vml" xmlns:o="urn:schemas-microsoft-com:office:office" xmlns:r="http://schemas.openxmlformats.org/officeDocument/2006/relationships" xmlns:m="http://schemas.openxmlformats.org/officeDocument/2006/math" xmlns:v="urn:schemas-microsoft-com:vml" xmlns:wp14="http://schemas.microsoft.com/office/word/2010/wordprocessingDrawing" xmlns:wp="http://schemas.openxmlformats.org/drawingml/2006/wordprocessingDrawing" xmlns:w10="urn:schemas-microsoft-com:office:word" xmlns:w14="http://schemas.microsoft.com/office/word/2010/wordml" xmlns:wpg="http://schemas.microsoft.com/office/word/2010/wordprocessingGroup" xmlns:wpi="http://schemas.microsoft.com/office/word/2010/wordprocessingInk" xmlns:wne="http://schemas.microsoft.com/office/word/2006/wordml" xmlns:wps="http://schemas.microsoft.com/office/word/2010/wordprocessingShape">
+      <w:pPr>
+        <w:keepLines/>
+        <w:spacing w:after="0" w:line="230" w:lineRule="exact"/>
+      </w:pPr>
+      <w:r>
+        <w:rPr>
+          <w:rFonts w:ascii="Consolas" w:hAnsi="Consolas"/>
+          <w:sz w:val="20"/>
+          <w:color w:val="000000"/>
+        </w:rPr>
+        <w:t xml:space="preserve">    double[] rhs = new double[k];</w:t>
+      </w:r>
+    </w:p>
+    <w:p xmlns:w="http://schemas.openxmlformats.org/wordprocessingml/2006/main" xmlns:wpc="http://schemas.microsoft.com/office/word/2010/wordprocessingCanvas" xmlns:mo="http://schemas.microsoft.com/office/mac/office/2008/main" xmlns:mc="http://schemas.openxmlformats.org/markup-compatibility/2006" xmlns:mv="urn:schemas-microsoft-com:mac:vml" xmlns:o="urn:schemas-microsoft-com:office:office" xmlns:r="http://schemas.openxmlformats.org/officeDocument/2006/relationships" xmlns:m="http://schemas.openxmlformats.org/officeDocument/2006/math" xmlns:v="urn:schemas-microsoft-com:vml" xmlns:wp14="http://schemas.microsoft.com/office/word/2010/wordprocessingDrawing" xmlns:wp="http://schemas.openxmlformats.org/drawingml/2006/wordprocessingDrawing" xmlns:w10="urn:schemas-microsoft-com:office:word" xmlns:w14="http://schemas.microsoft.com/office/word/2010/wordml" xmlns:wpg="http://schemas.microsoft.com/office/word/2010/wordprocessingGroup" xmlns:wpi="http://schemas.microsoft.com/office/word/2010/wordprocessingInk" xmlns:wne="http://schemas.microsoft.com/office/word/2006/wordml" xmlns:wps="http://schemas.microsoft.com/office/word/2010/wordprocessingShape">
+      <w:pPr>
+        <w:keepLines/>
+        <w:spacing w:after="0" w:line="230" w:lineRule="exact"/>
+      </w:pPr>
+      <w:r>
+        <w:rPr>
+          <w:rFonts w:ascii="Consolas" w:hAnsi="Consolas"/>
+          <w:sz w:val="20"/>
+          <w:color w:val="000000"/>
+        </w:rPr>
+        <w:t xml:space="preserve">    for (Rating r : ratings) {</w:t>
+      </w:r>
+    </w:p>
+    <w:p xmlns:w="http://schemas.openxmlformats.org/wordprocessingml/2006/main" xmlns:wpc="http://schemas.microsoft.com/office/word/2010/wordprocessingCanvas" xmlns:mo="http://schemas.microsoft.com/office/mac/office/2008/main" xmlns:mc="http://schemas.openxmlformats.org/markup-compatibility/2006" xmlns:mv="urn:schemas-microsoft-com:mac:vml" xmlns:o="urn:schemas-microsoft-com:office:office" xmlns:r="http://schemas.openxmlformats.org/officeDocument/2006/relationships" xmlns:m="http://schemas.openxmlformats.org/officeDocument/2006/math" xmlns:v="urn:schemas-microsoft-com:vml" xmlns:wp14="http://schemas.microsoft.com/office/word/2010/wordprocessingDrawing" xmlns:wp="http://schemas.openxmlformats.org/drawingml/2006/wordprocessingDrawing" xmlns:w10="urn:schemas-microsoft-com:office:word" xmlns:w14="http://schemas.microsoft.com/office/word/2010/wordml" xmlns:wpg="http://schemas.microsoft.com/office/word/2010/wordprocessingGroup" xmlns:wpi="http://schemas.microsoft.com/office/word/2010/wordprocessingInk" xmlns:wne="http://schemas.microsoft.com/office/word/2006/wordml" xmlns:wps="http://schemas.microsoft.com/office/word/2010/wordprocessingShape">
+      <w:pPr>
+        <w:keepLines/>
+        <w:spacing w:after="0" w:line="230" w:lineRule="exact"/>
+      </w:pPr>
+      <w:r>
+        <w:rPr>
+          <w:rFonts w:ascii="Consolas" w:hAnsi="Consolas"/>
+          <w:sz w:val="20"/>
+          <w:color w:val="000000"/>
+        </w:rPr>
+        <w:t xml:space="preserve">        double[] y = model.items.get(r.movieId());</w:t>
+      </w:r>
+    </w:p>
+    <w:p xmlns:w="http://schemas.openxmlformats.org/wordprocessingml/2006/main" xmlns:wpc="http://schemas.microsoft.com/office/word/2010/wordprocessingCanvas" xmlns:mo="http://schemas.microsoft.com/office/mac/office/2008/main" xmlns:mc="http://schemas.openxmlformats.org/markup-compatibility/2006" xmlns:mv="urn:schemas-microsoft-com:mac:vml" xmlns:o="urn:schemas-microsoft-com:office:office" xmlns:r="http://schemas.openxmlformats.org/officeDocument/2006/relationships" xmlns:m="http://schemas.openxmlformats.org/officeDocument/2006/math" xmlns:v="urn:schemas-microsoft-com:vml" xmlns:wp14="http://schemas.microsoft.com/office/word/2010/wordprocessingDrawing" xmlns:wp="http://schemas.openxmlformats.org/drawingml/2006/wordprocessingDrawing" xmlns:w10="urn:schemas-microsoft-com:office:word" xmlns:w14="http://schemas.microsoft.com/office/word/2010/wordml" xmlns:wpg="http://schemas.microsoft.com/office/word/2010/wordprocessingGroup" xmlns:wpi="http://schemas.microsoft.com/office/word/2010/wordprocessingInk" xmlns:wne="http://schemas.microsoft.com/office/word/2006/wordml" xmlns:wps="http://schemas.microsoft.com/office/word/2010/wordprocessingShape">
+      <w:pPr>
+        <w:keepLines/>
+        <w:spacing w:after="0" w:line="230" w:lineRule="exact"/>
+      </w:pPr>
+      <w:r>
+        <w:rPr>
+          <w:rFonts w:ascii="Consolas" w:hAnsi="Consolas"/>
+          <w:sz w:val="20"/>
+          <w:color w:val="000000"/>
+        </w:rPr>
+        <w:t xml:space="preserve">        for (int i = 0; i &lt; k; i++) {</w:t>
+      </w:r>
+    </w:p>
+    <w:p xmlns:w="http://schemas.openxmlformats.org/wordprocessingml/2006/main" xmlns:wpc="http://schemas.microsoft.com/office/word/2010/wordprocessingCanvas" xmlns:mo="http://schemas.microsoft.com/office/mac/office/2008/main" xmlns:mc="http://schemas.openxmlformats.org/markup-compatibility/2006" xmlns:mv="urn:schemas-microsoft-com:mac:vml" xmlns:o="urn:schemas-microsoft-com:office:office" xmlns:r="http://schemas.openxmlformats.org/officeDocument/2006/relationships" xmlns:m="http://schemas.openxmlformats.org/officeDocument/2006/math" xmlns:v="urn:schemas-microsoft-com:vml" xmlns:wp14="http://schemas.microsoft.com/office/word/2010/wordprocessingDrawing" xmlns:wp="http://schemas.openxmlformats.org/drawingml/2006/wordprocessingDrawing" xmlns:w10="urn:schemas-microsoft-com:office:word" xmlns:w14="http://schemas.microsoft.com/office/word/2010/wordml" xmlns:wpg="http://schemas.microsoft.com/office/word/2010/wordprocessingGroup" xmlns:wpi="http://schemas.microsoft.com/office/word/2010/wordprocessingInk" xmlns:wne="http://schemas.microsoft.com/office/word/2006/wordml" xmlns:wps="http://schemas.microsoft.com/office/word/2010/wordprocessingShape">
+      <w:pPr>
+        <w:keepLines/>
+        <w:spacing w:after="0" w:line="230" w:lineRule="exact"/>
+      </w:pPr>
+      <w:r>
+        <w:rPr>
+          <w:rFonts w:ascii="Consolas" w:hAnsi="Consolas"/>
+          <w:sz w:val="20"/>
+          <w:color w:val="000000"/>
+        </w:rPr>
+        <w:t xml:space="preserve">            rhs[i] += y[i] * r.rating();</w:t>
+      </w:r>
+    </w:p>
+    <w:p xmlns:w="http://schemas.openxmlformats.org/wordprocessingml/2006/main" xmlns:wpc="http://schemas.microsoft.com/office/word/2010/wordprocessingCanvas" xmlns:mo="http://schemas.microsoft.com/office/mac/office/2008/main" xmlns:mc="http://schemas.openxmlformats.org/markup-compatibility/2006" xmlns:mv="urn:schemas-microsoft-com:mac:vml" xmlns:o="urn:schemas-microsoft-com:office:office" xmlns:r="http://schemas.openxmlformats.org/officeDocument/2006/relationships" xmlns:m="http://schemas.openxmlformats.org/officeDocument/2006/math" xmlns:v="urn:schemas-microsoft-com:vml" xmlns:wp14="http://schemas.microsoft.com/office/word/2010/wordprocessingDrawing" xmlns:wp="http://schemas.openxmlformats.org/drawingml/2006/wordprocessingDrawing" xmlns:w10="urn:schemas-microsoft-com:office:word" xmlns:w14="http://schemas.microsoft.com/office/word/2010/wordml" xmlns:wpg="http://schemas.microsoft.com/office/word/2010/wordprocessingGroup" xmlns:wpi="http://schemas.microsoft.com/office/word/2010/wordprocessingInk" xmlns:wne="http://schemas.microsoft.com/office/word/2006/wordml" xmlns:wps="http://schemas.microsoft.com/office/word/2010/wordprocessingShape">
+      <w:pPr>
+        <w:keepLines/>
+        <w:spacing w:after="0" w:line="230" w:lineRule="exact"/>
+      </w:pPr>
+      <w:r>
+        <w:rPr>
+          <w:rFonts w:ascii="Consolas" w:hAnsi="Consolas"/>
+          <w:sz w:val="20"/>
+          <w:color w:val="000000"/>
+        </w:rPr>
+        <w:t xml:space="preserve">            for (int j = 0; j &lt; k; j++)</w:t>
+      </w:r>
+    </w:p>
+    <w:p xmlns:w="http://schemas.openxmlformats.org/wordprocessingml/2006/main" xmlns:wpc="http://schemas.microsoft.com/office/word/2010/wordprocessingCanvas" xmlns:mo="http://schemas.microsoft.com/office/mac/office/2008/main" xmlns:mc="http://schemas.openxmlformats.org/markup-compatibility/2006" xmlns:mv="urn:schemas-microsoft-com:mac:vml" xmlns:o="urn:schemas-microsoft-com:office:office" xmlns:r="http://schemas.openxmlformats.org/officeDocument/2006/relationships" xmlns:m="http://schemas.openxmlformats.org/officeDocument/2006/math" xmlns:v="urn:schemas-microsoft-com:vml" xmlns:wp14="http://schemas.microsoft.com/office/word/2010/wordprocessingDrawing" xmlns:wp="http://schemas.openxmlformats.org/drawingml/2006/wordprocessingDrawing" xmlns:w10="urn:schemas-microsoft-com:office:word" xmlns:w14="http://schemas.microsoft.com/office/word/2010/wordml" xmlns:wpg="http://schemas.microsoft.com/office/word/2010/wordprocessingGroup" xmlns:wpi="http://schemas.microsoft.com/office/word/2010/wordprocessingInk" xmlns:wne="http://schemas.microsoft.com/office/word/2006/wordml" xmlns:wps="http://schemas.microsoft.com/office/word/2010/wordprocessingShape">
+      <w:pPr>
+        <w:keepLines/>
+        <w:spacing w:after="0" w:line="230" w:lineRule="exact"/>
+      </w:pPr>
+      <w:r>
+        <w:rPr>
+          <w:rFonts w:ascii="Consolas" w:hAnsi="Consolas"/>
+          <w:sz w:val="20"/>
+          <w:color w:val="000000"/>
+        </w:rPr>
+        <w:t xml:space="preserve">                gram[i][j] += y[i] * y[j];</w:t>
+      </w:r>
+    </w:p>
+    <w:p xmlns:w="http://schemas.openxmlformats.org/wordprocessingml/2006/main" xmlns:wpc="http://schemas.microsoft.com/office/word/2010/wordprocessingCanvas" xmlns:mo="http://schemas.microsoft.com/office/mac/office/2008/main" xmlns:mc="http://schemas.openxmlformats.org/markup-compatibility/2006" xmlns:mv="urn:schemas-microsoft-com:mac:vml" xmlns:o="urn:schemas-microsoft-com:office:office" xmlns:r="http://schemas.openxmlformats.org/officeDocument/2006/relationships" xmlns:m="http://schemas.openxmlformats.org/officeDocument/2006/math" xmlns:v="urn:schemas-microsoft-com:vml" xmlns:wp14="http://schemas.microsoft.com/office/word/2010/wordprocessingDrawing" xmlns:wp="http://schemas.openxmlformats.org/drawingml/2006/wordprocessingDrawing" xmlns:w10="urn:schemas-microsoft-com:office:word" xmlns:w14="http://schemas.microsoft.com/office/word/2010/wordml" xmlns:wpg="http://schemas.microsoft.com/office/word/2010/wordprocessingGroup" xmlns:wpi="http://schemas.microsoft.com/office/word/2010/wordprocessingInk" xmlns:wne="http://schemas.microsoft.com/office/word/2006/wordml" xmlns:wps="http://schemas.microsoft.com/office/word/2010/wordprocessingShape">
+      <w:pPr>
+        <w:keepLines/>
+        <w:spacing w:after="0" w:line="230" w:lineRule="exact"/>
+      </w:pPr>
+      <w:r>
+        <w:rPr>
+          <w:rFonts w:ascii="Consolas" w:hAnsi="Consolas"/>
+          <w:sz w:val="20"/>
+          <w:color w:val="000000"/>
+        </w:rPr>
+        <w:t xml:space="preserve">        }</w:t>
+      </w:r>
+    </w:p>
+    <w:p xmlns:w="http://schemas.openxmlformats.org/wordprocessingml/2006/main" xmlns:wpc="http://schemas.microsoft.com/office/word/2010/wordprocessingCanvas" xmlns:mo="http://schemas.microsoft.com/office/mac/office/2008/main" xmlns:mc="http://schemas.openxmlformats.org/markup-compatibility/2006" xmlns:mv="urn:schemas-microsoft-com:mac:vml" xmlns:o="urn:schemas-microsoft-com:office:office" xmlns:r="http://schemas.openxmlformats.org/officeDocument/2006/relationships" xmlns:m="http://schemas.openxmlformats.org/officeDocument/2006/math" xmlns:v="urn:schemas-microsoft-com:vml" xmlns:wp14="http://schemas.microsoft.com/office/word/2010/wordprocessingDrawing" xmlns:wp="http://schemas.openxmlformats.org/drawingml/2006/wordprocessingDrawing" xmlns:w10="urn:schemas-microsoft-com:office:word" xmlns:w14="http://schemas.microsoft.com/office/word/2010/wordml" xmlns:wpg="http://schemas.microsoft.com/office/word/2010/wordprocessingGroup" xmlns:wpi="http://schemas.microsoft.com/office/word/2010/wordprocessingInk" xmlns:wne="http://schemas.microsoft.com/office/word/2006/wordml" xmlns:wps="http://schemas.microsoft.com/office/word/2010/wordprocessingShape">
+      <w:pPr>
+        <w:keepLines/>
+        <w:spacing w:after="0" w:line="230" w:lineRule="exact"/>
+      </w:pPr>
+      <w:r>
+        <w:rPr>
+          <w:rFonts w:ascii="Consolas" w:hAnsi="Consolas"/>
+          <w:sz w:val="20"/>
+          <w:color w:val="000000"/>
+        </w:rPr>
+        <w:t xml:space="preserve">    }</w:t>
+      </w:r>
+    </w:p>
+    <w:p xmlns:w="http://schemas.openxmlformats.org/wordprocessingml/2006/main" xmlns:wpc="http://schemas.microsoft.com/office/word/2010/wordprocessingCanvas" xmlns:mo="http://schemas.microsoft.com/office/mac/office/2008/main" xmlns:mc="http://schemas.openxmlformats.org/markup-compatibility/2006" xmlns:mv="urn:schemas-microsoft-com:mac:vml" xmlns:o="urn:schemas-microsoft-com:office:office" xmlns:r="http://schemas.openxmlformats.org/officeDocument/2006/relationships" xmlns:m="http://schemas.openxmlformats.org/officeDocument/2006/math" xmlns:v="urn:schemas-microsoft-com:vml" xmlns:wp14="http://schemas.microsoft.com/office/word/2010/wordprocessingDrawing" xmlns:wp="http://schemas.openxmlformats.org/drawingml/2006/wordprocessingDrawing" xmlns:w10="urn:schemas-microsoft-com:office:word" xmlns:w14="http://schemas.microsoft.com/office/word/2010/wordml" xmlns:wpg="http://schemas.microsoft.com/office/word/2010/wordprocessingGroup" xmlns:wpi="http://schemas.microsoft.com/office/word/2010/wordprocessingInk" xmlns:wne="http://schemas.microsoft.com/office/word/2006/wordml" xmlns:wps="http://schemas.microsoft.com/office/word/2010/wordprocessingShape">
+      <w:pPr>
+        <w:keepLines/>
+        <w:spacing w:after="0" w:line="230" w:lineRule="exact"/>
+      </w:pPr>
+      <w:r>
+        <w:rPr>
+          <w:rFonts w:ascii="Consolas" w:hAnsi="Consolas"/>
+          <w:sz w:val="20"/>
+          <w:color w:val="000000"/>
+        </w:rPr>
+        <w:t xml:space="preserve">    for (int i = 0; i &lt; k; i++)</w:t>
+      </w:r>
+    </w:p>
+    <w:p xmlns:w="http://schemas.openxmlformats.org/wordprocessingml/2006/main" xmlns:wpc="http://schemas.microsoft.com/office/word/2010/wordprocessingCanvas" xmlns:mo="http://schemas.microsoft.com/office/mac/office/2008/main" xmlns:mc="http://schemas.openxmlformats.org/markup-compatibility/2006" xmlns:mv="urn:schemas-microsoft-com:mac:vml" xmlns:o="urn:schemas-microsoft-com:office:office" xmlns:r="http://schemas.openxmlformats.org/officeDocument/2006/relationships" xmlns:m="http://schemas.openxmlformats.org/officeDocument/2006/math" xmlns:v="urn:schemas-microsoft-com:vml" xmlns:wp14="http://schemas.microsoft.com/office/word/2010/wordprocessingDrawing" xmlns:wp="http://schemas.openxmlformats.org/drawingml/2006/wordprocessingDrawing" xmlns:w10="urn:schemas-microsoft-com:office:word" xmlns:w14="http://schemas.microsoft.com/office/word/2010/wordml" xmlns:wpg="http://schemas.microsoft.com/office/word/2010/wordprocessingGroup" xmlns:wpi="http://schemas.microsoft.com/office/word/2010/wordprocessingInk" xmlns:wne="http://schemas.microsoft.com/office/word/2006/wordml" xmlns:wps="http://schemas.microsoft.com/office/word/2010/wordprocessingShape">
+      <w:pPr>
+        <w:keepLines/>
+        <w:spacing w:after="0" w:line="230" w:lineRule="exact"/>
+      </w:pPr>
+      <w:r>
+        <w:rPr>
+          <w:rFonts w:ascii="Consolas" w:hAnsi="Consolas"/>
+          <w:sz w:val="20"/>
+          <w:color w:val="000000"/>
+        </w:rPr>
+        <w:t xml:space="preserve">        gram[i][i] += model.regParam * ratings.size();</w:t>
+      </w:r>
+    </w:p>
+    <w:p xmlns:w="http://schemas.openxmlformats.org/wordprocessingml/2006/main" xmlns:wpc="http://schemas.microsoft.com/office/word/2010/wordprocessingCanvas" xmlns:mo="http://schemas.microsoft.com/office/mac/office/2008/main" xmlns:mc="http://schemas.openxmlformats.org/markup-compatibility/2006" xmlns:mv="urn:schemas-microsoft-com:mac:vml" xmlns:o="urn:schemas-microsoft-com:office:office" xmlns:r="http://schemas.openxmlformats.org/officeDocument/2006/relationships" xmlns:m="http://schemas.openxmlformats.org/officeDocument/2006/math" xmlns:v="urn:schemas-microsoft-com:vml" xmlns:wp14="http://schemas.microsoft.com/office/word/2010/wordprocessingDrawing" xmlns:wp="http://schemas.openxmlformats.org/drawingml/2006/wordprocessingDrawing" xmlns:w10="urn:schemas-microsoft-com:office:word" xmlns:w14="http://schemas.microsoft.com/office/word/2010/wordml" xmlns:wpg="http://schemas.microsoft.com/office/word/2010/wordprocessingGroup" xmlns:wpi="http://schemas.microsoft.com/office/word/2010/wordprocessingInk" xmlns:wne="http://schemas.microsoft.com/office/word/2006/wordml" xmlns:wps="http://schemas.microsoft.com/office/word/2010/wordprocessingShape">
+      <w:pPr>
+        <w:keepLines/>
+        <w:spacing w:after="0" w:line="230" w:lineRule="exact"/>
+      </w:pPr>
+      <w:r>
+        <w:rPr>
+          <w:rFonts w:ascii="Consolas" w:hAnsi="Consolas"/>
+          <w:sz w:val="20"/>
+          <w:color w:val="000000"/>
+        </w:rPr>
+        <w:t xml:space="preserve">    return solve(gram, rhs);</w:t>
+      </w:r>
+    </w:p>
+    <w:p xmlns:w="http://schemas.openxmlformats.org/wordprocessingml/2006/main" xmlns:wpc="http://schemas.microsoft.com/office/word/2010/wordprocessingCanvas" xmlns:mo="http://schemas.microsoft.com/office/mac/office/2008/main" xmlns:mc="http://schemas.openxmlformats.org/markup-compatibility/2006" xmlns:mv="urn:schemas-microsoft-com:mac:vml" xmlns:o="urn:schemas-microsoft-com:office:office" xmlns:r="http://schemas.openxmlformats.org/officeDocument/2006/relationships" xmlns:m="http://schemas.openxmlformats.org/officeDocument/2006/math" xmlns:v="urn:schemas-microsoft-com:vml" xmlns:wp14="http://schemas.microsoft.com/office/word/2010/wordprocessingDrawing" xmlns:wp="http://schemas.openxmlformats.org/drawingml/2006/wordprocessingDrawing" xmlns:w10="urn:schemas-microsoft-com:office:word" xmlns:w14="http://schemas.microsoft.com/office/word/2010/wordml" xmlns:wpg="http://schemas.microsoft.com/office/word/2010/wordprocessingGroup" xmlns:wpi="http://schemas.microsoft.com/office/word/2010/wordprocessingInk" xmlns:wne="http://schemas.microsoft.com/office/word/2006/wordml" xmlns:wps="http://schemas.microsoft.com/office/word/2010/wordprocessingShape">
+      <w:pPr>
+        <w:keepLines/>
+        <w:spacing w:after="0" w:line="230" w:lineRule="exact"/>
+      </w:pPr>
+      <w:r>
+        <w:rPr>
+          <w:rFonts w:ascii="Consolas" w:hAnsi="Consolas"/>
+          <w:sz w:val="20"/>
+          <w:color w:val="000000"/>
+        </w:rPr>
+        <w:t>}</w:t>
+      </w:r>
+    </w:p>
+    <w:p xmlns:w="http://schemas.openxmlformats.org/wordprocessingml/2006/main" xmlns:wpc="http://schemas.microsoft.com/office/word/2010/wordprocessingCanvas" xmlns:mo="http://schemas.microsoft.com/office/mac/office/2008/main" xmlns:mc="http://schemas.openxmlformats.org/markup-compatibility/2006" xmlns:mv="urn:schemas-microsoft-com:mac:vml" xmlns:o="urn:schemas-microsoft-com:office:office" xmlns:r="http://schemas.openxmlformats.org/officeDocument/2006/relationships" xmlns:m="http://schemas.openxmlformats.org/officeDocument/2006/math" xmlns:v="urn:schemas-microsoft-com:vml" xmlns:wp14="http://schemas.microsoft.com/office/word/2010/wordprocessingDrawing" xmlns:wp="http://schemas.openxmlformats.org/drawingml/2006/wordprocessingDrawing" xmlns:w10="urn:schemas-microsoft-com:office:word" xmlns:w14="http://schemas.microsoft.com/office/word/2010/wordml" xmlns:wpg="http://schemas.microsoft.com/office/word/2010/wordprocessingGroup" xmlns:wpi="http://schemas.microsoft.com/office/word/2010/wordprocessingInk" xmlns:wne="http://schemas.microsoft.com/office/word/2006/wordml" xmlns:wps="http://schemas.microsoft.com/office/word/2010/wordprocessingShape">
+      <w:pPr>
+        <w:spacing w:after="100"/>
+        <w:keepLines/>
+        <w:numPr>
+          <w:ilvl w:val="0"/>
+          <w:numId w:val="1"/>
+        </w:numPr>
+        <w:ind w:left="317" w:hanging="173"/>
+      </w:pPr>
+      <w:r>
+        <w:rPr>
+          <w:rFonts w:ascii="Times New Roman" w:hAnsi="Times New Roman"/>
+          <w:b w:val="0"/>
+          <w:sz w:val="28"/>
+          <w:color w:val="000000"/>
+        </w:rPr>
+        <w:t>The first excerpt trains on prepared ratings and measures prediction error. The second calculates a new user vector from the entered ratings.</w:t>
+      </w:r>
+    </w:p>
+    <w:p xmlns:w="http://schemas.openxmlformats.org/wordprocessingml/2006/main" xmlns:wpc="http://schemas.microsoft.com/office/word/2010/wordprocessingCanvas" xmlns:mo="http://schemas.microsoft.com/office/mac/office/2008/main" xmlns:mc="http://schemas.openxmlformats.org/markup-compatibility/2006" xmlns:mv="urn:schemas-microsoft-com:mac:vml" xmlns:o="urn:schemas-microsoft-com:office:office" xmlns:r="http://schemas.openxmlformats.org/officeDocument/2006/relationships" xmlns:m="http://schemas.openxmlformats.org/officeDocument/2006/math" xmlns:v="urn:schemas-microsoft-com:vml" xmlns:wp14="http://schemas.microsoft.com/office/word/2010/wordprocessingDrawing" xmlns:wp="http://schemas.openxmlformats.org/drawingml/2006/wordprocessingDrawing" xmlns:w10="urn:schemas-microsoft-com:office:word" xmlns:w14="http://schemas.microsoft.com/office/word/2010/wordml" xmlns:wpg="http://schemas.microsoft.com/office/word/2010/wordprocessingGroup" xmlns:wpi="http://schemas.microsoft.com/office/word/2010/wordprocessingInk" xmlns:wne="http://schemas.microsoft.com/office/word/2006/wordml" xmlns:wps="http://schemas.microsoft.com/office/word/2010/wordprocessingShape">
+      <w:pPr>
+        <w:spacing w:after="100"/>
+        <w:keepLines/>
+        <w:numPr>
+          <w:ilvl w:val="0"/>
+          <w:numId w:val="1"/>
+        </w:numPr>
+        <w:ind w:left="317" w:hanging="173"/>
+      </w:pPr>
+      <w:r>
+        <w:rPr>
+          <w:rFonts w:ascii="Times New Roman" w:hAnsi="Times New Roman"/>
+          <w:b w:val="0"/>
+          <w:sz w:val="28"/>
+          <w:color w:val="000000"/>
+        </w:rPr>
         <w:t>Complete source code, validation and setup scripts are included in the project repository.</w:t>
+      </w:r>
+    </w:p>
+    <w:p xmlns:w="http://schemas.openxmlformats.org/wordprocessingml/2006/main" xmlns:wpc="http://schemas.microsoft.com/office/word/2010/wordprocessingCanvas" xmlns:mo="http://schemas.microsoft.com/office/mac/office/2008/main" xmlns:mc="http://schemas.openxmlformats.org/markup-compatibility/2006" xmlns:mv="urn:schemas-microsoft-com:mac:vml" xmlns:o="urn:schemas-microsoft-com:office:office" xmlns:r="http://schemas.openxmlformats.org/officeDocument/2006/relationships" xmlns:m="http://schemas.openxmlformats.org/officeDocument/2006/math" xmlns:v="urn:schemas-microsoft-com:vml" xmlns:wp14="http://schemas.microsoft.com/office/word/2010/wordprocessingDrawing" xmlns:wp="http://schemas.openxmlformats.org/drawingml/2006/wordprocessingDrawing" xmlns:w10="urn:schemas-microsoft-com:office:word" xmlns:w14="http://schemas.microsoft.com/office/word/2010/wordml" xmlns:wpg="http://schemas.microsoft.com/office/word/2010/wordprocessingGroup" xmlns:wpi="http://schemas.microsoft.com/office/word/2010/wordprocessingInk" xmlns:wne="http://schemas.microsoft.com/office/word/2006/wordml" xmlns:wps="http://schemas.microsoft.com/office/word/2010/wordprocessingShape">
+      <w:pPr>
+        <w:keepNext/>
+        <w:pageBreakBefore w:val="0"/>
+        <w:spacing w:before="120" w:after="80"/>
+      </w:pPr>
+      <w:r>
+        <w:rPr>
+          <w:rFonts w:ascii="Times New Roman" w:hAnsi="Times New Roman"/>
+          <w:sz w:val="32"/>
+          <w:color w:val="000000"/>
+          <w:b/>
+        </w:rPr>
+        <w:t>Understanding the New User Calculation</w:t>
+      </w:r>
+    </w:p>
+    <w:p xmlns:w="http://schemas.openxmlformats.org/wordprocessingml/2006/main" xmlns:wpc="http://schemas.microsoft.com/office/word/2010/wordprocessingCanvas" xmlns:mo="http://schemas.microsoft.com/office/mac/office/2008/main" xmlns:mc="http://schemas.openxmlformats.org/markup-compatibility/2006" xmlns:mv="urn:schemas-microsoft-com:mac:vml" xmlns:o="urn:schemas-microsoft-com:office:office" xmlns:r="http://schemas.openxmlformats.org/officeDocument/2006/relationships" xmlns:m="http://schemas.openxmlformats.org/officeDocument/2006/math" xmlns:v="urn:schemas-microsoft-com:vml" xmlns:wp14="http://schemas.microsoft.com/office/word/2010/wordprocessingDrawing" xmlns:wp="http://schemas.openxmlformats.org/drawingml/2006/wordprocessingDrawing" xmlns:w10="urn:schemas-microsoft-com:office:word" xmlns:w14="http://schemas.microsoft.com/office/word/2010/wordml" xmlns:wpg="http://schemas.microsoft.com/office/word/2010/wordprocessingGroup" xmlns:wpi="http://schemas.microsoft.com/office/word/2010/wordprocessingInk" xmlns:wne="http://schemas.microsoft.com/office/word/2006/wordml" xmlns:wps="http://schemas.microsoft.com/office/word/2010/wordprocessingShape">
+      <w:pPr>
+        <w:spacing w:after="100"/>
+        <w:keepLines/>
+        <w:numPr>
+          <w:ilvl w:val="0"/>
+          <w:numId w:val="1"/>
+        </w:numPr>
+        <w:ind w:left="317" w:hanging="173"/>
+      </w:pPr>
+      <w:r>
+        <w:rPr>
+          <w:rFonts w:ascii="Times New Roman" w:hAnsi="Times New Roman"/>
+          <w:b w:val="0"/>
+          <w:sz w:val="28"/>
+          <w:color w:val="000000"/>
+        </w:rPr>
+        <w:t>The gram array is a 12 by 12 matrix; rhs contains 12 values because the model uses 12 factors.</w:t>
+      </w:r>
+    </w:p>
+    <w:p xmlns:w="http://schemas.openxmlformats.org/wordprocessingml/2006/main" xmlns:wpc="http://schemas.microsoft.com/office/word/2010/wordprocessingCanvas" xmlns:mo="http://schemas.microsoft.com/office/mac/office/2008/main" xmlns:mc="http://schemas.openxmlformats.org/markup-compatibility/2006" xmlns:mv="urn:schemas-microsoft-com:mac:vml" xmlns:o="urn:schemas-microsoft-com:office:office" xmlns:r="http://schemas.openxmlformats.org/officeDocument/2006/relationships" xmlns:m="http://schemas.openxmlformats.org/officeDocument/2006/math" xmlns:v="urn:schemas-microsoft-com:vml" xmlns:wp14="http://schemas.microsoft.com/office/word/2010/wordprocessingDrawing" xmlns:wp="http://schemas.openxmlformats.org/drawingml/2006/wordprocessingDrawing" xmlns:w10="urn:schemas-microsoft-com:office:word" xmlns:w14="http://schemas.microsoft.com/office/word/2010/wordml" xmlns:wpg="http://schemas.microsoft.com/office/word/2010/wordprocessingGroup" xmlns:wpi="http://schemas.microsoft.com/office/word/2010/wordprocessingInk" xmlns:wne="http://schemas.microsoft.com/office/word/2006/wordml" xmlns:wps="http://schemas.microsoft.com/office/word/2010/wordprocessingShape">
+      <w:pPr>
+        <w:spacing w:after="100"/>
+        <w:keepLines/>
+        <w:numPr>
+          <w:ilvl w:val="0"/>
+          <w:numId w:val="1"/>
+        </w:numPr>
+        <w:ind w:left="317" w:hanging="173"/>
+      </w:pPr>
+      <w:r>
+        <w:rPr>
+          <w:rFonts w:ascii="Times New Roman" w:hAnsi="Times New Roman"/>
+          <w:b w:val="0"/>
+          <w:sz w:val="28"/>
+          <w:color w:val="000000"/>
+        </w:rPr>
+        <w:t>Regularisation is added to the diagonal to keep the fitted vector from becoming too large.</w:t>
+      </w:r>
+    </w:p>
+    <w:p xmlns:w="http://schemas.openxmlformats.org/wordprocessingml/2006/main" xmlns:wpc="http://schemas.microsoft.com/office/word/2010/wordprocessingCanvas" xmlns:mo="http://schemas.microsoft.com/office/mac/office/2008/main" xmlns:mc="http://schemas.openxmlformats.org/markup-compatibility/2006" xmlns:mv="urn:schemas-microsoft-com:mac:vml" xmlns:o="urn:schemas-microsoft-com:office:office" xmlns:r="http://schemas.openxmlformats.org/officeDocument/2006/relationships" xmlns:m="http://schemas.openxmlformats.org/officeDocument/2006/math" xmlns:v="urn:schemas-microsoft-com:vml" xmlns:wp14="http://schemas.microsoft.com/office/word/2010/wordprocessingDrawing" xmlns:wp="http://schemas.openxmlformats.org/drawingml/2006/wordprocessingDrawing" xmlns:w10="urn:schemas-microsoft-com:office:word" xmlns:w14="http://schemas.microsoft.com/office/word/2010/wordml" xmlns:wpg="http://schemas.microsoft.com/office/word/2010/wordprocessingGroup" xmlns:wpi="http://schemas.microsoft.com/office/word/2010/wordprocessingInk" xmlns:wne="http://schemas.microsoft.com/office/word/2006/wordml" xmlns:wps="http://schemas.microsoft.com/office/word/2010/wordprocessingShape">
+      <w:pPr>
+        <w:spacing w:after="100"/>
+        <w:keepLines/>
+        <w:numPr>
+          <w:ilvl w:val="0"/>
+          <w:numId w:val="1"/>
+        </w:numPr>
+        <w:ind w:left="317" w:hanging="173"/>
+      </w:pPr>
+      <w:r>
+        <w:rPr>
+          <w:rFonts w:ascii="Times New Roman" w:hAnsi="Times New Roman"/>
+          <w:b w:val="0"/>
+          <w:sz w:val="28"/>
+          <w:color w:val="000000"/>
+        </w:rPr>
+        <w:t>The solve method uses pivoted elimination to return the new user vector for ranking movies.</w:t>
+      </w:r>
+    </w:p>
+    <w:p xmlns:w="http://schemas.openxmlformats.org/wordprocessingml/2006/main" xmlns:wpc="http://schemas.microsoft.com/office/word/2010/wordprocessingCanvas" xmlns:mo="http://schemas.microsoft.com/office/mac/office/2008/main" xmlns:mc="http://schemas.openxmlformats.org/markup-compatibility/2006" xmlns:mv="urn:schemas-microsoft-com:mac:vml" xmlns:o="urn:schemas-microsoft-com:office:office" xmlns:r="http://schemas.openxmlformats.org/officeDocument/2006/relationships" xmlns:m="http://schemas.openxmlformats.org/officeDocument/2006/math" xmlns:v="urn:schemas-microsoft-com:vml" xmlns:wp14="http://schemas.microsoft.com/office/word/2010/wordprocessingDrawing" xmlns:wp="http://schemas.openxmlformats.org/drawingml/2006/wordprocessingDrawing" xmlns:w10="urn:schemas-microsoft-com:office:word" xmlns:w14="http://schemas.microsoft.com/office/word/2010/wordml" xmlns:wpg="http://schemas.microsoft.com/office/word/2010/wordprocessingGroup" xmlns:wpi="http://schemas.microsoft.com/office/word/2010/wordprocessingInk" xmlns:wne="http://schemas.microsoft.com/office/word/2006/wordml" xmlns:wps="http://schemas.microsoft.com/office/word/2010/wordprocessingShape">
+      <w:pPr>
+        <w:spacing w:after="100"/>
+        <w:keepLines/>
+        <w:numPr>
+          <w:ilvl w:val="0"/>
+          <w:numId w:val="1"/>
+        </w:numPr>
+        <w:ind w:left="317" w:hanging="173"/>
+      </w:pPr>
+      <w:r>
+        <w:rPr>
+          <w:rFonts w:ascii="Times New Roman" w:hAnsi="Times New Roman"/>
+          <w:b w:val="0"/>
+          <w:sz w:val="28"/>
+          <w:color w:val="000000"/>
+        </w:rPr>
+        <w:t>The caller first checks movie IDs, duplicate entries and half-star ratings.</w:t>
+      </w:r>
+    </w:p>
+    <w:p xmlns:w="http://schemas.openxmlformats.org/wordprocessingml/2006/main" xmlns:wpc="http://schemas.microsoft.com/office/word/2010/wordprocessingCanvas" xmlns:mo="http://schemas.microsoft.com/office/mac/office/2008/main" xmlns:mc="http://schemas.openxmlformats.org/markup-compatibility/2006" xmlns:mv="urn:schemas-microsoft-com:mac:vml" xmlns:o="urn:schemas-microsoft-com:office:office" xmlns:r="http://schemas.openxmlformats.org/officeDocument/2006/relationships" xmlns:m="http://schemas.openxmlformats.org/officeDocument/2006/math" xmlns:v="urn:schemas-microsoft-com:vml" xmlns:wp14="http://schemas.microsoft.com/office/word/2010/wordprocessingDrawing" xmlns:wp="http://schemas.openxmlformats.org/drawingml/2006/wordprocessingDrawing" xmlns:w10="urn:schemas-microsoft-com:office:word" xmlns:w14="http://schemas.microsoft.com/office/word/2010/wordml" xmlns:wpg="http://schemas.microsoft.com/office/word/2010/wordprocessingGroup" xmlns:wpi="http://schemas.microsoft.com/office/word/2010/wordprocessingInk" xmlns:wne="http://schemas.microsoft.com/office/word/2006/wordml" xmlns:wps="http://schemas.microsoft.com/office/word/2010/wordprocessingShape">
+      <w:pPr>
+        <w:keepNext/>
+        <w:pageBreakBefore/>
+        <w:spacing w:before="120" w:after="80"/>
+      </w:pPr>
+      <w:r>
+        <w:rPr>
+          <w:rFonts w:ascii="Times New Roman" w:hAnsi="Times New Roman"/>
+          <w:sz w:val="32"/>
+          <w:color w:val="000000"/>
+          <w:b/>
+        </w:rPr>
+        <w:t>9.2 Scoring and Filtering Code</w:t>
+      </w:r>
+    </w:p>
+    <w:p xmlns:w="http://schemas.openxmlformats.org/wordprocessingml/2006/main" xmlns:wpc="http://schemas.microsoft.com/office/word/2010/wordprocessingCanvas" xmlns:mo="http://schemas.microsoft.com/office/mac/office/2008/main" xmlns:mc="http://schemas.openxmlformats.org/markup-compatibility/2006" xmlns:mv="urn:schemas-microsoft-com:mac:vml" xmlns:o="urn:schemas-microsoft-com:office:office" xmlns:r="http://schemas.openxmlformats.org/officeDocument/2006/relationships" xmlns:m="http://schemas.openxmlformats.org/officeDocument/2006/math" xmlns:v="urn:schemas-microsoft-com:vml" xmlns:wp14="http://schemas.microsoft.com/office/word/2010/wordprocessingDrawing" xmlns:wp="http://schemas.openxmlformats.org/drawingml/2006/wordprocessingDrawing" xmlns:w10="urn:schemas-microsoft-com:office:word" xmlns:w14="http://schemas.microsoft.com/office/word/2010/wordml" xmlns:wpg="http://schemas.microsoft.com/office/word/2010/wordprocessingGroup" xmlns:wpi="http://schemas.microsoft.com/office/word/2010/wordprocessingInk" xmlns:wne="http://schemas.microsoft.com/office/word/2006/wordml" xmlns:wps="http://schemas.microsoft.com/office/word/2010/wordprocessingShape">
+      <w:pPr>
+        <w:spacing w:after="100"/>
+      </w:pPr>
+      <w:r>
+        <w:rPr>
+          <w:rFonts w:ascii="Times New Roman" w:hAnsi="Times New Roman"/>
+          <w:b/>
+          <w:sz w:val="24"/>
+          <w:color w:val="000000"/>
+        </w:rPr>
+        <w:t>Existing user history and vector lookup</w:t>
+      </w:r>
+    </w:p>
+    <w:p xmlns:w="http://schemas.openxmlformats.org/wordprocessingml/2006/main" xmlns:wpc="http://schemas.microsoft.com/office/word/2010/wordprocessingCanvas" xmlns:mo="http://schemas.microsoft.com/office/mac/office/2008/main" xmlns:mc="http://schemas.openxmlformats.org/markup-compatibility/2006" xmlns:mv="urn:schemas-microsoft-com:mac:vml" xmlns:o="urn:schemas-microsoft-com:office:office" xmlns:r="http://schemas.openxmlformats.org/officeDocument/2006/relationships" xmlns:m="http://schemas.openxmlformats.org/officeDocument/2006/math" xmlns:v="urn:schemas-microsoft-com:vml" xmlns:wp14="http://schemas.microsoft.com/office/word/2010/wordprocessingDrawing" xmlns:wp="http://schemas.openxmlformats.org/drawingml/2006/wordprocessingDrawing" xmlns:w10="urn:schemas-microsoft-com:office:word" xmlns:w14="http://schemas.microsoft.com/office/word/2010/wordml" xmlns:wpg="http://schemas.microsoft.com/office/word/2010/wordprocessingGroup" xmlns:wpi="http://schemas.microsoft.com/office/word/2010/wordprocessingInk" xmlns:wne="http://schemas.microsoft.com/office/word/2006/wordml" xmlns:wps="http://schemas.microsoft.com/office/word/2010/wordprocessingShape">
+      <w:pPr>
+        <w:keepLines/>
+        <w:spacing w:after="0" w:line="230" w:lineRule="exact"/>
+      </w:pPr>
+      <w:r>
+        <w:rPr>
+          <w:rFonts w:ascii="Consolas" w:hAnsi="Consolas"/>
+          <w:sz w:val="20"/>
+          <w:color w:val="000000"/>
+        </w:rPr>
+        <w:t>public List&lt;Recommendation&gt; forUser(int id, int limit,</w:t>
+      </w:r>
+    </w:p>
+    <w:p xmlns:w="http://schemas.openxmlformats.org/wordprocessingml/2006/main" xmlns:wpc="http://schemas.microsoft.com/office/word/2010/wordprocessingCanvas" xmlns:mo="http://schemas.microsoft.com/office/mac/office/2008/main" xmlns:mc="http://schemas.openxmlformats.org/markup-compatibility/2006" xmlns:mv="urn:schemas-microsoft-com:mac:vml" xmlns:o="urn:schemas-microsoft-com:office:office" xmlns:r="http://schemas.openxmlformats.org/officeDocument/2006/relationships" xmlns:m="http://schemas.openxmlformats.org/officeDocument/2006/math" xmlns:v="urn:schemas-microsoft-com:vml" xmlns:wp14="http://schemas.microsoft.com/office/word/2010/wordprocessingDrawing" xmlns:wp="http://schemas.openxmlformats.org/drawingml/2006/wordprocessingDrawing" xmlns:w10="urn:schemas-microsoft-com:office:word" xmlns:w14="http://schemas.microsoft.com/office/word/2010/wordml" xmlns:wpg="http://schemas.microsoft.com/office/word/2010/wordprocessingGroup" xmlns:wpi="http://schemas.microsoft.com/office/word/2010/wordprocessingInk" xmlns:wne="http://schemas.microsoft.com/office/word/2006/wordml" xmlns:wps="http://schemas.microsoft.com/office/word/2010/wordprocessingShape">
+      <w:pPr>
+        <w:keepLines/>
+        <w:spacing w:after="0" w:line="230" w:lineRule="exact"/>
+      </w:pPr>
+      <w:r>
+        <w:rPr>
+          <w:rFonts w:ascii="Consolas" w:hAnsi="Consolas"/>
+          <w:sz w:val="20"/>
+          <w:color w:val="000000"/>
+        </w:rPr>
+        <w:t xml:space="preserve">        String genre, int minimumRatings) {</w:t>
+      </w:r>
+    </w:p>
+    <w:p xmlns:w="http://schemas.openxmlformats.org/wordprocessingml/2006/main" xmlns:wpc="http://schemas.microsoft.com/office/word/2010/wordprocessingCanvas" xmlns:mo="http://schemas.microsoft.com/office/mac/office/2008/main" xmlns:mc="http://schemas.openxmlformats.org/markup-compatibility/2006" xmlns:mv="urn:schemas-microsoft-com:mac:vml" xmlns:o="urn:schemas-microsoft-com:office:office" xmlns:r="http://schemas.openxmlformats.org/officeDocument/2006/relationships" xmlns:m="http://schemas.openxmlformats.org/officeDocument/2006/math" xmlns:v="urn:schemas-microsoft-com:vml" xmlns:wp14="http://schemas.microsoft.com/office/word/2010/wordprocessingDrawing" xmlns:wp="http://schemas.openxmlformats.org/drawingml/2006/wordprocessingDrawing" xmlns:w10="urn:schemas-microsoft-com:office:word" xmlns:w14="http://schemas.microsoft.com/office/word/2010/wordml" xmlns:wpg="http://schemas.microsoft.com/office/word/2010/wordprocessingGroup" xmlns:wpi="http://schemas.microsoft.com/office/word/2010/wordprocessingInk" xmlns:wne="http://schemas.microsoft.com/office/word/2006/wordml" xmlns:wps="http://schemas.microsoft.com/office/word/2010/wordprocessingShape">
+      <w:pPr>
+        <w:keepLines/>
+        <w:spacing w:after="0" w:line="230" w:lineRule="exact"/>
+      </w:pPr>
+      <w:r>
+        <w:rPr>
+          <w:rFonts w:ascii="Consolas" w:hAnsi="Consolas"/>
+          <w:sz w:val="20"/>
+          <w:color w:val="000000"/>
+        </w:rPr>
+        <w:t xml:space="preserve">    Set&lt;Integer&gt; seen = new HashSet&lt;&gt;();</w:t>
+      </w:r>
+    </w:p>
+    <w:p xmlns:w="http://schemas.openxmlformats.org/wordprocessingml/2006/main" xmlns:wpc="http://schemas.microsoft.com/office/word/2010/wordprocessingCanvas" xmlns:mo="http://schemas.microsoft.com/office/mac/office/2008/main" xmlns:mc="http://schemas.openxmlformats.org/markup-compatibility/2006" xmlns:mv="urn:schemas-microsoft-com:mac:vml" xmlns:o="urn:schemas-microsoft-com:office:office" xmlns:r="http://schemas.openxmlformats.org/officeDocument/2006/relationships" xmlns:m="http://schemas.openxmlformats.org/officeDocument/2006/math" xmlns:v="urn:schemas-microsoft-com:vml" xmlns:wp14="http://schemas.microsoft.com/office/word/2010/wordprocessingDrawing" xmlns:wp="http://schemas.openxmlformats.org/drawingml/2006/wordprocessingDrawing" xmlns:w10="urn:schemas-microsoft-com:office:word" xmlns:w14="http://schemas.microsoft.com/office/word/2010/wordml" xmlns:wpg="http://schemas.microsoft.com/office/word/2010/wordprocessingGroup" xmlns:wpi="http://schemas.microsoft.com/office/word/2010/wordprocessingInk" xmlns:wne="http://schemas.microsoft.com/office/word/2006/wordml" xmlns:wps="http://schemas.microsoft.com/office/word/2010/wordprocessingShape">
+      <w:pPr>
+        <w:keepLines/>
+        <w:spacing w:after="0" w:line="230" w:lineRule="exact"/>
+      </w:pPr>
+      <w:r>
+        <w:rPr>
+          <w:rFonts w:ascii="Consolas" w:hAnsi="Consolas"/>
+          <w:sz w:val="20"/>
+          <w:color w:val="000000"/>
+        </w:rPr>
+        <w:t xml:space="preserve">    for (Rating r : model.histories.getOrDefault(id, List.of()))</w:t>
+      </w:r>
+    </w:p>
+    <w:p xmlns:w="http://schemas.openxmlformats.org/wordprocessingml/2006/main" xmlns:wpc="http://schemas.microsoft.com/office/word/2010/wordprocessingCanvas" xmlns:mo="http://schemas.microsoft.com/office/mac/office/2008/main" xmlns:mc="http://schemas.openxmlformats.org/markup-compatibility/2006" xmlns:mv="urn:schemas-microsoft-com:mac:vml" xmlns:o="urn:schemas-microsoft-com:office:office" xmlns:r="http://schemas.openxmlformats.org/officeDocument/2006/relationships" xmlns:m="http://schemas.openxmlformats.org/officeDocument/2006/math" xmlns:v="urn:schemas-microsoft-com:vml" xmlns:wp14="http://schemas.microsoft.com/office/word/2010/wordprocessingDrawing" xmlns:wp="http://schemas.openxmlformats.org/drawingml/2006/wordprocessingDrawing" xmlns:w10="urn:schemas-microsoft-com:office:word" xmlns:w14="http://schemas.microsoft.com/office/word/2010/wordml" xmlns:wpg="http://schemas.microsoft.com/office/word/2010/wordprocessingGroup" xmlns:wpi="http://schemas.microsoft.com/office/word/2010/wordprocessingInk" xmlns:wne="http://schemas.microsoft.com/office/word/2006/wordml" xmlns:wps="http://schemas.microsoft.com/office/word/2010/wordprocessingShape">
+      <w:pPr>
+        <w:keepLines/>
+        <w:spacing w:after="0" w:line="230" w:lineRule="exact"/>
+      </w:pPr>
+      <w:r>
+        <w:rPr>
+          <w:rFonts w:ascii="Consolas" w:hAnsi="Consolas"/>
+          <w:sz w:val="20"/>
+          <w:color w:val="000000"/>
+        </w:rPr>
+        <w:t xml:space="preserve">        seen.add(r.movieId());</w:t>
+      </w:r>
+    </w:p>
+    <w:p xmlns:w="http://schemas.openxmlformats.org/wordprocessingml/2006/main" xmlns:wpc="http://schemas.microsoft.com/office/word/2010/wordprocessingCanvas" xmlns:mo="http://schemas.microsoft.com/office/mac/office/2008/main" xmlns:mc="http://schemas.openxmlformats.org/markup-compatibility/2006" xmlns:mv="urn:schemas-microsoft-com:mac:vml" xmlns:o="urn:schemas-microsoft-com:office:office" xmlns:r="http://schemas.openxmlformats.org/officeDocument/2006/relationships" xmlns:m="http://schemas.openxmlformats.org/officeDocument/2006/math" xmlns:v="urn:schemas-microsoft-com:vml" xmlns:wp14="http://schemas.microsoft.com/office/word/2010/wordprocessingDrawing" xmlns:wp="http://schemas.openxmlformats.org/drawingml/2006/wordprocessingDrawing" xmlns:w10="urn:schemas-microsoft-com:office:word" xmlns:w14="http://schemas.microsoft.com/office/word/2010/wordml" xmlns:wpg="http://schemas.microsoft.com/office/word/2010/wordprocessingGroup" xmlns:wpi="http://schemas.microsoft.com/office/word/2010/wordprocessingInk" xmlns:wne="http://schemas.microsoft.com/office/word/2006/wordml" xmlns:wps="http://schemas.microsoft.com/office/word/2010/wordprocessingShape">
+      <w:pPr>
+        <w:keepLines/>
+        <w:spacing w:after="0" w:line="230" w:lineRule="exact"/>
+      </w:pPr>
+      <w:r>
+        <w:rPr>
+          <w:rFonts w:ascii="Consolas" w:hAnsi="Consolas"/>
+          <w:sz w:val="20"/>
+          <w:color w:val="000000"/>
+        </w:rPr>
+        <w:t xml:space="preserve">    return rank(model.users.get(id), seen, limit,</w:t>
+      </w:r>
+    </w:p>
+    <w:p xmlns:w="http://schemas.openxmlformats.org/wordprocessingml/2006/main" xmlns:wpc="http://schemas.microsoft.com/office/word/2010/wordprocessingCanvas" xmlns:mo="http://schemas.microsoft.com/office/mac/office/2008/main" xmlns:mc="http://schemas.openxmlformats.org/markup-compatibility/2006" xmlns:mv="urn:schemas-microsoft-com:mac:vml" xmlns:o="urn:schemas-microsoft-com:office:office" xmlns:r="http://schemas.openxmlformats.org/officeDocument/2006/relationships" xmlns:m="http://schemas.openxmlformats.org/officeDocument/2006/math" xmlns:v="urn:schemas-microsoft-com:vml" xmlns:wp14="http://schemas.microsoft.com/office/word/2010/wordprocessingDrawing" xmlns:wp="http://schemas.openxmlformats.org/drawingml/2006/wordprocessingDrawing" xmlns:w10="urn:schemas-microsoft-com:office:word" xmlns:w14="http://schemas.microsoft.com/office/word/2010/wordml" xmlns:wpg="http://schemas.microsoft.com/office/word/2010/wordprocessingGroup" xmlns:wpi="http://schemas.microsoft.com/office/word/2010/wordprocessingInk" xmlns:wne="http://schemas.microsoft.com/office/word/2006/wordml" xmlns:wps="http://schemas.microsoft.com/office/word/2010/wordprocessingShape">
+      <w:pPr>
+        <w:keepLines/>
+        <w:spacing w:after="0" w:line="230" w:lineRule="exact"/>
+      </w:pPr>
+      <w:r>
+        <w:rPr>
+          <w:rFonts w:ascii="Consolas" w:hAnsi="Consolas"/>
+          <w:sz w:val="20"/>
+          <w:color w:val="000000"/>
+        </w:rPr>
+        <w:t xml:space="preserve">                genre, minimumRatings);</w:t>
+      </w:r>
+    </w:p>
+    <w:p xmlns:w="http://schemas.openxmlformats.org/wordprocessingml/2006/main" xmlns:wpc="http://schemas.microsoft.com/office/word/2010/wordprocessingCanvas" xmlns:mo="http://schemas.microsoft.com/office/mac/office/2008/main" xmlns:mc="http://schemas.openxmlformats.org/markup-compatibility/2006" xmlns:mv="urn:schemas-microsoft-com:mac:vml" xmlns:o="urn:schemas-microsoft-com:office:office" xmlns:r="http://schemas.openxmlformats.org/officeDocument/2006/relationships" xmlns:m="http://schemas.openxmlformats.org/officeDocument/2006/math" xmlns:v="urn:schemas-microsoft-com:vml" xmlns:wp14="http://schemas.microsoft.com/office/word/2010/wordprocessingDrawing" xmlns:wp="http://schemas.openxmlformats.org/drawingml/2006/wordprocessingDrawing" xmlns:w10="urn:schemas-microsoft-com:office:word" xmlns:w14="http://schemas.microsoft.com/office/word/2010/wordml" xmlns:wpg="http://schemas.microsoft.com/office/word/2010/wordprocessingGroup" xmlns:wpi="http://schemas.microsoft.com/office/word/2010/wordprocessingInk" xmlns:wne="http://schemas.microsoft.com/office/word/2006/wordml" xmlns:wps="http://schemas.microsoft.com/office/word/2010/wordprocessingShape">
+      <w:pPr>
+        <w:keepLines/>
+        <w:spacing w:after="0" w:line="230" w:lineRule="exact"/>
+      </w:pPr>
+      <w:r>
+        <w:rPr>
+          <w:rFonts w:ascii="Consolas" w:hAnsi="Consolas"/>
+          <w:sz w:val="20"/>
+          <w:color w:val="000000"/>
+        </w:rPr>
+        <w:t>}</w:t>
+      </w:r>
+    </w:p>
+    <w:p xmlns:w="http://schemas.openxmlformats.org/wordprocessingml/2006/main" xmlns:wpc="http://schemas.microsoft.com/office/word/2010/wordprocessingCanvas" xmlns:mo="http://schemas.microsoft.com/office/mac/office/2008/main" xmlns:mc="http://schemas.openxmlformats.org/markup-compatibility/2006" xmlns:mv="urn:schemas-microsoft-com:mac:vml" xmlns:o="urn:schemas-microsoft-com:office:office" xmlns:r="http://schemas.openxmlformats.org/officeDocument/2006/relationships" xmlns:m="http://schemas.openxmlformats.org/officeDocument/2006/math" xmlns:v="urn:schemas-microsoft-com:vml" xmlns:wp14="http://schemas.microsoft.com/office/word/2010/wordprocessingDrawing" xmlns:wp="http://schemas.openxmlformats.org/drawingml/2006/wordprocessingDrawing" xmlns:w10="urn:schemas-microsoft-com:office:word" xmlns:w14="http://schemas.microsoft.com/office/word/2010/wordml" xmlns:wpg="http://schemas.microsoft.com/office/word/2010/wordprocessingGroup" xmlns:wpi="http://schemas.microsoft.com/office/word/2010/wordprocessingInk" xmlns:wne="http://schemas.microsoft.com/office/word/2006/wordml" xmlns:wps="http://schemas.microsoft.com/office/word/2010/wordprocessingShape">
+      <w:pPr>
+        <w:spacing w:after="100"/>
+        <w:keepLines/>
+        <w:numPr>
+          <w:ilvl w:val="0"/>
+          <w:numId w:val="1"/>
+        </w:numPr>
+        <w:ind w:left="317" w:hanging="173"/>
+      </w:pPr>
+      <w:r>
+        <w:rPr>
+          <w:rFonts w:ascii="Times New Roman" w:hAnsi="Times New Roman"/>
+          <w:b w:val="0"/>
+          <w:sz w:val="28"/>
+          <w:color w:val="000000"/>
+        </w:rPr>
+        <w:t>The seen set contains every movie rated by the user. It is passed to the ranking method along with the saved user vector.</w:t>
+      </w:r>
+    </w:p>
+    <w:p xmlns:w="http://schemas.openxmlformats.org/wordprocessingml/2006/main" xmlns:wpc="http://schemas.microsoft.com/office/word/2010/wordprocessingCanvas" xmlns:mo="http://schemas.microsoft.com/office/mac/office/2008/main" xmlns:mc="http://schemas.openxmlformats.org/markup-compatibility/2006" xmlns:mv="urn:schemas-microsoft-com:mac:vml" xmlns:o="urn:schemas-microsoft-com:office:office" xmlns:r="http://schemas.openxmlformats.org/officeDocument/2006/relationships" xmlns:m="http://schemas.openxmlformats.org/officeDocument/2006/math" xmlns:v="urn:schemas-microsoft-com:vml" xmlns:wp14="http://schemas.microsoft.com/office/word/2010/wordprocessingDrawing" xmlns:wp="http://schemas.openxmlformats.org/drawingml/2006/wordprocessingDrawing" xmlns:w10="urn:schemas-microsoft-com:office:word" xmlns:w14="http://schemas.microsoft.com/office/word/2010/wordml" xmlns:wpg="http://schemas.microsoft.com/office/word/2010/wordprocessingGroup" xmlns:wpi="http://schemas.microsoft.com/office/word/2010/wordprocessingInk" xmlns:wne="http://schemas.microsoft.com/office/word/2006/wordml" xmlns:wps="http://schemas.microsoft.com/office/word/2010/wordprocessingShape">
+      <w:pPr>
+        <w:keepNext/>
+        <w:pageBreakBefore w:val="0"/>
+        <w:spacing w:before="120" w:after="80"/>
+      </w:pPr>
+      <w:r>
+        <w:rPr>
+          <w:rFonts w:ascii="Times New Roman" w:hAnsi="Times New Roman"/>
+          <w:sz w:val="32"/>
+          <w:color w:val="000000"/>
+          <w:b/>
+        </w:rPr>
+        <w:t>9.3 Candidate Scoring</w:t>
+      </w:r>
+    </w:p>
+    <w:p xmlns:w="http://schemas.openxmlformats.org/wordprocessingml/2006/main" xmlns:wpc="http://schemas.microsoft.com/office/word/2010/wordprocessingCanvas" xmlns:mo="http://schemas.microsoft.com/office/mac/office/2008/main" xmlns:mc="http://schemas.openxmlformats.org/markup-compatibility/2006" xmlns:mv="urn:schemas-microsoft-com:mac:vml" xmlns:o="urn:schemas-microsoft-com:office:office" xmlns:r="http://schemas.openxmlformats.org/officeDocument/2006/relationships" xmlns:m="http://schemas.openxmlformats.org/officeDocument/2006/math" xmlns:v="urn:schemas-microsoft-com:vml" xmlns:wp14="http://schemas.microsoft.com/office/word/2010/wordprocessingDrawing" xmlns:wp="http://schemas.openxmlformats.org/drawingml/2006/wordprocessingDrawing" xmlns:w10="urn:schemas-microsoft-com:office:word" xmlns:w14="http://schemas.microsoft.com/office/word/2010/wordml" xmlns:wpg="http://schemas.microsoft.com/office/word/2010/wordprocessingGroup" xmlns:wpi="http://schemas.microsoft.com/office/word/2010/wordprocessingInk" xmlns:wne="http://schemas.microsoft.com/office/word/2006/wordml" xmlns:wps="http://schemas.microsoft.com/office/word/2010/wordprocessingShape">
+      <w:pPr>
+        <w:spacing w:after="100"/>
+      </w:pPr>
+      <w:r>
+        <w:rPr>
+          <w:rFonts w:ascii="Times New Roman" w:hAnsi="Times New Roman"/>
+          <w:b/>
+          <w:sz w:val="24"/>
+          <w:color w:val="000000"/>
+        </w:rPr>
+        <w:t>Core loop from the rank method</w:t>
+      </w:r>
+    </w:p>
+    <w:p xmlns:w="http://schemas.openxmlformats.org/wordprocessingml/2006/main" xmlns:wpc="http://schemas.microsoft.com/office/word/2010/wordprocessingCanvas" xmlns:mo="http://schemas.microsoft.com/office/mac/office/2008/main" xmlns:mc="http://schemas.openxmlformats.org/markup-compatibility/2006" xmlns:mv="urn:schemas-microsoft-com:mac:vml" xmlns:o="urn:schemas-microsoft-com:office:office" xmlns:r="http://schemas.openxmlformats.org/officeDocument/2006/relationships" xmlns:m="http://schemas.openxmlformats.org/officeDocument/2006/math" xmlns:v="urn:schemas-microsoft-com:vml" xmlns:wp14="http://schemas.microsoft.com/office/word/2010/wordprocessingDrawing" xmlns:wp="http://schemas.openxmlformats.org/drawingml/2006/wordprocessingDrawing" xmlns:w10="urn:schemas-microsoft-com:office:word" xmlns:w14="http://schemas.microsoft.com/office/word/2010/wordml" xmlns:wpg="http://schemas.microsoft.com/office/word/2010/wordprocessingGroup" xmlns:wpi="http://schemas.microsoft.com/office/word/2010/wordprocessingInk" xmlns:wne="http://schemas.microsoft.com/office/word/2006/wordml" xmlns:wps="http://schemas.microsoft.com/office/word/2010/wordprocessingShape">
+      <w:pPr>
+        <w:keepLines/>
+        <w:spacing w:after="0" w:line="230" w:lineRule="exact"/>
+      </w:pPr>
+      <w:r>
+        <w:rPr>
+          <w:rFonts w:ascii="Consolas" w:hAnsi="Consolas"/>
+          <w:sz w:val="20"/>
+          <w:color w:val="000000"/>
+        </w:rPr>
+        <w:t>for (Movie movie : model.movies) {</w:t>
+      </w:r>
+    </w:p>
+    <w:p xmlns:w="http://schemas.openxmlformats.org/wordprocessingml/2006/main" xmlns:wpc="http://schemas.microsoft.com/office/word/2010/wordprocessingCanvas" xmlns:mo="http://schemas.microsoft.com/office/mac/office/2008/main" xmlns:mc="http://schemas.openxmlformats.org/markup-compatibility/2006" xmlns:mv="urn:schemas-microsoft-com:mac:vml" xmlns:o="urn:schemas-microsoft-com:office:office" xmlns:r="http://schemas.openxmlformats.org/officeDocument/2006/relationships" xmlns:m="http://schemas.openxmlformats.org/officeDocument/2006/math" xmlns:v="urn:schemas-microsoft-com:vml" xmlns:wp14="http://schemas.microsoft.com/office/word/2010/wordprocessingDrawing" xmlns:wp="http://schemas.openxmlformats.org/drawingml/2006/wordprocessingDrawing" xmlns:w10="urn:schemas-microsoft-com:office:word" xmlns:w14="http://schemas.microsoft.com/office/word/2010/wordml" xmlns:wpg="http://schemas.microsoft.com/office/word/2010/wordprocessingGroup" xmlns:wpi="http://schemas.microsoft.com/office/word/2010/wordprocessingInk" xmlns:wne="http://schemas.microsoft.com/office/word/2006/wordml" xmlns:wps="http://schemas.microsoft.com/office/word/2010/wordprocessingShape">
+      <w:pPr>
+        <w:keepLines/>
+        <w:spacing w:after="0" w:line="230" w:lineRule="exact"/>
+      </w:pPr>
+      <w:r>
+        <w:rPr>
+          <w:rFonts w:ascii="Consolas" w:hAnsi="Consolas"/>
+          <w:sz w:val="20"/>
+          <w:color w:val="000000"/>
+        </w:rPr>
+        <w:t xml:space="preserve">    if (seen.contains(movie.movieId()) ||</w:t>
+      </w:r>
+    </w:p>
+    <w:p xmlns:w="http://schemas.openxmlformats.org/wordprocessingml/2006/main" xmlns:wpc="http://schemas.microsoft.com/office/word/2010/wordprocessingCanvas" xmlns:mo="http://schemas.microsoft.com/office/mac/office/2008/main" xmlns:mc="http://schemas.openxmlformats.org/markup-compatibility/2006" xmlns:mv="urn:schemas-microsoft-com:mac:vml" xmlns:o="urn:schemas-microsoft-com:office:office" xmlns:r="http://schemas.openxmlformats.org/officeDocument/2006/relationships" xmlns:m="http://schemas.openxmlformats.org/officeDocument/2006/math" xmlns:v="urn:schemas-microsoft-com:vml" xmlns:wp14="http://schemas.microsoft.com/office/word/2010/wordprocessingDrawing" xmlns:wp="http://schemas.openxmlformats.org/drawingml/2006/wordprocessingDrawing" xmlns:w10="urn:schemas-microsoft-com:office:word" xmlns:w14="http://schemas.microsoft.com/office/word/2010/wordml" xmlns:wpg="http://schemas.microsoft.com/office/word/2010/wordprocessingGroup" xmlns:wpi="http://schemas.microsoft.com/office/word/2010/wordprocessingInk" xmlns:wne="http://schemas.microsoft.com/office/word/2006/wordml" xmlns:wps="http://schemas.microsoft.com/office/word/2010/wordprocessingShape">
+      <w:pPr>
+        <w:keepLines/>
+        <w:spacing w:after="0" w:line="230" w:lineRule="exact"/>
+      </w:pPr>
+      <w:r>
+        <w:rPr>
+          <w:rFonts w:ascii="Consolas" w:hAnsi="Consolas"/>
+          <w:sz w:val="20"/>
+          <w:color w:val="000000"/>
+        </w:rPr>
+        <w:t xml:space="preserve">            movie.ratingCount() &lt; minimumRatings) continue;</w:t>
+      </w:r>
+    </w:p>
+    <w:p xmlns:w="http://schemas.openxmlformats.org/wordprocessingml/2006/main" xmlns:wpc="http://schemas.microsoft.com/office/word/2010/wordprocessingCanvas" xmlns:mo="http://schemas.microsoft.com/office/mac/office/2008/main" xmlns:mc="http://schemas.openxmlformats.org/markup-compatibility/2006" xmlns:mv="urn:schemas-microsoft-com:mac:vml" xmlns:o="urn:schemas-microsoft-com:office:office" xmlns:r="http://schemas.openxmlformats.org/officeDocument/2006/relationships" xmlns:m="http://schemas.openxmlformats.org/officeDocument/2006/math" xmlns:v="urn:schemas-microsoft-com:vml" xmlns:wp14="http://schemas.microsoft.com/office/word/2010/wordprocessingDrawing" xmlns:wp="http://schemas.openxmlformats.org/drawingml/2006/wordprocessingDrawing" xmlns:w10="urn:schemas-microsoft-com:office:word" xmlns:w14="http://schemas.microsoft.com/office/word/2010/wordml" xmlns:wpg="http://schemas.microsoft.com/office/word/2010/wordprocessingGroup" xmlns:wpi="http://schemas.microsoft.com/office/word/2010/wordprocessingInk" xmlns:wne="http://schemas.microsoft.com/office/word/2006/wordml" xmlns:wps="http://schemas.microsoft.com/office/word/2010/wordprocessingShape">
+      <w:pPr>
+        <w:keepLines/>
+        <w:spacing w:after="0" w:line="230" w:lineRule="exact"/>
+      </w:pPr>
+      <w:r>
+        <w:rPr>
+          <w:rFonts w:ascii="Consolas" w:hAnsi="Consolas"/>
+          <w:sz w:val="20"/>
+          <w:color w:val="000000"/>
+        </w:rPr>
+        <w:t xml:space="preserve">    if (genre != null &amp;&amp; !genre.isBlank() &amp;&amp;</w:t>
+      </w:r>
+    </w:p>
+    <w:p xmlns:w="http://schemas.openxmlformats.org/wordprocessingml/2006/main" xmlns:wpc="http://schemas.microsoft.com/office/word/2010/wordprocessingCanvas" xmlns:mo="http://schemas.microsoft.com/office/mac/office/2008/main" xmlns:mc="http://schemas.openxmlformats.org/markup-compatibility/2006" xmlns:mv="urn:schemas-microsoft-com:mac:vml" xmlns:o="urn:schemas-microsoft-com:office:office" xmlns:r="http://schemas.openxmlformats.org/officeDocument/2006/relationships" xmlns:m="http://schemas.openxmlformats.org/officeDocument/2006/math" xmlns:v="urn:schemas-microsoft-com:vml" xmlns:wp14="http://schemas.microsoft.com/office/word/2010/wordprocessingDrawing" xmlns:wp="http://schemas.openxmlformats.org/drawingml/2006/wordprocessingDrawing" xmlns:w10="urn:schemas-microsoft-com:office:word" xmlns:w14="http://schemas.microsoft.com/office/word/2010/wordml" xmlns:wpg="http://schemas.microsoft.com/office/word/2010/wordprocessingGroup" xmlns:wpi="http://schemas.microsoft.com/office/word/2010/wordprocessingInk" xmlns:wne="http://schemas.microsoft.com/office/word/2006/wordml" xmlns:wps="http://schemas.microsoft.com/office/word/2010/wordprocessingShape">
+      <w:pPr>
+        <w:keepLines/>
+        <w:spacing w:after="0" w:line="230" w:lineRule="exact"/>
+      </w:pPr>
+      <w:r>
+        <w:rPr>
+          <w:rFonts w:ascii="Consolas" w:hAnsi="Consolas"/>
+          <w:sz w:val="20"/>
+          <w:color w:val="000000"/>
+        </w:rPr>
+        <w:t xml:space="preserve">            !Arrays.asList(movie.genres().split("\|"))</w:t>
+      </w:r>
+    </w:p>
+    <w:p xmlns:w="http://schemas.openxmlformats.org/wordprocessingml/2006/main" xmlns:wpc="http://schemas.microsoft.com/office/word/2010/wordprocessingCanvas" xmlns:mo="http://schemas.microsoft.com/office/mac/office/2008/main" xmlns:mc="http://schemas.openxmlformats.org/markup-compatibility/2006" xmlns:mv="urn:schemas-microsoft-com:mac:vml" xmlns:o="urn:schemas-microsoft-com:office:office" xmlns:r="http://schemas.openxmlformats.org/officeDocument/2006/relationships" xmlns:m="http://schemas.openxmlformats.org/officeDocument/2006/math" xmlns:v="urn:schemas-microsoft-com:vml" xmlns:wp14="http://schemas.microsoft.com/office/word/2010/wordprocessingDrawing" xmlns:wp="http://schemas.openxmlformats.org/drawingml/2006/wordprocessingDrawing" xmlns:w10="urn:schemas-microsoft-com:office:word" xmlns:w14="http://schemas.microsoft.com/office/word/2010/wordml" xmlns:wpg="http://schemas.microsoft.com/office/word/2010/wordprocessingGroup" xmlns:wpi="http://schemas.microsoft.com/office/word/2010/wordprocessingInk" xmlns:wne="http://schemas.microsoft.com/office/word/2006/wordml" xmlns:wps="http://schemas.microsoft.com/office/word/2010/wordprocessingShape">
+      <w:pPr>
+        <w:keepLines/>
+        <w:spacing w:after="0" w:line="230" w:lineRule="exact"/>
+      </w:pPr>
+      <w:r>
+        <w:rPr>
+          <w:rFonts w:ascii="Consolas" w:hAnsi="Consolas"/>
+          <w:sz w:val="20"/>
+          <w:color w:val="000000"/>
+        </w:rPr>
+        <w:t xml:space="preserve">                .contains(genre)) continue;</w:t>
+      </w:r>
+    </w:p>
+    <w:p xmlns:w="http://schemas.openxmlformats.org/wordprocessingml/2006/main" xmlns:wpc="http://schemas.microsoft.com/office/word/2010/wordprocessingCanvas" xmlns:mo="http://schemas.microsoft.com/office/mac/office/2008/main" xmlns:mc="http://schemas.openxmlformats.org/markup-compatibility/2006" xmlns:mv="urn:schemas-microsoft-com:mac:vml" xmlns:o="urn:schemas-microsoft-com:office:office" xmlns:r="http://schemas.openxmlformats.org/officeDocument/2006/relationships" xmlns:m="http://schemas.openxmlformats.org/officeDocument/2006/math" xmlns:v="urn:schemas-microsoft-com:vml" xmlns:wp14="http://schemas.microsoft.com/office/word/2010/wordprocessingDrawing" xmlns:wp="http://schemas.openxmlformats.org/drawingml/2006/wordprocessingDrawing" xmlns:w10="urn:schemas-microsoft-com:office:word" xmlns:w14="http://schemas.microsoft.com/office/word/2010/wordml" xmlns:wpg="http://schemas.microsoft.com/office/word/2010/wordprocessingGroup" xmlns:wpi="http://schemas.microsoft.com/office/word/2010/wordprocessingInk" xmlns:wne="http://schemas.microsoft.com/office/word/2006/wordml" xmlns:wps="http://schemas.microsoft.com/office/word/2010/wordprocessingShape">
+      <w:pPr>
+        <w:keepLines/>
+        <w:spacing w:after="0" w:line="230" w:lineRule="exact"/>
+      </w:pPr>
+      <w:r>
+        <w:rPr>
+          <w:rFonts w:ascii="Consolas" w:hAnsi="Consolas"/>
+          <w:sz w:val="20"/>
+          <w:color w:val="000000"/>
+        </w:rPr>
+        <w:t xml:space="preserve">    double[] item = model.items.get(movie.movieId());</w:t>
+      </w:r>
+    </w:p>
+    <w:p xmlns:w="http://schemas.openxmlformats.org/wordprocessingml/2006/main" xmlns:wpc="http://schemas.microsoft.com/office/word/2010/wordprocessingCanvas" xmlns:mo="http://schemas.microsoft.com/office/mac/office/2008/main" xmlns:mc="http://schemas.openxmlformats.org/markup-compatibility/2006" xmlns:mv="urn:schemas-microsoft-com:mac:vml" xmlns:o="urn:schemas-microsoft-com:office:office" xmlns:r="http://schemas.openxmlformats.org/officeDocument/2006/relationships" xmlns:m="http://schemas.openxmlformats.org/officeDocument/2006/math" xmlns:v="urn:schemas-microsoft-com:vml" xmlns:wp14="http://schemas.microsoft.com/office/word/2010/wordprocessingDrawing" xmlns:wp="http://schemas.openxmlformats.org/drawingml/2006/wordprocessingDrawing" xmlns:w10="urn:schemas-microsoft-com:office:word" xmlns:w14="http://schemas.microsoft.com/office/word/2010/wordml" xmlns:wpg="http://schemas.microsoft.com/office/word/2010/wordprocessingGroup" xmlns:wpi="http://schemas.microsoft.com/office/word/2010/wordprocessingInk" xmlns:wne="http://schemas.microsoft.com/office/word/2006/wordml" xmlns:wps="http://schemas.microsoft.com/office/word/2010/wordprocessingShape">
+      <w:pPr>
+        <w:keepLines/>
+        <w:spacing w:after="0" w:line="230" w:lineRule="exact"/>
+      </w:pPr>
+      <w:r>
+        <w:rPr>
+          <w:rFonts w:ascii="Consolas" w:hAnsi="Consolas"/>
+          <w:sz w:val="20"/>
+          <w:color w:val="000000"/>
+        </w:rPr>
+        <w:t xml:space="preserve">    if (vector != null &amp;&amp; item == null) continue;</w:t>
+      </w:r>
+    </w:p>
+    <w:p xmlns:w="http://schemas.openxmlformats.org/wordprocessingml/2006/main" xmlns:wpc="http://schemas.microsoft.com/office/word/2010/wordprocessingCanvas" xmlns:mo="http://schemas.microsoft.com/office/mac/office/2008/main" xmlns:mc="http://schemas.openxmlformats.org/markup-compatibility/2006" xmlns:mv="urn:schemas-microsoft-com:mac:vml" xmlns:o="urn:schemas-microsoft-com:office:office" xmlns:r="http://schemas.openxmlformats.org/officeDocument/2006/relationships" xmlns:m="http://schemas.openxmlformats.org/officeDocument/2006/math" xmlns:v="urn:schemas-microsoft-com:vml" xmlns:wp14="http://schemas.microsoft.com/office/word/2010/wordprocessingDrawing" xmlns:wp="http://schemas.openxmlformats.org/drawingml/2006/wordprocessingDrawing" xmlns:w10="urn:schemas-microsoft-com:office:word" xmlns:w14="http://schemas.microsoft.com/office/word/2010/wordml" xmlns:wpg="http://schemas.microsoft.com/office/word/2010/wordprocessingGroup" xmlns:wpi="http://schemas.microsoft.com/office/word/2010/wordprocessingInk" xmlns:wne="http://schemas.microsoft.com/office/word/2006/wordml" xmlns:wps="http://schemas.microsoft.com/office/word/2010/wordprocessingShape">
+      <w:pPr>
+        <w:keepLines/>
+        <w:spacing w:after="0" w:line="230" w:lineRule="exact"/>
+      </w:pPr>
+      <w:r>
+        <w:rPr>
+          <w:rFonts w:ascii="Consolas" w:hAnsi="Consolas"/>
+          <w:sz w:val="20"/>
+          <w:color w:val="000000"/>
+        </w:rPr>
+        <w:t xml:space="preserve">    double score = vector == null</w:t>
+      </w:r>
+    </w:p>
+    <w:p xmlns:w="http://schemas.openxmlformats.org/wordprocessingml/2006/main" xmlns:wpc="http://schemas.microsoft.com/office/word/2010/wordprocessingCanvas" xmlns:mo="http://schemas.microsoft.com/office/mac/office/2008/main" xmlns:mc="http://schemas.openxmlformats.org/markup-compatibility/2006" xmlns:mv="urn:schemas-microsoft-com:mac:vml" xmlns:o="urn:schemas-microsoft-com:office:office" xmlns:r="http://schemas.openxmlformats.org/officeDocument/2006/relationships" xmlns:m="http://schemas.openxmlformats.org/officeDocument/2006/math" xmlns:v="urn:schemas-microsoft-com:vml" xmlns:wp14="http://schemas.microsoft.com/office/word/2010/wordprocessingDrawing" xmlns:wp="http://schemas.openxmlformats.org/drawingml/2006/wordprocessingDrawing" xmlns:w10="urn:schemas-microsoft-com:office:word" xmlns:w14="http://schemas.microsoft.com/office/word/2010/wordml" xmlns:wpg="http://schemas.microsoft.com/office/word/2010/wordprocessingGroup" xmlns:wpi="http://schemas.microsoft.com/office/word/2010/wordprocessingInk" xmlns:wne="http://schemas.microsoft.com/office/word/2006/wordml" xmlns:wps="http://schemas.microsoft.com/office/word/2010/wordprocessingShape">
+      <w:pPr>
+        <w:keepLines/>
+        <w:spacing w:after="0" w:line="230" w:lineRule="exact"/>
+      </w:pPr>
+      <w:r>
+        <w:rPr>
+          <w:rFonts w:ascii="Consolas" w:hAnsi="Consolas"/>
+          <w:sz w:val="20"/>
+          <w:color w:val="000000"/>
+        </w:rPr>
+        <w:t xml:space="preserve">        ? movie.weightedRating() : dot(vector, item);</w:t>
+      </w:r>
+    </w:p>
+    <w:p xmlns:w="http://schemas.openxmlformats.org/wordprocessingml/2006/main" xmlns:wpc="http://schemas.microsoft.com/office/word/2010/wordprocessingCanvas" xmlns:mo="http://schemas.microsoft.com/office/mac/office/2008/main" xmlns:mc="http://schemas.openxmlformats.org/markup-compatibility/2006" xmlns:mv="urn:schemas-microsoft-com:mac:vml" xmlns:o="urn:schemas-microsoft-com:office:office" xmlns:r="http://schemas.openxmlformats.org/officeDocument/2006/relationships" xmlns:m="http://schemas.openxmlformats.org/officeDocument/2006/math" xmlns:v="urn:schemas-microsoft-com:vml" xmlns:wp14="http://schemas.microsoft.com/office/word/2010/wordprocessingDrawing" xmlns:wp="http://schemas.openxmlformats.org/drawingml/2006/wordprocessingDrawing" xmlns:w10="urn:schemas-microsoft-com:office:word" xmlns:w14="http://schemas.microsoft.com/office/word/2010/wordml" xmlns:wpg="http://schemas.microsoft.com/office/word/2010/wordprocessingGroup" xmlns:wpi="http://schemas.microsoft.com/office/word/2010/wordprocessingInk" xmlns:wne="http://schemas.microsoft.com/office/word/2006/wordml" xmlns:wps="http://schemas.microsoft.com/office/word/2010/wordprocessingShape">
+      <w:pPr>
+        <w:keepLines/>
+        <w:spacing w:after="0" w:line="230" w:lineRule="exact"/>
+      </w:pPr>
+      <w:r>
+        <w:rPr>
+          <w:rFonts w:ascii="Consolas" w:hAnsi="Consolas"/>
+          <w:sz w:val="20"/>
+          <w:color w:val="000000"/>
+        </w:rPr>
+        <w:t xml:space="preserve">    if (Double.isFinite(score))</w:t>
+      </w:r>
+    </w:p>
+    <w:p xmlns:w="http://schemas.openxmlformats.org/wordprocessingml/2006/main" xmlns:wpc="http://schemas.microsoft.com/office/word/2010/wordprocessingCanvas" xmlns:mo="http://schemas.microsoft.com/office/mac/office/2008/main" xmlns:mc="http://schemas.openxmlformats.org/markup-compatibility/2006" xmlns:mv="urn:schemas-microsoft-com:mac:vml" xmlns:o="urn:schemas-microsoft-com:office:office" xmlns:r="http://schemas.openxmlformats.org/officeDocument/2006/relationships" xmlns:m="http://schemas.openxmlformats.org/officeDocument/2006/math" xmlns:v="urn:schemas-microsoft-com:vml" xmlns:wp14="http://schemas.microsoft.com/office/word/2010/wordprocessingDrawing" xmlns:wp="http://schemas.openxmlformats.org/drawingml/2006/wordprocessingDrawing" xmlns:w10="urn:schemas-microsoft-com:office:word" xmlns:w14="http://schemas.microsoft.com/office/word/2010/wordml" xmlns:wpg="http://schemas.microsoft.com/office/word/2010/wordprocessingGroup" xmlns:wpi="http://schemas.microsoft.com/office/word/2010/wordprocessingInk" xmlns:wne="http://schemas.microsoft.com/office/word/2006/wordml" xmlns:wps="http://schemas.microsoft.com/office/word/2010/wordprocessingShape">
+      <w:pPr>
+        <w:keepLines/>
+        <w:spacing w:after="0" w:line="230" w:lineRule="exact"/>
+      </w:pPr>
+      <w:r>
+        <w:rPr>
+          <w:rFonts w:ascii="Consolas" w:hAnsi="Consolas"/>
+          <w:sz w:val="20"/>
+          <w:color w:val="000000"/>
+        </w:rPr>
+        <w:t xml:space="preserve">        result.add(new Recommendation(movie.movieId(),</w:t>
+      </w:r>
+    </w:p>
+    <w:p xmlns:w="http://schemas.openxmlformats.org/wordprocessingml/2006/main" xmlns:wpc="http://schemas.microsoft.com/office/word/2010/wordprocessingCanvas" xmlns:mo="http://schemas.microsoft.com/office/mac/office/2008/main" xmlns:mc="http://schemas.openxmlformats.org/markup-compatibility/2006" xmlns:mv="urn:schemas-microsoft-com:mac:vml" xmlns:o="urn:schemas-microsoft-com:office:office" xmlns:r="http://schemas.openxmlformats.org/officeDocument/2006/relationships" xmlns:m="http://schemas.openxmlformats.org/officeDocument/2006/math" xmlns:v="urn:schemas-microsoft-com:vml" xmlns:wp14="http://schemas.microsoft.com/office/word/2010/wordprocessingDrawing" xmlns:wp="http://schemas.openxmlformats.org/drawingml/2006/wordprocessingDrawing" xmlns:w10="urn:schemas-microsoft-com:office:word" xmlns:w14="http://schemas.microsoft.com/office/word/2010/wordml" xmlns:wpg="http://schemas.microsoft.com/office/word/2010/wordprocessingGroup" xmlns:wpi="http://schemas.microsoft.com/office/word/2010/wordprocessingInk" xmlns:wne="http://schemas.microsoft.com/office/word/2006/wordml" xmlns:wps="http://schemas.microsoft.com/office/word/2010/wordprocessingShape">
+      <w:pPr>
+        <w:keepLines/>
+        <w:spacing w:after="0" w:line="230" w:lineRule="exact"/>
+      </w:pPr>
+      <w:r>
+        <w:rPr>
+          <w:rFonts w:ascii="Consolas" w:hAnsi="Consolas"/>
+          <w:sz w:val="20"/>
+          <w:color w:val="000000"/>
+        </w:rPr>
+        <w:t xml:space="preserve">            movie.title(), movie.genres(), movie.ratingCount(),</w:t>
+      </w:r>
+    </w:p>
+    <w:p xmlns:w="http://schemas.openxmlformats.org/wordprocessingml/2006/main" xmlns:wpc="http://schemas.microsoft.com/office/word/2010/wordprocessingCanvas" xmlns:mo="http://schemas.microsoft.com/office/mac/office/2008/main" xmlns:mc="http://schemas.openxmlformats.org/markup-compatibility/2006" xmlns:mv="urn:schemas-microsoft-com:mac:vml" xmlns:o="urn:schemas-microsoft-com:office:office" xmlns:r="http://schemas.openxmlformats.org/officeDocument/2006/relationships" xmlns:m="http://schemas.openxmlformats.org/officeDocument/2006/math" xmlns:v="urn:schemas-microsoft-com:vml" xmlns:wp14="http://schemas.microsoft.com/office/word/2010/wordprocessingDrawing" xmlns:wp="http://schemas.openxmlformats.org/drawingml/2006/wordprocessingDrawing" xmlns:w10="urn:schemas-microsoft-com:office:word" xmlns:w14="http://schemas.microsoft.com/office/word/2010/wordml" xmlns:wpg="http://schemas.microsoft.com/office/word/2010/wordprocessingGroup" xmlns:wpi="http://schemas.microsoft.com/office/word/2010/wordprocessingInk" xmlns:wne="http://schemas.microsoft.com/office/word/2006/wordml" xmlns:wps="http://schemas.microsoft.com/office/word/2010/wordprocessingShape">
+      <w:pPr>
+        <w:keepLines/>
+        <w:spacing w:after="0" w:line="230" w:lineRule="exact"/>
+      </w:pPr>
+      <w:r>
+        <w:rPr>
+          <w:rFonts w:ascii="Consolas" w:hAnsi="Consolas"/>
+          <w:sz w:val="20"/>
+          <w:color w:val="000000"/>
+        </w:rPr>
+        <w:t xml:space="preserve">            movie.averageRating(), score));</w:t>
+      </w:r>
+    </w:p>
+    <w:p xmlns:w="http://schemas.openxmlformats.org/wordprocessingml/2006/main" xmlns:wpc="http://schemas.microsoft.com/office/word/2010/wordprocessingCanvas" xmlns:mo="http://schemas.microsoft.com/office/mac/office/2008/main" xmlns:mc="http://schemas.openxmlformats.org/markup-compatibility/2006" xmlns:mv="urn:schemas-microsoft-com:mac:vml" xmlns:o="urn:schemas-microsoft-com:office:office" xmlns:r="http://schemas.openxmlformats.org/officeDocument/2006/relationships" xmlns:m="http://schemas.openxmlformats.org/officeDocument/2006/math" xmlns:v="urn:schemas-microsoft-com:vml" xmlns:wp14="http://schemas.microsoft.com/office/word/2010/wordprocessingDrawing" xmlns:wp="http://schemas.openxmlformats.org/drawingml/2006/wordprocessingDrawing" xmlns:w10="urn:schemas-microsoft-com:office:word" xmlns:w14="http://schemas.microsoft.com/office/word/2010/wordml" xmlns:wpg="http://schemas.microsoft.com/office/word/2010/wordprocessingGroup" xmlns:wpi="http://schemas.microsoft.com/office/word/2010/wordprocessingInk" xmlns:wne="http://schemas.microsoft.com/office/word/2006/wordml" xmlns:wps="http://schemas.microsoft.com/office/word/2010/wordprocessingShape">
+      <w:pPr>
+        <w:keepLines/>
+        <w:spacing w:after="0" w:line="230" w:lineRule="exact"/>
+      </w:pPr>
+      <w:r>
+        <w:rPr>
+          <w:rFonts w:ascii="Consolas" w:hAnsi="Consolas"/>
+          <w:sz w:val="20"/>
+          <w:color w:val="000000"/>
+        </w:rPr>
+        <w:t>}</w:t>
+      </w:r>
+    </w:p>
+    <w:p xmlns:w="http://schemas.openxmlformats.org/wordprocessingml/2006/main" xmlns:wpc="http://schemas.microsoft.com/office/word/2010/wordprocessingCanvas" xmlns:mo="http://schemas.microsoft.com/office/mac/office/2008/main" xmlns:mc="http://schemas.openxmlformats.org/markup-compatibility/2006" xmlns:mv="urn:schemas-microsoft-com:mac:vml" xmlns:o="urn:schemas-microsoft-com:office:office" xmlns:r="http://schemas.openxmlformats.org/officeDocument/2006/relationships" xmlns:m="http://schemas.openxmlformats.org/officeDocument/2006/math" xmlns:v="urn:schemas-microsoft-com:vml" xmlns:wp14="http://schemas.microsoft.com/office/word/2010/wordprocessingDrawing" xmlns:wp="http://schemas.openxmlformats.org/drawingml/2006/wordprocessingDrawing" xmlns:w10="urn:schemas-microsoft-com:office:word" xmlns:w14="http://schemas.microsoft.com/office/word/2010/wordml" xmlns:wpg="http://schemas.microsoft.com/office/word/2010/wordprocessingGroup" xmlns:wpi="http://schemas.microsoft.com/office/word/2010/wordprocessingInk" xmlns:wne="http://schemas.microsoft.com/office/word/2006/wordml" xmlns:wps="http://schemas.microsoft.com/office/word/2010/wordprocessingShape">
+      <w:pPr>
+        <w:spacing w:after="100"/>
+        <w:keepLines/>
+        <w:numPr>
+          <w:ilvl w:val="0"/>
+          <w:numId w:val="1"/>
+        </w:numPr>
+        <w:ind w:left="317" w:hanging="173"/>
+      </w:pPr>
+      <w:r>
+        <w:rPr>
+          <w:rFonts w:ascii="Times New Roman" w:hAnsi="Times New Roman"/>
+          <w:b w:val="0"/>
+          <w:sz w:val="28"/>
+          <w:color w:val="000000"/>
+        </w:rPr>
+        <w:t>The first checks remove rated movies and candidates that fail the selected filters.</w:t>
+      </w:r>
+    </w:p>
+    <w:p xmlns:w="http://schemas.openxmlformats.org/wordprocessingml/2006/main" xmlns:wpc="http://schemas.microsoft.com/office/word/2010/wordprocessingCanvas" xmlns:mo="http://schemas.microsoft.com/office/mac/office/2008/main" xmlns:mc="http://schemas.openxmlformats.org/markup-compatibility/2006" xmlns:mv="urn:schemas-microsoft-com:mac:vml" xmlns:o="urn:schemas-microsoft-com:office:office" xmlns:r="http://schemas.openxmlformats.org/officeDocument/2006/relationships" xmlns:m="http://schemas.openxmlformats.org/officeDocument/2006/math" xmlns:v="urn:schemas-microsoft-com:vml" xmlns:wp14="http://schemas.microsoft.com/office/word/2010/wordprocessingDrawing" xmlns:wp="http://schemas.openxmlformats.org/drawingml/2006/wordprocessingDrawing" xmlns:w10="urn:schemas-microsoft-com:office:word" xmlns:w14="http://schemas.microsoft.com/office/word/2010/wordml" xmlns:wpg="http://schemas.microsoft.com/office/word/2010/wordprocessingGroup" xmlns:wpi="http://schemas.microsoft.com/office/word/2010/wordprocessingInk" xmlns:wne="http://schemas.microsoft.com/office/word/2006/wordml" xmlns:wps="http://schemas.microsoft.com/office/word/2010/wordprocessingShape">
+      <w:pPr>
+        <w:spacing w:after="100"/>
+        <w:keepLines/>
+        <w:numPr>
+          <w:ilvl w:val="0"/>
+          <w:numId w:val="1"/>
+        </w:numPr>
+        <w:ind w:left="317" w:hanging="173"/>
+      </w:pPr>
+      <w:r>
+        <w:rPr>
+          <w:rFonts w:ascii="Times New Roman" w:hAnsi="Times New Roman"/>
+          <w:b w:val="0"/>
+          <w:sz w:val="28"/>
+          <w:color w:val="000000"/>
+        </w:rPr>
+        <w:t>Known users receive a factor dot-product score. An unknown user receives the weighted popularity score.</w:t>
+      </w:r>
+    </w:p>
+    <w:p xmlns:w="http://schemas.openxmlformats.org/wordprocessingml/2006/main" xmlns:wpc="http://schemas.microsoft.com/office/word/2010/wordprocessingCanvas" xmlns:mo="http://schemas.microsoft.com/office/mac/office/2008/main" xmlns:mc="http://schemas.openxmlformats.org/markup-compatibility/2006" xmlns:mv="urn:schemas-microsoft-com:mac:vml" xmlns:o="urn:schemas-microsoft-com:office:office" xmlns:r="http://schemas.openxmlformats.org/officeDocument/2006/relationships" xmlns:m="http://schemas.openxmlformats.org/officeDocument/2006/math" xmlns:v="urn:schemas-microsoft-com:vml" xmlns:wp14="http://schemas.microsoft.com/office/word/2010/wordprocessingDrawing" xmlns:wp="http://schemas.openxmlformats.org/drawingml/2006/wordprocessingDrawing" xmlns:w10="urn:schemas-microsoft-com:office:word" xmlns:w14="http://schemas.microsoft.com/office/word/2010/wordml" xmlns:wpg="http://schemas.microsoft.com/office/word/2010/wordprocessingGroup" xmlns:wpi="http://schemas.microsoft.com/office/word/2010/wordprocessingInk" xmlns:wne="http://schemas.microsoft.com/office/word/2006/wordml" xmlns:wps="http://schemas.microsoft.com/office/word/2010/wordprocessingShape">
+      <w:pPr>
+        <w:spacing w:after="100"/>
+        <w:keepLines/>
+        <w:numPr>
+          <w:ilvl w:val="0"/>
+          <w:numId w:val="1"/>
+        </w:numPr>
+        <w:ind w:left="317" w:hanging="173"/>
+      </w:pPr>
+      <w:r>
+        <w:rPr>
+          <w:rFonts w:ascii="Times New Roman" w:hAnsi="Times New Roman"/>
+          <w:b w:val="0"/>
+          <w:sz w:val="28"/>
+          <w:color w:val="000000"/>
+        </w:rPr>
+        <w:t>Results are sorted by descending score. Rating count, title and movie ID provide a consistent order when scores tie.</w:t>
+      </w:r>
+    </w:p>
+    <w:p xmlns:w="http://schemas.openxmlformats.org/wordprocessingml/2006/main" xmlns:wpc="http://schemas.microsoft.com/office/word/2010/wordprocessingCanvas" xmlns:mo="http://schemas.microsoft.com/office/mac/office/2008/main" xmlns:mc="http://schemas.openxmlformats.org/markup-compatibility/2006" xmlns:mv="urn:schemas-microsoft-com:mac:vml" xmlns:o="urn:schemas-microsoft-com:office:office" xmlns:r="http://schemas.openxmlformats.org/officeDocument/2006/relationships" xmlns:m="http://schemas.openxmlformats.org/officeDocument/2006/math" xmlns:v="urn:schemas-microsoft-com:vml" xmlns:wp14="http://schemas.microsoft.com/office/word/2010/wordprocessingDrawing" xmlns:wp="http://schemas.openxmlformats.org/drawingml/2006/wordprocessingDrawing" xmlns:w10="urn:schemas-microsoft-com:office:word" xmlns:w14="http://schemas.microsoft.com/office/word/2010/wordml" xmlns:wpg="http://schemas.microsoft.com/office/word/2010/wordprocessingGroup" xmlns:wpi="http://schemas.microsoft.com/office/word/2010/wordprocessingInk" xmlns:wne="http://schemas.microsoft.com/office/word/2006/wordml" xmlns:wps="http://schemas.microsoft.com/office/word/2010/wordprocessingShape">
+      <w:pPr>
+        <w:keepNext/>
+        <w:pageBreakBefore w:val="0"/>
+        <w:spacing w:before="120" w:after="80"/>
+      </w:pPr>
+      <w:r>
+        <w:rPr>
+          <w:rFonts w:ascii="Times New Roman" w:hAnsi="Times New Roman"/>
+          <w:sz w:val="32"/>
+          <w:color w:val="000000"/>
+          <w:b/>
+        </w:rPr>
+        <w:t>10 Conclusion</w:t>
+      </w:r>
+    </w:p>
+    <w:p xmlns:w="http://schemas.openxmlformats.org/wordprocessingml/2006/main" xmlns:wpc="http://schemas.microsoft.com/office/word/2010/wordprocessingCanvas" xmlns:mo="http://schemas.microsoft.com/office/mac/office/2008/main" xmlns:mc="http://schemas.openxmlformats.org/markup-compatibility/2006" xmlns:mv="urn:schemas-microsoft-com:mac:vml" xmlns:o="urn:schemas-microsoft-com:office:office" xmlns:r="http://schemas.openxmlformats.org/officeDocument/2006/relationships" xmlns:m="http://schemas.openxmlformats.org/officeDocument/2006/math" xmlns:v="urn:schemas-microsoft-com:vml" xmlns:wp14="http://schemas.microsoft.com/office/word/2010/wordprocessingDrawing" xmlns:wp="http://schemas.openxmlformats.org/drawingml/2006/wordprocessingDrawing" xmlns:w10="urn:schemas-microsoft-com:office:word" xmlns:w14="http://schemas.microsoft.com/office/word/2010/wordml" xmlns:wpg="http://schemas.microsoft.com/office/word/2010/wordprocessingGroup" xmlns:wpi="http://schemas.microsoft.com/office/word/2010/wordprocessingInk" xmlns:wne="http://schemas.microsoft.com/office/word/2006/wordml" xmlns:wps="http://schemas.microsoft.com/office/word/2010/wordprocessingShape">
+      <w:pPr>
+        <w:spacing w:after="100"/>
+        <w:keepLines/>
+        <w:numPr>
+          <w:ilvl w:val="0"/>
+          <w:numId w:val="1"/>
+        </w:numPr>
+        <w:ind w:left="317" w:hanging="173"/>
+      </w:pPr>
+      <w:r>
+        <w:rPr>
+          <w:rFonts w:ascii="Times New Roman" w:hAnsi="Times New Roman"/>
+          <w:b w:val="0"/>
+          <w:sz w:val="28"/>
+          <w:color w:val="000000"/>
+        </w:rPr>
+        <w:t>The application demonstrates the complete path from CSV ratings to movie suggestions. The submission includes working code, measured results, saved data and scripts to run the project again.</w:t>
       </w:r>
     </w:p>
     <w:p xmlns:w="http://schemas.openxmlformats.org/wordprocessingml/2006/main" xmlns:wpc="http://schemas.microsoft.com/office/word/2010/wordprocessingCanvas" xmlns:mo="http://schemas.microsoft.com/office/mac/office/2008/main" xmlns:mc="http://schemas.openxmlformats.org/markup-compatibility/2006" xmlns:mv="urn:schemas-microsoft-com:mac:vml" xmlns:o="urn:schemas-microsoft-com:office:office" xmlns:r="http://schemas.openxmlformats.org/officeDocument/2006/relationships" xmlns:m="http://schemas.openxmlformats.org/officeDocument/2006/math" xmlns:v="urn:schemas-microsoft-com:vml" xmlns:wp14="http://schemas.microsoft.com/office/word/2010/wordprocessingDrawing" xmlns:wp="http://schemas.openxmlformats.org/drawingml/2006/wordprocessingDrawing" xmlns:w10="urn:schemas-microsoft-com:office:word" xmlns:w14="http://schemas.microsoft.com/office/word/2010/wordml" xmlns:wpg="http://schemas.microsoft.com/office/word/2010/wordprocessingGroup" xmlns:wpi="http://schemas.microsoft.com/office/word/2010/wordprocessingInk" xmlns:wne="http://schemas.microsoft.com/office/word/2006/wordml" xmlns:wps="http://schemas.microsoft.com/office/word/2010/wordprocessingShape">

--- a/report/BDA_Movie_Recommendation_Report.docx
+++ b/report/BDA_Movie_Recommendation_Report.docx
@@ -7920,21 +7920,7 @@
           <w:color w:val="000000"/>
           <w:b/>
         </w:rPr>
-        <w:t>9 Selected Source Code</w:t>
-      </w:r>
-    </w:p>
-    <w:p xmlns:w="http://schemas.openxmlformats.org/wordprocessingml/2006/main" xmlns:wpc="http://schemas.microsoft.com/office/word/2010/wordprocessingCanvas" xmlns:mo="http://schemas.microsoft.com/office/mac/office/2008/main" xmlns:mc="http://schemas.openxmlformats.org/markup-compatibility/2006" xmlns:mv="urn:schemas-microsoft-com:mac:vml" xmlns:o="urn:schemas-microsoft-com:office:office" xmlns:r="http://schemas.openxmlformats.org/officeDocument/2006/relationships" xmlns:m="http://schemas.openxmlformats.org/officeDocument/2006/math" xmlns:v="urn:schemas-microsoft-com:vml" xmlns:wp14="http://schemas.microsoft.com/office/word/2010/wordprocessingDrawing" xmlns:wp="http://schemas.openxmlformats.org/drawingml/2006/wordprocessingDrawing" xmlns:w10="urn:schemas-microsoft-com:office:word" xmlns:w14="http://schemas.microsoft.com/office/word/2010/wordml" xmlns:wpg="http://schemas.microsoft.com/office/word/2010/wordprocessingGroup" xmlns:wpi="http://schemas.microsoft.com/office/word/2010/wordprocessingInk" xmlns:wne="http://schemas.microsoft.com/office/word/2006/wordml" xmlns:wps="http://schemas.microsoft.com/office/word/2010/wordprocessingShape">
-      <w:pPr>
-        <w:spacing w:after="100"/>
-      </w:pPr>
-      <w:r>
-        <w:rPr>
-          <w:rFonts w:ascii="Times New Roman" w:hAnsi="Times New Roman"/>
-          <w:b/>
-          <w:sz w:val="24"/>
-          <w:color w:val="000000"/>
-        </w:rPr>
-        <w:t>Main ALS training and error calculation</w:t>
+        <w:t>9 Source Code</w:t>
       </w:r>
     </w:p>
     <w:p xmlns:w="http://schemas.openxmlformats.org/wordprocessingml/2006/main" xmlns:wpc="http://schemas.microsoft.com/office/word/2010/wordprocessingCanvas" xmlns:mo="http://schemas.microsoft.com/office/mac/office/2008/main" xmlns:mc="http://schemas.openxmlformats.org/markup-compatibility/2006" xmlns:mv="urn:schemas-microsoft-com:mac:vml" xmlns:o="urn:schemas-microsoft-com:office:office" xmlns:r="http://schemas.openxmlformats.org/officeDocument/2006/relationships" xmlns:m="http://schemas.openxmlformats.org/officeDocument/2006/math" xmlns:v="urn:schemas-microsoft-com:vml" xmlns:wp14="http://schemas.microsoft.com/office/word/2010/wordprocessingDrawing" xmlns:wp="http://schemas.openxmlformats.org/drawingml/2006/wordprocessingDrawing" xmlns:w10="urn:schemas-microsoft-com:office:word" xmlns:w14="http://schemas.microsoft.com/office/word/2010/wordml" xmlns:wpg="http://schemas.microsoft.com/office/word/2010/wordprocessingGroup" xmlns:wpi="http://schemas.microsoft.com/office/word/2010/wordprocessingInk" xmlns:wne="http://schemas.microsoft.com/office/word/2006/wordml" xmlns:wps="http://schemas.microsoft.com/office/word/2010/wordprocessingShape">
@@ -8163,22 +8149,6 @@
     </w:p>
     <w:p xmlns:w="http://schemas.openxmlformats.org/wordprocessingml/2006/main" xmlns:wpc="http://schemas.microsoft.com/office/word/2010/wordprocessingCanvas" xmlns:mo="http://schemas.microsoft.com/office/mac/office/2008/main" xmlns:mc="http://schemas.openxmlformats.org/markup-compatibility/2006" xmlns:mv="urn:schemas-microsoft-com:mac:vml" xmlns:o="urn:schemas-microsoft-com:office:office" xmlns:r="http://schemas.openxmlformats.org/officeDocument/2006/relationships" xmlns:m="http://schemas.openxmlformats.org/officeDocument/2006/math" xmlns:v="urn:schemas-microsoft-com:vml" xmlns:wp14="http://schemas.microsoft.com/office/word/2010/wordprocessingDrawing" xmlns:wp="http://schemas.openxmlformats.org/drawingml/2006/wordprocessingDrawing" xmlns:w10="urn:schemas-microsoft-com:office:word" xmlns:w14="http://schemas.microsoft.com/office/word/2010/wordml" xmlns:wpg="http://schemas.microsoft.com/office/word/2010/wordprocessingGroup" xmlns:wpi="http://schemas.microsoft.com/office/word/2010/wordprocessingInk" xmlns:wne="http://schemas.microsoft.com/office/word/2006/wordml" xmlns:wps="http://schemas.microsoft.com/office/word/2010/wordprocessingShape">
       <w:pPr>
-        <w:keepNext/>
-        <w:pageBreakBefore w:val="0"/>
-        <w:spacing w:before="120" w:after="80"/>
-      </w:pPr>
-      <w:r>
-        <w:rPr>
-          <w:rFonts w:ascii="Times New Roman" w:hAnsi="Times New Roman"/>
-          <w:sz w:val="32"/>
-          <w:color w:val="000000"/>
-          <w:b/>
-        </w:rPr>
-        <w:t>9.1 New User Calculation</w:t>
-      </w:r>
-    </w:p>
-    <w:p xmlns:w="http://schemas.openxmlformats.org/wordprocessingml/2006/main" xmlns:wpc="http://schemas.microsoft.com/office/word/2010/wordprocessingCanvas" xmlns:mo="http://schemas.microsoft.com/office/mac/office/2008/main" xmlns:mc="http://schemas.openxmlformats.org/markup-compatibility/2006" xmlns:mv="urn:schemas-microsoft-com:mac:vml" xmlns:o="urn:schemas-microsoft-com:office:office" xmlns:r="http://schemas.openxmlformats.org/officeDocument/2006/relationships" xmlns:m="http://schemas.openxmlformats.org/officeDocument/2006/math" xmlns:v="urn:schemas-microsoft-com:vml" xmlns:wp14="http://schemas.microsoft.com/office/word/2010/wordprocessingDrawing" xmlns:wp="http://schemas.openxmlformats.org/drawingml/2006/wordprocessingDrawing" xmlns:w10="urn:schemas-microsoft-com:office:word" xmlns:w14="http://schemas.microsoft.com/office/word/2010/wordml" xmlns:wpg="http://schemas.microsoft.com/office/word/2010/wordprocessingGroup" xmlns:wpi="http://schemas.microsoft.com/office/word/2010/wordprocessingInk" xmlns:wne="http://schemas.microsoft.com/office/word/2006/wordml" xmlns:wps="http://schemas.microsoft.com/office/word/2010/wordprocessingShape">
-      <w:pPr>
         <w:keepLines/>
         <w:spacing w:after="0" w:line="230" w:lineRule="exact"/>
       </w:pPr>
@@ -8188,7 +8158,7 @@
           <w:sz w:val="20"/>
           <w:color w:val="000000"/>
         </w:rPr>
-        <w:t>double[] fitProfile(List&lt;Rating&gt; ratings) {</w:t>
+        <w:t xml:space="preserve"> </w:t>
       </w:r>
     </w:p>
     <w:p xmlns:w="http://schemas.openxmlformats.org/wordprocessingml/2006/main" xmlns:wpc="http://schemas.microsoft.com/office/word/2010/wordprocessingCanvas" xmlns:mo="http://schemas.microsoft.com/office/mac/office/2008/main" xmlns:mc="http://schemas.openxmlformats.org/markup-compatibility/2006" xmlns:mv="urn:schemas-microsoft-com:mac:vml" xmlns:o="urn:schemas-microsoft-com:office:office" xmlns:r="http://schemas.openxmlformats.org/officeDocument/2006/relationships" xmlns:m="http://schemas.openxmlformats.org/officeDocument/2006/math" xmlns:v="urn:schemas-microsoft-com:vml" xmlns:wp14="http://schemas.microsoft.com/office/word/2010/wordprocessingDrawing" xmlns:wp="http://schemas.openxmlformats.org/drawingml/2006/wordprocessingDrawing" xmlns:w10="urn:schemas-microsoft-com:office:word" xmlns:w14="http://schemas.microsoft.com/office/word/2010/wordml" xmlns:wpg="http://schemas.microsoft.com/office/word/2010/wordprocessingGroup" xmlns:wpi="http://schemas.microsoft.com/office/word/2010/wordprocessingInk" xmlns:wne="http://schemas.microsoft.com/office/word/2006/wordml" xmlns:wps="http://schemas.microsoft.com/office/word/2010/wordprocessingShape">
@@ -8202,7 +8172,7 @@
           <w:sz w:val="20"/>
           <w:color w:val="000000"/>
         </w:rPr>
-        <w:t xml:space="preserve">    int k = model.rank;</w:t>
+        <w:t>public List&lt;Recommendation&gt; forUser(int id, int limit,</w:t>
       </w:r>
     </w:p>
     <w:p xmlns:w="http://schemas.openxmlformats.org/wordprocessingml/2006/main" xmlns:wpc="http://schemas.microsoft.com/office/word/2010/wordprocessingCanvas" xmlns:mo="http://schemas.microsoft.com/office/mac/office/2008/main" xmlns:mc="http://schemas.openxmlformats.org/markup-compatibility/2006" xmlns:mv="urn:schemas-microsoft-com:mac:vml" xmlns:o="urn:schemas-microsoft-com:office:office" xmlns:r="http://schemas.openxmlformats.org/officeDocument/2006/relationships" xmlns:m="http://schemas.openxmlformats.org/officeDocument/2006/math" xmlns:v="urn:schemas-microsoft-com:vml" xmlns:wp14="http://schemas.microsoft.com/office/word/2010/wordprocessingDrawing" xmlns:wp="http://schemas.openxmlformats.org/drawingml/2006/wordprocessingDrawing" xmlns:w10="urn:schemas-microsoft-com:office:word" xmlns:w14="http://schemas.microsoft.com/office/word/2010/wordml" xmlns:wpg="http://schemas.microsoft.com/office/word/2010/wordprocessingGroup" xmlns:wpi="http://schemas.microsoft.com/office/word/2010/wordprocessingInk" xmlns:wne="http://schemas.microsoft.com/office/word/2006/wordml" xmlns:wps="http://schemas.microsoft.com/office/word/2010/wordprocessingShape">
@@ -8216,7 +8186,7 @@
           <w:sz w:val="20"/>
           <w:color w:val="000000"/>
         </w:rPr>
-        <w:t xml:space="preserve">    double[][] gram = new double[k][k];</w:t>
+        <w:t xml:space="preserve">        String genre, int minimumRatings) {</w:t>
       </w:r>
     </w:p>
     <w:p xmlns:w="http://schemas.openxmlformats.org/wordprocessingml/2006/main" xmlns:wpc="http://schemas.microsoft.com/office/word/2010/wordprocessingCanvas" xmlns:mo="http://schemas.microsoft.com/office/mac/office/2008/main" xmlns:mc="http://schemas.openxmlformats.org/markup-compatibility/2006" xmlns:mv="urn:schemas-microsoft-com:mac:vml" xmlns:o="urn:schemas-microsoft-com:office:office" xmlns:r="http://schemas.openxmlformats.org/officeDocument/2006/relationships" xmlns:m="http://schemas.openxmlformats.org/officeDocument/2006/math" xmlns:v="urn:schemas-microsoft-com:vml" xmlns:wp14="http://schemas.microsoft.com/office/word/2010/wordprocessingDrawing" xmlns:wp="http://schemas.openxmlformats.org/drawingml/2006/wordprocessingDrawing" xmlns:w10="urn:schemas-microsoft-com:office:word" xmlns:w14="http://schemas.microsoft.com/office/word/2010/wordml" xmlns:wpg="http://schemas.microsoft.com/office/word/2010/wordprocessingGroup" xmlns:wpi="http://schemas.microsoft.com/office/word/2010/wordprocessingInk" xmlns:wne="http://schemas.microsoft.com/office/word/2006/wordml" xmlns:wps="http://schemas.microsoft.com/office/word/2010/wordprocessingShape">
@@ -8230,7 +8200,7 @@
           <w:sz w:val="20"/>
           <w:color w:val="000000"/>
         </w:rPr>
-        <w:t xml:space="preserve">    double[] rhs = new double[k];</w:t>
+        <w:t xml:space="preserve">    Set&lt;Integer&gt; seen = new HashSet&lt;&gt;();</w:t>
       </w:r>
     </w:p>
     <w:p xmlns:w="http://schemas.openxmlformats.org/wordprocessingml/2006/main" xmlns:wpc="http://schemas.microsoft.com/office/word/2010/wordprocessingCanvas" xmlns:mo="http://schemas.microsoft.com/office/mac/office/2008/main" xmlns:mc="http://schemas.openxmlformats.org/markup-compatibility/2006" xmlns:mv="urn:schemas-microsoft-com:mac:vml" xmlns:o="urn:schemas-microsoft-com:office:office" xmlns:r="http://schemas.openxmlformats.org/officeDocument/2006/relationships" xmlns:m="http://schemas.openxmlformats.org/officeDocument/2006/math" xmlns:v="urn:schemas-microsoft-com:vml" xmlns:wp14="http://schemas.microsoft.com/office/word/2010/wordprocessingDrawing" xmlns:wp="http://schemas.openxmlformats.org/drawingml/2006/wordprocessingDrawing" xmlns:w10="urn:schemas-microsoft-com:office:word" xmlns:w14="http://schemas.microsoft.com/office/word/2010/wordml" xmlns:wpg="http://schemas.microsoft.com/office/word/2010/wordprocessingGroup" xmlns:wpi="http://schemas.microsoft.com/office/word/2010/wordprocessingInk" xmlns:wne="http://schemas.microsoft.com/office/word/2006/wordml" xmlns:wps="http://schemas.microsoft.com/office/word/2010/wordprocessingShape">
@@ -8244,7 +8214,7 @@
           <w:sz w:val="20"/>
           <w:color w:val="000000"/>
         </w:rPr>
-        <w:t xml:space="preserve">    for (Rating r : ratings) {</w:t>
+        <w:t xml:space="preserve">    for (Rating r : model.histories.getOrDefault(id, List.of()))</w:t>
       </w:r>
     </w:p>
     <w:p xmlns:w="http://schemas.openxmlformats.org/wordprocessingml/2006/main" xmlns:wpc="http://schemas.microsoft.com/office/word/2010/wordprocessingCanvas" xmlns:mo="http://schemas.microsoft.com/office/mac/office/2008/main" xmlns:mc="http://schemas.openxmlformats.org/markup-compatibility/2006" xmlns:mv="urn:schemas-microsoft-com:mac:vml" xmlns:o="urn:schemas-microsoft-com:office:office" xmlns:r="http://schemas.openxmlformats.org/officeDocument/2006/relationships" xmlns:m="http://schemas.openxmlformats.org/officeDocument/2006/math" xmlns:v="urn:schemas-microsoft-com:vml" xmlns:wp14="http://schemas.microsoft.com/office/word/2010/wordprocessingDrawing" xmlns:wp="http://schemas.openxmlformats.org/drawingml/2006/wordprocessingDrawing" xmlns:w10="urn:schemas-microsoft-com:office:word" xmlns:w14="http://schemas.microsoft.com/office/word/2010/wordml" xmlns:wpg="http://schemas.microsoft.com/office/word/2010/wordprocessingGroup" xmlns:wpi="http://schemas.microsoft.com/office/word/2010/wordprocessingInk" xmlns:wne="http://schemas.microsoft.com/office/word/2006/wordml" xmlns:wps="http://schemas.microsoft.com/office/word/2010/wordprocessingShape">
@@ -8258,7 +8228,7 @@
           <w:sz w:val="20"/>
           <w:color w:val="000000"/>
         </w:rPr>
-        <w:t xml:space="preserve">        double[] y = model.items.get(r.movieId());</w:t>
+        <w:t xml:space="preserve">        seen.add(r.movieId());</w:t>
       </w:r>
     </w:p>
     <w:p xmlns:w="http://schemas.openxmlformats.org/wordprocessingml/2006/main" xmlns:wpc="http://schemas.microsoft.com/office/word/2010/wordprocessingCanvas" xmlns:mo="http://schemas.microsoft.com/office/mac/office/2008/main" xmlns:mc="http://schemas.openxmlformats.org/markup-compatibility/2006" xmlns:mv="urn:schemas-microsoft-com:mac:vml" xmlns:o="urn:schemas-microsoft-com:office:office" xmlns:r="http://schemas.openxmlformats.org/officeDocument/2006/relationships" xmlns:m="http://schemas.openxmlformats.org/officeDocument/2006/math" xmlns:v="urn:schemas-microsoft-com:vml" xmlns:wp14="http://schemas.microsoft.com/office/word/2010/wordprocessingDrawing" xmlns:wp="http://schemas.openxmlformats.org/drawingml/2006/wordprocessingDrawing" xmlns:w10="urn:schemas-microsoft-com:office:word" xmlns:w14="http://schemas.microsoft.com/office/word/2010/wordml" xmlns:wpg="http://schemas.microsoft.com/office/word/2010/wordprocessingGroup" xmlns:wpi="http://schemas.microsoft.com/office/word/2010/wordprocessingInk" xmlns:wne="http://schemas.microsoft.com/office/word/2006/wordml" xmlns:wps="http://schemas.microsoft.com/office/word/2010/wordprocessingShape">
@@ -8272,7 +8242,7 @@
           <w:sz w:val="20"/>
           <w:color w:val="000000"/>
         </w:rPr>
-        <w:t xml:space="preserve">        for (int i = 0; i &lt; k; i++) {</w:t>
+        <w:t xml:space="preserve">    return rank(model.users.get(id), seen, limit,</w:t>
       </w:r>
     </w:p>
     <w:p xmlns:w="http://schemas.openxmlformats.org/wordprocessingml/2006/main" xmlns:wpc="http://schemas.microsoft.com/office/word/2010/wordprocessingCanvas" xmlns:mo="http://schemas.microsoft.com/office/mac/office/2008/main" xmlns:mc="http://schemas.openxmlformats.org/markup-compatibility/2006" xmlns:mv="urn:schemas-microsoft-com:mac:vml" xmlns:o="urn:schemas-microsoft-com:office:office" xmlns:r="http://schemas.openxmlformats.org/officeDocument/2006/relationships" xmlns:m="http://schemas.openxmlformats.org/officeDocument/2006/math" xmlns:v="urn:schemas-microsoft-com:vml" xmlns:wp14="http://schemas.microsoft.com/office/word/2010/wordprocessingDrawing" xmlns:wp="http://schemas.openxmlformats.org/drawingml/2006/wordprocessingDrawing" xmlns:w10="urn:schemas-microsoft-com:office:word" xmlns:w14="http://schemas.microsoft.com/office/word/2010/wordml" xmlns:wpg="http://schemas.microsoft.com/office/word/2010/wordprocessingGroup" xmlns:wpi="http://schemas.microsoft.com/office/word/2010/wordprocessingInk" xmlns:wne="http://schemas.microsoft.com/office/word/2006/wordml" xmlns:wps="http://schemas.microsoft.com/office/word/2010/wordprocessingShape">
@@ -8286,7 +8256,7 @@
           <w:sz w:val="20"/>
           <w:color w:val="000000"/>
         </w:rPr>
-        <w:t xml:space="preserve">            rhs[i] += y[i] * r.rating();</w:t>
+        <w:t xml:space="preserve">                genre, minimumRatings);</w:t>
       </w:r>
     </w:p>
     <w:p xmlns:w="http://schemas.openxmlformats.org/wordprocessingml/2006/main" xmlns:wpc="http://schemas.microsoft.com/office/word/2010/wordprocessingCanvas" xmlns:mo="http://schemas.microsoft.com/office/mac/office/2008/main" xmlns:mc="http://schemas.openxmlformats.org/markup-compatibility/2006" xmlns:mv="urn:schemas-microsoft-com:mac:vml" xmlns:o="urn:schemas-microsoft-com:office:office" xmlns:r="http://schemas.openxmlformats.org/officeDocument/2006/relationships" xmlns:m="http://schemas.openxmlformats.org/officeDocument/2006/math" xmlns:v="urn:schemas-microsoft-com:vml" xmlns:wp14="http://schemas.microsoft.com/office/word/2010/wordprocessingDrawing" xmlns:wp="http://schemas.openxmlformats.org/drawingml/2006/wordprocessingDrawing" xmlns:w10="urn:schemas-microsoft-com:office:word" xmlns:w14="http://schemas.microsoft.com/office/word/2010/wordml" xmlns:wpg="http://schemas.microsoft.com/office/word/2010/wordprocessingGroup" xmlns:wpi="http://schemas.microsoft.com/office/word/2010/wordprocessingInk" xmlns:wne="http://schemas.microsoft.com/office/word/2006/wordml" xmlns:wps="http://schemas.microsoft.com/office/word/2010/wordprocessingShape">
@@ -8300,7 +8270,7 @@
           <w:sz w:val="20"/>
           <w:color w:val="000000"/>
         </w:rPr>
-        <w:t xml:space="preserve">            for (int j = 0; j &lt; k; j++)</w:t>
+        <w:t>}</w:t>
       </w:r>
     </w:p>
     <w:p xmlns:w="http://schemas.openxmlformats.org/wordprocessingml/2006/main" xmlns:wpc="http://schemas.microsoft.com/office/word/2010/wordprocessingCanvas" xmlns:mo="http://schemas.microsoft.com/office/mac/office/2008/main" xmlns:mc="http://schemas.openxmlformats.org/markup-compatibility/2006" xmlns:mv="urn:schemas-microsoft-com:mac:vml" xmlns:o="urn:schemas-microsoft-com:office:office" xmlns:r="http://schemas.openxmlformats.org/officeDocument/2006/relationships" xmlns:m="http://schemas.openxmlformats.org/officeDocument/2006/math" xmlns:v="urn:schemas-microsoft-com:vml" xmlns:wp14="http://schemas.microsoft.com/office/word/2010/wordprocessingDrawing" xmlns:wp="http://schemas.openxmlformats.org/drawingml/2006/wordprocessingDrawing" xmlns:w10="urn:schemas-microsoft-com:office:word" xmlns:w14="http://schemas.microsoft.com/office/word/2010/wordml" xmlns:wpg="http://schemas.microsoft.com/office/word/2010/wordprocessingGroup" xmlns:wpi="http://schemas.microsoft.com/office/word/2010/wordprocessingInk" xmlns:wne="http://schemas.microsoft.com/office/word/2006/wordml" xmlns:wps="http://schemas.microsoft.com/office/word/2010/wordprocessingShape">
@@ -8314,7 +8284,7 @@
           <w:sz w:val="20"/>
           <w:color w:val="000000"/>
         </w:rPr>
-        <w:t xml:space="preserve">                gram[i][j] += y[i] * y[j];</w:t>
+        <w:t xml:space="preserve"> </w:t>
       </w:r>
     </w:p>
     <w:p xmlns:w="http://schemas.openxmlformats.org/wordprocessingml/2006/main" xmlns:wpc="http://schemas.microsoft.com/office/word/2010/wordprocessingCanvas" xmlns:mo="http://schemas.microsoft.com/office/mac/office/2008/main" xmlns:mc="http://schemas.openxmlformats.org/markup-compatibility/2006" xmlns:mv="urn:schemas-microsoft-com:mac:vml" xmlns:o="urn:schemas-microsoft-com:office:office" xmlns:r="http://schemas.openxmlformats.org/officeDocument/2006/relationships" xmlns:m="http://schemas.openxmlformats.org/officeDocument/2006/math" xmlns:v="urn:schemas-microsoft-com:vml" xmlns:wp14="http://schemas.microsoft.com/office/word/2010/wordprocessingDrawing" xmlns:wp="http://schemas.openxmlformats.org/drawingml/2006/wordprocessingDrawing" xmlns:w10="urn:schemas-microsoft-com:office:word" xmlns:w14="http://schemas.microsoft.com/office/word/2010/wordml" xmlns:wpg="http://schemas.microsoft.com/office/word/2010/wordprocessingGroup" xmlns:wpi="http://schemas.microsoft.com/office/word/2010/wordprocessingInk" xmlns:wne="http://schemas.microsoft.com/office/word/2006/wordml" xmlns:wps="http://schemas.microsoft.com/office/word/2010/wordprocessingShape">
@@ -8328,7 +8298,7 @@
           <w:sz w:val="20"/>
           <w:color w:val="000000"/>
         </w:rPr>
-        <w:t xml:space="preserve">        }</w:t>
+        <w:t>for (Movie movie : model.movies) {</w:t>
       </w:r>
     </w:p>
     <w:p xmlns:w="http://schemas.openxmlformats.org/wordprocessingml/2006/main" xmlns:wpc="http://schemas.microsoft.com/office/word/2010/wordprocessingCanvas" xmlns:mo="http://schemas.microsoft.com/office/mac/office/2008/main" xmlns:mc="http://schemas.openxmlformats.org/markup-compatibility/2006" xmlns:mv="urn:schemas-microsoft-com:mac:vml" xmlns:o="urn:schemas-microsoft-com:office:office" xmlns:r="http://schemas.openxmlformats.org/officeDocument/2006/relationships" xmlns:m="http://schemas.openxmlformats.org/officeDocument/2006/math" xmlns:v="urn:schemas-microsoft-com:vml" xmlns:wp14="http://schemas.microsoft.com/office/word/2010/wordprocessingDrawing" xmlns:wp="http://schemas.openxmlformats.org/drawingml/2006/wordprocessingDrawing" xmlns:w10="urn:schemas-microsoft-com:office:word" xmlns:w14="http://schemas.microsoft.com/office/word/2010/wordml" xmlns:wpg="http://schemas.microsoft.com/office/word/2010/wordprocessingGroup" xmlns:wpi="http://schemas.microsoft.com/office/word/2010/wordprocessingInk" xmlns:wne="http://schemas.microsoft.com/office/word/2006/wordml" xmlns:wps="http://schemas.microsoft.com/office/word/2010/wordprocessingShape">
@@ -8342,7 +8312,7 @@
           <w:sz w:val="20"/>
           <w:color w:val="000000"/>
         </w:rPr>
-        <w:t xml:space="preserve">    }</w:t>
+        <w:t xml:space="preserve">    if (seen.contains(movie.movieId()) ||</w:t>
       </w:r>
     </w:p>
     <w:p xmlns:w="http://schemas.openxmlformats.org/wordprocessingml/2006/main" xmlns:wpc="http://schemas.microsoft.com/office/word/2010/wordprocessingCanvas" xmlns:mo="http://schemas.microsoft.com/office/mac/office/2008/main" xmlns:mc="http://schemas.openxmlformats.org/markup-compatibility/2006" xmlns:mv="urn:schemas-microsoft-com:mac:vml" xmlns:o="urn:schemas-microsoft-com:office:office" xmlns:r="http://schemas.openxmlformats.org/officeDocument/2006/relationships" xmlns:m="http://schemas.openxmlformats.org/officeDocument/2006/math" xmlns:v="urn:schemas-microsoft-com:vml" xmlns:wp14="http://schemas.microsoft.com/office/word/2010/wordprocessingDrawing" xmlns:wp="http://schemas.openxmlformats.org/drawingml/2006/wordprocessingDrawing" xmlns:w10="urn:schemas-microsoft-com:office:word" xmlns:w14="http://schemas.microsoft.com/office/word/2010/wordml" xmlns:wpg="http://schemas.microsoft.com/office/word/2010/wordprocessingGroup" xmlns:wpi="http://schemas.microsoft.com/office/word/2010/wordprocessingInk" xmlns:wne="http://schemas.microsoft.com/office/word/2006/wordml" xmlns:wps="http://schemas.microsoft.com/office/word/2010/wordprocessingShape">
@@ -8356,7 +8326,7 @@
           <w:sz w:val="20"/>
           <w:color w:val="000000"/>
         </w:rPr>
-        <w:t xml:space="preserve">    for (int i = 0; i &lt; k; i++)</w:t>
+        <w:t xml:space="preserve">            movie.ratingCount() &lt; minimumRatings) continue;</w:t>
       </w:r>
     </w:p>
     <w:p xmlns:w="http://schemas.openxmlformats.org/wordprocessingml/2006/main" xmlns:wpc="http://schemas.microsoft.com/office/word/2010/wordprocessingCanvas" xmlns:mo="http://schemas.microsoft.com/office/mac/office/2008/main" xmlns:mc="http://schemas.openxmlformats.org/markup-compatibility/2006" xmlns:mv="urn:schemas-microsoft-com:mac:vml" xmlns:o="urn:schemas-microsoft-com:office:office" xmlns:r="http://schemas.openxmlformats.org/officeDocument/2006/relationships" xmlns:m="http://schemas.openxmlformats.org/officeDocument/2006/math" xmlns:v="urn:schemas-microsoft-com:vml" xmlns:wp14="http://schemas.microsoft.com/office/word/2010/wordprocessingDrawing" xmlns:wp="http://schemas.openxmlformats.org/drawingml/2006/wordprocessingDrawing" xmlns:w10="urn:schemas-microsoft-com:office:word" xmlns:w14="http://schemas.microsoft.com/office/word/2010/wordml" xmlns:wpg="http://schemas.microsoft.com/office/word/2010/wordprocessingGroup" xmlns:wpi="http://schemas.microsoft.com/office/word/2010/wordprocessingInk" xmlns:wne="http://schemas.microsoft.com/office/word/2006/wordml" xmlns:wps="http://schemas.microsoft.com/office/word/2010/wordprocessingShape">
@@ -8370,7 +8340,7 @@
           <w:sz w:val="20"/>
           <w:color w:val="000000"/>
         </w:rPr>
-        <w:t xml:space="preserve">        gram[i][i] += model.regParam * ratings.size();</w:t>
+        <w:t xml:space="preserve">    if (genre != null &amp;&amp; !genre.isBlank() &amp;&amp;</w:t>
       </w:r>
     </w:p>
     <w:p xmlns:w="http://schemas.openxmlformats.org/wordprocessingml/2006/main" xmlns:wpc="http://schemas.microsoft.com/office/word/2010/wordprocessingCanvas" xmlns:mo="http://schemas.microsoft.com/office/mac/office/2008/main" xmlns:mc="http://schemas.openxmlformats.org/markup-compatibility/2006" xmlns:mv="urn:schemas-microsoft-com:mac:vml" xmlns:o="urn:schemas-microsoft-com:office:office" xmlns:r="http://schemas.openxmlformats.org/officeDocument/2006/relationships" xmlns:m="http://schemas.openxmlformats.org/officeDocument/2006/math" xmlns:v="urn:schemas-microsoft-com:vml" xmlns:wp14="http://schemas.microsoft.com/office/word/2010/wordprocessingDrawing" xmlns:wp="http://schemas.openxmlformats.org/drawingml/2006/wordprocessingDrawing" xmlns:w10="urn:schemas-microsoft-com:office:word" xmlns:w14="http://schemas.microsoft.com/office/word/2010/wordml" xmlns:wpg="http://schemas.microsoft.com/office/word/2010/wordprocessingGroup" xmlns:wpi="http://schemas.microsoft.com/office/word/2010/wordprocessingInk" xmlns:wne="http://schemas.microsoft.com/office/word/2006/wordml" xmlns:wps="http://schemas.microsoft.com/office/word/2010/wordprocessingShape">
@@ -8384,7 +8354,7 @@
           <w:sz w:val="20"/>
           <w:color w:val="000000"/>
         </w:rPr>
-        <w:t xml:space="preserve">    return solve(gram, rhs);</w:t>
+        <w:t xml:space="preserve">            !Arrays.asList(movie.genres().split("\|"))</w:t>
       </w:r>
     </w:p>
     <w:p xmlns:w="http://schemas.openxmlformats.org/wordprocessingml/2006/main" xmlns:wpc="http://schemas.microsoft.com/office/word/2010/wordprocessingCanvas" xmlns:mo="http://schemas.microsoft.com/office/mac/office/2008/main" xmlns:mc="http://schemas.openxmlformats.org/markup-compatibility/2006" xmlns:mv="urn:schemas-microsoft-com:mac:vml" xmlns:o="urn:schemas-microsoft-com:office:office" xmlns:r="http://schemas.openxmlformats.org/officeDocument/2006/relationships" xmlns:m="http://schemas.openxmlformats.org/officeDocument/2006/math" xmlns:v="urn:schemas-microsoft-com:vml" xmlns:wp14="http://schemas.microsoft.com/office/word/2010/wordprocessingDrawing" xmlns:wp="http://schemas.openxmlformats.org/drawingml/2006/wordprocessingDrawing" xmlns:w10="urn:schemas-microsoft-com:office:word" xmlns:w14="http://schemas.microsoft.com/office/word/2010/wordml" xmlns:wpg="http://schemas.microsoft.com/office/word/2010/wordprocessingGroup" xmlns:wpi="http://schemas.microsoft.com/office/word/2010/wordprocessingInk" xmlns:wne="http://schemas.microsoft.com/office/word/2006/wordml" xmlns:wps="http://schemas.microsoft.com/office/word/2010/wordprocessingShape">
@@ -8398,173 +8368,7 @@
           <w:sz w:val="20"/>
           <w:color w:val="000000"/>
         </w:rPr>
-        <w:t>}</w:t>
-      </w:r>
-    </w:p>
-    <w:p xmlns:w="http://schemas.openxmlformats.org/wordprocessingml/2006/main" xmlns:wpc="http://schemas.microsoft.com/office/word/2010/wordprocessingCanvas" xmlns:mo="http://schemas.microsoft.com/office/mac/office/2008/main" xmlns:mc="http://schemas.openxmlformats.org/markup-compatibility/2006" xmlns:mv="urn:schemas-microsoft-com:mac:vml" xmlns:o="urn:schemas-microsoft-com:office:office" xmlns:r="http://schemas.openxmlformats.org/officeDocument/2006/relationships" xmlns:m="http://schemas.openxmlformats.org/officeDocument/2006/math" xmlns:v="urn:schemas-microsoft-com:vml" xmlns:wp14="http://schemas.microsoft.com/office/word/2010/wordprocessingDrawing" xmlns:wp="http://schemas.openxmlformats.org/drawingml/2006/wordprocessingDrawing" xmlns:w10="urn:schemas-microsoft-com:office:word" xmlns:w14="http://schemas.microsoft.com/office/word/2010/wordml" xmlns:wpg="http://schemas.microsoft.com/office/word/2010/wordprocessingGroup" xmlns:wpi="http://schemas.microsoft.com/office/word/2010/wordprocessingInk" xmlns:wne="http://schemas.microsoft.com/office/word/2006/wordml" xmlns:wps="http://schemas.microsoft.com/office/word/2010/wordprocessingShape">
-      <w:pPr>
-        <w:spacing w:after="100"/>
-        <w:keepLines/>
-        <w:numPr>
-          <w:ilvl w:val="0"/>
-          <w:numId w:val="1"/>
-        </w:numPr>
-        <w:ind w:left="317" w:hanging="173"/>
-      </w:pPr>
-      <w:r>
-        <w:rPr>
-          <w:rFonts w:ascii="Times New Roman" w:hAnsi="Times New Roman"/>
-          <w:b w:val="0"/>
-          <w:sz w:val="28"/>
-          <w:color w:val="000000"/>
-        </w:rPr>
-        <w:t>The first excerpt trains on prepared ratings and measures prediction error. The second calculates a new user vector from the entered ratings.</w:t>
-      </w:r>
-    </w:p>
-    <w:p xmlns:w="http://schemas.openxmlformats.org/wordprocessingml/2006/main" xmlns:wpc="http://schemas.microsoft.com/office/word/2010/wordprocessingCanvas" xmlns:mo="http://schemas.microsoft.com/office/mac/office/2008/main" xmlns:mc="http://schemas.openxmlformats.org/markup-compatibility/2006" xmlns:mv="urn:schemas-microsoft-com:mac:vml" xmlns:o="urn:schemas-microsoft-com:office:office" xmlns:r="http://schemas.openxmlformats.org/officeDocument/2006/relationships" xmlns:m="http://schemas.openxmlformats.org/officeDocument/2006/math" xmlns:v="urn:schemas-microsoft-com:vml" xmlns:wp14="http://schemas.microsoft.com/office/word/2010/wordprocessingDrawing" xmlns:wp="http://schemas.openxmlformats.org/drawingml/2006/wordprocessingDrawing" xmlns:w10="urn:schemas-microsoft-com:office:word" xmlns:w14="http://schemas.microsoft.com/office/word/2010/wordml" xmlns:wpg="http://schemas.microsoft.com/office/word/2010/wordprocessingGroup" xmlns:wpi="http://schemas.microsoft.com/office/word/2010/wordprocessingInk" xmlns:wne="http://schemas.microsoft.com/office/word/2006/wordml" xmlns:wps="http://schemas.microsoft.com/office/word/2010/wordprocessingShape">
-      <w:pPr>
-        <w:spacing w:after="100"/>
-        <w:keepLines/>
-        <w:numPr>
-          <w:ilvl w:val="0"/>
-          <w:numId w:val="1"/>
-        </w:numPr>
-        <w:ind w:left="317" w:hanging="173"/>
-      </w:pPr>
-      <w:r>
-        <w:rPr>
-          <w:rFonts w:ascii="Times New Roman" w:hAnsi="Times New Roman"/>
-          <w:b w:val="0"/>
-          <w:sz w:val="28"/>
-          <w:color w:val="000000"/>
-        </w:rPr>
-        <w:t>Complete source code, validation and setup scripts are included in the project repository.</w:t>
-      </w:r>
-    </w:p>
-    <w:p xmlns:w="http://schemas.openxmlformats.org/wordprocessingml/2006/main" xmlns:wpc="http://schemas.microsoft.com/office/word/2010/wordprocessingCanvas" xmlns:mo="http://schemas.microsoft.com/office/mac/office/2008/main" xmlns:mc="http://schemas.openxmlformats.org/markup-compatibility/2006" xmlns:mv="urn:schemas-microsoft-com:mac:vml" xmlns:o="urn:schemas-microsoft-com:office:office" xmlns:r="http://schemas.openxmlformats.org/officeDocument/2006/relationships" xmlns:m="http://schemas.openxmlformats.org/officeDocument/2006/math" xmlns:v="urn:schemas-microsoft-com:vml" xmlns:wp14="http://schemas.microsoft.com/office/word/2010/wordprocessingDrawing" xmlns:wp="http://schemas.openxmlformats.org/drawingml/2006/wordprocessingDrawing" xmlns:w10="urn:schemas-microsoft-com:office:word" xmlns:w14="http://schemas.microsoft.com/office/word/2010/wordml" xmlns:wpg="http://schemas.microsoft.com/office/word/2010/wordprocessingGroup" xmlns:wpi="http://schemas.microsoft.com/office/word/2010/wordprocessingInk" xmlns:wne="http://schemas.microsoft.com/office/word/2006/wordml" xmlns:wps="http://schemas.microsoft.com/office/word/2010/wordprocessingShape">
-      <w:pPr>
-        <w:keepNext/>
-        <w:pageBreakBefore w:val="0"/>
-        <w:spacing w:before="120" w:after="80"/>
-      </w:pPr>
-      <w:r>
-        <w:rPr>
-          <w:rFonts w:ascii="Times New Roman" w:hAnsi="Times New Roman"/>
-          <w:sz w:val="32"/>
-          <w:color w:val="000000"/>
-          <w:b/>
-        </w:rPr>
-        <w:t>Understanding the New User Calculation</w:t>
-      </w:r>
-    </w:p>
-    <w:p xmlns:w="http://schemas.openxmlformats.org/wordprocessingml/2006/main" xmlns:wpc="http://schemas.microsoft.com/office/word/2010/wordprocessingCanvas" xmlns:mo="http://schemas.microsoft.com/office/mac/office/2008/main" xmlns:mc="http://schemas.openxmlformats.org/markup-compatibility/2006" xmlns:mv="urn:schemas-microsoft-com:mac:vml" xmlns:o="urn:schemas-microsoft-com:office:office" xmlns:r="http://schemas.openxmlformats.org/officeDocument/2006/relationships" xmlns:m="http://schemas.openxmlformats.org/officeDocument/2006/math" xmlns:v="urn:schemas-microsoft-com:vml" xmlns:wp14="http://schemas.microsoft.com/office/word/2010/wordprocessingDrawing" xmlns:wp="http://schemas.openxmlformats.org/drawingml/2006/wordprocessingDrawing" xmlns:w10="urn:schemas-microsoft-com:office:word" xmlns:w14="http://schemas.microsoft.com/office/word/2010/wordml" xmlns:wpg="http://schemas.microsoft.com/office/word/2010/wordprocessingGroup" xmlns:wpi="http://schemas.microsoft.com/office/word/2010/wordprocessingInk" xmlns:wne="http://schemas.microsoft.com/office/word/2006/wordml" xmlns:wps="http://schemas.microsoft.com/office/word/2010/wordprocessingShape">
-      <w:pPr>
-        <w:spacing w:after="100"/>
-        <w:keepLines/>
-        <w:numPr>
-          <w:ilvl w:val="0"/>
-          <w:numId w:val="1"/>
-        </w:numPr>
-        <w:ind w:left="317" w:hanging="173"/>
-      </w:pPr>
-      <w:r>
-        <w:rPr>
-          <w:rFonts w:ascii="Times New Roman" w:hAnsi="Times New Roman"/>
-          <w:b w:val="0"/>
-          <w:sz w:val="28"/>
-          <w:color w:val="000000"/>
-        </w:rPr>
-        <w:t>The gram array is a 12 by 12 matrix; rhs contains 12 values because the model uses 12 factors.</w:t>
-      </w:r>
-    </w:p>
-    <w:p xmlns:w="http://schemas.openxmlformats.org/wordprocessingml/2006/main" xmlns:wpc="http://schemas.microsoft.com/office/word/2010/wordprocessingCanvas" xmlns:mo="http://schemas.microsoft.com/office/mac/office/2008/main" xmlns:mc="http://schemas.openxmlformats.org/markup-compatibility/2006" xmlns:mv="urn:schemas-microsoft-com:mac:vml" xmlns:o="urn:schemas-microsoft-com:office:office" xmlns:r="http://schemas.openxmlformats.org/officeDocument/2006/relationships" xmlns:m="http://schemas.openxmlformats.org/officeDocument/2006/math" xmlns:v="urn:schemas-microsoft-com:vml" xmlns:wp14="http://schemas.microsoft.com/office/word/2010/wordprocessingDrawing" xmlns:wp="http://schemas.openxmlformats.org/drawingml/2006/wordprocessingDrawing" xmlns:w10="urn:schemas-microsoft-com:office:word" xmlns:w14="http://schemas.microsoft.com/office/word/2010/wordml" xmlns:wpg="http://schemas.microsoft.com/office/word/2010/wordprocessingGroup" xmlns:wpi="http://schemas.microsoft.com/office/word/2010/wordprocessingInk" xmlns:wne="http://schemas.microsoft.com/office/word/2006/wordml" xmlns:wps="http://schemas.microsoft.com/office/word/2010/wordprocessingShape">
-      <w:pPr>
-        <w:spacing w:after="100"/>
-        <w:keepLines/>
-        <w:numPr>
-          <w:ilvl w:val="0"/>
-          <w:numId w:val="1"/>
-        </w:numPr>
-        <w:ind w:left="317" w:hanging="173"/>
-      </w:pPr>
-      <w:r>
-        <w:rPr>
-          <w:rFonts w:ascii="Times New Roman" w:hAnsi="Times New Roman"/>
-          <w:b w:val="0"/>
-          <w:sz w:val="28"/>
-          <w:color w:val="000000"/>
-        </w:rPr>
-        <w:t>Regularisation is added to the diagonal to keep the fitted vector from becoming too large.</w:t>
-      </w:r>
-    </w:p>
-    <w:p xmlns:w="http://schemas.openxmlformats.org/wordprocessingml/2006/main" xmlns:wpc="http://schemas.microsoft.com/office/word/2010/wordprocessingCanvas" xmlns:mo="http://schemas.microsoft.com/office/mac/office/2008/main" xmlns:mc="http://schemas.openxmlformats.org/markup-compatibility/2006" xmlns:mv="urn:schemas-microsoft-com:mac:vml" xmlns:o="urn:schemas-microsoft-com:office:office" xmlns:r="http://schemas.openxmlformats.org/officeDocument/2006/relationships" xmlns:m="http://schemas.openxmlformats.org/officeDocument/2006/math" xmlns:v="urn:schemas-microsoft-com:vml" xmlns:wp14="http://schemas.microsoft.com/office/word/2010/wordprocessingDrawing" xmlns:wp="http://schemas.openxmlformats.org/drawingml/2006/wordprocessingDrawing" xmlns:w10="urn:schemas-microsoft-com:office:word" xmlns:w14="http://schemas.microsoft.com/office/word/2010/wordml" xmlns:wpg="http://schemas.microsoft.com/office/word/2010/wordprocessingGroup" xmlns:wpi="http://schemas.microsoft.com/office/word/2010/wordprocessingInk" xmlns:wne="http://schemas.microsoft.com/office/word/2006/wordml" xmlns:wps="http://schemas.microsoft.com/office/word/2010/wordprocessingShape">
-      <w:pPr>
-        <w:spacing w:after="100"/>
-        <w:keepLines/>
-        <w:numPr>
-          <w:ilvl w:val="0"/>
-          <w:numId w:val="1"/>
-        </w:numPr>
-        <w:ind w:left="317" w:hanging="173"/>
-      </w:pPr>
-      <w:r>
-        <w:rPr>
-          <w:rFonts w:ascii="Times New Roman" w:hAnsi="Times New Roman"/>
-          <w:b w:val="0"/>
-          <w:sz w:val="28"/>
-          <w:color w:val="000000"/>
-        </w:rPr>
-        <w:t>The solve method uses pivoted elimination to return the new user vector for ranking movies.</w:t>
-      </w:r>
-    </w:p>
-    <w:p xmlns:w="http://schemas.openxmlformats.org/wordprocessingml/2006/main" xmlns:wpc="http://schemas.microsoft.com/office/word/2010/wordprocessingCanvas" xmlns:mo="http://schemas.microsoft.com/office/mac/office/2008/main" xmlns:mc="http://schemas.openxmlformats.org/markup-compatibility/2006" xmlns:mv="urn:schemas-microsoft-com:mac:vml" xmlns:o="urn:schemas-microsoft-com:office:office" xmlns:r="http://schemas.openxmlformats.org/officeDocument/2006/relationships" xmlns:m="http://schemas.openxmlformats.org/officeDocument/2006/math" xmlns:v="urn:schemas-microsoft-com:vml" xmlns:wp14="http://schemas.microsoft.com/office/word/2010/wordprocessingDrawing" xmlns:wp="http://schemas.openxmlformats.org/drawingml/2006/wordprocessingDrawing" xmlns:w10="urn:schemas-microsoft-com:office:word" xmlns:w14="http://schemas.microsoft.com/office/word/2010/wordml" xmlns:wpg="http://schemas.microsoft.com/office/word/2010/wordprocessingGroup" xmlns:wpi="http://schemas.microsoft.com/office/word/2010/wordprocessingInk" xmlns:wne="http://schemas.microsoft.com/office/word/2006/wordml" xmlns:wps="http://schemas.microsoft.com/office/word/2010/wordprocessingShape">
-      <w:pPr>
-        <w:spacing w:after="100"/>
-        <w:keepLines/>
-        <w:numPr>
-          <w:ilvl w:val="0"/>
-          <w:numId w:val="1"/>
-        </w:numPr>
-        <w:ind w:left="317" w:hanging="173"/>
-      </w:pPr>
-      <w:r>
-        <w:rPr>
-          <w:rFonts w:ascii="Times New Roman" w:hAnsi="Times New Roman"/>
-          <w:b w:val="0"/>
-          <w:sz w:val="28"/>
-          <w:color w:val="000000"/>
-        </w:rPr>
-        <w:t>The caller first checks movie IDs, duplicate entries and half-star ratings.</w:t>
-      </w:r>
-    </w:p>
-    <w:p xmlns:w="http://schemas.openxmlformats.org/wordprocessingml/2006/main" xmlns:wpc="http://schemas.microsoft.com/office/word/2010/wordprocessingCanvas" xmlns:mo="http://schemas.microsoft.com/office/mac/office/2008/main" xmlns:mc="http://schemas.openxmlformats.org/markup-compatibility/2006" xmlns:mv="urn:schemas-microsoft-com:mac:vml" xmlns:o="urn:schemas-microsoft-com:office:office" xmlns:r="http://schemas.openxmlformats.org/officeDocument/2006/relationships" xmlns:m="http://schemas.openxmlformats.org/officeDocument/2006/math" xmlns:v="urn:schemas-microsoft-com:vml" xmlns:wp14="http://schemas.microsoft.com/office/word/2010/wordprocessingDrawing" xmlns:wp="http://schemas.openxmlformats.org/drawingml/2006/wordprocessingDrawing" xmlns:w10="urn:schemas-microsoft-com:office:word" xmlns:w14="http://schemas.microsoft.com/office/word/2010/wordml" xmlns:wpg="http://schemas.microsoft.com/office/word/2010/wordprocessingGroup" xmlns:wpi="http://schemas.microsoft.com/office/word/2010/wordprocessingInk" xmlns:wne="http://schemas.microsoft.com/office/word/2006/wordml" xmlns:wps="http://schemas.microsoft.com/office/word/2010/wordprocessingShape">
-      <w:pPr>
-        <w:keepNext/>
-        <w:pageBreakBefore/>
-        <w:spacing w:before="120" w:after="80"/>
-      </w:pPr>
-      <w:r>
-        <w:rPr>
-          <w:rFonts w:ascii="Times New Roman" w:hAnsi="Times New Roman"/>
-          <w:sz w:val="32"/>
-          <w:color w:val="000000"/>
-          <w:b/>
-        </w:rPr>
-        <w:t>9.2 Scoring and Filtering Code</w:t>
-      </w:r>
-    </w:p>
-    <w:p xmlns:w="http://schemas.openxmlformats.org/wordprocessingml/2006/main" xmlns:wpc="http://schemas.microsoft.com/office/word/2010/wordprocessingCanvas" xmlns:mo="http://schemas.microsoft.com/office/mac/office/2008/main" xmlns:mc="http://schemas.openxmlformats.org/markup-compatibility/2006" xmlns:mv="urn:schemas-microsoft-com:mac:vml" xmlns:o="urn:schemas-microsoft-com:office:office" xmlns:r="http://schemas.openxmlformats.org/officeDocument/2006/relationships" xmlns:m="http://schemas.openxmlformats.org/officeDocument/2006/math" xmlns:v="urn:schemas-microsoft-com:vml" xmlns:wp14="http://schemas.microsoft.com/office/word/2010/wordprocessingDrawing" xmlns:wp="http://schemas.openxmlformats.org/drawingml/2006/wordprocessingDrawing" xmlns:w10="urn:schemas-microsoft-com:office:word" xmlns:w14="http://schemas.microsoft.com/office/word/2010/wordml" xmlns:wpg="http://schemas.microsoft.com/office/word/2010/wordprocessingGroup" xmlns:wpi="http://schemas.microsoft.com/office/word/2010/wordprocessingInk" xmlns:wne="http://schemas.microsoft.com/office/word/2006/wordml" xmlns:wps="http://schemas.microsoft.com/office/word/2010/wordprocessingShape">
-      <w:pPr>
-        <w:spacing w:after="100"/>
-      </w:pPr>
-      <w:r>
-        <w:rPr>
-          <w:rFonts w:ascii="Times New Roman" w:hAnsi="Times New Roman"/>
-          <w:b/>
-          <w:sz w:val="24"/>
-          <w:color w:val="000000"/>
-        </w:rPr>
-        <w:t>Existing user history and vector lookup</w:t>
+        <w:t xml:space="preserve">                .contains(genre)) continue;</w:t>
       </w:r>
     </w:p>
     <w:p xmlns:w="http://schemas.openxmlformats.org/wordprocessingml/2006/main" xmlns:wpc="http://schemas.microsoft.com/office/word/2010/wordprocessingCanvas" xmlns:mo="http://schemas.microsoft.com/office/mac/office/2008/main" xmlns:mc="http://schemas.openxmlformats.org/markup-compatibility/2006" xmlns:mv="urn:schemas-microsoft-com:mac:vml" xmlns:o="urn:schemas-microsoft-com:office:office" xmlns:r="http://schemas.openxmlformats.org/officeDocument/2006/relationships" xmlns:m="http://schemas.openxmlformats.org/officeDocument/2006/math" xmlns:v="urn:schemas-microsoft-com:vml" xmlns:wp14="http://schemas.microsoft.com/office/word/2010/wordprocessingDrawing" xmlns:wp="http://schemas.openxmlformats.org/drawingml/2006/wordprocessingDrawing" xmlns:w10="urn:schemas-microsoft-com:office:word" xmlns:w14="http://schemas.microsoft.com/office/word/2010/wordml" xmlns:wpg="http://schemas.microsoft.com/office/word/2010/wordprocessingGroup" xmlns:wpi="http://schemas.microsoft.com/office/word/2010/wordprocessingInk" xmlns:wne="http://schemas.microsoft.com/office/word/2006/wordml" xmlns:wps="http://schemas.microsoft.com/office/word/2010/wordprocessingShape">
@@ -8578,7 +8382,7 @@
           <w:sz w:val="20"/>
           <w:color w:val="000000"/>
         </w:rPr>
-        <w:t>public List&lt;Recommendation&gt; forUser(int id, int limit,</w:t>
+        <w:t xml:space="preserve">    double[] item = model.items.get(movie.movieId());</w:t>
       </w:r>
     </w:p>
     <w:p xmlns:w="http://schemas.openxmlformats.org/wordprocessingml/2006/main" xmlns:wpc="http://schemas.microsoft.com/office/word/2010/wordprocessingCanvas" xmlns:mo="http://schemas.microsoft.com/office/mac/office/2008/main" xmlns:mc="http://schemas.openxmlformats.org/markup-compatibility/2006" xmlns:mv="urn:schemas-microsoft-com:mac:vml" xmlns:o="urn:schemas-microsoft-com:office:office" xmlns:r="http://schemas.openxmlformats.org/officeDocument/2006/relationships" xmlns:m="http://schemas.openxmlformats.org/officeDocument/2006/math" xmlns:v="urn:schemas-microsoft-com:vml" xmlns:wp14="http://schemas.microsoft.com/office/word/2010/wordprocessingDrawing" xmlns:wp="http://schemas.openxmlformats.org/drawingml/2006/wordprocessingDrawing" xmlns:w10="urn:schemas-microsoft-com:office:word" xmlns:w14="http://schemas.microsoft.com/office/word/2010/wordml" xmlns:wpg="http://schemas.microsoft.com/office/word/2010/wordprocessingGroup" xmlns:wpi="http://schemas.microsoft.com/office/word/2010/wordprocessingInk" xmlns:wne="http://schemas.microsoft.com/office/word/2006/wordml" xmlns:wps="http://schemas.microsoft.com/office/word/2010/wordprocessingShape">
@@ -8592,7 +8396,7 @@
           <w:sz w:val="20"/>
           <w:color w:val="000000"/>
         </w:rPr>
-        <w:t xml:space="preserve">        String genre, int minimumRatings) {</w:t>
+        <w:t xml:space="preserve">    if (vector != null &amp;&amp; item == null) continue;</w:t>
       </w:r>
     </w:p>
     <w:p xmlns:w="http://schemas.openxmlformats.org/wordprocessingml/2006/main" xmlns:wpc="http://schemas.microsoft.com/office/word/2010/wordprocessingCanvas" xmlns:mo="http://schemas.microsoft.com/office/mac/office/2008/main" xmlns:mc="http://schemas.openxmlformats.org/markup-compatibility/2006" xmlns:mv="urn:schemas-microsoft-com:mac:vml" xmlns:o="urn:schemas-microsoft-com:office:office" xmlns:r="http://schemas.openxmlformats.org/officeDocument/2006/relationships" xmlns:m="http://schemas.openxmlformats.org/officeDocument/2006/math" xmlns:v="urn:schemas-microsoft-com:vml" xmlns:wp14="http://schemas.microsoft.com/office/word/2010/wordprocessingDrawing" xmlns:wp="http://schemas.openxmlformats.org/drawingml/2006/wordprocessingDrawing" xmlns:w10="urn:schemas-microsoft-com:office:word" xmlns:w14="http://schemas.microsoft.com/office/word/2010/wordml" xmlns:wpg="http://schemas.microsoft.com/office/word/2010/wordprocessingGroup" xmlns:wpi="http://schemas.microsoft.com/office/word/2010/wordprocessingInk" xmlns:wne="http://schemas.microsoft.com/office/word/2006/wordml" xmlns:wps="http://schemas.microsoft.com/office/word/2010/wordprocessingShape">
@@ -8606,7 +8410,7 @@
           <w:sz w:val="20"/>
           <w:color w:val="000000"/>
         </w:rPr>
-        <w:t xml:space="preserve">    Set&lt;Integer&gt; seen = new HashSet&lt;&gt;();</w:t>
+        <w:t xml:space="preserve">    double score = vector == null</w:t>
       </w:r>
     </w:p>
     <w:p xmlns:w="http://schemas.openxmlformats.org/wordprocessingml/2006/main" xmlns:wpc="http://schemas.microsoft.com/office/word/2010/wordprocessingCanvas" xmlns:mo="http://schemas.microsoft.com/office/mac/office/2008/main" xmlns:mc="http://schemas.openxmlformats.org/markup-compatibility/2006" xmlns:mv="urn:schemas-microsoft-com:mac:vml" xmlns:o="urn:schemas-microsoft-com:office:office" xmlns:r="http://schemas.openxmlformats.org/officeDocument/2006/relationships" xmlns:m="http://schemas.openxmlformats.org/officeDocument/2006/math" xmlns:v="urn:schemas-microsoft-com:vml" xmlns:wp14="http://schemas.microsoft.com/office/word/2010/wordprocessingDrawing" xmlns:wp="http://schemas.openxmlformats.org/drawingml/2006/wordprocessingDrawing" xmlns:w10="urn:schemas-microsoft-com:office:word" xmlns:w14="http://schemas.microsoft.com/office/word/2010/wordml" xmlns:wpg="http://schemas.microsoft.com/office/word/2010/wordprocessingGroup" xmlns:wpi="http://schemas.microsoft.com/office/word/2010/wordprocessingInk" xmlns:wne="http://schemas.microsoft.com/office/word/2006/wordml" xmlns:wps="http://schemas.microsoft.com/office/word/2010/wordprocessingShape">
@@ -8620,7 +8424,7 @@
           <w:sz w:val="20"/>
           <w:color w:val="000000"/>
         </w:rPr>
-        <w:t xml:space="preserve">    for (Rating r : model.histories.getOrDefault(id, List.of()))</w:t>
+        <w:t xml:space="preserve">        ? movie.weightedRating() : dot(vector, item);</w:t>
       </w:r>
     </w:p>
     <w:p xmlns:w="http://schemas.openxmlformats.org/wordprocessingml/2006/main" xmlns:wpc="http://schemas.microsoft.com/office/word/2010/wordprocessingCanvas" xmlns:mo="http://schemas.microsoft.com/office/mac/office/2008/main" xmlns:mc="http://schemas.openxmlformats.org/markup-compatibility/2006" xmlns:mv="urn:schemas-microsoft-com:mac:vml" xmlns:o="urn:schemas-microsoft-com:office:office" xmlns:r="http://schemas.openxmlformats.org/officeDocument/2006/relationships" xmlns:m="http://schemas.openxmlformats.org/officeDocument/2006/math" xmlns:v="urn:schemas-microsoft-com:vml" xmlns:wp14="http://schemas.microsoft.com/office/word/2010/wordprocessingDrawing" xmlns:wp="http://schemas.openxmlformats.org/drawingml/2006/wordprocessingDrawing" xmlns:w10="urn:schemas-microsoft-com:office:word" xmlns:w14="http://schemas.microsoft.com/office/word/2010/wordml" xmlns:wpg="http://schemas.microsoft.com/office/word/2010/wordprocessingGroup" xmlns:wpi="http://schemas.microsoft.com/office/word/2010/wordprocessingInk" xmlns:wne="http://schemas.microsoft.com/office/word/2006/wordml" xmlns:wps="http://schemas.microsoft.com/office/word/2010/wordprocessingShape">
@@ -8634,7 +8438,7 @@
           <w:sz w:val="20"/>
           <w:color w:val="000000"/>
         </w:rPr>
-        <w:t xml:space="preserve">        seen.add(r.movieId());</w:t>
+        <w:t xml:space="preserve">    if (Double.isFinite(score))</w:t>
       </w:r>
     </w:p>
     <w:p xmlns:w="http://schemas.openxmlformats.org/wordprocessingml/2006/main" xmlns:wpc="http://schemas.microsoft.com/office/word/2010/wordprocessingCanvas" xmlns:mo="http://schemas.microsoft.com/office/mac/office/2008/main" xmlns:mc="http://schemas.openxmlformats.org/markup-compatibility/2006" xmlns:mv="urn:schemas-microsoft-com:mac:vml" xmlns:o="urn:schemas-microsoft-com:office:office" xmlns:r="http://schemas.openxmlformats.org/officeDocument/2006/relationships" xmlns:m="http://schemas.openxmlformats.org/officeDocument/2006/math" xmlns:v="urn:schemas-microsoft-com:vml" xmlns:wp14="http://schemas.microsoft.com/office/word/2010/wordprocessingDrawing" xmlns:wp="http://schemas.openxmlformats.org/drawingml/2006/wordprocessingDrawing" xmlns:w10="urn:schemas-microsoft-com:office:word" xmlns:w14="http://schemas.microsoft.com/office/word/2010/wordml" xmlns:wpg="http://schemas.microsoft.com/office/word/2010/wordprocessingGroup" xmlns:wpi="http://schemas.microsoft.com/office/word/2010/wordprocessingInk" xmlns:wne="http://schemas.microsoft.com/office/word/2006/wordml" xmlns:wps="http://schemas.microsoft.com/office/word/2010/wordprocessingShape">
@@ -8648,7 +8452,7 @@
           <w:sz w:val="20"/>
           <w:color w:val="000000"/>
         </w:rPr>
-        <w:t xml:space="preserve">    return rank(model.users.get(id), seen, limit,</w:t>
+        <w:t xml:space="preserve">        result.add(new Recommendation(movie.movieId(),</w:t>
       </w:r>
     </w:p>
     <w:p xmlns:w="http://schemas.openxmlformats.org/wordprocessingml/2006/main" xmlns:wpc="http://schemas.microsoft.com/office/word/2010/wordprocessingCanvas" xmlns:mo="http://schemas.microsoft.com/office/mac/office/2008/main" xmlns:mc="http://schemas.openxmlformats.org/markup-compatibility/2006" xmlns:mv="urn:schemas-microsoft-com:mac:vml" xmlns:o="urn:schemas-microsoft-com:office:office" xmlns:r="http://schemas.openxmlformats.org/officeDocument/2006/relationships" xmlns:m="http://schemas.openxmlformats.org/officeDocument/2006/math" xmlns:v="urn:schemas-microsoft-com:vml" xmlns:wp14="http://schemas.microsoft.com/office/word/2010/wordprocessingDrawing" xmlns:wp="http://schemas.openxmlformats.org/drawingml/2006/wordprocessingDrawing" xmlns:w10="urn:schemas-microsoft-com:office:word" xmlns:w14="http://schemas.microsoft.com/office/word/2010/wordml" xmlns:wpg="http://schemas.microsoft.com/office/word/2010/wordprocessingGroup" xmlns:wpi="http://schemas.microsoft.com/office/word/2010/wordprocessingInk" xmlns:wne="http://schemas.microsoft.com/office/word/2006/wordml" xmlns:wps="http://schemas.microsoft.com/office/word/2010/wordprocessingShape">
@@ -8662,7 +8466,7 @@
           <w:sz w:val="20"/>
           <w:color w:val="000000"/>
         </w:rPr>
-        <w:t xml:space="preserve">                genre, minimumRatings);</w:t>
+        <w:t xml:space="preserve">            movie.title(), movie.genres(), movie.ratingCount(),</w:t>
       </w:r>
     </w:p>
     <w:p xmlns:w="http://schemas.openxmlformats.org/wordprocessingml/2006/main" xmlns:wpc="http://schemas.microsoft.com/office/word/2010/wordprocessingCanvas" xmlns:mo="http://schemas.microsoft.com/office/mac/office/2008/main" xmlns:mc="http://schemas.openxmlformats.org/markup-compatibility/2006" xmlns:mv="urn:schemas-microsoft-com:mac:vml" xmlns:o="urn:schemas-microsoft-com:office:office" xmlns:r="http://schemas.openxmlformats.org/officeDocument/2006/relationships" xmlns:m="http://schemas.openxmlformats.org/officeDocument/2006/math" xmlns:v="urn:schemas-microsoft-com:vml" xmlns:wp14="http://schemas.microsoft.com/office/word/2010/wordprocessingDrawing" xmlns:wp="http://schemas.openxmlformats.org/drawingml/2006/wordprocessingDrawing" xmlns:w10="urn:schemas-microsoft-com:office:word" xmlns:w14="http://schemas.microsoft.com/office/word/2010/wordml" xmlns:wpg="http://schemas.microsoft.com/office/word/2010/wordprocessingGroup" xmlns:wpi="http://schemas.microsoft.com/office/word/2010/wordprocessingInk" xmlns:wne="http://schemas.microsoft.com/office/word/2006/wordml" xmlns:wps="http://schemas.microsoft.com/office/word/2010/wordprocessingShape">
@@ -8676,57 +8480,7 @@
           <w:sz w:val="20"/>
           <w:color w:val="000000"/>
         </w:rPr>
-        <w:t>}</w:t>
-      </w:r>
-    </w:p>
-    <w:p xmlns:w="http://schemas.openxmlformats.org/wordprocessingml/2006/main" xmlns:wpc="http://schemas.microsoft.com/office/word/2010/wordprocessingCanvas" xmlns:mo="http://schemas.microsoft.com/office/mac/office/2008/main" xmlns:mc="http://schemas.openxmlformats.org/markup-compatibility/2006" xmlns:mv="urn:schemas-microsoft-com:mac:vml" xmlns:o="urn:schemas-microsoft-com:office:office" xmlns:r="http://schemas.openxmlformats.org/officeDocument/2006/relationships" xmlns:m="http://schemas.openxmlformats.org/officeDocument/2006/math" xmlns:v="urn:schemas-microsoft-com:vml" xmlns:wp14="http://schemas.microsoft.com/office/word/2010/wordprocessingDrawing" xmlns:wp="http://schemas.openxmlformats.org/drawingml/2006/wordprocessingDrawing" xmlns:w10="urn:schemas-microsoft-com:office:word" xmlns:w14="http://schemas.microsoft.com/office/word/2010/wordml" xmlns:wpg="http://schemas.microsoft.com/office/word/2010/wordprocessingGroup" xmlns:wpi="http://schemas.microsoft.com/office/word/2010/wordprocessingInk" xmlns:wne="http://schemas.microsoft.com/office/word/2006/wordml" xmlns:wps="http://schemas.microsoft.com/office/word/2010/wordprocessingShape">
-      <w:pPr>
-        <w:spacing w:after="100"/>
-        <w:keepLines/>
-        <w:numPr>
-          <w:ilvl w:val="0"/>
-          <w:numId w:val="1"/>
-        </w:numPr>
-        <w:ind w:left="317" w:hanging="173"/>
-      </w:pPr>
-      <w:r>
-        <w:rPr>
-          <w:rFonts w:ascii="Times New Roman" w:hAnsi="Times New Roman"/>
-          <w:b w:val="0"/>
-          <w:sz w:val="28"/>
-          <w:color w:val="000000"/>
-        </w:rPr>
-        <w:t>The seen set contains every movie rated by the user. It is passed to the ranking method along with the saved user vector.</w:t>
-      </w:r>
-    </w:p>
-    <w:p xmlns:w="http://schemas.openxmlformats.org/wordprocessingml/2006/main" xmlns:wpc="http://schemas.microsoft.com/office/word/2010/wordprocessingCanvas" xmlns:mo="http://schemas.microsoft.com/office/mac/office/2008/main" xmlns:mc="http://schemas.openxmlformats.org/markup-compatibility/2006" xmlns:mv="urn:schemas-microsoft-com:mac:vml" xmlns:o="urn:schemas-microsoft-com:office:office" xmlns:r="http://schemas.openxmlformats.org/officeDocument/2006/relationships" xmlns:m="http://schemas.openxmlformats.org/officeDocument/2006/math" xmlns:v="urn:schemas-microsoft-com:vml" xmlns:wp14="http://schemas.microsoft.com/office/word/2010/wordprocessingDrawing" xmlns:wp="http://schemas.openxmlformats.org/drawingml/2006/wordprocessingDrawing" xmlns:w10="urn:schemas-microsoft-com:office:word" xmlns:w14="http://schemas.microsoft.com/office/word/2010/wordml" xmlns:wpg="http://schemas.microsoft.com/office/word/2010/wordprocessingGroup" xmlns:wpi="http://schemas.microsoft.com/office/word/2010/wordprocessingInk" xmlns:wne="http://schemas.microsoft.com/office/word/2006/wordml" xmlns:wps="http://schemas.microsoft.com/office/word/2010/wordprocessingShape">
-      <w:pPr>
-        <w:keepNext/>
-        <w:pageBreakBefore w:val="0"/>
-        <w:spacing w:before="120" w:after="80"/>
-      </w:pPr>
-      <w:r>
-        <w:rPr>
-          <w:rFonts w:ascii="Times New Roman" w:hAnsi="Times New Roman"/>
-          <w:sz w:val="32"/>
-          <w:color w:val="000000"/>
-          <w:b/>
-        </w:rPr>
-        <w:t>9.3 Candidate Scoring</w:t>
-      </w:r>
-    </w:p>
-    <w:p xmlns:w="http://schemas.openxmlformats.org/wordprocessingml/2006/main" xmlns:wpc="http://schemas.microsoft.com/office/word/2010/wordprocessingCanvas" xmlns:mo="http://schemas.microsoft.com/office/mac/office/2008/main" xmlns:mc="http://schemas.openxmlformats.org/markup-compatibility/2006" xmlns:mv="urn:schemas-microsoft-com:mac:vml" xmlns:o="urn:schemas-microsoft-com:office:office" xmlns:r="http://schemas.openxmlformats.org/officeDocument/2006/relationships" xmlns:m="http://schemas.openxmlformats.org/officeDocument/2006/math" xmlns:v="urn:schemas-microsoft-com:vml" xmlns:wp14="http://schemas.microsoft.com/office/word/2010/wordprocessingDrawing" xmlns:wp="http://schemas.openxmlformats.org/drawingml/2006/wordprocessingDrawing" xmlns:w10="urn:schemas-microsoft-com:office:word" xmlns:w14="http://schemas.microsoft.com/office/word/2010/wordml" xmlns:wpg="http://schemas.microsoft.com/office/word/2010/wordprocessingGroup" xmlns:wpi="http://schemas.microsoft.com/office/word/2010/wordprocessingInk" xmlns:wne="http://schemas.microsoft.com/office/word/2006/wordml" xmlns:wps="http://schemas.microsoft.com/office/word/2010/wordprocessingShape">
-      <w:pPr>
-        <w:spacing w:after="100"/>
-      </w:pPr>
-      <w:r>
-        <w:rPr>
-          <w:rFonts w:ascii="Times New Roman" w:hAnsi="Times New Roman"/>
-          <w:b/>
-          <w:sz w:val="24"/>
-          <w:color w:val="000000"/>
-        </w:rPr>
-        <w:t>Core loop from the rank method</w:t>
+        <w:t xml:space="preserve">            movie.averageRating(), score));</w:t>
       </w:r>
     </w:p>
     <w:p xmlns:w="http://schemas.openxmlformats.org/wordprocessingml/2006/main" xmlns:wpc="http://schemas.microsoft.com/office/word/2010/wordprocessingCanvas" xmlns:mo="http://schemas.microsoft.com/office/mac/office/2008/main" xmlns:mc="http://schemas.openxmlformats.org/markup-compatibility/2006" xmlns:mv="urn:schemas-microsoft-com:mac:vml" xmlns:o="urn:schemas-microsoft-com:office:office" xmlns:r="http://schemas.openxmlformats.org/officeDocument/2006/relationships" xmlns:m="http://schemas.openxmlformats.org/officeDocument/2006/math" xmlns:v="urn:schemas-microsoft-com:vml" xmlns:wp14="http://schemas.microsoft.com/office/word/2010/wordprocessingDrawing" xmlns:wp="http://schemas.openxmlformats.org/drawingml/2006/wordprocessingDrawing" xmlns:w10="urn:schemas-microsoft-com:office:word" xmlns:w14="http://schemas.microsoft.com/office/word/2010/wordml" xmlns:wpg="http://schemas.microsoft.com/office/word/2010/wordprocessingGroup" xmlns:wpi="http://schemas.microsoft.com/office/word/2010/wordprocessingInk" xmlns:wne="http://schemas.microsoft.com/office/word/2006/wordml" xmlns:wps="http://schemas.microsoft.com/office/word/2010/wordprocessingShape">
@@ -8740,263 +8494,7 @@
           <w:sz w:val="20"/>
           <w:color w:val="000000"/>
         </w:rPr>
-        <w:t>for (Movie movie : model.movies) {</w:t>
-      </w:r>
-    </w:p>
-    <w:p xmlns:w="http://schemas.openxmlformats.org/wordprocessingml/2006/main" xmlns:wpc="http://schemas.microsoft.com/office/word/2010/wordprocessingCanvas" xmlns:mo="http://schemas.microsoft.com/office/mac/office/2008/main" xmlns:mc="http://schemas.openxmlformats.org/markup-compatibility/2006" xmlns:mv="urn:schemas-microsoft-com:mac:vml" xmlns:o="urn:schemas-microsoft-com:office:office" xmlns:r="http://schemas.openxmlformats.org/officeDocument/2006/relationships" xmlns:m="http://schemas.openxmlformats.org/officeDocument/2006/math" xmlns:v="urn:schemas-microsoft-com:vml" xmlns:wp14="http://schemas.microsoft.com/office/word/2010/wordprocessingDrawing" xmlns:wp="http://schemas.openxmlformats.org/drawingml/2006/wordprocessingDrawing" xmlns:w10="urn:schemas-microsoft-com:office:word" xmlns:w14="http://schemas.microsoft.com/office/word/2010/wordml" xmlns:wpg="http://schemas.microsoft.com/office/word/2010/wordprocessingGroup" xmlns:wpi="http://schemas.microsoft.com/office/word/2010/wordprocessingInk" xmlns:wne="http://schemas.microsoft.com/office/word/2006/wordml" xmlns:wps="http://schemas.microsoft.com/office/word/2010/wordprocessingShape">
-      <w:pPr>
-        <w:keepLines/>
-        <w:spacing w:after="0" w:line="230" w:lineRule="exact"/>
-      </w:pPr>
-      <w:r>
-        <w:rPr>
-          <w:rFonts w:ascii="Consolas" w:hAnsi="Consolas"/>
-          <w:sz w:val="20"/>
-          <w:color w:val="000000"/>
-        </w:rPr>
-        <w:t xml:space="preserve">    if (seen.contains(movie.movieId()) ||</w:t>
-      </w:r>
-    </w:p>
-    <w:p xmlns:w="http://schemas.openxmlformats.org/wordprocessingml/2006/main" xmlns:wpc="http://schemas.microsoft.com/office/word/2010/wordprocessingCanvas" xmlns:mo="http://schemas.microsoft.com/office/mac/office/2008/main" xmlns:mc="http://schemas.openxmlformats.org/markup-compatibility/2006" xmlns:mv="urn:schemas-microsoft-com:mac:vml" xmlns:o="urn:schemas-microsoft-com:office:office" xmlns:r="http://schemas.openxmlformats.org/officeDocument/2006/relationships" xmlns:m="http://schemas.openxmlformats.org/officeDocument/2006/math" xmlns:v="urn:schemas-microsoft-com:vml" xmlns:wp14="http://schemas.microsoft.com/office/word/2010/wordprocessingDrawing" xmlns:wp="http://schemas.openxmlformats.org/drawingml/2006/wordprocessingDrawing" xmlns:w10="urn:schemas-microsoft-com:office:word" xmlns:w14="http://schemas.microsoft.com/office/word/2010/wordml" xmlns:wpg="http://schemas.microsoft.com/office/word/2010/wordprocessingGroup" xmlns:wpi="http://schemas.microsoft.com/office/word/2010/wordprocessingInk" xmlns:wne="http://schemas.microsoft.com/office/word/2006/wordml" xmlns:wps="http://schemas.microsoft.com/office/word/2010/wordprocessingShape">
-      <w:pPr>
-        <w:keepLines/>
-        <w:spacing w:after="0" w:line="230" w:lineRule="exact"/>
-      </w:pPr>
-      <w:r>
-        <w:rPr>
-          <w:rFonts w:ascii="Consolas" w:hAnsi="Consolas"/>
-          <w:sz w:val="20"/>
-          <w:color w:val="000000"/>
-        </w:rPr>
-        <w:t xml:space="preserve">            movie.ratingCount() &lt; minimumRatings) continue;</w:t>
-      </w:r>
-    </w:p>
-    <w:p xmlns:w="http://schemas.openxmlformats.org/wordprocessingml/2006/main" xmlns:wpc="http://schemas.microsoft.com/office/word/2010/wordprocessingCanvas" xmlns:mo="http://schemas.microsoft.com/office/mac/office/2008/main" xmlns:mc="http://schemas.openxmlformats.org/markup-compatibility/2006" xmlns:mv="urn:schemas-microsoft-com:mac:vml" xmlns:o="urn:schemas-microsoft-com:office:office" xmlns:r="http://schemas.openxmlformats.org/officeDocument/2006/relationships" xmlns:m="http://schemas.openxmlformats.org/officeDocument/2006/math" xmlns:v="urn:schemas-microsoft-com:vml" xmlns:wp14="http://schemas.microsoft.com/office/word/2010/wordprocessingDrawing" xmlns:wp="http://schemas.openxmlformats.org/drawingml/2006/wordprocessingDrawing" xmlns:w10="urn:schemas-microsoft-com:office:word" xmlns:w14="http://schemas.microsoft.com/office/word/2010/wordml" xmlns:wpg="http://schemas.microsoft.com/office/word/2010/wordprocessingGroup" xmlns:wpi="http://schemas.microsoft.com/office/word/2010/wordprocessingInk" xmlns:wne="http://schemas.microsoft.com/office/word/2006/wordml" xmlns:wps="http://schemas.microsoft.com/office/word/2010/wordprocessingShape">
-      <w:pPr>
-        <w:keepLines/>
-        <w:spacing w:after="0" w:line="230" w:lineRule="exact"/>
-      </w:pPr>
-      <w:r>
-        <w:rPr>
-          <w:rFonts w:ascii="Consolas" w:hAnsi="Consolas"/>
-          <w:sz w:val="20"/>
-          <w:color w:val="000000"/>
-        </w:rPr>
-        <w:t xml:space="preserve">    if (genre != null &amp;&amp; !genre.isBlank() &amp;&amp;</w:t>
-      </w:r>
-    </w:p>
-    <w:p xmlns:w="http://schemas.openxmlformats.org/wordprocessingml/2006/main" xmlns:wpc="http://schemas.microsoft.com/office/word/2010/wordprocessingCanvas" xmlns:mo="http://schemas.microsoft.com/office/mac/office/2008/main" xmlns:mc="http://schemas.openxmlformats.org/markup-compatibility/2006" xmlns:mv="urn:schemas-microsoft-com:mac:vml" xmlns:o="urn:schemas-microsoft-com:office:office" xmlns:r="http://schemas.openxmlformats.org/officeDocument/2006/relationships" xmlns:m="http://schemas.openxmlformats.org/officeDocument/2006/math" xmlns:v="urn:schemas-microsoft-com:vml" xmlns:wp14="http://schemas.microsoft.com/office/word/2010/wordprocessingDrawing" xmlns:wp="http://schemas.openxmlformats.org/drawingml/2006/wordprocessingDrawing" xmlns:w10="urn:schemas-microsoft-com:office:word" xmlns:w14="http://schemas.microsoft.com/office/word/2010/wordml" xmlns:wpg="http://schemas.microsoft.com/office/word/2010/wordprocessingGroup" xmlns:wpi="http://schemas.microsoft.com/office/word/2010/wordprocessingInk" xmlns:wne="http://schemas.microsoft.com/office/word/2006/wordml" xmlns:wps="http://schemas.microsoft.com/office/word/2010/wordprocessingShape">
-      <w:pPr>
-        <w:keepLines/>
-        <w:spacing w:after="0" w:line="230" w:lineRule="exact"/>
-      </w:pPr>
-      <w:r>
-        <w:rPr>
-          <w:rFonts w:ascii="Consolas" w:hAnsi="Consolas"/>
-          <w:sz w:val="20"/>
-          <w:color w:val="000000"/>
-        </w:rPr>
-        <w:t xml:space="preserve">            !Arrays.asList(movie.genres().split("\|"))</w:t>
-      </w:r>
-    </w:p>
-    <w:p xmlns:w="http://schemas.openxmlformats.org/wordprocessingml/2006/main" xmlns:wpc="http://schemas.microsoft.com/office/word/2010/wordprocessingCanvas" xmlns:mo="http://schemas.microsoft.com/office/mac/office/2008/main" xmlns:mc="http://schemas.openxmlformats.org/markup-compatibility/2006" xmlns:mv="urn:schemas-microsoft-com:mac:vml" xmlns:o="urn:schemas-microsoft-com:office:office" xmlns:r="http://schemas.openxmlformats.org/officeDocument/2006/relationships" xmlns:m="http://schemas.openxmlformats.org/officeDocument/2006/math" xmlns:v="urn:schemas-microsoft-com:vml" xmlns:wp14="http://schemas.microsoft.com/office/word/2010/wordprocessingDrawing" xmlns:wp="http://schemas.openxmlformats.org/drawingml/2006/wordprocessingDrawing" xmlns:w10="urn:schemas-microsoft-com:office:word" xmlns:w14="http://schemas.microsoft.com/office/word/2010/wordml" xmlns:wpg="http://schemas.microsoft.com/office/word/2010/wordprocessingGroup" xmlns:wpi="http://schemas.microsoft.com/office/word/2010/wordprocessingInk" xmlns:wne="http://schemas.microsoft.com/office/word/2006/wordml" xmlns:wps="http://schemas.microsoft.com/office/word/2010/wordprocessingShape">
-      <w:pPr>
-        <w:keepLines/>
-        <w:spacing w:after="0" w:line="230" w:lineRule="exact"/>
-      </w:pPr>
-      <w:r>
-        <w:rPr>
-          <w:rFonts w:ascii="Consolas" w:hAnsi="Consolas"/>
-          <w:sz w:val="20"/>
-          <w:color w:val="000000"/>
-        </w:rPr>
-        <w:t xml:space="preserve">                .contains(genre)) continue;</w:t>
-      </w:r>
-    </w:p>
-    <w:p xmlns:w="http://schemas.openxmlformats.org/wordprocessingml/2006/main" xmlns:wpc="http://schemas.microsoft.com/office/word/2010/wordprocessingCanvas" xmlns:mo="http://schemas.microsoft.com/office/mac/office/2008/main" xmlns:mc="http://schemas.openxmlformats.org/markup-compatibility/2006" xmlns:mv="urn:schemas-microsoft-com:mac:vml" xmlns:o="urn:schemas-microsoft-com:office:office" xmlns:r="http://schemas.openxmlformats.org/officeDocument/2006/relationships" xmlns:m="http://schemas.openxmlformats.org/officeDocument/2006/math" xmlns:v="urn:schemas-microsoft-com:vml" xmlns:wp14="http://schemas.microsoft.com/office/word/2010/wordprocessingDrawing" xmlns:wp="http://schemas.openxmlformats.org/drawingml/2006/wordprocessingDrawing" xmlns:w10="urn:schemas-microsoft-com:office:word" xmlns:w14="http://schemas.microsoft.com/office/word/2010/wordml" xmlns:wpg="http://schemas.microsoft.com/office/word/2010/wordprocessingGroup" xmlns:wpi="http://schemas.microsoft.com/office/word/2010/wordprocessingInk" xmlns:wne="http://schemas.microsoft.com/office/word/2006/wordml" xmlns:wps="http://schemas.microsoft.com/office/word/2010/wordprocessingShape">
-      <w:pPr>
-        <w:keepLines/>
-        <w:spacing w:after="0" w:line="230" w:lineRule="exact"/>
-      </w:pPr>
-      <w:r>
-        <w:rPr>
-          <w:rFonts w:ascii="Consolas" w:hAnsi="Consolas"/>
-          <w:sz w:val="20"/>
-          <w:color w:val="000000"/>
-        </w:rPr>
-        <w:t xml:space="preserve">    double[] item = model.items.get(movie.movieId());</w:t>
-      </w:r>
-    </w:p>
-    <w:p xmlns:w="http://schemas.openxmlformats.org/wordprocessingml/2006/main" xmlns:wpc="http://schemas.microsoft.com/office/word/2010/wordprocessingCanvas" xmlns:mo="http://schemas.microsoft.com/office/mac/office/2008/main" xmlns:mc="http://schemas.openxmlformats.org/markup-compatibility/2006" xmlns:mv="urn:schemas-microsoft-com:mac:vml" xmlns:o="urn:schemas-microsoft-com:office:office" xmlns:r="http://schemas.openxmlformats.org/officeDocument/2006/relationships" xmlns:m="http://schemas.openxmlformats.org/officeDocument/2006/math" xmlns:v="urn:schemas-microsoft-com:vml" xmlns:wp14="http://schemas.microsoft.com/office/word/2010/wordprocessingDrawing" xmlns:wp="http://schemas.openxmlformats.org/drawingml/2006/wordprocessingDrawing" xmlns:w10="urn:schemas-microsoft-com:office:word" xmlns:w14="http://schemas.microsoft.com/office/word/2010/wordml" xmlns:wpg="http://schemas.microsoft.com/office/word/2010/wordprocessingGroup" xmlns:wpi="http://schemas.microsoft.com/office/word/2010/wordprocessingInk" xmlns:wne="http://schemas.microsoft.com/office/word/2006/wordml" xmlns:wps="http://schemas.microsoft.com/office/word/2010/wordprocessingShape">
-      <w:pPr>
-        <w:keepLines/>
-        <w:spacing w:after="0" w:line="230" w:lineRule="exact"/>
-      </w:pPr>
-      <w:r>
-        <w:rPr>
-          <w:rFonts w:ascii="Consolas" w:hAnsi="Consolas"/>
-          <w:sz w:val="20"/>
-          <w:color w:val="000000"/>
-        </w:rPr>
-        <w:t xml:space="preserve">    if (vector != null &amp;&amp; item == null) continue;</w:t>
-      </w:r>
-    </w:p>
-    <w:p xmlns:w="http://schemas.openxmlformats.org/wordprocessingml/2006/main" xmlns:wpc="http://schemas.microsoft.com/office/word/2010/wordprocessingCanvas" xmlns:mo="http://schemas.microsoft.com/office/mac/office/2008/main" xmlns:mc="http://schemas.openxmlformats.org/markup-compatibility/2006" xmlns:mv="urn:schemas-microsoft-com:mac:vml" xmlns:o="urn:schemas-microsoft-com:office:office" xmlns:r="http://schemas.openxmlformats.org/officeDocument/2006/relationships" xmlns:m="http://schemas.openxmlformats.org/officeDocument/2006/math" xmlns:v="urn:schemas-microsoft-com:vml" xmlns:wp14="http://schemas.microsoft.com/office/word/2010/wordprocessingDrawing" xmlns:wp="http://schemas.openxmlformats.org/drawingml/2006/wordprocessingDrawing" xmlns:w10="urn:schemas-microsoft-com:office:word" xmlns:w14="http://schemas.microsoft.com/office/word/2010/wordml" xmlns:wpg="http://schemas.microsoft.com/office/word/2010/wordprocessingGroup" xmlns:wpi="http://schemas.microsoft.com/office/word/2010/wordprocessingInk" xmlns:wne="http://schemas.microsoft.com/office/word/2006/wordml" xmlns:wps="http://schemas.microsoft.com/office/word/2010/wordprocessingShape">
-      <w:pPr>
-        <w:keepLines/>
-        <w:spacing w:after="0" w:line="230" w:lineRule="exact"/>
-      </w:pPr>
-      <w:r>
-        <w:rPr>
-          <w:rFonts w:ascii="Consolas" w:hAnsi="Consolas"/>
-          <w:sz w:val="20"/>
-          <w:color w:val="000000"/>
-        </w:rPr>
-        <w:t xml:space="preserve">    double score = vector == null</w:t>
-      </w:r>
-    </w:p>
-    <w:p xmlns:w="http://schemas.openxmlformats.org/wordprocessingml/2006/main" xmlns:wpc="http://schemas.microsoft.com/office/word/2010/wordprocessingCanvas" xmlns:mo="http://schemas.microsoft.com/office/mac/office/2008/main" xmlns:mc="http://schemas.openxmlformats.org/markup-compatibility/2006" xmlns:mv="urn:schemas-microsoft-com:mac:vml" xmlns:o="urn:schemas-microsoft-com:office:office" xmlns:r="http://schemas.openxmlformats.org/officeDocument/2006/relationships" xmlns:m="http://schemas.openxmlformats.org/officeDocument/2006/math" xmlns:v="urn:schemas-microsoft-com:vml" xmlns:wp14="http://schemas.microsoft.com/office/word/2010/wordprocessingDrawing" xmlns:wp="http://schemas.openxmlformats.org/drawingml/2006/wordprocessingDrawing" xmlns:w10="urn:schemas-microsoft-com:office:word" xmlns:w14="http://schemas.microsoft.com/office/word/2010/wordml" xmlns:wpg="http://schemas.microsoft.com/office/word/2010/wordprocessingGroup" xmlns:wpi="http://schemas.microsoft.com/office/word/2010/wordprocessingInk" xmlns:wne="http://schemas.microsoft.com/office/word/2006/wordml" xmlns:wps="http://schemas.microsoft.com/office/word/2010/wordprocessingShape">
-      <w:pPr>
-        <w:keepLines/>
-        <w:spacing w:after="0" w:line="230" w:lineRule="exact"/>
-      </w:pPr>
-      <w:r>
-        <w:rPr>
-          <w:rFonts w:ascii="Consolas" w:hAnsi="Consolas"/>
-          <w:sz w:val="20"/>
-          <w:color w:val="000000"/>
-        </w:rPr>
-        <w:t xml:space="preserve">        ? movie.weightedRating() : dot(vector, item);</w:t>
-      </w:r>
-    </w:p>
-    <w:p xmlns:w="http://schemas.openxmlformats.org/wordprocessingml/2006/main" xmlns:wpc="http://schemas.microsoft.com/office/word/2010/wordprocessingCanvas" xmlns:mo="http://schemas.microsoft.com/office/mac/office/2008/main" xmlns:mc="http://schemas.openxmlformats.org/markup-compatibility/2006" xmlns:mv="urn:schemas-microsoft-com:mac:vml" xmlns:o="urn:schemas-microsoft-com:office:office" xmlns:r="http://schemas.openxmlformats.org/officeDocument/2006/relationships" xmlns:m="http://schemas.openxmlformats.org/officeDocument/2006/math" xmlns:v="urn:schemas-microsoft-com:vml" xmlns:wp14="http://schemas.microsoft.com/office/word/2010/wordprocessingDrawing" xmlns:wp="http://schemas.openxmlformats.org/drawingml/2006/wordprocessingDrawing" xmlns:w10="urn:schemas-microsoft-com:office:word" xmlns:w14="http://schemas.microsoft.com/office/word/2010/wordml" xmlns:wpg="http://schemas.microsoft.com/office/word/2010/wordprocessingGroup" xmlns:wpi="http://schemas.microsoft.com/office/word/2010/wordprocessingInk" xmlns:wne="http://schemas.microsoft.com/office/word/2006/wordml" xmlns:wps="http://schemas.microsoft.com/office/word/2010/wordprocessingShape">
-      <w:pPr>
-        <w:keepLines/>
-        <w:spacing w:after="0" w:line="230" w:lineRule="exact"/>
-      </w:pPr>
-      <w:r>
-        <w:rPr>
-          <w:rFonts w:ascii="Consolas" w:hAnsi="Consolas"/>
-          <w:sz w:val="20"/>
-          <w:color w:val="000000"/>
-        </w:rPr>
-        <w:t xml:space="preserve">    if (Double.isFinite(score))</w:t>
-      </w:r>
-    </w:p>
-    <w:p xmlns:w="http://schemas.openxmlformats.org/wordprocessingml/2006/main" xmlns:wpc="http://schemas.microsoft.com/office/word/2010/wordprocessingCanvas" xmlns:mo="http://schemas.microsoft.com/office/mac/office/2008/main" xmlns:mc="http://schemas.openxmlformats.org/markup-compatibility/2006" xmlns:mv="urn:schemas-microsoft-com:mac:vml" xmlns:o="urn:schemas-microsoft-com:office:office" xmlns:r="http://schemas.openxmlformats.org/officeDocument/2006/relationships" xmlns:m="http://schemas.openxmlformats.org/officeDocument/2006/math" xmlns:v="urn:schemas-microsoft-com:vml" xmlns:wp14="http://schemas.microsoft.com/office/word/2010/wordprocessingDrawing" xmlns:wp="http://schemas.openxmlformats.org/drawingml/2006/wordprocessingDrawing" xmlns:w10="urn:schemas-microsoft-com:office:word" xmlns:w14="http://schemas.microsoft.com/office/word/2010/wordml" xmlns:wpg="http://schemas.microsoft.com/office/word/2010/wordprocessingGroup" xmlns:wpi="http://schemas.microsoft.com/office/word/2010/wordprocessingInk" xmlns:wne="http://schemas.microsoft.com/office/word/2006/wordml" xmlns:wps="http://schemas.microsoft.com/office/word/2010/wordprocessingShape">
-      <w:pPr>
-        <w:keepLines/>
-        <w:spacing w:after="0" w:line="230" w:lineRule="exact"/>
-      </w:pPr>
-      <w:r>
-        <w:rPr>
-          <w:rFonts w:ascii="Consolas" w:hAnsi="Consolas"/>
-          <w:sz w:val="20"/>
-          <w:color w:val="000000"/>
-        </w:rPr>
-        <w:t xml:space="preserve">        result.add(new Recommendation(movie.movieId(),</w:t>
-      </w:r>
-    </w:p>
-    <w:p xmlns:w="http://schemas.openxmlformats.org/wordprocessingml/2006/main" xmlns:wpc="http://schemas.microsoft.com/office/word/2010/wordprocessingCanvas" xmlns:mo="http://schemas.microsoft.com/office/mac/office/2008/main" xmlns:mc="http://schemas.openxmlformats.org/markup-compatibility/2006" xmlns:mv="urn:schemas-microsoft-com:mac:vml" xmlns:o="urn:schemas-microsoft-com:office:office" xmlns:r="http://schemas.openxmlformats.org/officeDocument/2006/relationships" xmlns:m="http://schemas.openxmlformats.org/officeDocument/2006/math" xmlns:v="urn:schemas-microsoft-com:vml" xmlns:wp14="http://schemas.microsoft.com/office/word/2010/wordprocessingDrawing" xmlns:wp="http://schemas.openxmlformats.org/drawingml/2006/wordprocessingDrawing" xmlns:w10="urn:schemas-microsoft-com:office:word" xmlns:w14="http://schemas.microsoft.com/office/word/2010/wordml" xmlns:wpg="http://schemas.microsoft.com/office/word/2010/wordprocessingGroup" xmlns:wpi="http://schemas.microsoft.com/office/word/2010/wordprocessingInk" xmlns:wne="http://schemas.microsoft.com/office/word/2006/wordml" xmlns:wps="http://schemas.microsoft.com/office/word/2010/wordprocessingShape">
-      <w:pPr>
-        <w:keepLines/>
-        <w:spacing w:after="0" w:line="230" w:lineRule="exact"/>
-      </w:pPr>
-      <w:r>
-        <w:rPr>
-          <w:rFonts w:ascii="Consolas" w:hAnsi="Consolas"/>
-          <w:sz w:val="20"/>
-          <w:color w:val="000000"/>
-        </w:rPr>
-        <w:t xml:space="preserve">            movie.title(), movie.genres(), movie.ratingCount(),</w:t>
-      </w:r>
-    </w:p>
-    <w:p xmlns:w="http://schemas.openxmlformats.org/wordprocessingml/2006/main" xmlns:wpc="http://schemas.microsoft.com/office/word/2010/wordprocessingCanvas" xmlns:mo="http://schemas.microsoft.com/office/mac/office/2008/main" xmlns:mc="http://schemas.openxmlformats.org/markup-compatibility/2006" xmlns:mv="urn:schemas-microsoft-com:mac:vml" xmlns:o="urn:schemas-microsoft-com:office:office" xmlns:r="http://schemas.openxmlformats.org/officeDocument/2006/relationships" xmlns:m="http://schemas.openxmlformats.org/officeDocument/2006/math" xmlns:v="urn:schemas-microsoft-com:vml" xmlns:wp14="http://schemas.microsoft.com/office/word/2010/wordprocessingDrawing" xmlns:wp="http://schemas.openxmlformats.org/drawingml/2006/wordprocessingDrawing" xmlns:w10="urn:schemas-microsoft-com:office:word" xmlns:w14="http://schemas.microsoft.com/office/word/2010/wordml" xmlns:wpg="http://schemas.microsoft.com/office/word/2010/wordprocessingGroup" xmlns:wpi="http://schemas.microsoft.com/office/word/2010/wordprocessingInk" xmlns:wne="http://schemas.microsoft.com/office/word/2006/wordml" xmlns:wps="http://schemas.microsoft.com/office/word/2010/wordprocessingShape">
-      <w:pPr>
-        <w:keepLines/>
-        <w:spacing w:after="0" w:line="230" w:lineRule="exact"/>
-      </w:pPr>
-      <w:r>
-        <w:rPr>
-          <w:rFonts w:ascii="Consolas" w:hAnsi="Consolas"/>
-          <w:sz w:val="20"/>
-          <w:color w:val="000000"/>
-        </w:rPr>
-        <w:t xml:space="preserve">            movie.averageRating(), score));</w:t>
-      </w:r>
-    </w:p>
-    <w:p xmlns:w="http://schemas.openxmlformats.org/wordprocessingml/2006/main" xmlns:wpc="http://schemas.microsoft.com/office/word/2010/wordprocessingCanvas" xmlns:mo="http://schemas.microsoft.com/office/mac/office/2008/main" xmlns:mc="http://schemas.openxmlformats.org/markup-compatibility/2006" xmlns:mv="urn:schemas-microsoft-com:mac:vml" xmlns:o="urn:schemas-microsoft-com:office:office" xmlns:r="http://schemas.openxmlformats.org/officeDocument/2006/relationships" xmlns:m="http://schemas.openxmlformats.org/officeDocument/2006/math" xmlns:v="urn:schemas-microsoft-com:vml" xmlns:wp14="http://schemas.microsoft.com/office/word/2010/wordprocessingDrawing" xmlns:wp="http://schemas.openxmlformats.org/drawingml/2006/wordprocessingDrawing" xmlns:w10="urn:schemas-microsoft-com:office:word" xmlns:w14="http://schemas.microsoft.com/office/word/2010/wordml" xmlns:wpg="http://schemas.microsoft.com/office/word/2010/wordprocessingGroup" xmlns:wpi="http://schemas.microsoft.com/office/word/2010/wordprocessingInk" xmlns:wne="http://schemas.microsoft.com/office/word/2006/wordml" xmlns:wps="http://schemas.microsoft.com/office/word/2010/wordprocessingShape">
-      <w:pPr>
-        <w:keepLines/>
-        <w:spacing w:after="0" w:line="230" w:lineRule="exact"/>
-      </w:pPr>
-      <w:r>
-        <w:rPr>
-          <w:rFonts w:ascii="Consolas" w:hAnsi="Consolas"/>
-          <w:sz w:val="20"/>
-          <w:color w:val="000000"/>
-        </w:rPr>
         <w:t>}</w:t>
-      </w:r>
-    </w:p>
-    <w:p xmlns:w="http://schemas.openxmlformats.org/wordprocessingml/2006/main" xmlns:wpc="http://schemas.microsoft.com/office/word/2010/wordprocessingCanvas" xmlns:mo="http://schemas.microsoft.com/office/mac/office/2008/main" xmlns:mc="http://schemas.openxmlformats.org/markup-compatibility/2006" xmlns:mv="urn:schemas-microsoft-com:mac:vml" xmlns:o="urn:schemas-microsoft-com:office:office" xmlns:r="http://schemas.openxmlformats.org/officeDocument/2006/relationships" xmlns:m="http://schemas.openxmlformats.org/officeDocument/2006/math" xmlns:v="urn:schemas-microsoft-com:vml" xmlns:wp14="http://schemas.microsoft.com/office/word/2010/wordprocessingDrawing" xmlns:wp="http://schemas.openxmlformats.org/drawingml/2006/wordprocessingDrawing" xmlns:w10="urn:schemas-microsoft-com:office:word" xmlns:w14="http://schemas.microsoft.com/office/word/2010/wordml" xmlns:wpg="http://schemas.microsoft.com/office/word/2010/wordprocessingGroup" xmlns:wpi="http://schemas.microsoft.com/office/word/2010/wordprocessingInk" xmlns:wne="http://schemas.microsoft.com/office/word/2006/wordml" xmlns:wps="http://schemas.microsoft.com/office/word/2010/wordprocessingShape">
-      <w:pPr>
-        <w:spacing w:after="100"/>
-        <w:keepLines/>
-        <w:numPr>
-          <w:ilvl w:val="0"/>
-          <w:numId w:val="1"/>
-        </w:numPr>
-        <w:ind w:left="317" w:hanging="173"/>
-      </w:pPr>
-      <w:r>
-        <w:rPr>
-          <w:rFonts w:ascii="Times New Roman" w:hAnsi="Times New Roman"/>
-          <w:b w:val="0"/>
-          <w:sz w:val="28"/>
-          <w:color w:val="000000"/>
-        </w:rPr>
-        <w:t>The first checks remove rated movies and candidates that fail the selected filters.</w:t>
-      </w:r>
-    </w:p>
-    <w:p xmlns:w="http://schemas.openxmlformats.org/wordprocessingml/2006/main" xmlns:wpc="http://schemas.microsoft.com/office/word/2010/wordprocessingCanvas" xmlns:mo="http://schemas.microsoft.com/office/mac/office/2008/main" xmlns:mc="http://schemas.openxmlformats.org/markup-compatibility/2006" xmlns:mv="urn:schemas-microsoft-com:mac:vml" xmlns:o="urn:schemas-microsoft-com:office:office" xmlns:r="http://schemas.openxmlformats.org/officeDocument/2006/relationships" xmlns:m="http://schemas.openxmlformats.org/officeDocument/2006/math" xmlns:v="urn:schemas-microsoft-com:vml" xmlns:wp14="http://schemas.microsoft.com/office/word/2010/wordprocessingDrawing" xmlns:wp="http://schemas.openxmlformats.org/drawingml/2006/wordprocessingDrawing" xmlns:w10="urn:schemas-microsoft-com:office:word" xmlns:w14="http://schemas.microsoft.com/office/word/2010/wordml" xmlns:wpg="http://schemas.microsoft.com/office/word/2010/wordprocessingGroup" xmlns:wpi="http://schemas.microsoft.com/office/word/2010/wordprocessingInk" xmlns:wne="http://schemas.microsoft.com/office/word/2006/wordml" xmlns:wps="http://schemas.microsoft.com/office/word/2010/wordprocessingShape">
-      <w:pPr>
-        <w:spacing w:after="100"/>
-        <w:keepLines/>
-        <w:numPr>
-          <w:ilvl w:val="0"/>
-          <w:numId w:val="1"/>
-        </w:numPr>
-        <w:ind w:left="317" w:hanging="173"/>
-      </w:pPr>
-      <w:r>
-        <w:rPr>
-          <w:rFonts w:ascii="Times New Roman" w:hAnsi="Times New Roman"/>
-          <w:b w:val="0"/>
-          <w:sz w:val="28"/>
-          <w:color w:val="000000"/>
-        </w:rPr>
-        <w:t>Known users receive a factor dot-product score. An unknown user receives the weighted popularity score.</w:t>
-      </w:r>
-    </w:p>
-    <w:p xmlns:w="http://schemas.openxmlformats.org/wordprocessingml/2006/main" xmlns:wpc="http://schemas.microsoft.com/office/word/2010/wordprocessingCanvas" xmlns:mo="http://schemas.microsoft.com/office/mac/office/2008/main" xmlns:mc="http://schemas.openxmlformats.org/markup-compatibility/2006" xmlns:mv="urn:schemas-microsoft-com:mac:vml" xmlns:o="urn:schemas-microsoft-com:office:office" xmlns:r="http://schemas.openxmlformats.org/officeDocument/2006/relationships" xmlns:m="http://schemas.openxmlformats.org/officeDocument/2006/math" xmlns:v="urn:schemas-microsoft-com:vml" xmlns:wp14="http://schemas.microsoft.com/office/word/2010/wordprocessingDrawing" xmlns:wp="http://schemas.openxmlformats.org/drawingml/2006/wordprocessingDrawing" xmlns:w10="urn:schemas-microsoft-com:office:word" xmlns:w14="http://schemas.microsoft.com/office/word/2010/wordml" xmlns:wpg="http://schemas.microsoft.com/office/word/2010/wordprocessingGroup" xmlns:wpi="http://schemas.microsoft.com/office/word/2010/wordprocessingInk" xmlns:wne="http://schemas.microsoft.com/office/word/2006/wordml" xmlns:wps="http://schemas.microsoft.com/office/word/2010/wordprocessingShape">
-      <w:pPr>
-        <w:spacing w:after="100"/>
-        <w:keepLines/>
-        <w:numPr>
-          <w:ilvl w:val="0"/>
-          <w:numId w:val="1"/>
-        </w:numPr>
-        <w:ind w:left="317" w:hanging="173"/>
-      </w:pPr>
-      <w:r>
-        <w:rPr>
-          <w:rFonts w:ascii="Times New Roman" w:hAnsi="Times New Roman"/>
-          <w:b w:val="0"/>
-          <w:sz w:val="28"/>
-          <w:color w:val="000000"/>
-        </w:rPr>
-        <w:t>Results are sorted by descending score. Rating count, title and movie ID provide a consistent order when scores tie.</w:t>
       </w:r>
     </w:p>
     <w:p xmlns:w="http://schemas.openxmlformats.org/wordprocessingml/2006/main" xmlns:wpc="http://schemas.microsoft.com/office/word/2010/wordprocessingCanvas" xmlns:mo="http://schemas.microsoft.com/office/mac/office/2008/main" xmlns:mc="http://schemas.openxmlformats.org/markup-compatibility/2006" xmlns:mv="urn:schemas-microsoft-com:mac:vml" xmlns:o="urn:schemas-microsoft-com:office:office" xmlns:r="http://schemas.openxmlformats.org/officeDocument/2006/relationships" xmlns:m="http://schemas.openxmlformats.org/officeDocument/2006/math" xmlns:v="urn:schemas-microsoft-com:vml" xmlns:wp14="http://schemas.microsoft.com/office/word/2010/wordprocessingDrawing" xmlns:wp="http://schemas.openxmlformats.org/drawingml/2006/wordprocessingDrawing" xmlns:w10="urn:schemas-microsoft-com:office:word" xmlns:w14="http://schemas.microsoft.com/office/word/2010/wordml" xmlns:wpg="http://schemas.microsoft.com/office/word/2010/wordprocessingGroup" xmlns:wpi="http://schemas.microsoft.com/office/word/2010/wordprocessingInk" xmlns:wne="http://schemas.microsoft.com/office/word/2006/wordml" xmlns:wps="http://schemas.microsoft.com/office/word/2010/wordprocessingShape">
